--- a/plantillas_maestras/03_seguro_desgravamen/negativa_cobertura/1_ddo_banco_o_financiera/mujer/TPL_3523_2025_SEGURO_DESGRAVAMEN_NEGATIVA_COBERTURA_BANCO_MUJER_R1.docx
+++ b/plantillas_maestras/03_seguro_desgravamen/negativa_cobertura/1_ddo_banco_o_financiera/mujer/TPL_3523_2025_SEGURO_DESGRAVAMEN_NEGATIVA_COBERTURA_BANCO_MUJER_R1.docx
@@ -383,7 +383,7 @@
           <w14:ligatures w14:val="none"/>
         </w:rPr>
         <w:tab/>
-        <w:t xml:space="preserve">:       </w:t>
+        <w:t xml:space="preserve">: </w:t>
       </w:r>
       <w:r>
         <w:rPr>
@@ -818,7 +818,7 @@
           <w:lang w:val="es-ES" w:eastAsia="es-ES"/>
           <w14:ligatures w14:val="none"/>
         </w:rPr>
-        <w:t>infracciones a la Ley N°29571, Código de Protección y Defensa del Consumidor (en adelante, Código)</w:t>
+        <w:t>infracciones a la Ley 29571, Código de Protección y Defensa del Consumidor (en adelante, Código)</w:t>
       </w:r>
       <w:r>
         <w:rPr>
@@ -902,7 +902,7 @@
           <w:lang w:eastAsia="es-ES"/>
           <w14:ligatures w14:val="none"/>
         </w:rPr>
-        <w:t xml:space="preserve"> el Banco diversos productos financieros, consistentes en la Tarjeta de crédito N° 6****85-1, con un monto de deuda de S/ 3 417,95; la Tarjeta de crédito N° 8****30-1, respecto de la con un monto de deuda de S/ 17 242,51; así como el Crédito efectivo N° 0****52, con un saldo deudor de S/ 26 586,98</w:t>
+        <w:t xml:space="preserve"> el Banco diversos productos financieros, consistentes en la Tarjeta de crédito 6****85-1, con un monto de deuda de S/ 3 417,95; la Tarjeta de crédito 8****30-1, respecto de la con un monto de deuda de S/ 17 242,51; así como el Crédito efectivo 0****52, con un saldo deudor de S/ 26 586,98</w:t>
       </w:r>
       <w:r>
         <w:rPr>
@@ -1008,7 +1008,7 @@
           <w:lang w:eastAsia="es-ES"/>
           <w14:ligatures w14:val="none"/>
         </w:rPr>
-        <w:t xml:space="preserve">, a través de su página web de registro de siniestros, la solicitud N° CIS-A92537 para la activación del </w:t>
+        <w:t xml:space="preserve">, a través de su página web de registro de siniestros, la solicitud CIS-A92537 para la activación del </w:t>
       </w:r>
       <w:r>
         <w:rPr>
@@ -1555,7 +1555,7 @@
           <w:lang w:val="es-ES" w:eastAsia="es-ES"/>
           <w14:ligatures w14:val="none"/>
         </w:rPr>
-        <w:t>Nº</w:t>
+        <w:t/>
       </w:r>
       <w:proofErr w:type="spellEnd"/>
       <w:r>
@@ -1840,7 +1840,7 @@
           <w:lang w:eastAsia="es-PE"/>
           <w14:ligatures w14:val="none"/>
         </w:rPr>
-        <w:t>Técnica de la Comisión de Protección al Consumidor N°1 (en adelante, la Secretaría Técnica), en ejercicio de sus facultades</w:t>
+        <w:t>Técnica de la Comisión de Protección al Consumidor 1 (en adelante, la Secretaría Técnica), en ejercicio de sus facultades</w:t>
       </w:r>
       <w:r>
         <w:rPr>
@@ -1898,7 +1898,7 @@
           <w:lang w:eastAsia="es-PE"/>
           <w14:ligatures w14:val="none"/>
         </w:rPr>
-        <w:t>N°</w:t>
+        <w:t/>
       </w:r>
       <w:proofErr w:type="spellEnd"/>
       <w:r>
@@ -1928,7 +1928,7 @@
           <w:lang w:eastAsia="es-PE"/>
           <w14:ligatures w14:val="none"/>
         </w:rPr>
-        <w:t>°</w:t>
+        <w:t/>
       </w:r>
       <w:r>
         <w:rPr>
@@ -1946,7 +1946,7 @@
           <w:lang w:eastAsia="es-PE"/>
           <w14:ligatures w14:val="none"/>
         </w:rPr>
-        <w:t>°</w:t>
+        <w:t/>
       </w:r>
       <w:r>
         <w:rPr>
@@ -2053,7 +2053,7 @@
           <w:lang w:eastAsia="es-PE"/>
           <w14:ligatures w14:val="none"/>
         </w:rPr>
-        <w:t>N°</w:t>
+        <w:t/>
       </w:r>
       <w:proofErr w:type="spellEnd"/>
       <w:r>
@@ -2092,7 +2092,7 @@
           <w:lang w:eastAsia="es-PE"/>
           <w14:ligatures w14:val="none"/>
         </w:rPr>
-        <w:t>°</w:t>
+        <w:t/>
       </w:r>
       <w:r>
         <w:rPr>
@@ -2110,7 +2110,7 @@
           <w:lang w:eastAsia="es-PE"/>
           <w14:ligatures w14:val="none"/>
         </w:rPr>
-        <w:t>°</w:t>
+        <w:t/>
       </w:r>
       <w:r>
         <w:rPr>
@@ -2129,7 +2129,7 @@
           <w:lang w:eastAsia="es-PE"/>
           <w14:ligatures w14:val="none"/>
         </w:rPr>
-        <w:t xml:space="preserve">.  </w:t>
+        <w:t xml:space="preserve">. </w:t>
       </w:r>
     </w:p>
     <w:bookmarkEnd w:id="7"/>
@@ -2207,7 +2207,7 @@
           <w:lang w:eastAsia="es-PE"/>
           <w14:ligatures w14:val="none"/>
         </w:rPr>
-        <w:t>N°</w:t>
+        <w:t/>
       </w:r>
       <w:proofErr w:type="spellEnd"/>
       <w:r>
@@ -2237,7 +2237,7 @@
           <w:lang w:eastAsia="es-PE"/>
           <w14:ligatures w14:val="none"/>
         </w:rPr>
-        <w:t>°</w:t>
+        <w:t/>
       </w:r>
       <w:r>
         <w:rPr>
@@ -2255,7 +2255,7 @@
           <w:lang w:eastAsia="es-PE"/>
           <w14:ligatures w14:val="none"/>
         </w:rPr>
-        <w:t>°</w:t>
+        <w:t/>
       </w:r>
       <w:r>
         <w:rPr>
@@ -2346,7 +2346,7 @@
           <w:lang w:eastAsia="es-PE"/>
           <w14:ligatures w14:val="none"/>
         </w:rPr>
-        <w:t>°</w:t>
+        <w:t/>
       </w:r>
       <w:r>
         <w:rPr>
@@ -2364,7 +2364,7 @@
           <w:lang w:eastAsia="es-PE"/>
           <w14:ligatures w14:val="none"/>
         </w:rPr>
-        <w:t>°</w:t>
+        <w:t/>
       </w:r>
       <w:r>
         <w:rPr>
@@ -2383,7 +2383,7 @@
           <w:lang w:eastAsia="es-PE"/>
           <w14:ligatures w14:val="none"/>
         </w:rPr>
-        <w:t xml:space="preserve">.    </w:t>
+        <w:t xml:space="preserve">. </w:t>
       </w:r>
     </w:p>
     <w:p>
@@ -2481,7 +2481,7 @@
           <w:lang w:eastAsia="es-PE"/>
           <w14:ligatures w14:val="none"/>
         </w:rPr>
-        <w:t>N°</w:t>
+        <w:t/>
       </w:r>
       <w:proofErr w:type="spellEnd"/>
       <w:r>
@@ -2505,7 +2505,7 @@
           <w:lang w:eastAsia="es-PE"/>
           <w14:ligatures w14:val="none"/>
         </w:rPr>
-        <w:t>N°</w:t>
+        <w:t/>
       </w:r>
       <w:proofErr w:type="spellEnd"/>
       <w:r>
@@ -2529,7 +2529,7 @@
           <w:lang w:eastAsia="es-PE"/>
           <w14:ligatures w14:val="none"/>
         </w:rPr>
-        <w:t>N°</w:t>
+        <w:t/>
       </w:r>
       <w:proofErr w:type="spellEnd"/>
       <w:r>
@@ -2559,7 +2559,7 @@
           <w:lang w:eastAsia="es-PE"/>
           <w14:ligatures w14:val="none"/>
         </w:rPr>
-        <w:t>°</w:t>
+        <w:t/>
       </w:r>
       <w:r>
         <w:rPr>
@@ -2577,7 +2577,7 @@
           <w:lang w:eastAsia="es-PE"/>
           <w14:ligatures w14:val="none"/>
         </w:rPr>
-        <w:t>°</w:t>
+        <w:t/>
       </w:r>
       <w:r>
         <w:rPr>
@@ -2694,7 +2694,7 @@
           <w:lang w:eastAsia="es-PE"/>
           <w14:ligatures w14:val="none"/>
         </w:rPr>
-        <w:t>°</w:t>
+        <w:t/>
       </w:r>
       <w:r>
         <w:rPr>
@@ -2712,7 +2712,7 @@
           <w:lang w:eastAsia="es-PE"/>
           <w14:ligatures w14:val="none"/>
         </w:rPr>
-        <w:t>°</w:t>
+        <w:t/>
       </w:r>
       <w:r>
         <w:rPr>
@@ -3070,7 +3070,7 @@
           <w:lang w:eastAsia="es-ES"/>
           <w14:ligatures w14:val="none"/>
         </w:rPr>
-        <w:t>N°</w:t>
+        <w:t/>
       </w:r>
       <w:proofErr w:type="spellEnd"/>
       <w:r>
@@ -3092,7 +3092,7 @@
           <w:lang w:eastAsia="es-ES"/>
           <w14:ligatures w14:val="none"/>
         </w:rPr>
-        <w:t>N°</w:t>
+        <w:t/>
       </w:r>
       <w:proofErr w:type="spellEnd"/>
       <w:r>
@@ -3114,7 +3114,7 @@
           <w:lang w:eastAsia="es-ES"/>
           <w14:ligatures w14:val="none"/>
         </w:rPr>
-        <w:t>N°</w:t>
+        <w:t/>
       </w:r>
       <w:proofErr w:type="spellEnd"/>
       <w:r>
@@ -3178,7 +3178,7 @@
           <w:lang w:eastAsia="es-ES"/>
           <w14:ligatures w14:val="none"/>
         </w:rPr>
-        <w:t>N°</w:t>
+        <w:t/>
       </w:r>
       <w:proofErr w:type="spellEnd"/>
       <w:r>
@@ -3200,7 +3200,7 @@
           <w:lang w:eastAsia="es-ES"/>
           <w14:ligatures w14:val="none"/>
         </w:rPr>
-        <w:t>N°</w:t>
+        <w:t/>
       </w:r>
       <w:proofErr w:type="spellEnd"/>
       <w:r>
@@ -3222,7 +3222,7 @@
           <w:lang w:eastAsia="es-ES"/>
           <w14:ligatures w14:val="none"/>
         </w:rPr>
-        <w:t>N°</w:t>
+        <w:t/>
       </w:r>
       <w:proofErr w:type="spellEnd"/>
       <w:r>
@@ -3402,7 +3402,7 @@
           <w:lang w:val="es-ES" w:eastAsia="es-ES"/>
           <w14:ligatures w14:val="none"/>
         </w:rPr>
-        <w:t>N°</w:t>
+        <w:t/>
       </w:r>
       <w:proofErr w:type="spellEnd"/>
       <w:r>
@@ -3424,7 +3424,7 @@
           <w:lang w:val="es-ES" w:eastAsia="es-ES"/>
           <w14:ligatures w14:val="none"/>
         </w:rPr>
-        <w:t>N°</w:t>
+        <w:t/>
       </w:r>
       <w:proofErr w:type="spellEnd"/>
       <w:r>
@@ -3446,7 +3446,7 @@
           <w:lang w:val="es-ES" w:eastAsia="es-ES"/>
           <w14:ligatures w14:val="none"/>
         </w:rPr>
-        <w:t>N°</w:t>
+        <w:t/>
       </w:r>
       <w:proofErr w:type="spellEnd"/>
       <w:r>
@@ -3553,7 +3553,7 @@
           <w:lang w:eastAsia="es-PE"/>
           <w14:ligatures w14:val="none"/>
         </w:rPr>
-        <w:t xml:space="preserve">RESOLUCIÓN DE LA SECRETARÍA TÉCNICA  </w:t>
+        <w:t xml:space="preserve">RESOLUCIÓN DE LA SECRETARÍA TÉCNICA </w:t>
       </w:r>
     </w:p>
     <w:p>
@@ -3802,7 +3802,7 @@
           <w:lang w:eastAsia="es-PE"/>
           <w14:ligatures w14:val="none"/>
         </w:rPr>
-        <w:t xml:space="preserve"> infracción a los artículos 18° y 19°</w:t>
+        <w:t xml:space="preserve"> infracción a los artículos 18 y 19</w:t>
       </w:r>
       <w:r>
         <w:rPr>
@@ -3941,7 +3941,7 @@
           <w:lang w:eastAsia="es-ES"/>
           <w14:ligatures w14:val="none"/>
         </w:rPr>
-        <w:t xml:space="preserve">Tarjeta de crédito N° 6****85-1 </w:t>
+        <w:t xml:space="preserve">Tarjeta de crédito 6****85-1 </w:t>
       </w:r>
       <w:r>
         <w:rPr>
@@ -4027,7 +4027,7 @@
           <w:lang w:eastAsia="es-PE"/>
           <w14:ligatures w14:val="none"/>
         </w:rPr>
-        <w:t xml:space="preserve"> infracción a los artículos 18° y 19°</w:t>
+        <w:t xml:space="preserve"> infracción a los artículos 18 y 19</w:t>
       </w:r>
       <w:r>
         <w:rPr>
@@ -4076,7 +4076,7 @@
           <w:lang w:eastAsia="es-ES"/>
           <w14:ligatures w14:val="none"/>
         </w:rPr>
-        <w:t xml:space="preserve">Tarjeta de crédito N° 8****30-1 </w:t>
+        <w:t xml:space="preserve">Tarjeta de crédito 8****30-1 </w:t>
       </w:r>
       <w:r>
         <w:rPr>
@@ -4152,7 +4152,7 @@
           <w:lang w:eastAsia="es-PE"/>
           <w14:ligatures w14:val="none"/>
         </w:rPr>
-        <w:t xml:space="preserve"> infracción a los artículos 18° y 19°</w:t>
+        <w:t xml:space="preserve"> infracción a los artículos 18 y 19</w:t>
       </w:r>
       <w:r>
         <w:rPr>
@@ -4201,7 +4201,7 @@
           <w:lang w:eastAsia="es-ES"/>
           <w14:ligatures w14:val="none"/>
         </w:rPr>
-        <w:t xml:space="preserve">Crédito efectivo N° 0****521 </w:t>
+        <w:t xml:space="preserve">Crédito efectivo 0****521 </w:t>
       </w:r>
       <w:r>
         <w:rPr>
@@ -4277,7 +4277,7 @@
           <w:lang w:eastAsia="es-PE"/>
           <w14:ligatures w14:val="none"/>
         </w:rPr>
-        <w:t xml:space="preserve"> infracción a los artículos 18° y 19°</w:t>
+        <w:t xml:space="preserve"> infracción a los artículos 18 y 19</w:t>
       </w:r>
       <w:r>
         <w:rPr>
@@ -4410,7 +4410,7 @@
           <w:lang w:eastAsia="es-PE"/>
           <w14:ligatures w14:val="none"/>
         </w:rPr>
-        <w:t xml:space="preserve"> infracción a los artículos 18° y 19°</w:t>
+        <w:t xml:space="preserve"> infracción a los artículos 18 y 19</w:t>
       </w:r>
       <w:r>
         <w:rPr>
@@ -4460,7 +4460,7 @@
           <w:lang w:eastAsia="es-ES"/>
           <w14:ligatures w14:val="none"/>
         </w:rPr>
-        <w:t>habría continuado cobrando a la denunciante las deudas de la Tarjeta de crédito N° 6****85-1, la Tarjeta de crédito N° 8****30-1 y el Crédito efectivo N° 0****52, generando intereses y afectando su situación económica</w:t>
+        <w:t>habría continuado cobrando a la denunciante las deudas de la Tarjeta de crédito 6****85-1, la Tarjeta de crédito 8****30-1 y el Crédito efectivo 0****52, generando intereses y afectando su situación económica</w:t>
       </w:r>
       <w:r>
         <w:rPr>
@@ -4530,7 +4530,7 @@
           <w:lang w:eastAsia="es-PE"/>
           <w14:ligatures w14:val="none"/>
         </w:rPr>
-        <w:t xml:space="preserve"> infracción a los artículos 18° y 19°</w:t>
+        <w:t xml:space="preserve"> infracción a los artículos 18 y 19</w:t>
       </w:r>
       <w:r>
         <w:rPr>
@@ -4940,7 +4940,7 @@
           <w:lang w:eastAsia="es-PE"/>
           <w14:ligatures w14:val="none"/>
         </w:rPr>
-        <w:t>°</w:t>
+        <w:t/>
       </w:r>
       <w:r>
         <w:rPr>
@@ -5018,7 +5018,7 @@
           <w:lang w:eastAsia="es-PE"/>
           <w14:ligatures w14:val="none"/>
         </w:rPr>
-        <w:t>°</w:t>
+        <w:t/>
       </w:r>
       <w:r>
         <w:rPr>
@@ -5239,7 +5239,7 @@
           <w:lang w:eastAsia="es-PE"/>
           <w14:ligatures w14:val="none"/>
         </w:rPr>
-        <w:t>°</w:t>
+        <w:t/>
       </w:r>
       <w:r>
         <w:rPr>
@@ -5416,7 +5416,7 @@
           <w:lang w:eastAsia="es-ES"/>
           <w14:ligatures w14:val="none"/>
         </w:rPr>
-        <w:t xml:space="preserve">Tarjeta de crédito N° 6****85-1, la Tarjeta de crédito N° 8****30-1 y el Crédito efectivo N° 0****52 </w:t>
+        <w:t xml:space="preserve">Tarjeta de crédito 6****85-1, la Tarjeta de crédito 8****30-1 y el Crédito efectivo 0****52 </w:t>
       </w:r>
       <w:r>
         <w:rPr>
@@ -5469,7 +5469,7 @@
           <w:lang w:eastAsia="es-ES"/>
           <w14:ligatures w14:val="none"/>
         </w:rPr>
-        <w:t>Tarjeta de crédito N° 6****85-1, la Tarjeta de crédito N° 8****30-1 y el Crédito efectivo N° 0****52 fue justificada</w:t>
+        <w:t>Tarjeta de crédito 6****85-1, la Tarjeta de crédito 8****30-1 y el Crédito efectivo 0****52 fue justificada</w:t>
       </w:r>
       <w:r>
         <w:rPr>
@@ -5680,7 +5680,7 @@
           <w:lang w:eastAsia="es-ES"/>
           <w14:ligatures w14:val="none"/>
         </w:rPr>
-        <w:t xml:space="preserve">Tarjeta de crédito N° 6****85-1, la Tarjeta de crédito N° 8****30-1 y el Crédito efectivo N° 0****52 </w:t>
+        <w:t xml:space="preserve">Tarjeta de crédito 6****85-1, la Tarjeta de crédito 8****30-1 y el Crédito efectivo 0****52 </w:t>
       </w:r>
       <w:r>
         <w:rPr>
@@ -5831,7 +5831,7 @@
           <w:lang w:eastAsia="es-PE"/>
           <w14:ligatures w14:val="none"/>
         </w:rPr>
-        <w:t>°</w:t>
+        <w:t/>
       </w:r>
       <w:r>
         <w:rPr>
@@ -5872,7 +5872,7 @@
           <w:lang w:eastAsia="es-PE"/>
           <w14:ligatures w14:val="none"/>
         </w:rPr>
-        <w:t>°</w:t>
+        <w:t/>
       </w:r>
       <w:r>
         <w:rPr>
@@ -5892,7 +5892,7 @@
           <w:lang w:eastAsia="es-PE"/>
           <w14:ligatures w14:val="none"/>
         </w:rPr>
-        <w:t>°</w:t>
+        <w:t/>
       </w:r>
       <w:r>
         <w:rPr>
@@ -5912,7 +5912,7 @@
           <w:lang w:eastAsia="es-PE"/>
           <w14:ligatures w14:val="none"/>
         </w:rPr>
-        <w:t>°</w:t>
+        <w:t/>
       </w:r>
       <w:r>
         <w:rPr>
@@ -5965,7 +5965,7 @@
           <w:lang w:eastAsia="es-PE"/>
           <w14:ligatures w14:val="none"/>
         </w:rPr>
-        <w:t>°</w:t>
+        <w:t/>
       </w:r>
       <w:r>
         <w:rPr>
@@ -6051,7 +6051,7 @@
           <w:lang w:eastAsia="es-PE"/>
           <w14:ligatures w14:val="none"/>
         </w:rPr>
-        <w:t>°</w:t>
+        <w:t/>
       </w:r>
       <w:r>
         <w:rPr>
@@ -6126,7 +6126,7 @@
           <w:lang w:eastAsia="es-PE"/>
           <w14:ligatures w14:val="none"/>
         </w:rPr>
-        <w:t>°</w:t>
+        <w:t/>
       </w:r>
       <w:r>
         <w:rPr>
@@ -6134,7 +6134,7 @@
           <w:kern w:val="0"/>
           <w14:ligatures w14:val="none"/>
         </w:rPr>
-        <w:t xml:space="preserve"> del Decreto Legislativo N° 807</w:t>
+        <w:t xml:space="preserve"> del Decreto Legislativo 807</w:t>
       </w:r>
       <w:r>
         <w:rPr>
@@ -6406,7 +6406,7 @@
           <w:lang w:eastAsia="es-PE"/>
           <w14:ligatures w14:val="none"/>
         </w:rPr>
-        <w:t>°</w:t>
+        <w:t/>
       </w:r>
       <w:r>
         <w:rPr>
@@ -6430,7 +6430,7 @@
           <w:lang w:eastAsia="es-PE"/>
           <w14:ligatures w14:val="none"/>
         </w:rPr>
-        <w:t>°</w:t>
+        <w:t/>
       </w:r>
       <w:r>
         <w:rPr>
@@ -6704,7 +6704,7 @@
           <w:kern w:val="0"/>
           <w14:ligatures w14:val="none"/>
         </w:rPr>
-        <w:t>Comisión de Protección al Consumidor N° 1</w:t>
+        <w:t>Comisión de Protección al Consumidor 1</w:t>
       </w:r>
     </w:p>
     <w:p>
@@ -6935,7 +6935,7 @@
           <w:sz w:val="14"/>
           <w:szCs w:val="14"/>
         </w:rPr>
-        <w:t>DOCUMENTO DE TRASLADO N° 008-2025-CPC-TAC/INDECOPI</w:t>
+        <w:t>DOCUMENTO DE TRASLADO 008-2025-CPC-TAC/INDECOPI</w:t>
       </w:r>
       <w:r>
         <w:rPr>
@@ -7108,7 +7108,7 @@
           <w:sz w:val="14"/>
           <w:szCs w:val="14"/>
         </w:rPr>
-        <w:t xml:space="preserve">  </w:t>
+        <w:t xml:space="preserve"> </w:t>
       </w:r>
       <w:r>
         <w:rPr>
@@ -7126,7 +7126,7 @@
           <w:sz w:val="14"/>
           <w:szCs w:val="14"/>
         </w:rPr>
-        <w:t xml:space="preserve">LEY N° 29571, CÓDIGO DE PROTECCIÓN Y DEFENSA DEL CONSUMIDOR, publicado el 2 de setiembre de 2010 y modificado por Decreto Legislativo N° 1308 </w:t>
+        <w:t xml:space="preserve">LEY 29571, CÓDIGO DE PROTECCIÓN Y DEFENSA DEL CONSUMIDOR, publicado el 2 de setiembre de 2010 y modificado por Decreto Legislativo 1308 </w:t>
       </w:r>
     </w:p>
     <w:p>
@@ -7178,7 +7178,7 @@
           <w:szCs w:val="14"/>
         </w:rPr>
         <w:tab/>
-        <w:t xml:space="preserve">El Instituto Nacional de Defensa de la Competencia y de la Protección de la Propiedad Intelectual (Indecopi) es la autoridad con competencia primaria y de alcance nacional para conocer las presuntas infracciones a las disposiciones contenidas en el presente Código, así como para imponer las sanciones y medidas correctivas establecidas en el presente capítulo, conforme al Decreto Legislativo N° 1033, Ley de Organización y Funciones del Indecopi. Dicha competencia solo puede ser negada cuando ella haya sido asignada o se asigne a favor de otro organismo por norma expresa con rango de ley. </w:t>
+        <w:t xml:space="preserve">El Instituto Nacional de Defensa de la Competencia y de la Protección de la Propiedad Intelectual (Indecopi) es la autoridad con competencia primaria y de alcance nacional para conocer las presuntas infracciones a las disposiciones contenidas en el presente Código, así como para imponer las sanciones y medidas correctivas establecidas en el presente capítulo, conforme al Decreto Legislativo 1033, Ley de Organización y Funciones del Indecopi. Dicha competencia solo puede ser negada cuando ella haya sido asignada o se asigne a favor de otro organismo por norma expresa con rango de ley. </w:t>
       </w:r>
     </w:p>
     <w:p>
@@ -7252,7 +7252,7 @@
           <w:sz w:val="14"/>
           <w:szCs w:val="14"/>
         </w:rPr>
-        <w:t xml:space="preserve">LEY DE ORGANIZACIÓN Y FUNCIONES DEL INDECOPI, APROBADA POR DECRETO LEGISLATIVO N° 1033 </w:t>
+        <w:t xml:space="preserve">LEY DE ORGANIZACIÓN Y FUNCIONES DEL INDECOPI, APROBADA POR DECRETO LEGISLATIVO 1033 </w:t>
       </w:r>
     </w:p>
     <w:p>
@@ -7361,7 +7361,7 @@
           <w:sz w:val="14"/>
           <w:szCs w:val="14"/>
         </w:rPr>
-        <w:t xml:space="preserve">           </w:t>
+        <w:t xml:space="preserve"> </w:t>
       </w:r>
       <w:r>
         <w:rPr>
@@ -7379,7 +7379,7 @@
           <w:sz w:val="14"/>
           <w:szCs w:val="14"/>
         </w:rPr>
-        <w:t xml:space="preserve">LEY N° 29571, CÓDIGO DE PROTECCIÓN Y DEFENSA DEL CONSUMIDOR, publicado el 2 de setiembre de 2010 y modificado por Decreto Legislativo N° 1308   </w:t>
+        <w:t xml:space="preserve">LEY 29571, CÓDIGO DE PROTECCIÓN Y DEFENSA DEL CONSUMIDOR, publicado el 2 de setiembre de 2010 y modificado por Decreto Legislativo 1308 </w:t>
       </w:r>
     </w:p>
     <w:p>
@@ -7403,7 +7403,7 @@
           <w:sz w:val="14"/>
           <w:szCs w:val="14"/>
         </w:rPr>
-        <w:t xml:space="preserve">Artículo 18.- Idoneidad   </w:t>
+        <w:t xml:space="preserve">Artículo 18.- Idoneidad </w:t>
       </w:r>
     </w:p>
     <w:p>
@@ -7423,7 +7423,7 @@
           <w:sz w:val="14"/>
           <w:szCs w:val="14"/>
         </w:rPr>
-        <w:t xml:space="preserve">Se entiende por idoneidad la correspondencia entre lo que un consumidor espera y lo que efectivamente recibe, en función a lo que se le hubiera ofrecido, la publicidad e información transmitida, las condiciones y circunstancias de la transacción, las características y naturaleza del producto o servicio, el precio, entre otros factores, atendiendo a las circunstancias del caso.    </w:t>
+        <w:t xml:space="preserve">Se entiende por idoneidad la correspondencia entre lo que un consumidor espera y lo que efectivamente recibe, en función a lo que se le hubiera ofrecido, la publicidad e información transmitida, las condiciones y circunstancias de la transacción, las características y naturaleza del producto o servicio, el precio, entre otros factores, atendiendo a las circunstancias del caso. </w:t>
       </w:r>
     </w:p>
     <w:p>
@@ -7542,7 +7542,7 @@
           <w:sz w:val="14"/>
           <w:szCs w:val="14"/>
         </w:rPr>
-        <w:t xml:space="preserve">  </w:t>
+        <w:t xml:space="preserve"> </w:t>
       </w:r>
       <w:r>
         <w:rPr>
@@ -7560,7 +7560,7 @@
           <w:sz w:val="14"/>
           <w:szCs w:val="14"/>
         </w:rPr>
-        <w:t>LEY SOBRE FACULTADES, NORMAS Y ORGANIZACIÓN DEL INDECOPI, APROBADA POR DECRETO LEGISLATIVO N° 807 Artículo 24.-</w:t>
+        <w:t>LEY SOBRE FACULTADES, NORMAS Y ORGANIZACIÓN DEL INDECOPI, APROBADA POR DECRETO LEGISLATIVO 807 Artículo 24.-</w:t>
       </w:r>
       <w:r>
         <w:rPr>
@@ -7727,7 +7727,7 @@
           <w:sz w:val="14"/>
           <w:szCs w:val="14"/>
         </w:rPr>
-        <w:t>Nº</w:t>
+        <w:t/>
       </w:r>
       <w:proofErr w:type="spellEnd"/>
       <w:r>
@@ -7815,7 +7815,7 @@
           <w:sz w:val="14"/>
           <w:szCs w:val="14"/>
         </w:rPr>
-        <w:t>publicado el 2 de setiembre de 2010 y modificado por Decreto Legislativo N° 1308</w:t>
+        <w:t>publicado el 2 de setiembre de 2010 y modificado por Decreto Legislativo 1308</w:t>
       </w:r>
     </w:p>
     <w:p>
@@ -7972,7 +7972,7 @@
           <w:szCs w:val="14"/>
           <w:vertAlign w:val="superscript"/>
         </w:rPr>
-        <w:t xml:space="preserve">  </w:t>
+        <w:t xml:space="preserve"> </w:t>
       </w:r>
       <w:r>
         <w:rPr>
@@ -7980,7 +7980,7 @@
           <w:sz w:val="14"/>
           <w:szCs w:val="14"/>
         </w:rPr>
-        <w:t xml:space="preserve">     </w:t>
+        <w:t xml:space="preserve"> </w:t>
       </w:r>
       <w:r>
         <w:rPr>
@@ -8016,7 +8016,7 @@
           <w:sz w:val="14"/>
           <w:szCs w:val="14"/>
         </w:rPr>
-        <w:t>publicado el 2 de setiembre de 2010 y modificado por Decreto Legislativo N° 1308</w:t>
+        <w:t>publicado el 2 de setiembre de 2010 y modificado por Decreto Legislativo 1308</w:t>
       </w:r>
     </w:p>
     <w:p>
@@ -8059,7 +8059,7 @@
           <w:sz w:val="14"/>
           <w:szCs w:val="14"/>
         </w:rPr>
-        <w:t>El órgano resolutivo puede sancionar las infracciones administrativas a que se refiere el artículo 108º con amonestación y multas de hasta cuatrocientos cincuenta (450) Unidades Impositivas Tributarias (UIT), las cuales son calificadas de la siguiente manera:</w:t>
+        <w:t>El órgano resolutivo puede sancionar las infracciones administrativas a que se refiere el artículo 108 con amonestación y multas de hasta cuatrocientos cincuenta (450) Unidades Impositivas Tributarias (UIT), las cuales son calificadas de la siguiente manera:</w:t>
       </w:r>
     </w:p>
     <w:p>
@@ -8182,7 +8182,7 @@
           <w:sz w:val="14"/>
           <w:szCs w:val="14"/>
         </w:rPr>
-        <w:t xml:space="preserve">        </w:t>
+        <w:t xml:space="preserve"> </w:t>
       </w:r>
       <w:r>
         <w:rPr>
@@ -8981,7 +8981,7 @@
           <w:sz w:val="14"/>
           <w:szCs w:val="14"/>
         </w:rPr>
-        <w:t xml:space="preserve">         </w:t>
+        <w:t xml:space="preserve"> </w:t>
       </w:r>
       <w:r>
         <w:rPr>
@@ -9017,7 +9017,7 @@
           <w:sz w:val="14"/>
           <w:szCs w:val="14"/>
         </w:rPr>
-        <w:t>publicado el 2 de setiembre de 2010 y modificado por Decreto Legislativo N° 1308</w:t>
+        <w:t>publicado el 2 de setiembre de 2010 y modificado por Decreto Legislativo 1308</w:t>
       </w:r>
     </w:p>
     <w:p>
@@ -9225,7 +9225,7 @@
           <w:sz w:val="14"/>
           <w:szCs w:val="14"/>
         </w:rPr>
-        <w:t>Nº</w:t>
+        <w:t/>
       </w:r>
       <w:proofErr w:type="spellEnd"/>
       <w:r>
@@ -9680,7 +9680,7 @@
               <w:sz w:val="16"/>
               <w:szCs w:val="16"/>
             </w:rPr>
-            <w:t xml:space="preserve">CNICA DE LA    </w:t>
+            <w:t xml:space="preserve">CNICA DE LA </w:t>
           </w:r>
         </w:p>
         <w:p>

--- a/plantillas_maestras/03_seguro_desgravamen/negativa_cobertura/1_ddo_banco_o_financiera/mujer/TPL_3523_2025_SEGURO_DESGRAVAMEN_NEGATIVA_COBERTURA_BANCO_MUJER_R1.docx
+++ b/plantillas_maestras/03_seguro_desgravamen/negativa_cobertura/1_ddo_banco_o_financiera/mujer/TPL_3523_2025_SEGURO_DESGRAVAMEN_NEGATIVA_COBERTURA_BANCO_MUJER_R1.docx
@@ -114,7 +114,7 @@
           <w:lang w:eastAsia="es-PE"/>
           <w14:ligatures w14:val="none"/>
         </w:rPr>
-        <w:t>DENUNCIANTE</w:t>
+        <w:t xml:space="preserve">DENUNCIANTE:[DENUNCIANTE] (SEÑORA [APELLIDO])</w:t>
       </w:r>
       <w:r>
         <w:rPr>
@@ -126,7 +126,7 @@
           <w14:ligatures w14:val="none"/>
         </w:rPr>
         <w:tab/>
-        <w:t>:</w:t>
+        <w:t/>
       </w:r>
       <w:r>
         <w:rPr>
@@ -148,7 +148,7 @@
           <w:lang w:eastAsia="es-PE"/>
           <w14:ligatures w14:val="none"/>
         </w:rPr>
-        <w:t>JUANA PASTORA MARTÍNEZ QUISPE (SEÑORA MARTÍNEZ)</w:t>
+        <w:t/>
       </w:r>
     </w:p>
     <w:p>
@@ -655,27 +655,27 @@
           <w:lang w:val="es-ES" w:eastAsia="es-ES"/>
           <w14:ligatures w14:val="none"/>
         </w:rPr>
-        <w:t xml:space="preserve">Mediante denuncia del </w:t>
-      </w:r>
-      <w:r>
-        <w:rPr>
-          <w:rFonts w:ascii="Arial Narrow" w:eastAsia="Times New Roman" w:hAnsi="Arial Narrow" w:cs="Arial"/>
-          <w:color w:val="000000"/>
-          <w:kern w:val="0"/>
-          <w:lang w:val="es-ES" w:eastAsia="es-ES"/>
-          <w14:ligatures w14:val="none"/>
-        </w:rPr>
-        <w:t>27</w:t>
-      </w:r>
-      <w:r>
-        <w:rPr>
-          <w:rFonts w:ascii="Arial Narrow" w:eastAsia="Times New Roman" w:hAnsi="Arial Narrow" w:cs="Arial"/>
-          <w:color w:val="000000"/>
-          <w:kern w:val="0"/>
-          <w:lang w:val="es-ES" w:eastAsia="es-ES"/>
-          <w14:ligatures w14:val="none"/>
-        </w:rPr>
-        <w:t xml:space="preserve"> de octubre 2025</w:t>
+        <w:t xml:space="preserve">Mediante denuncia del 27 de octubre 2025, la señora [APELLIDO] denunció al Banco e Interseguro por presuntas infracciones a la Ley 29571, Código de Protección y Defensa del Consumidor (en adelante, Código), señalando lo siguiente:</w:t>
+      </w:r>
+      <w:r>
+        <w:rPr>
+          <w:rFonts w:ascii="Arial Narrow" w:eastAsia="Times New Roman" w:hAnsi="Arial Narrow" w:cs="Arial"/>
+          <w:color w:val="000000"/>
+          <w:kern w:val="0"/>
+          <w:lang w:val="es-ES" w:eastAsia="es-ES"/>
+          <w14:ligatures w14:val="none"/>
+        </w:rPr>
+        <w:t/>
+      </w:r>
+      <w:r>
+        <w:rPr>
+          <w:rFonts w:ascii="Arial Narrow" w:eastAsia="Times New Roman" w:hAnsi="Arial Narrow" w:cs="Arial"/>
+          <w:color w:val="000000"/>
+          <w:kern w:val="0"/>
+          <w:lang w:val="es-ES" w:eastAsia="es-ES"/>
+          <w14:ligatures w14:val="none"/>
+        </w:rPr>
+        <w:t xml:space="preserve"/>
       </w:r>
       <w:r>
         <w:rPr>
@@ -694,7 +694,7 @@
           <w:kern w:val="0"/>
           <w14:ligatures w14:val="none"/>
         </w:rPr>
-        <w:t xml:space="preserve">, </w:t>
+        <w:t xml:space="preserve"/>
       </w:r>
       <w:r>
         <w:rPr>
@@ -702,7 +702,7 @@
           <w:kern w:val="0"/>
           <w14:ligatures w14:val="none"/>
         </w:rPr>
-        <w:t>la</w:t>
+        <w:t/>
       </w:r>
       <w:r>
         <w:rPr>
@@ -710,7 +710,7 @@
           <w:kern w:val="0"/>
           <w14:ligatures w14:val="none"/>
         </w:rPr>
-        <w:t xml:space="preserve"> </w:t>
+        <w:t xml:space="preserve"/>
       </w:r>
       <w:r>
         <w:rPr>
@@ -718,7 +718,7 @@
           <w:kern w:val="0"/>
           <w14:ligatures w14:val="none"/>
         </w:rPr>
-        <w:t xml:space="preserve">señora Martínez </w:t>
+        <w:t xml:space="preserve"/>
       </w:r>
       <w:r>
         <w:rPr>
@@ -726,57 +726,57 @@
           <w:kern w:val="0"/>
           <w14:ligatures w14:val="none"/>
         </w:rPr>
-        <w:t>d</w:t>
-      </w:r>
-      <w:r>
-        <w:rPr>
-          <w:rFonts w:ascii="Arial Narrow" w:eastAsia="Times New Roman" w:hAnsi="Arial Narrow" w:cs="Arial"/>
-          <w:color w:val="000000"/>
-          <w:kern w:val="0"/>
-          <w:lang w:val="es-ES" w:eastAsia="es-ES"/>
-          <w14:ligatures w14:val="none"/>
-        </w:rPr>
-        <w:t>enunció a</w:t>
-      </w:r>
-      <w:r>
-        <w:rPr>
-          <w:rFonts w:ascii="Arial Narrow" w:eastAsia="Times New Roman" w:hAnsi="Arial Narrow" w:cs="Arial"/>
-          <w:color w:val="000000"/>
-          <w:kern w:val="0"/>
-          <w:lang w:val="es-ES" w:eastAsia="es-ES"/>
-          <w14:ligatures w14:val="none"/>
-        </w:rPr>
-        <w:t>l</w:t>
-      </w:r>
-      <w:r>
-        <w:rPr>
-          <w:rFonts w:ascii="Arial Narrow" w:eastAsia="Times New Roman" w:hAnsi="Arial Narrow" w:cs="Arial"/>
-          <w:color w:val="000000"/>
-          <w:kern w:val="0"/>
-          <w:lang w:val="es-ES" w:eastAsia="es-ES"/>
-          <w14:ligatures w14:val="none"/>
-        </w:rPr>
-        <w:t xml:space="preserve"> </w:t>
-      </w:r>
-      <w:r>
-        <w:rPr>
-          <w:rFonts w:ascii="Arial Narrow" w:eastAsia="Times New Roman" w:hAnsi="Arial Narrow" w:cs="Arial"/>
-          <w:color w:val="000000"/>
-          <w:kern w:val="0"/>
-          <w:lang w:val="es-ES" w:eastAsia="es-ES"/>
-          <w14:ligatures w14:val="none"/>
-        </w:rPr>
-        <w:t xml:space="preserve">Banco </w:t>
-      </w:r>
-      <w:r>
-        <w:rPr>
-          <w:rFonts w:ascii="Arial Narrow" w:eastAsia="Times New Roman" w:hAnsi="Arial Narrow" w:cs="Arial"/>
-          <w:color w:val="000000"/>
-          <w:kern w:val="0"/>
-          <w:lang w:val="es-ES" w:eastAsia="es-ES"/>
-          <w14:ligatures w14:val="none"/>
-        </w:rPr>
-        <w:t xml:space="preserve">e </w:t>
+        <w:t/>
+      </w:r>
+      <w:r>
+        <w:rPr>
+          <w:rFonts w:ascii="Arial Narrow" w:eastAsia="Times New Roman" w:hAnsi="Arial Narrow" w:cs="Arial"/>
+          <w:color w:val="000000"/>
+          <w:kern w:val="0"/>
+          <w:lang w:val="es-ES" w:eastAsia="es-ES"/>
+          <w14:ligatures w14:val="none"/>
+        </w:rPr>
+        <w:t/>
+      </w:r>
+      <w:r>
+        <w:rPr>
+          <w:rFonts w:ascii="Arial Narrow" w:eastAsia="Times New Roman" w:hAnsi="Arial Narrow" w:cs="Arial"/>
+          <w:color w:val="000000"/>
+          <w:kern w:val="0"/>
+          <w:lang w:val="es-ES" w:eastAsia="es-ES"/>
+          <w14:ligatures w14:val="none"/>
+        </w:rPr>
+        <w:t/>
+      </w:r>
+      <w:r>
+        <w:rPr>
+          <w:rFonts w:ascii="Arial Narrow" w:eastAsia="Times New Roman" w:hAnsi="Arial Narrow" w:cs="Arial"/>
+          <w:color w:val="000000"/>
+          <w:kern w:val="0"/>
+          <w:lang w:val="es-ES" w:eastAsia="es-ES"/>
+          <w14:ligatures w14:val="none"/>
+        </w:rPr>
+        <w:t xml:space="preserve"/>
+      </w:r>
+      <w:r>
+        <w:rPr>
+          <w:rFonts w:ascii="Arial Narrow" w:eastAsia="Times New Roman" w:hAnsi="Arial Narrow" w:cs="Arial"/>
+          <w:color w:val="000000"/>
+          <w:kern w:val="0"/>
+          <w:lang w:val="es-ES" w:eastAsia="es-ES"/>
+          <w14:ligatures w14:val="none"/>
+        </w:rPr>
+        <w:t xml:space="preserve"/>
+      </w:r>
+      <w:r>
+        <w:rPr>
+          <w:rFonts w:ascii="Arial Narrow" w:eastAsia="Times New Roman" w:hAnsi="Arial Narrow" w:cs="Arial"/>
+          <w:color w:val="000000"/>
+          <w:kern w:val="0"/>
+          <w:lang w:val="es-ES" w:eastAsia="es-ES"/>
+          <w14:ligatures w14:val="none"/>
+        </w:rPr>
+        <w:t xml:space="preserve"/>
       </w:r>
       <w:proofErr w:type="spellStart"/>
       <w:r>
@@ -787,7 +787,7 @@
           <w:lang w:val="es-ES" w:eastAsia="es-ES"/>
           <w14:ligatures w14:val="none"/>
         </w:rPr>
-        <w:t>Interseguro</w:t>
+        <w:t/>
       </w:r>
       <w:proofErr w:type="spellEnd"/>
       <w:r>
@@ -798,27 +798,27 @@
           <w:lang w:val="es-ES" w:eastAsia="es-ES"/>
           <w14:ligatures w14:val="none"/>
         </w:rPr>
-        <w:t xml:space="preserve"> </w:t>
-      </w:r>
-      <w:r>
-        <w:rPr>
-          <w:rFonts w:ascii="Arial Narrow" w:eastAsia="Times New Roman" w:hAnsi="Arial Narrow" w:cs="Arial"/>
-          <w:color w:val="000000"/>
-          <w:kern w:val="0"/>
-          <w:lang w:val="es-ES" w:eastAsia="es-ES"/>
-          <w14:ligatures w14:val="none"/>
-        </w:rPr>
-        <w:t xml:space="preserve">por presuntas </w:t>
-      </w:r>
-      <w:r>
-        <w:rPr>
-          <w:rFonts w:ascii="Arial Narrow" w:eastAsia="Times New Roman" w:hAnsi="Arial Narrow" w:cs="Arial"/>
-          <w:color w:val="000000"/>
-          <w:kern w:val="0"/>
-          <w:lang w:val="es-ES" w:eastAsia="es-ES"/>
-          <w14:ligatures w14:val="none"/>
-        </w:rPr>
-        <w:t>infracciones a la Ley 29571, Código de Protección y Defensa del Consumidor (en adelante, Código)</w:t>
+        <w:t xml:space="preserve"/>
+      </w:r>
+      <w:r>
+        <w:rPr>
+          <w:rFonts w:ascii="Arial Narrow" w:eastAsia="Times New Roman" w:hAnsi="Arial Narrow" w:cs="Arial"/>
+          <w:color w:val="000000"/>
+          <w:kern w:val="0"/>
+          <w:lang w:val="es-ES" w:eastAsia="es-ES"/>
+          <w14:ligatures w14:val="none"/>
+        </w:rPr>
+        <w:t xml:space="preserve"/>
+      </w:r>
+      <w:r>
+        <w:rPr>
+          <w:rFonts w:ascii="Arial Narrow" w:eastAsia="Times New Roman" w:hAnsi="Arial Narrow" w:cs="Arial"/>
+          <w:color w:val="000000"/>
+          <w:kern w:val="0"/>
+          <w:lang w:val="es-ES" w:eastAsia="es-ES"/>
+          <w14:ligatures w14:val="none"/>
+        </w:rPr>
+        <w:t/>
       </w:r>
       <w:r>
         <w:rPr>
@@ -839,7 +839,7 @@
           <w:lang w:val="es-ES" w:eastAsia="es-ES"/>
           <w14:ligatures w14:val="none"/>
         </w:rPr>
-        <w:t xml:space="preserve">, señalando </w:t>
+        <w:t xml:space="preserve"/>
       </w:r>
       <w:r>
         <w:rPr>
@@ -850,7 +850,7 @@
           <w:lang w:val="es-ES" w:eastAsia="es-ES"/>
           <w14:ligatures w14:val="none"/>
         </w:rPr>
-        <w:t>lo siguiente:</w:t>
+        <w:t/>
       </w:r>
     </w:p>
     <w:p>
@@ -1465,17 +1465,17 @@
           <w:lang w:val="es-ES" w:eastAsia="es-ES"/>
           <w14:ligatures w14:val="none"/>
         </w:rPr>
-        <w:t>La</w:t>
-      </w:r>
-      <w:r>
-        <w:rPr>
-          <w:rFonts w:ascii="Arial Narrow" w:eastAsia="Times New Roman" w:hAnsi="Arial Narrow" w:cs="Arial"/>
-          <w:color w:val="000000"/>
-          <w:kern w:val="0"/>
-          <w:lang w:val="es-ES" w:eastAsia="es-ES"/>
-          <w14:ligatures w14:val="none"/>
-        </w:rPr>
-        <w:t xml:space="preserve"> </w:t>
+        <w:t xml:space="preserve">La señora [APELLIDO] solicitó, en calidad de medida correctiva, que los proveedores denunciados cumplan con: (i) realizar la revisión y reconsideración del rechazo de la solicitud  CIS-A92537; (ii) disponer la activación del seguro de desgravamen, en atención al dictamen médico que acredita la invalidez total y definitiva del 97%; y, (iii) disponer la suspensión inmediata de los cobros e intereses de los productos financieros mencionados, hasta que se resuelva el fondo del caso. Asimismo, requirió el reembolso de costos y costas del presente procedimiento.</w:t>
+      </w:r>
+      <w:r>
+        <w:rPr>
+          <w:rFonts w:ascii="Arial Narrow" w:eastAsia="Times New Roman" w:hAnsi="Arial Narrow" w:cs="Arial"/>
+          <w:color w:val="000000"/>
+          <w:kern w:val="0"/>
+          <w:lang w:val="es-ES" w:eastAsia="es-ES"/>
+          <w14:ligatures w14:val="none"/>
+        </w:rPr>
+        <w:t xml:space="preserve"/>
       </w:r>
       <w:r>
         <w:rPr>
@@ -1483,17 +1483,17 @@
           <w:kern w:val="0"/>
           <w14:ligatures w14:val="none"/>
         </w:rPr>
-        <w:t xml:space="preserve">señora Martínez </w:t>
-      </w:r>
-      <w:r>
-        <w:rPr>
-          <w:rFonts w:ascii="Arial Narrow" w:eastAsia="Times New Roman" w:hAnsi="Arial Narrow" w:cs="Arial"/>
-          <w:color w:val="000000"/>
-          <w:kern w:val="0"/>
-          <w:lang w:val="es-ES" w:eastAsia="es-ES"/>
-          <w14:ligatures w14:val="none"/>
-        </w:rPr>
-        <w:t xml:space="preserve">solicitó, en calidad de medida correctiva, que </w:t>
+        <w:t xml:space="preserve"/>
+      </w:r>
+      <w:r>
+        <w:rPr>
+          <w:rFonts w:ascii="Arial Narrow" w:eastAsia="Times New Roman" w:hAnsi="Arial Narrow" w:cs="Arial"/>
+          <w:color w:val="000000"/>
+          <w:kern w:val="0"/>
+          <w:lang w:val="es-ES" w:eastAsia="es-ES"/>
+          <w14:ligatures w14:val="none"/>
+        </w:rPr>
+        <w:t xml:space="preserve"/>
       </w:r>
       <w:bookmarkStart w:id="2" w:name="_Hlk206587071"/>
       <w:r>
@@ -1504,47 +1504,47 @@
           <w:lang w:val="es-ES" w:eastAsia="es-ES"/>
           <w14:ligatures w14:val="none"/>
         </w:rPr>
-        <w:t>los proveedores denunciados</w:t>
-      </w:r>
-      <w:r>
-        <w:rPr>
-          <w:rFonts w:ascii="Arial Narrow" w:eastAsia="Times New Roman" w:hAnsi="Arial Narrow" w:cs="Arial"/>
-          <w:color w:val="000000"/>
-          <w:kern w:val="0"/>
-          <w:lang w:val="es-ES" w:eastAsia="es-ES"/>
-          <w14:ligatures w14:val="none"/>
-        </w:rPr>
-        <w:t xml:space="preserve"> </w:t>
-      </w:r>
-      <w:r>
-        <w:rPr>
-          <w:rFonts w:ascii="Arial Narrow" w:eastAsia="Times New Roman" w:hAnsi="Arial Narrow" w:cs="Arial"/>
-          <w:color w:val="000000"/>
-          <w:kern w:val="0"/>
-          <w:lang w:val="es-ES" w:eastAsia="es-ES"/>
-          <w14:ligatures w14:val="none"/>
-        </w:rPr>
-        <w:t xml:space="preserve">cumplan con: (i) </w:t>
-      </w:r>
-      <w:r>
-        <w:rPr>
-          <w:rFonts w:ascii="Arial Narrow" w:eastAsia="Times New Roman" w:hAnsi="Arial Narrow" w:cs="Arial"/>
-          <w:color w:val="000000"/>
-          <w:kern w:val="0"/>
-          <w:lang w:val="es-ES" w:eastAsia="es-ES"/>
-          <w14:ligatures w14:val="none"/>
-        </w:rPr>
-        <w:t>realizar la revisión</w:t>
-      </w:r>
-      <w:r>
-        <w:rPr>
-          <w:rFonts w:ascii="Arial Narrow" w:eastAsia="Times New Roman" w:hAnsi="Arial Narrow" w:cs="Arial"/>
-          <w:color w:val="000000"/>
-          <w:kern w:val="0"/>
-          <w:lang w:val="es-ES" w:eastAsia="es-ES"/>
-          <w14:ligatures w14:val="none"/>
-        </w:rPr>
-        <w:t xml:space="preserve"> y reconsideración del rechazo de la solicitud </w:t>
+        <w:t/>
+      </w:r>
+      <w:r>
+        <w:rPr>
+          <w:rFonts w:ascii="Arial Narrow" w:eastAsia="Times New Roman" w:hAnsi="Arial Narrow" w:cs="Arial"/>
+          <w:color w:val="000000"/>
+          <w:kern w:val="0"/>
+          <w:lang w:val="es-ES" w:eastAsia="es-ES"/>
+          <w14:ligatures w14:val="none"/>
+        </w:rPr>
+        <w:t xml:space="preserve"/>
+      </w:r>
+      <w:r>
+        <w:rPr>
+          <w:rFonts w:ascii="Arial Narrow" w:eastAsia="Times New Roman" w:hAnsi="Arial Narrow" w:cs="Arial"/>
+          <w:color w:val="000000"/>
+          <w:kern w:val="0"/>
+          <w:lang w:val="es-ES" w:eastAsia="es-ES"/>
+          <w14:ligatures w14:val="none"/>
+        </w:rPr>
+        <w:t xml:space="preserve"/>
+      </w:r>
+      <w:r>
+        <w:rPr>
+          <w:rFonts w:ascii="Arial Narrow" w:eastAsia="Times New Roman" w:hAnsi="Arial Narrow" w:cs="Arial"/>
+          <w:color w:val="000000"/>
+          <w:kern w:val="0"/>
+          <w:lang w:val="es-ES" w:eastAsia="es-ES"/>
+          <w14:ligatures w14:val="none"/>
+        </w:rPr>
+        <w:t/>
+      </w:r>
+      <w:r>
+        <w:rPr>
+          <w:rFonts w:ascii="Arial Narrow" w:eastAsia="Times New Roman" w:hAnsi="Arial Narrow" w:cs="Arial"/>
+          <w:color w:val="000000"/>
+          <w:kern w:val="0"/>
+          <w:lang w:val="es-ES" w:eastAsia="es-ES"/>
+          <w14:ligatures w14:val="none"/>
+        </w:rPr>
+        <w:t xml:space="preserve"/>
       </w:r>
       <w:proofErr w:type="spellStart"/>
       <w:r>
@@ -1566,17 +1566,17 @@
           <w:lang w:val="es-ES" w:eastAsia="es-ES"/>
           <w14:ligatures w14:val="none"/>
         </w:rPr>
-        <w:t xml:space="preserve"> CIS-A92537</w:t>
-      </w:r>
-      <w:r>
-        <w:rPr>
-          <w:rFonts w:ascii="Arial Narrow" w:eastAsia="Times New Roman" w:hAnsi="Arial Narrow" w:cs="Arial"/>
-          <w:color w:val="000000"/>
-          <w:kern w:val="0"/>
-          <w:lang w:val="es-ES" w:eastAsia="es-ES"/>
-          <w14:ligatures w14:val="none"/>
-        </w:rPr>
-        <w:t>; (</w:t>
+        <w:t xml:space="preserve"/>
+      </w:r>
+      <w:r>
+        <w:rPr>
+          <w:rFonts w:ascii="Arial Narrow" w:eastAsia="Times New Roman" w:hAnsi="Arial Narrow" w:cs="Arial"/>
+          <w:color w:val="000000"/>
+          <w:kern w:val="0"/>
+          <w:lang w:val="es-ES" w:eastAsia="es-ES"/>
+          <w14:ligatures w14:val="none"/>
+        </w:rPr>
+        <w:t/>
       </w:r>
       <w:proofErr w:type="spellStart"/>
       <w:r>
@@ -1587,7 +1587,7 @@
           <w:lang w:val="es-ES" w:eastAsia="es-ES"/>
           <w14:ligatures w14:val="none"/>
         </w:rPr>
-        <w:t>ii</w:t>
+        <w:t/>
       </w:r>
       <w:proofErr w:type="spellEnd"/>
       <w:r>
@@ -1598,67 +1598,67 @@
           <w:lang w:val="es-ES" w:eastAsia="es-ES"/>
           <w14:ligatures w14:val="none"/>
         </w:rPr>
-        <w:t>) disponer</w:t>
-      </w:r>
-      <w:r>
-        <w:rPr>
-          <w:rFonts w:ascii="Arial Narrow" w:eastAsia="Times New Roman" w:hAnsi="Arial Narrow" w:cs="Arial"/>
-          <w:color w:val="000000"/>
-          <w:kern w:val="0"/>
-          <w:lang w:val="es-ES" w:eastAsia="es-ES"/>
-          <w14:ligatures w14:val="none"/>
-        </w:rPr>
-        <w:t xml:space="preserve"> la activación del seguro de desgravamen, en atención al dictamen médico que acredita la invalidez total y definitiva </w:t>
-      </w:r>
-      <w:r>
-        <w:rPr>
-          <w:rFonts w:ascii="Arial Narrow" w:eastAsia="Times New Roman" w:hAnsi="Arial Narrow" w:cs="Arial"/>
-          <w:color w:val="000000"/>
-          <w:kern w:val="0"/>
-          <w:lang w:val="es-ES" w:eastAsia="es-ES"/>
-          <w14:ligatures w14:val="none"/>
-        </w:rPr>
-        <w:t xml:space="preserve">del </w:t>
-      </w:r>
-      <w:r>
-        <w:rPr>
-          <w:rFonts w:ascii="Arial Narrow" w:eastAsia="Times New Roman" w:hAnsi="Arial Narrow" w:cs="Arial"/>
-          <w:color w:val="000000"/>
-          <w:kern w:val="0"/>
-          <w:lang w:val="es-ES" w:eastAsia="es-ES"/>
-          <w14:ligatures w14:val="none"/>
-        </w:rPr>
-        <w:t>97%</w:t>
-      </w:r>
-      <w:r>
-        <w:rPr>
-          <w:rFonts w:ascii="Arial Narrow" w:eastAsia="Times New Roman" w:hAnsi="Arial Narrow" w:cs="Arial"/>
-          <w:color w:val="000000"/>
-          <w:kern w:val="0"/>
-          <w:lang w:val="es-ES" w:eastAsia="es-ES"/>
-          <w14:ligatures w14:val="none"/>
-        </w:rPr>
-        <w:t xml:space="preserve">; </w:t>
-      </w:r>
-      <w:r>
-        <w:rPr>
-          <w:rFonts w:ascii="Arial Narrow" w:eastAsia="Times New Roman" w:hAnsi="Arial Narrow" w:cs="Arial"/>
-          <w:color w:val="000000"/>
-          <w:kern w:val="0"/>
-          <w:lang w:val="es-ES" w:eastAsia="es-ES"/>
-          <w14:ligatures w14:val="none"/>
-        </w:rPr>
-        <w:t xml:space="preserve">y, </w:t>
-      </w:r>
-      <w:r>
-        <w:rPr>
-          <w:rFonts w:ascii="Arial Narrow" w:eastAsia="Times New Roman" w:hAnsi="Arial Narrow" w:cs="Arial"/>
-          <w:color w:val="000000"/>
-          <w:kern w:val="0"/>
-          <w:lang w:val="es-ES" w:eastAsia="es-ES"/>
-          <w14:ligatures w14:val="none"/>
-        </w:rPr>
-        <w:t>(</w:t>
+        <w:t/>
+      </w:r>
+      <w:r>
+        <w:rPr>
+          <w:rFonts w:ascii="Arial Narrow" w:eastAsia="Times New Roman" w:hAnsi="Arial Narrow" w:cs="Arial"/>
+          <w:color w:val="000000"/>
+          <w:kern w:val="0"/>
+          <w:lang w:val="es-ES" w:eastAsia="es-ES"/>
+          <w14:ligatures w14:val="none"/>
+        </w:rPr>
+        <w:t xml:space="preserve"/>
+      </w:r>
+      <w:r>
+        <w:rPr>
+          <w:rFonts w:ascii="Arial Narrow" w:eastAsia="Times New Roman" w:hAnsi="Arial Narrow" w:cs="Arial"/>
+          <w:color w:val="000000"/>
+          <w:kern w:val="0"/>
+          <w:lang w:val="es-ES" w:eastAsia="es-ES"/>
+          <w14:ligatures w14:val="none"/>
+        </w:rPr>
+        <w:t xml:space="preserve"/>
+      </w:r>
+      <w:r>
+        <w:rPr>
+          <w:rFonts w:ascii="Arial Narrow" w:eastAsia="Times New Roman" w:hAnsi="Arial Narrow" w:cs="Arial"/>
+          <w:color w:val="000000"/>
+          <w:kern w:val="0"/>
+          <w:lang w:val="es-ES" w:eastAsia="es-ES"/>
+          <w14:ligatures w14:val="none"/>
+        </w:rPr>
+        <w:t/>
+      </w:r>
+      <w:r>
+        <w:rPr>
+          <w:rFonts w:ascii="Arial Narrow" w:eastAsia="Times New Roman" w:hAnsi="Arial Narrow" w:cs="Arial"/>
+          <w:color w:val="000000"/>
+          <w:kern w:val="0"/>
+          <w:lang w:val="es-ES" w:eastAsia="es-ES"/>
+          <w14:ligatures w14:val="none"/>
+        </w:rPr>
+        <w:t xml:space="preserve"/>
+      </w:r>
+      <w:r>
+        <w:rPr>
+          <w:rFonts w:ascii="Arial Narrow" w:eastAsia="Times New Roman" w:hAnsi="Arial Narrow" w:cs="Arial"/>
+          <w:color w:val="000000"/>
+          <w:kern w:val="0"/>
+          <w:lang w:val="es-ES" w:eastAsia="es-ES"/>
+          <w14:ligatures w14:val="none"/>
+        </w:rPr>
+        <w:t xml:space="preserve"/>
+      </w:r>
+      <w:r>
+        <w:rPr>
+          <w:rFonts w:ascii="Arial Narrow" w:eastAsia="Times New Roman" w:hAnsi="Arial Narrow" w:cs="Arial"/>
+          <w:color w:val="000000"/>
+          <w:kern w:val="0"/>
+          <w:lang w:val="es-ES" w:eastAsia="es-ES"/>
+          <w14:ligatures w14:val="none"/>
+        </w:rPr>
+        <w:t/>
       </w:r>
       <w:proofErr w:type="spellStart"/>
       <w:r>
@@ -1669,7 +1669,7 @@
           <w:lang w:val="es-ES" w:eastAsia="es-ES"/>
           <w14:ligatures w14:val="none"/>
         </w:rPr>
-        <w:t>iii</w:t>
+        <w:t/>
       </w:r>
       <w:proofErr w:type="spellEnd"/>
       <w:r>
@@ -1680,57 +1680,57 @@
           <w:lang w:val="es-ES" w:eastAsia="es-ES"/>
           <w14:ligatures w14:val="none"/>
         </w:rPr>
-        <w:t xml:space="preserve">) </w:t>
-      </w:r>
-      <w:r>
-        <w:rPr>
-          <w:rFonts w:ascii="Arial Narrow" w:eastAsia="Times New Roman" w:hAnsi="Arial Narrow" w:cs="Arial"/>
-          <w:color w:val="000000"/>
-          <w:kern w:val="0"/>
-          <w:lang w:val="es-ES" w:eastAsia="es-ES"/>
-          <w14:ligatures w14:val="none"/>
-        </w:rPr>
-        <w:t>disponer</w:t>
-      </w:r>
-      <w:r>
-        <w:rPr>
-          <w:rFonts w:ascii="Arial Narrow" w:eastAsia="Times New Roman" w:hAnsi="Arial Narrow" w:cs="Arial"/>
-          <w:color w:val="000000"/>
-          <w:kern w:val="0"/>
-          <w:lang w:val="es-ES" w:eastAsia="es-ES"/>
-          <w14:ligatures w14:val="none"/>
-        </w:rPr>
-        <w:t xml:space="preserve"> la suspensión inmediata de los cobros e intereses de los productos financieros mencionados, hasta que se resuelva el fondo del caso.</w:t>
-      </w:r>
-      <w:r>
-        <w:rPr>
-          <w:rFonts w:ascii="Arial Narrow" w:eastAsia="Times New Roman" w:hAnsi="Arial Narrow" w:cs="Arial"/>
-          <w:color w:val="000000"/>
-          <w:kern w:val="0"/>
-          <w:lang w:val="es-ES" w:eastAsia="es-ES"/>
-          <w14:ligatures w14:val="none"/>
-        </w:rPr>
-        <w:t xml:space="preserve"> </w:t>
-      </w:r>
-      <w:r>
-        <w:rPr>
-          <w:rFonts w:ascii="Arial Narrow" w:eastAsia="Times New Roman" w:hAnsi="Arial Narrow" w:cs="Arial"/>
-          <w:color w:val="000000"/>
-          <w:kern w:val="0"/>
-          <w:lang w:val="es-ES" w:eastAsia="es-ES"/>
-          <w14:ligatures w14:val="none"/>
-        </w:rPr>
-        <w:t xml:space="preserve">Asimismo, requirió el reembolso de costos y </w:t>
-      </w:r>
-      <w:r>
-        <w:rPr>
-          <w:rFonts w:ascii="Arial Narrow" w:eastAsia="Times New Roman" w:hAnsi="Arial Narrow" w:cs="Arial"/>
-          <w:color w:val="000000"/>
-          <w:kern w:val="0"/>
-          <w:lang w:val="es-ES" w:eastAsia="es-ES"/>
-          <w14:ligatures w14:val="none"/>
-        </w:rPr>
-        <w:t>costas del presente procedimiento.</w:t>
+        <w:t xml:space="preserve"/>
+      </w:r>
+      <w:r>
+        <w:rPr>
+          <w:rFonts w:ascii="Arial Narrow" w:eastAsia="Times New Roman" w:hAnsi="Arial Narrow" w:cs="Arial"/>
+          <w:color w:val="000000"/>
+          <w:kern w:val="0"/>
+          <w:lang w:val="es-ES" w:eastAsia="es-ES"/>
+          <w14:ligatures w14:val="none"/>
+        </w:rPr>
+        <w:t/>
+      </w:r>
+      <w:r>
+        <w:rPr>
+          <w:rFonts w:ascii="Arial Narrow" w:eastAsia="Times New Roman" w:hAnsi="Arial Narrow" w:cs="Arial"/>
+          <w:color w:val="000000"/>
+          <w:kern w:val="0"/>
+          <w:lang w:val="es-ES" w:eastAsia="es-ES"/>
+          <w14:ligatures w14:val="none"/>
+        </w:rPr>
+        <w:t xml:space="preserve"/>
+      </w:r>
+      <w:r>
+        <w:rPr>
+          <w:rFonts w:ascii="Arial Narrow" w:eastAsia="Times New Roman" w:hAnsi="Arial Narrow" w:cs="Arial"/>
+          <w:color w:val="000000"/>
+          <w:kern w:val="0"/>
+          <w:lang w:val="es-ES" w:eastAsia="es-ES"/>
+          <w14:ligatures w14:val="none"/>
+        </w:rPr>
+        <w:t xml:space="preserve"/>
+      </w:r>
+      <w:r>
+        <w:rPr>
+          <w:rFonts w:ascii="Arial Narrow" w:eastAsia="Times New Roman" w:hAnsi="Arial Narrow" w:cs="Arial"/>
+          <w:color w:val="000000"/>
+          <w:kern w:val="0"/>
+          <w:lang w:val="es-ES" w:eastAsia="es-ES"/>
+          <w14:ligatures w14:val="none"/>
+        </w:rPr>
+        <w:t xml:space="preserve"/>
+      </w:r>
+      <w:r>
+        <w:rPr>
+          <w:rFonts w:ascii="Arial Narrow" w:eastAsia="Times New Roman" w:hAnsi="Arial Narrow" w:cs="Arial"/>
+          <w:color w:val="000000"/>
+          <w:kern w:val="0"/>
+          <w:lang w:val="es-ES" w:eastAsia="es-ES"/>
+          <w14:ligatures w14:val="none"/>
+        </w:rPr>
+        <w:t/>
       </w:r>
     </w:p>
     <w:bookmarkEnd w:id="2"/>
@@ -3591,7 +3591,7 @@
           <w:lang w:eastAsia="es-PE"/>
           <w14:ligatures w14:val="none"/>
         </w:rPr>
-        <w:t xml:space="preserve">PRIMERO: </w:t>
+        <w:t xml:space="preserve">PRIMERO: admitir a trámite la denuncia del 27 de octubre 2025, interpuesta por la señora [DENUNCIANTE] contra Interseguro Compañía de Seguros S.A. y al Banco Internacional del Perú S.A.A. - Interbank, por lo siguiente:</w:t>
       </w:r>
       <w:r>
         <w:rPr>
@@ -3602,37 +3602,37 @@
           <w:lang w:eastAsia="es-PE"/>
           <w14:ligatures w14:val="none"/>
         </w:rPr>
-        <w:t xml:space="preserve">admitir a trámite la denuncia del </w:t>
-      </w:r>
-      <w:r>
-        <w:rPr>
-          <w:rFonts w:ascii="Arial Narrow" w:eastAsia="Times New Roman" w:hAnsi="Arial Narrow" w:cs="Arial"/>
-          <w:color w:val="000000"/>
-          <w:kern w:val="0"/>
-          <w:lang w:val="es-ES" w:eastAsia="es-ES"/>
-          <w14:ligatures w14:val="none"/>
-        </w:rPr>
-        <w:t>27</w:t>
-      </w:r>
-      <w:r>
-        <w:rPr>
-          <w:rFonts w:ascii="Arial Narrow" w:eastAsia="Times New Roman" w:hAnsi="Arial Narrow" w:cs="Arial"/>
-          <w:color w:val="000000"/>
-          <w:kern w:val="0"/>
-          <w:lang w:val="es-ES" w:eastAsia="es-ES"/>
-          <w14:ligatures w14:val="none"/>
-        </w:rPr>
-        <w:t xml:space="preserve"> de octubre 2025</w:t>
-      </w:r>
-      <w:r>
-        <w:rPr>
-          <w:rFonts w:ascii="Arial Narrow" w:eastAsia="Times New Roman" w:hAnsi="Arial Narrow" w:cs="Arial"/>
-          <w:color w:val="000000"/>
-          <w:kern w:val="0"/>
-          <w:lang w:val="es-ES" w:eastAsia="es-ES"/>
-          <w14:ligatures w14:val="none"/>
-        </w:rPr>
-        <w:t xml:space="preserve">, </w:t>
+        <w:t xml:space="preserve"/>
+      </w:r>
+      <w:r>
+        <w:rPr>
+          <w:rFonts w:ascii="Arial Narrow" w:eastAsia="Times New Roman" w:hAnsi="Arial Narrow" w:cs="Arial"/>
+          <w:color w:val="000000"/>
+          <w:kern w:val="0"/>
+          <w:lang w:val="es-ES" w:eastAsia="es-ES"/>
+          <w14:ligatures w14:val="none"/>
+        </w:rPr>
+        <w:t/>
+      </w:r>
+      <w:r>
+        <w:rPr>
+          <w:rFonts w:ascii="Arial Narrow" w:eastAsia="Times New Roman" w:hAnsi="Arial Narrow" w:cs="Arial"/>
+          <w:color w:val="000000"/>
+          <w:kern w:val="0"/>
+          <w:lang w:val="es-ES" w:eastAsia="es-ES"/>
+          <w14:ligatures w14:val="none"/>
+        </w:rPr>
+        <w:t xml:space="preserve"/>
+      </w:r>
+      <w:r>
+        <w:rPr>
+          <w:rFonts w:ascii="Arial Narrow" w:eastAsia="Times New Roman" w:hAnsi="Arial Narrow" w:cs="Arial"/>
+          <w:color w:val="000000"/>
+          <w:kern w:val="0"/>
+          <w:lang w:val="es-ES" w:eastAsia="es-ES"/>
+          <w14:ligatures w14:val="none"/>
+        </w:rPr>
+        <w:t xml:space="preserve"/>
       </w:r>
       <w:r>
         <w:rPr>
@@ -3643,7 +3643,7 @@
           <w:lang w:eastAsia="es-PE"/>
           <w14:ligatures w14:val="none"/>
         </w:rPr>
-        <w:t xml:space="preserve">interpuesta </w:t>
+        <w:t xml:space="preserve"/>
       </w:r>
       <w:r>
         <w:rPr>
@@ -3654,7 +3654,7 @@
           <w:lang w:eastAsia="es-PE"/>
           <w14:ligatures w14:val="none"/>
         </w:rPr>
-        <w:t xml:space="preserve">por </w:t>
+        <w:t xml:space="preserve"/>
       </w:r>
       <w:r>
         <w:rPr>
@@ -3665,7 +3665,7 @@
           <w:lang w:eastAsia="es-PE"/>
           <w14:ligatures w14:val="none"/>
         </w:rPr>
-        <w:t>la</w:t>
+        <w:t/>
       </w:r>
       <w:r>
         <w:rPr>
@@ -3676,7 +3676,7 @@
           <w:lang w:eastAsia="es-PE"/>
           <w14:ligatures w14:val="none"/>
         </w:rPr>
-        <w:t xml:space="preserve"> </w:t>
+        <w:t xml:space="preserve"/>
       </w:r>
       <w:r>
         <w:rPr>
@@ -3687,7 +3687,7 @@
           <w:lang w:eastAsia="es-PE"/>
           <w14:ligatures w14:val="none"/>
         </w:rPr>
-        <w:t xml:space="preserve">señora Juana Pastora Martínez Quispe </w:t>
+        <w:t xml:space="preserve"/>
       </w:r>
       <w:r>
         <w:rPr>
@@ -3698,7 +3698,7 @@
           <w:lang w:eastAsia="es-PE"/>
           <w14:ligatures w14:val="none"/>
         </w:rPr>
-        <w:t xml:space="preserve">contra </w:t>
+        <w:t xml:space="preserve"/>
       </w:r>
       <w:proofErr w:type="spellStart"/>
       <w:r>
@@ -3706,7 +3706,7 @@
           <w:rFonts w:ascii="Arial Narrow" w:eastAsia="Arial Narrow" w:hAnsi="Arial Narrow" w:cs="Arial Narrow"/>
           <w:bCs/>
         </w:rPr>
-        <w:t>Interseguro</w:t>
+        <w:t/>
       </w:r>
       <w:proofErr w:type="spellEnd"/>
       <w:r>
@@ -3714,7 +3714,7 @@
           <w:rFonts w:ascii="Arial Narrow" w:eastAsia="Arial Narrow" w:hAnsi="Arial Narrow" w:cs="Arial Narrow"/>
           <w:bCs/>
         </w:rPr>
-        <w:t xml:space="preserve"> Compañía de Seguros S.A. y al </w:t>
+        <w:t xml:space="preserve"/>
       </w:r>
       <w:r>
         <w:rPr>
@@ -3725,7 +3725,7 @@
           <w:lang w:eastAsia="es-PE"/>
           <w14:ligatures w14:val="none"/>
         </w:rPr>
-        <w:t>Banco Internacional del Perú S.A.A. - Interbank</w:t>
+        <w:t/>
       </w:r>
       <w:r>
         <w:rPr>
@@ -3736,7 +3736,7 @@
           <w:lang w:eastAsia="es-PE"/>
           <w14:ligatures w14:val="none"/>
         </w:rPr>
-        <w:t xml:space="preserve">, </w:t>
+        <w:t xml:space="preserve"/>
       </w:r>
       <w:r>
         <w:rPr>
@@ -3747,7 +3747,7 @@
           <w:lang w:eastAsia="es-PE"/>
           <w14:ligatures w14:val="none"/>
         </w:rPr>
-        <w:t>por lo siguiente:</w:t>
+        <w:t/>
       </w:r>
     </w:p>
     <w:p>
@@ -6279,7 +6279,7 @@
           <w:bCs/>
         </w:rPr>
         <w:lastRenderedPageBreak/>
-        <w:t>DÉCIMO</w:t>
+        <w:t xml:space="preserve">DÉCIMO PRIMERO: requerir a la señora [DENUNCIANTE] y al Banco Internacional del Perú S.A.A. - Interbank para que, dentro del plazo de dos (2) días hábiles siguientes a la fecha en que reciban la notificación en su bandeja de correo electrónico, efectúen la confirmación de recepción de la notificación remitida por este despacho a su correo electrónico, de conformidad con el segundo párrafo del numeral 4 del artículo 20 del Texto Único Ordenado de la Ley del Procedimiento Administrativo General, aprobado mediante Decreto Supremo 006-2026-JUS, bajo apercibimiento de rehacer el acto de notificación y notificarle conforme al numeral 1 del artículo 20 del citado cuerpo normativo.</w:t>
       </w:r>
       <w:r>
         <w:rPr>
@@ -6287,7 +6287,7 @@
           <w:b/>
           <w:bCs/>
         </w:rPr>
-        <w:t xml:space="preserve"> PRIMERO</w:t>
+        <w:t xml:space="preserve"/>
       </w:r>
       <w:r>
         <w:rPr>
@@ -6297,7 +6297,7 @@
           <w:kern w:val="0"/>
           <w14:ligatures w14:val="none"/>
         </w:rPr>
-        <w:t>:</w:t>
+        <w:t/>
       </w:r>
       <w:r>
         <w:rPr>
@@ -6307,7 +6307,7 @@
           <w:kern w:val="0"/>
           <w14:ligatures w14:val="none"/>
         </w:rPr>
-        <w:t xml:space="preserve"> </w:t>
+        <w:t xml:space="preserve"/>
       </w:r>
       <w:r>
         <w:rPr>
@@ -6317,7 +6317,7 @@
           <w:kern w:val="0"/>
           <w14:ligatures w14:val="none"/>
         </w:rPr>
-        <w:t xml:space="preserve">requerir a la señora </w:t>
+        <w:t xml:space="preserve"/>
       </w:r>
       <w:r>
         <w:rPr>
@@ -6328,7 +6328,7 @@
           <w:lang w:eastAsia="es-PE"/>
           <w14:ligatures w14:val="none"/>
         </w:rPr>
-        <w:t xml:space="preserve">Juana Pastora Martínez Quispe y al </w:t>
+        <w:t xml:space="preserve"/>
       </w:r>
       <w:r>
         <w:rPr>
@@ -6339,7 +6339,7 @@
           <w:lang w:eastAsia="es-PE"/>
           <w14:ligatures w14:val="none"/>
         </w:rPr>
-        <w:t xml:space="preserve">Banco Internacional del Perú </w:t>
+        <w:t xml:space="preserve"/>
       </w:r>
       <w:r>
         <w:rPr>
@@ -6350,7 +6350,7 @@
           <w:lang w:eastAsia="es-PE"/>
           <w14:ligatures w14:val="none"/>
         </w:rPr>
-        <w:t xml:space="preserve">S.A.A. - </w:t>
+        <w:t xml:space="preserve"/>
       </w:r>
       <w:r>
         <w:rPr>
@@ -6361,42 +6361,42 @@
           <w:lang w:eastAsia="es-PE"/>
           <w14:ligatures w14:val="none"/>
         </w:rPr>
-        <w:t xml:space="preserve">Interbank </w:t>
+        <w:t xml:space="preserve"/>
       </w:r>
       <w:r>
         <w:rPr>
           <w:rFonts w:ascii="Arial Narrow" w:hAnsi="Arial Narrow"/>
           <w:color w:val="000000"/>
         </w:rPr>
-        <w:t>para que, dentro del plazo de dos (2) días hábiles siguientes a la fecha en que reciba</w:t>
+        <w:t/>
       </w:r>
       <w:r>
         <w:rPr>
           <w:rFonts w:ascii="Arial Narrow" w:hAnsi="Arial Narrow"/>
           <w:color w:val="000000"/>
         </w:rPr>
-        <w:t>n</w:t>
+        <w:t/>
       </w:r>
       <w:r>
         <w:rPr>
           <w:rFonts w:ascii="Arial Narrow" w:hAnsi="Arial Narrow"/>
           <w:color w:val="000000"/>
         </w:rPr>
-        <w:t xml:space="preserve"> la notificación en su bandeja de correo electrónico, efectúe</w:t>
+        <w:t xml:space="preserve"/>
       </w:r>
       <w:r>
         <w:rPr>
           <w:rFonts w:ascii="Arial Narrow" w:hAnsi="Arial Narrow"/>
           <w:color w:val="000000"/>
         </w:rPr>
-        <w:t>n</w:t>
+        <w:t/>
       </w:r>
       <w:r>
         <w:rPr>
           <w:rFonts w:ascii="Arial Narrow" w:hAnsi="Arial Narrow"/>
           <w:color w:val="000000"/>
         </w:rPr>
-        <w:t xml:space="preserve"> la confirmación de recepción de la notificación remitida por este despacho a su correo electrónico, de conformidad con el segundo párrafo del numeral 4 del artículo 20</w:t>
+        <w:t xml:space="preserve"/>
       </w:r>
       <w:r>
         <w:rPr>
@@ -6413,14 +6413,14 @@
           <w:rFonts w:ascii="Arial Narrow" w:hAnsi="Arial Narrow"/>
           <w:color w:val="000000"/>
         </w:rPr>
-        <w:t xml:space="preserve"> del Texto Único Ordenado de la Ley</w:t>
+        <w:t xml:space="preserve"/>
       </w:r>
       <w:r>
         <w:rPr>
           <w:rFonts w:ascii="Arial Narrow" w:hAnsi="Arial Narrow"/>
           <w:color w:val="000000"/>
         </w:rPr>
-        <w:t xml:space="preserve"> del Procedimiento Administrativo General, aprobado mediante Decreto Supremo 006-2026-JUS, bajo apercibimiento de rehacer el acto de notificación y notificarle conforme al numeral 1 del artículo 20</w:t>
+        <w:t xml:space="preserve"/>
       </w:r>
       <w:r>
         <w:rPr>
@@ -6437,7 +6437,7 @@
           <w:rFonts w:ascii="Arial Narrow" w:hAnsi="Arial Narrow"/>
           <w:color w:val="000000"/>
         </w:rPr>
-        <w:t xml:space="preserve"> del citado cuerpo normativo</w:t>
+        <w:t xml:space="preserve"/>
       </w:r>
       <w:r>
         <w:rPr>
@@ -6450,7 +6450,7 @@
         <w:rPr>
           <w:rFonts w:ascii="Arial Narrow" w:hAnsi="Arial Narrow" w:cs="Arial"/>
         </w:rPr>
-        <w:t>.</w:t>
+        <w:t/>
       </w:r>
     </w:p>
     <w:p>
@@ -6654,7 +6654,7 @@
           <w:kern w:val="0"/>
           <w14:ligatures w14:val="none"/>
         </w:rPr>
-        <w:t>EVELING ROA QUISPE</w:t>
+        <w:t xml:space="preserve">EVELING ROA [APELLIDO]</w:t>
       </w:r>
     </w:p>
     <w:p>

--- a/plantillas_maestras/03_seguro_desgravamen/negativa_cobertura/1_ddo_banco_o_financiera/mujer/TPL_3523_2025_SEGURO_DESGRAVAMEN_NEGATIVA_COBERTURA_BANCO_MUJER_R1.docx
+++ b/plantillas_maestras/03_seguro_desgravamen/negativa_cobertura/1_ddo_banco_o_financiera/mujer/TPL_3523_2025_SEGURO_DESGRAVAMEN_NEGATIVA_COBERTURA_BANCO_MUJER_R1.docx
@@ -1465,7 +1465,7 @@
           <w:lang w:val="es-ES" w:eastAsia="es-ES"/>
           <w14:ligatures w14:val="none"/>
         </w:rPr>
-        <w:t xml:space="preserve">La señora [APELLIDO] solicitó, en calidad de medida correctiva, que los proveedores denunciados cumplan con: (i) realizar la revisión y reconsideración del rechazo de la solicitud  CIS-A92537; (ii) disponer la activación del seguro de desgravamen, en atención al dictamen médico que acredita la invalidez total y definitiva del 97%; y, (iii) disponer la suspensión inmediata de los cobros e intereses de los productos financieros mencionados, hasta que se resuelva el fondo del caso. Asimismo, requirió el reembolso de costos y costas del presente procedimiento.</w:t>
+        <w:t xml:space="preserve">La señora [APELLIDO] solicitó, en calidad de medida correctiva, que los proveedores denunciados cumplan con: (i) realizar la revisión y reconsideración del rechazo de la solicitud CIS-A92537; (ii) disponer la activación del seguro de desgravamen, en atención al dictamen médico que acredita la invalidez total y definitiva del 97%; y, (iii) disponer la suspensión inmediata de los cobros e intereses de los productos financieros mencionados, hasta que se resuelva el fondo del caso. Asimismo, requirió el reembolso de costos y costas del presente procedimiento.</w:t>
       </w:r>
       <w:r>
         <w:rPr>

--- a/plantillas_maestras/03_seguro_desgravamen/negativa_cobertura/1_ddo_banco_o_financiera/mujer/TPL_3523_2025_SEGURO_DESGRAVAMEN_NEGATIVA_COBERTURA_BANCO_MUJER_R1.docx
+++ b/plantillas_maestras/03_seguro_desgravamen/negativa_cobertura/1_ddo_banco_o_financiera/mujer/TPL_3523_2025_SEGURO_DESGRAVAMEN_NEGATIVA_COBERTURA_BANCO_MUJER_R1.docx
@@ -679,6 +679,7 @@
       </w:r>
       <w:r>
         <w:rPr>
+          <w:rStyle w:val="Refdenotaalpie"/>
           <w:rFonts w:ascii="Arial Narrow" w:eastAsia="Times New Roman" w:hAnsi="Arial Narrow" w:cs="Times New Roman"/>
           <w:color w:val="000000"/>
           <w:kern w:val="0"/>
@@ -822,6 +823,7 @@
       </w:r>
       <w:r>
         <w:rPr>
+          <w:rStyle w:val="Refdenotaalpie"/>
           <w:rFonts w:ascii="Arial Narrow" w:eastAsia="Times New Roman" w:hAnsi="Arial Narrow" w:cs="Times New Roman"/>
           <w:color w:val="000000"/>
           <w:kern w:val="0"/>
@@ -1844,6 +1846,7 @@
       </w:r>
       <w:r>
         <w:rPr>
+          <w:rStyle w:val="Refdenotaalpie"/>
           <w:rFonts w:ascii="Arial Narrow" w:eastAsia="Arial Narrow" w:hAnsi="Arial Narrow" w:cs="Arial Narrow"/>
           <w:kern w:val="0"/>
           <w:vertAlign w:val="superscript"/>
@@ -1959,6 +1962,7 @@
       <w:bookmarkStart w:id="6" w:name="_Hlk211599421"/>
       <w:r>
         <w:rPr>
+          <w:rStyle w:val="Refdenotaalpie"/>
           <w:rFonts w:ascii="Arial Narrow" w:eastAsia="Arial Narrow" w:hAnsi="Arial Narrow" w:cs="Arial"/>
           <w:kern w:val="0"/>
           <w:vertAlign w:val="superscript"/>
@@ -2764,6 +2768,7 @@
       </w:r>
       <w:r>
         <w:rPr>
+          <w:rStyle w:val="Refdenotaalpie"/>
           <w:rFonts w:ascii="Arial Narrow" w:eastAsia="Arial Narrow" w:hAnsi="Arial Narrow" w:cs="Arial Narrow"/>
           <w:kern w:val="0"/>
           <w:vertAlign w:val="superscript"/>
@@ -4995,6 +5000,7 @@
       </w:r>
       <w:r>
         <w:rPr>
+          <w:rStyle w:val="Refdenotaalpie"/>
           <w:rFonts w:ascii="Arial Narrow" w:eastAsia="Calibri" w:hAnsi="Arial Narrow" w:cs="Arial"/>
           <w:kern w:val="0"/>
           <w:vertAlign w:val="superscript"/>
@@ -5039,6 +5045,7 @@
       </w:r>
       <w:r>
         <w:rPr>
+          <w:rStyle w:val="Refdenotaalpie"/>
           <w:rFonts w:ascii="Arial Narrow" w:eastAsia="Calibri" w:hAnsi="Arial Narrow" w:cs="Arial"/>
           <w:spacing w:val="-2"/>
           <w:kern w:val="0"/>
@@ -5845,6 +5852,7 @@
       </w:r>
       <w:r>
         <w:rPr>
+          <w:rStyle w:val="Refdenotaalpie"/>
           <w:rFonts w:ascii="Arial Narrow" w:eastAsia="Arial Narrow" w:hAnsi="Arial Narrow" w:cs="Times New Roman"/>
           <w:color w:val="000000"/>
           <w:kern w:val="0"/>
@@ -5926,6 +5934,7 @@
       </w:r>
       <w:r>
         <w:rPr>
+          <w:rStyle w:val="Refdenotaalpie"/>
           <w:rFonts w:ascii="Arial Narrow" w:eastAsia="Arial Narrow" w:hAnsi="Arial Narrow" w:cs="Times New Roman"/>
           <w:color w:val="000000"/>
           <w:kern w:val="0"/>
@@ -5979,6 +5988,7 @@
       </w:r>
       <w:r>
         <w:rPr>
+          <w:rStyle w:val="Refdenotaalpie"/>
           <w:rFonts w:ascii="Arial Narrow" w:eastAsia="Arial Narrow" w:hAnsi="Arial Narrow" w:cs="Times New Roman"/>
           <w:color w:val="000000"/>
           <w:kern w:val="0"/>
@@ -6138,6 +6148,7 @@
       </w:r>
       <w:r>
         <w:rPr>
+          <w:rStyle w:val="Refdenotaalpie"/>
           <w:rFonts w:ascii="Arial Narrow" w:eastAsia="Calibri" w:hAnsi="Arial Narrow" w:cs="Arial"/>
           <w:kern w:val="0"/>
           <w:vertAlign w:val="superscript"/>
@@ -6441,6 +6452,7 @@
       </w:r>
       <w:r>
         <w:rPr>
+          <w:rStyle w:val="Refdenotaalpie"/>
           <w:rFonts w:ascii="Arial Narrow" w:hAnsi="Arial Narrow"/>
           <w:vertAlign w:val="superscript"/>
         </w:rPr>
@@ -6806,14 +6818,14 @@
         <w:tab w:val="right" w:pos="8838"/>
       </w:tabs>
       <w:rPr>
-        <w:rFonts w:ascii="Arial" w:eastAsia="Arial" w:hAnsi="Arial" w:cs="Arial"/>
+        <w:rFonts w:ascii="Arial Narrow" w:eastAsia="Arial" w:hAnsi="Arial Narrow" w:cs="Arial"/>
         <w:sz w:val="16"/>
         <w:szCs w:val="16"/>
       </w:rPr>
     </w:pPr>
     <w:r>
       <w:rPr>
-        <w:rFonts w:ascii="Arial" w:eastAsia="Arial" w:hAnsi="Arial" w:cs="Arial"/>
+        <w:rFonts w:ascii="Arial Narrow" w:eastAsia="Arial" w:hAnsi="Arial Narrow" w:cs="Arial"/>
         <w:sz w:val="16"/>
         <w:szCs w:val="16"/>
       </w:rPr>
@@ -6827,7 +6839,7 @@
     </w:pPr>
     <w:r>
       <w:rPr>
-        <w:rFonts w:ascii="Arial" w:eastAsia="Arial" w:hAnsi="Arial" w:cs="Arial"/>
+        <w:rFonts w:ascii="Arial Narrow" w:eastAsia="Arial" w:hAnsi="Arial Narrow" w:cs="Arial"/>
         <w:sz w:val="16"/>
         <w:szCs w:val="16"/>
       </w:rPr>
@@ -6835,7 +6847,7 @@
     </w:r>
     <w:r>
       <w:rPr>
-        <w:rFonts w:ascii="Arial" w:eastAsia="Arial" w:hAnsi="Arial" w:cs="Arial"/>
+        <w:rFonts w:ascii="Arial Narrow" w:eastAsia="Arial" w:hAnsi="Arial Narrow" w:cs="Arial"/>
         <w:sz w:val="16"/>
         <w:szCs w:val="16"/>
       </w:rPr>
@@ -6843,7 +6855,7 @@
     </w:r>
     <w:r>
       <w:rPr>
-        <w:rFonts w:ascii="Arial" w:eastAsia="Arial" w:hAnsi="Arial" w:cs="Arial"/>
+        <w:rFonts w:ascii="Arial Narrow" w:eastAsia="Arial" w:hAnsi="Arial Narrow" w:cs="Arial"/>
         <w:sz w:val="16"/>
         <w:szCs w:val="16"/>
       </w:rPr>
@@ -6851,7 +6863,7 @@
     </w:r>
     <w:r>
       <w:rPr>
-        <w:rFonts w:ascii="Arial" w:eastAsia="Arial" w:hAnsi="Arial" w:cs="Arial"/>
+        <w:rFonts w:ascii="Arial Narrow" w:eastAsia="Arial" w:hAnsi="Arial Narrow" w:cs="Arial"/>
         <w:sz w:val="16"/>
         <w:szCs w:val="16"/>
       </w:rPr>
@@ -6859,7 +6871,7 @@
     </w:r>
     <w:r>
       <w:rPr>
-        <w:rFonts w:ascii="Arial" w:eastAsia="Arial" w:hAnsi="Arial" w:cs="Arial"/>
+        <w:rFonts w:ascii="Arial Narrow" w:eastAsia="Arial" w:hAnsi="Arial Narrow" w:cs="Arial"/>
         <w:sz w:val="16"/>
         <w:szCs w:val="16"/>
       </w:rPr>
@@ -6907,8 +6919,9 @@
         <w:rPr>
           <w:rStyle w:val="Refdenotaalpie"/>
           <w:rFonts w:ascii="Arial Narrow" w:hAnsi="Arial Narrow" w:cs="Arial"/>
-          <w:sz w:val="14"/>
-          <w:szCs w:val="14"/>
+          <w:sz w:val="16"/>
+          <w:szCs w:val="14"/>
+          <w:vertAlign w:val="superscript"/>
         </w:rPr>
         <w:footnoteRef/>
       </w:r>
@@ -7023,8 +7036,9 @@
         <w:rPr>
           <w:rStyle w:val="Refdenotaalpie"/>
           <w:rFonts w:ascii="Arial Narrow" w:hAnsi="Arial Narrow" w:cs="Arial"/>
-          <w:sz w:val="14"/>
-          <w:szCs w:val="14"/>
+          <w:sz w:val="16"/>
+          <w:szCs w:val="14"/>
+          <w:vertAlign w:val="superscript"/>
         </w:rPr>
         <w:footnoteRef/>
       </w:r>
@@ -7097,8 +7111,9 @@
         <w:rPr>
           <w:rStyle w:val="Refdenotaalpie"/>
           <w:rFonts w:ascii="Arial Narrow" w:hAnsi="Arial Narrow" w:cs="Arial"/>
-          <w:sz w:val="14"/>
-          <w:szCs w:val="14"/>
+          <w:sz w:val="16"/>
+          <w:szCs w:val="14"/>
+          <w:vertAlign w:val="superscript"/>
         </w:rPr>
         <w:footnoteRef/>
       </w:r>
@@ -7350,8 +7365,9 @@
         <w:rPr>
           <w:rStyle w:val="Refdenotaalpie"/>
           <w:rFonts w:ascii="Arial Narrow" w:hAnsi="Arial Narrow"/>
-          <w:sz w:val="14"/>
-          <w:szCs w:val="14"/>
+          <w:sz w:val="16"/>
+          <w:szCs w:val="14"/>
+          <w:vertAlign w:val="superscript"/>
         </w:rPr>
         <w:footnoteRef/>
       </w:r>
@@ -7531,8 +7547,9 @@
         <w:rPr>
           <w:rStyle w:val="Refdenotaalpie"/>
           <w:rFonts w:ascii="Arial Narrow" w:hAnsi="Arial Narrow" w:cs="Arial"/>
-          <w:sz w:val="14"/>
-          <w:szCs w:val="14"/>
+          <w:sz w:val="16"/>
+          <w:szCs w:val="14"/>
+          <w:vertAlign w:val="superscript"/>
         </w:rPr>
         <w:footnoteRef/>
       </w:r>
@@ -7698,8 +7715,9 @@
         <w:rPr>
           <w:rStyle w:val="Refdenotaalpie"/>
           <w:rFonts w:ascii="Arial Narrow" w:hAnsi="Arial Narrow" w:cs="Arial"/>
-          <w:sz w:val="14"/>
-          <w:szCs w:val="14"/>
+          <w:sz w:val="16"/>
+          <w:szCs w:val="14"/>
+          <w:vertAlign w:val="superscript"/>
         </w:rPr>
         <w:footnoteRef/>
       </w:r>
@@ -7768,8 +7786,9 @@
         <w:rPr>
           <w:rStyle w:val="Refdenotaalpie"/>
           <w:rFonts w:ascii="Arial Narrow" w:hAnsi="Arial Narrow" w:cs="Arial"/>
-          <w:sz w:val="14"/>
-          <w:szCs w:val="14"/>
+          <w:sz w:val="16"/>
+          <w:szCs w:val="14"/>
+          <w:vertAlign w:val="superscript"/>
         </w:rPr>
         <w:footnoteRef/>
       </w:r>
@@ -7957,9 +7976,9 @@
       </w:pPr>
       <w:r>
         <w:rPr>
-          <w:rStyle w:val="TextonotapieCar"/>
+          <w:rStyle w:val="Refdenotaalpie"/>
           <w:rFonts w:ascii="Arial Narrow" w:hAnsi="Arial Narrow" w:cs="Arial"/>
-          <w:sz w:val="14"/>
+          <w:sz w:val="16"/>
           <w:szCs w:val="14"/>
           <w:vertAlign w:val="superscript"/>
         </w:rPr>
@@ -8171,8 +8190,9 @@
         <w:rPr>
           <w:rStyle w:val="Refdenotaalpie"/>
           <w:rFonts w:ascii="Arial Narrow" w:hAnsi="Arial Narrow" w:cs="Arial"/>
-          <w:sz w:val="14"/>
-          <w:szCs w:val="14"/>
+          <w:sz w:val="16"/>
+          <w:szCs w:val="14"/>
+          <w:vertAlign w:val="superscript"/>
         </w:rPr>
         <w:footnoteRef/>
       </w:r>
@@ -8970,8 +8990,9 @@
         <w:rPr>
           <w:rStyle w:val="Refdenotaalpie"/>
           <w:rFonts w:ascii="Arial Narrow" w:hAnsi="Arial Narrow" w:cs="Arial"/>
-          <w:sz w:val="14"/>
-          <w:szCs w:val="14"/>
+          <w:sz w:val="16"/>
+          <w:szCs w:val="14"/>
+          <w:vertAlign w:val="superscript"/>
         </w:rPr>
         <w:footnoteRef/>
       </w:r>
@@ -9190,8 +9211,9 @@
           <w:rFonts w:ascii="Arial Narrow" w:hAnsi="Arial Narrow" w:cs="Arial"/>
           <w:b/>
           <w:bCs/>
-          <w:sz w:val="14"/>
-          <w:szCs w:val="14"/>
+          <w:sz w:val="16"/>
+          <w:szCs w:val="14"/>
+          <w:vertAlign w:val="superscript"/>
         </w:rPr>
         <w:footnoteRef/>
       </w:r>
@@ -9301,8 +9323,9 @@
         <w:rPr>
           <w:rStyle w:val="Refdenotaalpie"/>
           <w:rFonts w:ascii="Arial Narrow" w:hAnsi="Arial Narrow" w:cs="Arial"/>
-          <w:sz w:val="14"/>
-          <w:szCs w:val="14"/>
+          <w:sz w:val="16"/>
+          <w:szCs w:val="14"/>
+          <w:vertAlign w:val="superscript"/>
         </w:rPr>
         <w:footnoteRef/>
       </w:r>
@@ -11881,6 +11904,17 @@
       <w:szCs w:val="20"/>
     </w:rPr>
   </w:style>
+  <w:style w:type="character" w:styleId="FootnoteReference">
+    <w:name w:val="footnote reference"/>
+    <w:basedOn w:val="Fuentedeprrafopredeter"/>
+    <w:uiPriority w:val="99"/>
+    <w:semiHidden/>
+    <w:unhideWhenUsed/>
+    <w:rPr>
+      <w:rFonts w:ascii="Arial Narrow" w:hAnsi="Arial Narrow"/>
+      <w:vertAlign w:val="superscript"/>
+    </w:rPr>
+  </w:style>
 </w:styles>
 </file>
 

--- a/plantillas_maestras/03_seguro_desgravamen/negativa_cobertura/1_ddo_banco_o_financiera/mujer/TPL_3523_2025_SEGURO_DESGRAVAMEN_NEGATIVA_COBERTURA_BANCO_MUJER_R1.docx
+++ b/plantillas_maestras/03_seguro_desgravamen/negativa_cobertura/1_ddo_banco_o_financiera/mujer/TPL_3523_2025_SEGURO_DESGRAVAMEN_NEGATIVA_COBERTURA_BANCO_MUJER_R1.docx
@@ -1,8 +1,8 @@
 
 <file path=word/document.xml><?xml version="1.0" encoding="utf-8"?>
-<w:document xmlns:wpc="http://schemas.microsoft.com/office/word/2010/wordprocessingCanvas" xmlns:cx="http://schemas.microsoft.com/office/drawing/2014/chartex" xmlns:cx1="http://schemas.microsoft.com/office/drawing/2015/9/8/chartex" xmlns:cx2="http://schemas.microsoft.com/office/drawing/2015/10/21/chartex" xmlns:cx3="http://schemas.microsoft.com/office/drawing/2016/5/9/chartex" xmlns:cx4="http://schemas.microsoft.com/office/drawing/2016/5/10/chartex" xmlns:cx5="http://schemas.microsoft.com/office/drawing/2016/5/11/chartex" xmlns:cx6="http://schemas.microsoft.com/office/drawing/2016/5/12/chartex" xmlns:cx7="http://schemas.microsoft.com/office/drawing/2016/5/13/chartex" xmlns:cx8="http://schemas.microsoft.com/office/drawing/2016/5/14/chartex" xmlns:mc="http://schemas.openxmlformats.org/markup-compatibility/2006" xmlns:aink="http://schemas.microsoft.com/office/drawing/2016/ink" xmlns:am3d="http://schemas.microsoft.com/office/drawing/2017/model3d" xmlns:o="urn:schemas-microsoft-com:office:office" xmlns:oel="http://schemas.microsoft.com/office/2019/extlst" xmlns:r="http://schemas.openxmlformats.org/officeDocument/2006/relationships" xmlns:m="http://schemas.openxmlformats.org/officeDocument/2006/math" xmlns:v="urn:schemas-microsoft-com:vml" xmlns:wp14="http://schemas.microsoft.com/office/word/2010/wordprocessingDrawing" xmlns:wp="http://schemas.openxmlformats.org/drawingml/2006/wordprocessingDrawing" xmlns:w10="urn:schemas-microsoft-com:office:word" xmlns:w="http://schemas.openxmlformats.org/wordprocessingml/2006/main" xmlns:w14="http://schemas.microsoft.com/office/word/2010/wordml" xmlns:w15="http://schemas.microsoft.com/office/word/2012/wordml" xmlns:w16cex="http://schemas.microsoft.com/office/word/2018/wordml/cex" xmlns:w16cid="http://schemas.microsoft.com/office/word/2016/wordml/cid" xmlns:w16="http://schemas.microsoft.com/office/word/2018/wordml" xmlns:w16du="http://schemas.microsoft.com/office/word/2023/wordml/word16du" xmlns:w16sdtdh="http://schemas.microsoft.com/office/word/2020/wordml/sdtdatahash" xmlns:w16sdtfl="http://schemas.microsoft.com/office/word/2024/wordml/sdtformatlock" xmlns:w16se="http://schemas.microsoft.com/office/word/2015/wordml/symex" xmlns:wpg="http://schemas.microsoft.com/office/word/2010/wordprocessingGroup" xmlns:wpi="http://schemas.microsoft.com/office/word/2010/wordprocessingInk" xmlns:wne="http://schemas.microsoft.com/office/word/2006/wordml" xmlns:wps="http://schemas.microsoft.com/office/word/2010/wordprocessingShape" mc:Ignorable="w14 w15 w16se w16cid w16 w16cex w16sdtdh w16sdtfl w16du wp14">
+<w:document xmlns:ns1="http://schemas.openxmlformats.org/markup-compatibility/2006" xmlns:ns2="http://schemas.microsoft.com/office/word/2010/wordml" xmlns:ns3="http://schemas.openxmlformats.org/officeDocument/2006/relationships" xmlns:w="http://schemas.openxmlformats.org/wordprocessingml/2006/main" ns1:Ignorable="w14 w15 w16se w16cid w16 w16cex w16sdtdh w16sdtfl w16du wp14">
   <w:body>
-    <w:p>
+    <w:p ns2:paraId="4D92E425" ns2:textId="186A927D">
       <w:pPr>
         <w:tabs>
           <w:tab w:val="left" w:pos="1701"/>
@@ -14,7 +14,7 @@
           <w:color w:val="000000"/>
           <w:kern w:val="0"/>
           <w:lang w:eastAsia="es-PE"/>
-          <w14:ligatures w14:val="none"/>
+          <ns2:ligatures ns2:val="none"/>
         </w:rPr>
       </w:pPr>
       <w:bookmarkStart w:id="0" w:name="_Hlk80343540"/>
@@ -25,7 +25,7 @@
           <w:color w:val="000000"/>
           <w:kern w:val="0"/>
           <w:lang w:eastAsia="es-PE"/>
-          <w14:ligatures w14:val="none"/>
+          <ns2:ligatures ns2:val="none"/>
         </w:rPr>
         <w:t>EX</w:t>
       </w:r>
@@ -36,7 +36,7 @@
           <w:color w:val="000000"/>
           <w:kern w:val="0"/>
           <w:lang w:eastAsia="es-PE"/>
-          <w14:ligatures w14:val="none"/>
+          <ns2:ligatures ns2:val="none"/>
         </w:rPr>
         <w:t xml:space="preserve">PEDIENTE </w:t>
       </w:r>
@@ -47,7 +47,7 @@
           <w:color w:val="000000"/>
           <w:kern w:val="0"/>
           <w:lang w:eastAsia="es-PE"/>
-          <w14:ligatures w14:val="none"/>
+          <ns2:ligatures ns2:val="none"/>
         </w:rPr>
         <w:tab/>
       </w:r>
@@ -58,7 +58,7 @@
           <w:color w:val="000000"/>
           <w:kern w:val="0"/>
           <w:lang w:eastAsia="es-PE"/>
-          <w14:ligatures w14:val="none"/>
+          <ns2:ligatures ns2:val="none"/>
         </w:rPr>
         <w:t>:</w:t>
       </w:r>
@@ -69,7 +69,7 @@
           <w:color w:val="000000"/>
           <w:kern w:val="0"/>
           <w:lang w:eastAsia="es-PE"/>
-          <w14:ligatures w14:val="none"/>
+          <ns2:ligatures ns2:val="none"/>
         </w:rPr>
         <w:tab/>
       </w:r>
@@ -82,12 +82,12 @@
           <w:kern w:val="0"/>
           <w:shd w:val="clear" w:color="auto" w:fill="FFFFFF"/>
           <w:lang w:eastAsia="es-PE"/>
-          <w14:ligatures w14:val="none"/>
+          <ns2:ligatures ns2:val="none"/>
         </w:rPr>
         <w:t>3523-2025/CC1</w:t>
       </w:r>
     </w:p>
-    <w:p>
+    <w:p ns2:paraId="174737B6" ns2:textId="63FFD326">
       <w:pPr>
         <w:tabs>
           <w:tab w:val="left" w:pos="1701"/>
@@ -102,17 +102,17 @@
           <w:color w:val="000000"/>
           <w:kern w:val="0"/>
           <w:lang w:eastAsia="es-PE"/>
-          <w14:ligatures w14:val="none"/>
-        </w:rPr>
-      </w:pPr>
-      <w:r>
-        <w:rPr>
-          <w:rFonts w:ascii="Arial Narrow" w:eastAsia="Arial Narrow" w:hAnsi="Arial Narrow" w:cs="Arial Narrow"/>
-          <w:b/>
-          <w:color w:val="000000"/>
-          <w:kern w:val="0"/>
-          <w:lang w:eastAsia="es-PE"/>
-          <w14:ligatures w14:val="none"/>
+          <ns2:ligatures ns2:val="none"/>
+        </w:rPr>
+      </w:pPr>
+      <w:r>
+        <w:rPr>
+          <w:rFonts w:ascii="Arial Narrow" w:eastAsia="Arial Narrow" w:hAnsi="Arial Narrow" w:cs="Arial Narrow"/>
+          <w:b/>
+          <w:color w:val="000000"/>
+          <w:kern w:val="0"/>
+          <w:lang w:eastAsia="es-PE"/>
+          <ns2:ligatures ns2:val="none"/>
         </w:rPr>
         <w:t xml:space="preserve">DENUNCIANTE:[DENUNCIANTE] (SEÑORA [APELLIDO])</w:t>
       </w:r>
@@ -123,7 +123,7 @@
           <w:color w:val="000000"/>
           <w:kern w:val="0"/>
           <w:lang w:eastAsia="es-PE"/>
-          <w14:ligatures w14:val="none"/>
+          <ns2:ligatures ns2:val="none"/>
         </w:rPr>
         <w:tab/>
         <w:t/>
@@ -135,7 +135,7 @@
           <w:color w:val="000000"/>
           <w:kern w:val="0"/>
           <w:lang w:eastAsia="es-PE"/>
-          <w14:ligatures w14:val="none"/>
+          <ns2:ligatures ns2:val="none"/>
         </w:rPr>
         <w:tab/>
       </w:r>
@@ -146,12 +146,12 @@
           <w:color w:val="000000"/>
           <w:kern w:val="0"/>
           <w:lang w:eastAsia="es-PE"/>
-          <w14:ligatures w14:val="none"/>
+          <ns2:ligatures ns2:val="none"/>
         </w:rPr>
         <w:t/>
       </w:r>
     </w:p>
-    <w:p>
+    <w:p ns2:paraId="223101EF" ns2:textId="4A4BA39C">
       <w:pPr>
         <w:tabs>
           <w:tab w:val="left" w:pos="1701"/>
@@ -166,17 +166,17 @@
           <w:color w:val="000000"/>
           <w:kern w:val="0"/>
           <w:lang w:eastAsia="es-PE"/>
-          <w14:ligatures w14:val="none"/>
-        </w:rPr>
-      </w:pPr>
-      <w:r>
-        <w:rPr>
-          <w:rFonts w:ascii="Arial Narrow" w:eastAsia="Arial Narrow" w:hAnsi="Arial Narrow" w:cs="Arial Narrow"/>
-          <w:b/>
-          <w:color w:val="000000"/>
-          <w:kern w:val="0"/>
-          <w:lang w:eastAsia="es-PE"/>
-          <w14:ligatures w14:val="none"/>
+          <ns2:ligatures ns2:val="none"/>
+        </w:rPr>
+      </w:pPr>
+      <w:r>
+        <w:rPr>
+          <w:rFonts w:ascii="Arial Narrow" w:eastAsia="Arial Narrow" w:hAnsi="Arial Narrow" w:cs="Arial Narrow"/>
+          <w:b/>
+          <w:color w:val="000000"/>
+          <w:kern w:val="0"/>
+          <w:lang w:eastAsia="es-PE"/>
+          <ns2:ligatures ns2:val="none"/>
         </w:rPr>
         <w:t>DENUNCIADOS</w:t>
       </w:r>
@@ -187,7 +187,7 @@
           <w:color w:val="000000"/>
           <w:kern w:val="0"/>
           <w:lang w:eastAsia="es-PE"/>
-          <w14:ligatures w14:val="none"/>
+          <ns2:ligatures ns2:val="none"/>
         </w:rPr>
         <w:tab/>
         <w:t>:</w:t>
@@ -199,7 +199,7 @@
           <w:color w:val="000000"/>
           <w:kern w:val="0"/>
           <w:lang w:eastAsia="es-PE"/>
-          <w14:ligatures w14:val="none"/>
+          <ns2:ligatures ns2:val="none"/>
         </w:rPr>
         <w:tab/>
       </w:r>
@@ -210,7 +210,7 @@
           <w:color w:val="000000"/>
           <w:kern w:val="0"/>
           <w:lang w:eastAsia="es-PE"/>
-          <w14:ligatures w14:val="none"/>
+          <ns2:ligatures ns2:val="none"/>
         </w:rPr>
         <w:t>BANCO INTERNACIONAL DEL PERÚ S.A.A. - INTERBANK</w:t>
       </w:r>
@@ -221,7 +221,7 @@
           <w:color w:val="000000"/>
           <w:kern w:val="0"/>
           <w:lang w:eastAsia="es-PE"/>
-          <w14:ligatures w14:val="none"/>
+          <ns2:ligatures ns2:val="none"/>
         </w:rPr>
         <w:t xml:space="preserve"> </w:t>
       </w:r>
@@ -232,7 +232,7 @@
           <w:color w:val="000000"/>
           <w:kern w:val="0"/>
           <w:lang w:eastAsia="es-PE"/>
-          <w14:ligatures w14:val="none"/>
+          <ns2:ligatures ns2:val="none"/>
         </w:rPr>
         <w:t>(</w:t>
       </w:r>
@@ -243,7 +243,7 @@
           <w:color w:val="000000"/>
           <w:kern w:val="0"/>
           <w:lang w:eastAsia="es-PE"/>
-          <w14:ligatures w14:val="none"/>
+          <ns2:ligatures ns2:val="none"/>
         </w:rPr>
         <w:t>BANCO</w:t>
       </w:r>
@@ -254,12 +254,12 @@
           <w:color w:val="000000"/>
           <w:kern w:val="0"/>
           <w:lang w:eastAsia="es-PE"/>
-          <w14:ligatures w14:val="none"/>
+          <ns2:ligatures ns2:val="none"/>
         </w:rPr>
         <w:t xml:space="preserve">) </w:t>
       </w:r>
     </w:p>
-    <w:p>
+    <w:p ns2:paraId="4D23E5DF" ns2:textId="2BBA2611">
       <w:pPr>
         <w:tabs>
           <w:tab w:val="left" w:pos="1701"/>
@@ -274,17 +274,17 @@
           <w:color w:val="000000"/>
           <w:kern w:val="0"/>
           <w:lang w:eastAsia="es-PE"/>
-          <w14:ligatures w14:val="none"/>
-        </w:rPr>
-      </w:pPr>
-      <w:r>
-        <w:rPr>
-          <w:rFonts w:ascii="Arial Narrow" w:eastAsia="Arial Narrow" w:hAnsi="Arial Narrow" w:cs="Arial Narrow"/>
-          <w:b/>
-          <w:color w:val="000000"/>
-          <w:kern w:val="0"/>
-          <w:lang w:eastAsia="es-PE"/>
-          <w14:ligatures w14:val="none"/>
+          <ns2:ligatures ns2:val="none"/>
+        </w:rPr>
+      </w:pPr>
+      <w:r>
+        <w:rPr>
+          <w:rFonts w:ascii="Arial Narrow" w:eastAsia="Arial Narrow" w:hAnsi="Arial Narrow" w:cs="Arial Narrow"/>
+          <w:b/>
+          <w:color w:val="000000"/>
+          <w:kern w:val="0"/>
+          <w:lang w:eastAsia="es-PE"/>
+          <ns2:ligatures ns2:val="none"/>
         </w:rPr>
         <w:tab/>
       </w:r>
@@ -295,7 +295,7 @@
           <w:color w:val="000000"/>
           <w:kern w:val="0"/>
           <w:lang w:eastAsia="es-PE"/>
-          <w14:ligatures w14:val="none"/>
+          <ns2:ligatures ns2:val="none"/>
         </w:rPr>
         <w:tab/>
       </w:r>
@@ -306,7 +306,7 @@
           <w:color w:val="000000"/>
           <w:kern w:val="0"/>
           <w:lang w:eastAsia="es-PE"/>
-          <w14:ligatures w14:val="none"/>
+          <ns2:ligatures ns2:val="none"/>
         </w:rPr>
         <w:t>INTERSEGURO COMPAÑÍA DE SEGUROS S.A.</w:t>
       </w:r>
@@ -317,7 +317,7 @@
           <w:color w:val="000000"/>
           <w:kern w:val="0"/>
           <w:lang w:eastAsia="es-PE"/>
-          <w14:ligatures w14:val="none"/>
+          <ns2:ligatures ns2:val="none"/>
         </w:rPr>
         <w:t xml:space="preserve"> (</w:t>
       </w:r>
@@ -328,7 +328,7 @@
           <w:color w:val="000000"/>
           <w:kern w:val="0"/>
           <w:lang w:eastAsia="es-PE"/>
-          <w14:ligatures w14:val="none"/>
+          <ns2:ligatures ns2:val="none"/>
         </w:rPr>
         <w:t>INTERSEGURO</w:t>
       </w:r>
@@ -339,12 +339,12 @@
           <w:color w:val="000000"/>
           <w:kern w:val="0"/>
           <w:lang w:eastAsia="es-PE"/>
-          <w14:ligatures w14:val="none"/>
+          <ns2:ligatures ns2:val="none"/>
         </w:rPr>
         <w:t>)</w:t>
       </w:r>
     </w:p>
-    <w:p>
+    <w:p ns2:paraId="753670C1" ns2:textId="77777777">
       <w:pPr>
         <w:tabs>
           <w:tab w:val="left" w:pos="1701"/>
@@ -359,17 +359,17 @@
           <w:color w:val="000000"/>
           <w:kern w:val="0"/>
           <w:lang w:eastAsia="es-PE"/>
-          <w14:ligatures w14:val="none"/>
-        </w:rPr>
-      </w:pPr>
-      <w:r>
-        <w:rPr>
-          <w:rFonts w:ascii="Arial Narrow" w:eastAsia="Arial Narrow" w:hAnsi="Arial Narrow" w:cs="Arial Narrow"/>
-          <w:b/>
-          <w:color w:val="000000"/>
-          <w:kern w:val="0"/>
-          <w:lang w:eastAsia="es-PE"/>
-          <w14:ligatures w14:val="none"/>
+          <ns2:ligatures ns2:val="none"/>
+        </w:rPr>
+      </w:pPr>
+      <w:r>
+        <w:rPr>
+          <w:rFonts w:ascii="Arial Narrow" w:eastAsia="Arial Narrow" w:hAnsi="Arial Narrow" w:cs="Arial Narrow"/>
+          <w:b/>
+          <w:color w:val="000000"/>
+          <w:kern w:val="0"/>
+          <w:lang w:eastAsia="es-PE"/>
+          <ns2:ligatures ns2:val="none"/>
         </w:rPr>
         <w:t>MATERIAS</w:t>
       </w:r>
@@ -380,7 +380,7 @@
           <w:color w:val="000000"/>
           <w:kern w:val="0"/>
           <w:lang w:eastAsia="es-PE"/>
-          <w14:ligatures w14:val="none"/>
+          <ns2:ligatures ns2:val="none"/>
         </w:rPr>
         <w:tab/>
         <w:t xml:space="preserve">: </w:t>
@@ -392,13 +392,13 @@
           <w:color w:val="000000"/>
           <w:kern w:val="0"/>
           <w:lang w:eastAsia="es-PE"/>
-          <w14:ligatures w14:val="none"/>
+          <ns2:ligatures ns2:val="none"/>
         </w:rPr>
         <w:tab/>
         <w:t>ADMISIÓN A TRÁMITE</w:t>
       </w:r>
     </w:p>
-    <w:p>
+    <w:p ns2:paraId="449086A9" ns2:textId="77777777">
       <w:pPr>
         <w:tabs>
           <w:tab w:val="left" w:pos="1701"/>
@@ -413,22 +413,22 @@
           <w:color w:val="000000"/>
           <w:kern w:val="0"/>
           <w:lang w:eastAsia="es-PE"/>
-          <w14:ligatures w14:val="none"/>
-        </w:rPr>
-      </w:pPr>
-      <w:r>
-        <w:rPr>
-          <w:rFonts w:ascii="Arial Narrow" w:eastAsia="Arial Narrow" w:hAnsi="Arial Narrow" w:cs="Arial Narrow"/>
-          <w:b/>
-          <w:color w:val="000000"/>
-          <w:kern w:val="0"/>
-          <w:lang w:eastAsia="es-PE"/>
-          <w14:ligatures w14:val="none"/>
+          <ns2:ligatures ns2:val="none"/>
+        </w:rPr>
+      </w:pPr>
+      <w:r>
+        <w:rPr>
+          <w:rFonts w:ascii="Arial Narrow" w:eastAsia="Arial Narrow" w:hAnsi="Arial Narrow" w:cs="Arial Narrow"/>
+          <w:b/>
+          <w:color w:val="000000"/>
+          <w:kern w:val="0"/>
+          <w:lang w:eastAsia="es-PE"/>
+          <ns2:ligatures ns2:val="none"/>
         </w:rPr>
         <w:t xml:space="preserve">REQUERIMIENTO DE INFORMACIÓN </w:t>
       </w:r>
     </w:p>
-    <w:p>
+    <w:p ns2:paraId="778AE69F" ns2:textId="77777777">
       <w:pPr>
         <w:tabs>
           <w:tab w:val="left" w:pos="1701"/>
@@ -442,17 +442,17 @@
           <w:color w:val="000000"/>
           <w:kern w:val="0"/>
           <w:lang w:eastAsia="es-PE"/>
-          <w14:ligatures w14:val="none"/>
-        </w:rPr>
-      </w:pPr>
-      <w:r>
-        <w:rPr>
-          <w:rFonts w:ascii="Arial Narrow" w:eastAsia="Arial Narrow" w:hAnsi="Arial Narrow" w:cs="Arial Narrow"/>
-          <w:b/>
-          <w:color w:val="000000"/>
-          <w:kern w:val="0"/>
-          <w:lang w:eastAsia="es-PE"/>
-          <w14:ligatures w14:val="none"/>
+          <ns2:ligatures ns2:val="none"/>
+        </w:rPr>
+      </w:pPr>
+      <w:r>
+        <w:rPr>
+          <w:rFonts w:ascii="Arial Narrow" w:eastAsia="Arial Narrow" w:hAnsi="Arial Narrow" w:cs="Arial Narrow"/>
+          <w:b/>
+          <w:color w:val="000000"/>
+          <w:kern w:val="0"/>
+          <w:lang w:eastAsia="es-PE"/>
+          <ns2:ligatures ns2:val="none"/>
         </w:rPr>
         <w:t xml:space="preserve">RESOLUCIÓN </w:t>
       </w:r>
@@ -463,7 +463,7 @@
           <w:color w:val="000000"/>
           <w:kern w:val="0"/>
           <w:lang w:eastAsia="es-PE"/>
-          <w14:ligatures w14:val="none"/>
+          <ns2:ligatures ns2:val="none"/>
         </w:rPr>
         <w:tab/>
         <w:t>:</w:t>
@@ -475,13 +475,13 @@
           <w:color w:val="000000"/>
           <w:kern w:val="0"/>
           <w:lang w:eastAsia="es-PE"/>
-          <w14:ligatures w14:val="none"/>
+          <ns2:ligatures ns2:val="none"/>
         </w:rPr>
         <w:tab/>
         <w:t>1</w:t>
       </w:r>
     </w:p>
-    <w:p>
+    <w:p ns2:paraId="26BE4AD0" ns2:textId="77777777">
       <w:pPr>
         <w:tabs>
           <w:tab w:val="left" w:pos="1014"/>
@@ -494,11 +494,11 @@
           <w:kern w:val="0"/>
           <w:shd w:val="clear" w:color="auto" w:fill="FFFFFF"/>
           <w:lang w:eastAsia="es-PE"/>
-          <w14:ligatures w14:val="none"/>
-        </w:rPr>
-      </w:pPr>
-    </w:p>
-    <w:p>
+          <ns2:ligatures ns2:val="none"/>
+        </w:rPr>
+      </w:pPr>
+    </w:p>
+    <w:p ns2:paraId="6D48DA83" ns2:textId="74A74F4B">
       <w:pPr>
         <w:tabs>
           <w:tab w:val="left" w:pos="1014"/>
@@ -511,7 +511,7 @@
           <w:kern w:val="0"/>
           <w:shd w:val="clear" w:color="auto" w:fill="FFFFFF"/>
           <w:lang w:eastAsia="es-PE"/>
-          <w14:ligatures w14:val="none"/>
+          <ns2:ligatures ns2:val="none"/>
         </w:rPr>
       </w:pPr>
       <w:r>
@@ -521,7 +521,7 @@
           <w:kern w:val="0"/>
           <w:shd w:val="clear" w:color="auto" w:fill="FFFFFF"/>
           <w:lang w:eastAsia="es-PE"/>
-          <w14:ligatures w14:val="none"/>
+          <ns2:ligatures ns2:val="none"/>
         </w:rPr>
         <w:t xml:space="preserve">Lima, </w:t>
       </w:r>
@@ -532,7 +532,7 @@
           <w:kern w:val="0"/>
           <w:shd w:val="clear" w:color="auto" w:fill="FFFFFF"/>
           <w:lang w:eastAsia="es-PE"/>
-          <w14:ligatures w14:val="none"/>
+          <ns2:ligatures ns2:val="none"/>
         </w:rPr>
         <w:t>6</w:t>
       </w:r>
@@ -543,7 +543,7 @@
           <w:kern w:val="0"/>
           <w:shd w:val="clear" w:color="auto" w:fill="FFFFFF"/>
           <w:lang w:eastAsia="es-PE"/>
-          <w14:ligatures w14:val="none"/>
+          <ns2:ligatures ns2:val="none"/>
         </w:rPr>
         <w:t xml:space="preserve"> de </w:t>
       </w:r>
@@ -555,7 +555,7 @@
           <w:kern w:val="0"/>
           <w:shd w:val="clear" w:color="auto" w:fill="FFFFFF"/>
           <w:lang w:eastAsia="es-PE"/>
-          <w14:ligatures w14:val="none"/>
+          <ns2:ligatures ns2:val="none"/>
         </w:rPr>
         <w:t>febrero</w:t>
       </w:r>
@@ -566,13 +566,13 @@
           <w:kern w:val="0"/>
           <w:shd w:val="clear" w:color="auto" w:fill="FFFFFF"/>
           <w:lang w:eastAsia="es-PE"/>
-          <w14:ligatures w14:val="none"/>
+          <ns2:ligatures ns2:val="none"/>
         </w:rPr>
         <w:t xml:space="preserve"> de 2026</w:t>
       </w:r>
       <w:bookmarkEnd w:id="1"/>
     </w:p>
-    <w:p>
+    <w:p ns2:paraId="1EF3C256" ns2:textId="77777777">
       <w:pPr>
         <w:tabs>
           <w:tab w:val="left" w:pos="1014"/>
@@ -584,11 +584,11 @@
           <w:color w:val="000000"/>
           <w:kern w:val="0"/>
           <w:lang w:eastAsia="es-PE"/>
-          <w14:ligatures w14:val="none"/>
-        </w:rPr>
-      </w:pPr>
-    </w:p>
-    <w:p>
+          <ns2:ligatures ns2:val="none"/>
+        </w:rPr>
+      </w:pPr>
+    </w:p>
+    <w:p ns2:paraId="087322B4" ns2:textId="77777777">
       <w:pPr>
         <w:numPr>
           <w:ilvl w:val="0"/>
@@ -602,22 +602,22 @@
           <w:color w:val="000000"/>
           <w:kern w:val="0"/>
           <w:lang w:eastAsia="es-PE"/>
-          <w14:ligatures w14:val="none"/>
-        </w:rPr>
-      </w:pPr>
-      <w:r>
-        <w:rPr>
-          <w:rFonts w:ascii="Arial Narrow" w:eastAsia="Arial Narrow" w:hAnsi="Arial Narrow" w:cs="Arial Narrow"/>
-          <w:b/>
-          <w:color w:val="000000"/>
-          <w:kern w:val="0"/>
-          <w:lang w:eastAsia="es-PE"/>
-          <w14:ligatures w14:val="none"/>
+          <ns2:ligatures ns2:val="none"/>
+        </w:rPr>
+      </w:pPr>
+      <w:r>
+        <w:rPr>
+          <w:rFonts w:ascii="Arial Narrow" w:eastAsia="Arial Narrow" w:hAnsi="Arial Narrow" w:cs="Arial Narrow"/>
+          <w:b/>
+          <w:color w:val="000000"/>
+          <w:kern w:val="0"/>
+          <w:lang w:eastAsia="es-PE"/>
+          <ns2:ligatures ns2:val="none"/>
         </w:rPr>
         <w:t xml:space="preserve">HECHOS </w:t>
       </w:r>
     </w:p>
-    <w:p>
+    <w:p ns2:paraId="4407157A" ns2:textId="77777777">
       <w:pPr>
         <w:spacing w:after="0" w:line="240" w:lineRule="auto"/>
         <w:jc w:val="both"/>
@@ -626,11 +626,11 @@
           <w:color w:val="000000"/>
           <w:kern w:val="0"/>
           <w:lang w:eastAsia="es-PE"/>
-          <w14:ligatures w14:val="none"/>
-        </w:rPr>
-      </w:pPr>
-    </w:p>
-    <w:p>
+          <ns2:ligatures ns2:val="none"/>
+        </w:rPr>
+      </w:pPr>
+    </w:p>
+    <w:p ns2:paraId="5ECFCB1A" ns2:textId="12C54C80">
       <w:pPr>
         <w:numPr>
           <w:ilvl w:val="1"/>
@@ -644,16 +644,16 @@
           <w:color w:val="000000"/>
           <w:kern w:val="0"/>
           <w:lang w:val="es-ES" w:eastAsia="es-ES"/>
-          <w14:ligatures w14:val="none"/>
-        </w:rPr>
-      </w:pPr>
-      <w:r>
-        <w:rPr>
-          <w:rFonts w:ascii="Arial Narrow" w:eastAsia="Times New Roman" w:hAnsi="Arial Narrow" w:cs="Arial"/>
-          <w:color w:val="000000"/>
-          <w:kern w:val="0"/>
-          <w:lang w:val="es-ES" w:eastAsia="es-ES"/>
-          <w14:ligatures w14:val="none"/>
+          <ns2:ligatures ns2:val="none"/>
+        </w:rPr>
+      </w:pPr>
+      <w:r>
+        <w:rPr>
+          <w:rFonts w:ascii="Arial Narrow" w:eastAsia="Times New Roman" w:hAnsi="Arial Narrow" w:cs="Arial"/>
+          <w:color w:val="000000"/>
+          <w:kern w:val="0"/>
+          <w:lang w:val="es-ES" w:eastAsia="es-ES"/>
+          <ns2:ligatures ns2:val="none"/>
         </w:rPr>
         <w:t xml:space="preserve">Mediante denuncia del 27 de octubre 2025, la señora [APELLIDO] denunció al Banco e Interseguro por presuntas infracciones a la Ley 29571, Código de Protección y Defensa del Consumidor (en adelante, Código), señalando lo siguiente:</w:t>
       </w:r>
@@ -663,7 +663,7 @@
           <w:color w:val="000000"/>
           <w:kern w:val="0"/>
           <w:lang w:val="es-ES" w:eastAsia="es-ES"/>
-          <w14:ligatures w14:val="none"/>
+          <ns2:ligatures ns2:val="none"/>
         </w:rPr>
         <w:t/>
       </w:r>
@@ -673,7 +673,7 @@
           <w:color w:val="000000"/>
           <w:kern w:val="0"/>
           <w:lang w:val="es-ES" w:eastAsia="es-ES"/>
-          <w14:ligatures w14:val="none"/>
+          <ns2:ligatures ns2:val="none"/>
         </w:rPr>
         <w:t xml:space="preserve"/>
       </w:r>
@@ -685,7 +685,7 @@
           <w:kern w:val="0"/>
           <w:vertAlign w:val="superscript"/>
           <w:lang w:val="es-ES" w:eastAsia="es-ES"/>
-          <w14:ligatures w14:val="none"/>
+          <ns2:ligatures ns2:val="none"/>
         </w:rPr>
         <w:footnoteReference w:id="1"/>
       </w:r>
@@ -693,7 +693,7 @@
         <w:rPr>
           <w:rFonts w:ascii="Arial Narrow" w:eastAsia="Calibri" w:hAnsi="Arial Narrow" w:cs="Arial"/>
           <w:kern w:val="0"/>
-          <w14:ligatures w14:val="none"/>
+          <ns2:ligatures ns2:val="none"/>
         </w:rPr>
         <w:t xml:space="preserve"/>
       </w:r>
@@ -701,7 +701,7 @@
         <w:rPr>
           <w:rFonts w:ascii="Arial Narrow" w:eastAsia="Calibri" w:hAnsi="Arial Narrow" w:cs="Arial"/>
           <w:kern w:val="0"/>
-          <w14:ligatures w14:val="none"/>
+          <ns2:ligatures ns2:val="none"/>
         </w:rPr>
         <w:t/>
       </w:r>
@@ -709,7 +709,7 @@
         <w:rPr>
           <w:rFonts w:ascii="Arial Narrow" w:eastAsia="Calibri" w:hAnsi="Arial Narrow" w:cs="Arial"/>
           <w:kern w:val="0"/>
-          <w14:ligatures w14:val="none"/>
+          <ns2:ligatures ns2:val="none"/>
         </w:rPr>
         <w:t xml:space="preserve"/>
       </w:r>
@@ -717,7 +717,7 @@
         <w:rPr>
           <w:rFonts w:ascii="Arial Narrow" w:eastAsia="Calibri" w:hAnsi="Arial Narrow" w:cs="Arial"/>
           <w:kern w:val="0"/>
-          <w14:ligatures w14:val="none"/>
+          <ns2:ligatures ns2:val="none"/>
         </w:rPr>
         <w:t xml:space="preserve"/>
       </w:r>
@@ -725,7 +725,7 @@
         <w:rPr>
           <w:rFonts w:ascii="Arial Narrow" w:eastAsia="Calibri" w:hAnsi="Arial Narrow" w:cs="Arial"/>
           <w:kern w:val="0"/>
-          <w14:ligatures w14:val="none"/>
+          <ns2:ligatures ns2:val="none"/>
         </w:rPr>
         <w:t/>
       </w:r>
@@ -735,7 +735,7 @@
           <w:color w:val="000000"/>
           <w:kern w:val="0"/>
           <w:lang w:val="es-ES" w:eastAsia="es-ES"/>
-          <w14:ligatures w14:val="none"/>
+          <ns2:ligatures ns2:val="none"/>
         </w:rPr>
         <w:t/>
       </w:r>
@@ -745,7 +745,7 @@
           <w:color w:val="000000"/>
           <w:kern w:val="0"/>
           <w:lang w:val="es-ES" w:eastAsia="es-ES"/>
-          <w14:ligatures w14:val="none"/>
+          <ns2:ligatures ns2:val="none"/>
         </w:rPr>
         <w:t/>
       </w:r>
@@ -755,7 +755,7 @@
           <w:color w:val="000000"/>
           <w:kern w:val="0"/>
           <w:lang w:val="es-ES" w:eastAsia="es-ES"/>
-          <w14:ligatures w14:val="none"/>
+          <ns2:ligatures ns2:val="none"/>
         </w:rPr>
         <w:t xml:space="preserve"/>
       </w:r>
@@ -765,7 +765,7 @@
           <w:color w:val="000000"/>
           <w:kern w:val="0"/>
           <w:lang w:val="es-ES" w:eastAsia="es-ES"/>
-          <w14:ligatures w14:val="none"/>
+          <ns2:ligatures ns2:val="none"/>
         </w:rPr>
         <w:t xml:space="preserve"/>
       </w:r>
@@ -775,7 +775,7 @@
           <w:color w:val="000000"/>
           <w:kern w:val="0"/>
           <w:lang w:val="es-ES" w:eastAsia="es-ES"/>
-          <w14:ligatures w14:val="none"/>
+          <ns2:ligatures ns2:val="none"/>
         </w:rPr>
         <w:t xml:space="preserve"/>
       </w:r>
@@ -786,7 +786,7 @@
           <w:color w:val="000000"/>
           <w:kern w:val="0"/>
           <w:lang w:val="es-ES" w:eastAsia="es-ES"/>
-          <w14:ligatures w14:val="none"/>
+          <ns2:ligatures ns2:val="none"/>
         </w:rPr>
         <w:t/>
       </w:r>
@@ -797,7 +797,7 @@
           <w:color w:val="000000"/>
           <w:kern w:val="0"/>
           <w:lang w:val="es-ES" w:eastAsia="es-ES"/>
-          <w14:ligatures w14:val="none"/>
+          <ns2:ligatures ns2:val="none"/>
         </w:rPr>
         <w:t xml:space="preserve"/>
       </w:r>
@@ -807,7 +807,7 @@
           <w:color w:val="000000"/>
           <w:kern w:val="0"/>
           <w:lang w:val="es-ES" w:eastAsia="es-ES"/>
-          <w14:ligatures w14:val="none"/>
+          <ns2:ligatures ns2:val="none"/>
         </w:rPr>
         <w:t xml:space="preserve"/>
       </w:r>
@@ -817,7 +817,7 @@
           <w:color w:val="000000"/>
           <w:kern w:val="0"/>
           <w:lang w:val="es-ES" w:eastAsia="es-ES"/>
-          <w14:ligatures w14:val="none"/>
+          <ns2:ligatures ns2:val="none"/>
         </w:rPr>
         <w:t/>
       </w:r>
@@ -829,7 +829,7 @@
           <w:kern w:val="0"/>
           <w:vertAlign w:val="superscript"/>
           <w:lang w:val="es-ES" w:eastAsia="es-ES"/>
-          <w14:ligatures w14:val="none"/>
+          <ns2:ligatures ns2:val="none"/>
         </w:rPr>
         <w:footnoteReference w:id="2"/>
       </w:r>
@@ -839,7 +839,7 @@
           <w:color w:val="000000"/>
           <w:kern w:val="0"/>
           <w:lang w:val="es-ES" w:eastAsia="es-ES"/>
-          <w14:ligatures w14:val="none"/>
+          <ns2:ligatures ns2:val="none"/>
         </w:rPr>
         <w:t xml:space="preserve"/>
       </w:r>
@@ -850,12 +850,12 @@
           <w:color w:val="000000"/>
           <w:kern w:val="0"/>
           <w:lang w:val="es-ES" w:eastAsia="es-ES"/>
-          <w14:ligatures w14:val="none"/>
+          <ns2:ligatures ns2:val="none"/>
         </w:rPr>
         <w:t/>
       </w:r>
     </w:p>
-    <w:p>
+    <w:p ns2:paraId="02A6B153" ns2:textId="77777777">
       <w:pPr>
         <w:spacing w:after="0" w:line="240" w:lineRule="auto"/>
         <w:jc w:val="both"/>
@@ -864,11 +864,11 @@
           <w:color w:val="000000"/>
           <w:kern w:val="0"/>
           <w:lang w:eastAsia="es-ES"/>
-          <w14:ligatures w14:val="none"/>
-        </w:rPr>
-      </w:pPr>
-    </w:p>
-    <w:p>
+          <ns2:ligatures ns2:val="none"/>
+        </w:rPr>
+      </w:pPr>
+    </w:p>
+    <w:p ns2:paraId="2C6AA793" ns2:textId="2FA1E97F">
       <w:pPr>
         <w:pStyle w:val="Prrafodelista"/>
         <w:numPr>
@@ -883,7 +883,7 @@
           <w:color w:val="000000"/>
           <w:kern w:val="0"/>
           <w:lang w:eastAsia="es-ES"/>
-          <w14:ligatures w14:val="none"/>
+          <ns2:ligatures ns2:val="none"/>
         </w:rPr>
       </w:pPr>
       <w:r>
@@ -892,7 +892,7 @@
           <w:color w:val="000000"/>
           <w:kern w:val="0"/>
           <w:lang w:eastAsia="es-ES"/>
-          <w14:ligatures w14:val="none"/>
+          <ns2:ligatures ns2:val="none"/>
         </w:rPr>
         <w:t>Contrató con</w:t>
       </w:r>
@@ -902,7 +902,7 @@
           <w:color w:val="000000"/>
           <w:kern w:val="0"/>
           <w:lang w:eastAsia="es-ES"/>
-          <w14:ligatures w14:val="none"/>
+          <ns2:ligatures ns2:val="none"/>
         </w:rPr>
         <w:t xml:space="preserve"> el Banco diversos productos financieros, consistentes en la Tarjeta de crédito 6****85-1, con un monto de deuda de S/ 3 417,95; la Tarjeta de crédito 8****30-1, respecto de la con un monto de deuda de S/ 17 242,51; así como el Crédito efectivo 0****52, con un saldo deudor de S/ 26 586,98</w:t>
       </w:r>
@@ -912,7 +912,7 @@
           <w:color w:val="000000"/>
           <w:kern w:val="0"/>
           <w:lang w:eastAsia="es-ES"/>
-          <w14:ligatures w14:val="none"/>
+          <ns2:ligatures ns2:val="none"/>
         </w:rPr>
         <w:t xml:space="preserve"> (en adelante, productos financieros)</w:t>
       </w:r>
@@ -922,7 +922,7 @@
           <w:color w:val="000000"/>
           <w:kern w:val="0"/>
           <w:lang w:eastAsia="es-ES"/>
-          <w14:ligatures w14:val="none"/>
+          <ns2:ligatures ns2:val="none"/>
         </w:rPr>
         <w:t>, encontrándose dichas obligaciones vigentes</w:t>
       </w:r>
@@ -932,7 +932,7 @@
           <w:color w:val="000000"/>
           <w:kern w:val="0"/>
           <w:lang w:eastAsia="es-ES"/>
-          <w14:ligatures w14:val="none"/>
+          <ns2:ligatures ns2:val="none"/>
         </w:rPr>
         <w:t xml:space="preserve"> y cada uno contaba con su respectivo Seguro de Desgravamen</w:t>
       </w:r>
@@ -942,12 +942,12 @@
           <w:color w:val="000000"/>
           <w:kern w:val="0"/>
           <w:lang w:eastAsia="es-ES"/>
-          <w14:ligatures w14:val="none"/>
+          <ns2:ligatures ns2:val="none"/>
         </w:rPr>
         <w:t>.</w:t>
       </w:r>
     </w:p>
-    <w:p>
+    <w:p ns2:paraId="12AB7D7C" ns2:textId="77777777">
       <w:pPr>
         <w:pStyle w:val="Prrafodelista"/>
         <w:spacing w:after="0" w:line="240" w:lineRule="auto"/>
@@ -958,11 +958,11 @@
           <w:color w:val="000000"/>
           <w:kern w:val="0"/>
           <w:lang w:eastAsia="es-ES"/>
-          <w14:ligatures w14:val="none"/>
-        </w:rPr>
-      </w:pPr>
-    </w:p>
-    <w:p>
+          <ns2:ligatures ns2:val="none"/>
+        </w:rPr>
+      </w:pPr>
+    </w:p>
+    <w:p ns2:paraId="57F9B1AC" ns2:textId="6B89CCCB">
       <w:pPr>
         <w:pStyle w:val="Prrafodelista"/>
         <w:numPr>
@@ -977,7 +977,7 @@
           <w:color w:val="000000"/>
           <w:kern w:val="0"/>
           <w:lang w:eastAsia="es-ES"/>
-          <w14:ligatures w14:val="none"/>
+          <ns2:ligatures ns2:val="none"/>
         </w:rPr>
       </w:pPr>
       <w:r>
@@ -986,7 +986,7 @@
           <w:color w:val="000000"/>
           <w:kern w:val="0"/>
           <w:lang w:eastAsia="es-ES"/>
-          <w14:ligatures w14:val="none"/>
+          <ns2:ligatures ns2:val="none"/>
         </w:rPr>
         <w:t xml:space="preserve">El 21 de septiembre del 2025, presentó ante </w:t>
       </w:r>
@@ -997,7 +997,7 @@
           <w:color w:val="000000"/>
           <w:kern w:val="0"/>
           <w:lang w:eastAsia="es-ES"/>
-          <w14:ligatures w14:val="none"/>
+          <ns2:ligatures ns2:val="none"/>
         </w:rPr>
         <w:t>Interseguro</w:t>
       </w:r>
@@ -1008,7 +1008,7 @@
           <w:color w:val="000000"/>
           <w:kern w:val="0"/>
           <w:lang w:eastAsia="es-ES"/>
-          <w14:ligatures w14:val="none"/>
+          <ns2:ligatures ns2:val="none"/>
         </w:rPr>
         <w:t xml:space="preserve">, a través de su página web de registro de siniestros, la solicitud CIS-A92537 para la activación del </w:t>
       </w:r>
@@ -1018,7 +1018,7 @@
           <w:color w:val="000000"/>
           <w:kern w:val="0"/>
           <w:lang w:eastAsia="es-ES"/>
-          <w14:ligatures w14:val="none"/>
+          <ns2:ligatures ns2:val="none"/>
         </w:rPr>
         <w:t>Seguro de Desgravamen</w:t>
       </w:r>
@@ -1028,7 +1028,7 @@
           <w:color w:val="000000"/>
           <w:kern w:val="0"/>
           <w:lang w:eastAsia="es-ES"/>
-          <w14:ligatures w14:val="none"/>
+          <ns2:ligatures ns2:val="none"/>
         </w:rPr>
         <w:t xml:space="preserve"> </w:t>
       </w:r>
@@ -1038,7 +1038,7 @@
           <w:color w:val="000000"/>
           <w:kern w:val="0"/>
           <w:lang w:eastAsia="es-ES"/>
-          <w14:ligatures w14:val="none"/>
+          <ns2:ligatures ns2:val="none"/>
         </w:rPr>
         <w:t>por invalidez total y definitiva, adjuntando su historia clínica, el dictamen del comité médico y la documentación requerida.</w:t>
       </w:r>
@@ -1048,12 +1048,12 @@
           <w:color w:val="000000"/>
           <w:kern w:val="0"/>
           <w:lang w:eastAsia="es-ES"/>
-          <w14:ligatures w14:val="none"/>
+          <ns2:ligatures ns2:val="none"/>
         </w:rPr>
         <w:t xml:space="preserve"> </w:t>
       </w:r>
     </w:p>
-    <w:p>
+    <w:p ns2:paraId="2121F318" ns2:textId="77777777">
       <w:pPr>
         <w:pStyle w:val="Prrafodelista"/>
         <w:spacing w:after="0" w:line="240" w:lineRule="auto"/>
@@ -1064,11 +1064,11 @@
           <w:color w:val="000000"/>
           <w:kern w:val="0"/>
           <w:lang w:eastAsia="es-ES"/>
-          <w14:ligatures w14:val="none"/>
-        </w:rPr>
-      </w:pPr>
-    </w:p>
-    <w:p>
+          <ns2:ligatures ns2:val="none"/>
+        </w:rPr>
+      </w:pPr>
+    </w:p>
+    <w:p ns2:paraId="2E77B0DE" ns2:textId="5B9885AE">
       <w:pPr>
         <w:pStyle w:val="Prrafodelista"/>
         <w:numPr>
@@ -1083,7 +1083,7 @@
           <w:color w:val="000000"/>
           <w:kern w:val="0"/>
           <w:lang w:eastAsia="es-ES"/>
-          <w14:ligatures w14:val="none"/>
+          <ns2:ligatures ns2:val="none"/>
         </w:rPr>
       </w:pPr>
       <w:r>
@@ -1092,7 +1092,7 @@
           <w:color w:val="000000"/>
           <w:kern w:val="0"/>
           <w:lang w:eastAsia="es-ES"/>
-          <w14:ligatures w14:val="none"/>
+          <ns2:ligatures ns2:val="none"/>
         </w:rPr>
         <w:t>P</w:t>
       </w:r>
@@ -1102,12 +1102,12 @@
           <w:color w:val="000000"/>
           <w:kern w:val="0"/>
           <w:lang w:eastAsia="es-ES"/>
-          <w14:ligatures w14:val="none"/>
+          <ns2:ligatures ns2:val="none"/>
         </w:rPr>
         <w:t>resentaba invalidez total y definitiva en un 97%, como consecuencia de insuficiencia renal crónica en grado 5, encontrándose en tratamiento de diálisis, así como retinopatía diabética severa, patologías que ocasionaron pérdida significativa de la visión y limitación completa de su capacidad laboral.</w:t>
       </w:r>
     </w:p>
-    <w:p>
+    <w:p ns2:paraId="40C903A0" ns2:textId="77777777">
       <w:pPr>
         <w:pStyle w:val="Prrafodelista"/>
         <w:spacing w:after="0" w:line="240" w:lineRule="auto"/>
@@ -1118,11 +1118,11 @@
           <w:color w:val="000000"/>
           <w:kern w:val="0"/>
           <w:lang w:eastAsia="es-ES"/>
-          <w14:ligatures w14:val="none"/>
-        </w:rPr>
-      </w:pPr>
-    </w:p>
-    <w:p>
+          <ns2:ligatures ns2:val="none"/>
+        </w:rPr>
+      </w:pPr>
+    </w:p>
+    <w:p ns2:paraId="7A9CD5D5" ns2:textId="4151DB29">
       <w:pPr>
         <w:pStyle w:val="Prrafodelista"/>
         <w:numPr>
@@ -1137,7 +1137,7 @@
           <w:color w:val="000000"/>
           <w:kern w:val="0"/>
           <w:lang w:eastAsia="es-ES"/>
-          <w14:ligatures w14:val="none"/>
+          <ns2:ligatures ns2:val="none"/>
         </w:rPr>
       </w:pPr>
       <w:r>
@@ -1146,7 +1146,7 @@
           <w:color w:val="000000"/>
           <w:kern w:val="0"/>
           <w:lang w:eastAsia="es-ES"/>
-          <w14:ligatures w14:val="none"/>
+          <ns2:ligatures ns2:val="none"/>
         </w:rPr>
         <w:t xml:space="preserve">El 30 de septiembre del 2025, </w:t>
       </w:r>
@@ -1156,7 +1156,7 @@
           <w:color w:val="000000"/>
           <w:kern w:val="0"/>
           <w:lang w:eastAsia="es-ES"/>
-          <w14:ligatures w14:val="none"/>
+          <ns2:ligatures ns2:val="none"/>
         </w:rPr>
         <w:t xml:space="preserve">el </w:t>
       </w:r>
@@ -1166,7 +1166,7 @@
           <w:color w:val="000000"/>
           <w:kern w:val="0"/>
           <w:lang w:eastAsia="es-ES"/>
-          <w14:ligatures w14:val="none"/>
+          <ns2:ligatures ns2:val="none"/>
         </w:rPr>
         <w:t xml:space="preserve">Banco </w:t>
       </w:r>
@@ -1176,7 +1176,7 @@
           <w:color w:val="000000"/>
           <w:kern w:val="0"/>
           <w:lang w:eastAsia="es-ES"/>
-          <w14:ligatures w14:val="none"/>
+          <ns2:ligatures ns2:val="none"/>
         </w:rPr>
         <w:t xml:space="preserve">le </w:t>
       </w:r>
@@ -1186,7 +1186,7 @@
           <w:color w:val="000000"/>
           <w:kern w:val="0"/>
           <w:lang w:eastAsia="es-ES"/>
-          <w14:ligatures w14:val="none"/>
+          <ns2:ligatures ns2:val="none"/>
         </w:rPr>
         <w:t xml:space="preserve">comunicó el rechazo de la solicitud de </w:t>
       </w:r>
@@ -1196,7 +1196,7 @@
           <w:color w:val="000000"/>
           <w:kern w:val="0"/>
           <w:lang w:eastAsia="es-ES"/>
-          <w14:ligatures w14:val="none"/>
+          <ns2:ligatures ns2:val="none"/>
         </w:rPr>
         <w:t>otorgamiento de cobertura</w:t>
       </w:r>
@@ -1206,7 +1206,7 @@
           <w:color w:val="000000"/>
           <w:kern w:val="0"/>
           <w:lang w:eastAsia="es-ES"/>
-          <w14:ligatures w14:val="none"/>
+          <ns2:ligatures ns2:val="none"/>
         </w:rPr>
         <w:t xml:space="preserve"> del </w:t>
       </w:r>
@@ -1216,7 +1216,7 @@
           <w:color w:val="000000"/>
           <w:kern w:val="0"/>
           <w:lang w:eastAsia="es-ES"/>
-          <w14:ligatures w14:val="none"/>
+          <ns2:ligatures ns2:val="none"/>
         </w:rPr>
         <w:t>Seguro de Desgravamen</w:t>
       </w:r>
@@ -1226,7 +1226,7 @@
           <w:color w:val="000000"/>
           <w:kern w:val="0"/>
           <w:lang w:eastAsia="es-ES"/>
-          <w14:ligatures w14:val="none"/>
+          <ns2:ligatures ns2:val="none"/>
         </w:rPr>
         <w:t xml:space="preserve"> </w:t>
       </w:r>
@@ -1236,7 +1236,7 @@
           <w:color w:val="000000"/>
           <w:kern w:val="0"/>
           <w:lang w:eastAsia="es-ES"/>
-          <w14:ligatures w14:val="none"/>
+          <ns2:ligatures ns2:val="none"/>
         </w:rPr>
         <w:t>de cada uno de los productos financieros</w:t>
       </w:r>
@@ -1246,7 +1246,7 @@
           <w:color w:val="000000"/>
           <w:kern w:val="0"/>
           <w:lang w:eastAsia="es-ES"/>
-          <w14:ligatures w14:val="none"/>
+          <ns2:ligatures ns2:val="none"/>
         </w:rPr>
         <w:t xml:space="preserve"> </w:t>
       </w:r>
@@ -1256,7 +1256,7 @@
           <w:color w:val="000000"/>
           <w:kern w:val="0"/>
           <w:lang w:eastAsia="es-ES"/>
-          <w14:ligatures w14:val="none"/>
+          <ns2:ligatures ns2:val="none"/>
         </w:rPr>
         <w:t xml:space="preserve">por invalidez total y definitiva presentada ante </w:t>
       </w:r>
@@ -1267,7 +1267,7 @@
           <w:color w:val="000000"/>
           <w:kern w:val="0"/>
           <w:lang w:eastAsia="es-ES"/>
-          <w14:ligatures w14:val="none"/>
+          <ns2:ligatures ns2:val="none"/>
         </w:rPr>
         <w:t>Interseguro</w:t>
       </w:r>
@@ -1278,12 +1278,12 @@
           <w:color w:val="000000"/>
           <w:kern w:val="0"/>
           <w:lang w:eastAsia="es-ES"/>
-          <w14:ligatures w14:val="none"/>
+          <ns2:ligatures ns2:val="none"/>
         </w:rPr>
         <w:t>, indicando que la invalidez declarada se encontraba relacionada con una enfermedad preexistente, identificada como diabetes mellitus tipo 2.</w:t>
       </w:r>
     </w:p>
-    <w:p>
+    <w:p ns2:paraId="6DC43BDF" ns2:textId="77777777">
       <w:pPr>
         <w:pStyle w:val="Prrafodelista"/>
         <w:spacing w:after="0" w:line="240" w:lineRule="auto"/>
@@ -1294,11 +1294,11 @@
           <w:color w:val="000000"/>
           <w:kern w:val="0"/>
           <w:lang w:eastAsia="es-ES"/>
-          <w14:ligatures w14:val="none"/>
-        </w:rPr>
-      </w:pPr>
-    </w:p>
-    <w:p>
+          <ns2:ligatures ns2:val="none"/>
+        </w:rPr>
+      </w:pPr>
+    </w:p>
+    <w:p ns2:paraId="1C39BEA5" ns2:textId="4BA64E19">
       <w:pPr>
         <w:pStyle w:val="Prrafodelista"/>
         <w:numPr>
@@ -1313,7 +1313,7 @@
           <w:color w:val="000000"/>
           <w:kern w:val="0"/>
           <w:lang w:eastAsia="es-ES"/>
-          <w14:ligatures w14:val="none"/>
+          <ns2:ligatures ns2:val="none"/>
         </w:rPr>
       </w:pPr>
       <w:r>
@@ -1322,7 +1322,7 @@
           <w:color w:val="000000"/>
           <w:kern w:val="0"/>
           <w:lang w:eastAsia="es-ES"/>
-          <w14:ligatures w14:val="none"/>
+          <ns2:ligatures ns2:val="none"/>
         </w:rPr>
         <w:t xml:space="preserve">El 6 de octubre del 2025, remitió un correo electrónico solicitando la revisión o apelación de la decisión de rechazo comunicada por el banco, sin haber recibido respuesta hasta la fecha, señalando además la inexistencia de un canal formal o procedimiento accesible para la </w:t>
       </w:r>
@@ -1332,7 +1332,7 @@
           <w:color w:val="000000"/>
           <w:kern w:val="0"/>
           <w:lang w:eastAsia="es-ES"/>
-          <w14:ligatures w14:val="none"/>
+          <ns2:ligatures ns2:val="none"/>
         </w:rPr>
         <w:t>apelación o revisión</w:t>
       </w:r>
@@ -1342,12 +1342,12 @@
           <w:color w:val="000000"/>
           <w:kern w:val="0"/>
           <w:lang w:eastAsia="es-ES"/>
-          <w14:ligatures w14:val="none"/>
+          <ns2:ligatures ns2:val="none"/>
         </w:rPr>
         <w:t xml:space="preserve"> de dicha decisión.</w:t>
       </w:r>
     </w:p>
-    <w:p>
+    <w:p ns2:paraId="6E537151" ns2:textId="77777777">
       <w:pPr>
         <w:pStyle w:val="Prrafodelista"/>
         <w:spacing w:after="0" w:line="240" w:lineRule="auto"/>
@@ -1358,11 +1358,11 @@
           <w:color w:val="000000"/>
           <w:kern w:val="0"/>
           <w:lang w:eastAsia="es-ES"/>
-          <w14:ligatures w14:val="none"/>
-        </w:rPr>
-      </w:pPr>
-    </w:p>
-    <w:p>
+          <ns2:ligatures ns2:val="none"/>
+        </w:rPr>
+      </w:pPr>
+    </w:p>
+    <w:p ns2:paraId="2FB14F49" ns2:textId="4E25766C">
       <w:pPr>
         <w:pStyle w:val="Prrafodelista"/>
         <w:numPr>
@@ -1377,7 +1377,7 @@
           <w:color w:val="000000"/>
           <w:kern w:val="0"/>
           <w:lang w:eastAsia="es-ES"/>
-          <w14:ligatures w14:val="none"/>
+          <ns2:ligatures ns2:val="none"/>
         </w:rPr>
       </w:pPr>
       <w:r>
@@ -1386,7 +1386,7 @@
           <w:color w:val="000000"/>
           <w:kern w:val="0"/>
           <w:lang w:eastAsia="es-ES"/>
-          <w14:ligatures w14:val="none"/>
+          <ns2:ligatures ns2:val="none"/>
         </w:rPr>
         <w:lastRenderedPageBreak/>
         <w:t xml:space="preserve">Luego de la comunicación del rechazo de la activación del seguro, </w:t>
@@ -1397,7 +1397,7 @@
           <w:color w:val="000000"/>
           <w:kern w:val="0"/>
           <w:lang w:eastAsia="es-ES"/>
-          <w14:ligatures w14:val="none"/>
+          <ns2:ligatures ns2:val="none"/>
         </w:rPr>
         <w:t xml:space="preserve">el </w:t>
       </w:r>
@@ -1407,7 +1407,7 @@
           <w:color w:val="000000"/>
           <w:kern w:val="0"/>
           <w:lang w:eastAsia="es-ES"/>
-          <w14:ligatures w14:val="none"/>
+          <ns2:ligatures ns2:val="none"/>
         </w:rPr>
         <w:t>Banco continuó efectuando los cobros correspondientes a las obligaciones derivadas de los productos financieros, aplicando intereses y manteniendo la exigibilidad de los pagos, pese a la invalidez total y definitiva acreditada</w:t>
       </w:r>
@@ -1417,12 +1417,12 @@
           <w:color w:val="000000"/>
           <w:kern w:val="0"/>
           <w:lang w:eastAsia="es-ES"/>
-          <w14:ligatures w14:val="none"/>
+          <ns2:ligatures ns2:val="none"/>
         </w:rPr>
         <w:t>.</w:t>
       </w:r>
     </w:p>
-    <w:p>
+    <w:p ns2:paraId="76630485" ns2:textId="77777777">
       <w:pPr>
         <w:tabs>
           <w:tab w:val="left" w:pos="1134"/>
@@ -1434,11 +1434,11 @@
           <w:color w:val="000000"/>
           <w:kern w:val="0"/>
           <w:lang w:eastAsia="es-ES"/>
-          <w14:ligatures w14:val="none"/>
-        </w:rPr>
-      </w:pPr>
-    </w:p>
-    <w:p>
+          <ns2:ligatures ns2:val="none"/>
+        </w:rPr>
+      </w:pPr>
+    </w:p>
+    <w:p ns2:paraId="4FB15987" ns2:textId="05550CCD">
       <w:pPr>
         <w:numPr>
           <w:ilvl w:val="1"/>
@@ -1456,16 +1456,16 @@
           <w:color w:val="000000"/>
           <w:kern w:val="0"/>
           <w:lang w:val="es-ES" w:eastAsia="es-ES"/>
-          <w14:ligatures w14:val="none"/>
-        </w:rPr>
-      </w:pPr>
-      <w:r>
-        <w:rPr>
-          <w:rFonts w:ascii="Arial Narrow" w:eastAsia="Times New Roman" w:hAnsi="Arial Narrow" w:cs="Arial"/>
-          <w:color w:val="000000"/>
-          <w:kern w:val="0"/>
-          <w:lang w:val="es-ES" w:eastAsia="es-ES"/>
-          <w14:ligatures w14:val="none"/>
+          <ns2:ligatures ns2:val="none"/>
+        </w:rPr>
+      </w:pPr>
+      <w:r>
+        <w:rPr>
+          <w:rFonts w:ascii="Arial Narrow" w:eastAsia="Times New Roman" w:hAnsi="Arial Narrow" w:cs="Arial"/>
+          <w:color w:val="000000"/>
+          <w:kern w:val="0"/>
+          <w:lang w:val="es-ES" w:eastAsia="es-ES"/>
+          <ns2:ligatures ns2:val="none"/>
         </w:rPr>
         <w:t xml:space="preserve">La señora [APELLIDO] solicitó, en calidad de medida correctiva, que los proveedores denunciados cumplan con: (i) realizar la revisión y reconsideración del rechazo de la solicitud CIS-A92537; (ii) disponer la activación del seguro de desgravamen, en atención al dictamen médico que acredita la invalidez total y definitiva del 97%; y, (iii) disponer la suspensión inmediata de los cobros e intereses de los productos financieros mencionados, hasta que se resuelva el fondo del caso. Asimismo, requirió el reembolso de costos y costas del presente procedimiento.</w:t>
       </w:r>
@@ -1475,7 +1475,7 @@
           <w:color w:val="000000"/>
           <w:kern w:val="0"/>
           <w:lang w:val="es-ES" w:eastAsia="es-ES"/>
-          <w14:ligatures w14:val="none"/>
+          <ns2:ligatures ns2:val="none"/>
         </w:rPr>
         <w:t xml:space="preserve"/>
       </w:r>
@@ -1483,7 +1483,7 @@
         <w:rPr>
           <w:rFonts w:ascii="Arial Narrow" w:eastAsia="Calibri" w:hAnsi="Arial Narrow" w:cs="Arial"/>
           <w:kern w:val="0"/>
-          <w14:ligatures w14:val="none"/>
+          <ns2:ligatures ns2:val="none"/>
         </w:rPr>
         <w:t xml:space="preserve"/>
       </w:r>
@@ -1493,7 +1493,7 @@
           <w:color w:val="000000"/>
           <w:kern w:val="0"/>
           <w:lang w:val="es-ES" w:eastAsia="es-ES"/>
-          <w14:ligatures w14:val="none"/>
+          <ns2:ligatures ns2:val="none"/>
         </w:rPr>
         <w:t xml:space="preserve"/>
       </w:r>
@@ -1504,7 +1504,7 @@
           <w:color w:val="000000"/>
           <w:kern w:val="0"/>
           <w:lang w:val="es-ES" w:eastAsia="es-ES"/>
-          <w14:ligatures w14:val="none"/>
+          <ns2:ligatures ns2:val="none"/>
         </w:rPr>
         <w:t/>
       </w:r>
@@ -1514,7 +1514,7 @@
           <w:color w:val="000000"/>
           <w:kern w:val="0"/>
           <w:lang w:val="es-ES" w:eastAsia="es-ES"/>
-          <w14:ligatures w14:val="none"/>
+          <ns2:ligatures ns2:val="none"/>
         </w:rPr>
         <w:t xml:space="preserve"/>
       </w:r>
@@ -1524,7 +1524,7 @@
           <w:color w:val="000000"/>
           <w:kern w:val="0"/>
           <w:lang w:val="es-ES" w:eastAsia="es-ES"/>
-          <w14:ligatures w14:val="none"/>
+          <ns2:ligatures ns2:val="none"/>
         </w:rPr>
         <w:t xml:space="preserve"/>
       </w:r>
@@ -1534,7 +1534,7 @@
           <w:color w:val="000000"/>
           <w:kern w:val="0"/>
           <w:lang w:val="es-ES" w:eastAsia="es-ES"/>
-          <w14:ligatures w14:val="none"/>
+          <ns2:ligatures ns2:val="none"/>
         </w:rPr>
         <w:t/>
       </w:r>
@@ -1544,7 +1544,7 @@
           <w:color w:val="000000"/>
           <w:kern w:val="0"/>
           <w:lang w:val="es-ES" w:eastAsia="es-ES"/>
-          <w14:ligatures w14:val="none"/>
+          <ns2:ligatures ns2:val="none"/>
         </w:rPr>
         <w:t xml:space="preserve"/>
       </w:r>
@@ -1555,7 +1555,7 @@
           <w:color w:val="000000"/>
           <w:kern w:val="0"/>
           <w:lang w:val="es-ES" w:eastAsia="es-ES"/>
-          <w14:ligatures w14:val="none"/>
+          <ns2:ligatures ns2:val="none"/>
         </w:rPr>
         <w:t/>
       </w:r>
@@ -1566,7 +1566,7 @@
           <w:color w:val="000000"/>
           <w:kern w:val="0"/>
           <w:lang w:val="es-ES" w:eastAsia="es-ES"/>
-          <w14:ligatures w14:val="none"/>
+          <ns2:ligatures ns2:val="none"/>
         </w:rPr>
         <w:t xml:space="preserve"/>
       </w:r>
@@ -1576,7 +1576,7 @@
           <w:color w:val="000000"/>
           <w:kern w:val="0"/>
           <w:lang w:val="es-ES" w:eastAsia="es-ES"/>
-          <w14:ligatures w14:val="none"/>
+          <ns2:ligatures ns2:val="none"/>
         </w:rPr>
         <w:t/>
       </w:r>
@@ -1587,7 +1587,7 @@
           <w:color w:val="000000"/>
           <w:kern w:val="0"/>
           <w:lang w:val="es-ES" w:eastAsia="es-ES"/>
-          <w14:ligatures w14:val="none"/>
+          <ns2:ligatures ns2:val="none"/>
         </w:rPr>
         <w:t/>
       </w:r>
@@ -1598,7 +1598,7 @@
           <w:color w:val="000000"/>
           <w:kern w:val="0"/>
           <w:lang w:val="es-ES" w:eastAsia="es-ES"/>
-          <w14:ligatures w14:val="none"/>
+          <ns2:ligatures ns2:val="none"/>
         </w:rPr>
         <w:t/>
       </w:r>
@@ -1608,7 +1608,7 @@
           <w:color w:val="000000"/>
           <w:kern w:val="0"/>
           <w:lang w:val="es-ES" w:eastAsia="es-ES"/>
-          <w14:ligatures w14:val="none"/>
+          <ns2:ligatures ns2:val="none"/>
         </w:rPr>
         <w:t xml:space="preserve"/>
       </w:r>
@@ -1618,7 +1618,7 @@
           <w:color w:val="000000"/>
           <w:kern w:val="0"/>
           <w:lang w:val="es-ES" w:eastAsia="es-ES"/>
-          <w14:ligatures w14:val="none"/>
+          <ns2:ligatures ns2:val="none"/>
         </w:rPr>
         <w:t xml:space="preserve"/>
       </w:r>
@@ -1628,7 +1628,7 @@
           <w:color w:val="000000"/>
           <w:kern w:val="0"/>
           <w:lang w:val="es-ES" w:eastAsia="es-ES"/>
-          <w14:ligatures w14:val="none"/>
+          <ns2:ligatures ns2:val="none"/>
         </w:rPr>
         <w:t/>
       </w:r>
@@ -1638,7 +1638,7 @@
           <w:color w:val="000000"/>
           <w:kern w:val="0"/>
           <w:lang w:val="es-ES" w:eastAsia="es-ES"/>
-          <w14:ligatures w14:val="none"/>
+          <ns2:ligatures ns2:val="none"/>
         </w:rPr>
         <w:t xml:space="preserve"/>
       </w:r>
@@ -1648,7 +1648,7 @@
           <w:color w:val="000000"/>
           <w:kern w:val="0"/>
           <w:lang w:val="es-ES" w:eastAsia="es-ES"/>
-          <w14:ligatures w14:val="none"/>
+          <ns2:ligatures ns2:val="none"/>
         </w:rPr>
         <w:t xml:space="preserve"/>
       </w:r>
@@ -1658,7 +1658,7 @@
           <w:color w:val="000000"/>
           <w:kern w:val="0"/>
           <w:lang w:val="es-ES" w:eastAsia="es-ES"/>
-          <w14:ligatures w14:val="none"/>
+          <ns2:ligatures ns2:val="none"/>
         </w:rPr>
         <w:t/>
       </w:r>
@@ -1669,7 +1669,7 @@
           <w:color w:val="000000"/>
           <w:kern w:val="0"/>
           <w:lang w:val="es-ES" w:eastAsia="es-ES"/>
-          <w14:ligatures w14:val="none"/>
+          <ns2:ligatures ns2:val="none"/>
         </w:rPr>
         <w:t/>
       </w:r>
@@ -1680,7 +1680,7 @@
           <w:color w:val="000000"/>
           <w:kern w:val="0"/>
           <w:lang w:val="es-ES" w:eastAsia="es-ES"/>
-          <w14:ligatures w14:val="none"/>
+          <ns2:ligatures ns2:val="none"/>
         </w:rPr>
         <w:t xml:space="preserve"/>
       </w:r>
@@ -1690,7 +1690,7 @@
           <w:color w:val="000000"/>
           <w:kern w:val="0"/>
           <w:lang w:val="es-ES" w:eastAsia="es-ES"/>
-          <w14:ligatures w14:val="none"/>
+          <ns2:ligatures ns2:val="none"/>
         </w:rPr>
         <w:t/>
       </w:r>
@@ -1700,7 +1700,7 @@
           <w:color w:val="000000"/>
           <w:kern w:val="0"/>
           <w:lang w:val="es-ES" w:eastAsia="es-ES"/>
-          <w14:ligatures w14:val="none"/>
+          <ns2:ligatures ns2:val="none"/>
         </w:rPr>
         <w:t xml:space="preserve"/>
       </w:r>
@@ -1710,7 +1710,7 @@
           <w:color w:val="000000"/>
           <w:kern w:val="0"/>
           <w:lang w:val="es-ES" w:eastAsia="es-ES"/>
-          <w14:ligatures w14:val="none"/>
+          <ns2:ligatures ns2:val="none"/>
         </w:rPr>
         <w:t xml:space="preserve"/>
       </w:r>
@@ -1720,7 +1720,7 @@
           <w:color w:val="000000"/>
           <w:kern w:val="0"/>
           <w:lang w:val="es-ES" w:eastAsia="es-ES"/>
-          <w14:ligatures w14:val="none"/>
+          <ns2:ligatures ns2:val="none"/>
         </w:rPr>
         <w:t xml:space="preserve"/>
       </w:r>
@@ -1730,13 +1730,13 @@
           <w:color w:val="000000"/>
           <w:kern w:val="0"/>
           <w:lang w:val="es-ES" w:eastAsia="es-ES"/>
-          <w14:ligatures w14:val="none"/>
+          <ns2:ligatures ns2:val="none"/>
         </w:rPr>
         <w:t/>
       </w:r>
     </w:p>
     <w:bookmarkEnd w:id="2"/>
-    <w:p>
+    <w:p ns2:paraId="61C46995" ns2:textId="77777777">
       <w:pPr>
         <w:spacing w:after="0" w:line="240" w:lineRule="auto"/>
         <w:contextualSpacing/>
@@ -1747,11 +1747,11 @@
           <w:color w:val="000000"/>
           <w:kern w:val="0"/>
           <w:lang w:eastAsia="es-PE"/>
-          <w14:ligatures w14:val="none"/>
-        </w:rPr>
-      </w:pPr>
-    </w:p>
-    <w:p>
+          <ns2:ligatures ns2:val="none"/>
+        </w:rPr>
+      </w:pPr>
+    </w:p>
+    <w:p ns2:paraId="4713554A" ns2:textId="77777777">
       <w:pPr>
         <w:pStyle w:val="Prrafodelista"/>
         <w:numPr>
@@ -1771,22 +1771,22 @@
           <w:color w:val="000000"/>
           <w:kern w:val="0"/>
           <w:lang w:eastAsia="es-PE"/>
-          <w14:ligatures w14:val="none"/>
-        </w:rPr>
-      </w:pPr>
-      <w:r>
-        <w:rPr>
-          <w:rFonts w:ascii="Arial Narrow" w:eastAsia="Arial Narrow" w:hAnsi="Arial Narrow" w:cs="Arial Narrow"/>
-          <w:b/>
-          <w:color w:val="000000"/>
-          <w:kern w:val="0"/>
-          <w:lang w:eastAsia="es-PE"/>
-          <w14:ligatures w14:val="none"/>
+          <ns2:ligatures ns2:val="none"/>
+        </w:rPr>
+      </w:pPr>
+      <w:r>
+        <w:rPr>
+          <w:rFonts w:ascii="Arial Narrow" w:eastAsia="Arial Narrow" w:hAnsi="Arial Narrow" w:cs="Arial Narrow"/>
+          <w:b/>
+          <w:color w:val="000000"/>
+          <w:kern w:val="0"/>
+          <w:lang w:eastAsia="es-PE"/>
+          <ns2:ligatures ns2:val="none"/>
         </w:rPr>
         <w:t>DE LA ADMISIÓN A TRÁMITE DE LA DENUNCIA</w:t>
       </w:r>
     </w:p>
-    <w:p>
+    <w:p ns2:paraId="4BBBE1C2" ns2:textId="77777777">
       <w:pPr>
         <w:spacing w:after="0" w:line="240" w:lineRule="auto"/>
         <w:ind w:left="567"/>
@@ -1798,11 +1798,11 @@
           <w:color w:val="000000"/>
           <w:kern w:val="0"/>
           <w:lang w:eastAsia="es-PE"/>
-          <w14:ligatures w14:val="none"/>
-        </w:rPr>
-      </w:pPr>
-    </w:p>
-    <w:p>
+          <ns2:ligatures ns2:val="none"/>
+        </w:rPr>
+      </w:pPr>
+    </w:p>
+    <w:p ns2:paraId="749C69A0" ns2:textId="22E305D1">
       <w:pPr>
         <w:pStyle w:val="Prrafodelista"/>
         <w:numPr>
@@ -1815,7 +1815,7 @@
         <w:rPr>
           <w:rFonts w:ascii="Arial Narrow" w:eastAsia="Arial Narrow" w:hAnsi="Arial Narrow" w:cs="Arial Narrow"/>
           <w:kern w:val="0"/>
-          <w14:ligatures w14:val="none"/>
+          <ns2:ligatures ns2:val="none"/>
         </w:rPr>
       </w:pPr>
       <w:bookmarkStart w:id="3" w:name="_Hlk140755208"/>
@@ -1827,7 +1827,7 @@
           <w:color w:val="000000"/>
           <w:kern w:val="0"/>
           <w:lang w:eastAsia="es-PE"/>
-          <w14:ligatures w14:val="none"/>
+          <ns2:ligatures ns2:val="none"/>
         </w:rPr>
         <w:t xml:space="preserve">La Secretaría </w:t>
       </w:r>
@@ -1840,7 +1840,7 @@
           <w:color w:val="000000"/>
           <w:kern w:val="0"/>
           <w:lang w:eastAsia="es-PE"/>
-          <w14:ligatures w14:val="none"/>
+          <ns2:ligatures ns2:val="none"/>
         </w:rPr>
         <w:t>Técnica de la Comisión de Protección al Consumidor 1 (en adelante, la Secretaría Técnica), en ejercicio de sus facultades</w:t>
       </w:r>
@@ -1850,7 +1850,7 @@
           <w:rFonts w:ascii="Arial Narrow" w:eastAsia="Arial Narrow" w:hAnsi="Arial Narrow" w:cs="Arial Narrow"/>
           <w:kern w:val="0"/>
           <w:vertAlign w:val="superscript"/>
-          <w14:ligatures w14:val="none"/>
+          <ns2:ligatures ns2:val="none"/>
         </w:rPr>
         <w:footnoteReference w:id="3"/>
       </w:r>
@@ -1860,7 +1860,7 @@
           <w:color w:val="000000"/>
           <w:kern w:val="0"/>
           <w:lang w:eastAsia="es-PE"/>
-          <w14:ligatures w14:val="none"/>
+          <ns2:ligatures ns2:val="none"/>
         </w:rPr>
         <w:t xml:space="preserve">, considera </w:t>
       </w:r>
@@ -1868,7 +1868,7 @@
         <w:rPr>
           <w:rFonts w:ascii="Arial Narrow" w:eastAsia="Arial Narrow" w:hAnsi="Arial Narrow" w:cs="Arial Narrow"/>
           <w:kern w:val="0"/>
-          <w14:ligatures w14:val="none"/>
+          <ns2:ligatures ns2:val="none"/>
         </w:rPr>
         <w:t xml:space="preserve">que el hecho denunciado, </w:t>
       </w:r>
@@ -1876,7 +1876,7 @@
         <w:rPr>
           <w:rFonts w:ascii="Arial Narrow" w:eastAsia="Arial Narrow" w:hAnsi="Arial Narrow" w:cs="Arial Narrow"/>
           <w:kern w:val="0"/>
-          <w14:ligatures w14:val="none"/>
+          <ns2:ligatures ns2:val="none"/>
         </w:rPr>
         <w:t xml:space="preserve">consistente en que </w:t>
       </w:r>
@@ -1887,7 +1887,7 @@
           <w:kern w:val="0"/>
           <w:shd w:val="clear" w:color="auto" w:fill="FFFFFF"/>
           <w:lang w:eastAsia="es-PE"/>
-          <w14:ligatures w14:val="none"/>
+          <ns2:ligatures ns2:val="none"/>
         </w:rPr>
         <w:t xml:space="preserve">los proveedores denunciados habrían negado injustificadamente a la denunciante la cobertura de la Póliza del Seguro de desgravamen asociada a la Tarjeta de crédito </w:t>
       </w:r>
@@ -1899,7 +1899,7 @@
           <w:kern w:val="0"/>
           <w:shd w:val="clear" w:color="auto" w:fill="FFFFFF"/>
           <w:lang w:eastAsia="es-PE"/>
-          <w14:ligatures w14:val="none"/>
+          <ns2:ligatures ns2:val="none"/>
         </w:rPr>
         <w:t/>
       </w:r>
@@ -1911,7 +1911,7 @@
           <w:kern w:val="0"/>
           <w:shd w:val="clear" w:color="auto" w:fill="FFFFFF"/>
           <w:lang w:eastAsia="es-PE"/>
-          <w14:ligatures w14:val="none"/>
+          <ns2:ligatures ns2:val="none"/>
         </w:rPr>
         <w:t xml:space="preserve"> 6****85-1 por la invalidez total y definitiva que padece</w:t>
       </w:r>
@@ -1919,7 +1919,7 @@
         <w:rPr>
           <w:rFonts w:ascii="Arial Narrow" w:eastAsia="Arial Narrow" w:hAnsi="Arial Narrow" w:cs="Arial Narrow"/>
           <w:kern w:val="0"/>
-          <w14:ligatures w14:val="none"/>
+          <ns2:ligatures ns2:val="none"/>
         </w:rPr>
         <w:t>; involucraría una presunta afectación a sus expectativas, quien no habría encontrado una correspondencia entre lo que esperaba recibir de parte del proveedor y lo que realmente recibió. Por consiguiente, corresponde calificar el hecho materia de denuncia como una presunta infracción al deber de idoneidad, tipificado en los artículos 18</w:t>
       </w:r>
@@ -1929,7 +1929,7 @@
           <w:color w:val="000000"/>
           <w:kern w:val="0"/>
           <w:lang w:eastAsia="es-PE"/>
-          <w14:ligatures w14:val="none"/>
+          <ns2:ligatures ns2:val="none"/>
         </w:rPr>
         <w:t/>
       </w:r>
@@ -1937,7 +1937,7 @@
         <w:rPr>
           <w:rFonts w:ascii="Arial Narrow" w:eastAsia="Arial Narrow" w:hAnsi="Arial Narrow" w:cs="Arial Narrow"/>
           <w:kern w:val="0"/>
-          <w14:ligatures w14:val="none"/>
+          <ns2:ligatures ns2:val="none"/>
         </w:rPr>
         <w:t xml:space="preserve"> y 19</w:t>
       </w:r>
@@ -1947,7 +1947,7 @@
           <w:color w:val="000000"/>
           <w:kern w:val="0"/>
           <w:lang w:eastAsia="es-PE"/>
-          <w14:ligatures w14:val="none"/>
+          <ns2:ligatures ns2:val="none"/>
         </w:rPr>
         <w:t/>
       </w:r>
@@ -1955,7 +1955,7 @@
         <w:rPr>
           <w:rFonts w:ascii="Arial Narrow" w:eastAsia="Arial Narrow" w:hAnsi="Arial Narrow" w:cs="Arial Narrow"/>
           <w:kern w:val="0"/>
-          <w14:ligatures w14:val="none"/>
+          <ns2:ligatures ns2:val="none"/>
         </w:rPr>
         <w:t xml:space="preserve"> del Código</w:t>
       </w:r>
@@ -1966,7 +1966,7 @@
           <w:rFonts w:ascii="Arial Narrow" w:eastAsia="Arial Narrow" w:hAnsi="Arial Narrow" w:cs="Arial"/>
           <w:kern w:val="0"/>
           <w:vertAlign w:val="superscript"/>
-          <w14:ligatures w14:val="none"/>
+          <ns2:ligatures ns2:val="none"/>
         </w:rPr>
         <w:footnoteReference w:id="4"/>
       </w:r>
@@ -1974,13 +1974,13 @@
         <w:rPr>
           <w:rFonts w:ascii="Arial Narrow" w:eastAsia="Arial Narrow" w:hAnsi="Arial Narrow" w:cs="Arial Narrow"/>
           <w:kern w:val="0"/>
-          <w14:ligatures w14:val="none"/>
+          <ns2:ligatures ns2:val="none"/>
         </w:rPr>
         <w:t>.</w:t>
       </w:r>
       <w:bookmarkEnd w:id="6"/>
     </w:p>
-    <w:p>
+    <w:p ns2:paraId="2F8D23C0" ns2:textId="77777777">
       <w:pPr>
         <w:pStyle w:val="Prrafodelista"/>
         <w:spacing w:after="0" w:line="240" w:lineRule="auto"/>
@@ -1989,11 +1989,11 @@
         <w:rPr>
           <w:rFonts w:ascii="Arial Narrow" w:eastAsia="Arial Narrow" w:hAnsi="Arial Narrow" w:cs="Arial Narrow"/>
           <w:kern w:val="0"/>
-          <w14:ligatures w14:val="none"/>
-        </w:rPr>
-      </w:pPr>
-    </w:p>
-    <w:p>
+          <ns2:ligatures ns2:val="none"/>
+        </w:rPr>
+      </w:pPr>
+    </w:p>
+    <w:p ns2:paraId="54A143B5" ns2:textId="7CF903FA">
       <w:pPr>
         <w:pStyle w:val="Prrafodelista"/>
         <w:numPr>
@@ -2006,14 +2006,14 @@
         <w:rPr>
           <w:rFonts w:ascii="Arial Narrow" w:eastAsia="Arial Narrow" w:hAnsi="Arial Narrow" w:cs="Arial Narrow"/>
           <w:kern w:val="0"/>
-          <w14:ligatures w14:val="none"/>
-        </w:rPr>
-      </w:pPr>
-      <w:r>
-        <w:rPr>
-          <w:rFonts w:ascii="Arial Narrow" w:eastAsia="Arial Narrow" w:hAnsi="Arial Narrow" w:cs="Arial Narrow"/>
-          <w:kern w:val="0"/>
-          <w14:ligatures w14:val="none"/>
+          <ns2:ligatures ns2:val="none"/>
+        </w:rPr>
+      </w:pPr>
+      <w:r>
+        <w:rPr>
+          <w:rFonts w:ascii="Arial Narrow" w:eastAsia="Arial Narrow" w:hAnsi="Arial Narrow" w:cs="Arial Narrow"/>
+          <w:kern w:val="0"/>
+          <ns2:ligatures ns2:val="none"/>
         </w:rPr>
         <w:t xml:space="preserve">Así también, la Secretaría Técnica, en ejercicio de sus facultades, </w:t>
       </w:r>
@@ -2024,7 +2024,7 @@
           <w:color w:val="000000"/>
           <w:kern w:val="0"/>
           <w:lang w:eastAsia="es-PE"/>
-          <w14:ligatures w14:val="none"/>
+          <ns2:ligatures ns2:val="none"/>
         </w:rPr>
         <w:t xml:space="preserve">considera </w:t>
       </w:r>
@@ -2032,7 +2032,7 @@
         <w:rPr>
           <w:rFonts w:ascii="Arial Narrow" w:eastAsia="Arial Narrow" w:hAnsi="Arial Narrow" w:cs="Arial Narrow"/>
           <w:kern w:val="0"/>
-          <w14:ligatures w14:val="none"/>
+          <ns2:ligatures ns2:val="none"/>
         </w:rPr>
         <w:t xml:space="preserve">que el hecho denunciado, consistente en que </w:t>
       </w:r>
@@ -2043,7 +2043,7 @@
           <w:kern w:val="0"/>
           <w:shd w:val="clear" w:color="auto" w:fill="FFFFFF"/>
           <w:lang w:eastAsia="es-PE"/>
-          <w14:ligatures w14:val="none"/>
+          <ns2:ligatures ns2:val="none"/>
         </w:rPr>
         <w:t xml:space="preserve">los proveedores denunciados habrían negado injustificadamente a la denunciante la cobertura de la Póliza del Seguro de desgravamen asociado a la Tarjeta de crédito </w:t>
       </w:r>
@@ -2055,7 +2055,7 @@
           <w:kern w:val="0"/>
           <w:shd w:val="clear" w:color="auto" w:fill="FFFFFF"/>
           <w:lang w:eastAsia="es-PE"/>
-          <w14:ligatures w14:val="none"/>
+          <ns2:ligatures ns2:val="none"/>
         </w:rPr>
         <w:t/>
       </w:r>
@@ -2067,7 +2067,7 @@
           <w:kern w:val="0"/>
           <w:shd w:val="clear" w:color="auto" w:fill="FFFFFF"/>
           <w:lang w:eastAsia="es-PE"/>
-          <w14:ligatures w14:val="none"/>
+          <ns2:ligatures ns2:val="none"/>
         </w:rPr>
         <w:t xml:space="preserve"> 8****30-1 por la invalidez total y definitiva que padece</w:t>
       </w:r>
@@ -2075,7 +2075,7 @@
         <w:rPr>
           <w:rFonts w:ascii="Arial Narrow" w:eastAsia="Arial Narrow" w:hAnsi="Arial Narrow" w:cs="Arial Narrow"/>
           <w:kern w:val="0"/>
-          <w14:ligatures w14:val="none"/>
+          <ns2:ligatures ns2:val="none"/>
         </w:rPr>
         <w:t xml:space="preserve">; involucraría una presunta afectación a sus expectativas, quien no habría encontrado una correspondencia entre lo que esperaba recibir de parte del proveedor y lo que realmente recibió. Por consiguiente, corresponde calificar el hecho </w:t>
       </w:r>
@@ -2083,7 +2083,7 @@
         <w:rPr>
           <w:rFonts w:ascii="Arial Narrow" w:eastAsia="Arial Narrow" w:hAnsi="Arial Narrow" w:cs="Arial Narrow"/>
           <w:kern w:val="0"/>
-          <w14:ligatures w14:val="none"/>
+          <ns2:ligatures ns2:val="none"/>
         </w:rPr>
         <w:lastRenderedPageBreak/>
         <w:t>materia de denuncia como una presunta infracción al deber de idoneidad, tipificado en los artículos 18</w:t>
@@ -2094,7 +2094,7 @@
           <w:color w:val="000000"/>
           <w:kern w:val="0"/>
           <w:lang w:eastAsia="es-PE"/>
-          <w14:ligatures w14:val="none"/>
+          <ns2:ligatures ns2:val="none"/>
         </w:rPr>
         <w:t/>
       </w:r>
@@ -2102,7 +2102,7 @@
         <w:rPr>
           <w:rFonts w:ascii="Arial Narrow" w:eastAsia="Arial Narrow" w:hAnsi="Arial Narrow" w:cs="Arial Narrow"/>
           <w:kern w:val="0"/>
-          <w14:ligatures w14:val="none"/>
+          <ns2:ligatures ns2:val="none"/>
         </w:rPr>
         <w:t xml:space="preserve"> y 19</w:t>
       </w:r>
@@ -2112,7 +2112,7 @@
           <w:color w:val="000000"/>
           <w:kern w:val="0"/>
           <w:lang w:eastAsia="es-PE"/>
-          <w14:ligatures w14:val="none"/>
+          <ns2:ligatures ns2:val="none"/>
         </w:rPr>
         <w:t/>
       </w:r>
@@ -2120,7 +2120,7 @@
         <w:rPr>
           <w:rFonts w:ascii="Arial Narrow" w:eastAsia="Arial Narrow" w:hAnsi="Arial Narrow" w:cs="Arial Narrow"/>
           <w:kern w:val="0"/>
-          <w14:ligatures w14:val="none"/>
+          <ns2:ligatures ns2:val="none"/>
         </w:rPr>
         <w:t xml:space="preserve"> del Código</w:t>
       </w:r>
@@ -2131,24 +2131,24 @@
           <w:color w:val="000000"/>
           <w:kern w:val="0"/>
           <w:lang w:eastAsia="es-PE"/>
-          <w14:ligatures w14:val="none"/>
+          <ns2:ligatures ns2:val="none"/>
         </w:rPr>
         <w:t xml:space="preserve">. </w:t>
       </w:r>
     </w:p>
     <w:bookmarkEnd w:id="7"/>
-    <w:p>
-      <w:pPr>
-        <w:spacing w:after="0" w:line="240" w:lineRule="auto"/>
-        <w:jc w:val="both"/>
-        <w:rPr>
-          <w:rFonts w:ascii="Arial Narrow" w:eastAsia="Arial Narrow" w:hAnsi="Arial Narrow" w:cs="Arial Narrow"/>
-          <w:kern w:val="0"/>
-          <w14:ligatures w14:val="none"/>
-        </w:rPr>
-      </w:pPr>
-    </w:p>
-    <w:p>
+    <w:p ns2:paraId="6BDA4B7E" ns2:textId="49AF511E">
+      <w:pPr>
+        <w:spacing w:after="0" w:line="240" w:lineRule="auto"/>
+        <w:jc w:val="both"/>
+        <w:rPr>
+          <w:rFonts w:ascii="Arial Narrow" w:eastAsia="Arial Narrow" w:hAnsi="Arial Narrow" w:cs="Arial Narrow"/>
+          <w:kern w:val="0"/>
+          <ns2:ligatures ns2:val="none"/>
+        </w:rPr>
+      </w:pPr>
+    </w:p>
+    <w:p ns2:paraId="308F08C6" ns2:textId="4C186C3D">
       <w:pPr>
         <w:pStyle w:val="Prrafodelista"/>
         <w:numPr>
@@ -2161,14 +2161,14 @@
         <w:rPr>
           <w:rFonts w:ascii="Arial Narrow" w:eastAsia="Arial Narrow" w:hAnsi="Arial Narrow" w:cs="Arial Narrow"/>
           <w:kern w:val="0"/>
-          <w14:ligatures w14:val="none"/>
-        </w:rPr>
-      </w:pPr>
-      <w:r>
-        <w:rPr>
-          <w:rFonts w:ascii="Arial Narrow" w:eastAsia="Arial Narrow" w:hAnsi="Arial Narrow" w:cs="Arial Narrow"/>
-          <w:kern w:val="0"/>
-          <w14:ligatures w14:val="none"/>
+          <ns2:ligatures ns2:val="none"/>
+        </w:rPr>
+      </w:pPr>
+      <w:r>
+        <w:rPr>
+          <w:rFonts w:ascii="Arial Narrow" w:eastAsia="Arial Narrow" w:hAnsi="Arial Narrow" w:cs="Arial Narrow"/>
+          <w:kern w:val="0"/>
+          <ns2:ligatures ns2:val="none"/>
         </w:rPr>
         <w:t xml:space="preserve">Asimismo, </w:t>
       </w:r>
@@ -2178,7 +2178,7 @@
           <w:color w:val="000000"/>
           <w:kern w:val="0"/>
           <w:lang w:eastAsia="es-PE"/>
-          <w14:ligatures w14:val="none"/>
+          <ns2:ligatures ns2:val="none"/>
         </w:rPr>
         <w:t xml:space="preserve">la Secretaría Técnica, en ejercicio de sus facultades, considera </w:t>
       </w:r>
@@ -2186,7 +2186,7 @@
         <w:rPr>
           <w:rFonts w:ascii="Arial Narrow" w:eastAsia="Arial Narrow" w:hAnsi="Arial Narrow" w:cs="Arial"/>
           <w:kern w:val="0"/>
-          <w14:ligatures w14:val="none"/>
+          <ns2:ligatures ns2:val="none"/>
         </w:rPr>
         <w:t xml:space="preserve">que el hecho denunciado, consistente en que </w:t>
       </w:r>
@@ -2197,7 +2197,7 @@
           <w:kern w:val="0"/>
           <w:shd w:val="clear" w:color="auto" w:fill="FFFFFF"/>
           <w:lang w:eastAsia="es-PE"/>
-          <w14:ligatures w14:val="none"/>
+          <ns2:ligatures ns2:val="none"/>
         </w:rPr>
         <w:t xml:space="preserve">los proveedores denunciados habrían negado injustificadamente a la denunciante la cobertura de la Póliza del Seguro de desgravamen asociada al Crédito efectivo </w:t>
       </w:r>
@@ -2209,7 +2209,7 @@
           <w:kern w:val="0"/>
           <w:shd w:val="clear" w:color="auto" w:fill="FFFFFF"/>
           <w:lang w:eastAsia="es-PE"/>
-          <w14:ligatures w14:val="none"/>
+          <ns2:ligatures ns2:val="none"/>
         </w:rPr>
         <w:t/>
       </w:r>
@@ -2221,7 +2221,7 @@
           <w:kern w:val="0"/>
           <w:shd w:val="clear" w:color="auto" w:fill="FFFFFF"/>
           <w:lang w:eastAsia="es-PE"/>
-          <w14:ligatures w14:val="none"/>
+          <ns2:ligatures ns2:val="none"/>
         </w:rPr>
         <w:t xml:space="preserve"> 0****521 por la invalidez total y definitiva que padece</w:t>
       </w:r>
@@ -2229,7 +2229,7 @@
         <w:rPr>
           <w:rFonts w:ascii="Arial Narrow" w:eastAsia="Arial Narrow" w:hAnsi="Arial Narrow" w:cs="Arial Narrow"/>
           <w:kern w:val="0"/>
-          <w14:ligatures w14:val="none"/>
+          <ns2:ligatures ns2:val="none"/>
         </w:rPr>
         <w:t>; involucraría una presunta afectación a sus expectativas, quien no habría encontrado una correspondencia entre lo que esperaba recibir de parte del proveedor y lo que realmente recibió. Por consiguiente, corresponde calificar el hecho materia de denuncia como una presunta infracción al deber de idoneidad, tipificado en los artículos 18</w:t>
       </w:r>
@@ -2239,7 +2239,7 @@
           <w:color w:val="000000"/>
           <w:kern w:val="0"/>
           <w:lang w:eastAsia="es-PE"/>
-          <w14:ligatures w14:val="none"/>
+          <ns2:ligatures ns2:val="none"/>
         </w:rPr>
         <w:t/>
       </w:r>
@@ -2247,7 +2247,7 @@
         <w:rPr>
           <w:rFonts w:ascii="Arial Narrow" w:eastAsia="Arial Narrow" w:hAnsi="Arial Narrow" w:cs="Arial Narrow"/>
           <w:kern w:val="0"/>
-          <w14:ligatures w14:val="none"/>
+          <ns2:ligatures ns2:val="none"/>
         </w:rPr>
         <w:t xml:space="preserve"> y 19</w:t>
       </w:r>
@@ -2257,7 +2257,7 @@
           <w:color w:val="000000"/>
           <w:kern w:val="0"/>
           <w:lang w:eastAsia="es-PE"/>
-          <w14:ligatures w14:val="none"/>
+          <ns2:ligatures ns2:val="none"/>
         </w:rPr>
         <w:t/>
       </w:r>
@@ -2265,7 +2265,7 @@
         <w:rPr>
           <w:rFonts w:ascii="Arial Narrow" w:eastAsia="Arial Narrow" w:hAnsi="Arial Narrow" w:cs="Arial Narrow"/>
           <w:kern w:val="0"/>
-          <w14:ligatures w14:val="none"/>
+          <ns2:ligatures ns2:val="none"/>
         </w:rPr>
         <w:t xml:space="preserve"> del Código</w:t>
       </w:r>
@@ -2273,23 +2273,23 @@
         <w:rPr>
           <w:rFonts w:ascii="Arial Narrow" w:eastAsia="Arial Narrow" w:hAnsi="Arial Narrow" w:cs="Arial"/>
           <w:kern w:val="0"/>
-          <w14:ligatures w14:val="none"/>
+          <ns2:ligatures ns2:val="none"/>
         </w:rPr>
         <w:t>.</w:t>
       </w:r>
     </w:p>
-    <w:p>
-      <w:pPr>
-        <w:spacing w:after="0" w:line="240" w:lineRule="auto"/>
-        <w:jc w:val="both"/>
-        <w:rPr>
-          <w:rFonts w:ascii="Arial Narrow" w:eastAsia="Arial Narrow" w:hAnsi="Arial Narrow" w:cs="Arial Narrow"/>
-          <w:kern w:val="0"/>
-          <w14:ligatures w14:val="none"/>
-        </w:rPr>
-      </w:pPr>
-    </w:p>
-    <w:p>
+    <w:p ns2:paraId="7A507243" ns2:textId="77777777">
+      <w:pPr>
+        <w:spacing w:after="0" w:line="240" w:lineRule="auto"/>
+        <w:jc w:val="both"/>
+        <w:rPr>
+          <w:rFonts w:ascii="Arial Narrow" w:eastAsia="Arial Narrow" w:hAnsi="Arial Narrow" w:cs="Arial Narrow"/>
+          <w:kern w:val="0"/>
+          <ns2:ligatures ns2:val="none"/>
+        </w:rPr>
+      </w:pPr>
+    </w:p>
+    <w:p ns2:paraId="272C2C84" ns2:textId="705C187B">
       <w:pPr>
         <w:pStyle w:val="Prrafodelista"/>
         <w:numPr>
@@ -2302,16 +2302,16 @@
         <w:rPr>
           <w:rFonts w:ascii="Arial Narrow" w:eastAsia="Arial Narrow" w:hAnsi="Arial Narrow" w:cs="Arial Narrow"/>
           <w:kern w:val="0"/>
-          <w14:ligatures w14:val="none"/>
-        </w:rPr>
-      </w:pPr>
-      <w:r>
-        <w:rPr>
-          <w:rFonts w:ascii="Arial Narrow" w:eastAsia="Times New Roman" w:hAnsi="Arial Narrow" w:cs="Arial"/>
-          <w:color w:val="000000"/>
-          <w:kern w:val="0"/>
-          <w:lang w:eastAsia="es-PE"/>
-          <w14:ligatures w14:val="none"/>
+          <ns2:ligatures ns2:val="none"/>
+        </w:rPr>
+      </w:pPr>
+      <w:r>
+        <w:rPr>
+          <w:rFonts w:ascii="Arial Narrow" w:eastAsia="Times New Roman" w:hAnsi="Arial Narrow" w:cs="Arial"/>
+          <w:color w:val="000000"/>
+          <w:kern w:val="0"/>
+          <w:lang w:eastAsia="es-PE"/>
+          <ns2:ligatures ns2:val="none"/>
         </w:rPr>
         <w:t xml:space="preserve">Además, la Secretaría Técnica, en ejercicio de sus facultades, considera </w:t>
       </w:r>
@@ -2319,7 +2319,7 @@
         <w:rPr>
           <w:rFonts w:ascii="Arial Narrow" w:eastAsia="Arial Narrow" w:hAnsi="Arial Narrow" w:cs="Arial"/>
           <w:kern w:val="0"/>
-          <w14:ligatures w14:val="none"/>
+          <ns2:ligatures ns2:val="none"/>
         </w:rPr>
         <w:t xml:space="preserve">que el hecho denunciado, consistente en que </w:t>
       </w:r>
@@ -2330,7 +2330,7 @@
           <w:kern w:val="0"/>
           <w:shd w:val="clear" w:color="auto" w:fill="FFFFFF"/>
           <w:lang w:eastAsia="es-PE"/>
-          <w14:ligatures w14:val="none"/>
+          <ns2:ligatures ns2:val="none"/>
         </w:rPr>
         <w:t>los proveedores denunciados no habrían cumplido con brindar una respuesta al pedido de reconsideración solicitado por la denunciante el 6 de octubre de 2025</w:t>
       </w:r>
@@ -2338,7 +2338,7 @@
         <w:rPr>
           <w:rFonts w:ascii="Arial Narrow" w:eastAsia="Arial Narrow" w:hAnsi="Arial Narrow" w:cs="Arial Narrow"/>
           <w:kern w:val="0"/>
-          <w14:ligatures w14:val="none"/>
+          <ns2:ligatures ns2:val="none"/>
         </w:rPr>
         <w:t>; involucraría una presunta afectación a sus expectativas, quien no habría encontrado una correspondencia entre lo que esperaba recibir de parte del proveedor y lo que realmente recibió. Por consiguiente, corresponde calificar el hecho materia de denuncia como una presunta infracción al deber de idoneidad, tipificado en los artículos 18</w:t>
       </w:r>
@@ -2348,7 +2348,7 @@
           <w:color w:val="000000"/>
           <w:kern w:val="0"/>
           <w:lang w:eastAsia="es-PE"/>
-          <w14:ligatures w14:val="none"/>
+          <ns2:ligatures ns2:val="none"/>
         </w:rPr>
         <w:t/>
       </w:r>
@@ -2356,7 +2356,7 @@
         <w:rPr>
           <w:rFonts w:ascii="Arial Narrow" w:eastAsia="Arial Narrow" w:hAnsi="Arial Narrow" w:cs="Arial Narrow"/>
           <w:kern w:val="0"/>
-          <w14:ligatures w14:val="none"/>
+          <ns2:ligatures ns2:val="none"/>
         </w:rPr>
         <w:t xml:space="preserve"> y 19</w:t>
       </w:r>
@@ -2366,7 +2366,7 @@
           <w:color w:val="000000"/>
           <w:kern w:val="0"/>
           <w:lang w:eastAsia="es-PE"/>
-          <w14:ligatures w14:val="none"/>
+          <ns2:ligatures ns2:val="none"/>
         </w:rPr>
         <w:t/>
       </w:r>
@@ -2374,7 +2374,7 @@
         <w:rPr>
           <w:rFonts w:ascii="Arial Narrow" w:eastAsia="Arial Narrow" w:hAnsi="Arial Narrow" w:cs="Arial Narrow"/>
           <w:kern w:val="0"/>
-          <w14:ligatures w14:val="none"/>
+          <ns2:ligatures ns2:val="none"/>
         </w:rPr>
         <w:t xml:space="preserve"> del Código</w:t>
       </w:r>
@@ -2385,12 +2385,12 @@
           <w:color w:val="000000"/>
           <w:kern w:val="0"/>
           <w:lang w:eastAsia="es-PE"/>
-          <w14:ligatures w14:val="none"/>
+          <ns2:ligatures ns2:val="none"/>
         </w:rPr>
         <w:t xml:space="preserve">. </w:t>
       </w:r>
     </w:p>
-    <w:p>
+    <w:p ns2:paraId="64B4971F" ns2:textId="77777777">
       <w:pPr>
         <w:pStyle w:val="Prrafodelista"/>
         <w:spacing w:line="240" w:lineRule="auto"/>
@@ -2400,11 +2400,11 @@
           <w:color w:val="000000"/>
           <w:kern w:val="0"/>
           <w:lang w:eastAsia="es-PE"/>
-          <w14:ligatures w14:val="none"/>
-        </w:rPr>
-      </w:pPr>
-    </w:p>
-    <w:p>
+          <ns2:ligatures ns2:val="none"/>
+        </w:rPr>
+      </w:pPr>
+    </w:p>
+    <w:p ns2:paraId="7B3C687A" ns2:textId="720E1D00">
       <w:pPr>
         <w:pStyle w:val="Prrafodelista"/>
         <w:numPr>
@@ -2417,14 +2417,14 @@
         <w:rPr>
           <w:rFonts w:ascii="Arial Narrow" w:eastAsia="Arial Narrow" w:hAnsi="Arial Narrow" w:cs="Arial Narrow"/>
           <w:kern w:val="0"/>
-          <w14:ligatures w14:val="none"/>
-        </w:rPr>
-      </w:pPr>
-      <w:r>
-        <w:rPr>
-          <w:rFonts w:ascii="Arial Narrow" w:eastAsia="Arial Narrow" w:hAnsi="Arial Narrow" w:cs="Arial Narrow"/>
-          <w:kern w:val="0"/>
-          <w14:ligatures w14:val="none"/>
+          <ns2:ligatures ns2:val="none"/>
+        </w:rPr>
+      </w:pPr>
+      <w:r>
+        <w:rPr>
+          <w:rFonts w:ascii="Arial Narrow" w:eastAsia="Arial Narrow" w:hAnsi="Arial Narrow" w:cs="Arial Narrow"/>
+          <w:kern w:val="0"/>
+          <ns2:ligatures ns2:val="none"/>
         </w:rPr>
         <w:t xml:space="preserve">Asimismo, </w:t>
       </w:r>
@@ -2432,7 +2432,7 @@
         <w:rPr>
           <w:rFonts w:ascii="Arial Narrow" w:eastAsia="Arial Narrow" w:hAnsi="Arial Narrow" w:cs="Arial Narrow"/>
           <w:kern w:val="0"/>
-          <w14:ligatures w14:val="none"/>
+          <ns2:ligatures ns2:val="none"/>
         </w:rPr>
         <w:t xml:space="preserve">la Secretaría Técnica, en ejercicio de sus facultades, </w:t>
       </w:r>
@@ -2442,7 +2442,7 @@
           <w:color w:val="000000"/>
           <w:kern w:val="0"/>
           <w:lang w:eastAsia="es-PE"/>
-          <w14:ligatures w14:val="none"/>
+          <ns2:ligatures ns2:val="none"/>
         </w:rPr>
         <w:t xml:space="preserve">considera </w:t>
       </w:r>
@@ -2450,7 +2450,7 @@
         <w:rPr>
           <w:rFonts w:ascii="Arial Narrow" w:eastAsia="Arial Narrow" w:hAnsi="Arial Narrow" w:cs="Arial Narrow"/>
           <w:kern w:val="0"/>
-          <w14:ligatures w14:val="none"/>
+          <ns2:ligatures ns2:val="none"/>
         </w:rPr>
         <w:t>que el hecho denunciado</w:t>
       </w:r>
@@ -2460,7 +2460,7 @@
           <w:color w:val="000000"/>
           <w:kern w:val="0"/>
           <w:lang w:eastAsia="es-PE"/>
-          <w14:ligatures w14:val="none"/>
+          <ns2:ligatures ns2:val="none"/>
         </w:rPr>
         <w:t xml:space="preserve">, consistente en que </w:t>
       </w:r>
@@ -2471,7 +2471,7 @@
           <w:kern w:val="0"/>
           <w:shd w:val="clear" w:color="auto" w:fill="FFFFFF"/>
           <w:lang w:eastAsia="es-PE"/>
-          <w14:ligatures w14:val="none"/>
+          <ns2:ligatures ns2:val="none"/>
         </w:rPr>
         <w:t xml:space="preserve">el Banco Internacional del Perú S.A.A. - Interbank habría continuado cobrando a la denunciante las deudas de la Tarjeta de crédito </w:t>
       </w:r>
@@ -2483,7 +2483,7 @@
           <w:kern w:val="0"/>
           <w:shd w:val="clear" w:color="auto" w:fill="FFFFFF"/>
           <w:lang w:eastAsia="es-PE"/>
-          <w14:ligatures w14:val="none"/>
+          <ns2:ligatures ns2:val="none"/>
         </w:rPr>
         <w:t/>
       </w:r>
@@ -2495,7 +2495,7 @@
           <w:kern w:val="0"/>
           <w:shd w:val="clear" w:color="auto" w:fill="FFFFFF"/>
           <w:lang w:eastAsia="es-PE"/>
-          <w14:ligatures w14:val="none"/>
+          <ns2:ligatures ns2:val="none"/>
         </w:rPr>
         <w:t xml:space="preserve"> 6****85-1, la Tarjeta de crédito </w:t>
       </w:r>
@@ -2507,7 +2507,7 @@
           <w:kern w:val="0"/>
           <w:shd w:val="clear" w:color="auto" w:fill="FFFFFF"/>
           <w:lang w:eastAsia="es-PE"/>
-          <w14:ligatures w14:val="none"/>
+          <ns2:ligatures ns2:val="none"/>
         </w:rPr>
         <w:t/>
       </w:r>
@@ -2519,7 +2519,7 @@
           <w:kern w:val="0"/>
           <w:shd w:val="clear" w:color="auto" w:fill="FFFFFF"/>
           <w:lang w:eastAsia="es-PE"/>
-          <w14:ligatures w14:val="none"/>
+          <ns2:ligatures ns2:val="none"/>
         </w:rPr>
         <w:t xml:space="preserve"> 8****30-1 y el Crédito efectivo </w:t>
       </w:r>
@@ -2531,7 +2531,7 @@
           <w:kern w:val="0"/>
           <w:shd w:val="clear" w:color="auto" w:fill="FFFFFF"/>
           <w:lang w:eastAsia="es-PE"/>
-          <w14:ligatures w14:val="none"/>
+          <ns2:ligatures ns2:val="none"/>
         </w:rPr>
         <w:t/>
       </w:r>
@@ -2543,7 +2543,7 @@
           <w:kern w:val="0"/>
           <w:shd w:val="clear" w:color="auto" w:fill="FFFFFF"/>
           <w:lang w:eastAsia="es-PE"/>
-          <w14:ligatures w14:val="none"/>
+          <ns2:ligatures ns2:val="none"/>
         </w:rPr>
         <w:t xml:space="preserve"> 0****52, generando intereses y afectando su situación económica, pese a que se debía activar los Seguros de Desgravamen por la invalidez total y permanente</w:t>
       </w:r>
@@ -2551,7 +2551,7 @@
         <w:rPr>
           <w:rFonts w:ascii="Arial Narrow" w:eastAsia="Arial Narrow" w:hAnsi="Arial Narrow" w:cs="Arial Narrow"/>
           <w:kern w:val="0"/>
-          <w14:ligatures w14:val="none"/>
+          <ns2:ligatures ns2:val="none"/>
         </w:rPr>
         <w:t>; involucraría una presunta afectación a sus expectativas, quien no habría encontrado una correspondencia entre lo que esperaba recibir de parte del proveedor y lo que realmente recibió. Por consiguiente, corresponde calificar el hecho materia de denuncia como una presunta infracción al deber de idoneidad, tipificado en los artículos 18</w:t>
       </w:r>
@@ -2561,7 +2561,7 @@
           <w:color w:val="000000"/>
           <w:kern w:val="0"/>
           <w:lang w:eastAsia="es-PE"/>
-          <w14:ligatures w14:val="none"/>
+          <ns2:ligatures ns2:val="none"/>
         </w:rPr>
         <w:t/>
       </w:r>
@@ -2569,7 +2569,7 @@
         <w:rPr>
           <w:rFonts w:ascii="Arial Narrow" w:eastAsia="Arial Narrow" w:hAnsi="Arial Narrow" w:cs="Arial Narrow"/>
           <w:kern w:val="0"/>
-          <w14:ligatures w14:val="none"/>
+          <ns2:ligatures ns2:val="none"/>
         </w:rPr>
         <w:t xml:space="preserve"> y 19</w:t>
       </w:r>
@@ -2579,7 +2579,7 @@
           <w:color w:val="000000"/>
           <w:kern w:val="0"/>
           <w:lang w:eastAsia="es-PE"/>
-          <w14:ligatures w14:val="none"/>
+          <ns2:ligatures ns2:val="none"/>
         </w:rPr>
         <w:t/>
       </w:r>
@@ -2587,7 +2587,7 @@
         <w:rPr>
           <w:rFonts w:ascii="Arial Narrow" w:eastAsia="Arial Narrow" w:hAnsi="Arial Narrow" w:cs="Arial Narrow"/>
           <w:kern w:val="0"/>
-          <w14:ligatures w14:val="none"/>
+          <ns2:ligatures ns2:val="none"/>
         </w:rPr>
         <w:t xml:space="preserve"> del Código</w:t>
       </w:r>
@@ -2595,23 +2595,23 @@
         <w:rPr>
           <w:rFonts w:ascii="Arial Narrow" w:eastAsia="Arial Narrow" w:hAnsi="Arial Narrow" w:cs="Arial Narrow"/>
           <w:kern w:val="0"/>
-          <w14:ligatures w14:val="none"/>
+          <ns2:ligatures ns2:val="none"/>
         </w:rPr>
         <w:t>.</w:t>
       </w:r>
     </w:p>
-    <w:p>
+    <w:p ns2:paraId="4BDE1E73" ns2:textId="77777777">
       <w:pPr>
         <w:pStyle w:val="Prrafodelista"/>
         <w:spacing w:line="240" w:lineRule="auto"/>
         <w:rPr>
           <w:rFonts w:ascii="Arial Narrow" w:eastAsia="Arial Narrow" w:hAnsi="Arial Narrow" w:cs="Arial Narrow"/>
           <w:kern w:val="0"/>
-          <w14:ligatures w14:val="none"/>
-        </w:rPr>
-      </w:pPr>
-    </w:p>
-    <w:p>
+          <ns2:ligatures ns2:val="none"/>
+        </w:rPr>
+      </w:pPr>
+    </w:p>
+    <w:p ns2:paraId="31E22625" ns2:textId="72E49C03">
       <w:pPr>
         <w:pStyle w:val="Prrafodelista"/>
         <w:numPr>
@@ -2624,14 +2624,14 @@
         <w:rPr>
           <w:rFonts w:ascii="Arial Narrow" w:eastAsia="Arial Narrow" w:hAnsi="Arial Narrow" w:cs="Arial Narrow"/>
           <w:kern w:val="0"/>
-          <w14:ligatures w14:val="none"/>
-        </w:rPr>
-      </w:pPr>
-      <w:r>
-        <w:rPr>
-          <w:rFonts w:ascii="Arial Narrow" w:eastAsia="Arial Narrow" w:hAnsi="Arial Narrow" w:cs="Arial Narrow"/>
-          <w:kern w:val="0"/>
-          <w14:ligatures w14:val="none"/>
+          <ns2:ligatures ns2:val="none"/>
+        </w:rPr>
+      </w:pPr>
+      <w:r>
+        <w:rPr>
+          <w:rFonts w:ascii="Arial Narrow" w:eastAsia="Arial Narrow" w:hAnsi="Arial Narrow" w:cs="Arial Narrow"/>
+          <w:kern w:val="0"/>
+          <ns2:ligatures ns2:val="none"/>
         </w:rPr>
         <w:t>Además</w:t>
       </w:r>
@@ -2639,7 +2639,7 @@
         <w:rPr>
           <w:rFonts w:ascii="Arial Narrow" w:eastAsia="Arial Narrow" w:hAnsi="Arial Narrow" w:cs="Arial Narrow"/>
           <w:kern w:val="0"/>
-          <w14:ligatures w14:val="none"/>
+          <ns2:ligatures ns2:val="none"/>
         </w:rPr>
         <w:t xml:space="preserve">, la Secretaría Técnica, en ejercicio de sus facultades, </w:t>
       </w:r>
@@ -2649,7 +2649,7 @@
           <w:color w:val="000000"/>
           <w:kern w:val="0"/>
           <w:lang w:eastAsia="es-PE"/>
-          <w14:ligatures w14:val="none"/>
+          <ns2:ligatures ns2:val="none"/>
         </w:rPr>
         <w:t xml:space="preserve">considera </w:t>
       </w:r>
@@ -2657,7 +2657,7 @@
         <w:rPr>
           <w:rFonts w:ascii="Arial Narrow" w:eastAsia="Arial Narrow" w:hAnsi="Arial Narrow" w:cs="Arial Narrow"/>
           <w:kern w:val="0"/>
-          <w14:ligatures w14:val="none"/>
+          <ns2:ligatures ns2:val="none"/>
         </w:rPr>
         <w:t>que el hecho denunciado</w:t>
       </w:r>
@@ -2667,7 +2667,7 @@
           <w:color w:val="000000"/>
           <w:kern w:val="0"/>
           <w:lang w:eastAsia="es-PE"/>
-          <w14:ligatures w14:val="none"/>
+          <ns2:ligatures ns2:val="none"/>
         </w:rPr>
         <w:t xml:space="preserve">, consistente en que </w:t>
       </w:r>
@@ -2678,7 +2678,7 @@
           <w:kern w:val="0"/>
           <w:shd w:val="clear" w:color="auto" w:fill="FFFFFF"/>
           <w:lang w:eastAsia="es-PE"/>
-          <w14:ligatures w14:val="none"/>
+          <ns2:ligatures ns2:val="none"/>
         </w:rPr>
         <w:t>los proveedores denunciados no habrían cumplido con tener un canal formal para que la denunciante pueda presentar su escrito de apelación o reconsideración a su decisión de rechazo de cobertura</w:t>
       </w:r>
@@ -2686,7 +2686,7 @@
         <w:rPr>
           <w:rFonts w:ascii="Arial Narrow" w:eastAsia="Arial Narrow" w:hAnsi="Arial Narrow" w:cs="Arial Narrow"/>
           <w:kern w:val="0"/>
-          <w14:ligatures w14:val="none"/>
+          <ns2:ligatures ns2:val="none"/>
         </w:rPr>
         <w:t>; involucraría una presunta afectación a sus expectativas, quien no habría encontrado una correspondencia entre lo que esperaba recibir de parte del proveedor y lo que realmente recibió. Por consiguiente, corresponde calificar el hecho materia de denuncia como una presunta infracción al deber de idoneidad, tipificado en los artículos 18</w:t>
       </w:r>
@@ -2696,7 +2696,7 @@
           <w:color w:val="000000"/>
           <w:kern w:val="0"/>
           <w:lang w:eastAsia="es-PE"/>
-          <w14:ligatures w14:val="none"/>
+          <ns2:ligatures ns2:val="none"/>
         </w:rPr>
         <w:t/>
       </w:r>
@@ -2704,7 +2704,7 @@
         <w:rPr>
           <w:rFonts w:ascii="Arial Narrow" w:eastAsia="Arial Narrow" w:hAnsi="Arial Narrow" w:cs="Arial Narrow"/>
           <w:kern w:val="0"/>
-          <w14:ligatures w14:val="none"/>
+          <ns2:ligatures ns2:val="none"/>
         </w:rPr>
         <w:t xml:space="preserve"> y 19</w:t>
       </w:r>
@@ -2714,7 +2714,7 @@
           <w:color w:val="000000"/>
           <w:kern w:val="0"/>
           <w:lang w:eastAsia="es-PE"/>
-          <w14:ligatures w14:val="none"/>
+          <ns2:ligatures ns2:val="none"/>
         </w:rPr>
         <w:t/>
       </w:r>
@@ -2722,12 +2722,12 @@
         <w:rPr>
           <w:rFonts w:ascii="Arial Narrow" w:eastAsia="Arial Narrow" w:hAnsi="Arial Narrow" w:cs="Arial Narrow"/>
           <w:kern w:val="0"/>
-          <w14:ligatures w14:val="none"/>
+          <ns2:ligatures ns2:val="none"/>
         </w:rPr>
         <w:t xml:space="preserve"> del Código.</w:t>
       </w:r>
     </w:p>
-    <w:p>
+    <w:p ns2:paraId="2E7770E0" ns2:textId="77777777">
       <w:pPr>
         <w:spacing w:after="0" w:line="240" w:lineRule="auto"/>
         <w:jc w:val="both"/>
@@ -2735,11 +2735,11 @@
           <w:rFonts w:ascii="Arial Narrow" w:eastAsia="Calibri" w:hAnsi="Arial Narrow" w:cs="Arial Narrow"/>
           <w:kern w:val="0"/>
           <w:lang w:eastAsia="es-PE"/>
-          <w14:ligatures w14:val="none"/>
-        </w:rPr>
-      </w:pPr>
-    </w:p>
-    <w:p>
+          <ns2:ligatures ns2:val="none"/>
+        </w:rPr>
+      </w:pPr>
+    </w:p>
+    <w:p ns2:paraId="37321452" ns2:textId="77777777">
       <w:pPr>
         <w:pStyle w:val="Prrafodelista"/>
         <w:numPr>
@@ -2753,7 +2753,7 @@
           <w:rFonts w:ascii="Arial Narrow" w:eastAsia="Calibri" w:hAnsi="Arial Narrow" w:cs="Arial Narrow"/>
           <w:kern w:val="0"/>
           <w:lang w:eastAsia="es-PE"/>
-          <w14:ligatures w14:val="none"/>
+          <ns2:ligatures ns2:val="none"/>
         </w:rPr>
       </w:pPr>
       <w:r>
@@ -2762,7 +2762,7 @@
           <w:color w:val="000000"/>
           <w:kern w:val="0"/>
           <w:lang w:eastAsia="es-PE"/>
-          <w14:ligatures w14:val="none"/>
+          <ns2:ligatures ns2:val="none"/>
         </w:rPr>
         <w:t>En tanto la denuncia reúne los requisitos establecidos por la norma citada, corresponde admitirla a trámite</w:t>
       </w:r>
@@ -2772,7 +2772,7 @@
           <w:rFonts w:ascii="Arial Narrow" w:eastAsia="Arial Narrow" w:hAnsi="Arial Narrow" w:cs="Arial Narrow"/>
           <w:kern w:val="0"/>
           <w:vertAlign w:val="superscript"/>
-          <w14:ligatures w14:val="none"/>
+          <ns2:ligatures ns2:val="none"/>
         </w:rPr>
         <w:footnoteReference w:id="5"/>
       </w:r>
@@ -2782,12 +2782,12 @@
           <w:color w:val="000000"/>
           <w:kern w:val="0"/>
           <w:lang w:eastAsia="es-PE"/>
-          <w14:ligatures w14:val="none"/>
+          <ns2:ligatures ns2:val="none"/>
         </w:rPr>
         <w:t>.</w:t>
       </w:r>
     </w:p>
-    <w:p>
+    <w:p ns2:paraId="17426A8E" ns2:textId="77777777">
       <w:pPr>
         <w:spacing w:after="0" w:line="240" w:lineRule="auto"/>
         <w:ind w:left="567"/>
@@ -2798,11 +2798,11 @@
           <w:color w:val="000000"/>
           <w:kern w:val="0"/>
           <w:lang w:eastAsia="es-PE"/>
-          <w14:ligatures w14:val="none"/>
-        </w:rPr>
-      </w:pPr>
-    </w:p>
-    <w:p>
+          <ns2:ligatures ns2:val="none"/>
+        </w:rPr>
+      </w:pPr>
+    </w:p>
+    <w:p ns2:paraId="69FE781D" ns2:textId="77777777">
       <w:pPr>
         <w:pStyle w:val="Prrafodelista"/>
         <w:numPr>
@@ -2822,35 +2822,35 @@
           <w:color w:val="000000"/>
           <w:kern w:val="0"/>
           <w:lang w:eastAsia="es-PE"/>
-          <w14:ligatures w14:val="none"/>
-        </w:rPr>
-      </w:pPr>
-      <w:r>
-        <w:rPr>
-          <w:rFonts w:ascii="Arial Narrow" w:eastAsia="Arial Narrow" w:hAnsi="Arial Narrow" w:cs="Arial Narrow"/>
-          <w:b/>
-          <w:color w:val="000000"/>
-          <w:kern w:val="0"/>
-          <w:lang w:eastAsia="es-PE"/>
-          <w14:ligatures w14:val="none"/>
+          <ns2:ligatures ns2:val="none"/>
+        </w:rPr>
+      </w:pPr>
+      <w:r>
+        <w:rPr>
+          <w:rFonts w:ascii="Arial Narrow" w:eastAsia="Arial Narrow" w:hAnsi="Arial Narrow" w:cs="Arial Narrow"/>
+          <w:b/>
+          <w:color w:val="000000"/>
+          <w:kern w:val="0"/>
+          <w:lang w:eastAsia="es-PE"/>
+          <ns2:ligatures ns2:val="none"/>
         </w:rPr>
         <w:t>REQUERIMIENTO DE INFORMACION</w:t>
       </w:r>
     </w:p>
-    <w:p>
-      <w:pPr>
-        <w:spacing w:after="0" w:line="240" w:lineRule="auto"/>
-        <w:jc w:val="both"/>
-        <w:rPr>
-          <w:rFonts w:ascii="Arial Narrow" w:eastAsia="Times New Roman" w:hAnsi="Arial Narrow" w:cs="Arial"/>
-          <w:color w:val="000000"/>
-          <w:kern w:val="0"/>
-          <w:lang w:val="es-ES" w:eastAsia="es-ES"/>
-          <w14:ligatures w14:val="none"/>
-        </w:rPr>
-      </w:pPr>
-    </w:p>
-    <w:p>
+    <w:p ns2:paraId="6252E905" ns2:textId="77777777">
+      <w:pPr>
+        <w:spacing w:after="0" w:line="240" w:lineRule="auto"/>
+        <w:jc w:val="both"/>
+        <w:rPr>
+          <w:rFonts w:ascii="Arial Narrow" w:eastAsia="Times New Roman" w:hAnsi="Arial Narrow" w:cs="Arial"/>
+          <w:color w:val="000000"/>
+          <w:kern w:val="0"/>
+          <w:lang w:val="es-ES" w:eastAsia="es-ES"/>
+          <ns2:ligatures ns2:val="none"/>
+        </w:rPr>
+      </w:pPr>
+    </w:p>
+    <w:p ns2:paraId="21C241A8" ns2:textId="77777777">
       <w:pPr>
         <w:pStyle w:val="Prrafodelista"/>
         <w:numPr>
@@ -2865,16 +2865,16 @@
           <w:color w:val="000000"/>
           <w:kern w:val="0"/>
           <w:lang w:val="es-ES" w:eastAsia="es-ES"/>
-          <w14:ligatures w14:val="none"/>
-        </w:rPr>
-      </w:pPr>
-      <w:r>
-        <w:rPr>
-          <w:rFonts w:ascii="Arial Narrow" w:eastAsia="Times New Roman" w:hAnsi="Arial Narrow" w:cs="Arial"/>
-          <w:color w:val="000000"/>
-          <w:kern w:val="0"/>
-          <w:lang w:val="es-ES" w:eastAsia="es-ES"/>
-          <w14:ligatures w14:val="none"/>
+          <ns2:ligatures ns2:val="none"/>
+        </w:rPr>
+      </w:pPr>
+      <w:r>
+        <w:rPr>
+          <w:rFonts w:ascii="Arial Narrow" w:eastAsia="Times New Roman" w:hAnsi="Arial Narrow" w:cs="Arial"/>
+          <w:color w:val="000000"/>
+          <w:kern w:val="0"/>
+          <w:lang w:val="es-ES" w:eastAsia="es-ES"/>
+          <ns2:ligatures ns2:val="none"/>
         </w:rPr>
         <w:lastRenderedPageBreak/>
         <w:t>A efectos de tener mayores elementos que sirvan para</w:t>
@@ -2885,7 +2885,7 @@
           <w:color w:val="000000"/>
           <w:kern w:val="0"/>
           <w:lang w:val="es-ES" w:eastAsia="es-ES"/>
-          <w14:ligatures w14:val="none"/>
+          <ns2:ligatures ns2:val="none"/>
         </w:rPr>
         <w:t xml:space="preserve"> la resolución definitiva del presente caso, </w:t>
       </w:r>
@@ -2895,7 +2895,7 @@
           <w:color w:val="000000"/>
           <w:kern w:val="0"/>
           <w:lang w:val="es-ES" w:eastAsia="es-ES"/>
-          <w14:ligatures w14:val="none"/>
+          <ns2:ligatures ns2:val="none"/>
         </w:rPr>
         <w:t xml:space="preserve">la Secretaría Técnica, </w:t>
       </w:r>
@@ -2905,7 +2905,7 @@
           <w:color w:val="000000"/>
           <w:kern w:val="0"/>
           <w:lang w:val="es-ES" w:eastAsia="es-ES"/>
-          <w14:ligatures w14:val="none"/>
+          <ns2:ligatures ns2:val="none"/>
         </w:rPr>
         <w:t>en ejercicio de las facultades que la ley le con</w:t>
       </w:r>
@@ -2915,7 +2915,7 @@
           <w:color w:val="000000"/>
           <w:kern w:val="0"/>
           <w:lang w:val="es-ES" w:eastAsia="es-ES"/>
-          <w14:ligatures w14:val="none"/>
+          <ns2:ligatures ns2:val="none"/>
         </w:rPr>
         <w:t xml:space="preserve">fiere, </w:t>
       </w:r>
@@ -2926,7 +2926,7 @@
           <w:color w:val="000000"/>
           <w:kern w:val="0"/>
           <w:lang w:val="es-ES" w:eastAsia="es-ES"/>
-          <w14:ligatures w14:val="none"/>
+          <ns2:ligatures ns2:val="none"/>
         </w:rPr>
         <w:t xml:space="preserve">conviene requerir a los proveedores denunciados </w:t>
       </w:r>
@@ -2937,7 +2937,7 @@
           <w:color w:val="000000"/>
           <w:kern w:val="0"/>
           <w:lang w:val="es-ES" w:eastAsia="es-ES"/>
-          <w14:ligatures w14:val="none"/>
+          <ns2:ligatures ns2:val="none"/>
         </w:rPr>
         <w:t>que, en un</w:t>
       </w:r>
@@ -2947,7 +2947,7 @@
           <w:color w:val="000000"/>
           <w:kern w:val="0"/>
           <w:lang w:val="es-ES" w:eastAsia="es-ES"/>
-          <w14:ligatures w14:val="none"/>
+          <ns2:ligatures ns2:val="none"/>
         </w:rPr>
         <w:t xml:space="preserve"> plazo no mayor de cinco (5) días hábiles contado a partir del día siguiente de la notificación de la </w:t>
       </w:r>
@@ -2957,7 +2957,7 @@
           <w:color w:val="000000"/>
           <w:kern w:val="0"/>
           <w:lang w:val="es-ES" w:eastAsia="es-ES"/>
-          <w14:ligatures w14:val="none"/>
+          <ns2:ligatures ns2:val="none"/>
         </w:rPr>
         <w:t xml:space="preserve">presente resolución, </w:t>
       </w:r>
@@ -2968,7 +2968,7 @@
           <w:color w:val="000000"/>
           <w:kern w:val="0"/>
           <w:lang w:val="es-ES" w:eastAsia="es-ES"/>
-          <w14:ligatures w14:val="none"/>
+          <ns2:ligatures ns2:val="none"/>
         </w:rPr>
         <w:t xml:space="preserve">cumplan </w:t>
       </w:r>
@@ -2978,12 +2978,12 @@
           <w:color w:val="000000"/>
           <w:kern w:val="0"/>
           <w:lang w:val="es-ES" w:eastAsia="es-ES"/>
-          <w14:ligatures w14:val="none"/>
+          <ns2:ligatures ns2:val="none"/>
         </w:rPr>
         <w:t>con lo siguiente:</w:t>
       </w:r>
     </w:p>
-    <w:p>
+    <w:p ns2:paraId="345D7F88" ns2:textId="77777777">
       <w:pPr>
         <w:pStyle w:val="Prrafodelista"/>
         <w:spacing w:after="0" w:line="240" w:lineRule="auto"/>
@@ -2994,11 +2994,11 @@
           <w:color w:val="000000"/>
           <w:kern w:val="0"/>
           <w:lang w:val="es-ES" w:eastAsia="es-ES"/>
-          <w14:ligatures w14:val="none"/>
-        </w:rPr>
-      </w:pPr>
-    </w:p>
-    <w:p>
+          <ns2:ligatures ns2:val="none"/>
+        </w:rPr>
+      </w:pPr>
+    </w:p>
+    <w:p ns2:paraId="01F25269" ns2:textId="35D1B29E">
       <w:pPr>
         <w:pStyle w:val="Prrafodelista"/>
         <w:spacing w:after="0" w:line="240" w:lineRule="auto"/>
@@ -3009,7 +3009,7 @@
           <w:color w:val="000000"/>
           <w:kern w:val="0"/>
           <w:lang w:val="es-ES" w:eastAsia="es-ES"/>
-          <w14:ligatures w14:val="none"/>
+          <ns2:ligatures ns2:val="none"/>
         </w:rPr>
       </w:pPr>
       <w:r>
@@ -3019,7 +3019,7 @@
           <w:kern w:val="0"/>
           <w:u w:val="single"/>
           <w:lang w:val="es-ES" w:eastAsia="es-ES"/>
-          <w14:ligatures w14:val="none"/>
+          <ns2:ligatures ns2:val="none"/>
         </w:rPr>
         <w:t xml:space="preserve">A </w:t>
       </w:r>
@@ -3031,7 +3031,7 @@
           <w:kern w:val="0"/>
           <w:u w:val="single"/>
           <w:lang w:val="es-ES" w:eastAsia="es-ES"/>
-          <w14:ligatures w14:val="none"/>
+          <ns2:ligatures ns2:val="none"/>
         </w:rPr>
         <w:t>Interseguro</w:t>
       </w:r>
@@ -3042,7 +3042,7 @@
           <w:color w:val="000000"/>
           <w:kern w:val="0"/>
           <w:lang w:val="es-ES" w:eastAsia="es-ES"/>
-          <w14:ligatures w14:val="none"/>
+          <ns2:ligatures ns2:val="none"/>
         </w:rPr>
         <w:t xml:space="preserve">: </w:t>
       </w:r>
@@ -3052,7 +3052,7 @@
           <w:color w:val="000000"/>
           <w:kern w:val="0"/>
           <w:lang w:val="es-ES" w:eastAsia="es-ES"/>
-          <w14:ligatures w14:val="none"/>
+          <ns2:ligatures ns2:val="none"/>
         </w:rPr>
         <w:t xml:space="preserve">(i) presentar una copia debidamente suscrita de las Pólizas del Seguro de desgravamen de la </w:t>
       </w:r>
@@ -3062,7 +3062,7 @@
           <w:color w:val="000000"/>
           <w:kern w:val="0"/>
           <w:lang w:eastAsia="es-ES"/>
-          <w14:ligatures w14:val="none"/>
+          <ns2:ligatures ns2:val="none"/>
         </w:rPr>
         <w:t xml:space="preserve">Tarjeta de crédito </w:t>
       </w:r>
@@ -3073,7 +3073,7 @@
           <w:color w:val="000000"/>
           <w:kern w:val="0"/>
           <w:lang w:eastAsia="es-ES"/>
-          <w14:ligatures w14:val="none"/>
+          <ns2:ligatures ns2:val="none"/>
         </w:rPr>
         <w:t/>
       </w:r>
@@ -3084,7 +3084,7 @@
           <w:color w:val="000000"/>
           <w:kern w:val="0"/>
           <w:lang w:eastAsia="es-ES"/>
-          <w14:ligatures w14:val="none"/>
+          <ns2:ligatures ns2:val="none"/>
         </w:rPr>
         <w:t xml:space="preserve"> 6****85-1, la Tarjeta de crédito </w:t>
       </w:r>
@@ -3095,7 +3095,7 @@
           <w:color w:val="000000"/>
           <w:kern w:val="0"/>
           <w:lang w:eastAsia="es-ES"/>
-          <w14:ligatures w14:val="none"/>
+          <ns2:ligatures ns2:val="none"/>
         </w:rPr>
         <w:t/>
       </w:r>
@@ -3106,7 +3106,7 @@
           <w:color w:val="000000"/>
           <w:kern w:val="0"/>
           <w:lang w:eastAsia="es-ES"/>
-          <w14:ligatures w14:val="none"/>
+          <ns2:ligatures ns2:val="none"/>
         </w:rPr>
         <w:t xml:space="preserve"> 8****30-1 y el Crédito efectivo </w:t>
       </w:r>
@@ -3117,7 +3117,7 @@
           <w:color w:val="000000"/>
           <w:kern w:val="0"/>
           <w:lang w:eastAsia="es-ES"/>
-          <w14:ligatures w14:val="none"/>
+          <ns2:ligatures ns2:val="none"/>
         </w:rPr>
         <w:t/>
       </w:r>
@@ -3128,7 +3128,7 @@
           <w:color w:val="000000"/>
           <w:kern w:val="0"/>
           <w:lang w:eastAsia="es-ES"/>
-          <w14:ligatures w14:val="none"/>
+          <ns2:ligatures ns2:val="none"/>
         </w:rPr>
         <w:t xml:space="preserve"> 0****52 </w:t>
       </w:r>
@@ -3138,7 +3138,7 @@
           <w:color w:val="000000"/>
           <w:kern w:val="0"/>
           <w:lang w:val="es-ES" w:eastAsia="es-ES"/>
-          <w14:ligatures w14:val="none"/>
+          <ns2:ligatures ns2:val="none"/>
         </w:rPr>
         <w:t>materias de denuncia, así como el cargo de remisión de cada póliza; (</w:t>
       </w:r>
@@ -3149,7 +3149,7 @@
           <w:color w:val="000000"/>
           <w:kern w:val="0"/>
           <w:lang w:val="es-ES" w:eastAsia="es-ES"/>
-          <w14:ligatures w14:val="none"/>
+          <ns2:ligatures ns2:val="none"/>
         </w:rPr>
         <w:t>ii</w:t>
       </w:r>
@@ -3160,7 +3160,7 @@
           <w:color w:val="000000"/>
           <w:kern w:val="0"/>
           <w:lang w:val="es-ES" w:eastAsia="es-ES"/>
-          <w14:ligatures w14:val="none"/>
+          <ns2:ligatures ns2:val="none"/>
         </w:rPr>
         <w:t xml:space="preserve">) presentar los medios probatorios que acrediten que la negativa de otorgamiento de cobertura de cada una de las Pólizas del Seguro de desgravamen de la </w:t>
       </w:r>
@@ -3170,7 +3170,7 @@
           <w:color w:val="000000"/>
           <w:kern w:val="0"/>
           <w:lang w:eastAsia="es-ES"/>
-          <w14:ligatures w14:val="none"/>
+          <ns2:ligatures ns2:val="none"/>
         </w:rPr>
         <w:t xml:space="preserve">Tarjeta de crédito </w:t>
       </w:r>
@@ -3181,7 +3181,7 @@
           <w:color w:val="000000"/>
           <w:kern w:val="0"/>
           <w:lang w:eastAsia="es-ES"/>
-          <w14:ligatures w14:val="none"/>
+          <ns2:ligatures ns2:val="none"/>
         </w:rPr>
         <w:t/>
       </w:r>
@@ -3192,7 +3192,7 @@
           <w:color w:val="000000"/>
           <w:kern w:val="0"/>
           <w:lang w:eastAsia="es-ES"/>
-          <w14:ligatures w14:val="none"/>
+          <ns2:ligatures ns2:val="none"/>
         </w:rPr>
         <w:t xml:space="preserve"> 6****85-1, la Tarjeta de crédito </w:t>
       </w:r>
@@ -3203,7 +3203,7 @@
           <w:color w:val="000000"/>
           <w:kern w:val="0"/>
           <w:lang w:eastAsia="es-ES"/>
-          <w14:ligatures w14:val="none"/>
+          <ns2:ligatures ns2:val="none"/>
         </w:rPr>
         <w:t/>
       </w:r>
@@ -3214,7 +3214,7 @@
           <w:color w:val="000000"/>
           <w:kern w:val="0"/>
           <w:lang w:eastAsia="es-ES"/>
-          <w14:ligatures w14:val="none"/>
+          <ns2:ligatures ns2:val="none"/>
         </w:rPr>
         <w:t xml:space="preserve"> 8****30-1 y el Crédito efectivo </w:t>
       </w:r>
@@ -3225,7 +3225,7 @@
           <w:color w:val="000000"/>
           <w:kern w:val="0"/>
           <w:lang w:eastAsia="es-ES"/>
-          <w14:ligatures w14:val="none"/>
+          <ns2:ligatures ns2:val="none"/>
         </w:rPr>
         <w:t/>
       </w:r>
@@ -3236,7 +3236,7 @@
           <w:color w:val="000000"/>
           <w:kern w:val="0"/>
           <w:lang w:eastAsia="es-ES"/>
-          <w14:ligatures w14:val="none"/>
+          <ns2:ligatures ns2:val="none"/>
         </w:rPr>
         <w:t xml:space="preserve"> 0****52 fue justificada</w:t>
       </w:r>
@@ -3246,7 +3246,7 @@
           <w:color w:val="000000"/>
           <w:kern w:val="0"/>
           <w:lang w:val="es-ES" w:eastAsia="es-ES"/>
-          <w14:ligatures w14:val="none"/>
+          <ns2:ligatures ns2:val="none"/>
         </w:rPr>
         <w:t xml:space="preserve">; y, </w:t>
       </w:r>
@@ -3256,7 +3256,7 @@
           <w:color w:val="000000"/>
           <w:kern w:val="0"/>
           <w:lang w:val="es-ES" w:eastAsia="es-ES"/>
-          <w14:ligatures w14:val="none"/>
+          <ns2:ligatures ns2:val="none"/>
         </w:rPr>
         <w:t>(</w:t>
       </w:r>
@@ -3267,7 +3267,7 @@
           <w:color w:val="000000"/>
           <w:kern w:val="0"/>
           <w:lang w:val="es-ES" w:eastAsia="es-ES"/>
-          <w14:ligatures w14:val="none"/>
+          <ns2:ligatures ns2:val="none"/>
         </w:rPr>
         <w:t>iii</w:t>
       </w:r>
@@ -3278,7 +3278,7 @@
           <w:color w:val="000000"/>
           <w:kern w:val="0"/>
           <w:lang w:val="es-ES" w:eastAsia="es-ES"/>
-          <w14:ligatures w14:val="none"/>
+          <ns2:ligatures ns2:val="none"/>
         </w:rPr>
         <w:t>) presentar todas las comunicaciones cursadas con la parte denunciante en virtud de los hechos materia de denuncia</w:t>
       </w:r>
@@ -3288,12 +3288,12 @@
           <w:color w:val="000000"/>
           <w:kern w:val="0"/>
           <w:lang w:val="es-ES" w:eastAsia="es-ES"/>
-          <w14:ligatures w14:val="none"/>
+          <ns2:ligatures ns2:val="none"/>
         </w:rPr>
         <w:t>.</w:t>
       </w:r>
     </w:p>
-    <w:p>
+    <w:p ns2:paraId="48503CFE" ns2:textId="77777777">
       <w:pPr>
         <w:pStyle w:val="Prrafodelista"/>
         <w:spacing w:after="0" w:line="240" w:lineRule="auto"/>
@@ -3305,11 +3305,11 @@
           <w:kern w:val="0"/>
           <w:u w:val="single"/>
           <w:lang w:val="es-ES" w:eastAsia="es-ES"/>
-          <w14:ligatures w14:val="none"/>
-        </w:rPr>
-      </w:pPr>
-    </w:p>
-    <w:p>
+          <ns2:ligatures ns2:val="none"/>
+        </w:rPr>
+      </w:pPr>
+    </w:p>
+    <w:p ns2:paraId="4940B49E" ns2:textId="282CA812">
       <w:pPr>
         <w:pStyle w:val="Prrafodelista"/>
         <w:spacing w:after="0" w:line="240" w:lineRule="auto"/>
@@ -3321,7 +3321,7 @@
           <w:kern w:val="0"/>
           <w:u w:val="single"/>
           <w:lang w:val="es-ES" w:eastAsia="es-ES"/>
-          <w14:ligatures w14:val="none"/>
+          <ns2:ligatures ns2:val="none"/>
         </w:rPr>
       </w:pPr>
       <w:r>
@@ -3331,7 +3331,7 @@
           <w:kern w:val="0"/>
           <w:u w:val="single"/>
           <w:lang w:val="es-ES" w:eastAsia="es-ES"/>
-          <w14:ligatures w14:val="none"/>
+          <ns2:ligatures ns2:val="none"/>
         </w:rPr>
         <w:t>A</w:t>
       </w:r>
@@ -3342,7 +3342,7 @@
           <w:kern w:val="0"/>
           <w:u w:val="single"/>
           <w:lang w:val="es-ES" w:eastAsia="es-ES"/>
-          <w14:ligatures w14:val="none"/>
+          <ns2:ligatures ns2:val="none"/>
         </w:rPr>
         <w:t>l</w:t>
       </w:r>
@@ -3353,7 +3353,7 @@
           <w:kern w:val="0"/>
           <w:u w:val="single"/>
           <w:lang w:val="es-ES" w:eastAsia="es-ES"/>
-          <w14:ligatures w14:val="none"/>
+          <ns2:ligatures ns2:val="none"/>
         </w:rPr>
         <w:t xml:space="preserve"> </w:t>
       </w:r>
@@ -3364,7 +3364,7 @@
           <w:kern w:val="0"/>
           <w:u w:val="single"/>
           <w:lang w:val="es-ES" w:eastAsia="es-ES"/>
-          <w14:ligatures w14:val="none"/>
+          <ns2:ligatures ns2:val="none"/>
         </w:rPr>
         <w:t>Banco</w:t>
       </w:r>
@@ -3374,7 +3374,7 @@
           <w:color w:val="000000"/>
           <w:kern w:val="0"/>
           <w:lang w:val="es-ES" w:eastAsia="es-ES"/>
-          <w14:ligatures w14:val="none"/>
+          <ns2:ligatures ns2:val="none"/>
         </w:rPr>
         <w:t>:</w:t>
       </w:r>
@@ -3384,7 +3384,7 @@
           <w:color w:val="000000"/>
           <w:kern w:val="0"/>
           <w:lang w:eastAsia="es-ES"/>
-          <w14:ligatures w14:val="none"/>
+          <ns2:ligatures ns2:val="none"/>
         </w:rPr>
         <w:t xml:space="preserve"> </w:t>
       </w:r>
@@ -3394,7 +3394,7 @@
           <w:color w:val="000000"/>
           <w:kern w:val="0"/>
           <w:lang w:val="es-ES" w:eastAsia="es-ES"/>
-          <w14:ligatures w14:val="none"/>
+          <ns2:ligatures ns2:val="none"/>
         </w:rPr>
         <w:t xml:space="preserve">(i) presentar una copia debidamente suscrita de los documentos contractuales de la Tarjeta de crédito </w:t>
       </w:r>
@@ -3405,7 +3405,7 @@
           <w:color w:val="000000"/>
           <w:kern w:val="0"/>
           <w:lang w:val="es-ES" w:eastAsia="es-ES"/>
-          <w14:ligatures w14:val="none"/>
+          <ns2:ligatures ns2:val="none"/>
         </w:rPr>
         <w:t/>
       </w:r>
@@ -3416,7 +3416,7 @@
           <w:color w:val="000000"/>
           <w:kern w:val="0"/>
           <w:lang w:val="es-ES" w:eastAsia="es-ES"/>
-          <w14:ligatures w14:val="none"/>
+          <ns2:ligatures ns2:val="none"/>
         </w:rPr>
         <w:t xml:space="preserve"> 6****85-1, la Tarjeta de crédito </w:t>
       </w:r>
@@ -3427,7 +3427,7 @@
           <w:color w:val="000000"/>
           <w:kern w:val="0"/>
           <w:lang w:val="es-ES" w:eastAsia="es-ES"/>
-          <w14:ligatures w14:val="none"/>
+          <ns2:ligatures ns2:val="none"/>
         </w:rPr>
         <w:t/>
       </w:r>
@@ -3438,7 +3438,7 @@
           <w:color w:val="000000"/>
           <w:kern w:val="0"/>
           <w:lang w:val="es-ES" w:eastAsia="es-ES"/>
-          <w14:ligatures w14:val="none"/>
+          <ns2:ligatures ns2:val="none"/>
         </w:rPr>
         <w:t xml:space="preserve"> 8****30-1 y el Crédito efectivo </w:t>
       </w:r>
@@ -3449,7 +3449,7 @@
           <w:color w:val="000000"/>
           <w:kern w:val="0"/>
           <w:lang w:val="es-ES" w:eastAsia="es-ES"/>
-          <w14:ligatures w14:val="none"/>
+          <ns2:ligatures ns2:val="none"/>
         </w:rPr>
         <w:t/>
       </w:r>
@@ -3460,7 +3460,7 @@
           <w:color w:val="000000"/>
           <w:kern w:val="0"/>
           <w:lang w:val="es-ES" w:eastAsia="es-ES"/>
-          <w14:ligatures w14:val="none"/>
+          <ns2:ligatures ns2:val="none"/>
         </w:rPr>
         <w:t xml:space="preserve"> 0****52 materias de denuncia, así como el cargo de remisión de cada contrato; y, (</w:t>
       </w:r>
@@ -3471,7 +3471,7 @@
           <w:color w:val="000000"/>
           <w:kern w:val="0"/>
           <w:lang w:val="es-ES" w:eastAsia="es-ES"/>
-          <w14:ligatures w14:val="none"/>
+          <ns2:ligatures ns2:val="none"/>
         </w:rPr>
         <w:t>ii</w:t>
       </w:r>
@@ -3482,7 +3482,7 @@
           <w:color w:val="000000"/>
           <w:kern w:val="0"/>
           <w:lang w:val="es-ES" w:eastAsia="es-ES"/>
-          <w14:ligatures w14:val="none"/>
+          <ns2:ligatures ns2:val="none"/>
         </w:rPr>
         <w:t>) presentar todas las comunicaciones cursadas con la parte denunciante en virtud de los hechos materia de denuncia</w:t>
       </w:r>
@@ -3492,26 +3492,26 @@
           <w:color w:val="000000"/>
           <w:kern w:val="0"/>
           <w:lang w:val="es-ES" w:eastAsia="es-ES"/>
-          <w14:ligatures w14:val="none"/>
+          <ns2:ligatures ns2:val="none"/>
         </w:rPr>
         <w:t>.</w:t>
       </w:r>
     </w:p>
     <w:bookmarkEnd w:id="9"/>
-    <w:p>
-      <w:pPr>
-        <w:spacing w:after="0" w:line="240" w:lineRule="auto"/>
-        <w:jc w:val="both"/>
-        <w:rPr>
-          <w:rFonts w:ascii="Arial Narrow" w:eastAsia="Times New Roman" w:hAnsi="Arial Narrow" w:cs="Arial"/>
-          <w:color w:val="000000"/>
-          <w:kern w:val="0"/>
-          <w:lang w:val="es-ES" w:eastAsia="es-ES"/>
-          <w14:ligatures w14:val="none"/>
-        </w:rPr>
-      </w:pPr>
-    </w:p>
-    <w:p>
+    <w:p ns2:paraId="525DE1CC" ns2:textId="77777777">
+      <w:pPr>
+        <w:spacing w:after="0" w:line="240" w:lineRule="auto"/>
+        <w:jc w:val="both"/>
+        <w:rPr>
+          <w:rFonts w:ascii="Arial Narrow" w:eastAsia="Times New Roman" w:hAnsi="Arial Narrow" w:cs="Arial"/>
+          <w:color w:val="000000"/>
+          <w:kern w:val="0"/>
+          <w:lang w:val="es-ES" w:eastAsia="es-ES"/>
+          <ns2:ligatures ns2:val="none"/>
+        </w:rPr>
+      </w:pPr>
+    </w:p>
+    <w:p ns2:paraId="76AC2520" ns2:textId="77777777">
       <w:pPr>
         <w:pStyle w:val="Prrafodelista"/>
         <w:spacing w:after="0" w:line="240" w:lineRule="auto"/>
@@ -3522,11 +3522,11 @@
           <w:color w:val="000000"/>
           <w:kern w:val="0"/>
           <w:lang w:val="es-ES" w:eastAsia="es-ES"/>
-          <w14:ligatures w14:val="none"/>
-        </w:rPr>
-      </w:pPr>
-    </w:p>
-    <w:p>
+          <ns2:ligatures ns2:val="none"/>
+        </w:rPr>
+      </w:pPr>
+    </w:p>
+    <w:p ns2:paraId="45192A8B" ns2:textId="77777777">
       <w:pPr>
         <w:pStyle w:val="Prrafodelista"/>
         <w:numPr>
@@ -3546,36 +3546,36 @@
           <w:color w:val="000000"/>
           <w:kern w:val="0"/>
           <w:lang w:eastAsia="es-PE"/>
-          <w14:ligatures w14:val="none"/>
-        </w:rPr>
-      </w:pPr>
-      <w:r>
-        <w:rPr>
-          <w:rFonts w:ascii="Arial Narrow" w:eastAsia="Arial Narrow" w:hAnsi="Arial Narrow" w:cs="Arial Narrow"/>
-          <w:b/>
-          <w:color w:val="000000"/>
-          <w:kern w:val="0"/>
-          <w:lang w:eastAsia="es-PE"/>
-          <w14:ligatures w14:val="none"/>
+          <ns2:ligatures ns2:val="none"/>
+        </w:rPr>
+      </w:pPr>
+      <w:r>
+        <w:rPr>
+          <w:rFonts w:ascii="Arial Narrow" w:eastAsia="Arial Narrow" w:hAnsi="Arial Narrow" w:cs="Arial Narrow"/>
+          <w:b/>
+          <w:color w:val="000000"/>
+          <w:kern w:val="0"/>
+          <w:lang w:eastAsia="es-PE"/>
+          <ns2:ligatures ns2:val="none"/>
         </w:rPr>
         <w:t xml:space="preserve">RESOLUCIÓN DE LA SECRETARÍA TÉCNICA </w:t>
       </w:r>
     </w:p>
-    <w:p>
-      <w:pPr>
-        <w:spacing w:after="0" w:line="240" w:lineRule="auto"/>
-        <w:jc w:val="both"/>
-        <w:rPr>
-          <w:rFonts w:ascii="Arial Narrow" w:eastAsia="Arial Narrow" w:hAnsi="Arial Narrow" w:cs="Arial Narrow"/>
-          <w:b/>
-          <w:color w:val="000000"/>
-          <w:kern w:val="0"/>
-          <w:lang w:eastAsia="es-PE"/>
-          <w14:ligatures w14:val="none"/>
-        </w:rPr>
-      </w:pPr>
-    </w:p>
-    <w:p>
+    <w:p ns2:paraId="71820251" ns2:textId="77777777">
+      <w:pPr>
+        <w:spacing w:after="0" w:line="240" w:lineRule="auto"/>
+        <w:jc w:val="both"/>
+        <w:rPr>
+          <w:rFonts w:ascii="Arial Narrow" w:eastAsia="Arial Narrow" w:hAnsi="Arial Narrow" w:cs="Arial Narrow"/>
+          <w:b/>
+          <w:color w:val="000000"/>
+          <w:kern w:val="0"/>
+          <w:lang w:eastAsia="es-PE"/>
+          <ns2:ligatures ns2:val="none"/>
+        </w:rPr>
+      </w:pPr>
+    </w:p>
+    <w:p ns2:paraId="5E432484" ns2:textId="6647EB1B">
       <w:pPr>
         <w:spacing w:after="0" w:line="240" w:lineRule="auto"/>
         <w:jc w:val="both"/>
@@ -3584,17 +3584,17 @@
           <w:color w:val="000000"/>
           <w:kern w:val="0"/>
           <w:lang w:eastAsia="es-PE"/>
-          <w14:ligatures w14:val="none"/>
-        </w:rPr>
-      </w:pPr>
-      <w:r>
-        <w:rPr>
-          <w:rFonts w:ascii="Arial Narrow" w:eastAsia="Arial Narrow" w:hAnsi="Arial Narrow" w:cs="Arial Narrow"/>
-          <w:b/>
-          <w:color w:val="000000"/>
-          <w:kern w:val="0"/>
-          <w:lang w:eastAsia="es-PE"/>
-          <w14:ligatures w14:val="none"/>
+          <ns2:ligatures ns2:val="none"/>
+        </w:rPr>
+      </w:pPr>
+      <w:r>
+        <w:rPr>
+          <w:rFonts w:ascii="Arial Narrow" w:eastAsia="Arial Narrow" w:hAnsi="Arial Narrow" w:cs="Arial Narrow"/>
+          <w:b/>
+          <w:color w:val="000000"/>
+          <w:kern w:val="0"/>
+          <w:lang w:eastAsia="es-PE"/>
+          <ns2:ligatures ns2:val="none"/>
         </w:rPr>
         <w:t xml:space="preserve">PRIMERO: admitir a trámite la denuncia del 27 de octubre 2025, interpuesta por la señora [DENUNCIANTE] contra Interseguro Compañía de Seguros S.A. y al Banco Internacional del Perú S.A.A. - Interbank, por lo siguiente:</w:t>
       </w:r>
@@ -3605,7 +3605,7 @@
           <w:kern w:val="0"/>
           <w:shd w:val="clear" w:color="auto" w:fill="FFFFFF"/>
           <w:lang w:eastAsia="es-PE"/>
-          <w14:ligatures w14:val="none"/>
+          <ns2:ligatures ns2:val="none"/>
         </w:rPr>
         <w:t xml:space="preserve"/>
       </w:r>
@@ -3615,7 +3615,7 @@
           <w:color w:val="000000"/>
           <w:kern w:val="0"/>
           <w:lang w:val="es-ES" w:eastAsia="es-ES"/>
-          <w14:ligatures w14:val="none"/>
+          <ns2:ligatures ns2:val="none"/>
         </w:rPr>
         <w:t/>
       </w:r>
@@ -3625,7 +3625,7 @@
           <w:color w:val="000000"/>
           <w:kern w:val="0"/>
           <w:lang w:val="es-ES" w:eastAsia="es-ES"/>
-          <w14:ligatures w14:val="none"/>
+          <ns2:ligatures ns2:val="none"/>
         </w:rPr>
         <w:t xml:space="preserve"/>
       </w:r>
@@ -3635,7 +3635,7 @@
           <w:color w:val="000000"/>
           <w:kern w:val="0"/>
           <w:lang w:val="es-ES" w:eastAsia="es-ES"/>
-          <w14:ligatures w14:val="none"/>
+          <ns2:ligatures ns2:val="none"/>
         </w:rPr>
         <w:t xml:space="preserve"/>
       </w:r>
@@ -3646,7 +3646,7 @@
           <w:kern w:val="0"/>
           <w:shd w:val="clear" w:color="auto" w:fill="FFFFFF"/>
           <w:lang w:eastAsia="es-PE"/>
-          <w14:ligatures w14:val="none"/>
+          <ns2:ligatures ns2:val="none"/>
         </w:rPr>
         <w:t xml:space="preserve"/>
       </w:r>
@@ -3657,7 +3657,7 @@
           <w:kern w:val="0"/>
           <w:shd w:val="clear" w:color="auto" w:fill="FFFFFF"/>
           <w:lang w:eastAsia="es-PE"/>
-          <w14:ligatures w14:val="none"/>
+          <ns2:ligatures ns2:val="none"/>
         </w:rPr>
         <w:t xml:space="preserve"/>
       </w:r>
@@ -3668,7 +3668,7 @@
           <w:kern w:val="0"/>
           <w:shd w:val="clear" w:color="auto" w:fill="FFFFFF"/>
           <w:lang w:eastAsia="es-PE"/>
-          <w14:ligatures w14:val="none"/>
+          <ns2:ligatures ns2:val="none"/>
         </w:rPr>
         <w:t/>
       </w:r>
@@ -3679,7 +3679,7 @@
           <w:kern w:val="0"/>
           <w:shd w:val="clear" w:color="auto" w:fill="FFFFFF"/>
           <w:lang w:eastAsia="es-PE"/>
-          <w14:ligatures w14:val="none"/>
+          <ns2:ligatures ns2:val="none"/>
         </w:rPr>
         <w:t xml:space="preserve"/>
       </w:r>
@@ -3690,7 +3690,7 @@
           <w:kern w:val="0"/>
           <w:shd w:val="clear" w:color="auto" w:fill="FFFFFF"/>
           <w:lang w:eastAsia="es-PE"/>
-          <w14:ligatures w14:val="none"/>
+          <ns2:ligatures ns2:val="none"/>
         </w:rPr>
         <w:t xml:space="preserve"/>
       </w:r>
@@ -3701,7 +3701,7 @@
           <w:kern w:val="0"/>
           <w:shd w:val="clear" w:color="auto" w:fill="FFFFFF"/>
           <w:lang w:eastAsia="es-PE"/>
-          <w14:ligatures w14:val="none"/>
+          <ns2:ligatures ns2:val="none"/>
         </w:rPr>
         <w:t xml:space="preserve"/>
       </w:r>
@@ -3728,7 +3728,7 @@
           <w:kern w:val="0"/>
           <w:shd w:val="clear" w:color="auto" w:fill="FFFFFF"/>
           <w:lang w:eastAsia="es-PE"/>
-          <w14:ligatures w14:val="none"/>
+          <ns2:ligatures ns2:val="none"/>
         </w:rPr>
         <w:t/>
       </w:r>
@@ -3739,7 +3739,7 @@
           <w:kern w:val="0"/>
           <w:shd w:val="clear" w:color="auto" w:fill="FFFFFF"/>
           <w:lang w:eastAsia="es-PE"/>
-          <w14:ligatures w14:val="none"/>
+          <ns2:ligatures ns2:val="none"/>
         </w:rPr>
         <w:t xml:space="preserve"/>
       </w:r>
@@ -3750,12 +3750,12 @@
           <w:kern w:val="0"/>
           <w:shd w:val="clear" w:color="auto" w:fill="FFFFFF"/>
           <w:lang w:eastAsia="es-PE"/>
-          <w14:ligatures w14:val="none"/>
+          <ns2:ligatures ns2:val="none"/>
         </w:rPr>
         <w:t/>
       </w:r>
     </w:p>
-    <w:p>
+    <w:p ns2:paraId="50DCBB7C" ns2:textId="77777777">
       <w:pPr>
         <w:spacing w:after="0" w:line="240" w:lineRule="auto"/>
         <w:jc w:val="both"/>
@@ -3764,11 +3764,11 @@
           <w:color w:val="000000"/>
           <w:kern w:val="0"/>
           <w:lang w:eastAsia="es-PE"/>
-          <w14:ligatures w14:val="none"/>
-        </w:rPr>
-      </w:pPr>
-    </w:p>
-    <w:p>
+          <ns2:ligatures ns2:val="none"/>
+        </w:rPr>
+      </w:pPr>
+    </w:p>
+    <w:p ns2:paraId="3F117497" ns2:textId="38D3F241">
       <w:pPr>
         <w:pStyle w:val="Prrafodelista"/>
         <w:numPr>
@@ -3786,7 +3786,7 @@
           <w:rFonts w:ascii="Arial Narrow" w:eastAsia="Calibri" w:hAnsi="Arial Narrow" w:cs="Arial Narrow"/>
           <w:kern w:val="0"/>
           <w:lang w:eastAsia="es-PE"/>
-          <w14:ligatures w14:val="none"/>
+          <ns2:ligatures ns2:val="none"/>
         </w:rPr>
       </w:pPr>
       <w:r>
@@ -3795,7 +3795,7 @@
           <w:color w:val="000000"/>
           <w:kern w:val="0"/>
           <w:lang w:eastAsia="es-PE"/>
-          <w14:ligatures w14:val="none"/>
+          <ns2:ligatures ns2:val="none"/>
         </w:rPr>
         <w:t>Presunta</w:t>
       </w:r>
@@ -3805,7 +3805,7 @@
           <w:kern w:val="0"/>
           <w:shd w:val="clear" w:color="auto" w:fill="FFFFFF"/>
           <w:lang w:eastAsia="es-PE"/>
-          <w14:ligatures w14:val="none"/>
+          <ns2:ligatures ns2:val="none"/>
         </w:rPr>
         <w:t xml:space="preserve"> infracción a los artículos 18 y 19</w:t>
       </w:r>
@@ -3814,7 +3814,7 @@
           <w:rFonts w:ascii="Arial Narrow" w:eastAsia="Calibri" w:hAnsi="Arial Narrow" w:cs="Arial Narrow"/>
           <w:kern w:val="0"/>
           <w:lang w:eastAsia="es-PE"/>
-          <w14:ligatures w14:val="none"/>
+          <ns2:ligatures ns2:val="none"/>
         </w:rPr>
         <w:t xml:space="preserve"> de </w:t>
       </w:r>
@@ -3824,7 +3824,7 @@
           <w:kern w:val="0"/>
           <w:shd w:val="clear" w:color="auto" w:fill="FFFFFF"/>
           <w:lang w:eastAsia="es-PE"/>
-          <w14:ligatures w14:val="none"/>
+          <ns2:ligatures ns2:val="none"/>
         </w:rPr>
         <w:t xml:space="preserve">la Ley 29571, Código de Protección y Defensa del Consumidor, en tanto </w:t>
       </w:r>
@@ -3834,7 +3834,7 @@
           <w:kern w:val="0"/>
           <w:shd w:val="clear" w:color="auto" w:fill="FFFFFF"/>
           <w:lang w:eastAsia="es-PE"/>
-          <w14:ligatures w14:val="none"/>
+          <ns2:ligatures ns2:val="none"/>
         </w:rPr>
         <w:t>los proveedores denunciados</w:t>
       </w:r>
@@ -3844,7 +3844,7 @@
           <w:kern w:val="0"/>
           <w:shd w:val="clear" w:color="auto" w:fill="FFFFFF"/>
           <w:lang w:eastAsia="es-PE"/>
-          <w14:ligatures w14:val="none"/>
+          <ns2:ligatures ns2:val="none"/>
         </w:rPr>
         <w:t xml:space="preserve"> habría</w:t>
       </w:r>
@@ -3854,7 +3854,7 @@
           <w:kern w:val="0"/>
           <w:shd w:val="clear" w:color="auto" w:fill="FFFFFF"/>
           <w:lang w:eastAsia="es-PE"/>
-          <w14:ligatures w14:val="none"/>
+          <ns2:ligatures ns2:val="none"/>
         </w:rPr>
         <w:t>n</w:t>
       </w:r>
@@ -3864,7 +3864,7 @@
           <w:kern w:val="0"/>
           <w:shd w:val="clear" w:color="auto" w:fill="FFFFFF"/>
           <w:lang w:eastAsia="es-PE"/>
-          <w14:ligatures w14:val="none"/>
+          <ns2:ligatures ns2:val="none"/>
         </w:rPr>
         <w:t xml:space="preserve"> negado injustificadamente </w:t>
       </w:r>
@@ -3874,7 +3874,7 @@
           <w:kern w:val="0"/>
           <w:shd w:val="clear" w:color="auto" w:fill="FFFFFF"/>
           <w:lang w:eastAsia="es-PE"/>
-          <w14:ligatures w14:val="none"/>
+          <ns2:ligatures ns2:val="none"/>
         </w:rPr>
         <w:t xml:space="preserve">a la denunciante </w:t>
       </w:r>
@@ -3884,7 +3884,7 @@
           <w:kern w:val="0"/>
           <w:shd w:val="clear" w:color="auto" w:fill="FFFFFF"/>
           <w:lang w:eastAsia="es-PE"/>
-          <w14:ligatures w14:val="none"/>
+          <ns2:ligatures ns2:val="none"/>
         </w:rPr>
         <w:t>la cobertura de</w:t>
       </w:r>
@@ -3894,7 +3894,7 @@
           <w:kern w:val="0"/>
           <w:shd w:val="clear" w:color="auto" w:fill="FFFFFF"/>
           <w:lang w:eastAsia="es-PE"/>
-          <w14:ligatures w14:val="none"/>
+          <ns2:ligatures ns2:val="none"/>
         </w:rPr>
         <w:t xml:space="preserve"> la</w:t>
       </w:r>
@@ -3904,7 +3904,7 @@
           <w:kern w:val="0"/>
           <w:shd w:val="clear" w:color="auto" w:fill="FFFFFF"/>
           <w:lang w:eastAsia="es-PE"/>
-          <w14:ligatures w14:val="none"/>
+          <ns2:ligatures ns2:val="none"/>
         </w:rPr>
         <w:t xml:space="preserve"> </w:t>
       </w:r>
@@ -3914,7 +3914,7 @@
           <w:color w:val="000000"/>
           <w:kern w:val="0"/>
           <w:lang w:val="es-ES" w:eastAsia="es-ES"/>
-          <w14:ligatures w14:val="none"/>
+          <ns2:ligatures ns2:val="none"/>
         </w:rPr>
         <w:t xml:space="preserve">Póliza del Seguro de desgravamen </w:t>
       </w:r>
@@ -3924,7 +3924,7 @@
           <w:color w:val="000000"/>
           <w:kern w:val="0"/>
           <w:lang w:val="es-ES" w:eastAsia="es-ES"/>
-          <w14:ligatures w14:val="none"/>
+          <ns2:ligatures ns2:val="none"/>
         </w:rPr>
         <w:t>asociada a la</w:t>
       </w:r>
@@ -3934,7 +3934,7 @@
           <w:color w:val="000000"/>
           <w:kern w:val="0"/>
           <w:lang w:val="es-ES" w:eastAsia="es-ES"/>
-          <w14:ligatures w14:val="none"/>
+          <ns2:ligatures ns2:val="none"/>
         </w:rPr>
         <w:t xml:space="preserve"> </w:t>
       </w:r>
@@ -3944,7 +3944,7 @@
           <w:color w:val="000000"/>
           <w:kern w:val="0"/>
           <w:lang w:eastAsia="es-ES"/>
-          <w14:ligatures w14:val="none"/>
+          <ns2:ligatures ns2:val="none"/>
         </w:rPr>
         <w:t xml:space="preserve">Tarjeta de crédito 6****85-1 </w:t>
       </w:r>
@@ -3954,7 +3954,7 @@
           <w:kern w:val="0"/>
           <w:shd w:val="clear" w:color="auto" w:fill="FFFFFF"/>
           <w:lang w:eastAsia="es-PE"/>
-          <w14:ligatures w14:val="none"/>
+          <ns2:ligatures ns2:val="none"/>
         </w:rPr>
         <w:t xml:space="preserve">por </w:t>
       </w:r>
@@ -3964,7 +3964,7 @@
           <w:kern w:val="0"/>
           <w:shd w:val="clear" w:color="auto" w:fill="FFFFFF"/>
           <w:lang w:eastAsia="es-PE"/>
-          <w14:ligatures w14:val="none"/>
+          <ns2:ligatures ns2:val="none"/>
         </w:rPr>
         <w:t>la invalidez total y definitiva que padece</w:t>
       </w:r>
@@ -3974,12 +3974,12 @@
           <w:kern w:val="0"/>
           <w:shd w:val="clear" w:color="auto" w:fill="FFFFFF"/>
           <w:lang w:eastAsia="es-PE"/>
-          <w14:ligatures w14:val="none"/>
+          <ns2:ligatures ns2:val="none"/>
         </w:rPr>
         <w:t>.</w:t>
       </w:r>
     </w:p>
-    <w:p>
+    <w:p ns2:paraId="1BB297F4" ns2:textId="77777777">
       <w:pPr>
         <w:pStyle w:val="Prrafodelista"/>
         <w:spacing w:after="0" w:line="240" w:lineRule="auto"/>
@@ -3989,11 +3989,11 @@
           <w:rFonts w:ascii="Arial Narrow" w:eastAsia="Calibri" w:hAnsi="Arial Narrow" w:cs="Arial Narrow"/>
           <w:kern w:val="0"/>
           <w:lang w:eastAsia="es-PE"/>
-          <w14:ligatures w14:val="none"/>
-        </w:rPr>
-      </w:pPr>
-    </w:p>
-    <w:p>
+          <ns2:ligatures ns2:val="none"/>
+        </w:rPr>
+      </w:pPr>
+    </w:p>
+    <w:p ns2:paraId="76DCAE6E" ns2:textId="5E0DE4B5">
       <w:pPr>
         <w:pStyle w:val="Prrafodelista"/>
         <w:numPr>
@@ -4011,7 +4011,7 @@
           <w:rFonts w:ascii="Arial Narrow" w:eastAsia="Calibri" w:hAnsi="Arial Narrow" w:cs="Arial Narrow"/>
           <w:kern w:val="0"/>
           <w:lang w:eastAsia="es-PE"/>
-          <w14:ligatures w14:val="none"/>
+          <ns2:ligatures ns2:val="none"/>
         </w:rPr>
       </w:pPr>
       <w:r>
@@ -4020,7 +4020,7 @@
           <w:color w:val="000000"/>
           <w:kern w:val="0"/>
           <w:lang w:eastAsia="es-PE"/>
-          <w14:ligatures w14:val="none"/>
+          <ns2:ligatures ns2:val="none"/>
         </w:rPr>
         <w:t>Presunta</w:t>
       </w:r>
@@ -4030,7 +4030,7 @@
           <w:kern w:val="0"/>
           <w:shd w:val="clear" w:color="auto" w:fill="FFFFFF"/>
           <w:lang w:eastAsia="es-PE"/>
-          <w14:ligatures w14:val="none"/>
+          <ns2:ligatures ns2:val="none"/>
         </w:rPr>
         <w:t xml:space="preserve"> infracción a los artículos 18 y 19</w:t>
       </w:r>
@@ -4039,7 +4039,7 @@
           <w:rFonts w:ascii="Arial Narrow" w:eastAsia="Calibri" w:hAnsi="Arial Narrow" w:cs="Arial Narrow"/>
           <w:kern w:val="0"/>
           <w:lang w:eastAsia="es-PE"/>
-          <w14:ligatures w14:val="none"/>
+          <ns2:ligatures ns2:val="none"/>
         </w:rPr>
         <w:t xml:space="preserve"> de </w:t>
       </w:r>
@@ -4049,7 +4049,7 @@
           <w:kern w:val="0"/>
           <w:shd w:val="clear" w:color="auto" w:fill="FFFFFF"/>
           <w:lang w:eastAsia="es-PE"/>
-          <w14:ligatures w14:val="none"/>
+          <ns2:ligatures ns2:val="none"/>
         </w:rPr>
         <w:t xml:space="preserve">la Ley 29571, Código de Protección y Defensa del Consumidor, en tanto </w:t>
       </w:r>
@@ -4059,7 +4059,7 @@
           <w:kern w:val="0"/>
           <w:shd w:val="clear" w:color="auto" w:fill="FFFFFF"/>
           <w:lang w:eastAsia="es-PE"/>
-          <w14:ligatures w14:val="none"/>
+          <ns2:ligatures ns2:val="none"/>
         </w:rPr>
         <w:t xml:space="preserve">los proveedores denunciados habrían negado injustificadamente a la denunciante la cobertura de la </w:t>
       </w:r>
@@ -4069,7 +4069,7 @@
           <w:color w:val="000000"/>
           <w:kern w:val="0"/>
           <w:lang w:val="es-ES" w:eastAsia="es-ES"/>
-          <w14:ligatures w14:val="none"/>
+          <ns2:ligatures ns2:val="none"/>
         </w:rPr>
         <w:t xml:space="preserve">Póliza del Seguro de desgravamen asociado a la </w:t>
       </w:r>
@@ -4079,7 +4079,7 @@
           <w:color w:val="000000"/>
           <w:kern w:val="0"/>
           <w:lang w:eastAsia="es-ES"/>
-          <w14:ligatures w14:val="none"/>
+          <ns2:ligatures ns2:val="none"/>
         </w:rPr>
         <w:t xml:space="preserve">Tarjeta de crédito 8****30-1 </w:t>
       </w:r>
@@ -4089,7 +4089,7 @@
           <w:kern w:val="0"/>
           <w:shd w:val="clear" w:color="auto" w:fill="FFFFFF"/>
           <w:lang w:eastAsia="es-PE"/>
-          <w14:ligatures w14:val="none"/>
+          <ns2:ligatures ns2:val="none"/>
         </w:rPr>
         <w:t>por la invalidez total y definitiva que padece</w:t>
       </w:r>
@@ -4099,12 +4099,12 @@
           <w:kern w:val="0"/>
           <w:shd w:val="clear" w:color="auto" w:fill="FFFFFF"/>
           <w:lang w:eastAsia="es-PE"/>
-          <w14:ligatures w14:val="none"/>
+          <ns2:ligatures ns2:val="none"/>
         </w:rPr>
         <w:t>.</w:t>
       </w:r>
     </w:p>
-    <w:p>
+    <w:p ns2:paraId="76961626" ns2:textId="77777777">
       <w:pPr>
         <w:pStyle w:val="Prrafodelista"/>
         <w:spacing w:after="0" w:line="240" w:lineRule="auto"/>
@@ -4114,11 +4114,11 @@
           <w:rFonts w:ascii="Arial Narrow" w:eastAsia="Calibri" w:hAnsi="Arial Narrow" w:cs="Arial Narrow"/>
           <w:kern w:val="0"/>
           <w:lang w:eastAsia="es-PE"/>
-          <w14:ligatures w14:val="none"/>
-        </w:rPr>
-      </w:pPr>
-    </w:p>
-    <w:p>
+          <ns2:ligatures ns2:val="none"/>
+        </w:rPr>
+      </w:pPr>
+    </w:p>
+    <w:p ns2:paraId="4EB92830" ns2:textId="734E8B1F">
       <w:pPr>
         <w:pStyle w:val="Prrafodelista"/>
         <w:numPr>
@@ -4136,7 +4136,7 @@
           <w:rFonts w:ascii="Arial Narrow" w:eastAsia="Calibri" w:hAnsi="Arial Narrow" w:cs="Arial Narrow"/>
           <w:kern w:val="0"/>
           <w:lang w:eastAsia="es-PE"/>
-          <w14:ligatures w14:val="none"/>
+          <ns2:ligatures ns2:val="none"/>
         </w:rPr>
       </w:pPr>
       <w:r>
@@ -4145,7 +4145,7 @@
           <w:color w:val="000000"/>
           <w:kern w:val="0"/>
           <w:lang w:eastAsia="es-PE"/>
-          <w14:ligatures w14:val="none"/>
+          <ns2:ligatures ns2:val="none"/>
         </w:rPr>
         <w:t>Presunta</w:t>
       </w:r>
@@ -4155,7 +4155,7 @@
           <w:kern w:val="0"/>
           <w:shd w:val="clear" w:color="auto" w:fill="FFFFFF"/>
           <w:lang w:eastAsia="es-PE"/>
-          <w14:ligatures w14:val="none"/>
+          <ns2:ligatures ns2:val="none"/>
         </w:rPr>
         <w:t xml:space="preserve"> infracción a los artículos 18 y 19</w:t>
       </w:r>
@@ -4164,7 +4164,7 @@
           <w:rFonts w:ascii="Arial Narrow" w:eastAsia="Calibri" w:hAnsi="Arial Narrow" w:cs="Arial Narrow"/>
           <w:kern w:val="0"/>
           <w:lang w:eastAsia="es-PE"/>
-          <w14:ligatures w14:val="none"/>
+          <ns2:ligatures ns2:val="none"/>
         </w:rPr>
         <w:t xml:space="preserve"> de </w:t>
       </w:r>
@@ -4174,7 +4174,7 @@
           <w:kern w:val="0"/>
           <w:shd w:val="clear" w:color="auto" w:fill="FFFFFF"/>
           <w:lang w:eastAsia="es-PE"/>
-          <w14:ligatures w14:val="none"/>
+          <ns2:ligatures ns2:val="none"/>
         </w:rPr>
         <w:t xml:space="preserve">la Ley 29571, Código de Protección y Defensa del Consumidor, en tanto </w:t>
       </w:r>
@@ -4184,7 +4184,7 @@
           <w:kern w:val="0"/>
           <w:shd w:val="clear" w:color="auto" w:fill="FFFFFF"/>
           <w:lang w:eastAsia="es-PE"/>
-          <w14:ligatures w14:val="none"/>
+          <ns2:ligatures ns2:val="none"/>
         </w:rPr>
         <w:t xml:space="preserve">los proveedores denunciados habrían negado injustificadamente a la denunciante la cobertura de la </w:t>
       </w:r>
@@ -4194,7 +4194,7 @@
           <w:color w:val="000000"/>
           <w:kern w:val="0"/>
           <w:lang w:val="es-ES" w:eastAsia="es-ES"/>
-          <w14:ligatures w14:val="none"/>
+          <ns2:ligatures ns2:val="none"/>
         </w:rPr>
         <w:t xml:space="preserve">Póliza del Seguro de desgravamen asociada al </w:t>
       </w:r>
@@ -4204,7 +4204,7 @@
           <w:color w:val="000000"/>
           <w:kern w:val="0"/>
           <w:lang w:eastAsia="es-ES"/>
-          <w14:ligatures w14:val="none"/>
+          <ns2:ligatures ns2:val="none"/>
         </w:rPr>
         <w:t xml:space="preserve">Crédito efectivo 0****521 </w:t>
       </w:r>
@@ -4214,7 +4214,7 @@
           <w:kern w:val="0"/>
           <w:shd w:val="clear" w:color="auto" w:fill="FFFFFF"/>
           <w:lang w:eastAsia="es-PE"/>
-          <w14:ligatures w14:val="none"/>
+          <ns2:ligatures ns2:val="none"/>
         </w:rPr>
         <w:t>por la invalidez total y definitiva que padece</w:t>
       </w:r>
@@ -4224,12 +4224,12 @@
           <w:kern w:val="0"/>
           <w:shd w:val="clear" w:color="auto" w:fill="FFFFFF"/>
           <w:lang w:eastAsia="es-PE"/>
-          <w14:ligatures w14:val="none"/>
+          <ns2:ligatures ns2:val="none"/>
         </w:rPr>
         <w:t>.</w:t>
       </w:r>
     </w:p>
-    <w:p>
+    <w:p ns2:paraId="639E65ED" ns2:textId="77777777">
       <w:pPr>
         <w:pStyle w:val="Prrafodelista"/>
         <w:spacing w:after="0" w:line="240" w:lineRule="auto"/>
@@ -4239,11 +4239,11 @@
           <w:rFonts w:ascii="Arial Narrow" w:eastAsia="Calibri" w:hAnsi="Arial Narrow" w:cs="Arial Narrow"/>
           <w:kern w:val="0"/>
           <w:lang w:eastAsia="es-PE"/>
-          <w14:ligatures w14:val="none"/>
-        </w:rPr>
-      </w:pPr>
-    </w:p>
-    <w:p>
+          <ns2:ligatures ns2:val="none"/>
+        </w:rPr>
+      </w:pPr>
+    </w:p>
+    <w:p ns2:paraId="0E849612" ns2:textId="1238BC35">
       <w:pPr>
         <w:pStyle w:val="Prrafodelista"/>
         <w:numPr>
@@ -4261,7 +4261,7 @@
           <w:rFonts w:ascii="Arial Narrow" w:eastAsia="Calibri" w:hAnsi="Arial Narrow" w:cs="Arial Narrow"/>
           <w:kern w:val="0"/>
           <w:lang w:eastAsia="es-PE"/>
-          <w14:ligatures w14:val="none"/>
+          <ns2:ligatures ns2:val="none"/>
         </w:rPr>
       </w:pPr>
       <w:r>
@@ -4270,7 +4270,7 @@
           <w:color w:val="000000"/>
           <w:kern w:val="0"/>
           <w:lang w:eastAsia="es-PE"/>
-          <w14:ligatures w14:val="none"/>
+          <ns2:ligatures ns2:val="none"/>
         </w:rPr>
         <w:t>Presunta</w:t>
       </w:r>
@@ -4280,7 +4280,7 @@
           <w:kern w:val="0"/>
           <w:shd w:val="clear" w:color="auto" w:fill="FFFFFF"/>
           <w:lang w:eastAsia="es-PE"/>
-          <w14:ligatures w14:val="none"/>
+          <ns2:ligatures ns2:val="none"/>
         </w:rPr>
         <w:t xml:space="preserve"> infracción a los artículos 18 y 19</w:t>
       </w:r>
@@ -4289,7 +4289,7 @@
           <w:rFonts w:ascii="Arial Narrow" w:eastAsia="Calibri" w:hAnsi="Arial Narrow" w:cs="Arial Narrow"/>
           <w:kern w:val="0"/>
           <w:lang w:eastAsia="es-PE"/>
-          <w14:ligatures w14:val="none"/>
+          <ns2:ligatures ns2:val="none"/>
         </w:rPr>
         <w:t xml:space="preserve"> de </w:t>
       </w:r>
@@ -4299,7 +4299,7 @@
           <w:kern w:val="0"/>
           <w:shd w:val="clear" w:color="auto" w:fill="FFFFFF"/>
           <w:lang w:eastAsia="es-PE"/>
-          <w14:ligatures w14:val="none"/>
+          <ns2:ligatures ns2:val="none"/>
         </w:rPr>
         <w:t xml:space="preserve">la Ley 29571, Código de Protección y Defensa del Consumidor, en tanto </w:t>
       </w:r>
@@ -4309,7 +4309,7 @@
           <w:kern w:val="0"/>
           <w:shd w:val="clear" w:color="auto" w:fill="FFFFFF"/>
           <w:lang w:eastAsia="es-PE"/>
-          <w14:ligatures w14:val="none"/>
+          <ns2:ligatures ns2:val="none"/>
         </w:rPr>
         <w:t>los proveedores denunciados no</w:t>
       </w:r>
@@ -4319,7 +4319,7 @@
           <w:color w:val="000000"/>
           <w:kern w:val="0"/>
           <w:lang w:eastAsia="es-ES"/>
-          <w14:ligatures w14:val="none"/>
+          <ns2:ligatures ns2:val="none"/>
         </w:rPr>
         <w:t xml:space="preserve"> habría</w:t>
       </w:r>
@@ -4329,7 +4329,7 @@
           <w:color w:val="000000"/>
           <w:kern w:val="0"/>
           <w:lang w:eastAsia="es-ES"/>
-          <w14:ligatures w14:val="none"/>
+          <ns2:ligatures ns2:val="none"/>
         </w:rPr>
         <w:t>n</w:t>
       </w:r>
@@ -4339,7 +4339,7 @@
           <w:color w:val="000000"/>
           <w:kern w:val="0"/>
           <w:lang w:eastAsia="es-ES"/>
-          <w14:ligatures w14:val="none"/>
+          <ns2:ligatures ns2:val="none"/>
         </w:rPr>
         <w:t xml:space="preserve"> cumplido con brindar una respuesta </w:t>
       </w:r>
@@ -4349,7 +4349,7 @@
           <w:color w:val="000000"/>
           <w:kern w:val="0"/>
           <w:lang w:eastAsia="es-ES"/>
-          <w14:ligatures w14:val="none"/>
+          <ns2:ligatures ns2:val="none"/>
         </w:rPr>
         <w:t>al pedido de reconsideración solicitado por la denunciante el 6 de octubre de 2025</w:t>
       </w:r>
@@ -4357,12 +4357,12 @@
         <w:rPr>
           <w:rFonts w:ascii="Arial Narrow" w:eastAsia="Arial Narrow" w:hAnsi="Arial Narrow" w:cs="Arial Narrow"/>
           <w:kern w:val="0"/>
-          <w14:ligatures w14:val="none"/>
+          <ns2:ligatures ns2:val="none"/>
         </w:rPr>
         <w:t>.</w:t>
       </w:r>
     </w:p>
-    <w:p>
+    <w:p ns2:paraId="52908D2B" ns2:textId="77777777">
       <w:pPr>
         <w:pStyle w:val="Prrafodelista"/>
         <w:spacing w:after="0" w:line="240" w:lineRule="auto"/>
@@ -4372,11 +4372,11 @@
           <w:rFonts w:ascii="Arial Narrow" w:eastAsia="Calibri" w:hAnsi="Arial Narrow" w:cs="Arial Narrow"/>
           <w:kern w:val="0"/>
           <w:lang w:eastAsia="es-PE"/>
-          <w14:ligatures w14:val="none"/>
-        </w:rPr>
-      </w:pPr>
-    </w:p>
-    <w:p>
+          <ns2:ligatures ns2:val="none"/>
+        </w:rPr>
+      </w:pPr>
+    </w:p>
+    <w:p ns2:paraId="6E341340" ns2:textId="1B1B1627">
       <w:pPr>
         <w:pStyle w:val="Prrafodelista"/>
         <w:numPr>
@@ -4394,7 +4394,7 @@
           <w:rFonts w:ascii="Arial Narrow" w:eastAsia="Calibri" w:hAnsi="Arial Narrow" w:cs="Arial Narrow"/>
           <w:kern w:val="0"/>
           <w:lang w:eastAsia="es-PE"/>
-          <w14:ligatures w14:val="none"/>
+          <ns2:ligatures ns2:val="none"/>
         </w:rPr>
       </w:pPr>
       <w:r>
@@ -4403,7 +4403,7 @@
           <w:color w:val="000000"/>
           <w:kern w:val="0"/>
           <w:lang w:eastAsia="es-PE"/>
-          <w14:ligatures w14:val="none"/>
+          <ns2:ligatures ns2:val="none"/>
         </w:rPr>
         <w:t>Presunta</w:t>
       </w:r>
@@ -4413,7 +4413,7 @@
           <w:kern w:val="0"/>
           <w:shd w:val="clear" w:color="auto" w:fill="FFFFFF"/>
           <w:lang w:eastAsia="es-PE"/>
-          <w14:ligatures w14:val="none"/>
+          <ns2:ligatures ns2:val="none"/>
         </w:rPr>
         <w:t xml:space="preserve"> infracción a los artículos 18 y 19</w:t>
       </w:r>
@@ -4422,7 +4422,7 @@
           <w:rFonts w:ascii="Arial Narrow" w:eastAsia="Calibri" w:hAnsi="Arial Narrow" w:cs="Arial Narrow"/>
           <w:kern w:val="0"/>
           <w:lang w:eastAsia="es-PE"/>
-          <w14:ligatures w14:val="none"/>
+          <ns2:ligatures ns2:val="none"/>
         </w:rPr>
         <w:t xml:space="preserve"> de </w:t>
       </w:r>
@@ -4432,7 +4432,7 @@
           <w:kern w:val="0"/>
           <w:shd w:val="clear" w:color="auto" w:fill="FFFFFF"/>
           <w:lang w:eastAsia="es-PE"/>
-          <w14:ligatures w14:val="none"/>
+          <ns2:ligatures ns2:val="none"/>
         </w:rPr>
         <w:t xml:space="preserve">la Ley 29571, Código de Protección y Defensa del Consumidor, en tanto </w:t>
       </w:r>
@@ -4442,7 +4442,7 @@
           <w:kern w:val="0"/>
           <w:shd w:val="clear" w:color="auto" w:fill="FFFFFF"/>
           <w:lang w:eastAsia="es-PE"/>
-          <w14:ligatures w14:val="none"/>
+          <ns2:ligatures ns2:val="none"/>
         </w:rPr>
         <w:t xml:space="preserve">el </w:t>
       </w:r>
@@ -4453,7 +4453,7 @@
           <w:kern w:val="0"/>
           <w:shd w:val="clear" w:color="auto" w:fill="FFFFFF"/>
           <w:lang w:eastAsia="es-PE"/>
-          <w14:ligatures w14:val="none"/>
+          <ns2:ligatures ns2:val="none"/>
         </w:rPr>
         <w:t xml:space="preserve">Banco Internacional del Perú S.A.A. - Interbank </w:t>
       </w:r>
@@ -4463,7 +4463,7 @@
           <w:color w:val="000000"/>
           <w:kern w:val="0"/>
           <w:lang w:eastAsia="es-ES"/>
-          <w14:ligatures w14:val="none"/>
+          <ns2:ligatures ns2:val="none"/>
         </w:rPr>
         <w:t>habría continuado cobrando a la denunciante las deudas de la Tarjeta de crédito 6****85-1, la Tarjeta de crédito 8****30-1 y el Crédito efectivo 0****52, generando intereses y afectando su situación económica</w:t>
       </w:r>
@@ -4471,7 +4471,7 @@
         <w:rPr>
           <w:rFonts w:ascii="Arial Narrow" w:eastAsia="Arial Narrow" w:hAnsi="Arial Narrow" w:cs="Arial Narrow"/>
           <w:kern w:val="0"/>
-          <w14:ligatures w14:val="none"/>
+          <ns2:ligatures ns2:val="none"/>
         </w:rPr>
         <w:t>, pese a que se debía activar los Seguros de Desgravamen por la invalidez total y permanente</w:t>
       </w:r>
@@ -4479,12 +4479,12 @@
         <w:rPr>
           <w:rFonts w:ascii="Arial Narrow" w:eastAsia="Arial Narrow" w:hAnsi="Arial Narrow" w:cs="Arial Narrow"/>
           <w:kern w:val="0"/>
-          <w14:ligatures w14:val="none"/>
+          <ns2:ligatures ns2:val="none"/>
         </w:rPr>
         <w:t>.</w:t>
       </w:r>
     </w:p>
-    <w:p>
+    <w:p ns2:paraId="5EBD0006" ns2:textId="77777777">
       <w:pPr>
         <w:spacing w:after="0" w:line="240" w:lineRule="auto"/>
         <w:jc w:val="both"/>
@@ -4492,11 +4492,11 @@
           <w:rFonts w:ascii="Arial Narrow" w:eastAsia="Calibri" w:hAnsi="Arial Narrow" w:cs="Arial Narrow"/>
           <w:kern w:val="0"/>
           <w:lang w:eastAsia="es-PE"/>
-          <w14:ligatures w14:val="none"/>
-        </w:rPr>
-      </w:pPr>
-    </w:p>
-    <w:p>
+          <ns2:ligatures ns2:val="none"/>
+        </w:rPr>
+      </w:pPr>
+    </w:p>
+    <w:p ns2:paraId="02BDC704" ns2:textId="72B087B9">
       <w:pPr>
         <w:pStyle w:val="Prrafodelista"/>
         <w:numPr>
@@ -4514,7 +4514,7 @@
           <w:rFonts w:ascii="Arial Narrow" w:eastAsia="Calibri" w:hAnsi="Arial Narrow" w:cs="Arial Narrow"/>
           <w:kern w:val="0"/>
           <w:lang w:eastAsia="es-PE"/>
-          <w14:ligatures w14:val="none"/>
+          <ns2:ligatures ns2:val="none"/>
         </w:rPr>
       </w:pPr>
       <w:r>
@@ -4523,7 +4523,7 @@
           <w:color w:val="000000"/>
           <w:kern w:val="0"/>
           <w:lang w:eastAsia="es-PE"/>
-          <w14:ligatures w14:val="none"/>
+          <ns2:ligatures ns2:val="none"/>
         </w:rPr>
         <w:t>Presunta</w:t>
       </w:r>
@@ -4533,7 +4533,7 @@
           <w:kern w:val="0"/>
           <w:shd w:val="clear" w:color="auto" w:fill="FFFFFF"/>
           <w:lang w:eastAsia="es-PE"/>
-          <w14:ligatures w14:val="none"/>
+          <ns2:ligatures ns2:val="none"/>
         </w:rPr>
         <w:t xml:space="preserve"> infracción a los artículos 18 y 19</w:t>
       </w:r>
@@ -4542,7 +4542,7 @@
           <w:rFonts w:ascii="Arial Narrow" w:eastAsia="Calibri" w:hAnsi="Arial Narrow" w:cs="Arial Narrow"/>
           <w:kern w:val="0"/>
           <w:lang w:eastAsia="es-PE"/>
-          <w14:ligatures w14:val="none"/>
+          <ns2:ligatures ns2:val="none"/>
         </w:rPr>
         <w:t xml:space="preserve"> de </w:t>
       </w:r>
@@ -4552,7 +4552,7 @@
           <w:kern w:val="0"/>
           <w:shd w:val="clear" w:color="auto" w:fill="FFFFFF"/>
           <w:lang w:eastAsia="es-PE"/>
-          <w14:ligatures w14:val="none"/>
+          <ns2:ligatures ns2:val="none"/>
         </w:rPr>
         <w:t xml:space="preserve">la Ley 29571, Código de Protección y Defensa del Consumidor, en tanto </w:t>
       </w:r>
@@ -4562,7 +4562,7 @@
           <w:kern w:val="0"/>
           <w:shd w:val="clear" w:color="auto" w:fill="FFFFFF"/>
           <w:lang w:eastAsia="es-PE"/>
-          <w14:ligatures w14:val="none"/>
+          <ns2:ligatures ns2:val="none"/>
         </w:rPr>
         <w:t>los proveedores denunciados no</w:t>
       </w:r>
@@ -4572,7 +4572,7 @@
           <w:color w:val="000000"/>
           <w:kern w:val="0"/>
           <w:lang w:eastAsia="es-ES"/>
-          <w14:ligatures w14:val="none"/>
+          <ns2:ligatures ns2:val="none"/>
         </w:rPr>
         <w:t xml:space="preserve"> habrían cumplido con tener un canal formal para que la denunciante pueda presentar su escrito de apelación o reconsideración a su decisión de rechazo de cobertura</w:t>
       </w:r>
@@ -4582,23 +4582,23 @@
           <w:color w:val="000000"/>
           <w:kern w:val="0"/>
           <w:lang w:eastAsia="es-ES"/>
-          <w14:ligatures w14:val="none"/>
+          <ns2:ligatures ns2:val="none"/>
         </w:rPr>
         <w:t>.</w:t>
       </w:r>
     </w:p>
-    <w:p>
-      <w:pPr>
-        <w:spacing w:after="0" w:line="240" w:lineRule="auto"/>
-        <w:jc w:val="both"/>
-        <w:rPr>
-          <w:rFonts w:ascii="Arial Narrow" w:eastAsia="Arial Narrow" w:hAnsi="Arial Narrow" w:cs="Arial Narrow"/>
-          <w:kern w:val="0"/>
-          <w14:ligatures w14:val="none"/>
-        </w:rPr>
-      </w:pPr>
-    </w:p>
-    <w:p>
+    <w:p ns2:paraId="1DEB3481" ns2:textId="77777777">
+      <w:pPr>
+        <w:spacing w:after="0" w:line="240" w:lineRule="auto"/>
+        <w:jc w:val="both"/>
+        <w:rPr>
+          <w:rFonts w:ascii="Arial Narrow" w:eastAsia="Arial Narrow" w:hAnsi="Arial Narrow" w:cs="Arial Narrow"/>
+          <w:kern w:val="0"/>
+          <ns2:ligatures ns2:val="none"/>
+        </w:rPr>
+      </w:pPr>
+    </w:p>
+    <w:p ns2:paraId="634A0D61" ns2:textId="6DEDCB2A">
       <w:pPr>
         <w:spacing w:line="240" w:lineRule="auto"/>
         <w:contextualSpacing/>
@@ -4606,17 +4606,17 @@
         <w:rPr>
           <w:rFonts w:ascii="Arial Narrow" w:eastAsia="Calibri" w:hAnsi="Arial Narrow" w:cs="Arial"/>
           <w:kern w:val="0"/>
-          <w14:ligatures w14:val="none"/>
-        </w:rPr>
-      </w:pPr>
-      <w:r>
-        <w:rPr>
-          <w:rFonts w:ascii="Arial Narrow" w:eastAsia="Arial Narrow" w:hAnsi="Arial Narrow" w:cs="Arial Narrow"/>
-          <w:b/>
-          <w:color w:val="000000"/>
-          <w:kern w:val="0"/>
-          <w:lang w:eastAsia="es-PE"/>
-          <w14:ligatures w14:val="none"/>
+          <ns2:ligatures ns2:val="none"/>
+        </w:rPr>
+      </w:pPr>
+      <w:r>
+        <w:rPr>
+          <w:rFonts w:ascii="Arial Narrow" w:eastAsia="Arial Narrow" w:hAnsi="Arial Narrow" w:cs="Arial Narrow"/>
+          <w:b/>
+          <w:color w:val="000000"/>
+          <w:kern w:val="0"/>
+          <w:lang w:eastAsia="es-PE"/>
+          <ns2:ligatures ns2:val="none"/>
         </w:rPr>
         <w:t>SEGUNDO:</w:t>
       </w:r>
@@ -4626,7 +4626,7 @@
           <w:color w:val="000000"/>
           <w:kern w:val="0"/>
           <w:lang w:eastAsia="es-PE"/>
-          <w14:ligatures w14:val="none"/>
+          <ns2:ligatures ns2:val="none"/>
         </w:rPr>
         <w:t xml:space="preserve"> tener por ofrecidos los medios</w:t>
       </w:r>
@@ -4636,7 +4636,7 @@
           <w:color w:val="000000"/>
           <w:kern w:val="0"/>
           <w:lang w:eastAsia="es-PE"/>
-          <w14:ligatures w14:val="none"/>
+          <ns2:ligatures ns2:val="none"/>
         </w:rPr>
         <w:t xml:space="preserve"> probatorios presentados en el escrito de </w:t>
       </w:r>
@@ -4646,7 +4646,7 @@
           <w:color w:val="000000"/>
           <w:kern w:val="0"/>
           <w:lang w:eastAsia="es-PE"/>
-          <w14:ligatures w14:val="none"/>
+          <ns2:ligatures ns2:val="none"/>
         </w:rPr>
         <w:t xml:space="preserve">denuncia </w:t>
       </w:r>
@@ -4656,7 +4656,7 @@
           <w:color w:val="000000"/>
           <w:kern w:val="0"/>
           <w:lang w:val="es-ES" w:eastAsia="es-ES"/>
-          <w14:ligatures w14:val="none"/>
+          <ns2:ligatures ns2:val="none"/>
         </w:rPr>
         <w:t xml:space="preserve">del </w:t>
       </w:r>
@@ -4666,7 +4666,7 @@
           <w:color w:val="000000"/>
           <w:kern w:val="0"/>
           <w:lang w:val="es-ES" w:eastAsia="es-ES"/>
-          <w14:ligatures w14:val="none"/>
+          <ns2:ligatures ns2:val="none"/>
         </w:rPr>
         <w:t>27</w:t>
       </w:r>
@@ -4676,7 +4676,7 @@
           <w:color w:val="000000"/>
           <w:kern w:val="0"/>
           <w:lang w:val="es-ES" w:eastAsia="es-ES"/>
-          <w14:ligatures w14:val="none"/>
+          <ns2:ligatures ns2:val="none"/>
         </w:rPr>
         <w:t xml:space="preserve"> de octubre 2025</w:t>
       </w:r>
@@ -4684,12 +4684,12 @@
         <w:rPr>
           <w:rFonts w:ascii="Arial Narrow" w:eastAsia="Calibri" w:hAnsi="Arial Narrow" w:cs="Arial"/>
           <w:kern w:val="0"/>
-          <w14:ligatures w14:val="none"/>
+          <ns2:ligatures ns2:val="none"/>
         </w:rPr>
         <w:t>.</w:t>
       </w:r>
     </w:p>
-    <w:p>
+    <w:p ns2:paraId="2AF03E3F" ns2:textId="77777777">
       <w:pPr>
         <w:spacing w:line="240" w:lineRule="auto"/>
         <w:contextualSpacing/>
@@ -4699,30 +4699,30 @@
           <w:color w:val="000000"/>
           <w:kern w:val="0"/>
           <w:lang w:eastAsia="es-PE"/>
-          <w14:ligatures w14:val="none"/>
-        </w:rPr>
-      </w:pPr>
-    </w:p>
-    <w:p>
-      <w:pPr>
-        <w:spacing w:after="0" w:line="240" w:lineRule="auto"/>
-        <w:jc w:val="both"/>
-        <w:rPr>
-          <w:rFonts w:ascii="Arial Narrow" w:eastAsia="Arial Narrow" w:hAnsi="Arial Narrow" w:cs="Arial Narrow"/>
-          <w:color w:val="000000"/>
-          <w:kern w:val="0"/>
-          <w:lang w:eastAsia="es-PE"/>
-          <w14:ligatures w14:val="none"/>
-        </w:rPr>
-      </w:pPr>
-      <w:r>
-        <w:rPr>
-          <w:rFonts w:ascii="Arial Narrow" w:eastAsia="Arial Narrow" w:hAnsi="Arial Narrow" w:cs="Arial Narrow"/>
-          <w:b/>
-          <w:color w:val="000000"/>
-          <w:kern w:val="0"/>
-          <w:lang w:eastAsia="es-PE"/>
-          <w14:ligatures w14:val="none"/>
+          <ns2:ligatures ns2:val="none"/>
+        </w:rPr>
+      </w:pPr>
+    </w:p>
+    <w:p ns2:paraId="5D90C1F7" ns2:textId="1B54DFBF">
+      <w:pPr>
+        <w:spacing w:after="0" w:line="240" w:lineRule="auto"/>
+        <w:jc w:val="both"/>
+        <w:rPr>
+          <w:rFonts w:ascii="Arial Narrow" w:eastAsia="Arial Narrow" w:hAnsi="Arial Narrow" w:cs="Arial Narrow"/>
+          <w:color w:val="000000"/>
+          <w:kern w:val="0"/>
+          <w:lang w:eastAsia="es-PE"/>
+          <ns2:ligatures ns2:val="none"/>
+        </w:rPr>
+      </w:pPr>
+      <w:r>
+        <w:rPr>
+          <w:rFonts w:ascii="Arial Narrow" w:eastAsia="Arial Narrow" w:hAnsi="Arial Narrow" w:cs="Arial Narrow"/>
+          <w:b/>
+          <w:color w:val="000000"/>
+          <w:kern w:val="0"/>
+          <w:lang w:eastAsia="es-PE"/>
+          <ns2:ligatures ns2:val="none"/>
         </w:rPr>
         <w:t xml:space="preserve">TERCERO: </w:t>
       </w:r>
@@ -4732,7 +4732,7 @@
           <w:color w:val="000000"/>
           <w:kern w:val="0"/>
           <w:lang w:eastAsia="es-PE"/>
-          <w14:ligatures w14:val="none"/>
+          <ns2:ligatures ns2:val="none"/>
         </w:rPr>
         <w:t xml:space="preserve">requerir a </w:t>
       </w:r>
@@ -4780,7 +4780,7 @@
           <w:kern w:val="0"/>
           <w:shd w:val="clear" w:color="auto" w:fill="FFFFFF"/>
           <w:lang w:eastAsia="es-PE"/>
-          <w14:ligatures w14:val="none"/>
+          <ns2:ligatures ns2:val="none"/>
         </w:rPr>
         <w:t xml:space="preserve">Banco Internacional del Perú S.A.A. - Interbank </w:t>
       </w:r>
@@ -4790,7 +4790,7 @@
           <w:color w:val="000000"/>
           <w:kern w:val="0"/>
           <w:lang w:eastAsia="es-PE"/>
-          <w14:ligatures w14:val="none"/>
+          <ns2:ligatures ns2:val="none"/>
         </w:rPr>
         <w:t>que cumpla</w:t>
       </w:r>
@@ -4800,7 +4800,7 @@
           <w:color w:val="000000"/>
           <w:kern w:val="0"/>
           <w:lang w:eastAsia="es-PE"/>
-          <w14:ligatures w14:val="none"/>
+          <ns2:ligatures ns2:val="none"/>
         </w:rPr>
         <w:t>n</w:t>
       </w:r>
@@ -4810,12 +4810,12 @@
           <w:color w:val="000000"/>
           <w:kern w:val="0"/>
           <w:lang w:eastAsia="es-PE"/>
-          <w14:ligatures w14:val="none"/>
+          <ns2:ligatures ns2:val="none"/>
         </w:rPr>
         <w:t xml:space="preserve"> con lo siguiente:</w:t>
       </w:r>
     </w:p>
-    <w:p>
+    <w:p ns2:paraId="156DFAB9" ns2:textId="77777777">
       <w:pPr>
         <w:spacing w:after="0" w:line="240" w:lineRule="auto"/>
         <w:jc w:val="both"/>
@@ -4824,11 +4824,11 @@
           <w:color w:val="000000"/>
           <w:kern w:val="0"/>
           <w:lang w:eastAsia="es-PE"/>
-          <w14:ligatures w14:val="none"/>
-        </w:rPr>
-      </w:pPr>
-    </w:p>
-    <w:p>
+          <ns2:ligatures ns2:val="none"/>
+        </w:rPr>
+      </w:pPr>
+    </w:p>
+    <w:p ns2:paraId="37384474" ns2:textId="77777777">
       <w:pPr>
         <w:numPr>
           <w:ilvl w:val="0"/>
@@ -4842,21 +4842,21 @@
           <w:color w:val="000000"/>
           <w:kern w:val="0"/>
           <w:lang w:eastAsia="es-PE"/>
-          <w14:ligatures w14:val="none"/>
-        </w:rPr>
-      </w:pPr>
-      <w:r>
-        <w:rPr>
-          <w:rFonts w:ascii="Arial Narrow" w:eastAsia="Arial Narrow" w:hAnsi="Arial Narrow" w:cs="Arial Narrow"/>
-          <w:color w:val="000000"/>
-          <w:kern w:val="0"/>
-          <w:lang w:eastAsia="es-PE"/>
-          <w14:ligatures w14:val="none"/>
+          <ns2:ligatures ns2:val="none"/>
+        </w:rPr>
+      </w:pPr>
+      <w:r>
+        <w:rPr>
+          <w:rFonts w:ascii="Arial Narrow" w:eastAsia="Arial Narrow" w:hAnsi="Arial Narrow" w:cs="Arial Narrow"/>
+          <w:color w:val="000000"/>
+          <w:kern w:val="0"/>
+          <w:lang w:eastAsia="es-PE"/>
+          <ns2:ligatures ns2:val="none"/>
         </w:rPr>
         <w:t>presentar documentos que acrediten su inscripción en los Registros Públicos o una declaración jurada que indique que cuenta con dicha inscripción;</w:t>
       </w:r>
     </w:p>
-    <w:p>
+    <w:p ns2:paraId="04A6E74B" ns2:textId="77777777">
       <w:pPr>
         <w:numPr>
           <w:ilvl w:val="0"/>
@@ -4870,21 +4870,21 @@
           <w:color w:val="000000"/>
           <w:kern w:val="0"/>
           <w:lang w:eastAsia="es-PE"/>
-          <w14:ligatures w14:val="none"/>
-        </w:rPr>
-      </w:pPr>
-      <w:r>
-        <w:rPr>
-          <w:rFonts w:ascii="Arial Narrow" w:eastAsia="Arial Narrow" w:hAnsi="Arial Narrow" w:cs="Arial Narrow"/>
-          <w:color w:val="000000"/>
-          <w:kern w:val="0"/>
-          <w:lang w:eastAsia="es-PE"/>
-          <w14:ligatures w14:val="none"/>
+          <ns2:ligatures ns2:val="none"/>
+        </w:rPr>
+      </w:pPr>
+      <w:r>
+        <w:rPr>
+          <w:rFonts w:ascii="Arial Narrow" w:eastAsia="Arial Narrow" w:hAnsi="Arial Narrow" w:cs="Arial Narrow"/>
+          <w:color w:val="000000"/>
+          <w:kern w:val="0"/>
+          <w:lang w:eastAsia="es-PE"/>
+          <ns2:ligatures ns2:val="none"/>
         </w:rPr>
         <w:t>presentar copia simple de las facultades de representación de su representante legal en el presente procedimiento o la declaración jurada que indique que cuenta con dichas facultades y que estas se encuentran vigentes;</w:t>
       </w:r>
     </w:p>
-    <w:p>
+    <w:p ns2:paraId="1203D0DC" ns2:textId="77777777">
       <w:pPr>
         <w:numPr>
           <w:ilvl w:val="0"/>
@@ -4898,21 +4898,21 @@
           <w:color w:val="000000"/>
           <w:kern w:val="0"/>
           <w:lang w:eastAsia="es-PE"/>
-          <w14:ligatures w14:val="none"/>
-        </w:rPr>
-      </w:pPr>
-      <w:r>
-        <w:rPr>
-          <w:rFonts w:ascii="Arial Narrow" w:eastAsia="Arial Narrow" w:hAnsi="Arial Narrow" w:cs="Arial Narrow"/>
-          <w:color w:val="000000"/>
-          <w:kern w:val="0"/>
-          <w:lang w:eastAsia="es-PE"/>
-          <w14:ligatures w14:val="none"/>
+          <ns2:ligatures ns2:val="none"/>
+        </w:rPr>
+      </w:pPr>
+      <w:r>
+        <w:rPr>
+          <w:rFonts w:ascii="Arial Narrow" w:eastAsia="Arial Narrow" w:hAnsi="Arial Narrow" w:cs="Arial Narrow"/>
+          <w:color w:val="000000"/>
+          <w:kern w:val="0"/>
+          <w:lang w:eastAsia="es-PE"/>
+          <ns2:ligatures ns2:val="none"/>
         </w:rPr>
         <w:t>consignar el Número de Registro Único de Contribuyentes (RUC); y,</w:t>
       </w:r>
     </w:p>
-    <w:p>
+    <w:p ns2:paraId="37704CA2" ns2:textId="77777777">
       <w:pPr>
         <w:numPr>
           <w:ilvl w:val="0"/>
@@ -4924,16 +4924,16 @@
         <w:rPr>
           <w:rFonts w:ascii="Arial Narrow" w:eastAsia="Calibri" w:hAnsi="Arial Narrow" w:cs="Arial"/>
           <w:kern w:val="0"/>
-          <w14:ligatures w14:val="none"/>
-        </w:rPr>
-      </w:pPr>
-      <w:r>
-        <w:rPr>
-          <w:rFonts w:ascii="Arial Narrow" w:eastAsia="Arial Narrow" w:hAnsi="Arial Narrow" w:cs="Arial Narrow"/>
-          <w:color w:val="000000"/>
-          <w:kern w:val="0"/>
-          <w:lang w:eastAsia="es-PE"/>
-          <w14:ligatures w14:val="none"/>
+          <ns2:ligatures ns2:val="none"/>
+        </w:rPr>
+      </w:pPr>
+      <w:r>
+        <w:rPr>
+          <w:rFonts w:ascii="Arial Narrow" w:eastAsia="Arial Narrow" w:hAnsi="Arial Narrow" w:cs="Arial Narrow"/>
+          <w:color w:val="000000"/>
+          <w:kern w:val="0"/>
+          <w:lang w:eastAsia="es-PE"/>
+          <ns2:ligatures ns2:val="none"/>
         </w:rPr>
         <w:t>fijar domicilio procesal para el procedimiento, de conformidad con el numeral 1 del artículo 442</w:t>
       </w:r>
@@ -4943,7 +4943,7 @@
           <w:color w:val="000000"/>
           <w:kern w:val="0"/>
           <w:lang w:eastAsia="es-PE"/>
-          <w14:ligatures w14:val="none"/>
+          <ns2:ligatures ns2:val="none"/>
         </w:rPr>
         <w:t/>
       </w:r>
@@ -4953,7 +4953,7 @@
           <w:color w:val="000000"/>
           <w:kern w:val="0"/>
           <w:lang w:eastAsia="es-PE"/>
-          <w14:ligatures w14:val="none"/>
+          <ns2:ligatures ns2:val="none"/>
         </w:rPr>
         <w:t xml:space="preserve"> del Código Procesal Civil. </w:t>
       </w:r>
@@ -4961,7 +4961,7 @@
         <w:rPr>
           <w:rFonts w:ascii="Arial Narrow" w:eastAsia="Calibri" w:hAnsi="Arial Narrow" w:cs="Arial"/>
           <w:kern w:val="0"/>
-          <w14:ligatures w14:val="none"/>
+          <ns2:ligatures ns2:val="none"/>
         </w:rPr>
         <w:t>Para ello podrá señalar domicilio físico o una dirección electrónica a la que pueda remitirse las notificaciones</w:t>
       </w:r>
@@ -4970,12 +4970,12 @@
           <w:rFonts w:ascii="Arial Narrow" w:eastAsia="Arial" w:hAnsi="Arial Narrow" w:cs="Arial"/>
           <w:kern w:val="0"/>
           <w:lang w:val="es"/>
-          <w14:ligatures w14:val="none"/>
+          <ns2:ligatures ns2:val="none"/>
         </w:rPr>
         <w:t>;</w:t>
       </w:r>
     </w:p>
-    <w:p>
+    <w:p ns2:paraId="6A38ABFB" ns2:textId="77777777">
       <w:pPr>
         <w:numPr>
           <w:ilvl w:val="0"/>
@@ -4987,14 +4987,14 @@
         <w:rPr>
           <w:rFonts w:ascii="Arial Narrow" w:eastAsia="Calibri" w:hAnsi="Arial Narrow" w:cs="Arial"/>
           <w:kern w:val="0"/>
-          <w14:ligatures w14:val="none"/>
+          <ns2:ligatures ns2:val="none"/>
         </w:rPr>
       </w:pPr>
       <w:r>
         <w:rPr>
           <w:rFonts w:ascii="Arial Narrow" w:eastAsia="Calibri" w:hAnsi="Arial Narrow" w:cs="Arial"/>
           <w:kern w:val="0"/>
-          <w14:ligatures w14:val="none"/>
+          <ns2:ligatures ns2:val="none"/>
         </w:rPr>
         <w:t>en caso califique como micro empresa o pequeña empresa, presentar los documentos que acrediten su volumen de ventas o ingresos brutos percibidos el año anterior relativo a todas sus actividades económicas y el número de trabajadores con el que cuenta</w:t>
       </w:r>
@@ -5004,7 +5004,7 @@
           <w:rFonts w:ascii="Arial Narrow" w:eastAsia="Calibri" w:hAnsi="Arial Narrow" w:cs="Arial"/>
           <w:kern w:val="0"/>
           <w:vertAlign w:val="superscript"/>
-          <w14:ligatures w14:val="none"/>
+          <ns2:ligatures ns2:val="none"/>
         </w:rPr>
         <w:footnoteReference w:id="6"/>
       </w:r>
@@ -5012,7 +5012,7 @@
         <w:rPr>
           <w:rFonts w:ascii="Arial Narrow" w:eastAsia="Calibri" w:hAnsi="Arial Narrow" w:cs="Arial"/>
           <w:kern w:val="0"/>
-          <w14:ligatures w14:val="none"/>
+          <ns2:ligatures ns2:val="none"/>
         </w:rPr>
         <w:t>. Ello, a fin de que la Comisión pueda meritar dicha documentación, conforme lo establece el artículo 110</w:t>
       </w:r>
@@ -5022,7 +5022,7 @@
           <w:color w:val="000000"/>
           <w:kern w:val="0"/>
           <w:lang w:eastAsia="es-PE"/>
-          <w14:ligatures w14:val="none"/>
+          <ns2:ligatures ns2:val="none"/>
         </w:rPr>
         <w:t/>
       </w:r>
@@ -5030,7 +5030,7 @@
         <w:rPr>
           <w:rFonts w:ascii="Arial Narrow" w:eastAsia="Calibri" w:hAnsi="Arial Narrow" w:cs="Arial"/>
           <w:kern w:val="0"/>
-          <w14:ligatures w14:val="none"/>
+          <ns2:ligatures ns2:val="none"/>
         </w:rPr>
         <w:t xml:space="preserve"> del </w:t>
       </w:r>
@@ -5039,7 +5039,7 @@
           <w:rFonts w:ascii="Arial Narrow" w:eastAsia="Calibri" w:hAnsi="Arial Narrow" w:cs="Arial"/>
           <w:spacing w:val="-2"/>
           <w:kern w:val="0"/>
-          <w14:ligatures w14:val="none"/>
+          <ns2:ligatures ns2:val="none"/>
         </w:rPr>
         <w:t>Código</w:t>
       </w:r>
@@ -5050,7 +5050,7 @@
           <w:spacing w:val="-2"/>
           <w:kern w:val="0"/>
           <w:vertAlign w:val="superscript"/>
-          <w14:ligatures w14:val="none"/>
+          <ns2:ligatures ns2:val="none"/>
         </w:rPr>
         <w:footnoteReference w:id="7"/>
       </w:r>
@@ -5059,259 +5059,89 @@
           <w:rFonts w:ascii="Arial Narrow" w:eastAsia="Calibri" w:hAnsi="Arial Narrow" w:cs="Arial"/>
           <w:spacing w:val="-2"/>
           <w:kern w:val="0"/>
-          <w14:ligatures w14:val="none"/>
+          <ns2:ligatures ns2:val="none"/>
         </w:rPr>
         <w:t>.</w:t>
       </w:r>
     </w:p>
+    <w:p ns2:paraId="1B2AA0D1" ns2:textId="77777777">
+      <w:pPr>
+        <w:spacing w:after="0" w:line="240" w:lineRule="auto"/>
+        <w:ind w:left="567"/>
+        <w:jc w:val="both"/>
+        <w:rPr>
+          <w:rFonts w:ascii="Arial Narrow" w:eastAsia="Arial Narrow" w:hAnsi="Arial Narrow" w:cs="Arial Narrow"/>
+          <w:color w:val="000000"/>
+          <w:kern w:val="0"/>
+          <w:lang w:eastAsia="es-PE"/>
+          <ns2:ligatures ns2:val="none"/>
+        </w:rPr>
+      </w:pPr>
+    </w:p>
     <w:p>
       <w:pPr>
         <w:spacing w:after="0" w:line="240" w:lineRule="auto"/>
-        <w:ind w:left="567"/>
-        <w:jc w:val="both"/>
-        <w:rPr>
-          <w:rFonts w:ascii="Arial Narrow" w:eastAsia="Arial Narrow" w:hAnsi="Arial Narrow" w:cs="Arial Narrow"/>
-          <w:color w:val="000000"/>
-          <w:kern w:val="0"/>
-          <w:lang w:eastAsia="es-PE"/>
-          <w14:ligatures w14:val="none"/>
-        </w:rPr>
-      </w:pPr>
-    </w:p>
-    <w:p>
-      <w:pPr>
-        <w:spacing w:after="0" w:line="240" w:lineRule="auto"/>
-        <w:jc w:val="both"/>
-        <w:rPr>
-          <w:rFonts w:ascii="Arial Narrow" w:eastAsia="Arial Narrow" w:hAnsi="Arial Narrow" w:cs="Arial Narrow"/>
-          <w:color w:val="000000"/>
-          <w:kern w:val="0"/>
-          <w:lang w:eastAsia="es-PE"/>
-          <w14:ligatures w14:val="none"/>
-        </w:rPr>
-      </w:pPr>
-      <w:r>
-        <w:rPr>
-          <w:rFonts w:ascii="Arial Narrow" w:eastAsia="Arial Narrow" w:hAnsi="Arial Narrow" w:cs="Arial Narrow"/>
-          <w:b/>
-          <w:color w:val="000000"/>
-          <w:kern w:val="0"/>
-          <w:lang w:eastAsia="es-PE"/>
-          <w14:ligatures w14:val="none"/>
+        <w:jc w:val="both"/>
+        <w:rPr>
+          <w:rFonts w:ascii="Arial Narrow" w:eastAsia="Arial Narrow" w:hAnsi="Arial Narrow" w:cs="Arial Narrow"/>
+          <w:color w:val="000000"/>
+          <w:kern w:val="0"/>
+          <w:lang w:eastAsia="es-PE"/>
+          <ns2:ligatures ns2:val="none"/>
+        </w:rPr>
+      </w:pPr>
+      <w:r>
+        <w:rPr>
+          <w:rFonts w:ascii="Arial Narrow" w:hAnsi="Arial Narrow" w:cs="Arial Narrow"/>
+          <w:b w:val="1"/>
+          <w:bCs w:val="1"/>
+          <w:sz w:val="20"/>
+          <w:szCs w:val="20"/>
         </w:rPr>
         <w:t xml:space="preserve">CUARTO: </w:t>
       </w:r>
       <w:r>
         <w:rPr>
-          <w:rFonts w:ascii="Arial Narrow" w:eastAsia="Arial Narrow" w:hAnsi="Arial Narrow" w:cs="Arial Narrow"/>
-          <w:color w:val="000000"/>
-          <w:kern w:val="0"/>
-          <w:lang w:eastAsia="es-PE"/>
-          <w14:ligatures w14:val="none"/>
-        </w:rPr>
-        <w:t xml:space="preserve">correr traslado de la denuncia interpuesta </w:t>
-      </w:r>
-      <w:r>
-        <w:rPr>
-          <w:rFonts w:ascii="Arial Narrow" w:eastAsia="Times New Roman" w:hAnsi="Arial Narrow" w:cs="Arial"/>
-          <w:color w:val="000000"/>
-          <w:kern w:val="0"/>
-          <w:lang w:val="es-ES" w:eastAsia="es-ES"/>
-          <w14:ligatures w14:val="none"/>
-        </w:rPr>
-        <w:t xml:space="preserve">el </w:t>
-      </w:r>
-      <w:r>
-        <w:rPr>
-          <w:rFonts w:ascii="Arial Narrow" w:eastAsia="Times New Roman" w:hAnsi="Arial Narrow" w:cs="Arial"/>
-          <w:color w:val="000000"/>
-          <w:kern w:val="0"/>
-          <w:lang w:val="es-ES" w:eastAsia="es-ES"/>
-          <w14:ligatures w14:val="none"/>
-        </w:rPr>
-        <w:t>27</w:t>
-      </w:r>
-      <w:r>
-        <w:rPr>
-          <w:rFonts w:ascii="Arial Narrow" w:eastAsia="Times New Roman" w:hAnsi="Arial Narrow" w:cs="Arial"/>
-          <w:color w:val="000000"/>
-          <w:kern w:val="0"/>
-          <w:lang w:val="es-ES" w:eastAsia="es-ES"/>
-          <w14:ligatures w14:val="none"/>
-        </w:rPr>
-        <w:t xml:space="preserve"> de octubre 2025</w:t>
-      </w:r>
-      <w:r>
-        <w:rPr>
-          <w:rFonts w:ascii="Arial Narrow" w:eastAsia="Calibri" w:hAnsi="Arial Narrow" w:cs="Arial"/>
-          <w:kern w:val="0"/>
-          <w14:ligatures w14:val="none"/>
-        </w:rPr>
-        <w:t xml:space="preserve">, </w:t>
-      </w:r>
-      <w:r>
-        <w:rPr>
-          <w:rFonts w:ascii="Arial Narrow" w:eastAsia="Arial Narrow" w:hAnsi="Arial Narrow" w:cs="Arial Narrow"/>
-          <w:color w:val="000000"/>
-          <w:kern w:val="0"/>
-          <w:lang w:eastAsia="es-PE"/>
-          <w14:ligatures w14:val="none"/>
-        </w:rPr>
-        <w:t>a</w:t>
-      </w:r>
-      <w:r>
-        <w:rPr>
-          <w:rFonts w:ascii="Arial Narrow" w:eastAsia="Times New Roman" w:hAnsi="Arial Narrow" w:cs="Times New Roman"/>
-          <w:color w:val="000000"/>
-          <w:kern w:val="0"/>
-          <w:shd w:val="clear" w:color="auto" w:fill="FFFFFF"/>
-          <w:lang w:eastAsia="es-PE"/>
-          <w14:ligatures w14:val="none"/>
-        </w:rPr>
-        <w:t xml:space="preserve"> </w:t>
-      </w:r>
-      <w:proofErr w:type="spellStart"/>
-      <w:r>
-        <w:rPr>
-          <w:rFonts w:ascii="Arial Narrow" w:eastAsia="Arial Narrow" w:hAnsi="Arial Narrow" w:cs="Arial Narrow"/>
-          <w:bCs/>
-        </w:rPr>
-        <w:t>Interseguro</w:t>
-      </w:r>
-      <w:proofErr w:type="spellEnd"/>
-      <w:r>
-        <w:rPr>
-          <w:rFonts w:ascii="Arial Narrow" w:eastAsia="Arial Narrow" w:hAnsi="Arial Narrow" w:cs="Arial Narrow"/>
-          <w:bCs/>
-        </w:rPr>
-        <w:t xml:space="preserve"> Compañía de Seguros S.A.</w:t>
-      </w:r>
-      <w:r>
-        <w:rPr>
-          <w:rFonts w:ascii="Arial Narrow" w:eastAsia="Arial Narrow" w:hAnsi="Arial Narrow" w:cs="Arial Narrow"/>
-          <w:bCs/>
-        </w:rPr>
-        <w:t xml:space="preserve"> </w:t>
-      </w:r>
-      <w:r>
-        <w:rPr>
-          <w:rFonts w:ascii="Arial Narrow" w:eastAsia="Arial Narrow" w:hAnsi="Arial Narrow" w:cs="Arial Narrow"/>
-          <w:bCs/>
-        </w:rPr>
-        <w:t xml:space="preserve">y </w:t>
-      </w:r>
-      <w:r>
-        <w:rPr>
-          <w:rFonts w:ascii="Arial Narrow" w:eastAsia="Arial Narrow" w:hAnsi="Arial Narrow" w:cs="Arial Narrow"/>
-          <w:bCs/>
-        </w:rPr>
-        <w:t xml:space="preserve">el </w:t>
-      </w:r>
-      <w:r>
-        <w:rPr>
-          <w:rFonts w:ascii="Arial Narrow" w:eastAsia="Times New Roman" w:hAnsi="Arial Narrow" w:cs="Times New Roman"/>
-          <w:color w:val="000000"/>
-          <w:kern w:val="0"/>
-          <w:shd w:val="clear" w:color="auto" w:fill="FFFFFF"/>
-          <w:lang w:eastAsia="es-PE"/>
-          <w14:ligatures w14:val="none"/>
-        </w:rPr>
-        <w:t>Banco Internacional del Perú S.A.A. - Interbank</w:t>
-      </w:r>
-      <w:r>
-        <w:rPr>
-          <w:rFonts w:ascii="Arial Narrow" w:eastAsia="Arial Narrow" w:hAnsi="Arial Narrow" w:cs="Arial Narrow"/>
-          <w:color w:val="000000"/>
-          <w:kern w:val="0"/>
-          <w:lang w:eastAsia="es-PE"/>
-          <w14:ligatures w14:val="none"/>
-        </w:rPr>
-        <w:t>, pa</w:t>
-      </w:r>
-      <w:r>
-        <w:rPr>
-          <w:rFonts w:ascii="Arial Narrow" w:eastAsia="Arial Narrow" w:hAnsi="Arial Narrow" w:cs="Arial Narrow"/>
-          <w:color w:val="000000"/>
-          <w:kern w:val="0"/>
-          <w:lang w:eastAsia="es-PE"/>
-          <w14:ligatures w14:val="none"/>
-        </w:rPr>
-        <w:t>ra que, de conformidad con lo dispuesto por el artículo 26</w:t>
-      </w:r>
-      <w:r>
-        <w:rPr>
-          <w:rFonts w:ascii="Arial Narrow" w:eastAsia="Times New Roman" w:hAnsi="Arial Narrow" w:cs="Segoe UI"/>
-          <w:color w:val="000000"/>
-          <w:kern w:val="0"/>
-          <w:lang w:eastAsia="es-PE"/>
-          <w14:ligatures w14:val="none"/>
-        </w:rPr>
-        <w:t/>
-      </w:r>
-      <w:r>
-        <w:rPr>
-          <w:rFonts w:ascii="Arial Narrow" w:eastAsia="Arial Narrow" w:hAnsi="Arial Narrow" w:cs="Arial Narrow"/>
-          <w:color w:val="000000"/>
-          <w:kern w:val="0"/>
-          <w:lang w:eastAsia="es-PE"/>
-          <w14:ligatures w14:val="none"/>
-        </w:rPr>
-        <w:t xml:space="preserve"> de la Ley sobre Facultades, Normas y Organización del Indecopi, aprobada por Decreto Legislativo 807, </w:t>
-      </w:r>
-      <w:r>
-        <w:rPr>
-          <w:rFonts w:ascii="Arial Narrow" w:eastAsia="Arial Narrow" w:hAnsi="Arial Narrow" w:cs="Arial Narrow"/>
-          <w:color w:val="000000"/>
-          <w:kern w:val="0"/>
-          <w:lang w:eastAsia="es-PE"/>
-          <w14:ligatures w14:val="none"/>
-        </w:rPr>
-        <w:t>presenten</w:t>
-      </w:r>
-      <w:r>
-        <w:rPr>
-          <w:rFonts w:ascii="Arial Narrow" w:eastAsia="Arial Narrow" w:hAnsi="Arial Narrow" w:cs="Arial Narrow"/>
-          <w:color w:val="000000"/>
-          <w:kern w:val="0"/>
-          <w:lang w:eastAsia="es-PE"/>
-          <w14:ligatures w14:val="none"/>
-        </w:rPr>
-        <w:t xml:space="preserve"> sus descargos en un plazo no mayor de cinco (5) días hábiles contados desde la notificación. </w:t>
-      </w:r>
-    </w:p>
-    <w:p>
-      <w:pPr>
-        <w:spacing w:after="0" w:line="240" w:lineRule="auto"/>
-        <w:jc w:val="both"/>
-        <w:rPr>
-          <w:rFonts w:ascii="Arial Narrow" w:eastAsia="Arial Narrow" w:hAnsi="Arial Narrow" w:cs="Arial Narrow"/>
-          <w:color w:val="000000"/>
-          <w:kern w:val="0"/>
-          <w:lang w:eastAsia="es-PE"/>
-          <w14:ligatures w14:val="none"/>
-        </w:rPr>
-      </w:pPr>
-    </w:p>
-    <w:p>
-      <w:pPr>
-        <w:spacing w:after="0" w:line="240" w:lineRule="auto"/>
-        <w:jc w:val="both"/>
-        <w:rPr>
-          <w:rFonts w:ascii="Arial Narrow" w:eastAsia="Times New Roman" w:hAnsi="Arial Narrow" w:cs="Arial"/>
-          <w:color w:val="000000"/>
-          <w:kern w:val="0"/>
-          <w:lang w:val="es-ES" w:eastAsia="es-ES"/>
-          <w14:ligatures w14:val="none"/>
-        </w:rPr>
-      </w:pPr>
-      <w:r>
-        <w:rPr>
-          <w:rFonts w:ascii="Arial Narrow" w:eastAsia="Arial Narrow" w:hAnsi="Arial Narrow" w:cs="Arial Narrow"/>
-          <w:b/>
-          <w:color w:val="000000"/>
-          <w:kern w:val="0"/>
-          <w:lang w:eastAsia="es-PE"/>
-          <w14:ligatures w14:val="none"/>
+          <w:rFonts w:ascii="Arial Narrow" w:hAnsi="Arial Narrow" w:cs="Arial Narrow"/>
+          <w:sz w:val="20"/>
+          <w:szCs w:val="20"/>
+        </w:rPr>
+        <w:t xml:space="preserve">correr traslado de la presente resolución a Interseguro Compañía de Seguros S.A. y el Banco Internacional del Perú S.A.A. - Interbank para que, de conformidad con lo dispuesto por el artículo 26° de la Ley sobre Facultades, Normas y Organización del Indecopi, aprobado por Decreto Legislativo N° 8079, presente sus descargos sobre la imputación de cargos realizada en un plazo no mayor a cinco (5) días hábiles contado a partir del día siguiente de la notificación de la presente resolución, vencido el cual, el Secretario Técnico declarará en rebeldía a los denunciados que no lo hubieran presentado. Debe precisarse que de conformidad con lo establecido por el artículo 223° del Texto Único Ordenado de la Ley N° 27444, Ley del Procedimiento Administrativo General, las alegaciones y los hechos relevantes de la reclamación, salvo que hayan sido específicamente negadas en la contestación, se tendrán por aceptadas o meritadas como ciertas.</w:t>
+      </w:r>
+    </w:p>
+    <w:p ns2:paraId="2F1C55D7" ns2:textId="77777777">
+      <w:pPr>
+        <w:spacing w:after="0" w:line="240" w:lineRule="auto"/>
+        <w:jc w:val="both"/>
+        <w:rPr>
+          <w:rFonts w:ascii="Arial Narrow" w:eastAsia="Arial Narrow" w:hAnsi="Arial Narrow" w:cs="Arial Narrow"/>
+          <w:color w:val="000000"/>
+          <w:kern w:val="0"/>
+          <w:lang w:eastAsia="es-PE"/>
+          <ns2:ligatures ns2:val="none"/>
+        </w:rPr>
+      </w:pPr>
+    </w:p>
+    <w:p ns2:paraId="6D15F6EA" ns2:textId="6C2E6BD3">
+      <w:pPr>
+        <w:spacing w:after="0" w:line="240" w:lineRule="auto"/>
+        <w:jc w:val="both"/>
+        <w:rPr>
+          <w:rFonts w:ascii="Arial Narrow" w:eastAsia="Times New Roman" w:hAnsi="Arial Narrow" w:cs="Arial"/>
+          <w:color w:val="000000"/>
+          <w:kern w:val="0"/>
+          <w:lang w:val="es-ES" w:eastAsia="es-ES"/>
+          <ns2:ligatures ns2:val="none"/>
+        </w:rPr>
+      </w:pPr>
+      <w:r>
+        <w:rPr>
+          <w:rFonts w:ascii="Arial Narrow" w:eastAsia="Arial Narrow" w:hAnsi="Arial Narrow" w:cs="Arial Narrow"/>
+          <w:b/>
+          <w:color w:val="000000"/>
+          <w:kern w:val="0"/>
+          <w:lang w:eastAsia="es-PE"/>
+          <ns2:ligatures ns2:val="none"/>
         </w:rPr>
         <w:t xml:space="preserve">QUINTO: </w:t>
       </w:r>
@@ -5322,7 +5152,7 @@
           <w:color w:val="000000"/>
           <w:kern w:val="0"/>
           <w:lang w:eastAsia="es-ES"/>
-          <w14:ligatures w14:val="none"/>
+          <ns2:ligatures ns2:val="none"/>
         </w:rPr>
         <w:t xml:space="preserve">requerir </w:t>
       </w:r>
@@ -5332,7 +5162,7 @@
           <w:color w:val="000000"/>
           <w:kern w:val="0"/>
           <w:lang w:val="es-ES" w:eastAsia="es-ES"/>
-          <w14:ligatures w14:val="none"/>
+          <ns2:ligatures ns2:val="none"/>
         </w:rPr>
         <w:t xml:space="preserve">que, en un </w:t>
       </w:r>
@@ -5342,7 +5172,7 @@
           <w:color w:val="000000"/>
           <w:kern w:val="0"/>
           <w:lang w:eastAsia="es-ES"/>
-          <w14:ligatures w14:val="none"/>
+          <ns2:ligatures ns2:val="none"/>
         </w:rPr>
         <w:t>plazo no mayor de cinco (5) días hábiles contado a partir del día siguiente de la notificación de la presente resolución</w:t>
       </w:r>
@@ -5353,7 +5183,7 @@
           <w:color w:val="000000"/>
           <w:kern w:val="0"/>
           <w:lang w:eastAsia="es-ES"/>
-          <w14:ligatures w14:val="none"/>
+          <ns2:ligatures ns2:val="none"/>
         </w:rPr>
         <w:t xml:space="preserve">, </w:t>
       </w:r>
@@ -5380,7 +5210,7 @@
           <w:color w:val="000000"/>
           <w:kern w:val="0"/>
           <w:lang w:eastAsia="es-ES"/>
-          <w14:ligatures w14:val="none"/>
+          <ns2:ligatures ns2:val="none"/>
         </w:rPr>
         <w:t xml:space="preserve">, </w:t>
       </w:r>
@@ -5391,7 +5221,7 @@
           <w:color w:val="000000"/>
           <w:kern w:val="0"/>
           <w:lang w:val="es-ES" w:eastAsia="es-ES"/>
-          <w14:ligatures w14:val="none"/>
+          <ns2:ligatures ns2:val="none"/>
         </w:rPr>
         <w:t>cumpla</w:t>
       </w:r>
@@ -5401,7 +5231,7 @@
           <w:color w:val="000000"/>
           <w:kern w:val="0"/>
           <w:lang w:val="es-ES" w:eastAsia="es-ES"/>
-          <w14:ligatures w14:val="none"/>
+          <ns2:ligatures ns2:val="none"/>
         </w:rPr>
         <w:t xml:space="preserve"> con: </w:t>
       </w:r>
@@ -5411,7 +5241,7 @@
           <w:color w:val="000000"/>
           <w:kern w:val="0"/>
           <w:lang w:val="es-ES" w:eastAsia="es-ES"/>
-          <w14:ligatures w14:val="none"/>
+          <ns2:ligatures ns2:val="none"/>
         </w:rPr>
         <w:t xml:space="preserve">(i) presentar una copia debidamente suscrita de las Pólizas del Seguro de desgravamen de la </w:t>
       </w:r>
@@ -5421,7 +5251,7 @@
           <w:color w:val="000000"/>
           <w:kern w:val="0"/>
           <w:lang w:eastAsia="es-ES"/>
-          <w14:ligatures w14:val="none"/>
+          <ns2:ligatures ns2:val="none"/>
         </w:rPr>
         <w:t xml:space="preserve">Tarjeta de crédito 6****85-1, la Tarjeta de crédito 8****30-1 y el Crédito efectivo 0****52 </w:t>
       </w:r>
@@ -5431,7 +5261,7 @@
           <w:color w:val="000000"/>
           <w:kern w:val="0"/>
           <w:lang w:val="es-ES" w:eastAsia="es-ES"/>
-          <w14:ligatures w14:val="none"/>
+          <ns2:ligatures ns2:val="none"/>
         </w:rPr>
         <w:t>materias de denuncia, así como el cargo de remisión de cada póliza; (</w:t>
       </w:r>
@@ -5442,7 +5272,7 @@
           <w:color w:val="000000"/>
           <w:kern w:val="0"/>
           <w:lang w:val="es-ES" w:eastAsia="es-ES"/>
-          <w14:ligatures w14:val="none"/>
+          <ns2:ligatures ns2:val="none"/>
         </w:rPr>
         <w:t>ii</w:t>
       </w:r>
@@ -5453,7 +5283,7 @@
           <w:color w:val="000000"/>
           <w:kern w:val="0"/>
           <w:lang w:val="es-ES" w:eastAsia="es-ES"/>
-          <w14:ligatures w14:val="none"/>
+          <ns2:ligatures ns2:val="none"/>
         </w:rPr>
         <w:t xml:space="preserve">) presentar los medios probatorios que acrediten que la negativa de </w:t>
       </w:r>
@@ -5463,7 +5293,7 @@
           <w:color w:val="000000"/>
           <w:kern w:val="0"/>
           <w:lang w:val="es-ES" w:eastAsia="es-ES"/>
-          <w14:ligatures w14:val="none"/>
+          <ns2:ligatures ns2:val="none"/>
         </w:rPr>
         <w:lastRenderedPageBreak/>
         <w:t xml:space="preserve">otorgamiento de cobertura de cada una de las Pólizas del Seguro de desgravamen de la </w:t>
@@ -5474,7 +5304,7 @@
           <w:color w:val="000000"/>
           <w:kern w:val="0"/>
           <w:lang w:eastAsia="es-ES"/>
-          <w14:ligatures w14:val="none"/>
+          <ns2:ligatures ns2:val="none"/>
         </w:rPr>
         <w:t>Tarjeta de crédito 6****85-1, la Tarjeta de crédito 8****30-1 y el Crédito efectivo 0****52 fue justificada</w:t>
       </w:r>
@@ -5484,7 +5314,7 @@
           <w:color w:val="000000"/>
           <w:kern w:val="0"/>
           <w:lang w:val="es-ES" w:eastAsia="es-ES"/>
-          <w14:ligatures w14:val="none"/>
+          <ns2:ligatures ns2:val="none"/>
         </w:rPr>
         <w:t xml:space="preserve">; y, </w:t>
       </w:r>
@@ -5494,7 +5324,7 @@
           <w:color w:val="000000"/>
           <w:kern w:val="0"/>
           <w:lang w:val="es-ES" w:eastAsia="es-ES"/>
-          <w14:ligatures w14:val="none"/>
+          <ns2:ligatures ns2:val="none"/>
         </w:rPr>
         <w:t>(</w:t>
       </w:r>
@@ -5505,7 +5335,7 @@
           <w:color w:val="000000"/>
           <w:kern w:val="0"/>
           <w:lang w:val="es-ES" w:eastAsia="es-ES"/>
-          <w14:ligatures w14:val="none"/>
+          <ns2:ligatures ns2:val="none"/>
         </w:rPr>
         <w:t>iii</w:t>
       </w:r>
@@ -5516,7 +5346,7 @@
           <w:color w:val="000000"/>
           <w:kern w:val="0"/>
           <w:lang w:val="es-ES" w:eastAsia="es-ES"/>
-          <w14:ligatures w14:val="none"/>
+          <ns2:ligatures ns2:val="none"/>
         </w:rPr>
         <w:t>) presentar todas las comunicaciones cursadas con la parte denunciante en virtud de los hechos materia de denuncia</w:t>
       </w:r>
@@ -5526,44 +5356,44 @@
           <w:color w:val="000000"/>
           <w:kern w:val="0"/>
           <w:lang w:val="es-ES" w:eastAsia="es-ES"/>
-          <w14:ligatures w14:val="none"/>
+          <ns2:ligatures ns2:val="none"/>
         </w:rPr>
         <w:t>.</w:t>
       </w:r>
     </w:p>
-    <w:p>
-      <w:pPr>
-        <w:spacing w:after="0" w:line="240" w:lineRule="auto"/>
-        <w:jc w:val="both"/>
-        <w:rPr>
-          <w:rFonts w:ascii="Arial Narrow" w:eastAsia="Times New Roman" w:hAnsi="Arial Narrow" w:cs="Arial"/>
-          <w:color w:val="000000"/>
-          <w:kern w:val="0"/>
-          <w:lang w:val="es-ES" w:eastAsia="es-ES"/>
-          <w14:ligatures w14:val="none"/>
-        </w:rPr>
-      </w:pPr>
-    </w:p>
-    <w:p>
-      <w:pPr>
-        <w:spacing w:after="0" w:line="240" w:lineRule="auto"/>
-        <w:jc w:val="both"/>
-        <w:rPr>
-          <w:rFonts w:ascii="Arial Narrow" w:eastAsia="Times New Roman" w:hAnsi="Arial Narrow" w:cs="Arial"/>
-          <w:color w:val="000000"/>
-          <w:kern w:val="0"/>
-          <w:lang w:val="es-ES" w:eastAsia="es-ES"/>
-          <w14:ligatures w14:val="none"/>
-        </w:rPr>
-      </w:pPr>
-      <w:r>
-        <w:rPr>
-          <w:rFonts w:ascii="Arial Narrow" w:eastAsia="Arial Narrow" w:hAnsi="Arial Narrow" w:cs="Arial Narrow"/>
-          <w:b/>
-          <w:color w:val="000000"/>
-          <w:kern w:val="0"/>
-          <w:lang w:eastAsia="es-PE"/>
-          <w14:ligatures w14:val="none"/>
+    <w:p ns2:paraId="7EAE58BA" ns2:textId="77777777">
+      <w:pPr>
+        <w:spacing w:after="0" w:line="240" w:lineRule="auto"/>
+        <w:jc w:val="both"/>
+        <w:rPr>
+          <w:rFonts w:ascii="Arial Narrow" w:eastAsia="Times New Roman" w:hAnsi="Arial Narrow" w:cs="Arial"/>
+          <w:color w:val="000000"/>
+          <w:kern w:val="0"/>
+          <w:lang w:val="es-ES" w:eastAsia="es-ES"/>
+          <ns2:ligatures ns2:val="none"/>
+        </w:rPr>
+      </w:pPr>
+    </w:p>
+    <w:p ns2:paraId="018EE32A" ns2:textId="17AEEA4B">
+      <w:pPr>
+        <w:spacing w:after="0" w:line="240" w:lineRule="auto"/>
+        <w:jc w:val="both"/>
+        <w:rPr>
+          <w:rFonts w:ascii="Arial Narrow" w:eastAsia="Times New Roman" w:hAnsi="Arial Narrow" w:cs="Arial"/>
+          <w:color w:val="000000"/>
+          <w:kern w:val="0"/>
+          <w:lang w:val="es-ES" w:eastAsia="es-ES"/>
+          <ns2:ligatures ns2:val="none"/>
+        </w:rPr>
+      </w:pPr>
+      <w:r>
+        <w:rPr>
+          <w:rFonts w:ascii="Arial Narrow" w:eastAsia="Arial Narrow" w:hAnsi="Arial Narrow" w:cs="Arial Narrow"/>
+          <w:b/>
+          <w:color w:val="000000"/>
+          <w:kern w:val="0"/>
+          <w:lang w:eastAsia="es-PE"/>
+          <ns2:ligatures ns2:val="none"/>
         </w:rPr>
         <w:t xml:space="preserve">SEXTO: </w:t>
       </w:r>
@@ -5573,7 +5403,7 @@
           <w:color w:val="000000"/>
           <w:kern w:val="0"/>
           <w:lang w:eastAsia="es-ES"/>
-          <w14:ligatures w14:val="none"/>
+          <ns2:ligatures ns2:val="none"/>
         </w:rPr>
         <w:t xml:space="preserve">requerir </w:t>
       </w:r>
@@ -5583,7 +5413,7 @@
           <w:color w:val="000000"/>
           <w:kern w:val="0"/>
           <w:lang w:val="es-ES" w:eastAsia="es-ES"/>
-          <w14:ligatures w14:val="none"/>
+          <ns2:ligatures ns2:val="none"/>
         </w:rPr>
         <w:t xml:space="preserve">que, en un </w:t>
       </w:r>
@@ -5593,7 +5423,7 @@
           <w:color w:val="000000"/>
           <w:kern w:val="0"/>
           <w:lang w:eastAsia="es-ES"/>
-          <w14:ligatures w14:val="none"/>
+          <ns2:ligatures ns2:val="none"/>
         </w:rPr>
         <w:t xml:space="preserve">plazo no mayor de cinco (5) días hábiles contado a partir del día siguiente de la notificación de la presente </w:t>
       </w:r>
@@ -5603,7 +5433,7 @@
           <w:color w:val="000000"/>
           <w:kern w:val="0"/>
           <w:lang w:eastAsia="es-ES"/>
-          <w14:ligatures w14:val="none"/>
+          <ns2:ligatures ns2:val="none"/>
         </w:rPr>
         <w:t xml:space="preserve">resolución, </w:t>
       </w:r>
@@ -5614,7 +5444,7 @@
           <w:kern w:val="0"/>
           <w:shd w:val="clear" w:color="auto" w:fill="FFFFFF"/>
           <w:lang w:eastAsia="es-PE"/>
-          <w14:ligatures w14:val="none"/>
+          <ns2:ligatures ns2:val="none"/>
         </w:rPr>
         <w:t xml:space="preserve">el </w:t>
       </w:r>
@@ -5625,7 +5455,7 @@
           <w:kern w:val="0"/>
           <w:shd w:val="clear" w:color="auto" w:fill="FFFFFF"/>
           <w:lang w:eastAsia="es-PE"/>
-          <w14:ligatures w14:val="none"/>
+          <ns2:ligatures ns2:val="none"/>
         </w:rPr>
         <w:t>Banco Internacional del Perú S.A.A. - Interbank</w:t>
       </w:r>
@@ -5635,7 +5465,7 @@
           <w:color w:val="000000"/>
           <w:kern w:val="0"/>
           <w:lang w:eastAsia="es-ES"/>
-          <w14:ligatures w14:val="none"/>
+          <ns2:ligatures ns2:val="none"/>
         </w:rPr>
         <w:t xml:space="preserve">, </w:t>
       </w:r>
@@ -5645,7 +5475,7 @@
           <w:color w:val="000000"/>
           <w:kern w:val="0"/>
           <w:lang w:val="es-ES" w:eastAsia="es-ES"/>
-          <w14:ligatures w14:val="none"/>
+          <ns2:ligatures ns2:val="none"/>
         </w:rPr>
         <w:t xml:space="preserve">cumpla con: </w:t>
       </w:r>
@@ -5655,7 +5485,7 @@
           <w:color w:val="000000"/>
           <w:kern w:val="0"/>
           <w:lang w:val="es-ES" w:eastAsia="es-ES"/>
-          <w14:ligatures w14:val="none"/>
+          <ns2:ligatures ns2:val="none"/>
         </w:rPr>
         <w:t xml:space="preserve">(i) presentar una copia debidamente suscrita de </w:t>
       </w:r>
@@ -5665,7 +5495,7 @@
           <w:color w:val="000000"/>
           <w:kern w:val="0"/>
           <w:lang w:val="es-ES" w:eastAsia="es-ES"/>
-          <w14:ligatures w14:val="none"/>
+          <ns2:ligatures ns2:val="none"/>
         </w:rPr>
         <w:t>los documentos contractuales</w:t>
       </w:r>
@@ -5675,7 +5505,7 @@
           <w:color w:val="000000"/>
           <w:kern w:val="0"/>
           <w:lang w:val="es-ES" w:eastAsia="es-ES"/>
-          <w14:ligatures w14:val="none"/>
+          <ns2:ligatures ns2:val="none"/>
         </w:rPr>
         <w:t xml:space="preserve"> de la </w:t>
       </w:r>
@@ -5685,7 +5515,7 @@
           <w:color w:val="000000"/>
           <w:kern w:val="0"/>
           <w:lang w:eastAsia="es-ES"/>
-          <w14:ligatures w14:val="none"/>
+          <ns2:ligatures ns2:val="none"/>
         </w:rPr>
         <w:t xml:space="preserve">Tarjeta de crédito 6****85-1, la Tarjeta de crédito 8****30-1 y el Crédito efectivo 0****52 </w:t>
       </w:r>
@@ -5695,7 +5525,7 @@
           <w:color w:val="000000"/>
           <w:kern w:val="0"/>
           <w:lang w:val="es-ES" w:eastAsia="es-ES"/>
-          <w14:ligatures w14:val="none"/>
+          <ns2:ligatures ns2:val="none"/>
         </w:rPr>
         <w:t xml:space="preserve">materias de denuncia, así como el cargo de remisión de </w:t>
       </w:r>
@@ -5705,7 +5535,7 @@
           <w:color w:val="000000"/>
           <w:kern w:val="0"/>
           <w:lang w:val="es-ES" w:eastAsia="es-ES"/>
-          <w14:ligatures w14:val="none"/>
+          <ns2:ligatures ns2:val="none"/>
         </w:rPr>
         <w:t>cada contrato</w:t>
       </w:r>
@@ -5715,7 +5545,7 @@
           <w:color w:val="000000"/>
           <w:kern w:val="0"/>
           <w:lang w:val="es-ES" w:eastAsia="es-ES"/>
-          <w14:ligatures w14:val="none"/>
+          <ns2:ligatures ns2:val="none"/>
         </w:rPr>
         <w:t>;</w:t>
       </w:r>
@@ -5725,7 +5555,7 @@
           <w:color w:val="000000"/>
           <w:kern w:val="0"/>
           <w:lang w:val="es-ES" w:eastAsia="es-ES"/>
-          <w14:ligatures w14:val="none"/>
+          <ns2:ligatures ns2:val="none"/>
         </w:rPr>
         <w:t xml:space="preserve"> y, </w:t>
       </w:r>
@@ -5735,7 +5565,7 @@
           <w:color w:val="000000"/>
           <w:kern w:val="0"/>
           <w:lang w:val="es-ES" w:eastAsia="es-ES"/>
-          <w14:ligatures w14:val="none"/>
+          <ns2:ligatures ns2:val="none"/>
         </w:rPr>
         <w:t>(</w:t>
       </w:r>
@@ -5746,7 +5576,7 @@
           <w:color w:val="000000"/>
           <w:kern w:val="0"/>
           <w:lang w:val="es-ES" w:eastAsia="es-ES"/>
-          <w14:ligatures w14:val="none"/>
+          <ns2:ligatures ns2:val="none"/>
         </w:rPr>
         <w:t>ii</w:t>
       </w:r>
@@ -5757,7 +5587,7 @@
           <w:color w:val="000000"/>
           <w:kern w:val="0"/>
           <w:lang w:val="es-ES" w:eastAsia="es-ES"/>
-          <w14:ligatures w14:val="none"/>
+          <ns2:ligatures ns2:val="none"/>
         </w:rPr>
         <w:t>) presentar todas las comunicaciones cursadas con la parte denunciante en virtud de los hechos materia de denuncia</w:t>
       </w:r>
@@ -5767,12 +5597,12 @@
           <w:color w:val="000000"/>
           <w:kern w:val="0"/>
           <w:lang w:val="es-ES" w:eastAsia="es-ES"/>
-          <w14:ligatures w14:val="none"/>
+          <ns2:ligatures ns2:val="none"/>
         </w:rPr>
         <w:t>.</w:t>
       </w:r>
     </w:p>
-    <w:p>
+    <w:p ns2:paraId="61AD8504" ns2:textId="77777777">
       <w:pPr>
         <w:spacing w:after="0" w:line="240" w:lineRule="auto"/>
         <w:jc w:val="both"/>
@@ -5782,30 +5612,30 @@
           <w:color w:val="000000"/>
           <w:kern w:val="0"/>
           <w:lang w:val="es-ES" w:eastAsia="es-PE"/>
-          <w14:ligatures w14:val="none"/>
-        </w:rPr>
-      </w:pPr>
-    </w:p>
-    <w:p>
-      <w:pPr>
-        <w:spacing w:after="0" w:line="240" w:lineRule="auto"/>
-        <w:jc w:val="both"/>
-        <w:rPr>
-          <w:rFonts w:ascii="Arial Narrow" w:eastAsia="Arial Narrow" w:hAnsi="Arial Narrow" w:cs="Arial Narrow"/>
-          <w:color w:val="000000"/>
-          <w:kern w:val="0"/>
-          <w:lang w:eastAsia="es-PE"/>
-          <w14:ligatures w14:val="none"/>
-        </w:rPr>
-      </w:pPr>
-      <w:r>
-        <w:rPr>
-          <w:rFonts w:ascii="Arial Narrow" w:eastAsia="Arial Narrow" w:hAnsi="Arial Narrow" w:cs="Arial Narrow"/>
-          <w:b/>
-          <w:color w:val="000000"/>
-          <w:kern w:val="0"/>
-          <w:lang w:eastAsia="es-PE"/>
-          <w14:ligatures w14:val="none"/>
+          <ns2:ligatures ns2:val="none"/>
+        </w:rPr>
+      </w:pPr>
+    </w:p>
+    <w:p ns2:paraId="7A5236A4" ns2:textId="75FDC4B0">
+      <w:pPr>
+        <w:spacing w:after="0" w:line="240" w:lineRule="auto"/>
+        <w:jc w:val="both"/>
+        <w:rPr>
+          <w:rFonts w:ascii="Arial Narrow" w:eastAsia="Arial Narrow" w:hAnsi="Arial Narrow" w:cs="Arial Narrow"/>
+          <w:color w:val="000000"/>
+          <w:kern w:val="0"/>
+          <w:lang w:eastAsia="es-PE"/>
+          <ns2:ligatures ns2:val="none"/>
+        </w:rPr>
+      </w:pPr>
+      <w:r>
+        <w:rPr>
+          <w:rFonts w:ascii="Arial Narrow" w:eastAsia="Arial Narrow" w:hAnsi="Arial Narrow" w:cs="Arial Narrow"/>
+          <w:b/>
+          <w:color w:val="000000"/>
+          <w:kern w:val="0"/>
+          <w:lang w:eastAsia="es-PE"/>
+          <ns2:ligatures ns2:val="none"/>
         </w:rPr>
         <w:t>SÉTIMO:</w:t>
       </w:r>
@@ -5815,7 +5645,7 @@
           <w:color w:val="000000"/>
           <w:kern w:val="0"/>
           <w:lang w:eastAsia="es-PE"/>
-          <w14:ligatures w14:val="none"/>
+          <ns2:ligatures ns2:val="none"/>
         </w:rPr>
         <w:t xml:space="preserve"> </w:t>
       </w:r>
@@ -5826,7 +5656,7 @@
           <w:color w:val="000000"/>
           <w:kern w:val="0"/>
           <w:lang w:eastAsia="es-PE"/>
-          <w14:ligatures w14:val="none"/>
+          <ns2:ligatures ns2:val="none"/>
         </w:rPr>
         <w:t>informar a las partes que el artículo 110</w:t>
       </w:r>
@@ -5836,7 +5666,7 @@
           <w:color w:val="000000"/>
           <w:kern w:val="0"/>
           <w:lang w:eastAsia="es-PE"/>
-          <w14:ligatures w14:val="none"/>
+          <ns2:ligatures ns2:val="none"/>
         </w:rPr>
         <w:t/>
       </w:r>
@@ -5846,7 +5676,7 @@
           <w:color w:val="000000"/>
           <w:kern w:val="0"/>
           <w:lang w:eastAsia="es-PE"/>
-          <w14:ligatures w14:val="none"/>
+          <ns2:ligatures ns2:val="none"/>
         </w:rPr>
         <w:t xml:space="preserve"> de la Ley 29571, Código de Protección y Defensa del Consumidor</w:t>
       </w:r>
@@ -5858,7 +5688,7 @@
           <w:kern w:val="0"/>
           <w:vertAlign w:val="superscript"/>
           <w:lang w:eastAsia="es-PE"/>
-          <w14:ligatures w14:val="none"/>
+          <ns2:ligatures ns2:val="none"/>
         </w:rPr>
         <w:footnoteReference w:id="8"/>
       </w:r>
@@ -5868,7 +5698,7 @@
           <w:color w:val="000000"/>
           <w:kern w:val="0"/>
           <w:lang w:eastAsia="es-PE"/>
-          <w14:ligatures w14:val="none"/>
+          <ns2:ligatures ns2:val="none"/>
         </w:rPr>
         <w:t>, faculta a la Comisión a calificar las infracciones de la referida norma como leves, graves o muy graves e imponer sanciones que van desde una amonestación hasta una multa por un máximo de 450 Unidades Impositivas Tributarias, sin perjuicio de las medidas correctivas, reparadoras y complementarias, que puedan ordenarse de acuerdo a lo estipulado en los artículos 114</w:t>
       </w:r>
@@ -5878,7 +5708,7 @@
           <w:color w:val="000000"/>
           <w:kern w:val="0"/>
           <w:lang w:eastAsia="es-PE"/>
-          <w14:ligatures w14:val="none"/>
+          <ns2:ligatures ns2:val="none"/>
         </w:rPr>
         <w:t/>
       </w:r>
@@ -5888,7 +5718,7 @@
           <w:color w:val="000000"/>
           <w:kern w:val="0"/>
           <w:lang w:eastAsia="es-PE"/>
-          <w14:ligatures w14:val="none"/>
+          <ns2:ligatures ns2:val="none"/>
         </w:rPr>
         <w:t>, 115</w:t>
       </w:r>
@@ -5898,7 +5728,7 @@
           <w:color w:val="000000"/>
           <w:kern w:val="0"/>
           <w:lang w:eastAsia="es-PE"/>
-          <w14:ligatures w14:val="none"/>
+          <ns2:ligatures ns2:val="none"/>
         </w:rPr>
         <w:t/>
       </w:r>
@@ -5908,7 +5738,7 @@
           <w:color w:val="000000"/>
           <w:kern w:val="0"/>
           <w:lang w:eastAsia="es-PE"/>
-          <w14:ligatures w14:val="none"/>
+          <ns2:ligatures ns2:val="none"/>
         </w:rPr>
         <w:t xml:space="preserve"> y 116</w:t>
       </w:r>
@@ -5918,7 +5748,7 @@
           <w:color w:val="000000"/>
           <w:kern w:val="0"/>
           <w:lang w:eastAsia="es-PE"/>
-          <w14:ligatures w14:val="none"/>
+          <ns2:ligatures ns2:val="none"/>
         </w:rPr>
         <w:t/>
       </w:r>
@@ -5928,7 +5758,7 @@
           <w:color w:val="000000"/>
           <w:kern w:val="0"/>
           <w:lang w:eastAsia="es-PE"/>
-          <w14:ligatures w14:val="none"/>
+          <ns2:ligatures ns2:val="none"/>
         </w:rPr>
         <w:t xml:space="preserve"> de la referida norma</w:t>
       </w:r>
@@ -5940,7 +5770,7 @@
           <w:kern w:val="0"/>
           <w:vertAlign w:val="superscript"/>
           <w:lang w:eastAsia="es-PE"/>
-          <w14:ligatures w14:val="none"/>
+          <ns2:ligatures ns2:val="none"/>
         </w:rPr>
         <w:footnoteReference w:id="9"/>
       </w:r>
@@ -5950,7 +5780,7 @@
           <w:color w:val="000000"/>
           <w:kern w:val="0"/>
           <w:lang w:eastAsia="es-PE"/>
-          <w14:ligatures w14:val="none"/>
+          <ns2:ligatures ns2:val="none"/>
         </w:rPr>
         <w:t xml:space="preserve">. </w:t>
       </w:r>
@@ -5961,7 +5791,7 @@
           <w:color w:val="000000"/>
           <w:kern w:val="0"/>
           <w:lang w:eastAsia="es-PE"/>
-          <w14:ligatures w14:val="none"/>
+          <ns2:ligatures ns2:val="none"/>
         </w:rPr>
         <w:lastRenderedPageBreak/>
         <w:t>Asimismo, se consideran circunstancias atenuantes para la graduación de la sanción, el allanamiento de la denuncia o el reconocimiento de las pretensiones en ella contenidas, de acuerdo con el artículo 112</w:t>
@@ -5972,7 +5802,7 @@
           <w:color w:val="000000"/>
           <w:kern w:val="0"/>
           <w:lang w:eastAsia="es-PE"/>
-          <w14:ligatures w14:val="none"/>
+          <ns2:ligatures ns2:val="none"/>
         </w:rPr>
         <w:t/>
       </w:r>
@@ -5982,7 +5812,7 @@
           <w:color w:val="000000"/>
           <w:kern w:val="0"/>
           <w:lang w:eastAsia="es-PE"/>
-          <w14:ligatures w14:val="none"/>
+          <ns2:ligatures ns2:val="none"/>
         </w:rPr>
         <w:t xml:space="preserve"> del Código</w:t>
       </w:r>
@@ -5994,7 +5824,7 @@
           <w:kern w:val="0"/>
           <w:vertAlign w:val="superscript"/>
           <w:lang w:eastAsia="es-PE"/>
-          <w14:ligatures w14:val="none"/>
+          <ns2:ligatures ns2:val="none"/>
         </w:rPr>
         <w:footnoteReference w:id="10"/>
       </w:r>
@@ -6004,12 +5834,12 @@
           <w:color w:val="000000"/>
           <w:kern w:val="0"/>
           <w:lang w:eastAsia="es-PE"/>
-          <w14:ligatures w14:val="none"/>
+          <ns2:ligatures ns2:val="none"/>
         </w:rPr>
         <w:t>.</w:t>
       </w:r>
     </w:p>
-    <w:p>
+    <w:p ns2:paraId="3F071DDA" ns2:textId="77777777">
       <w:pPr>
         <w:shd w:val="clear" w:color="auto" w:fill="FFFFFF"/>
         <w:spacing w:after="0" w:line="240" w:lineRule="auto"/>
@@ -6019,7 +5849,7 @@
           <w:color w:val="000000"/>
           <w:kern w:val="0"/>
           <w:lang w:eastAsia="es-PE"/>
-          <w14:ligatures w14:val="none"/>
+          <ns2:ligatures ns2:val="none"/>
         </w:rPr>
       </w:pPr>
       <w:r>
@@ -6028,7 +5858,7 @@
           <w:b/>
           <w:bCs/>
           <w:kern w:val="0"/>
-          <w14:ligatures w14:val="none"/>
+          <ns2:ligatures ns2:val="none"/>
         </w:rPr>
         <w:t>OCTAVO</w:t>
       </w:r>
@@ -6039,7 +5869,7 @@
           <w:color w:val="000000"/>
           <w:kern w:val="0"/>
           <w:lang w:eastAsia="es-PE"/>
-          <w14:ligatures w14:val="none"/>
+          <ns2:ligatures ns2:val="none"/>
         </w:rPr>
         <w:t>:</w:t>
       </w:r>
@@ -6049,7 +5879,7 @@
           <w:color w:val="000000"/>
           <w:kern w:val="0"/>
           <w:lang w:eastAsia="es-PE"/>
-          <w14:ligatures w14:val="none"/>
+          <ns2:ligatures ns2:val="none"/>
         </w:rPr>
         <w:t xml:space="preserve"> informar a las partes que conforme a lo establecido en el artículo 39</w:t>
       </w:r>
@@ -6059,7 +5889,7 @@
           <w:color w:val="000000"/>
           <w:kern w:val="0"/>
           <w:lang w:eastAsia="es-PE"/>
-          <w14:ligatures w14:val="none"/>
+          <ns2:ligatures ns2:val="none"/>
         </w:rPr>
         <w:t/>
       </w:r>
@@ -6069,12 +5899,12 @@
           <w:color w:val="000000"/>
           <w:kern w:val="0"/>
           <w:lang w:eastAsia="es-PE"/>
-          <w14:ligatures w14:val="none"/>
+          <ns2:ligatures ns2:val="none"/>
         </w:rPr>
         <w:t xml:space="preserve"> de la Ley sobre Facultades, Normas y Organización del Indecopi, aprobada por Decreto Legislativo 807, los gastos por los peritajes realizados, actuación de pruebas, inspecciones y otros derivados de la tramitación del proceso serán de cargo de la parte que solicita la prueba, salvo pacto en contrario. En todos los casos, la resolución final determinará si los gastos deben ser asumidos por alguna de las partes, o reembolsados a la otra parte o al Indecopi, según sea el caso, de manera adicional a la sanción que haya podido imponerse. </w:t>
       </w:r>
     </w:p>
-    <w:p>
+    <w:p ns2:paraId="0F10F9CF" ns2:textId="77777777">
       <w:pPr>
         <w:shd w:val="clear" w:color="auto" w:fill="FFFFFF"/>
         <w:spacing w:after="0" w:line="240" w:lineRule="auto"/>
@@ -6084,11 +5914,11 @@
           <w:color w:val="000000"/>
           <w:kern w:val="0"/>
           <w:lang w:eastAsia="es-PE"/>
-          <w14:ligatures w14:val="none"/>
-        </w:rPr>
-      </w:pPr>
-    </w:p>
-    <w:p>
+          <ns2:ligatures ns2:val="none"/>
+        </w:rPr>
+      </w:pPr>
+    </w:p>
+    <w:p ns2:paraId="194C23DD" ns2:textId="77777777">
       <w:pPr>
         <w:suppressAutoHyphens/>
         <w:spacing w:after="0" w:line="240" w:lineRule="auto"/>
@@ -6097,7 +5927,7 @@
           <w:rFonts w:ascii="Arial Narrow" w:eastAsia="Calibri" w:hAnsi="Arial Narrow" w:cs="Arial"/>
           <w:kern w:val="0"/>
           <w:u w:val="single"/>
-          <w14:ligatures w14:val="none"/>
+          <ns2:ligatures ns2:val="none"/>
         </w:rPr>
       </w:pPr>
       <w:r>
@@ -6107,7 +5937,7 @@
           <w:color w:val="000000"/>
           <w:kern w:val="0"/>
           <w:lang w:eastAsia="es-PE"/>
-          <w14:ligatures w14:val="none"/>
+          <ns2:ligatures ns2:val="none"/>
         </w:rPr>
         <w:t>NOVENO</w:t>
       </w:r>
@@ -6116,7 +5946,7 @@
           <w:rFonts w:ascii="Arial Narrow" w:eastAsia="Calibri" w:hAnsi="Arial Narrow" w:cs="Arial"/>
           <w:b/>
           <w:kern w:val="0"/>
-          <w14:ligatures w14:val="none"/>
+          <ns2:ligatures ns2:val="none"/>
         </w:rPr>
         <w:t>:</w:t>
       </w:r>
@@ -6124,7 +5954,7 @@
         <w:rPr>
           <w:rFonts w:ascii="Arial Narrow" w:eastAsia="Calibri" w:hAnsi="Arial Narrow" w:cs="Arial"/>
           <w:kern w:val="0"/>
-          <w14:ligatures w14:val="none"/>
+          <ns2:ligatures ns2:val="none"/>
         </w:rPr>
         <w:t xml:space="preserve"> comunicar a las partes que, de acuerdo a lo señalado por el artículo 29</w:t>
       </w:r>
@@ -6134,7 +5964,7 @@
           <w:color w:val="000000"/>
           <w:kern w:val="0"/>
           <w:lang w:eastAsia="es-PE"/>
-          <w14:ligatures w14:val="none"/>
+          <ns2:ligatures ns2:val="none"/>
         </w:rPr>
         <w:t/>
       </w:r>
@@ -6142,7 +5972,7 @@
         <w:rPr>
           <w:rFonts w:ascii="Arial Narrow" w:eastAsia="Calibri" w:hAnsi="Arial Narrow" w:cs="Arial"/>
           <w:kern w:val="0"/>
-          <w14:ligatures w14:val="none"/>
+          <ns2:ligatures ns2:val="none"/>
         </w:rPr>
         <w:t xml:space="preserve"> del Decreto Legislativo 807</w:t>
       </w:r>
@@ -6152,7 +5982,7 @@
           <w:rFonts w:ascii="Arial Narrow" w:eastAsia="Calibri" w:hAnsi="Arial Narrow" w:cs="Arial"/>
           <w:kern w:val="0"/>
           <w:vertAlign w:val="superscript"/>
-          <w14:ligatures w14:val="none"/>
+          <ns2:ligatures ns2:val="none"/>
         </w:rPr>
         <w:footnoteReference w:id="11"/>
       </w:r>
@@ -6160,7 +5990,7 @@
         <w:rPr>
           <w:rFonts w:ascii="Arial Narrow" w:eastAsia="Calibri" w:hAnsi="Arial Narrow" w:cs="Arial"/>
           <w:kern w:val="0"/>
-          <w14:ligatures w14:val="none"/>
+          <ns2:ligatures ns2:val="none"/>
         </w:rPr>
         <w:t xml:space="preserve">, hasta antes de la emisión de la Resolución Final tienen la posibilidad de solicitar una audiencia de conciliación. En caso deleguen a favor de una tercera persona su actuación en la diligencia programada, esta deberá presentar un poder especial con firma legalizada ante Notario Público, donde conste </w:t>
       </w:r>
@@ -6169,7 +5999,7 @@
           <w:rFonts w:ascii="Arial Narrow" w:eastAsia="Calibri" w:hAnsi="Arial Narrow" w:cs="Arial"/>
           <w:kern w:val="0"/>
           <w:u w:val="single"/>
-          <w14:ligatures w14:val="none"/>
+          <ns2:ligatures ns2:val="none"/>
         </w:rPr>
         <w:t>expresamente su facultad para asistir y conciliar en su representación</w:t>
       </w:r>
@@ -6178,7 +6008,7 @@
           <w:rFonts w:ascii="Arial Narrow" w:eastAsia="Calibri" w:hAnsi="Arial Narrow" w:cs="Arial"/>
           <w:bCs/>
           <w:kern w:val="0"/>
-          <w14:ligatures w14:val="none"/>
+          <ns2:ligatures ns2:val="none"/>
         </w:rPr>
         <w:t>.</w:t>
       </w:r>
@@ -6188,7 +6018,7 @@
           <w:b/>
           <w:bCs/>
           <w:kern w:val="0"/>
-          <w14:ligatures w14:val="none"/>
+          <ns2:ligatures ns2:val="none"/>
         </w:rPr>
         <w:t xml:space="preserve"> </w:t>
       </w:r>
@@ -6197,12 +6027,12 @@
           <w:rFonts w:ascii="Arial Narrow" w:eastAsia="Calibri" w:hAnsi="Arial Narrow" w:cs="Arial"/>
           <w:kern w:val="0"/>
           <w:u w:val="single"/>
-          <w14:ligatures w14:val="none"/>
+          <ns2:ligatures ns2:val="none"/>
         </w:rPr>
         <w:t xml:space="preserve">Ello bajo apercibimiento de no realizar la audiencia de conciliación y levantar el acta de inasistencia correspondiente. </w:t>
       </w:r>
     </w:p>
-    <w:p>
+    <w:p ns2:paraId="19088877" ns2:textId="77777777">
       <w:pPr>
         <w:suppressAutoHyphens/>
         <w:spacing w:after="0" w:line="240" w:lineRule="auto"/>
@@ -6211,11 +6041,11 @@
           <w:rFonts w:ascii="Arial Narrow" w:eastAsia="Calibri" w:hAnsi="Arial Narrow" w:cs="Arial"/>
           <w:kern w:val="0"/>
           <w:u w:val="single"/>
-          <w14:ligatures w14:val="none"/>
-        </w:rPr>
-      </w:pPr>
-    </w:p>
-    <w:p>
+          <ns2:ligatures ns2:val="none"/>
+        </w:rPr>
+      </w:pPr>
+    </w:p>
+    <w:p ns2:paraId="7767F307" ns2:textId="77777777">
       <w:pPr>
         <w:suppressAutoHyphens/>
         <w:spacing w:after="0" w:line="240" w:lineRule="auto"/>
@@ -6232,7 +6062,7 @@
           <w:b/>
           <w:spacing w:val="-3"/>
           <w:kern w:val="0"/>
-          <w14:ligatures w14:val="none"/>
+          <ns2:ligatures ns2:val="none"/>
         </w:rPr>
         <w:t>DÉCIMO</w:t>
       </w:r>
@@ -6243,7 +6073,7 @@
           <w:color w:val="000000"/>
           <w:kern w:val="0"/>
           <w:lang w:eastAsia="es-PE"/>
-          <w14:ligatures w14:val="none"/>
+          <ns2:ligatures ns2:val="none"/>
         </w:rPr>
         <w:t>:</w:t>
       </w:r>
@@ -6253,14 +6083,14 @@
           <w:color w:val="000000"/>
           <w:kern w:val="0"/>
           <w:lang w:eastAsia="es-PE"/>
-          <w14:ligatures w14:val="none"/>
+          <ns2:ligatures ns2:val="none"/>
         </w:rPr>
         <w:t xml:space="preserve"> poner en conocimiento de las partes que, antes de la emisión de la Resolución Final, tienen la posibilidad de formular su desistimiento o presentar el acuerdo arribado mediante la conciliación, mediación, transacción o cualquier otro que, de forma indubitable, deje constancia que se ha solucionado la controversia materia de denuncia.</w:t>
       </w:r>
       <w:bookmarkStart w:id="13" w:name="h.gjdgxs" w:colFirst="0" w:colLast="0"/>
       <w:bookmarkEnd w:id="13"/>
     </w:p>
-    <w:p>
+    <w:p ns2:paraId="69E33D6A" ns2:textId="77777777">
       <w:pPr>
         <w:suppressAutoHyphens/>
         <w:spacing w:after="0" w:line="240" w:lineRule="auto"/>
@@ -6270,11 +6100,11 @@
           <w:color w:val="000000"/>
           <w:kern w:val="0"/>
           <w:lang w:eastAsia="es-PE"/>
-          <w14:ligatures w14:val="none"/>
-        </w:rPr>
-      </w:pPr>
-    </w:p>
-    <w:p>
+          <ns2:ligatures ns2:val="none"/>
+        </w:rPr>
+      </w:pPr>
+    </w:p>
+    <w:p ns2:paraId="4DB7FEAC" ns2:textId="63E12C8A">
       <w:pPr>
         <w:suppressAutoHyphens/>
         <w:spacing w:after="0" w:line="240" w:lineRule="auto"/>
@@ -6306,7 +6136,7 @@
           <w:b/>
           <w:spacing w:val="-3"/>
           <w:kern w:val="0"/>
-          <w14:ligatures w14:val="none"/>
+          <ns2:ligatures ns2:val="none"/>
         </w:rPr>
         <w:t/>
       </w:r>
@@ -6316,7 +6146,7 @@
           <w:bCs/>
           <w:spacing w:val="-3"/>
           <w:kern w:val="0"/>
-          <w14:ligatures w14:val="none"/>
+          <ns2:ligatures ns2:val="none"/>
         </w:rPr>
         <w:t xml:space="preserve"/>
       </w:r>
@@ -6326,7 +6156,7 @@
           <w:bCs/>
           <w:spacing w:val="-3"/>
           <w:kern w:val="0"/>
-          <w14:ligatures w14:val="none"/>
+          <ns2:ligatures ns2:val="none"/>
         </w:rPr>
         <w:t xml:space="preserve"/>
       </w:r>
@@ -6337,7 +6167,7 @@
           <w:kern w:val="0"/>
           <w:shd w:val="clear" w:color="auto" w:fill="FFFFFF"/>
           <w:lang w:eastAsia="es-PE"/>
-          <w14:ligatures w14:val="none"/>
+          <ns2:ligatures ns2:val="none"/>
         </w:rPr>
         <w:t xml:space="preserve"/>
       </w:r>
@@ -6348,7 +6178,7 @@
           <w:kern w:val="0"/>
           <w:shd w:val="clear" w:color="auto" w:fill="FFFFFF"/>
           <w:lang w:eastAsia="es-PE"/>
-          <w14:ligatures w14:val="none"/>
+          <ns2:ligatures ns2:val="none"/>
         </w:rPr>
         <w:t xml:space="preserve"/>
       </w:r>
@@ -6359,7 +6189,7 @@
           <w:kern w:val="0"/>
           <w:shd w:val="clear" w:color="auto" w:fill="FFFFFF"/>
           <w:lang w:eastAsia="es-PE"/>
-          <w14:ligatures w14:val="none"/>
+          <ns2:ligatures ns2:val="none"/>
         </w:rPr>
         <w:t xml:space="preserve"/>
       </w:r>
@@ -6370,7 +6200,7 @@
           <w:kern w:val="0"/>
           <w:shd w:val="clear" w:color="auto" w:fill="FFFFFF"/>
           <w:lang w:eastAsia="es-PE"/>
-          <w14:ligatures w14:val="none"/>
+          <ns2:ligatures ns2:val="none"/>
         </w:rPr>
         <w:t xml:space="preserve"/>
       </w:r>
@@ -6415,7 +6245,7 @@
           <w:color w:val="000000"/>
           <w:kern w:val="0"/>
           <w:lang w:eastAsia="es-PE"/>
-          <w14:ligatures w14:val="none"/>
+          <ns2:ligatures ns2:val="none"/>
         </w:rPr>
         <w:t/>
       </w:r>
@@ -6439,7 +6269,7 @@
           <w:color w:val="000000"/>
           <w:kern w:val="0"/>
           <w:lang w:eastAsia="es-PE"/>
-          <w14:ligatures w14:val="none"/>
+          <ns2:ligatures ns2:val="none"/>
         </w:rPr>
         <w:t/>
       </w:r>
@@ -6465,7 +6295,7 @@
         <w:t/>
       </w:r>
     </w:p>
-    <w:p>
+    <w:p ns2:paraId="26B1ED4B" ns2:textId="77777777">
       <w:pPr>
         <w:suppressAutoHyphens/>
         <w:spacing w:after="0" w:line="240" w:lineRule="auto"/>
@@ -6475,7 +6305,7 @@
         </w:rPr>
       </w:pPr>
     </w:p>
-    <w:p>
+    <w:p ns2:paraId="12E923CD" ns2:textId="0B764F6B">
       <w:pPr>
         <w:suppressAutoHyphens/>
         <w:spacing w:line="240" w:lineRule="auto"/>
@@ -6564,7 +6394,7 @@
         <w:t xml:space="preserve"> la notificación.</w:t>
       </w:r>
     </w:p>
-    <w:p>
+    <w:p ns2:paraId="00B9B615" ns2:textId="77777777">
       <w:pPr>
         <w:suppressAutoHyphens/>
         <w:spacing w:after="0" w:line="240" w:lineRule="auto"/>
@@ -6575,55 +6405,55 @@
           <w:color w:val="000000"/>
           <w:kern w:val="0"/>
           <w:lang w:eastAsia="es-PE"/>
-          <w14:ligatures w14:val="none"/>
+          <ns2:ligatures ns2:val="none"/>
         </w:rPr>
       </w:pPr>
     </w:p>
     <w:bookmarkEnd w:id="0"/>
-    <w:p>
-      <w:pPr>
-        <w:spacing w:after="0" w:line="240" w:lineRule="auto"/>
-        <w:jc w:val="both"/>
-        <w:rPr>
-          <w:rFonts w:ascii="Arial Narrow" w:eastAsia="Arial Narrow" w:hAnsi="Arial Narrow" w:cs="Arial Narrow"/>
-          <w:b/>
-          <w:color w:val="000000"/>
-          <w:kern w:val="0"/>
-          <w:lang w:eastAsia="es-PE"/>
-          <w14:ligatures w14:val="none"/>
-        </w:rPr>
-      </w:pPr>
-    </w:p>
-    <w:p>
-      <w:pPr>
-        <w:spacing w:after="0" w:line="240" w:lineRule="auto"/>
-        <w:jc w:val="both"/>
-        <w:rPr>
-          <w:rFonts w:ascii="Arial Narrow" w:eastAsia="Arial Narrow" w:hAnsi="Arial Narrow" w:cs="Arial Narrow"/>
-          <w:b/>
-          <w:color w:val="000000"/>
-          <w:kern w:val="0"/>
-          <w:lang w:eastAsia="es-PE"/>
-          <w14:ligatures w14:val="none"/>
-        </w:rPr>
-      </w:pPr>
-    </w:p>
-    <w:p>
-      <w:pPr>
-        <w:spacing w:after="0" w:line="240" w:lineRule="auto"/>
-        <w:jc w:val="both"/>
-        <w:rPr>
-          <w:rFonts w:ascii="Arial Narrow" w:eastAsia="Arial Narrow" w:hAnsi="Arial Narrow" w:cs="Arial Narrow"/>
-          <w:b/>
-          <w:color w:val="000000"/>
-          <w:kern w:val="0"/>
-          <w:lang w:eastAsia="es-PE"/>
-          <w14:ligatures w14:val="none"/>
+    <w:p ns2:paraId="6F8AFAC6" ns2:textId="77777777">
+      <w:pPr>
+        <w:spacing w:after="0" w:line="240" w:lineRule="auto"/>
+        <w:jc w:val="both"/>
+        <w:rPr>
+          <w:rFonts w:ascii="Arial Narrow" w:eastAsia="Arial Narrow" w:hAnsi="Arial Narrow" w:cs="Arial Narrow"/>
+          <w:b/>
+          <w:color w:val="000000"/>
+          <w:kern w:val="0"/>
+          <w:lang w:eastAsia="es-PE"/>
+          <ns2:ligatures ns2:val="none"/>
+        </w:rPr>
+      </w:pPr>
+    </w:p>
+    <w:p ns2:paraId="5BECE2A9" ns2:textId="77777777">
+      <w:pPr>
+        <w:spacing w:after="0" w:line="240" w:lineRule="auto"/>
+        <w:jc w:val="both"/>
+        <w:rPr>
+          <w:rFonts w:ascii="Arial Narrow" w:eastAsia="Arial Narrow" w:hAnsi="Arial Narrow" w:cs="Arial Narrow"/>
+          <w:b/>
+          <w:color w:val="000000"/>
+          <w:kern w:val="0"/>
+          <w:lang w:eastAsia="es-PE"/>
+          <ns2:ligatures ns2:val="none"/>
+        </w:rPr>
+      </w:pPr>
+    </w:p>
+    <w:p ns2:paraId="5290426A" ns2:textId="77777777">
+      <w:pPr>
+        <w:spacing w:after="0" w:line="240" w:lineRule="auto"/>
+        <w:jc w:val="both"/>
+        <w:rPr>
+          <w:rFonts w:ascii="Arial Narrow" w:eastAsia="Arial Narrow" w:hAnsi="Arial Narrow" w:cs="Arial Narrow"/>
+          <w:b/>
+          <w:color w:val="000000"/>
+          <w:kern w:val="0"/>
+          <w:lang w:eastAsia="es-PE"/>
+          <ns2:ligatures ns2:val="none"/>
         </w:rPr>
       </w:pPr>
       <w:bookmarkStart w:id="15" w:name="_Hlk218074855"/>
     </w:p>
-    <w:p>
+    <w:p ns2:paraId="110978A9" ns2:textId="13EC8E21">
       <w:pPr>
         <w:spacing w:after="0" w:line="240" w:lineRule="auto"/>
         <w:jc w:val="center"/>
@@ -6631,7 +6461,7 @@
           <w:rFonts w:ascii="Arial Narrow" w:eastAsia="Calibri" w:hAnsi="Arial Narrow" w:cs="Arial"/>
           <w:color w:val="000000"/>
           <w:kern w:val="0"/>
-          <w14:ligatures w14:val="none"/>
+          <ns2:ligatures ns2:val="none"/>
         </w:rPr>
       </w:pPr>
       <w:r>
@@ -6639,12 +6469,12 @@
           <w:rFonts w:ascii="Arial Narrow" w:eastAsia="Calibri" w:hAnsi="Arial Narrow" w:cs="Arial"/>
           <w:color w:val="000000"/>
           <w:kern w:val="0"/>
-          <w14:ligatures w14:val="none"/>
+          <ns2:ligatures ns2:val="none"/>
         </w:rPr>
         <w:t>Firmado digitalmente por</w:t>
       </w:r>
     </w:p>
-    <w:p>
+    <w:p ns2:paraId="61B83DDD" ns2:textId="3F3FE38D">
       <w:pPr>
         <w:spacing w:after="0" w:line="240" w:lineRule="auto"/>
         <w:jc w:val="center"/>
@@ -6654,7 +6484,7 @@
           <w:bCs/>
           <w:color w:val="000000"/>
           <w:kern w:val="0"/>
-          <w14:ligatures w14:val="none"/>
+          <ns2:ligatures ns2:val="none"/>
         </w:rPr>
       </w:pPr>
       <w:r>
@@ -6664,12 +6494,12 @@
           <w:bCs/>
           <w:color w:val="000000"/>
           <w:kern w:val="0"/>
-          <w14:ligatures w14:val="none"/>
+          <ns2:ligatures ns2:val="none"/>
         </w:rPr>
         <w:t xml:space="preserve">EVELING ROA [APELLIDO]</w:t>
       </w:r>
     </w:p>
-    <w:p>
+    <w:p ns2:paraId="742A30B5" ns2:textId="77777777">
       <w:pPr>
         <w:spacing w:after="0" w:line="240" w:lineRule="auto"/>
         <w:jc w:val="center"/>
@@ -6679,7 +6509,7 @@
           <w:bCs/>
           <w:color w:val="000000"/>
           <w:kern w:val="0"/>
-          <w14:ligatures w14:val="none"/>
+          <ns2:ligatures ns2:val="none"/>
         </w:rPr>
       </w:pPr>
       <w:r>
@@ -6689,12 +6519,12 @@
           <w:bCs/>
           <w:color w:val="000000"/>
           <w:kern w:val="0"/>
-          <w14:ligatures w14:val="none"/>
+          <ns2:ligatures ns2:val="none"/>
         </w:rPr>
         <w:t>Secretaria Técnica</w:t>
       </w:r>
     </w:p>
-    <w:p>
+    <w:p ns2:paraId="119B7F66" ns2:textId="77777777">
       <w:pPr>
         <w:spacing w:after="0" w:line="240" w:lineRule="auto"/>
         <w:jc w:val="center"/>
@@ -6704,7 +6534,7 @@
           <w:bCs/>
           <w:color w:val="000000"/>
           <w:kern w:val="0"/>
-          <w14:ligatures w14:val="none"/>
+          <ns2:ligatures ns2:val="none"/>
         </w:rPr>
       </w:pPr>
       <w:r>
@@ -6714,26 +6544,26 @@
           <w:bCs/>
           <w:color w:val="000000"/>
           <w:kern w:val="0"/>
-          <w14:ligatures w14:val="none"/>
+          <ns2:ligatures ns2:val="none"/>
         </w:rPr>
         <w:t>Comisión de Protección al Consumidor 1</w:t>
       </w:r>
     </w:p>
-    <w:p>
-      <w:pPr>
-        <w:spacing w:after="0" w:line="240" w:lineRule="auto"/>
-        <w:jc w:val="both"/>
-        <w:rPr>
-          <w:rFonts w:ascii="Arial Narrow" w:eastAsia="Arial Narrow" w:hAnsi="Arial Narrow" w:cs="Arial Narrow"/>
-          <w:b/>
-          <w:color w:val="000000"/>
-          <w:kern w:val="0"/>
-          <w:lang w:eastAsia="es-PE"/>
-          <w14:ligatures w14:val="none"/>
-        </w:rPr>
-      </w:pPr>
-    </w:p>
-    <w:p>
+    <w:p ns2:paraId="15733869" ns2:textId="77777777">
+      <w:pPr>
+        <w:spacing w:after="0" w:line="240" w:lineRule="auto"/>
+        <w:jc w:val="both"/>
+        <w:rPr>
+          <w:rFonts w:ascii="Arial Narrow" w:eastAsia="Arial Narrow" w:hAnsi="Arial Narrow" w:cs="Arial Narrow"/>
+          <w:b/>
+          <w:color w:val="000000"/>
+          <w:kern w:val="0"/>
+          <w:lang w:eastAsia="es-PE"/>
+          <ns2:ligatures ns2:val="none"/>
+        </w:rPr>
+      </w:pPr>
+    </w:p>
+    <w:p ns2:paraId="0047CB25" ns2:textId="77777777">
       <w:pPr>
         <w:spacing w:after="0" w:line="240" w:lineRule="auto"/>
         <w:jc w:val="both"/>
@@ -6751,13 +6581,13 @@
           <w:sz w:val="16"/>
           <w:szCs w:val="16"/>
           <w:lang w:eastAsia="es-PE"/>
-          <w14:ligatures w14:val="none"/>
+          <ns2:ligatures ns2:val="none"/>
         </w:rPr>
         <w:t>LSM/JCQ</w:t>
       </w:r>
     </w:p>
     <w:bookmarkEnd w:id="15"/>
-    <w:p>
+    <w:p ns2:paraId="68107EE2" ns2:textId="77777777">
       <w:pPr>
         <w:spacing w:line="240" w:lineRule="auto"/>
         <w:rPr>
@@ -6766,8 +6596,8 @@
       </w:pPr>
     </w:p>
     <w:sectPr>
-      <w:headerReference w:type="default" r:id="rId8"/>
-      <w:footerReference w:type="default" r:id="rId9"/>
+      <w:headerReference w:type="default" ns3:id="rId8"/>
+      <w:footerReference w:type="default" ns3:id="rId9"/>
       <w:pgSz w:w="11906" w:h="16838"/>
       <w:pgMar w:top="1417" w:right="1701" w:bottom="1417" w:left="1701" w:header="708" w:footer="708" w:gutter="0"/>
       <w:cols w:space="708"/>

--- a/plantillas_maestras/03_seguro_desgravamen/negativa_cobertura/1_ddo_banco_o_financiera/mujer/TPL_3523_2025_SEGURO_DESGRAVAMEN_NEGATIVA_COBERTURA_BANCO_MUJER_R1.docx
+++ b/plantillas_maestras/03_seguro_desgravamen/negativa_cobertura/1_ddo_banco_o_financiera/mujer/TPL_3523_2025_SEGURO_DESGRAVAMEN_NEGATIVA_COBERTURA_BANCO_MUJER_R1.docx
@@ -5106,7 +5106,7 @@
           <w:sz w:val="20"/>
           <w:szCs w:val="20"/>
         </w:rPr>
-        <w:t xml:space="preserve">correr traslado de la presente resolución a Interseguro Compañía de Seguros S.A. y el Banco Internacional del Perú S.A.A. - Interbank para que, de conformidad con lo dispuesto por el artículo 26° de la Ley sobre Facultades, Normas y Organización del Indecopi, aprobado por Decreto Legislativo N° 8079, presente sus descargos sobre la imputación de cargos realizada en un plazo no mayor a cinco (5) días hábiles contado a partir del día siguiente de la notificación de la presente resolución, vencido el cual, el Secretario Técnico declarará en rebeldía a los denunciados que no lo hubieran presentado. Debe precisarse que de conformidad con lo establecido por el artículo 223° del Texto Único Ordenado de la Ley N° 27444, Ley del Procedimiento Administrativo General, las alegaciones y los hechos relevantes de la reclamación, salvo que hayan sido específicamente negadas en la contestación, se tendrán por aceptadas o meritadas como ciertas.</w:t>
+        <w:t xml:space="preserve">correr traslado de la presente resolución a Interseguro Compañía de Seguros S.A. y el Banco Internacional del Perú S.A.A. - Interbank para que, de conformidad con lo dispuesto por el artículo 26 de la Ley sobre Facultades, Normas y Organización del Indecopi, aprobada por Decreto Legislativo 807, presenten sus descargos sobre la imputación de cargos realizada en un plazo no mayor a cinco (5) días hábiles contado a partir del día siguiente de la notificación de la presente resolución, vencido el cual, el Secretario Técnico declarará en rebeldía a los denunciados que no lo hubieran presentado. Debe precisarse que de conformidad con lo establecido por el artículo 223 del Texto Único Ordenado de la Ley 27444, Ley del Procedimiento Administrativo General, las alegaciones y los hechos relevantes de la reclamación, salvo que hayan sido específicamente negadas en la contestación, se tendrán por aceptadas o merituadas como ciertas.</w:t>
       </w:r>
     </w:p>
     <w:p ns2:paraId="2F1C55D7" ns2:textId="77777777">
@@ -6496,7 +6496,7 @@
           <w:kern w:val="0"/>
           <ns2:ligatures ns2:val="none"/>
         </w:rPr>
-        <w:t xml:space="preserve">EVELING ROA [APELLIDO]</w:t>
+        <w:t xml:space="preserve">EVELING ROA QUISPE</w:t>
       </w:r>
     </w:p>
     <w:p ns2:paraId="742A30B5" ns2:textId="77777777">

--- a/plantillas_maestras/03_seguro_desgravamen/negativa_cobertura/1_ddo_banco_o_financiera/mujer/TPL_3523_2025_SEGURO_DESGRAVAMEN_NEGATIVA_COBERTURA_BANCO_MUJER_R1.docx
+++ b/plantillas_maestras/03_seguro_desgravamen/negativa_cobertura/1_ddo_banco_o_financiera/mujer/TPL_3523_2025_SEGURO_DESGRAVAMEN_NEGATIVA_COBERTURA_BANCO_MUJER_R1.docx
@@ -534,7 +534,7 @@
           <w:lang w:eastAsia="es-PE"/>
           <ns2:ligatures ns2:val="none"/>
         </w:rPr>
-        <w:t>6</w:t>
+        <w:t xml:space="preserve">6 de febrero de 2026</w:t>
       </w:r>
       <w:r>
         <w:rPr>
@@ -545,7 +545,7 @@
           <w:lang w:eastAsia="es-PE"/>
           <ns2:ligatures ns2:val="none"/>
         </w:rPr>
-        <w:t xml:space="preserve"> de </w:t>
+        <w:t xml:space="preserve"/>
       </w:r>
       <w:bookmarkStart w:id="1" w:name="_Hlk218508373"/>
       <w:r>
@@ -557,7 +557,7 @@
           <w:lang w:eastAsia="es-PE"/>
           <ns2:ligatures ns2:val="none"/>
         </w:rPr>
-        <w:t>febrero</w:t>
+        <w:t xml:space="preserve"/>
       </w:r>
       <w:r>
         <w:rPr>
@@ -568,7 +568,7 @@
           <w:lang w:eastAsia="es-PE"/>
           <ns2:ligatures ns2:val="none"/>
         </w:rPr>
-        <w:t xml:space="preserve"> de 2026</w:t>
+        <w:t xml:space="preserve"/>
       </w:r>
       <w:bookmarkEnd w:id="1"/>
     </w:p>
@@ -655,7 +655,7 @@
           <w:lang w:val="es-ES" w:eastAsia="es-ES"/>
           <ns2:ligatures ns2:val="none"/>
         </w:rPr>
-        <w:t xml:space="preserve">Mediante denuncia del 27 de octubre 2025, la señora [APELLIDO] denunció al Banco e Interseguro por presuntas infracciones a la Ley 29571, Código de Protección y Defensa del Consumidor (en adelante, Código), señalando lo siguiente:</w:t>
+        <w:t xml:space="preserve">Mediante denuncia del 27 de octubre de 2025, la señora [APELLIDO] denunció al Banco e Interseguro por presuntas infracciones a la Ley 29571, Código de Protección y Defensa del Consumidor (en adelante, Código), señalando lo siguiente:</w:t>
       </w:r>
       <w:r>
         <w:rPr>
@@ -988,7 +988,7 @@
           <w:lang w:eastAsia="es-ES"/>
           <ns2:ligatures ns2:val="none"/>
         </w:rPr>
-        <w:t xml:space="preserve">El 21 de septiembre del 2025, presentó ante </w:t>
+        <w:t xml:space="preserve">El 21 de setiembre de 2025, presentó ante </w:t>
       </w:r>
       <w:proofErr w:type="spellStart"/>
       <w:r>
@@ -1148,7 +1148,7 @@
           <w:lang w:eastAsia="es-ES"/>
           <ns2:ligatures ns2:val="none"/>
         </w:rPr>
-        <w:t xml:space="preserve">El 30 de septiembre del 2025, </w:t>
+        <w:t xml:space="preserve">El 30 de setiembre de 2025, </w:t>
       </w:r>
       <w:r>
         <w:rPr>
@@ -1324,7 +1324,7 @@
           <w:lang w:eastAsia="es-ES"/>
           <ns2:ligatures ns2:val="none"/>
         </w:rPr>
-        <w:t xml:space="preserve">El 6 de octubre del 2025, remitió un correo electrónico solicitando la revisión o apelación de la decisión de rechazo comunicada por el banco, sin haber recibido respuesta hasta la fecha, señalando además la inexistencia de un canal formal o procedimiento accesible para la </w:t>
+        <w:t xml:space="preserve">El 6 de octubre de 2025, remitió un correo electrónico solicitando la revisión o apelación de la decisión de rechazo comunicada por el banco, sin haber recibido respuesta hasta la fecha, señalando además la inexistencia de un canal formal o procedimiento accesible para la </w:t>
       </w:r>
       <w:r>
         <w:rPr>
@@ -3596,7 +3596,7 @@
           <w:lang w:eastAsia="es-PE"/>
           <ns2:ligatures ns2:val="none"/>
         </w:rPr>
-        <w:t xml:space="preserve">PRIMERO: admitir a trámite la denuncia del 27 de octubre 2025, interpuesta por la señora [DENUNCIANTE] contra Interseguro Compañía de Seguros S.A. y al Banco Internacional del Perú S.A.A. - Interbank, por lo siguiente:</w:t>
+        <w:t xml:space="preserve">PRIMERO: admitir a trámite la denuncia del 27 de octubre de 2025, interpuesta por la señora [DENUNCIANTE] contra Interseguro Compañía de Seguros S.A. y al Banco Internacional del Perú S.A.A. - Interbank, por lo siguiente:</w:t>
       </w:r>
       <w:r>
         <w:rPr>
@@ -4668,17 +4668,17 @@
           <w:lang w:val="es-ES" w:eastAsia="es-ES"/>
           <ns2:ligatures ns2:val="none"/>
         </w:rPr>
-        <w:t>27</w:t>
-      </w:r>
-      <w:r>
-        <w:rPr>
-          <w:rFonts w:ascii="Arial Narrow" w:eastAsia="Times New Roman" w:hAnsi="Arial Narrow" w:cs="Arial"/>
-          <w:color w:val="000000"/>
-          <w:kern w:val="0"/>
-          <w:lang w:val="es-ES" w:eastAsia="es-ES"/>
-          <ns2:ligatures ns2:val="none"/>
-        </w:rPr>
-        <w:t xml:space="preserve"> de octubre 2025</w:t>
+        <w:t xml:space="preserve">27 de octubre de 2025</w:t>
+      </w:r>
+      <w:r>
+        <w:rPr>
+          <w:rFonts w:ascii="Arial Narrow" w:eastAsia="Times New Roman" w:hAnsi="Arial Narrow" w:cs="Arial"/>
+          <w:color w:val="000000"/>
+          <w:kern w:val="0"/>
+          <w:lang w:val="es-ES" w:eastAsia="es-ES"/>
+          <ns2:ligatures ns2:val="none"/>
+        </w:rPr>
+        <w:t xml:space="preserve"/>
       </w:r>
       <w:r>
         <w:rPr>
@@ -6904,7 +6904,7 @@
           <w:sz w:val="14"/>
           <w:szCs w:val="14"/>
         </w:rPr>
-        <w:t>el 2 de setiembre del 2010 en el Diario Oficial El Peruano, vigente desde el 2 de octubre del 2010 y modificado por Decreto Legislativo 1308.</w:t>
+        <w:t xml:space="preserve">el 2 de setiembre de 2010 en el Diario Oficial El Peruano, vigente desde el 2 de octubre de 2010 y modificado por Decreto Legislativo 1308.</w:t>
       </w:r>
     </w:p>
     <w:p>

--- a/plantillas_maestras/03_seguro_desgravamen/negativa_cobertura/1_ddo_banco_o_financiera/mujer/TPL_3523_2025_SEGURO_DESGRAVAMEN_NEGATIVA_COBERTURA_BANCO_MUJER_R1.docx
+++ b/plantillas_maestras/03_seguro_desgravamen/negativa_cobertura/1_ddo_banco_o_financiera/mujer/TPL_3523_2025_SEGURO_DESGRAVAMEN_NEGATIVA_COBERTURA_BANCO_MUJER_R1.docx
@@ -1,8 +1,8 @@
 
 <file path=word/document.xml><?xml version="1.0" encoding="utf-8"?>
-<w:document xmlns:ns1="http://schemas.openxmlformats.org/markup-compatibility/2006" xmlns:ns2="http://schemas.microsoft.com/office/word/2010/wordml" xmlns:ns3="http://schemas.openxmlformats.org/officeDocument/2006/relationships" xmlns:w="http://schemas.openxmlformats.org/wordprocessingml/2006/main" ns1:Ignorable="w14 w15 w16se w16cid w16 w16cex w16sdtdh w16sdtfl w16du wp14">
+<w:document xmlns:mc="http://schemas.openxmlformats.org/markup-compatibility/2006" xmlns:r="http://schemas.openxmlformats.org/officeDocument/2006/relationships" xmlns:w="http://schemas.openxmlformats.org/wordprocessingml/2006/main" xmlns:w14="http://schemas.microsoft.com/office/word/2010/wordml" xmlns:w15="http://schemas.microsoft.com/office/word/2012/wordml" xmlns:w16="http://schemas.microsoft.com/office/word/2018/wordml" xmlns:w16cex="http://schemas.microsoft.com/office/word/2018/wordml/cex" xmlns:w16cid="http://schemas.microsoft.com/office/word/2016/wordml/cid" xmlns:w16du="http://schemas.microsoft.com/office/word/2023/wordml/word16du" xmlns:w16sdtdh="http://schemas.microsoft.com/office/word/2020/wordml/sdtdatahash" xmlns:w16se="http://schemas.microsoft.com/office/word/2015/wordml/symex" xmlns:wp14="http://schemas.microsoft.com/office/word/2010/wordprocessingDrawing" mc:Ignorable="w14 w15 w16se w16cid w16 w16cex w16sdtdh w16du wp14">
   <w:body>
-    <w:p ns2:paraId="4D92E425" ns2:textId="186A927D">
+    <w:p>
       <w:pPr>
         <w:tabs>
           <w:tab w:val="left" w:pos="1701"/>
@@ -14,7 +14,7 @@
           <w:color w:val="000000"/>
           <w:kern w:val="0"/>
           <w:lang w:eastAsia="es-PE"/>
-          <ns2:ligatures ns2:val="none"/>
+          <w14:ligatures w14:val="none"/>
         </w:rPr>
       </w:pPr>
       <w:bookmarkStart w:id="0" w:name="_Hlk80343540"/>
@@ -25,7 +25,7 @@
           <w:color w:val="000000"/>
           <w:kern w:val="0"/>
           <w:lang w:eastAsia="es-PE"/>
-          <ns2:ligatures ns2:val="none"/>
+          <w14:ligatures w14:val="none"/>
         </w:rPr>
         <w:t>EX</w:t>
       </w:r>
@@ -36,7 +36,7 @@
           <w:color w:val="000000"/>
           <w:kern w:val="0"/>
           <w:lang w:eastAsia="es-PE"/>
-          <ns2:ligatures ns2:val="none"/>
+          <w14:ligatures w14:val="none"/>
         </w:rPr>
         <w:t xml:space="preserve">PEDIENTE </w:t>
       </w:r>
@@ -47,7 +47,7 @@
           <w:color w:val="000000"/>
           <w:kern w:val="0"/>
           <w:lang w:eastAsia="es-PE"/>
-          <ns2:ligatures ns2:val="none"/>
+          <w14:ligatures w14:val="none"/>
         </w:rPr>
         <w:tab/>
       </w:r>
@@ -58,7 +58,7 @@
           <w:color w:val="000000"/>
           <w:kern w:val="0"/>
           <w:lang w:eastAsia="es-PE"/>
-          <ns2:ligatures ns2:val="none"/>
+          <w14:ligatures w14:val="none"/>
         </w:rPr>
         <w:t>:</w:t>
       </w:r>
@@ -69,7 +69,7 @@
           <w:color w:val="000000"/>
           <w:kern w:val="0"/>
           <w:lang w:eastAsia="es-PE"/>
-          <ns2:ligatures ns2:val="none"/>
+          <w14:ligatures w14:val="none"/>
         </w:rPr>
         <w:tab/>
       </w:r>
@@ -82,12 +82,12 @@
           <w:kern w:val="0"/>
           <w:shd w:val="clear" w:color="auto" w:fill="FFFFFF"/>
           <w:lang w:eastAsia="es-PE"/>
-          <ns2:ligatures ns2:val="none"/>
+          <w14:ligatures w14:val="none"/>
         </w:rPr>
         <w:t>3523-2025/CC1</w:t>
       </w:r>
     </w:p>
-    <w:p ns2:paraId="174737B6" ns2:textId="63FFD326">
+    <w:p>
       <w:pPr>
         <w:tabs>
           <w:tab w:val="left" w:pos="1701"/>
@@ -102,56 +102,26 @@
           <w:color w:val="000000"/>
           <w:kern w:val="0"/>
           <w:lang w:eastAsia="es-PE"/>
-          <ns2:ligatures ns2:val="none"/>
-        </w:rPr>
-      </w:pPr>
-      <w:r>
-        <w:rPr>
-          <w:rFonts w:ascii="Arial Narrow" w:eastAsia="Arial Narrow" w:hAnsi="Arial Narrow" w:cs="Arial Narrow"/>
-          <w:b/>
-          <w:color w:val="000000"/>
-          <w:kern w:val="0"/>
-          <w:lang w:eastAsia="es-PE"/>
-          <ns2:ligatures ns2:val="none"/>
-        </w:rPr>
-        <w:t xml:space="preserve">DENUNCIANTE:[DENUNCIANTE] (SEÑORA [APELLIDO])</w:t>
-      </w:r>
-      <w:r>
-        <w:rPr>
-          <w:rFonts w:ascii="Arial Narrow" w:eastAsia="Arial Narrow" w:hAnsi="Arial Narrow" w:cs="Arial Narrow"/>
-          <w:b/>
-          <w:color w:val="000000"/>
-          <w:kern w:val="0"/>
-          <w:lang w:eastAsia="es-PE"/>
-          <ns2:ligatures ns2:val="none"/>
-        </w:rPr>
+          <w14:ligatures w14:val="none"/>
+        </w:rPr>
+      </w:pPr>
+      <w:r>
+        <w:rPr>
+          <w:rFonts w:ascii="Arial Narrow" w:eastAsia="Arial Narrow" w:hAnsi="Arial Narrow" w:cs="Arial Narrow"/>
+          <w:b/>
+          <w:color w:val="000000"/>
+          <w:kern w:val="0"/>
+          <w:lang w:eastAsia="es-PE"/>
+          <w14:ligatures w14:val="none"/>
+        </w:rPr>
+        <w:t>DENUNCIANTE</w:t>
         <w:tab/>
-        <w:t/>
-      </w:r>
-      <w:r>
-        <w:rPr>
-          <w:rFonts w:ascii="Arial Narrow" w:eastAsia="Arial Narrow" w:hAnsi="Arial Narrow" w:cs="Arial Narrow"/>
-          <w:b/>
-          <w:color w:val="000000"/>
-          <w:kern w:val="0"/>
-          <w:lang w:eastAsia="es-PE"/>
-          <ns2:ligatures ns2:val="none"/>
-        </w:rPr>
+        <w:t>:</w:t>
         <w:tab/>
-      </w:r>
-      <w:r>
-        <w:rPr>
-          <w:rFonts w:ascii="Arial Narrow" w:eastAsia="Arial Narrow" w:hAnsi="Arial Narrow" w:cs="Arial Narrow"/>
-          <w:b/>
-          <w:color w:val="000000"/>
-          <w:kern w:val="0"/>
-          <w:lang w:eastAsia="es-PE"/>
-          <ns2:ligatures ns2:val="none"/>
-        </w:rPr>
-        <w:t/>
-      </w:r>
-    </w:p>
-    <w:p ns2:paraId="223101EF" ns2:textId="4A4BA39C">
+        <w:t xml:space="preserve">[DENUNCIANTE] (SEÑORA [APELLIDO])</w:t>
+      </w:r>
+    </w:p>
+    <w:p>
       <w:pPr>
         <w:tabs>
           <w:tab w:val="left" w:pos="1701"/>
@@ -166,17 +136,17 @@
           <w:color w:val="000000"/>
           <w:kern w:val="0"/>
           <w:lang w:eastAsia="es-PE"/>
-          <ns2:ligatures ns2:val="none"/>
-        </w:rPr>
-      </w:pPr>
-      <w:r>
-        <w:rPr>
-          <w:rFonts w:ascii="Arial Narrow" w:eastAsia="Arial Narrow" w:hAnsi="Arial Narrow" w:cs="Arial Narrow"/>
-          <w:b/>
-          <w:color w:val="000000"/>
-          <w:kern w:val="0"/>
-          <w:lang w:eastAsia="es-PE"/>
-          <ns2:ligatures ns2:val="none"/>
+          <w14:ligatures w14:val="none"/>
+        </w:rPr>
+      </w:pPr>
+      <w:r>
+        <w:rPr>
+          <w:rFonts w:ascii="Arial Narrow" w:eastAsia="Arial Narrow" w:hAnsi="Arial Narrow" w:cs="Arial Narrow"/>
+          <w:b/>
+          <w:color w:val="000000"/>
+          <w:kern w:val="0"/>
+          <w:lang w:eastAsia="es-PE"/>
+          <w14:ligatures w14:val="none"/>
         </w:rPr>
         <w:t>DENUNCIADOS</w:t>
       </w:r>
@@ -187,7 +157,7 @@
           <w:color w:val="000000"/>
           <w:kern w:val="0"/>
           <w:lang w:eastAsia="es-PE"/>
-          <ns2:ligatures ns2:val="none"/>
+          <w14:ligatures w14:val="none"/>
         </w:rPr>
         <w:tab/>
         <w:t>:</w:t>
@@ -199,7 +169,7 @@
           <w:color w:val="000000"/>
           <w:kern w:val="0"/>
           <w:lang w:eastAsia="es-PE"/>
-          <ns2:ligatures ns2:val="none"/>
+          <w14:ligatures w14:val="none"/>
         </w:rPr>
         <w:tab/>
       </w:r>
@@ -210,7 +180,7 @@
           <w:color w:val="000000"/>
           <w:kern w:val="0"/>
           <w:lang w:eastAsia="es-PE"/>
-          <ns2:ligatures ns2:val="none"/>
+          <w14:ligatures w14:val="none"/>
         </w:rPr>
         <w:t>BANCO INTERNACIONAL DEL PERÚ S.A.A. - INTERBANK</w:t>
       </w:r>
@@ -221,7 +191,7 @@
           <w:color w:val="000000"/>
           <w:kern w:val="0"/>
           <w:lang w:eastAsia="es-PE"/>
-          <ns2:ligatures ns2:val="none"/>
+          <w14:ligatures w14:val="none"/>
         </w:rPr>
         <w:t xml:space="preserve"> </w:t>
       </w:r>
@@ -232,7 +202,7 @@
           <w:color w:val="000000"/>
           <w:kern w:val="0"/>
           <w:lang w:eastAsia="es-PE"/>
-          <ns2:ligatures ns2:val="none"/>
+          <w14:ligatures w14:val="none"/>
         </w:rPr>
         <w:t>(</w:t>
       </w:r>
@@ -243,7 +213,7 @@
           <w:color w:val="000000"/>
           <w:kern w:val="0"/>
           <w:lang w:eastAsia="es-PE"/>
-          <ns2:ligatures ns2:val="none"/>
+          <w14:ligatures w14:val="none"/>
         </w:rPr>
         <w:t>BANCO</w:t>
       </w:r>
@@ -254,12 +224,12 @@
           <w:color w:val="000000"/>
           <w:kern w:val="0"/>
           <w:lang w:eastAsia="es-PE"/>
-          <ns2:ligatures ns2:val="none"/>
+          <w14:ligatures w14:val="none"/>
         </w:rPr>
         <w:t xml:space="preserve">) </w:t>
       </w:r>
     </w:p>
-    <w:p ns2:paraId="4D23E5DF" ns2:textId="2BBA2611">
+    <w:p>
       <w:pPr>
         <w:tabs>
           <w:tab w:val="left" w:pos="1701"/>
@@ -274,17 +244,17 @@
           <w:color w:val="000000"/>
           <w:kern w:val="0"/>
           <w:lang w:eastAsia="es-PE"/>
-          <ns2:ligatures ns2:val="none"/>
-        </w:rPr>
-      </w:pPr>
-      <w:r>
-        <w:rPr>
-          <w:rFonts w:ascii="Arial Narrow" w:eastAsia="Arial Narrow" w:hAnsi="Arial Narrow" w:cs="Arial Narrow"/>
-          <w:b/>
-          <w:color w:val="000000"/>
-          <w:kern w:val="0"/>
-          <w:lang w:eastAsia="es-PE"/>
-          <ns2:ligatures ns2:val="none"/>
+          <w14:ligatures w14:val="none"/>
+        </w:rPr>
+      </w:pPr>
+      <w:r>
+        <w:rPr>
+          <w:rFonts w:ascii="Arial Narrow" w:eastAsia="Arial Narrow" w:hAnsi="Arial Narrow" w:cs="Arial Narrow"/>
+          <w:b/>
+          <w:color w:val="000000"/>
+          <w:kern w:val="0"/>
+          <w:lang w:eastAsia="es-PE"/>
+          <w14:ligatures w14:val="none"/>
         </w:rPr>
         <w:tab/>
       </w:r>
@@ -295,7 +265,7 @@
           <w:color w:val="000000"/>
           <w:kern w:val="0"/>
           <w:lang w:eastAsia="es-PE"/>
-          <ns2:ligatures ns2:val="none"/>
+          <w14:ligatures w14:val="none"/>
         </w:rPr>
         <w:tab/>
       </w:r>
@@ -306,7 +276,7 @@
           <w:color w:val="000000"/>
           <w:kern w:val="0"/>
           <w:lang w:eastAsia="es-PE"/>
-          <ns2:ligatures ns2:val="none"/>
+          <w14:ligatures w14:val="none"/>
         </w:rPr>
         <w:t>INTERSEGURO COMPAÑÍA DE SEGUROS S.A.</w:t>
       </w:r>
@@ -317,7 +287,7 @@
           <w:color w:val="000000"/>
           <w:kern w:val="0"/>
           <w:lang w:eastAsia="es-PE"/>
-          <ns2:ligatures ns2:val="none"/>
+          <w14:ligatures w14:val="none"/>
         </w:rPr>
         <w:t xml:space="preserve"> (</w:t>
       </w:r>
@@ -328,7 +298,7 @@
           <w:color w:val="000000"/>
           <w:kern w:val="0"/>
           <w:lang w:eastAsia="es-PE"/>
-          <ns2:ligatures ns2:val="none"/>
+          <w14:ligatures w14:val="none"/>
         </w:rPr>
         <w:t>INTERSEGURO</w:t>
       </w:r>
@@ -339,12 +309,12 @@
           <w:color w:val="000000"/>
           <w:kern w:val="0"/>
           <w:lang w:eastAsia="es-PE"/>
-          <ns2:ligatures ns2:val="none"/>
+          <w14:ligatures w14:val="none"/>
         </w:rPr>
         <w:t>)</w:t>
       </w:r>
     </w:p>
-    <w:p ns2:paraId="753670C1" ns2:textId="77777777">
+    <w:p>
       <w:pPr>
         <w:tabs>
           <w:tab w:val="left" w:pos="1701"/>
@@ -359,17 +329,17 @@
           <w:color w:val="000000"/>
           <w:kern w:val="0"/>
           <w:lang w:eastAsia="es-PE"/>
-          <ns2:ligatures ns2:val="none"/>
-        </w:rPr>
-      </w:pPr>
-      <w:r>
-        <w:rPr>
-          <w:rFonts w:ascii="Arial Narrow" w:eastAsia="Arial Narrow" w:hAnsi="Arial Narrow" w:cs="Arial Narrow"/>
-          <w:b/>
-          <w:color w:val="000000"/>
-          <w:kern w:val="0"/>
-          <w:lang w:eastAsia="es-PE"/>
-          <ns2:ligatures ns2:val="none"/>
+          <w14:ligatures w14:val="none"/>
+        </w:rPr>
+      </w:pPr>
+      <w:r>
+        <w:rPr>
+          <w:rFonts w:ascii="Arial Narrow" w:eastAsia="Arial Narrow" w:hAnsi="Arial Narrow" w:cs="Arial Narrow"/>
+          <w:b/>
+          <w:color w:val="000000"/>
+          <w:kern w:val="0"/>
+          <w:lang w:eastAsia="es-PE"/>
+          <w14:ligatures w14:val="none"/>
         </w:rPr>
         <w:t>MATERIAS</w:t>
       </w:r>
@@ -380,7 +350,7 @@
           <w:color w:val="000000"/>
           <w:kern w:val="0"/>
           <w:lang w:eastAsia="es-PE"/>
-          <ns2:ligatures ns2:val="none"/>
+          <w14:ligatures w14:val="none"/>
         </w:rPr>
         <w:tab/>
         <w:t xml:space="preserve">: </w:t>
@@ -392,13 +362,13 @@
           <w:color w:val="000000"/>
           <w:kern w:val="0"/>
           <w:lang w:eastAsia="es-PE"/>
-          <ns2:ligatures ns2:val="none"/>
+          <w14:ligatures w14:val="none"/>
         </w:rPr>
         <w:tab/>
         <w:t>ADMISIÓN A TRÁMITE</w:t>
       </w:r>
     </w:p>
-    <w:p ns2:paraId="449086A9" ns2:textId="77777777">
+    <w:p>
       <w:pPr>
         <w:tabs>
           <w:tab w:val="left" w:pos="1701"/>
@@ -413,22 +383,22 @@
           <w:color w:val="000000"/>
           <w:kern w:val="0"/>
           <w:lang w:eastAsia="es-PE"/>
-          <ns2:ligatures ns2:val="none"/>
-        </w:rPr>
-      </w:pPr>
-      <w:r>
-        <w:rPr>
-          <w:rFonts w:ascii="Arial Narrow" w:eastAsia="Arial Narrow" w:hAnsi="Arial Narrow" w:cs="Arial Narrow"/>
-          <w:b/>
-          <w:color w:val="000000"/>
-          <w:kern w:val="0"/>
-          <w:lang w:eastAsia="es-PE"/>
-          <ns2:ligatures ns2:val="none"/>
+          <w14:ligatures w14:val="none"/>
+        </w:rPr>
+      </w:pPr>
+      <w:r>
+        <w:rPr>
+          <w:rFonts w:ascii="Arial Narrow" w:eastAsia="Arial Narrow" w:hAnsi="Arial Narrow" w:cs="Arial Narrow"/>
+          <w:b/>
+          <w:color w:val="000000"/>
+          <w:kern w:val="0"/>
+          <w:lang w:eastAsia="es-PE"/>
+          <w14:ligatures w14:val="none"/>
         </w:rPr>
         <w:t xml:space="preserve">REQUERIMIENTO DE INFORMACIÓN </w:t>
       </w:r>
     </w:p>
-    <w:p ns2:paraId="778AE69F" ns2:textId="77777777">
+    <w:p>
       <w:pPr>
         <w:tabs>
           <w:tab w:val="left" w:pos="1701"/>
@@ -442,17 +412,17 @@
           <w:color w:val="000000"/>
           <w:kern w:val="0"/>
           <w:lang w:eastAsia="es-PE"/>
-          <ns2:ligatures ns2:val="none"/>
-        </w:rPr>
-      </w:pPr>
-      <w:r>
-        <w:rPr>
-          <w:rFonts w:ascii="Arial Narrow" w:eastAsia="Arial Narrow" w:hAnsi="Arial Narrow" w:cs="Arial Narrow"/>
-          <w:b/>
-          <w:color w:val="000000"/>
-          <w:kern w:val="0"/>
-          <w:lang w:eastAsia="es-PE"/>
-          <ns2:ligatures ns2:val="none"/>
+          <w14:ligatures w14:val="none"/>
+        </w:rPr>
+      </w:pPr>
+      <w:r>
+        <w:rPr>
+          <w:rFonts w:ascii="Arial Narrow" w:eastAsia="Arial Narrow" w:hAnsi="Arial Narrow" w:cs="Arial Narrow"/>
+          <w:b/>
+          <w:color w:val="000000"/>
+          <w:kern w:val="0"/>
+          <w:lang w:eastAsia="es-PE"/>
+          <w14:ligatures w14:val="none"/>
         </w:rPr>
         <w:t xml:space="preserve">RESOLUCIÓN </w:t>
       </w:r>
@@ -463,7 +433,7 @@
           <w:color w:val="000000"/>
           <w:kern w:val="0"/>
           <w:lang w:eastAsia="es-PE"/>
-          <ns2:ligatures ns2:val="none"/>
+          <w14:ligatures w14:val="none"/>
         </w:rPr>
         <w:tab/>
         <w:t>:</w:t>
@@ -475,13 +445,13 @@
           <w:color w:val="000000"/>
           <w:kern w:val="0"/>
           <w:lang w:eastAsia="es-PE"/>
-          <ns2:ligatures ns2:val="none"/>
+          <w14:ligatures w14:val="none"/>
         </w:rPr>
         <w:tab/>
         <w:t>1</w:t>
       </w:r>
     </w:p>
-    <w:p ns2:paraId="26BE4AD0" ns2:textId="77777777">
+    <w:p>
       <w:pPr>
         <w:tabs>
           <w:tab w:val="left" w:pos="1014"/>
@@ -494,11 +464,11 @@
           <w:kern w:val="0"/>
           <w:shd w:val="clear" w:color="auto" w:fill="FFFFFF"/>
           <w:lang w:eastAsia="es-PE"/>
-          <ns2:ligatures ns2:val="none"/>
-        </w:rPr>
-      </w:pPr>
-    </w:p>
-    <w:p ns2:paraId="6D48DA83" ns2:textId="74A74F4B">
+          <w14:ligatures w14:val="none"/>
+        </w:rPr>
+      </w:pPr>
+    </w:p>
+    <w:p>
       <w:pPr>
         <w:tabs>
           <w:tab w:val="left" w:pos="1014"/>
@@ -511,7 +481,7 @@
           <w:kern w:val="0"/>
           <w:shd w:val="clear" w:color="auto" w:fill="FFFFFF"/>
           <w:lang w:eastAsia="es-PE"/>
-          <ns2:ligatures ns2:val="none"/>
+          <w14:ligatures w14:val="none"/>
         </w:rPr>
       </w:pPr>
       <w:r>
@@ -521,7 +491,7 @@
           <w:kern w:val="0"/>
           <w:shd w:val="clear" w:color="auto" w:fill="FFFFFF"/>
           <w:lang w:eastAsia="es-PE"/>
-          <ns2:ligatures ns2:val="none"/>
+          <w14:ligatures w14:val="none"/>
         </w:rPr>
         <w:t xml:space="preserve">Lima, </w:t>
       </w:r>
@@ -532,7 +502,7 @@
           <w:kern w:val="0"/>
           <w:shd w:val="clear" w:color="auto" w:fill="FFFFFF"/>
           <w:lang w:eastAsia="es-PE"/>
-          <ns2:ligatures ns2:val="none"/>
+          <w14:ligatures w14:val="none"/>
         </w:rPr>
         <w:t xml:space="preserve">6 de febrero de 2026</w:t>
       </w:r>
@@ -543,7 +513,7 @@
           <w:kern w:val="0"/>
           <w:shd w:val="clear" w:color="auto" w:fill="FFFFFF"/>
           <w:lang w:eastAsia="es-PE"/>
-          <ns2:ligatures ns2:val="none"/>
+          <w14:ligatures w14:val="none"/>
         </w:rPr>
         <w:t xml:space="preserve"/>
       </w:r>
@@ -555,7 +525,7 @@
           <w:kern w:val="0"/>
           <w:shd w:val="clear" w:color="auto" w:fill="FFFFFF"/>
           <w:lang w:eastAsia="es-PE"/>
-          <ns2:ligatures ns2:val="none"/>
+          <w14:ligatures w14:val="none"/>
         </w:rPr>
         <w:t xml:space="preserve"/>
       </w:r>
@@ -566,13 +536,13 @@
           <w:kern w:val="0"/>
           <w:shd w:val="clear" w:color="auto" w:fill="FFFFFF"/>
           <w:lang w:eastAsia="es-PE"/>
-          <ns2:ligatures ns2:val="none"/>
+          <w14:ligatures w14:val="none"/>
         </w:rPr>
         <w:t xml:space="preserve"/>
       </w:r>
       <w:bookmarkEnd w:id="1"/>
     </w:p>
-    <w:p ns2:paraId="1EF3C256" ns2:textId="77777777">
+    <w:p>
       <w:pPr>
         <w:tabs>
           <w:tab w:val="left" w:pos="1014"/>
@@ -584,11 +554,11 @@
           <w:color w:val="000000"/>
           <w:kern w:val="0"/>
           <w:lang w:eastAsia="es-PE"/>
-          <ns2:ligatures ns2:val="none"/>
-        </w:rPr>
-      </w:pPr>
-    </w:p>
-    <w:p ns2:paraId="087322B4" ns2:textId="77777777">
+          <w14:ligatures w14:val="none"/>
+        </w:rPr>
+      </w:pPr>
+    </w:p>
+    <w:p>
       <w:pPr>
         <w:numPr>
           <w:ilvl w:val="0"/>
@@ -602,22 +572,22 @@
           <w:color w:val="000000"/>
           <w:kern w:val="0"/>
           <w:lang w:eastAsia="es-PE"/>
-          <ns2:ligatures ns2:val="none"/>
-        </w:rPr>
-      </w:pPr>
-      <w:r>
-        <w:rPr>
-          <w:rFonts w:ascii="Arial Narrow" w:eastAsia="Arial Narrow" w:hAnsi="Arial Narrow" w:cs="Arial Narrow"/>
-          <w:b/>
-          <w:color w:val="000000"/>
-          <w:kern w:val="0"/>
-          <w:lang w:eastAsia="es-PE"/>
-          <ns2:ligatures ns2:val="none"/>
+          <w14:ligatures w14:val="none"/>
+        </w:rPr>
+      </w:pPr>
+      <w:r>
+        <w:rPr>
+          <w:rFonts w:ascii="Arial Narrow" w:eastAsia="Arial Narrow" w:hAnsi="Arial Narrow" w:cs="Arial Narrow"/>
+          <w:b/>
+          <w:color w:val="000000"/>
+          <w:kern w:val="0"/>
+          <w:lang w:eastAsia="es-PE"/>
+          <w14:ligatures w14:val="none"/>
         </w:rPr>
         <w:t xml:space="preserve">HECHOS </w:t>
       </w:r>
     </w:p>
-    <w:p ns2:paraId="4407157A" ns2:textId="77777777">
+    <w:p>
       <w:pPr>
         <w:spacing w:after="0" w:line="240" w:lineRule="auto"/>
         <w:jc w:val="both"/>
@@ -626,11 +596,11 @@
           <w:color w:val="000000"/>
           <w:kern w:val="0"/>
           <w:lang w:eastAsia="es-PE"/>
-          <ns2:ligatures ns2:val="none"/>
-        </w:rPr>
-      </w:pPr>
-    </w:p>
-    <w:p ns2:paraId="5ECFCB1A" ns2:textId="12C54C80">
+          <w14:ligatures w14:val="none"/>
+        </w:rPr>
+      </w:pPr>
+    </w:p>
+    <w:p>
       <w:pPr>
         <w:numPr>
           <w:ilvl w:val="1"/>
@@ -644,16 +614,16 @@
           <w:color w:val="000000"/>
           <w:kern w:val="0"/>
           <w:lang w:val="es-ES" w:eastAsia="es-ES"/>
-          <ns2:ligatures ns2:val="none"/>
-        </w:rPr>
-      </w:pPr>
-      <w:r>
-        <w:rPr>
-          <w:rFonts w:ascii="Arial Narrow" w:eastAsia="Times New Roman" w:hAnsi="Arial Narrow" w:cs="Arial"/>
-          <w:color w:val="000000"/>
-          <w:kern w:val="0"/>
-          <w:lang w:val="es-ES" w:eastAsia="es-ES"/>
-          <ns2:ligatures ns2:val="none"/>
+          <w14:ligatures w14:val="none"/>
+        </w:rPr>
+      </w:pPr>
+      <w:r>
+        <w:rPr>
+          <w:rFonts w:ascii="Arial Narrow" w:eastAsia="Times New Roman" w:hAnsi="Arial Narrow" w:cs="Arial"/>
+          <w:color w:val="000000"/>
+          <w:kern w:val="0"/>
+          <w:lang w:val="es-ES" w:eastAsia="es-ES"/>
+          <w14:ligatures w14:val="none"/>
         </w:rPr>
         <w:t xml:space="preserve">Mediante denuncia del 27 de octubre de 2025, la señora [APELLIDO] denunció al Banco e Interseguro por presuntas infracciones a la Ley 29571, Código de Protección y Defensa del Consumidor (en adelante, Código), señalando lo siguiente:</w:t>
       </w:r>
@@ -663,7 +633,7 @@
           <w:color w:val="000000"/>
           <w:kern w:val="0"/>
           <w:lang w:val="es-ES" w:eastAsia="es-ES"/>
-          <ns2:ligatures ns2:val="none"/>
+          <w14:ligatures w14:val="none"/>
         </w:rPr>
         <w:t/>
       </w:r>
@@ -673,7 +643,7 @@
           <w:color w:val="000000"/>
           <w:kern w:val="0"/>
           <w:lang w:val="es-ES" w:eastAsia="es-ES"/>
-          <ns2:ligatures ns2:val="none"/>
+          <w14:ligatures w14:val="none"/>
         </w:rPr>
         <w:t xml:space="preserve"/>
       </w:r>
@@ -685,7 +655,7 @@
           <w:kern w:val="0"/>
           <w:vertAlign w:val="superscript"/>
           <w:lang w:val="es-ES" w:eastAsia="es-ES"/>
-          <ns2:ligatures ns2:val="none"/>
+          <w14:ligatures w14:val="none"/>
         </w:rPr>
         <w:footnoteReference w:id="1"/>
       </w:r>
@@ -693,7 +663,7 @@
         <w:rPr>
           <w:rFonts w:ascii="Arial Narrow" w:eastAsia="Calibri" w:hAnsi="Arial Narrow" w:cs="Arial"/>
           <w:kern w:val="0"/>
-          <ns2:ligatures ns2:val="none"/>
+          <w14:ligatures w14:val="none"/>
         </w:rPr>
         <w:t xml:space="preserve"/>
       </w:r>
@@ -701,7 +671,7 @@
         <w:rPr>
           <w:rFonts w:ascii="Arial Narrow" w:eastAsia="Calibri" w:hAnsi="Arial Narrow" w:cs="Arial"/>
           <w:kern w:val="0"/>
-          <ns2:ligatures ns2:val="none"/>
+          <w14:ligatures w14:val="none"/>
         </w:rPr>
         <w:t/>
       </w:r>
@@ -709,7 +679,7 @@
         <w:rPr>
           <w:rFonts w:ascii="Arial Narrow" w:eastAsia="Calibri" w:hAnsi="Arial Narrow" w:cs="Arial"/>
           <w:kern w:val="0"/>
-          <ns2:ligatures ns2:val="none"/>
+          <w14:ligatures w14:val="none"/>
         </w:rPr>
         <w:t xml:space="preserve"/>
       </w:r>
@@ -717,7 +687,7 @@
         <w:rPr>
           <w:rFonts w:ascii="Arial Narrow" w:eastAsia="Calibri" w:hAnsi="Arial Narrow" w:cs="Arial"/>
           <w:kern w:val="0"/>
-          <ns2:ligatures ns2:val="none"/>
+          <w14:ligatures w14:val="none"/>
         </w:rPr>
         <w:t xml:space="preserve"/>
       </w:r>
@@ -725,7 +695,7 @@
         <w:rPr>
           <w:rFonts w:ascii="Arial Narrow" w:eastAsia="Calibri" w:hAnsi="Arial Narrow" w:cs="Arial"/>
           <w:kern w:val="0"/>
-          <ns2:ligatures ns2:val="none"/>
+          <w14:ligatures w14:val="none"/>
         </w:rPr>
         <w:t/>
       </w:r>
@@ -735,7 +705,7 @@
           <w:color w:val="000000"/>
           <w:kern w:val="0"/>
           <w:lang w:val="es-ES" w:eastAsia="es-ES"/>
-          <ns2:ligatures ns2:val="none"/>
+          <w14:ligatures w14:val="none"/>
         </w:rPr>
         <w:t/>
       </w:r>
@@ -745,7 +715,7 @@
           <w:color w:val="000000"/>
           <w:kern w:val="0"/>
           <w:lang w:val="es-ES" w:eastAsia="es-ES"/>
-          <ns2:ligatures ns2:val="none"/>
+          <w14:ligatures w14:val="none"/>
         </w:rPr>
         <w:t/>
       </w:r>
@@ -755,7 +725,7 @@
           <w:color w:val="000000"/>
           <w:kern w:val="0"/>
           <w:lang w:val="es-ES" w:eastAsia="es-ES"/>
-          <ns2:ligatures ns2:val="none"/>
+          <w14:ligatures w14:val="none"/>
         </w:rPr>
         <w:t xml:space="preserve"/>
       </w:r>
@@ -765,7 +735,7 @@
           <w:color w:val="000000"/>
           <w:kern w:val="0"/>
           <w:lang w:val="es-ES" w:eastAsia="es-ES"/>
-          <ns2:ligatures ns2:val="none"/>
+          <w14:ligatures w14:val="none"/>
         </w:rPr>
         <w:t xml:space="preserve"/>
       </w:r>
@@ -775,7 +745,7 @@
           <w:color w:val="000000"/>
           <w:kern w:val="0"/>
           <w:lang w:val="es-ES" w:eastAsia="es-ES"/>
-          <ns2:ligatures ns2:val="none"/>
+          <w14:ligatures w14:val="none"/>
         </w:rPr>
         <w:t xml:space="preserve"/>
       </w:r>
@@ -786,7 +756,7 @@
           <w:color w:val="000000"/>
           <w:kern w:val="0"/>
           <w:lang w:val="es-ES" w:eastAsia="es-ES"/>
-          <ns2:ligatures ns2:val="none"/>
+          <w14:ligatures w14:val="none"/>
         </w:rPr>
         <w:t/>
       </w:r>
@@ -797,7 +767,7 @@
           <w:color w:val="000000"/>
           <w:kern w:val="0"/>
           <w:lang w:val="es-ES" w:eastAsia="es-ES"/>
-          <ns2:ligatures ns2:val="none"/>
+          <w14:ligatures w14:val="none"/>
         </w:rPr>
         <w:t xml:space="preserve"/>
       </w:r>
@@ -807,7 +777,7 @@
           <w:color w:val="000000"/>
           <w:kern w:val="0"/>
           <w:lang w:val="es-ES" w:eastAsia="es-ES"/>
-          <ns2:ligatures ns2:val="none"/>
+          <w14:ligatures w14:val="none"/>
         </w:rPr>
         <w:t xml:space="preserve"/>
       </w:r>
@@ -817,7 +787,7 @@
           <w:color w:val="000000"/>
           <w:kern w:val="0"/>
           <w:lang w:val="es-ES" w:eastAsia="es-ES"/>
-          <ns2:ligatures ns2:val="none"/>
+          <w14:ligatures w14:val="none"/>
         </w:rPr>
         <w:t/>
       </w:r>
@@ -829,7 +799,7 @@
           <w:kern w:val="0"/>
           <w:vertAlign w:val="superscript"/>
           <w:lang w:val="es-ES" w:eastAsia="es-ES"/>
-          <ns2:ligatures ns2:val="none"/>
+          <w14:ligatures w14:val="none"/>
         </w:rPr>
         <w:footnoteReference w:id="2"/>
       </w:r>
@@ -839,7 +809,7 @@
           <w:color w:val="000000"/>
           <w:kern w:val="0"/>
           <w:lang w:val="es-ES" w:eastAsia="es-ES"/>
-          <ns2:ligatures ns2:val="none"/>
+          <w14:ligatures w14:val="none"/>
         </w:rPr>
         <w:t xml:space="preserve"/>
       </w:r>
@@ -850,12 +820,12 @@
           <w:color w:val="000000"/>
           <w:kern w:val="0"/>
           <w:lang w:val="es-ES" w:eastAsia="es-ES"/>
-          <ns2:ligatures ns2:val="none"/>
+          <w14:ligatures w14:val="none"/>
         </w:rPr>
         <w:t/>
       </w:r>
     </w:p>
-    <w:p ns2:paraId="02A6B153" ns2:textId="77777777">
+    <w:p>
       <w:pPr>
         <w:spacing w:after="0" w:line="240" w:lineRule="auto"/>
         <w:jc w:val="both"/>
@@ -864,11 +834,11 @@
           <w:color w:val="000000"/>
           <w:kern w:val="0"/>
           <w:lang w:eastAsia="es-ES"/>
-          <ns2:ligatures ns2:val="none"/>
-        </w:rPr>
-      </w:pPr>
-    </w:p>
-    <w:p ns2:paraId="2C6AA793" ns2:textId="2FA1E97F">
+          <w14:ligatures w14:val="none"/>
+        </w:rPr>
+      </w:pPr>
+    </w:p>
+    <w:p>
       <w:pPr>
         <w:pStyle w:val="Prrafodelista"/>
         <w:numPr>
@@ -883,7 +853,7 @@
           <w:color w:val="000000"/>
           <w:kern w:val="0"/>
           <w:lang w:eastAsia="es-ES"/>
-          <ns2:ligatures ns2:val="none"/>
+          <w14:ligatures w14:val="none"/>
         </w:rPr>
       </w:pPr>
       <w:r>
@@ -892,7 +862,7 @@
           <w:color w:val="000000"/>
           <w:kern w:val="0"/>
           <w:lang w:eastAsia="es-ES"/>
-          <ns2:ligatures ns2:val="none"/>
+          <w14:ligatures w14:val="none"/>
         </w:rPr>
         <w:t>Contrató con</w:t>
       </w:r>
@@ -902,7 +872,7 @@
           <w:color w:val="000000"/>
           <w:kern w:val="0"/>
           <w:lang w:eastAsia="es-ES"/>
-          <ns2:ligatures ns2:val="none"/>
+          <w14:ligatures w14:val="none"/>
         </w:rPr>
         <w:t xml:space="preserve"> el Banco diversos productos financieros, consistentes en la Tarjeta de crédito 6****85-1, con un monto de deuda de S/ 3 417,95; la Tarjeta de crédito 8****30-1, respecto de la con un monto de deuda de S/ 17 242,51; así como el Crédito efectivo 0****52, con un saldo deudor de S/ 26 586,98</w:t>
       </w:r>
@@ -912,7 +882,7 @@
           <w:color w:val="000000"/>
           <w:kern w:val="0"/>
           <w:lang w:eastAsia="es-ES"/>
-          <ns2:ligatures ns2:val="none"/>
+          <w14:ligatures w14:val="none"/>
         </w:rPr>
         <w:t xml:space="preserve"> (en adelante, productos financieros)</w:t>
       </w:r>
@@ -922,7 +892,7 @@
           <w:color w:val="000000"/>
           <w:kern w:val="0"/>
           <w:lang w:eastAsia="es-ES"/>
-          <ns2:ligatures ns2:val="none"/>
+          <w14:ligatures w14:val="none"/>
         </w:rPr>
         <w:t>, encontrándose dichas obligaciones vigentes</w:t>
       </w:r>
@@ -932,7 +902,7 @@
           <w:color w:val="000000"/>
           <w:kern w:val="0"/>
           <w:lang w:eastAsia="es-ES"/>
-          <ns2:ligatures ns2:val="none"/>
+          <w14:ligatures w14:val="none"/>
         </w:rPr>
         <w:t xml:space="preserve"> y cada uno contaba con su respectivo Seguro de Desgravamen</w:t>
       </w:r>
@@ -942,12 +912,12 @@
           <w:color w:val="000000"/>
           <w:kern w:val="0"/>
           <w:lang w:eastAsia="es-ES"/>
-          <ns2:ligatures ns2:val="none"/>
+          <w14:ligatures w14:val="none"/>
         </w:rPr>
         <w:t>.</w:t>
       </w:r>
     </w:p>
-    <w:p ns2:paraId="12AB7D7C" ns2:textId="77777777">
+    <w:p>
       <w:pPr>
         <w:pStyle w:val="Prrafodelista"/>
         <w:spacing w:after="0" w:line="240" w:lineRule="auto"/>
@@ -958,11 +928,11 @@
           <w:color w:val="000000"/>
           <w:kern w:val="0"/>
           <w:lang w:eastAsia="es-ES"/>
-          <ns2:ligatures ns2:val="none"/>
-        </w:rPr>
-      </w:pPr>
-    </w:p>
-    <w:p ns2:paraId="57F9B1AC" ns2:textId="6B89CCCB">
+          <w14:ligatures w14:val="none"/>
+        </w:rPr>
+      </w:pPr>
+    </w:p>
+    <w:p>
       <w:pPr>
         <w:pStyle w:val="Prrafodelista"/>
         <w:numPr>
@@ -977,7 +947,7 @@
           <w:color w:val="000000"/>
           <w:kern w:val="0"/>
           <w:lang w:eastAsia="es-ES"/>
-          <ns2:ligatures ns2:val="none"/>
+          <w14:ligatures w14:val="none"/>
         </w:rPr>
       </w:pPr>
       <w:r>
@@ -986,7 +956,7 @@
           <w:color w:val="000000"/>
           <w:kern w:val="0"/>
           <w:lang w:eastAsia="es-ES"/>
-          <ns2:ligatures ns2:val="none"/>
+          <w14:ligatures w14:val="none"/>
         </w:rPr>
         <w:t xml:space="preserve">El 21 de setiembre de 2025, presentó ante </w:t>
       </w:r>
@@ -997,7 +967,7 @@
           <w:color w:val="000000"/>
           <w:kern w:val="0"/>
           <w:lang w:eastAsia="es-ES"/>
-          <ns2:ligatures ns2:val="none"/>
+          <w14:ligatures w14:val="none"/>
         </w:rPr>
         <w:t>Interseguro</w:t>
       </w:r>
@@ -1008,7 +978,7 @@
           <w:color w:val="000000"/>
           <w:kern w:val="0"/>
           <w:lang w:eastAsia="es-ES"/>
-          <ns2:ligatures ns2:val="none"/>
+          <w14:ligatures w14:val="none"/>
         </w:rPr>
         <w:t xml:space="preserve">, a través de su página web de registro de siniestros, la solicitud CIS-A92537 para la activación del </w:t>
       </w:r>
@@ -1018,7 +988,7 @@
           <w:color w:val="000000"/>
           <w:kern w:val="0"/>
           <w:lang w:eastAsia="es-ES"/>
-          <ns2:ligatures ns2:val="none"/>
+          <w14:ligatures w14:val="none"/>
         </w:rPr>
         <w:t>Seguro de Desgravamen</w:t>
       </w:r>
@@ -1028,7 +998,7 @@
           <w:color w:val="000000"/>
           <w:kern w:val="0"/>
           <w:lang w:eastAsia="es-ES"/>
-          <ns2:ligatures ns2:val="none"/>
+          <w14:ligatures w14:val="none"/>
         </w:rPr>
         <w:t xml:space="preserve"> </w:t>
       </w:r>
@@ -1038,7 +1008,7 @@
           <w:color w:val="000000"/>
           <w:kern w:val="0"/>
           <w:lang w:eastAsia="es-ES"/>
-          <ns2:ligatures ns2:val="none"/>
+          <w14:ligatures w14:val="none"/>
         </w:rPr>
         <w:t>por invalidez total y definitiva, adjuntando su historia clínica, el dictamen del comité médico y la documentación requerida.</w:t>
       </w:r>
@@ -1048,12 +1018,12 @@
           <w:color w:val="000000"/>
           <w:kern w:val="0"/>
           <w:lang w:eastAsia="es-ES"/>
-          <ns2:ligatures ns2:val="none"/>
+          <w14:ligatures w14:val="none"/>
         </w:rPr>
         <w:t xml:space="preserve"> </w:t>
       </w:r>
     </w:p>
-    <w:p ns2:paraId="2121F318" ns2:textId="77777777">
+    <w:p>
       <w:pPr>
         <w:pStyle w:val="Prrafodelista"/>
         <w:spacing w:after="0" w:line="240" w:lineRule="auto"/>
@@ -1064,11 +1034,11 @@
           <w:color w:val="000000"/>
           <w:kern w:val="0"/>
           <w:lang w:eastAsia="es-ES"/>
-          <ns2:ligatures ns2:val="none"/>
-        </w:rPr>
-      </w:pPr>
-    </w:p>
-    <w:p ns2:paraId="2E77B0DE" ns2:textId="5B9885AE">
+          <w14:ligatures w14:val="none"/>
+        </w:rPr>
+      </w:pPr>
+    </w:p>
+    <w:p>
       <w:pPr>
         <w:pStyle w:val="Prrafodelista"/>
         <w:numPr>
@@ -1083,7 +1053,7 @@
           <w:color w:val="000000"/>
           <w:kern w:val="0"/>
           <w:lang w:eastAsia="es-ES"/>
-          <ns2:ligatures ns2:val="none"/>
+          <w14:ligatures w14:val="none"/>
         </w:rPr>
       </w:pPr>
       <w:r>
@@ -1092,7 +1062,7 @@
           <w:color w:val="000000"/>
           <w:kern w:val="0"/>
           <w:lang w:eastAsia="es-ES"/>
-          <ns2:ligatures ns2:val="none"/>
+          <w14:ligatures w14:val="none"/>
         </w:rPr>
         <w:t>P</w:t>
       </w:r>
@@ -1102,12 +1072,12 @@
           <w:color w:val="000000"/>
           <w:kern w:val="0"/>
           <w:lang w:eastAsia="es-ES"/>
-          <ns2:ligatures ns2:val="none"/>
+          <w14:ligatures w14:val="none"/>
         </w:rPr>
         <w:t>resentaba invalidez total y definitiva en un 97%, como consecuencia de insuficiencia renal crónica en grado 5, encontrándose en tratamiento de diálisis, así como retinopatía diabética severa, patologías que ocasionaron pérdida significativa de la visión y limitación completa de su capacidad laboral.</w:t>
       </w:r>
     </w:p>
-    <w:p ns2:paraId="40C903A0" ns2:textId="77777777">
+    <w:p>
       <w:pPr>
         <w:pStyle w:val="Prrafodelista"/>
         <w:spacing w:after="0" w:line="240" w:lineRule="auto"/>
@@ -1118,11 +1088,11 @@
           <w:color w:val="000000"/>
           <w:kern w:val="0"/>
           <w:lang w:eastAsia="es-ES"/>
-          <ns2:ligatures ns2:val="none"/>
-        </w:rPr>
-      </w:pPr>
-    </w:p>
-    <w:p ns2:paraId="7A9CD5D5" ns2:textId="4151DB29">
+          <w14:ligatures w14:val="none"/>
+        </w:rPr>
+      </w:pPr>
+    </w:p>
+    <w:p>
       <w:pPr>
         <w:pStyle w:val="Prrafodelista"/>
         <w:numPr>
@@ -1137,7 +1107,7 @@
           <w:color w:val="000000"/>
           <w:kern w:val="0"/>
           <w:lang w:eastAsia="es-ES"/>
-          <ns2:ligatures ns2:val="none"/>
+          <w14:ligatures w14:val="none"/>
         </w:rPr>
       </w:pPr>
       <w:r>
@@ -1146,7 +1116,7 @@
           <w:color w:val="000000"/>
           <w:kern w:val="0"/>
           <w:lang w:eastAsia="es-ES"/>
-          <ns2:ligatures ns2:val="none"/>
+          <w14:ligatures w14:val="none"/>
         </w:rPr>
         <w:t xml:space="preserve">El 30 de setiembre de 2025, </w:t>
       </w:r>
@@ -1156,7 +1126,7 @@
           <w:color w:val="000000"/>
           <w:kern w:val="0"/>
           <w:lang w:eastAsia="es-ES"/>
-          <ns2:ligatures ns2:val="none"/>
+          <w14:ligatures w14:val="none"/>
         </w:rPr>
         <w:t xml:space="preserve">el </w:t>
       </w:r>
@@ -1166,7 +1136,7 @@
           <w:color w:val="000000"/>
           <w:kern w:val="0"/>
           <w:lang w:eastAsia="es-ES"/>
-          <ns2:ligatures ns2:val="none"/>
+          <w14:ligatures w14:val="none"/>
         </w:rPr>
         <w:t xml:space="preserve">Banco </w:t>
       </w:r>
@@ -1176,7 +1146,7 @@
           <w:color w:val="000000"/>
           <w:kern w:val="0"/>
           <w:lang w:eastAsia="es-ES"/>
-          <ns2:ligatures ns2:val="none"/>
+          <w14:ligatures w14:val="none"/>
         </w:rPr>
         <w:t xml:space="preserve">le </w:t>
       </w:r>
@@ -1186,7 +1156,7 @@
           <w:color w:val="000000"/>
           <w:kern w:val="0"/>
           <w:lang w:eastAsia="es-ES"/>
-          <ns2:ligatures ns2:val="none"/>
+          <w14:ligatures w14:val="none"/>
         </w:rPr>
         <w:t xml:space="preserve">comunicó el rechazo de la solicitud de </w:t>
       </w:r>
@@ -1196,7 +1166,7 @@
           <w:color w:val="000000"/>
           <w:kern w:val="0"/>
           <w:lang w:eastAsia="es-ES"/>
-          <ns2:ligatures ns2:val="none"/>
+          <w14:ligatures w14:val="none"/>
         </w:rPr>
         <w:t>otorgamiento de cobertura</w:t>
       </w:r>
@@ -1206,7 +1176,7 @@
           <w:color w:val="000000"/>
           <w:kern w:val="0"/>
           <w:lang w:eastAsia="es-ES"/>
-          <ns2:ligatures ns2:val="none"/>
+          <w14:ligatures w14:val="none"/>
         </w:rPr>
         <w:t xml:space="preserve"> del </w:t>
       </w:r>
@@ -1216,7 +1186,7 @@
           <w:color w:val="000000"/>
           <w:kern w:val="0"/>
           <w:lang w:eastAsia="es-ES"/>
-          <ns2:ligatures ns2:val="none"/>
+          <w14:ligatures w14:val="none"/>
         </w:rPr>
         <w:t>Seguro de Desgravamen</w:t>
       </w:r>
@@ -1226,7 +1196,7 @@
           <w:color w:val="000000"/>
           <w:kern w:val="0"/>
           <w:lang w:eastAsia="es-ES"/>
-          <ns2:ligatures ns2:val="none"/>
+          <w14:ligatures w14:val="none"/>
         </w:rPr>
         <w:t xml:space="preserve"> </w:t>
       </w:r>
@@ -1236,7 +1206,7 @@
           <w:color w:val="000000"/>
           <w:kern w:val="0"/>
           <w:lang w:eastAsia="es-ES"/>
-          <ns2:ligatures ns2:val="none"/>
+          <w14:ligatures w14:val="none"/>
         </w:rPr>
         <w:t>de cada uno de los productos financieros</w:t>
       </w:r>
@@ -1246,7 +1216,7 @@
           <w:color w:val="000000"/>
           <w:kern w:val="0"/>
           <w:lang w:eastAsia="es-ES"/>
-          <ns2:ligatures ns2:val="none"/>
+          <w14:ligatures w14:val="none"/>
         </w:rPr>
         <w:t xml:space="preserve"> </w:t>
       </w:r>
@@ -1256,7 +1226,7 @@
           <w:color w:val="000000"/>
           <w:kern w:val="0"/>
           <w:lang w:eastAsia="es-ES"/>
-          <ns2:ligatures ns2:val="none"/>
+          <w14:ligatures w14:val="none"/>
         </w:rPr>
         <w:t xml:space="preserve">por invalidez total y definitiva presentada ante </w:t>
       </w:r>
@@ -1267,7 +1237,7 @@
           <w:color w:val="000000"/>
           <w:kern w:val="0"/>
           <w:lang w:eastAsia="es-ES"/>
-          <ns2:ligatures ns2:val="none"/>
+          <w14:ligatures w14:val="none"/>
         </w:rPr>
         <w:t>Interseguro</w:t>
       </w:r>
@@ -1278,12 +1248,12 @@
           <w:color w:val="000000"/>
           <w:kern w:val="0"/>
           <w:lang w:eastAsia="es-ES"/>
-          <ns2:ligatures ns2:val="none"/>
+          <w14:ligatures w14:val="none"/>
         </w:rPr>
         <w:t>, indicando que la invalidez declarada se encontraba relacionada con una enfermedad preexistente, identificada como diabetes mellitus tipo 2.</w:t>
       </w:r>
     </w:p>
-    <w:p ns2:paraId="6DC43BDF" ns2:textId="77777777">
+    <w:p>
       <w:pPr>
         <w:pStyle w:val="Prrafodelista"/>
         <w:spacing w:after="0" w:line="240" w:lineRule="auto"/>
@@ -1294,11 +1264,11 @@
           <w:color w:val="000000"/>
           <w:kern w:val="0"/>
           <w:lang w:eastAsia="es-ES"/>
-          <ns2:ligatures ns2:val="none"/>
-        </w:rPr>
-      </w:pPr>
-    </w:p>
-    <w:p ns2:paraId="1C39BEA5" ns2:textId="4BA64E19">
+          <w14:ligatures w14:val="none"/>
+        </w:rPr>
+      </w:pPr>
+    </w:p>
+    <w:p>
       <w:pPr>
         <w:pStyle w:val="Prrafodelista"/>
         <w:numPr>
@@ -1313,7 +1283,7 @@
           <w:color w:val="000000"/>
           <w:kern w:val="0"/>
           <w:lang w:eastAsia="es-ES"/>
-          <ns2:ligatures ns2:val="none"/>
+          <w14:ligatures w14:val="none"/>
         </w:rPr>
       </w:pPr>
       <w:r>
@@ -1322,7 +1292,7 @@
           <w:color w:val="000000"/>
           <w:kern w:val="0"/>
           <w:lang w:eastAsia="es-ES"/>
-          <ns2:ligatures ns2:val="none"/>
+          <w14:ligatures w14:val="none"/>
         </w:rPr>
         <w:t xml:space="preserve">El 6 de octubre de 2025, remitió un correo electrónico solicitando la revisión o apelación de la decisión de rechazo comunicada por el banco, sin haber recibido respuesta hasta la fecha, señalando además la inexistencia de un canal formal o procedimiento accesible para la </w:t>
       </w:r>
@@ -1332,7 +1302,7 @@
           <w:color w:val="000000"/>
           <w:kern w:val="0"/>
           <w:lang w:eastAsia="es-ES"/>
-          <ns2:ligatures ns2:val="none"/>
+          <w14:ligatures w14:val="none"/>
         </w:rPr>
         <w:t>apelación o revisión</w:t>
       </w:r>
@@ -1342,12 +1312,12 @@
           <w:color w:val="000000"/>
           <w:kern w:val="0"/>
           <w:lang w:eastAsia="es-ES"/>
-          <ns2:ligatures ns2:val="none"/>
+          <w14:ligatures w14:val="none"/>
         </w:rPr>
         <w:t xml:space="preserve"> de dicha decisión.</w:t>
       </w:r>
     </w:p>
-    <w:p ns2:paraId="6E537151" ns2:textId="77777777">
+    <w:p>
       <w:pPr>
         <w:pStyle w:val="Prrafodelista"/>
         <w:spacing w:after="0" w:line="240" w:lineRule="auto"/>
@@ -1358,11 +1328,11 @@
           <w:color w:val="000000"/>
           <w:kern w:val="0"/>
           <w:lang w:eastAsia="es-ES"/>
-          <ns2:ligatures ns2:val="none"/>
-        </w:rPr>
-      </w:pPr>
-    </w:p>
-    <w:p ns2:paraId="2FB14F49" ns2:textId="4E25766C">
+          <w14:ligatures w14:val="none"/>
+        </w:rPr>
+      </w:pPr>
+    </w:p>
+    <w:p>
       <w:pPr>
         <w:pStyle w:val="Prrafodelista"/>
         <w:numPr>
@@ -1377,7 +1347,7 @@
           <w:color w:val="000000"/>
           <w:kern w:val="0"/>
           <w:lang w:eastAsia="es-ES"/>
-          <ns2:ligatures ns2:val="none"/>
+          <w14:ligatures w14:val="none"/>
         </w:rPr>
       </w:pPr>
       <w:r>
@@ -1386,7 +1356,7 @@
           <w:color w:val="000000"/>
           <w:kern w:val="0"/>
           <w:lang w:eastAsia="es-ES"/>
-          <ns2:ligatures ns2:val="none"/>
+          <w14:ligatures w14:val="none"/>
         </w:rPr>
         <w:lastRenderedPageBreak/>
         <w:t xml:space="preserve">Luego de la comunicación del rechazo de la activación del seguro, </w:t>
@@ -1397,7 +1367,7 @@
           <w:color w:val="000000"/>
           <w:kern w:val="0"/>
           <w:lang w:eastAsia="es-ES"/>
-          <ns2:ligatures ns2:val="none"/>
+          <w14:ligatures w14:val="none"/>
         </w:rPr>
         <w:t xml:space="preserve">el </w:t>
       </w:r>
@@ -1407,7 +1377,7 @@
           <w:color w:val="000000"/>
           <w:kern w:val="0"/>
           <w:lang w:eastAsia="es-ES"/>
-          <ns2:ligatures ns2:val="none"/>
+          <w14:ligatures w14:val="none"/>
         </w:rPr>
         <w:t>Banco continuó efectuando los cobros correspondientes a las obligaciones derivadas de los productos financieros, aplicando intereses y manteniendo la exigibilidad de los pagos, pese a la invalidez total y definitiva acreditada</w:t>
       </w:r>
@@ -1417,12 +1387,12 @@
           <w:color w:val="000000"/>
           <w:kern w:val="0"/>
           <w:lang w:eastAsia="es-ES"/>
-          <ns2:ligatures ns2:val="none"/>
+          <w14:ligatures w14:val="none"/>
         </w:rPr>
         <w:t>.</w:t>
       </w:r>
     </w:p>
-    <w:p ns2:paraId="76630485" ns2:textId="77777777">
+    <w:p>
       <w:pPr>
         <w:tabs>
           <w:tab w:val="left" w:pos="1134"/>
@@ -1434,11 +1404,11 @@
           <w:color w:val="000000"/>
           <w:kern w:val="0"/>
           <w:lang w:eastAsia="es-ES"/>
-          <ns2:ligatures ns2:val="none"/>
-        </w:rPr>
-      </w:pPr>
-    </w:p>
-    <w:p ns2:paraId="4FB15987" ns2:textId="05550CCD">
+          <w14:ligatures w14:val="none"/>
+        </w:rPr>
+      </w:pPr>
+    </w:p>
+    <w:p>
       <w:pPr>
         <w:numPr>
           <w:ilvl w:val="1"/>
@@ -1456,16 +1426,16 @@
           <w:color w:val="000000"/>
           <w:kern w:val="0"/>
           <w:lang w:val="es-ES" w:eastAsia="es-ES"/>
-          <ns2:ligatures ns2:val="none"/>
-        </w:rPr>
-      </w:pPr>
-      <w:r>
-        <w:rPr>
-          <w:rFonts w:ascii="Arial Narrow" w:eastAsia="Times New Roman" w:hAnsi="Arial Narrow" w:cs="Arial"/>
-          <w:color w:val="000000"/>
-          <w:kern w:val="0"/>
-          <w:lang w:val="es-ES" w:eastAsia="es-ES"/>
-          <ns2:ligatures ns2:val="none"/>
+          <w14:ligatures w14:val="none"/>
+        </w:rPr>
+      </w:pPr>
+      <w:r>
+        <w:rPr>
+          <w:rFonts w:ascii="Arial Narrow" w:eastAsia="Times New Roman" w:hAnsi="Arial Narrow" w:cs="Arial"/>
+          <w:color w:val="000000"/>
+          <w:kern w:val="0"/>
+          <w:lang w:val="es-ES" w:eastAsia="es-ES"/>
+          <w14:ligatures w14:val="none"/>
         </w:rPr>
         <w:t xml:space="preserve">La señora [APELLIDO] solicitó, en calidad de medida correctiva, que los proveedores denunciados cumplan con: (i) realizar la revisión y reconsideración del rechazo de la solicitud CIS-A92537; (ii) disponer la activación del seguro de desgravamen, en atención al dictamen médico que acredita la invalidez total y definitiva del 97%; y, (iii) disponer la suspensión inmediata de los cobros e intereses de los productos financieros mencionados, hasta que se resuelva el fondo del caso. Asimismo, requirió el reembolso de costos y costas del presente procedimiento.</w:t>
       </w:r>
@@ -1475,7 +1445,7 @@
           <w:color w:val="000000"/>
           <w:kern w:val="0"/>
           <w:lang w:val="es-ES" w:eastAsia="es-ES"/>
-          <ns2:ligatures ns2:val="none"/>
+          <w14:ligatures w14:val="none"/>
         </w:rPr>
         <w:t xml:space="preserve"/>
       </w:r>
@@ -1483,7 +1453,7 @@
         <w:rPr>
           <w:rFonts w:ascii="Arial Narrow" w:eastAsia="Calibri" w:hAnsi="Arial Narrow" w:cs="Arial"/>
           <w:kern w:val="0"/>
-          <ns2:ligatures ns2:val="none"/>
+          <w14:ligatures w14:val="none"/>
         </w:rPr>
         <w:t xml:space="preserve"/>
       </w:r>
@@ -1493,7 +1463,7 @@
           <w:color w:val="000000"/>
           <w:kern w:val="0"/>
           <w:lang w:val="es-ES" w:eastAsia="es-ES"/>
-          <ns2:ligatures ns2:val="none"/>
+          <w14:ligatures w14:val="none"/>
         </w:rPr>
         <w:t xml:space="preserve"/>
       </w:r>
@@ -1504,7 +1474,7 @@
           <w:color w:val="000000"/>
           <w:kern w:val="0"/>
           <w:lang w:val="es-ES" w:eastAsia="es-ES"/>
-          <ns2:ligatures ns2:val="none"/>
+          <w14:ligatures w14:val="none"/>
         </w:rPr>
         <w:t/>
       </w:r>
@@ -1514,7 +1484,7 @@
           <w:color w:val="000000"/>
           <w:kern w:val="0"/>
           <w:lang w:val="es-ES" w:eastAsia="es-ES"/>
-          <ns2:ligatures ns2:val="none"/>
+          <w14:ligatures w14:val="none"/>
         </w:rPr>
         <w:t xml:space="preserve"/>
       </w:r>
@@ -1524,7 +1494,7 @@
           <w:color w:val="000000"/>
           <w:kern w:val="0"/>
           <w:lang w:val="es-ES" w:eastAsia="es-ES"/>
-          <ns2:ligatures ns2:val="none"/>
+          <w14:ligatures w14:val="none"/>
         </w:rPr>
         <w:t xml:space="preserve"/>
       </w:r>
@@ -1534,7 +1504,7 @@
           <w:color w:val="000000"/>
           <w:kern w:val="0"/>
           <w:lang w:val="es-ES" w:eastAsia="es-ES"/>
-          <ns2:ligatures ns2:val="none"/>
+          <w14:ligatures w14:val="none"/>
         </w:rPr>
         <w:t/>
       </w:r>
@@ -1544,7 +1514,7 @@
           <w:color w:val="000000"/>
           <w:kern w:val="0"/>
           <w:lang w:val="es-ES" w:eastAsia="es-ES"/>
-          <ns2:ligatures ns2:val="none"/>
+          <w14:ligatures w14:val="none"/>
         </w:rPr>
         <w:t xml:space="preserve"/>
       </w:r>
@@ -1555,7 +1525,7 @@
           <w:color w:val="000000"/>
           <w:kern w:val="0"/>
           <w:lang w:val="es-ES" w:eastAsia="es-ES"/>
-          <ns2:ligatures ns2:val="none"/>
+          <w14:ligatures w14:val="none"/>
         </w:rPr>
         <w:t/>
       </w:r>
@@ -1566,7 +1536,7 @@
           <w:color w:val="000000"/>
           <w:kern w:val="0"/>
           <w:lang w:val="es-ES" w:eastAsia="es-ES"/>
-          <ns2:ligatures ns2:val="none"/>
+          <w14:ligatures w14:val="none"/>
         </w:rPr>
         <w:t xml:space="preserve"/>
       </w:r>
@@ -1576,7 +1546,7 @@
           <w:color w:val="000000"/>
           <w:kern w:val="0"/>
           <w:lang w:val="es-ES" w:eastAsia="es-ES"/>
-          <ns2:ligatures ns2:val="none"/>
+          <w14:ligatures w14:val="none"/>
         </w:rPr>
         <w:t/>
       </w:r>
@@ -1587,7 +1557,7 @@
           <w:color w:val="000000"/>
           <w:kern w:val="0"/>
           <w:lang w:val="es-ES" w:eastAsia="es-ES"/>
-          <ns2:ligatures ns2:val="none"/>
+          <w14:ligatures w14:val="none"/>
         </w:rPr>
         <w:t/>
       </w:r>
@@ -1598,7 +1568,7 @@
           <w:color w:val="000000"/>
           <w:kern w:val="0"/>
           <w:lang w:val="es-ES" w:eastAsia="es-ES"/>
-          <ns2:ligatures ns2:val="none"/>
+          <w14:ligatures w14:val="none"/>
         </w:rPr>
         <w:t/>
       </w:r>
@@ -1608,7 +1578,7 @@
           <w:color w:val="000000"/>
           <w:kern w:val="0"/>
           <w:lang w:val="es-ES" w:eastAsia="es-ES"/>
-          <ns2:ligatures ns2:val="none"/>
+          <w14:ligatures w14:val="none"/>
         </w:rPr>
         <w:t xml:space="preserve"/>
       </w:r>
@@ -1618,7 +1588,7 @@
           <w:color w:val="000000"/>
           <w:kern w:val="0"/>
           <w:lang w:val="es-ES" w:eastAsia="es-ES"/>
-          <ns2:ligatures ns2:val="none"/>
+          <w14:ligatures w14:val="none"/>
         </w:rPr>
         <w:t xml:space="preserve"/>
       </w:r>
@@ -1628,7 +1598,7 @@
           <w:color w:val="000000"/>
           <w:kern w:val="0"/>
           <w:lang w:val="es-ES" w:eastAsia="es-ES"/>
-          <ns2:ligatures ns2:val="none"/>
+          <w14:ligatures w14:val="none"/>
         </w:rPr>
         <w:t/>
       </w:r>
@@ -1638,7 +1608,7 @@
           <w:color w:val="000000"/>
           <w:kern w:val="0"/>
           <w:lang w:val="es-ES" w:eastAsia="es-ES"/>
-          <ns2:ligatures ns2:val="none"/>
+          <w14:ligatures w14:val="none"/>
         </w:rPr>
         <w:t xml:space="preserve"/>
       </w:r>
@@ -1648,7 +1618,7 @@
           <w:color w:val="000000"/>
           <w:kern w:val="0"/>
           <w:lang w:val="es-ES" w:eastAsia="es-ES"/>
-          <ns2:ligatures ns2:val="none"/>
+          <w14:ligatures w14:val="none"/>
         </w:rPr>
         <w:t xml:space="preserve"/>
       </w:r>
@@ -1658,7 +1628,7 @@
           <w:color w:val="000000"/>
           <w:kern w:val="0"/>
           <w:lang w:val="es-ES" w:eastAsia="es-ES"/>
-          <ns2:ligatures ns2:val="none"/>
+          <w14:ligatures w14:val="none"/>
         </w:rPr>
         <w:t/>
       </w:r>
@@ -1669,7 +1639,7 @@
           <w:color w:val="000000"/>
           <w:kern w:val="0"/>
           <w:lang w:val="es-ES" w:eastAsia="es-ES"/>
-          <ns2:ligatures ns2:val="none"/>
+          <w14:ligatures w14:val="none"/>
         </w:rPr>
         <w:t/>
       </w:r>
@@ -1680,7 +1650,7 @@
           <w:color w:val="000000"/>
           <w:kern w:val="0"/>
           <w:lang w:val="es-ES" w:eastAsia="es-ES"/>
-          <ns2:ligatures ns2:val="none"/>
+          <w14:ligatures w14:val="none"/>
         </w:rPr>
         <w:t xml:space="preserve"/>
       </w:r>
@@ -1690,7 +1660,7 @@
           <w:color w:val="000000"/>
           <w:kern w:val="0"/>
           <w:lang w:val="es-ES" w:eastAsia="es-ES"/>
-          <ns2:ligatures ns2:val="none"/>
+          <w14:ligatures w14:val="none"/>
         </w:rPr>
         <w:t/>
       </w:r>
@@ -1700,7 +1670,7 @@
           <w:color w:val="000000"/>
           <w:kern w:val="0"/>
           <w:lang w:val="es-ES" w:eastAsia="es-ES"/>
-          <ns2:ligatures ns2:val="none"/>
+          <w14:ligatures w14:val="none"/>
         </w:rPr>
         <w:t xml:space="preserve"/>
       </w:r>
@@ -1710,7 +1680,7 @@
           <w:color w:val="000000"/>
           <w:kern w:val="0"/>
           <w:lang w:val="es-ES" w:eastAsia="es-ES"/>
-          <ns2:ligatures ns2:val="none"/>
+          <w14:ligatures w14:val="none"/>
         </w:rPr>
         <w:t xml:space="preserve"/>
       </w:r>
@@ -1720,7 +1690,7 @@
           <w:color w:val="000000"/>
           <w:kern w:val="0"/>
           <w:lang w:val="es-ES" w:eastAsia="es-ES"/>
-          <ns2:ligatures ns2:val="none"/>
+          <w14:ligatures w14:val="none"/>
         </w:rPr>
         <w:t xml:space="preserve"/>
       </w:r>
@@ -1730,13 +1700,13 @@
           <w:color w:val="000000"/>
           <w:kern w:val="0"/>
           <w:lang w:val="es-ES" w:eastAsia="es-ES"/>
-          <ns2:ligatures ns2:val="none"/>
+          <w14:ligatures w14:val="none"/>
         </w:rPr>
         <w:t/>
       </w:r>
     </w:p>
     <w:bookmarkEnd w:id="2"/>
-    <w:p ns2:paraId="61C46995" ns2:textId="77777777">
+    <w:p>
       <w:pPr>
         <w:spacing w:after="0" w:line="240" w:lineRule="auto"/>
         <w:contextualSpacing/>
@@ -1747,11 +1717,11 @@
           <w:color w:val="000000"/>
           <w:kern w:val="0"/>
           <w:lang w:eastAsia="es-PE"/>
-          <ns2:ligatures ns2:val="none"/>
-        </w:rPr>
-      </w:pPr>
-    </w:p>
-    <w:p ns2:paraId="4713554A" ns2:textId="77777777">
+          <w14:ligatures w14:val="none"/>
+        </w:rPr>
+      </w:pPr>
+    </w:p>
+    <w:p>
       <w:pPr>
         <w:pStyle w:val="Prrafodelista"/>
         <w:numPr>
@@ -1771,22 +1741,22 @@
           <w:color w:val="000000"/>
           <w:kern w:val="0"/>
           <w:lang w:eastAsia="es-PE"/>
-          <ns2:ligatures ns2:val="none"/>
-        </w:rPr>
-      </w:pPr>
-      <w:r>
-        <w:rPr>
-          <w:rFonts w:ascii="Arial Narrow" w:eastAsia="Arial Narrow" w:hAnsi="Arial Narrow" w:cs="Arial Narrow"/>
-          <w:b/>
-          <w:color w:val="000000"/>
-          <w:kern w:val="0"/>
-          <w:lang w:eastAsia="es-PE"/>
-          <ns2:ligatures ns2:val="none"/>
+          <w14:ligatures w14:val="none"/>
+        </w:rPr>
+      </w:pPr>
+      <w:r>
+        <w:rPr>
+          <w:rFonts w:ascii="Arial Narrow" w:eastAsia="Arial Narrow" w:hAnsi="Arial Narrow" w:cs="Arial Narrow"/>
+          <w:b/>
+          <w:color w:val="000000"/>
+          <w:kern w:val="0"/>
+          <w:lang w:eastAsia="es-PE"/>
+          <w14:ligatures w14:val="none"/>
         </w:rPr>
         <w:t>DE LA ADMISIÓN A TRÁMITE DE LA DENUNCIA</w:t>
       </w:r>
     </w:p>
-    <w:p ns2:paraId="4BBBE1C2" ns2:textId="77777777">
+    <w:p>
       <w:pPr>
         <w:spacing w:after="0" w:line="240" w:lineRule="auto"/>
         <w:ind w:left="567"/>
@@ -1798,11 +1768,11 @@
           <w:color w:val="000000"/>
           <w:kern w:val="0"/>
           <w:lang w:eastAsia="es-PE"/>
-          <ns2:ligatures ns2:val="none"/>
-        </w:rPr>
-      </w:pPr>
-    </w:p>
-    <w:p ns2:paraId="749C69A0" ns2:textId="22E305D1">
+          <w14:ligatures w14:val="none"/>
+        </w:rPr>
+      </w:pPr>
+    </w:p>
+    <w:p>
       <w:pPr>
         <w:pStyle w:val="Prrafodelista"/>
         <w:numPr>
@@ -1815,7 +1785,7 @@
         <w:rPr>
           <w:rFonts w:ascii="Arial Narrow" w:eastAsia="Arial Narrow" w:hAnsi="Arial Narrow" w:cs="Arial Narrow"/>
           <w:kern w:val="0"/>
-          <ns2:ligatures ns2:val="none"/>
+          <w14:ligatures w14:val="none"/>
         </w:rPr>
       </w:pPr>
       <w:bookmarkStart w:id="3" w:name="_Hlk140755208"/>
@@ -1827,7 +1797,7 @@
           <w:color w:val="000000"/>
           <w:kern w:val="0"/>
           <w:lang w:eastAsia="es-PE"/>
-          <ns2:ligatures ns2:val="none"/>
+          <w14:ligatures w14:val="none"/>
         </w:rPr>
         <w:t xml:space="preserve">La Secretaría </w:t>
       </w:r>
@@ -1840,7 +1810,7 @@
           <w:color w:val="000000"/>
           <w:kern w:val="0"/>
           <w:lang w:eastAsia="es-PE"/>
-          <ns2:ligatures ns2:val="none"/>
+          <w14:ligatures w14:val="none"/>
         </w:rPr>
         <w:t>Técnica de la Comisión de Protección al Consumidor 1 (en adelante, la Secretaría Técnica), en ejercicio de sus facultades</w:t>
       </w:r>
@@ -1850,7 +1820,7 @@
           <w:rFonts w:ascii="Arial Narrow" w:eastAsia="Arial Narrow" w:hAnsi="Arial Narrow" w:cs="Arial Narrow"/>
           <w:kern w:val="0"/>
           <w:vertAlign w:val="superscript"/>
-          <ns2:ligatures ns2:val="none"/>
+          <w14:ligatures w14:val="none"/>
         </w:rPr>
         <w:footnoteReference w:id="3"/>
       </w:r>
@@ -1860,7 +1830,7 @@
           <w:color w:val="000000"/>
           <w:kern w:val="0"/>
           <w:lang w:eastAsia="es-PE"/>
-          <ns2:ligatures ns2:val="none"/>
+          <w14:ligatures w14:val="none"/>
         </w:rPr>
         <w:t xml:space="preserve">, considera </w:t>
       </w:r>
@@ -1868,7 +1838,7 @@
         <w:rPr>
           <w:rFonts w:ascii="Arial Narrow" w:eastAsia="Arial Narrow" w:hAnsi="Arial Narrow" w:cs="Arial Narrow"/>
           <w:kern w:val="0"/>
-          <ns2:ligatures ns2:val="none"/>
+          <w14:ligatures w14:val="none"/>
         </w:rPr>
         <w:t xml:space="preserve">que el hecho denunciado, </w:t>
       </w:r>
@@ -1876,7 +1846,7 @@
         <w:rPr>
           <w:rFonts w:ascii="Arial Narrow" w:eastAsia="Arial Narrow" w:hAnsi="Arial Narrow" w:cs="Arial Narrow"/>
           <w:kern w:val="0"/>
-          <ns2:ligatures ns2:val="none"/>
+          <w14:ligatures w14:val="none"/>
         </w:rPr>
         <w:t xml:space="preserve">consistente en que </w:t>
       </w:r>
@@ -1887,7 +1857,7 @@
           <w:kern w:val="0"/>
           <w:shd w:val="clear" w:color="auto" w:fill="FFFFFF"/>
           <w:lang w:eastAsia="es-PE"/>
-          <ns2:ligatures ns2:val="none"/>
+          <w14:ligatures w14:val="none"/>
         </w:rPr>
         <w:t xml:space="preserve">los proveedores denunciados habrían negado injustificadamente a la denunciante la cobertura de la Póliza del Seguro de desgravamen asociada a la Tarjeta de crédito </w:t>
       </w:r>
@@ -1899,7 +1869,7 @@
           <w:kern w:val="0"/>
           <w:shd w:val="clear" w:color="auto" w:fill="FFFFFF"/>
           <w:lang w:eastAsia="es-PE"/>
-          <ns2:ligatures ns2:val="none"/>
+          <w14:ligatures w14:val="none"/>
         </w:rPr>
         <w:t/>
       </w:r>
@@ -1911,7 +1881,7 @@
           <w:kern w:val="0"/>
           <w:shd w:val="clear" w:color="auto" w:fill="FFFFFF"/>
           <w:lang w:eastAsia="es-PE"/>
-          <ns2:ligatures ns2:val="none"/>
+          <w14:ligatures w14:val="none"/>
         </w:rPr>
         <w:t xml:space="preserve"> 6****85-1 por la invalidez total y definitiva que padece</w:t>
       </w:r>
@@ -1919,7 +1889,7 @@
         <w:rPr>
           <w:rFonts w:ascii="Arial Narrow" w:eastAsia="Arial Narrow" w:hAnsi="Arial Narrow" w:cs="Arial Narrow"/>
           <w:kern w:val="0"/>
-          <ns2:ligatures ns2:val="none"/>
+          <w14:ligatures w14:val="none"/>
         </w:rPr>
         <w:t>; involucraría una presunta afectación a sus expectativas, quien no habría encontrado una correspondencia entre lo que esperaba recibir de parte del proveedor y lo que realmente recibió. Por consiguiente, corresponde calificar el hecho materia de denuncia como una presunta infracción al deber de idoneidad, tipificado en los artículos 18</w:t>
       </w:r>
@@ -1929,7 +1899,7 @@
           <w:color w:val="000000"/>
           <w:kern w:val="0"/>
           <w:lang w:eastAsia="es-PE"/>
-          <ns2:ligatures ns2:val="none"/>
+          <w14:ligatures w14:val="none"/>
         </w:rPr>
         <w:t/>
       </w:r>
@@ -1937,7 +1907,7 @@
         <w:rPr>
           <w:rFonts w:ascii="Arial Narrow" w:eastAsia="Arial Narrow" w:hAnsi="Arial Narrow" w:cs="Arial Narrow"/>
           <w:kern w:val="0"/>
-          <ns2:ligatures ns2:val="none"/>
+          <w14:ligatures w14:val="none"/>
         </w:rPr>
         <w:t xml:space="preserve"> y 19</w:t>
       </w:r>
@@ -1947,7 +1917,7 @@
           <w:color w:val="000000"/>
           <w:kern w:val="0"/>
           <w:lang w:eastAsia="es-PE"/>
-          <ns2:ligatures ns2:val="none"/>
+          <w14:ligatures w14:val="none"/>
         </w:rPr>
         <w:t/>
       </w:r>
@@ -1955,7 +1925,7 @@
         <w:rPr>
           <w:rFonts w:ascii="Arial Narrow" w:eastAsia="Arial Narrow" w:hAnsi="Arial Narrow" w:cs="Arial Narrow"/>
           <w:kern w:val="0"/>
-          <ns2:ligatures ns2:val="none"/>
+          <w14:ligatures w14:val="none"/>
         </w:rPr>
         <w:t xml:space="preserve"> del Código</w:t>
       </w:r>
@@ -1966,7 +1936,7 @@
           <w:rFonts w:ascii="Arial Narrow" w:eastAsia="Arial Narrow" w:hAnsi="Arial Narrow" w:cs="Arial"/>
           <w:kern w:val="0"/>
           <w:vertAlign w:val="superscript"/>
-          <ns2:ligatures ns2:val="none"/>
+          <w14:ligatures w14:val="none"/>
         </w:rPr>
         <w:footnoteReference w:id="4"/>
       </w:r>
@@ -1974,13 +1944,13 @@
         <w:rPr>
           <w:rFonts w:ascii="Arial Narrow" w:eastAsia="Arial Narrow" w:hAnsi="Arial Narrow" w:cs="Arial Narrow"/>
           <w:kern w:val="0"/>
-          <ns2:ligatures ns2:val="none"/>
+          <w14:ligatures w14:val="none"/>
         </w:rPr>
         <w:t>.</w:t>
       </w:r>
       <w:bookmarkEnd w:id="6"/>
     </w:p>
-    <w:p ns2:paraId="2F8D23C0" ns2:textId="77777777">
+    <w:p>
       <w:pPr>
         <w:pStyle w:val="Prrafodelista"/>
         <w:spacing w:after="0" w:line="240" w:lineRule="auto"/>
@@ -1989,11 +1959,11 @@
         <w:rPr>
           <w:rFonts w:ascii="Arial Narrow" w:eastAsia="Arial Narrow" w:hAnsi="Arial Narrow" w:cs="Arial Narrow"/>
           <w:kern w:val="0"/>
-          <ns2:ligatures ns2:val="none"/>
-        </w:rPr>
-      </w:pPr>
-    </w:p>
-    <w:p ns2:paraId="54A143B5" ns2:textId="7CF903FA">
+          <w14:ligatures w14:val="none"/>
+        </w:rPr>
+      </w:pPr>
+    </w:p>
+    <w:p>
       <w:pPr>
         <w:pStyle w:val="Prrafodelista"/>
         <w:numPr>
@@ -2006,14 +1976,14 @@
         <w:rPr>
           <w:rFonts w:ascii="Arial Narrow" w:eastAsia="Arial Narrow" w:hAnsi="Arial Narrow" w:cs="Arial Narrow"/>
           <w:kern w:val="0"/>
-          <ns2:ligatures ns2:val="none"/>
-        </w:rPr>
-      </w:pPr>
-      <w:r>
-        <w:rPr>
-          <w:rFonts w:ascii="Arial Narrow" w:eastAsia="Arial Narrow" w:hAnsi="Arial Narrow" w:cs="Arial Narrow"/>
-          <w:kern w:val="0"/>
-          <ns2:ligatures ns2:val="none"/>
+          <w14:ligatures w14:val="none"/>
+        </w:rPr>
+      </w:pPr>
+      <w:r>
+        <w:rPr>
+          <w:rFonts w:ascii="Arial Narrow" w:eastAsia="Arial Narrow" w:hAnsi="Arial Narrow" w:cs="Arial Narrow"/>
+          <w:kern w:val="0"/>
+          <w14:ligatures w14:val="none"/>
         </w:rPr>
         <w:t xml:space="preserve">Así también, la Secretaría Técnica, en ejercicio de sus facultades, </w:t>
       </w:r>
@@ -2024,7 +1994,7 @@
           <w:color w:val="000000"/>
           <w:kern w:val="0"/>
           <w:lang w:eastAsia="es-PE"/>
-          <ns2:ligatures ns2:val="none"/>
+          <w14:ligatures w14:val="none"/>
         </w:rPr>
         <w:t xml:space="preserve">considera </w:t>
       </w:r>
@@ -2032,7 +2002,7 @@
         <w:rPr>
           <w:rFonts w:ascii="Arial Narrow" w:eastAsia="Arial Narrow" w:hAnsi="Arial Narrow" w:cs="Arial Narrow"/>
           <w:kern w:val="0"/>
-          <ns2:ligatures ns2:val="none"/>
+          <w14:ligatures w14:val="none"/>
         </w:rPr>
         <w:t xml:space="preserve">que el hecho denunciado, consistente en que </w:t>
       </w:r>
@@ -2043,7 +2013,7 @@
           <w:kern w:val="0"/>
           <w:shd w:val="clear" w:color="auto" w:fill="FFFFFF"/>
           <w:lang w:eastAsia="es-PE"/>
-          <ns2:ligatures ns2:val="none"/>
+          <w14:ligatures w14:val="none"/>
         </w:rPr>
         <w:t xml:space="preserve">los proveedores denunciados habrían negado injustificadamente a la denunciante la cobertura de la Póliza del Seguro de desgravamen asociado a la Tarjeta de crédito </w:t>
       </w:r>
@@ -2055,7 +2025,7 @@
           <w:kern w:val="0"/>
           <w:shd w:val="clear" w:color="auto" w:fill="FFFFFF"/>
           <w:lang w:eastAsia="es-PE"/>
-          <ns2:ligatures ns2:val="none"/>
+          <w14:ligatures w14:val="none"/>
         </w:rPr>
         <w:t/>
       </w:r>
@@ -2067,7 +2037,7 @@
           <w:kern w:val="0"/>
           <w:shd w:val="clear" w:color="auto" w:fill="FFFFFF"/>
           <w:lang w:eastAsia="es-PE"/>
-          <ns2:ligatures ns2:val="none"/>
+          <w14:ligatures w14:val="none"/>
         </w:rPr>
         <w:t xml:space="preserve"> 8****30-1 por la invalidez total y definitiva que padece</w:t>
       </w:r>
@@ -2075,7 +2045,7 @@
         <w:rPr>
           <w:rFonts w:ascii="Arial Narrow" w:eastAsia="Arial Narrow" w:hAnsi="Arial Narrow" w:cs="Arial Narrow"/>
           <w:kern w:val="0"/>
-          <ns2:ligatures ns2:val="none"/>
+          <w14:ligatures w14:val="none"/>
         </w:rPr>
         <w:t xml:space="preserve">; involucraría una presunta afectación a sus expectativas, quien no habría encontrado una correspondencia entre lo que esperaba recibir de parte del proveedor y lo que realmente recibió. Por consiguiente, corresponde calificar el hecho </w:t>
       </w:r>
@@ -2083,7 +2053,7 @@
         <w:rPr>
           <w:rFonts w:ascii="Arial Narrow" w:eastAsia="Arial Narrow" w:hAnsi="Arial Narrow" w:cs="Arial Narrow"/>
           <w:kern w:val="0"/>
-          <ns2:ligatures ns2:val="none"/>
+          <w14:ligatures w14:val="none"/>
         </w:rPr>
         <w:lastRenderedPageBreak/>
         <w:t>materia de denuncia como una presunta infracción al deber de idoneidad, tipificado en los artículos 18</w:t>
@@ -2094,7 +2064,7 @@
           <w:color w:val="000000"/>
           <w:kern w:val="0"/>
           <w:lang w:eastAsia="es-PE"/>
-          <ns2:ligatures ns2:val="none"/>
+          <w14:ligatures w14:val="none"/>
         </w:rPr>
         <w:t/>
       </w:r>
@@ -2102,7 +2072,7 @@
         <w:rPr>
           <w:rFonts w:ascii="Arial Narrow" w:eastAsia="Arial Narrow" w:hAnsi="Arial Narrow" w:cs="Arial Narrow"/>
           <w:kern w:val="0"/>
-          <ns2:ligatures ns2:val="none"/>
+          <w14:ligatures w14:val="none"/>
         </w:rPr>
         <w:t xml:space="preserve"> y 19</w:t>
       </w:r>
@@ -2112,7 +2082,7 @@
           <w:color w:val="000000"/>
           <w:kern w:val="0"/>
           <w:lang w:eastAsia="es-PE"/>
-          <ns2:ligatures ns2:val="none"/>
+          <w14:ligatures w14:val="none"/>
         </w:rPr>
         <w:t/>
       </w:r>
@@ -2120,7 +2090,7 @@
         <w:rPr>
           <w:rFonts w:ascii="Arial Narrow" w:eastAsia="Arial Narrow" w:hAnsi="Arial Narrow" w:cs="Arial Narrow"/>
           <w:kern w:val="0"/>
-          <ns2:ligatures ns2:val="none"/>
+          <w14:ligatures w14:val="none"/>
         </w:rPr>
         <w:t xml:space="preserve"> del Código</w:t>
       </w:r>
@@ -2131,24 +2101,24 @@
           <w:color w:val="000000"/>
           <w:kern w:val="0"/>
           <w:lang w:eastAsia="es-PE"/>
-          <ns2:ligatures ns2:val="none"/>
+          <w14:ligatures w14:val="none"/>
         </w:rPr>
         <w:t xml:space="preserve">. </w:t>
       </w:r>
     </w:p>
     <w:bookmarkEnd w:id="7"/>
-    <w:p ns2:paraId="6BDA4B7E" ns2:textId="49AF511E">
-      <w:pPr>
-        <w:spacing w:after="0" w:line="240" w:lineRule="auto"/>
-        <w:jc w:val="both"/>
-        <w:rPr>
-          <w:rFonts w:ascii="Arial Narrow" w:eastAsia="Arial Narrow" w:hAnsi="Arial Narrow" w:cs="Arial Narrow"/>
-          <w:kern w:val="0"/>
-          <ns2:ligatures ns2:val="none"/>
-        </w:rPr>
-      </w:pPr>
-    </w:p>
-    <w:p ns2:paraId="308F08C6" ns2:textId="4C186C3D">
+    <w:p>
+      <w:pPr>
+        <w:spacing w:after="0" w:line="240" w:lineRule="auto"/>
+        <w:jc w:val="both"/>
+        <w:rPr>
+          <w:rFonts w:ascii="Arial Narrow" w:eastAsia="Arial Narrow" w:hAnsi="Arial Narrow" w:cs="Arial Narrow"/>
+          <w:kern w:val="0"/>
+          <w14:ligatures w14:val="none"/>
+        </w:rPr>
+      </w:pPr>
+    </w:p>
+    <w:p>
       <w:pPr>
         <w:pStyle w:val="Prrafodelista"/>
         <w:numPr>
@@ -2161,14 +2131,14 @@
         <w:rPr>
           <w:rFonts w:ascii="Arial Narrow" w:eastAsia="Arial Narrow" w:hAnsi="Arial Narrow" w:cs="Arial Narrow"/>
           <w:kern w:val="0"/>
-          <ns2:ligatures ns2:val="none"/>
-        </w:rPr>
-      </w:pPr>
-      <w:r>
-        <w:rPr>
-          <w:rFonts w:ascii="Arial Narrow" w:eastAsia="Arial Narrow" w:hAnsi="Arial Narrow" w:cs="Arial Narrow"/>
-          <w:kern w:val="0"/>
-          <ns2:ligatures ns2:val="none"/>
+          <w14:ligatures w14:val="none"/>
+        </w:rPr>
+      </w:pPr>
+      <w:r>
+        <w:rPr>
+          <w:rFonts w:ascii="Arial Narrow" w:eastAsia="Arial Narrow" w:hAnsi="Arial Narrow" w:cs="Arial Narrow"/>
+          <w:kern w:val="0"/>
+          <w14:ligatures w14:val="none"/>
         </w:rPr>
         <w:t xml:space="preserve">Asimismo, </w:t>
       </w:r>
@@ -2178,7 +2148,7 @@
           <w:color w:val="000000"/>
           <w:kern w:val="0"/>
           <w:lang w:eastAsia="es-PE"/>
-          <ns2:ligatures ns2:val="none"/>
+          <w14:ligatures w14:val="none"/>
         </w:rPr>
         <w:t xml:space="preserve">la Secretaría Técnica, en ejercicio de sus facultades, considera </w:t>
       </w:r>
@@ -2186,7 +2156,7 @@
         <w:rPr>
           <w:rFonts w:ascii="Arial Narrow" w:eastAsia="Arial Narrow" w:hAnsi="Arial Narrow" w:cs="Arial"/>
           <w:kern w:val="0"/>
-          <ns2:ligatures ns2:val="none"/>
+          <w14:ligatures w14:val="none"/>
         </w:rPr>
         <w:t xml:space="preserve">que el hecho denunciado, consistente en que </w:t>
       </w:r>
@@ -2197,7 +2167,7 @@
           <w:kern w:val="0"/>
           <w:shd w:val="clear" w:color="auto" w:fill="FFFFFF"/>
           <w:lang w:eastAsia="es-PE"/>
-          <ns2:ligatures ns2:val="none"/>
+          <w14:ligatures w14:val="none"/>
         </w:rPr>
         <w:t xml:space="preserve">los proveedores denunciados habrían negado injustificadamente a la denunciante la cobertura de la Póliza del Seguro de desgravamen asociada al Crédito efectivo </w:t>
       </w:r>
@@ -2209,7 +2179,7 @@
           <w:kern w:val="0"/>
           <w:shd w:val="clear" w:color="auto" w:fill="FFFFFF"/>
           <w:lang w:eastAsia="es-PE"/>
-          <ns2:ligatures ns2:val="none"/>
+          <w14:ligatures w14:val="none"/>
         </w:rPr>
         <w:t/>
       </w:r>
@@ -2221,7 +2191,7 @@
           <w:kern w:val="0"/>
           <w:shd w:val="clear" w:color="auto" w:fill="FFFFFF"/>
           <w:lang w:eastAsia="es-PE"/>
-          <ns2:ligatures ns2:val="none"/>
+          <w14:ligatures w14:val="none"/>
         </w:rPr>
         <w:t xml:space="preserve"> 0****521 por la invalidez total y definitiva que padece</w:t>
       </w:r>
@@ -2229,7 +2199,7 @@
         <w:rPr>
           <w:rFonts w:ascii="Arial Narrow" w:eastAsia="Arial Narrow" w:hAnsi="Arial Narrow" w:cs="Arial Narrow"/>
           <w:kern w:val="0"/>
-          <ns2:ligatures ns2:val="none"/>
+          <w14:ligatures w14:val="none"/>
         </w:rPr>
         <w:t>; involucraría una presunta afectación a sus expectativas, quien no habría encontrado una correspondencia entre lo que esperaba recibir de parte del proveedor y lo que realmente recibió. Por consiguiente, corresponde calificar el hecho materia de denuncia como una presunta infracción al deber de idoneidad, tipificado en los artículos 18</w:t>
       </w:r>
@@ -2239,7 +2209,7 @@
           <w:color w:val="000000"/>
           <w:kern w:val="0"/>
           <w:lang w:eastAsia="es-PE"/>
-          <ns2:ligatures ns2:val="none"/>
+          <w14:ligatures w14:val="none"/>
         </w:rPr>
         <w:t/>
       </w:r>
@@ -2247,7 +2217,7 @@
         <w:rPr>
           <w:rFonts w:ascii="Arial Narrow" w:eastAsia="Arial Narrow" w:hAnsi="Arial Narrow" w:cs="Arial Narrow"/>
           <w:kern w:val="0"/>
-          <ns2:ligatures ns2:val="none"/>
+          <w14:ligatures w14:val="none"/>
         </w:rPr>
         <w:t xml:space="preserve"> y 19</w:t>
       </w:r>
@@ -2257,7 +2227,7 @@
           <w:color w:val="000000"/>
           <w:kern w:val="0"/>
           <w:lang w:eastAsia="es-PE"/>
-          <ns2:ligatures ns2:val="none"/>
+          <w14:ligatures w14:val="none"/>
         </w:rPr>
         <w:t/>
       </w:r>
@@ -2265,7 +2235,7 @@
         <w:rPr>
           <w:rFonts w:ascii="Arial Narrow" w:eastAsia="Arial Narrow" w:hAnsi="Arial Narrow" w:cs="Arial Narrow"/>
           <w:kern w:val="0"/>
-          <ns2:ligatures ns2:val="none"/>
+          <w14:ligatures w14:val="none"/>
         </w:rPr>
         <w:t xml:space="preserve"> del Código</w:t>
       </w:r>
@@ -2273,23 +2243,23 @@
         <w:rPr>
           <w:rFonts w:ascii="Arial Narrow" w:eastAsia="Arial Narrow" w:hAnsi="Arial Narrow" w:cs="Arial"/>
           <w:kern w:val="0"/>
-          <ns2:ligatures ns2:val="none"/>
+          <w14:ligatures w14:val="none"/>
         </w:rPr>
         <w:t>.</w:t>
       </w:r>
     </w:p>
-    <w:p ns2:paraId="7A507243" ns2:textId="77777777">
-      <w:pPr>
-        <w:spacing w:after="0" w:line="240" w:lineRule="auto"/>
-        <w:jc w:val="both"/>
-        <w:rPr>
-          <w:rFonts w:ascii="Arial Narrow" w:eastAsia="Arial Narrow" w:hAnsi="Arial Narrow" w:cs="Arial Narrow"/>
-          <w:kern w:val="0"/>
-          <ns2:ligatures ns2:val="none"/>
-        </w:rPr>
-      </w:pPr>
-    </w:p>
-    <w:p ns2:paraId="272C2C84" ns2:textId="705C187B">
+    <w:p>
+      <w:pPr>
+        <w:spacing w:after="0" w:line="240" w:lineRule="auto"/>
+        <w:jc w:val="both"/>
+        <w:rPr>
+          <w:rFonts w:ascii="Arial Narrow" w:eastAsia="Arial Narrow" w:hAnsi="Arial Narrow" w:cs="Arial Narrow"/>
+          <w:kern w:val="0"/>
+          <w14:ligatures w14:val="none"/>
+        </w:rPr>
+      </w:pPr>
+    </w:p>
+    <w:p>
       <w:pPr>
         <w:pStyle w:val="Prrafodelista"/>
         <w:numPr>
@@ -2302,16 +2272,16 @@
         <w:rPr>
           <w:rFonts w:ascii="Arial Narrow" w:eastAsia="Arial Narrow" w:hAnsi="Arial Narrow" w:cs="Arial Narrow"/>
           <w:kern w:val="0"/>
-          <ns2:ligatures ns2:val="none"/>
-        </w:rPr>
-      </w:pPr>
-      <w:r>
-        <w:rPr>
-          <w:rFonts w:ascii="Arial Narrow" w:eastAsia="Times New Roman" w:hAnsi="Arial Narrow" w:cs="Arial"/>
-          <w:color w:val="000000"/>
-          <w:kern w:val="0"/>
-          <w:lang w:eastAsia="es-PE"/>
-          <ns2:ligatures ns2:val="none"/>
+          <w14:ligatures w14:val="none"/>
+        </w:rPr>
+      </w:pPr>
+      <w:r>
+        <w:rPr>
+          <w:rFonts w:ascii="Arial Narrow" w:eastAsia="Times New Roman" w:hAnsi="Arial Narrow" w:cs="Arial"/>
+          <w:color w:val="000000"/>
+          <w:kern w:val="0"/>
+          <w:lang w:eastAsia="es-PE"/>
+          <w14:ligatures w14:val="none"/>
         </w:rPr>
         <w:t xml:space="preserve">Además, la Secretaría Técnica, en ejercicio de sus facultades, considera </w:t>
       </w:r>
@@ -2319,7 +2289,7 @@
         <w:rPr>
           <w:rFonts w:ascii="Arial Narrow" w:eastAsia="Arial Narrow" w:hAnsi="Arial Narrow" w:cs="Arial"/>
           <w:kern w:val="0"/>
-          <ns2:ligatures ns2:val="none"/>
+          <w14:ligatures w14:val="none"/>
         </w:rPr>
         <w:t xml:space="preserve">que el hecho denunciado, consistente en que </w:t>
       </w:r>
@@ -2330,7 +2300,7 @@
           <w:kern w:val="0"/>
           <w:shd w:val="clear" w:color="auto" w:fill="FFFFFF"/>
           <w:lang w:eastAsia="es-PE"/>
-          <ns2:ligatures ns2:val="none"/>
+          <w14:ligatures w14:val="none"/>
         </w:rPr>
         <w:t>los proveedores denunciados no habrían cumplido con brindar una respuesta al pedido de reconsideración solicitado por la denunciante el 6 de octubre de 2025</w:t>
       </w:r>
@@ -2338,7 +2308,7 @@
         <w:rPr>
           <w:rFonts w:ascii="Arial Narrow" w:eastAsia="Arial Narrow" w:hAnsi="Arial Narrow" w:cs="Arial Narrow"/>
           <w:kern w:val="0"/>
-          <ns2:ligatures ns2:val="none"/>
+          <w14:ligatures w14:val="none"/>
         </w:rPr>
         <w:t>; involucraría una presunta afectación a sus expectativas, quien no habría encontrado una correspondencia entre lo que esperaba recibir de parte del proveedor y lo que realmente recibió. Por consiguiente, corresponde calificar el hecho materia de denuncia como una presunta infracción al deber de idoneidad, tipificado en los artículos 18</w:t>
       </w:r>
@@ -2348,7 +2318,7 @@
           <w:color w:val="000000"/>
           <w:kern w:val="0"/>
           <w:lang w:eastAsia="es-PE"/>
-          <ns2:ligatures ns2:val="none"/>
+          <w14:ligatures w14:val="none"/>
         </w:rPr>
         <w:t/>
       </w:r>
@@ -2356,7 +2326,7 @@
         <w:rPr>
           <w:rFonts w:ascii="Arial Narrow" w:eastAsia="Arial Narrow" w:hAnsi="Arial Narrow" w:cs="Arial Narrow"/>
           <w:kern w:val="0"/>
-          <ns2:ligatures ns2:val="none"/>
+          <w14:ligatures w14:val="none"/>
         </w:rPr>
         <w:t xml:space="preserve"> y 19</w:t>
       </w:r>
@@ -2366,7 +2336,7 @@
           <w:color w:val="000000"/>
           <w:kern w:val="0"/>
           <w:lang w:eastAsia="es-PE"/>
-          <ns2:ligatures ns2:val="none"/>
+          <w14:ligatures w14:val="none"/>
         </w:rPr>
         <w:t/>
       </w:r>
@@ -2374,7 +2344,7 @@
         <w:rPr>
           <w:rFonts w:ascii="Arial Narrow" w:eastAsia="Arial Narrow" w:hAnsi="Arial Narrow" w:cs="Arial Narrow"/>
           <w:kern w:val="0"/>
-          <ns2:ligatures ns2:val="none"/>
+          <w14:ligatures w14:val="none"/>
         </w:rPr>
         <w:t xml:space="preserve"> del Código</w:t>
       </w:r>
@@ -2385,12 +2355,12 @@
           <w:color w:val="000000"/>
           <w:kern w:val="0"/>
           <w:lang w:eastAsia="es-PE"/>
-          <ns2:ligatures ns2:val="none"/>
+          <w14:ligatures w14:val="none"/>
         </w:rPr>
         <w:t xml:space="preserve">. </w:t>
       </w:r>
     </w:p>
-    <w:p ns2:paraId="64B4971F" ns2:textId="77777777">
+    <w:p>
       <w:pPr>
         <w:pStyle w:val="Prrafodelista"/>
         <w:spacing w:line="240" w:lineRule="auto"/>
@@ -2400,11 +2370,11 @@
           <w:color w:val="000000"/>
           <w:kern w:val="0"/>
           <w:lang w:eastAsia="es-PE"/>
-          <ns2:ligatures ns2:val="none"/>
-        </w:rPr>
-      </w:pPr>
-    </w:p>
-    <w:p ns2:paraId="7B3C687A" ns2:textId="720E1D00">
+          <w14:ligatures w14:val="none"/>
+        </w:rPr>
+      </w:pPr>
+    </w:p>
+    <w:p>
       <w:pPr>
         <w:pStyle w:val="Prrafodelista"/>
         <w:numPr>
@@ -2417,14 +2387,14 @@
         <w:rPr>
           <w:rFonts w:ascii="Arial Narrow" w:eastAsia="Arial Narrow" w:hAnsi="Arial Narrow" w:cs="Arial Narrow"/>
           <w:kern w:val="0"/>
-          <ns2:ligatures ns2:val="none"/>
-        </w:rPr>
-      </w:pPr>
-      <w:r>
-        <w:rPr>
-          <w:rFonts w:ascii="Arial Narrow" w:eastAsia="Arial Narrow" w:hAnsi="Arial Narrow" w:cs="Arial Narrow"/>
-          <w:kern w:val="0"/>
-          <ns2:ligatures ns2:val="none"/>
+          <w14:ligatures w14:val="none"/>
+        </w:rPr>
+      </w:pPr>
+      <w:r>
+        <w:rPr>
+          <w:rFonts w:ascii="Arial Narrow" w:eastAsia="Arial Narrow" w:hAnsi="Arial Narrow" w:cs="Arial Narrow"/>
+          <w:kern w:val="0"/>
+          <w14:ligatures w14:val="none"/>
         </w:rPr>
         <w:t xml:space="preserve">Asimismo, </w:t>
       </w:r>
@@ -2432,7 +2402,7 @@
         <w:rPr>
           <w:rFonts w:ascii="Arial Narrow" w:eastAsia="Arial Narrow" w:hAnsi="Arial Narrow" w:cs="Arial Narrow"/>
           <w:kern w:val="0"/>
-          <ns2:ligatures ns2:val="none"/>
+          <w14:ligatures w14:val="none"/>
         </w:rPr>
         <w:t xml:space="preserve">la Secretaría Técnica, en ejercicio de sus facultades, </w:t>
       </w:r>
@@ -2442,7 +2412,7 @@
           <w:color w:val="000000"/>
           <w:kern w:val="0"/>
           <w:lang w:eastAsia="es-PE"/>
-          <ns2:ligatures ns2:val="none"/>
+          <w14:ligatures w14:val="none"/>
         </w:rPr>
         <w:t xml:space="preserve">considera </w:t>
       </w:r>
@@ -2450,7 +2420,7 @@
         <w:rPr>
           <w:rFonts w:ascii="Arial Narrow" w:eastAsia="Arial Narrow" w:hAnsi="Arial Narrow" w:cs="Arial Narrow"/>
           <w:kern w:val="0"/>
-          <ns2:ligatures ns2:val="none"/>
+          <w14:ligatures w14:val="none"/>
         </w:rPr>
         <w:t>que el hecho denunciado</w:t>
       </w:r>
@@ -2460,7 +2430,7 @@
           <w:color w:val="000000"/>
           <w:kern w:val="0"/>
           <w:lang w:eastAsia="es-PE"/>
-          <ns2:ligatures ns2:val="none"/>
+          <w14:ligatures w14:val="none"/>
         </w:rPr>
         <w:t xml:space="preserve">, consistente en que </w:t>
       </w:r>
@@ -2471,7 +2441,7 @@
           <w:kern w:val="0"/>
           <w:shd w:val="clear" w:color="auto" w:fill="FFFFFF"/>
           <w:lang w:eastAsia="es-PE"/>
-          <ns2:ligatures ns2:val="none"/>
+          <w14:ligatures w14:val="none"/>
         </w:rPr>
         <w:t xml:space="preserve">el Banco Internacional del Perú S.A.A. - Interbank habría continuado cobrando a la denunciante las deudas de la Tarjeta de crédito </w:t>
       </w:r>
@@ -2483,7 +2453,7 @@
           <w:kern w:val="0"/>
           <w:shd w:val="clear" w:color="auto" w:fill="FFFFFF"/>
           <w:lang w:eastAsia="es-PE"/>
-          <ns2:ligatures ns2:val="none"/>
+          <w14:ligatures w14:val="none"/>
         </w:rPr>
         <w:t/>
       </w:r>
@@ -2495,7 +2465,7 @@
           <w:kern w:val="0"/>
           <w:shd w:val="clear" w:color="auto" w:fill="FFFFFF"/>
           <w:lang w:eastAsia="es-PE"/>
-          <ns2:ligatures ns2:val="none"/>
+          <w14:ligatures w14:val="none"/>
         </w:rPr>
         <w:t xml:space="preserve"> 6****85-1, la Tarjeta de crédito </w:t>
       </w:r>
@@ -2507,7 +2477,7 @@
           <w:kern w:val="0"/>
           <w:shd w:val="clear" w:color="auto" w:fill="FFFFFF"/>
           <w:lang w:eastAsia="es-PE"/>
-          <ns2:ligatures ns2:val="none"/>
+          <w14:ligatures w14:val="none"/>
         </w:rPr>
         <w:t/>
       </w:r>
@@ -2519,7 +2489,7 @@
           <w:kern w:val="0"/>
           <w:shd w:val="clear" w:color="auto" w:fill="FFFFFF"/>
           <w:lang w:eastAsia="es-PE"/>
-          <ns2:ligatures ns2:val="none"/>
+          <w14:ligatures w14:val="none"/>
         </w:rPr>
         <w:t xml:space="preserve"> 8****30-1 y el Crédito efectivo </w:t>
       </w:r>
@@ -2531,7 +2501,7 @@
           <w:kern w:val="0"/>
           <w:shd w:val="clear" w:color="auto" w:fill="FFFFFF"/>
           <w:lang w:eastAsia="es-PE"/>
-          <ns2:ligatures ns2:val="none"/>
+          <w14:ligatures w14:val="none"/>
         </w:rPr>
         <w:t/>
       </w:r>
@@ -2543,7 +2513,7 @@
           <w:kern w:val="0"/>
           <w:shd w:val="clear" w:color="auto" w:fill="FFFFFF"/>
           <w:lang w:eastAsia="es-PE"/>
-          <ns2:ligatures ns2:val="none"/>
+          <w14:ligatures w14:val="none"/>
         </w:rPr>
         <w:t xml:space="preserve"> 0****52, generando intereses y afectando su situación económica, pese a que se debía activar los Seguros de Desgravamen por la invalidez total y permanente</w:t>
       </w:r>
@@ -2551,7 +2521,7 @@
         <w:rPr>
           <w:rFonts w:ascii="Arial Narrow" w:eastAsia="Arial Narrow" w:hAnsi="Arial Narrow" w:cs="Arial Narrow"/>
           <w:kern w:val="0"/>
-          <ns2:ligatures ns2:val="none"/>
+          <w14:ligatures w14:val="none"/>
         </w:rPr>
         <w:t>; involucraría una presunta afectación a sus expectativas, quien no habría encontrado una correspondencia entre lo que esperaba recibir de parte del proveedor y lo que realmente recibió. Por consiguiente, corresponde calificar el hecho materia de denuncia como una presunta infracción al deber de idoneidad, tipificado en los artículos 18</w:t>
       </w:r>
@@ -2561,7 +2531,7 @@
           <w:color w:val="000000"/>
           <w:kern w:val="0"/>
           <w:lang w:eastAsia="es-PE"/>
-          <ns2:ligatures ns2:val="none"/>
+          <w14:ligatures w14:val="none"/>
         </w:rPr>
         <w:t/>
       </w:r>
@@ -2569,7 +2539,7 @@
         <w:rPr>
           <w:rFonts w:ascii="Arial Narrow" w:eastAsia="Arial Narrow" w:hAnsi="Arial Narrow" w:cs="Arial Narrow"/>
           <w:kern w:val="0"/>
-          <ns2:ligatures ns2:val="none"/>
+          <w14:ligatures w14:val="none"/>
         </w:rPr>
         <w:t xml:space="preserve"> y 19</w:t>
       </w:r>
@@ -2579,7 +2549,7 @@
           <w:color w:val="000000"/>
           <w:kern w:val="0"/>
           <w:lang w:eastAsia="es-PE"/>
-          <ns2:ligatures ns2:val="none"/>
+          <w14:ligatures w14:val="none"/>
         </w:rPr>
         <w:t/>
       </w:r>
@@ -2587,7 +2557,7 @@
         <w:rPr>
           <w:rFonts w:ascii="Arial Narrow" w:eastAsia="Arial Narrow" w:hAnsi="Arial Narrow" w:cs="Arial Narrow"/>
           <w:kern w:val="0"/>
-          <ns2:ligatures ns2:val="none"/>
+          <w14:ligatures w14:val="none"/>
         </w:rPr>
         <w:t xml:space="preserve"> del Código</w:t>
       </w:r>
@@ -2595,23 +2565,23 @@
         <w:rPr>
           <w:rFonts w:ascii="Arial Narrow" w:eastAsia="Arial Narrow" w:hAnsi="Arial Narrow" w:cs="Arial Narrow"/>
           <w:kern w:val="0"/>
-          <ns2:ligatures ns2:val="none"/>
+          <w14:ligatures w14:val="none"/>
         </w:rPr>
         <w:t>.</w:t>
       </w:r>
     </w:p>
-    <w:p ns2:paraId="4BDE1E73" ns2:textId="77777777">
+    <w:p>
       <w:pPr>
         <w:pStyle w:val="Prrafodelista"/>
         <w:spacing w:line="240" w:lineRule="auto"/>
         <w:rPr>
           <w:rFonts w:ascii="Arial Narrow" w:eastAsia="Arial Narrow" w:hAnsi="Arial Narrow" w:cs="Arial Narrow"/>
           <w:kern w:val="0"/>
-          <ns2:ligatures ns2:val="none"/>
-        </w:rPr>
-      </w:pPr>
-    </w:p>
-    <w:p ns2:paraId="31E22625" ns2:textId="72E49C03">
+          <w14:ligatures w14:val="none"/>
+        </w:rPr>
+      </w:pPr>
+    </w:p>
+    <w:p>
       <w:pPr>
         <w:pStyle w:val="Prrafodelista"/>
         <w:numPr>
@@ -2624,14 +2594,14 @@
         <w:rPr>
           <w:rFonts w:ascii="Arial Narrow" w:eastAsia="Arial Narrow" w:hAnsi="Arial Narrow" w:cs="Arial Narrow"/>
           <w:kern w:val="0"/>
-          <ns2:ligatures ns2:val="none"/>
-        </w:rPr>
-      </w:pPr>
-      <w:r>
-        <w:rPr>
-          <w:rFonts w:ascii="Arial Narrow" w:eastAsia="Arial Narrow" w:hAnsi="Arial Narrow" w:cs="Arial Narrow"/>
-          <w:kern w:val="0"/>
-          <ns2:ligatures ns2:val="none"/>
+          <w14:ligatures w14:val="none"/>
+        </w:rPr>
+      </w:pPr>
+      <w:r>
+        <w:rPr>
+          <w:rFonts w:ascii="Arial Narrow" w:eastAsia="Arial Narrow" w:hAnsi="Arial Narrow" w:cs="Arial Narrow"/>
+          <w:kern w:val="0"/>
+          <w14:ligatures w14:val="none"/>
         </w:rPr>
         <w:t>Además</w:t>
       </w:r>
@@ -2639,7 +2609,7 @@
         <w:rPr>
           <w:rFonts w:ascii="Arial Narrow" w:eastAsia="Arial Narrow" w:hAnsi="Arial Narrow" w:cs="Arial Narrow"/>
           <w:kern w:val="0"/>
-          <ns2:ligatures ns2:val="none"/>
+          <w14:ligatures w14:val="none"/>
         </w:rPr>
         <w:t xml:space="preserve">, la Secretaría Técnica, en ejercicio de sus facultades, </w:t>
       </w:r>
@@ -2649,7 +2619,7 @@
           <w:color w:val="000000"/>
           <w:kern w:val="0"/>
           <w:lang w:eastAsia="es-PE"/>
-          <ns2:ligatures ns2:val="none"/>
+          <w14:ligatures w14:val="none"/>
         </w:rPr>
         <w:t xml:space="preserve">considera </w:t>
       </w:r>
@@ -2657,7 +2627,7 @@
         <w:rPr>
           <w:rFonts w:ascii="Arial Narrow" w:eastAsia="Arial Narrow" w:hAnsi="Arial Narrow" w:cs="Arial Narrow"/>
           <w:kern w:val="0"/>
-          <ns2:ligatures ns2:val="none"/>
+          <w14:ligatures w14:val="none"/>
         </w:rPr>
         <w:t>que el hecho denunciado</w:t>
       </w:r>
@@ -2667,7 +2637,7 @@
           <w:color w:val="000000"/>
           <w:kern w:val="0"/>
           <w:lang w:eastAsia="es-PE"/>
-          <ns2:ligatures ns2:val="none"/>
+          <w14:ligatures w14:val="none"/>
         </w:rPr>
         <w:t xml:space="preserve">, consistente en que </w:t>
       </w:r>
@@ -2678,7 +2648,7 @@
           <w:kern w:val="0"/>
           <w:shd w:val="clear" w:color="auto" w:fill="FFFFFF"/>
           <w:lang w:eastAsia="es-PE"/>
-          <ns2:ligatures ns2:val="none"/>
+          <w14:ligatures w14:val="none"/>
         </w:rPr>
         <w:t>los proveedores denunciados no habrían cumplido con tener un canal formal para que la denunciante pueda presentar su escrito de apelación o reconsideración a su decisión de rechazo de cobertura</w:t>
       </w:r>
@@ -2686,7 +2656,7 @@
         <w:rPr>
           <w:rFonts w:ascii="Arial Narrow" w:eastAsia="Arial Narrow" w:hAnsi="Arial Narrow" w:cs="Arial Narrow"/>
           <w:kern w:val="0"/>
-          <ns2:ligatures ns2:val="none"/>
+          <w14:ligatures w14:val="none"/>
         </w:rPr>
         <w:t>; involucraría una presunta afectación a sus expectativas, quien no habría encontrado una correspondencia entre lo que esperaba recibir de parte del proveedor y lo que realmente recibió. Por consiguiente, corresponde calificar el hecho materia de denuncia como una presunta infracción al deber de idoneidad, tipificado en los artículos 18</w:t>
       </w:r>
@@ -2696,7 +2666,7 @@
           <w:color w:val="000000"/>
           <w:kern w:val="0"/>
           <w:lang w:eastAsia="es-PE"/>
-          <ns2:ligatures ns2:val="none"/>
+          <w14:ligatures w14:val="none"/>
         </w:rPr>
         <w:t/>
       </w:r>
@@ -2704,7 +2674,7 @@
         <w:rPr>
           <w:rFonts w:ascii="Arial Narrow" w:eastAsia="Arial Narrow" w:hAnsi="Arial Narrow" w:cs="Arial Narrow"/>
           <w:kern w:val="0"/>
-          <ns2:ligatures ns2:val="none"/>
+          <w14:ligatures w14:val="none"/>
         </w:rPr>
         <w:t xml:space="preserve"> y 19</w:t>
       </w:r>
@@ -2714,7 +2684,7 @@
           <w:color w:val="000000"/>
           <w:kern w:val="0"/>
           <w:lang w:eastAsia="es-PE"/>
-          <ns2:ligatures ns2:val="none"/>
+          <w14:ligatures w14:val="none"/>
         </w:rPr>
         <w:t/>
       </w:r>
@@ -2722,12 +2692,12 @@
         <w:rPr>
           <w:rFonts w:ascii="Arial Narrow" w:eastAsia="Arial Narrow" w:hAnsi="Arial Narrow" w:cs="Arial Narrow"/>
           <w:kern w:val="0"/>
-          <ns2:ligatures ns2:val="none"/>
+          <w14:ligatures w14:val="none"/>
         </w:rPr>
         <w:t xml:space="preserve"> del Código.</w:t>
       </w:r>
     </w:p>
-    <w:p ns2:paraId="2E7770E0" ns2:textId="77777777">
+    <w:p>
       <w:pPr>
         <w:spacing w:after="0" w:line="240" w:lineRule="auto"/>
         <w:jc w:val="both"/>
@@ -2735,11 +2705,11 @@
           <w:rFonts w:ascii="Arial Narrow" w:eastAsia="Calibri" w:hAnsi="Arial Narrow" w:cs="Arial Narrow"/>
           <w:kern w:val="0"/>
           <w:lang w:eastAsia="es-PE"/>
-          <ns2:ligatures ns2:val="none"/>
-        </w:rPr>
-      </w:pPr>
-    </w:p>
-    <w:p ns2:paraId="37321452" ns2:textId="77777777">
+          <w14:ligatures w14:val="none"/>
+        </w:rPr>
+      </w:pPr>
+    </w:p>
+    <w:p>
       <w:pPr>
         <w:pStyle w:val="Prrafodelista"/>
         <w:numPr>
@@ -2753,7 +2723,7 @@
           <w:rFonts w:ascii="Arial Narrow" w:eastAsia="Calibri" w:hAnsi="Arial Narrow" w:cs="Arial Narrow"/>
           <w:kern w:val="0"/>
           <w:lang w:eastAsia="es-PE"/>
-          <ns2:ligatures ns2:val="none"/>
+          <w14:ligatures w14:val="none"/>
         </w:rPr>
       </w:pPr>
       <w:r>
@@ -2762,7 +2732,7 @@
           <w:color w:val="000000"/>
           <w:kern w:val="0"/>
           <w:lang w:eastAsia="es-PE"/>
-          <ns2:ligatures ns2:val="none"/>
+          <w14:ligatures w14:val="none"/>
         </w:rPr>
         <w:t>En tanto la denuncia reúne los requisitos establecidos por la norma citada, corresponde admitirla a trámite</w:t>
       </w:r>
@@ -2772,7 +2742,7 @@
           <w:rFonts w:ascii="Arial Narrow" w:eastAsia="Arial Narrow" w:hAnsi="Arial Narrow" w:cs="Arial Narrow"/>
           <w:kern w:val="0"/>
           <w:vertAlign w:val="superscript"/>
-          <ns2:ligatures ns2:val="none"/>
+          <w14:ligatures w14:val="none"/>
         </w:rPr>
         <w:footnoteReference w:id="5"/>
       </w:r>
@@ -2782,12 +2752,12 @@
           <w:color w:val="000000"/>
           <w:kern w:val="0"/>
           <w:lang w:eastAsia="es-PE"/>
-          <ns2:ligatures ns2:val="none"/>
+          <w14:ligatures w14:val="none"/>
         </w:rPr>
         <w:t>.</w:t>
       </w:r>
     </w:p>
-    <w:p ns2:paraId="17426A8E" ns2:textId="77777777">
+    <w:p>
       <w:pPr>
         <w:spacing w:after="0" w:line="240" w:lineRule="auto"/>
         <w:ind w:left="567"/>
@@ -2798,11 +2768,11 @@
           <w:color w:val="000000"/>
           <w:kern w:val="0"/>
           <w:lang w:eastAsia="es-PE"/>
-          <ns2:ligatures ns2:val="none"/>
-        </w:rPr>
-      </w:pPr>
-    </w:p>
-    <w:p ns2:paraId="69FE781D" ns2:textId="77777777">
+          <w14:ligatures w14:val="none"/>
+        </w:rPr>
+      </w:pPr>
+    </w:p>
+    <w:p>
       <w:pPr>
         <w:pStyle w:val="Prrafodelista"/>
         <w:numPr>
@@ -2822,35 +2792,35 @@
           <w:color w:val="000000"/>
           <w:kern w:val="0"/>
           <w:lang w:eastAsia="es-PE"/>
-          <ns2:ligatures ns2:val="none"/>
-        </w:rPr>
-      </w:pPr>
-      <w:r>
-        <w:rPr>
-          <w:rFonts w:ascii="Arial Narrow" w:eastAsia="Arial Narrow" w:hAnsi="Arial Narrow" w:cs="Arial Narrow"/>
-          <w:b/>
-          <w:color w:val="000000"/>
-          <w:kern w:val="0"/>
-          <w:lang w:eastAsia="es-PE"/>
-          <ns2:ligatures ns2:val="none"/>
+          <w14:ligatures w14:val="none"/>
+        </w:rPr>
+      </w:pPr>
+      <w:r>
+        <w:rPr>
+          <w:rFonts w:ascii="Arial Narrow" w:eastAsia="Arial Narrow" w:hAnsi="Arial Narrow" w:cs="Arial Narrow"/>
+          <w:b/>
+          <w:color w:val="000000"/>
+          <w:kern w:val="0"/>
+          <w:lang w:eastAsia="es-PE"/>
+          <w14:ligatures w14:val="none"/>
         </w:rPr>
         <w:t>REQUERIMIENTO DE INFORMACION</w:t>
       </w:r>
     </w:p>
-    <w:p ns2:paraId="6252E905" ns2:textId="77777777">
-      <w:pPr>
-        <w:spacing w:after="0" w:line="240" w:lineRule="auto"/>
-        <w:jc w:val="both"/>
-        <w:rPr>
-          <w:rFonts w:ascii="Arial Narrow" w:eastAsia="Times New Roman" w:hAnsi="Arial Narrow" w:cs="Arial"/>
-          <w:color w:val="000000"/>
-          <w:kern w:val="0"/>
-          <w:lang w:val="es-ES" w:eastAsia="es-ES"/>
-          <ns2:ligatures ns2:val="none"/>
-        </w:rPr>
-      </w:pPr>
-    </w:p>
-    <w:p ns2:paraId="21C241A8" ns2:textId="77777777">
+    <w:p>
+      <w:pPr>
+        <w:spacing w:after="0" w:line="240" w:lineRule="auto"/>
+        <w:jc w:val="both"/>
+        <w:rPr>
+          <w:rFonts w:ascii="Arial Narrow" w:eastAsia="Times New Roman" w:hAnsi="Arial Narrow" w:cs="Arial"/>
+          <w:color w:val="000000"/>
+          <w:kern w:val="0"/>
+          <w:lang w:val="es-ES" w:eastAsia="es-ES"/>
+          <w14:ligatures w14:val="none"/>
+        </w:rPr>
+      </w:pPr>
+    </w:p>
+    <w:p>
       <w:pPr>
         <w:pStyle w:val="Prrafodelista"/>
         <w:numPr>
@@ -2865,16 +2835,16 @@
           <w:color w:val="000000"/>
           <w:kern w:val="0"/>
           <w:lang w:val="es-ES" w:eastAsia="es-ES"/>
-          <ns2:ligatures ns2:val="none"/>
-        </w:rPr>
-      </w:pPr>
-      <w:r>
-        <w:rPr>
-          <w:rFonts w:ascii="Arial Narrow" w:eastAsia="Times New Roman" w:hAnsi="Arial Narrow" w:cs="Arial"/>
-          <w:color w:val="000000"/>
-          <w:kern w:val="0"/>
-          <w:lang w:val="es-ES" w:eastAsia="es-ES"/>
-          <ns2:ligatures ns2:val="none"/>
+          <w14:ligatures w14:val="none"/>
+        </w:rPr>
+      </w:pPr>
+      <w:r>
+        <w:rPr>
+          <w:rFonts w:ascii="Arial Narrow" w:eastAsia="Times New Roman" w:hAnsi="Arial Narrow" w:cs="Arial"/>
+          <w:color w:val="000000"/>
+          <w:kern w:val="0"/>
+          <w:lang w:val="es-ES" w:eastAsia="es-ES"/>
+          <w14:ligatures w14:val="none"/>
         </w:rPr>
         <w:lastRenderedPageBreak/>
         <w:t>A efectos de tener mayores elementos que sirvan para</w:t>
@@ -2885,7 +2855,7 @@
           <w:color w:val="000000"/>
           <w:kern w:val="0"/>
           <w:lang w:val="es-ES" w:eastAsia="es-ES"/>
-          <ns2:ligatures ns2:val="none"/>
+          <w14:ligatures w14:val="none"/>
         </w:rPr>
         <w:t xml:space="preserve"> la resolución definitiva del presente caso, </w:t>
       </w:r>
@@ -2895,7 +2865,7 @@
           <w:color w:val="000000"/>
           <w:kern w:val="0"/>
           <w:lang w:val="es-ES" w:eastAsia="es-ES"/>
-          <ns2:ligatures ns2:val="none"/>
+          <w14:ligatures w14:val="none"/>
         </w:rPr>
         <w:t xml:space="preserve">la Secretaría Técnica, </w:t>
       </w:r>
@@ -2905,7 +2875,7 @@
           <w:color w:val="000000"/>
           <w:kern w:val="0"/>
           <w:lang w:val="es-ES" w:eastAsia="es-ES"/>
-          <ns2:ligatures ns2:val="none"/>
+          <w14:ligatures w14:val="none"/>
         </w:rPr>
         <w:t>en ejercicio de las facultades que la ley le con</w:t>
       </w:r>
@@ -2915,7 +2885,7 @@
           <w:color w:val="000000"/>
           <w:kern w:val="0"/>
           <w:lang w:val="es-ES" w:eastAsia="es-ES"/>
-          <ns2:ligatures ns2:val="none"/>
+          <w14:ligatures w14:val="none"/>
         </w:rPr>
         <w:t xml:space="preserve">fiere, </w:t>
       </w:r>
@@ -2926,7 +2896,7 @@
           <w:color w:val="000000"/>
           <w:kern w:val="0"/>
           <w:lang w:val="es-ES" w:eastAsia="es-ES"/>
-          <ns2:ligatures ns2:val="none"/>
+          <w14:ligatures w14:val="none"/>
         </w:rPr>
         <w:t xml:space="preserve">conviene requerir a los proveedores denunciados </w:t>
       </w:r>
@@ -2937,7 +2907,7 @@
           <w:color w:val="000000"/>
           <w:kern w:val="0"/>
           <w:lang w:val="es-ES" w:eastAsia="es-ES"/>
-          <ns2:ligatures ns2:val="none"/>
+          <w14:ligatures w14:val="none"/>
         </w:rPr>
         <w:t>que, en un</w:t>
       </w:r>
@@ -2947,7 +2917,7 @@
           <w:color w:val="000000"/>
           <w:kern w:val="0"/>
           <w:lang w:val="es-ES" w:eastAsia="es-ES"/>
-          <ns2:ligatures ns2:val="none"/>
+          <w14:ligatures w14:val="none"/>
         </w:rPr>
         <w:t xml:space="preserve"> plazo no mayor de cinco (5) días hábiles contado a partir del día siguiente de la notificación de la </w:t>
       </w:r>
@@ -2957,7 +2927,7 @@
           <w:color w:val="000000"/>
           <w:kern w:val="0"/>
           <w:lang w:val="es-ES" w:eastAsia="es-ES"/>
-          <ns2:ligatures ns2:val="none"/>
+          <w14:ligatures w14:val="none"/>
         </w:rPr>
         <w:t xml:space="preserve">presente resolución, </w:t>
       </w:r>
@@ -2968,7 +2938,7 @@
           <w:color w:val="000000"/>
           <w:kern w:val="0"/>
           <w:lang w:val="es-ES" w:eastAsia="es-ES"/>
-          <ns2:ligatures ns2:val="none"/>
+          <w14:ligatures w14:val="none"/>
         </w:rPr>
         <w:t xml:space="preserve">cumplan </w:t>
       </w:r>
@@ -2978,12 +2948,12 @@
           <w:color w:val="000000"/>
           <w:kern w:val="0"/>
           <w:lang w:val="es-ES" w:eastAsia="es-ES"/>
-          <ns2:ligatures ns2:val="none"/>
+          <w14:ligatures w14:val="none"/>
         </w:rPr>
         <w:t>con lo siguiente:</w:t>
       </w:r>
     </w:p>
-    <w:p ns2:paraId="345D7F88" ns2:textId="77777777">
+    <w:p>
       <w:pPr>
         <w:pStyle w:val="Prrafodelista"/>
         <w:spacing w:after="0" w:line="240" w:lineRule="auto"/>
@@ -2994,11 +2964,11 @@
           <w:color w:val="000000"/>
           <w:kern w:val="0"/>
           <w:lang w:val="es-ES" w:eastAsia="es-ES"/>
-          <ns2:ligatures ns2:val="none"/>
-        </w:rPr>
-      </w:pPr>
-    </w:p>
-    <w:p ns2:paraId="01F25269" ns2:textId="35D1B29E">
+          <w14:ligatures w14:val="none"/>
+        </w:rPr>
+      </w:pPr>
+    </w:p>
+    <w:p>
       <w:pPr>
         <w:pStyle w:val="Prrafodelista"/>
         <w:spacing w:after="0" w:line="240" w:lineRule="auto"/>
@@ -3009,7 +2979,7 @@
           <w:color w:val="000000"/>
           <w:kern w:val="0"/>
           <w:lang w:val="es-ES" w:eastAsia="es-ES"/>
-          <ns2:ligatures ns2:val="none"/>
+          <w14:ligatures w14:val="none"/>
         </w:rPr>
       </w:pPr>
       <w:r>
@@ -3019,7 +2989,7 @@
           <w:kern w:val="0"/>
           <w:u w:val="single"/>
           <w:lang w:val="es-ES" w:eastAsia="es-ES"/>
-          <ns2:ligatures ns2:val="none"/>
+          <w14:ligatures w14:val="none"/>
         </w:rPr>
         <w:t xml:space="preserve">A </w:t>
       </w:r>
@@ -3031,7 +3001,7 @@
           <w:kern w:val="0"/>
           <w:u w:val="single"/>
           <w:lang w:val="es-ES" w:eastAsia="es-ES"/>
-          <ns2:ligatures ns2:val="none"/>
+          <w14:ligatures w14:val="none"/>
         </w:rPr>
         <w:t>Interseguro</w:t>
       </w:r>
@@ -3042,7 +3012,7 @@
           <w:color w:val="000000"/>
           <w:kern w:val="0"/>
           <w:lang w:val="es-ES" w:eastAsia="es-ES"/>
-          <ns2:ligatures ns2:val="none"/>
+          <w14:ligatures w14:val="none"/>
         </w:rPr>
         <w:t xml:space="preserve">: </w:t>
       </w:r>
@@ -3052,7 +3022,7 @@
           <w:color w:val="000000"/>
           <w:kern w:val="0"/>
           <w:lang w:val="es-ES" w:eastAsia="es-ES"/>
-          <ns2:ligatures ns2:val="none"/>
+          <w14:ligatures w14:val="none"/>
         </w:rPr>
         <w:t xml:space="preserve">(i) presentar una copia debidamente suscrita de las Pólizas del Seguro de desgravamen de la </w:t>
       </w:r>
@@ -3062,7 +3032,7 @@
           <w:color w:val="000000"/>
           <w:kern w:val="0"/>
           <w:lang w:eastAsia="es-ES"/>
-          <ns2:ligatures ns2:val="none"/>
+          <w14:ligatures w14:val="none"/>
         </w:rPr>
         <w:t xml:space="preserve">Tarjeta de crédito </w:t>
       </w:r>
@@ -3073,7 +3043,7 @@
           <w:color w:val="000000"/>
           <w:kern w:val="0"/>
           <w:lang w:eastAsia="es-ES"/>
-          <ns2:ligatures ns2:val="none"/>
+          <w14:ligatures w14:val="none"/>
         </w:rPr>
         <w:t/>
       </w:r>
@@ -3084,7 +3054,7 @@
           <w:color w:val="000000"/>
           <w:kern w:val="0"/>
           <w:lang w:eastAsia="es-ES"/>
-          <ns2:ligatures ns2:val="none"/>
+          <w14:ligatures w14:val="none"/>
         </w:rPr>
         <w:t xml:space="preserve"> 6****85-1, la Tarjeta de crédito </w:t>
       </w:r>
@@ -3095,7 +3065,7 @@
           <w:color w:val="000000"/>
           <w:kern w:val="0"/>
           <w:lang w:eastAsia="es-ES"/>
-          <ns2:ligatures ns2:val="none"/>
+          <w14:ligatures w14:val="none"/>
         </w:rPr>
         <w:t/>
       </w:r>
@@ -3106,7 +3076,7 @@
           <w:color w:val="000000"/>
           <w:kern w:val="0"/>
           <w:lang w:eastAsia="es-ES"/>
-          <ns2:ligatures ns2:val="none"/>
+          <w14:ligatures w14:val="none"/>
         </w:rPr>
         <w:t xml:space="preserve"> 8****30-1 y el Crédito efectivo </w:t>
       </w:r>
@@ -3117,7 +3087,7 @@
           <w:color w:val="000000"/>
           <w:kern w:val="0"/>
           <w:lang w:eastAsia="es-ES"/>
-          <ns2:ligatures ns2:val="none"/>
+          <w14:ligatures w14:val="none"/>
         </w:rPr>
         <w:t/>
       </w:r>
@@ -3128,7 +3098,7 @@
           <w:color w:val="000000"/>
           <w:kern w:val="0"/>
           <w:lang w:eastAsia="es-ES"/>
-          <ns2:ligatures ns2:val="none"/>
+          <w14:ligatures w14:val="none"/>
         </w:rPr>
         <w:t xml:space="preserve"> 0****52 </w:t>
       </w:r>
@@ -3138,7 +3108,7 @@
           <w:color w:val="000000"/>
           <w:kern w:val="0"/>
           <w:lang w:val="es-ES" w:eastAsia="es-ES"/>
-          <ns2:ligatures ns2:val="none"/>
+          <w14:ligatures w14:val="none"/>
         </w:rPr>
         <w:t>materias de denuncia, así como el cargo de remisión de cada póliza; (</w:t>
       </w:r>
@@ -3149,7 +3119,7 @@
           <w:color w:val="000000"/>
           <w:kern w:val="0"/>
           <w:lang w:val="es-ES" w:eastAsia="es-ES"/>
-          <ns2:ligatures ns2:val="none"/>
+          <w14:ligatures w14:val="none"/>
         </w:rPr>
         <w:t>ii</w:t>
       </w:r>
@@ -3160,7 +3130,7 @@
           <w:color w:val="000000"/>
           <w:kern w:val="0"/>
           <w:lang w:val="es-ES" w:eastAsia="es-ES"/>
-          <ns2:ligatures ns2:val="none"/>
+          <w14:ligatures w14:val="none"/>
         </w:rPr>
         <w:t xml:space="preserve">) presentar los medios probatorios que acrediten que la negativa de otorgamiento de cobertura de cada una de las Pólizas del Seguro de desgravamen de la </w:t>
       </w:r>
@@ -3170,7 +3140,7 @@
           <w:color w:val="000000"/>
           <w:kern w:val="0"/>
           <w:lang w:eastAsia="es-ES"/>
-          <ns2:ligatures ns2:val="none"/>
+          <w14:ligatures w14:val="none"/>
         </w:rPr>
         <w:t xml:space="preserve">Tarjeta de crédito </w:t>
       </w:r>
@@ -3181,7 +3151,7 @@
           <w:color w:val="000000"/>
           <w:kern w:val="0"/>
           <w:lang w:eastAsia="es-ES"/>
-          <ns2:ligatures ns2:val="none"/>
+          <w14:ligatures w14:val="none"/>
         </w:rPr>
         <w:t/>
       </w:r>
@@ -3192,7 +3162,7 @@
           <w:color w:val="000000"/>
           <w:kern w:val="0"/>
           <w:lang w:eastAsia="es-ES"/>
-          <ns2:ligatures ns2:val="none"/>
+          <w14:ligatures w14:val="none"/>
         </w:rPr>
         <w:t xml:space="preserve"> 6****85-1, la Tarjeta de crédito </w:t>
       </w:r>
@@ -3203,7 +3173,7 @@
           <w:color w:val="000000"/>
           <w:kern w:val="0"/>
           <w:lang w:eastAsia="es-ES"/>
-          <ns2:ligatures ns2:val="none"/>
+          <w14:ligatures w14:val="none"/>
         </w:rPr>
         <w:t/>
       </w:r>
@@ -3214,7 +3184,7 @@
           <w:color w:val="000000"/>
           <w:kern w:val="0"/>
           <w:lang w:eastAsia="es-ES"/>
-          <ns2:ligatures ns2:val="none"/>
+          <w14:ligatures w14:val="none"/>
         </w:rPr>
         <w:t xml:space="preserve"> 8****30-1 y el Crédito efectivo </w:t>
       </w:r>
@@ -3225,7 +3195,7 @@
           <w:color w:val="000000"/>
           <w:kern w:val="0"/>
           <w:lang w:eastAsia="es-ES"/>
-          <ns2:ligatures ns2:val="none"/>
+          <w14:ligatures w14:val="none"/>
         </w:rPr>
         <w:t/>
       </w:r>
@@ -3236,7 +3206,7 @@
           <w:color w:val="000000"/>
           <w:kern w:val="0"/>
           <w:lang w:eastAsia="es-ES"/>
-          <ns2:ligatures ns2:val="none"/>
+          <w14:ligatures w14:val="none"/>
         </w:rPr>
         <w:t xml:space="preserve"> 0****52 fue justificada</w:t>
       </w:r>
@@ -3246,7 +3216,7 @@
           <w:color w:val="000000"/>
           <w:kern w:val="0"/>
           <w:lang w:val="es-ES" w:eastAsia="es-ES"/>
-          <ns2:ligatures ns2:val="none"/>
+          <w14:ligatures w14:val="none"/>
         </w:rPr>
         <w:t xml:space="preserve">; y, </w:t>
       </w:r>
@@ -3256,7 +3226,7 @@
           <w:color w:val="000000"/>
           <w:kern w:val="0"/>
           <w:lang w:val="es-ES" w:eastAsia="es-ES"/>
-          <ns2:ligatures ns2:val="none"/>
+          <w14:ligatures w14:val="none"/>
         </w:rPr>
         <w:t>(</w:t>
       </w:r>
@@ -3267,7 +3237,7 @@
           <w:color w:val="000000"/>
           <w:kern w:val="0"/>
           <w:lang w:val="es-ES" w:eastAsia="es-ES"/>
-          <ns2:ligatures ns2:val="none"/>
+          <w14:ligatures w14:val="none"/>
         </w:rPr>
         <w:t>iii</w:t>
       </w:r>
@@ -3278,7 +3248,7 @@
           <w:color w:val="000000"/>
           <w:kern w:val="0"/>
           <w:lang w:val="es-ES" w:eastAsia="es-ES"/>
-          <ns2:ligatures ns2:val="none"/>
+          <w14:ligatures w14:val="none"/>
         </w:rPr>
         <w:t>) presentar todas las comunicaciones cursadas con la parte denunciante en virtud de los hechos materia de denuncia</w:t>
       </w:r>
@@ -3288,12 +3258,12 @@
           <w:color w:val="000000"/>
           <w:kern w:val="0"/>
           <w:lang w:val="es-ES" w:eastAsia="es-ES"/>
-          <ns2:ligatures ns2:val="none"/>
+          <w14:ligatures w14:val="none"/>
         </w:rPr>
         <w:t>.</w:t>
       </w:r>
     </w:p>
-    <w:p ns2:paraId="48503CFE" ns2:textId="77777777">
+    <w:p>
       <w:pPr>
         <w:pStyle w:val="Prrafodelista"/>
         <w:spacing w:after="0" w:line="240" w:lineRule="auto"/>
@@ -3305,11 +3275,11 @@
           <w:kern w:val="0"/>
           <w:u w:val="single"/>
           <w:lang w:val="es-ES" w:eastAsia="es-ES"/>
-          <ns2:ligatures ns2:val="none"/>
-        </w:rPr>
-      </w:pPr>
-    </w:p>
-    <w:p ns2:paraId="4940B49E" ns2:textId="282CA812">
+          <w14:ligatures w14:val="none"/>
+        </w:rPr>
+      </w:pPr>
+    </w:p>
+    <w:p>
       <w:pPr>
         <w:pStyle w:val="Prrafodelista"/>
         <w:spacing w:after="0" w:line="240" w:lineRule="auto"/>
@@ -3321,7 +3291,7 @@
           <w:kern w:val="0"/>
           <w:u w:val="single"/>
           <w:lang w:val="es-ES" w:eastAsia="es-ES"/>
-          <ns2:ligatures ns2:val="none"/>
+          <w14:ligatures w14:val="none"/>
         </w:rPr>
       </w:pPr>
       <w:r>
@@ -3331,7 +3301,7 @@
           <w:kern w:val="0"/>
           <w:u w:val="single"/>
           <w:lang w:val="es-ES" w:eastAsia="es-ES"/>
-          <ns2:ligatures ns2:val="none"/>
+          <w14:ligatures w14:val="none"/>
         </w:rPr>
         <w:t>A</w:t>
       </w:r>
@@ -3342,7 +3312,7 @@
           <w:kern w:val="0"/>
           <w:u w:val="single"/>
           <w:lang w:val="es-ES" w:eastAsia="es-ES"/>
-          <ns2:ligatures ns2:val="none"/>
+          <w14:ligatures w14:val="none"/>
         </w:rPr>
         <w:t>l</w:t>
       </w:r>
@@ -3353,7 +3323,7 @@
           <w:kern w:val="0"/>
           <w:u w:val="single"/>
           <w:lang w:val="es-ES" w:eastAsia="es-ES"/>
-          <ns2:ligatures ns2:val="none"/>
+          <w14:ligatures w14:val="none"/>
         </w:rPr>
         <w:t xml:space="preserve"> </w:t>
       </w:r>
@@ -3364,7 +3334,7 @@
           <w:kern w:val="0"/>
           <w:u w:val="single"/>
           <w:lang w:val="es-ES" w:eastAsia="es-ES"/>
-          <ns2:ligatures ns2:val="none"/>
+          <w14:ligatures w14:val="none"/>
         </w:rPr>
         <w:t>Banco</w:t>
       </w:r>
@@ -3374,7 +3344,7 @@
           <w:color w:val="000000"/>
           <w:kern w:val="0"/>
           <w:lang w:val="es-ES" w:eastAsia="es-ES"/>
-          <ns2:ligatures ns2:val="none"/>
+          <w14:ligatures w14:val="none"/>
         </w:rPr>
         <w:t>:</w:t>
       </w:r>
@@ -3384,7 +3354,7 @@
           <w:color w:val="000000"/>
           <w:kern w:val="0"/>
           <w:lang w:eastAsia="es-ES"/>
-          <ns2:ligatures ns2:val="none"/>
+          <w14:ligatures w14:val="none"/>
         </w:rPr>
         <w:t xml:space="preserve"> </w:t>
       </w:r>
@@ -3394,7 +3364,7 @@
           <w:color w:val="000000"/>
           <w:kern w:val="0"/>
           <w:lang w:val="es-ES" w:eastAsia="es-ES"/>
-          <ns2:ligatures ns2:val="none"/>
+          <w14:ligatures w14:val="none"/>
         </w:rPr>
         <w:t xml:space="preserve">(i) presentar una copia debidamente suscrita de los documentos contractuales de la Tarjeta de crédito </w:t>
       </w:r>
@@ -3405,7 +3375,7 @@
           <w:color w:val="000000"/>
           <w:kern w:val="0"/>
           <w:lang w:val="es-ES" w:eastAsia="es-ES"/>
-          <ns2:ligatures ns2:val="none"/>
+          <w14:ligatures w14:val="none"/>
         </w:rPr>
         <w:t/>
       </w:r>
@@ -3416,7 +3386,7 @@
           <w:color w:val="000000"/>
           <w:kern w:val="0"/>
           <w:lang w:val="es-ES" w:eastAsia="es-ES"/>
-          <ns2:ligatures ns2:val="none"/>
+          <w14:ligatures w14:val="none"/>
         </w:rPr>
         <w:t xml:space="preserve"> 6****85-1, la Tarjeta de crédito </w:t>
       </w:r>
@@ -3427,7 +3397,7 @@
           <w:color w:val="000000"/>
           <w:kern w:val="0"/>
           <w:lang w:val="es-ES" w:eastAsia="es-ES"/>
-          <ns2:ligatures ns2:val="none"/>
+          <w14:ligatures w14:val="none"/>
         </w:rPr>
         <w:t/>
       </w:r>
@@ -3438,7 +3408,7 @@
           <w:color w:val="000000"/>
           <w:kern w:val="0"/>
           <w:lang w:val="es-ES" w:eastAsia="es-ES"/>
-          <ns2:ligatures ns2:val="none"/>
+          <w14:ligatures w14:val="none"/>
         </w:rPr>
         <w:t xml:space="preserve"> 8****30-1 y el Crédito efectivo </w:t>
       </w:r>
@@ -3449,7 +3419,7 @@
           <w:color w:val="000000"/>
           <w:kern w:val="0"/>
           <w:lang w:val="es-ES" w:eastAsia="es-ES"/>
-          <ns2:ligatures ns2:val="none"/>
+          <w14:ligatures w14:val="none"/>
         </w:rPr>
         <w:t/>
       </w:r>
@@ -3460,7 +3430,7 @@
           <w:color w:val="000000"/>
           <w:kern w:val="0"/>
           <w:lang w:val="es-ES" w:eastAsia="es-ES"/>
-          <ns2:ligatures ns2:val="none"/>
+          <w14:ligatures w14:val="none"/>
         </w:rPr>
         <w:t xml:space="preserve"> 0****52 materias de denuncia, así como el cargo de remisión de cada contrato; y, (</w:t>
       </w:r>
@@ -3471,7 +3441,7 @@
           <w:color w:val="000000"/>
           <w:kern w:val="0"/>
           <w:lang w:val="es-ES" w:eastAsia="es-ES"/>
-          <ns2:ligatures ns2:val="none"/>
+          <w14:ligatures w14:val="none"/>
         </w:rPr>
         <w:t>ii</w:t>
       </w:r>
@@ -3482,7 +3452,7 @@
           <w:color w:val="000000"/>
           <w:kern w:val="0"/>
           <w:lang w:val="es-ES" w:eastAsia="es-ES"/>
-          <ns2:ligatures ns2:val="none"/>
+          <w14:ligatures w14:val="none"/>
         </w:rPr>
         <w:t>) presentar todas las comunicaciones cursadas con la parte denunciante en virtud de los hechos materia de denuncia</w:t>
       </w:r>
@@ -3492,26 +3462,26 @@
           <w:color w:val="000000"/>
           <w:kern w:val="0"/>
           <w:lang w:val="es-ES" w:eastAsia="es-ES"/>
-          <ns2:ligatures ns2:val="none"/>
+          <w14:ligatures w14:val="none"/>
         </w:rPr>
         <w:t>.</w:t>
       </w:r>
     </w:p>
     <w:bookmarkEnd w:id="9"/>
-    <w:p ns2:paraId="525DE1CC" ns2:textId="77777777">
-      <w:pPr>
-        <w:spacing w:after="0" w:line="240" w:lineRule="auto"/>
-        <w:jc w:val="both"/>
-        <w:rPr>
-          <w:rFonts w:ascii="Arial Narrow" w:eastAsia="Times New Roman" w:hAnsi="Arial Narrow" w:cs="Arial"/>
-          <w:color w:val="000000"/>
-          <w:kern w:val="0"/>
-          <w:lang w:val="es-ES" w:eastAsia="es-ES"/>
-          <ns2:ligatures ns2:val="none"/>
-        </w:rPr>
-      </w:pPr>
-    </w:p>
-    <w:p ns2:paraId="76AC2520" ns2:textId="77777777">
+    <w:p>
+      <w:pPr>
+        <w:spacing w:after="0" w:line="240" w:lineRule="auto"/>
+        <w:jc w:val="both"/>
+        <w:rPr>
+          <w:rFonts w:ascii="Arial Narrow" w:eastAsia="Times New Roman" w:hAnsi="Arial Narrow" w:cs="Arial"/>
+          <w:color w:val="000000"/>
+          <w:kern w:val="0"/>
+          <w:lang w:val="es-ES" w:eastAsia="es-ES"/>
+          <w14:ligatures w14:val="none"/>
+        </w:rPr>
+      </w:pPr>
+    </w:p>
+    <w:p>
       <w:pPr>
         <w:pStyle w:val="Prrafodelista"/>
         <w:spacing w:after="0" w:line="240" w:lineRule="auto"/>
@@ -3522,11 +3492,11 @@
           <w:color w:val="000000"/>
           <w:kern w:val="0"/>
           <w:lang w:val="es-ES" w:eastAsia="es-ES"/>
-          <ns2:ligatures ns2:val="none"/>
-        </w:rPr>
-      </w:pPr>
-    </w:p>
-    <w:p ns2:paraId="45192A8B" ns2:textId="77777777">
+          <w14:ligatures w14:val="none"/>
+        </w:rPr>
+      </w:pPr>
+    </w:p>
+    <w:p>
       <w:pPr>
         <w:pStyle w:val="Prrafodelista"/>
         <w:numPr>
@@ -3546,36 +3516,36 @@
           <w:color w:val="000000"/>
           <w:kern w:val="0"/>
           <w:lang w:eastAsia="es-PE"/>
-          <ns2:ligatures ns2:val="none"/>
-        </w:rPr>
-      </w:pPr>
-      <w:r>
-        <w:rPr>
-          <w:rFonts w:ascii="Arial Narrow" w:eastAsia="Arial Narrow" w:hAnsi="Arial Narrow" w:cs="Arial Narrow"/>
-          <w:b/>
-          <w:color w:val="000000"/>
-          <w:kern w:val="0"/>
-          <w:lang w:eastAsia="es-PE"/>
-          <ns2:ligatures ns2:val="none"/>
+          <w14:ligatures w14:val="none"/>
+        </w:rPr>
+      </w:pPr>
+      <w:r>
+        <w:rPr>
+          <w:rFonts w:ascii="Arial Narrow" w:eastAsia="Arial Narrow" w:hAnsi="Arial Narrow" w:cs="Arial Narrow"/>
+          <w:b/>
+          <w:color w:val="000000"/>
+          <w:kern w:val="0"/>
+          <w:lang w:eastAsia="es-PE"/>
+          <w14:ligatures w14:val="none"/>
         </w:rPr>
         <w:t xml:space="preserve">RESOLUCIÓN DE LA SECRETARÍA TÉCNICA </w:t>
       </w:r>
     </w:p>
-    <w:p ns2:paraId="71820251" ns2:textId="77777777">
-      <w:pPr>
-        <w:spacing w:after="0" w:line="240" w:lineRule="auto"/>
-        <w:jc w:val="both"/>
-        <w:rPr>
-          <w:rFonts w:ascii="Arial Narrow" w:eastAsia="Arial Narrow" w:hAnsi="Arial Narrow" w:cs="Arial Narrow"/>
-          <w:b/>
-          <w:color w:val="000000"/>
-          <w:kern w:val="0"/>
-          <w:lang w:eastAsia="es-PE"/>
-          <ns2:ligatures ns2:val="none"/>
-        </w:rPr>
-      </w:pPr>
-    </w:p>
-    <w:p ns2:paraId="5E432484" ns2:textId="6647EB1B">
+    <w:p>
+      <w:pPr>
+        <w:spacing w:after="0" w:line="240" w:lineRule="auto"/>
+        <w:jc w:val="both"/>
+        <w:rPr>
+          <w:rFonts w:ascii="Arial Narrow" w:eastAsia="Arial Narrow" w:hAnsi="Arial Narrow" w:cs="Arial Narrow"/>
+          <w:b/>
+          <w:color w:val="000000"/>
+          <w:kern w:val="0"/>
+          <w:lang w:eastAsia="es-PE"/>
+          <w14:ligatures w14:val="none"/>
+        </w:rPr>
+      </w:pPr>
+    </w:p>
+    <w:p>
       <w:pPr>
         <w:spacing w:after="0" w:line="240" w:lineRule="auto"/>
         <w:jc w:val="both"/>
@@ -3584,17 +3554,17 @@
           <w:color w:val="000000"/>
           <w:kern w:val="0"/>
           <w:lang w:eastAsia="es-PE"/>
-          <ns2:ligatures ns2:val="none"/>
-        </w:rPr>
-      </w:pPr>
-      <w:r>
-        <w:rPr>
-          <w:rFonts w:ascii="Arial Narrow" w:eastAsia="Arial Narrow" w:hAnsi="Arial Narrow" w:cs="Arial Narrow"/>
-          <w:b/>
-          <w:color w:val="000000"/>
-          <w:kern w:val="0"/>
-          <w:lang w:eastAsia="es-PE"/>
-          <ns2:ligatures ns2:val="none"/>
+          <w14:ligatures w14:val="none"/>
+        </w:rPr>
+      </w:pPr>
+      <w:r>
+        <w:rPr>
+          <w:rFonts w:ascii="Arial Narrow" w:eastAsia="Arial Narrow" w:hAnsi="Arial Narrow" w:cs="Arial Narrow"/>
+          <w:b/>
+          <w:color w:val="000000"/>
+          <w:kern w:val="0"/>
+          <w:lang w:eastAsia="es-PE"/>
+          <w14:ligatures w14:val="none"/>
         </w:rPr>
         <w:t xml:space="preserve">PRIMERO: admitir a trámite la denuncia del 27 de octubre de 2025, interpuesta por la señora [DENUNCIANTE] contra Interseguro Compañía de Seguros S.A. y al Banco Internacional del Perú S.A.A. - Interbank, por lo siguiente:</w:t>
       </w:r>
@@ -3605,7 +3575,7 @@
           <w:kern w:val="0"/>
           <w:shd w:val="clear" w:color="auto" w:fill="FFFFFF"/>
           <w:lang w:eastAsia="es-PE"/>
-          <ns2:ligatures ns2:val="none"/>
+          <w14:ligatures w14:val="none"/>
         </w:rPr>
         <w:t xml:space="preserve"/>
       </w:r>
@@ -3615,7 +3585,7 @@
           <w:color w:val="000000"/>
           <w:kern w:val="0"/>
           <w:lang w:val="es-ES" w:eastAsia="es-ES"/>
-          <ns2:ligatures ns2:val="none"/>
+          <w14:ligatures w14:val="none"/>
         </w:rPr>
         <w:t/>
       </w:r>
@@ -3625,7 +3595,7 @@
           <w:color w:val="000000"/>
           <w:kern w:val="0"/>
           <w:lang w:val="es-ES" w:eastAsia="es-ES"/>
-          <ns2:ligatures ns2:val="none"/>
+          <w14:ligatures w14:val="none"/>
         </w:rPr>
         <w:t xml:space="preserve"/>
       </w:r>
@@ -3635,7 +3605,7 @@
           <w:color w:val="000000"/>
           <w:kern w:val="0"/>
           <w:lang w:val="es-ES" w:eastAsia="es-ES"/>
-          <ns2:ligatures ns2:val="none"/>
+          <w14:ligatures w14:val="none"/>
         </w:rPr>
         <w:t xml:space="preserve"/>
       </w:r>
@@ -3646,7 +3616,7 @@
           <w:kern w:val="0"/>
           <w:shd w:val="clear" w:color="auto" w:fill="FFFFFF"/>
           <w:lang w:eastAsia="es-PE"/>
-          <ns2:ligatures ns2:val="none"/>
+          <w14:ligatures w14:val="none"/>
         </w:rPr>
         <w:t xml:space="preserve"/>
       </w:r>
@@ -3657,7 +3627,7 @@
           <w:kern w:val="0"/>
           <w:shd w:val="clear" w:color="auto" w:fill="FFFFFF"/>
           <w:lang w:eastAsia="es-PE"/>
-          <ns2:ligatures ns2:val="none"/>
+          <w14:ligatures w14:val="none"/>
         </w:rPr>
         <w:t xml:space="preserve"/>
       </w:r>
@@ -3668,7 +3638,7 @@
           <w:kern w:val="0"/>
           <w:shd w:val="clear" w:color="auto" w:fill="FFFFFF"/>
           <w:lang w:eastAsia="es-PE"/>
-          <ns2:ligatures ns2:val="none"/>
+          <w14:ligatures w14:val="none"/>
         </w:rPr>
         <w:t/>
       </w:r>
@@ -3679,7 +3649,7 @@
           <w:kern w:val="0"/>
           <w:shd w:val="clear" w:color="auto" w:fill="FFFFFF"/>
           <w:lang w:eastAsia="es-PE"/>
-          <ns2:ligatures ns2:val="none"/>
+          <w14:ligatures w14:val="none"/>
         </w:rPr>
         <w:t xml:space="preserve"/>
       </w:r>
@@ -3690,7 +3660,7 @@
           <w:kern w:val="0"/>
           <w:shd w:val="clear" w:color="auto" w:fill="FFFFFF"/>
           <w:lang w:eastAsia="es-PE"/>
-          <ns2:ligatures ns2:val="none"/>
+          <w14:ligatures w14:val="none"/>
         </w:rPr>
         <w:t xml:space="preserve"/>
       </w:r>
@@ -3701,7 +3671,7 @@
           <w:kern w:val="0"/>
           <w:shd w:val="clear" w:color="auto" w:fill="FFFFFF"/>
           <w:lang w:eastAsia="es-PE"/>
-          <ns2:ligatures ns2:val="none"/>
+          <w14:ligatures w14:val="none"/>
         </w:rPr>
         <w:t xml:space="preserve"/>
       </w:r>
@@ -3728,7 +3698,7 @@
           <w:kern w:val="0"/>
           <w:shd w:val="clear" w:color="auto" w:fill="FFFFFF"/>
           <w:lang w:eastAsia="es-PE"/>
-          <ns2:ligatures ns2:val="none"/>
+          <w14:ligatures w14:val="none"/>
         </w:rPr>
         <w:t/>
       </w:r>
@@ -3739,7 +3709,7 @@
           <w:kern w:val="0"/>
           <w:shd w:val="clear" w:color="auto" w:fill="FFFFFF"/>
           <w:lang w:eastAsia="es-PE"/>
-          <ns2:ligatures ns2:val="none"/>
+          <w14:ligatures w14:val="none"/>
         </w:rPr>
         <w:t xml:space="preserve"/>
       </w:r>
@@ -3750,12 +3720,12 @@
           <w:kern w:val="0"/>
           <w:shd w:val="clear" w:color="auto" w:fill="FFFFFF"/>
           <w:lang w:eastAsia="es-PE"/>
-          <ns2:ligatures ns2:val="none"/>
+          <w14:ligatures w14:val="none"/>
         </w:rPr>
         <w:t/>
       </w:r>
     </w:p>
-    <w:p ns2:paraId="50DCBB7C" ns2:textId="77777777">
+    <w:p>
       <w:pPr>
         <w:spacing w:after="0" w:line="240" w:lineRule="auto"/>
         <w:jc w:val="both"/>
@@ -3764,11 +3734,11 @@
           <w:color w:val="000000"/>
           <w:kern w:val="0"/>
           <w:lang w:eastAsia="es-PE"/>
-          <ns2:ligatures ns2:val="none"/>
-        </w:rPr>
-      </w:pPr>
-    </w:p>
-    <w:p ns2:paraId="3F117497" ns2:textId="38D3F241">
+          <w14:ligatures w14:val="none"/>
+        </w:rPr>
+      </w:pPr>
+    </w:p>
+    <w:p>
       <w:pPr>
         <w:pStyle w:val="Prrafodelista"/>
         <w:numPr>
@@ -3786,7 +3756,7 @@
           <w:rFonts w:ascii="Arial Narrow" w:eastAsia="Calibri" w:hAnsi="Arial Narrow" w:cs="Arial Narrow"/>
           <w:kern w:val="0"/>
           <w:lang w:eastAsia="es-PE"/>
-          <ns2:ligatures ns2:val="none"/>
+          <w14:ligatures w14:val="none"/>
         </w:rPr>
       </w:pPr>
       <w:r>
@@ -3795,7 +3765,7 @@
           <w:color w:val="000000"/>
           <w:kern w:val="0"/>
           <w:lang w:eastAsia="es-PE"/>
-          <ns2:ligatures ns2:val="none"/>
+          <w14:ligatures w14:val="none"/>
         </w:rPr>
         <w:t>Presunta</w:t>
       </w:r>
@@ -3805,7 +3775,7 @@
           <w:kern w:val="0"/>
           <w:shd w:val="clear" w:color="auto" w:fill="FFFFFF"/>
           <w:lang w:eastAsia="es-PE"/>
-          <ns2:ligatures ns2:val="none"/>
+          <w14:ligatures w14:val="none"/>
         </w:rPr>
         <w:t xml:space="preserve"> infracción a los artículos 18 y 19</w:t>
       </w:r>
@@ -3814,7 +3784,7 @@
           <w:rFonts w:ascii="Arial Narrow" w:eastAsia="Calibri" w:hAnsi="Arial Narrow" w:cs="Arial Narrow"/>
           <w:kern w:val="0"/>
           <w:lang w:eastAsia="es-PE"/>
-          <ns2:ligatures ns2:val="none"/>
+          <w14:ligatures w14:val="none"/>
         </w:rPr>
         <w:t xml:space="preserve"> de </w:t>
       </w:r>
@@ -3824,7 +3794,7 @@
           <w:kern w:val="0"/>
           <w:shd w:val="clear" w:color="auto" w:fill="FFFFFF"/>
           <w:lang w:eastAsia="es-PE"/>
-          <ns2:ligatures ns2:val="none"/>
+          <w14:ligatures w14:val="none"/>
         </w:rPr>
         <w:t xml:space="preserve">la Ley 29571, Código de Protección y Defensa del Consumidor, en tanto </w:t>
       </w:r>
@@ -3834,7 +3804,7 @@
           <w:kern w:val="0"/>
           <w:shd w:val="clear" w:color="auto" w:fill="FFFFFF"/>
           <w:lang w:eastAsia="es-PE"/>
-          <ns2:ligatures ns2:val="none"/>
+          <w14:ligatures w14:val="none"/>
         </w:rPr>
         <w:t>los proveedores denunciados</w:t>
       </w:r>
@@ -3844,7 +3814,7 @@
           <w:kern w:val="0"/>
           <w:shd w:val="clear" w:color="auto" w:fill="FFFFFF"/>
           <w:lang w:eastAsia="es-PE"/>
-          <ns2:ligatures ns2:val="none"/>
+          <w14:ligatures w14:val="none"/>
         </w:rPr>
         <w:t xml:space="preserve"> habría</w:t>
       </w:r>
@@ -3854,7 +3824,7 @@
           <w:kern w:val="0"/>
           <w:shd w:val="clear" w:color="auto" w:fill="FFFFFF"/>
           <w:lang w:eastAsia="es-PE"/>
-          <ns2:ligatures ns2:val="none"/>
+          <w14:ligatures w14:val="none"/>
         </w:rPr>
         <w:t>n</w:t>
       </w:r>
@@ -3864,7 +3834,7 @@
           <w:kern w:val="0"/>
           <w:shd w:val="clear" w:color="auto" w:fill="FFFFFF"/>
           <w:lang w:eastAsia="es-PE"/>
-          <ns2:ligatures ns2:val="none"/>
+          <w14:ligatures w14:val="none"/>
         </w:rPr>
         <w:t xml:space="preserve"> negado injustificadamente </w:t>
       </w:r>
@@ -3874,7 +3844,7 @@
           <w:kern w:val="0"/>
           <w:shd w:val="clear" w:color="auto" w:fill="FFFFFF"/>
           <w:lang w:eastAsia="es-PE"/>
-          <ns2:ligatures ns2:val="none"/>
+          <w14:ligatures w14:val="none"/>
         </w:rPr>
         <w:t xml:space="preserve">a la denunciante </w:t>
       </w:r>
@@ -3884,7 +3854,7 @@
           <w:kern w:val="0"/>
           <w:shd w:val="clear" w:color="auto" w:fill="FFFFFF"/>
           <w:lang w:eastAsia="es-PE"/>
-          <ns2:ligatures ns2:val="none"/>
+          <w14:ligatures w14:val="none"/>
         </w:rPr>
         <w:t>la cobertura de</w:t>
       </w:r>
@@ -3894,7 +3864,7 @@
           <w:kern w:val="0"/>
           <w:shd w:val="clear" w:color="auto" w:fill="FFFFFF"/>
           <w:lang w:eastAsia="es-PE"/>
-          <ns2:ligatures ns2:val="none"/>
+          <w14:ligatures w14:val="none"/>
         </w:rPr>
         <w:t xml:space="preserve"> la</w:t>
       </w:r>
@@ -3904,7 +3874,7 @@
           <w:kern w:val="0"/>
           <w:shd w:val="clear" w:color="auto" w:fill="FFFFFF"/>
           <w:lang w:eastAsia="es-PE"/>
-          <ns2:ligatures ns2:val="none"/>
+          <w14:ligatures w14:val="none"/>
         </w:rPr>
         <w:t xml:space="preserve"> </w:t>
       </w:r>
@@ -3914,7 +3884,7 @@
           <w:color w:val="000000"/>
           <w:kern w:val="0"/>
           <w:lang w:val="es-ES" w:eastAsia="es-ES"/>
-          <ns2:ligatures ns2:val="none"/>
+          <w14:ligatures w14:val="none"/>
         </w:rPr>
         <w:t xml:space="preserve">Póliza del Seguro de desgravamen </w:t>
       </w:r>
@@ -3924,7 +3894,7 @@
           <w:color w:val="000000"/>
           <w:kern w:val="0"/>
           <w:lang w:val="es-ES" w:eastAsia="es-ES"/>
-          <ns2:ligatures ns2:val="none"/>
+          <w14:ligatures w14:val="none"/>
         </w:rPr>
         <w:t>asociada a la</w:t>
       </w:r>
@@ -3934,7 +3904,7 @@
           <w:color w:val="000000"/>
           <w:kern w:val="0"/>
           <w:lang w:val="es-ES" w:eastAsia="es-ES"/>
-          <ns2:ligatures ns2:val="none"/>
+          <w14:ligatures w14:val="none"/>
         </w:rPr>
         <w:t xml:space="preserve"> </w:t>
       </w:r>
@@ -3944,7 +3914,7 @@
           <w:color w:val="000000"/>
           <w:kern w:val="0"/>
           <w:lang w:eastAsia="es-ES"/>
-          <ns2:ligatures ns2:val="none"/>
+          <w14:ligatures w14:val="none"/>
         </w:rPr>
         <w:t xml:space="preserve">Tarjeta de crédito 6****85-1 </w:t>
       </w:r>
@@ -3954,7 +3924,7 @@
           <w:kern w:val="0"/>
           <w:shd w:val="clear" w:color="auto" w:fill="FFFFFF"/>
           <w:lang w:eastAsia="es-PE"/>
-          <ns2:ligatures ns2:val="none"/>
+          <w14:ligatures w14:val="none"/>
         </w:rPr>
         <w:t xml:space="preserve">por </w:t>
       </w:r>
@@ -3964,7 +3934,7 @@
           <w:kern w:val="0"/>
           <w:shd w:val="clear" w:color="auto" w:fill="FFFFFF"/>
           <w:lang w:eastAsia="es-PE"/>
-          <ns2:ligatures ns2:val="none"/>
+          <w14:ligatures w14:val="none"/>
         </w:rPr>
         <w:t>la invalidez total y definitiva que padece</w:t>
       </w:r>
@@ -3974,12 +3944,12 @@
           <w:kern w:val="0"/>
           <w:shd w:val="clear" w:color="auto" w:fill="FFFFFF"/>
           <w:lang w:eastAsia="es-PE"/>
-          <ns2:ligatures ns2:val="none"/>
+          <w14:ligatures w14:val="none"/>
         </w:rPr>
         <w:t>.</w:t>
       </w:r>
     </w:p>
-    <w:p ns2:paraId="1BB297F4" ns2:textId="77777777">
+    <w:p>
       <w:pPr>
         <w:pStyle w:val="Prrafodelista"/>
         <w:spacing w:after="0" w:line="240" w:lineRule="auto"/>
@@ -3989,11 +3959,11 @@
           <w:rFonts w:ascii="Arial Narrow" w:eastAsia="Calibri" w:hAnsi="Arial Narrow" w:cs="Arial Narrow"/>
           <w:kern w:val="0"/>
           <w:lang w:eastAsia="es-PE"/>
-          <ns2:ligatures ns2:val="none"/>
-        </w:rPr>
-      </w:pPr>
-    </w:p>
-    <w:p ns2:paraId="76DCAE6E" ns2:textId="5E0DE4B5">
+          <w14:ligatures w14:val="none"/>
+        </w:rPr>
+      </w:pPr>
+    </w:p>
+    <w:p>
       <w:pPr>
         <w:pStyle w:val="Prrafodelista"/>
         <w:numPr>
@@ -4011,7 +3981,7 @@
           <w:rFonts w:ascii="Arial Narrow" w:eastAsia="Calibri" w:hAnsi="Arial Narrow" w:cs="Arial Narrow"/>
           <w:kern w:val="0"/>
           <w:lang w:eastAsia="es-PE"/>
-          <ns2:ligatures ns2:val="none"/>
+          <w14:ligatures w14:val="none"/>
         </w:rPr>
       </w:pPr>
       <w:r>
@@ -4020,7 +3990,7 @@
           <w:color w:val="000000"/>
           <w:kern w:val="0"/>
           <w:lang w:eastAsia="es-PE"/>
-          <ns2:ligatures ns2:val="none"/>
+          <w14:ligatures w14:val="none"/>
         </w:rPr>
         <w:t>Presunta</w:t>
       </w:r>
@@ -4030,7 +4000,7 @@
           <w:kern w:val="0"/>
           <w:shd w:val="clear" w:color="auto" w:fill="FFFFFF"/>
           <w:lang w:eastAsia="es-PE"/>
-          <ns2:ligatures ns2:val="none"/>
+          <w14:ligatures w14:val="none"/>
         </w:rPr>
         <w:t xml:space="preserve"> infracción a los artículos 18 y 19</w:t>
       </w:r>
@@ -4039,7 +4009,7 @@
           <w:rFonts w:ascii="Arial Narrow" w:eastAsia="Calibri" w:hAnsi="Arial Narrow" w:cs="Arial Narrow"/>
           <w:kern w:val="0"/>
           <w:lang w:eastAsia="es-PE"/>
-          <ns2:ligatures ns2:val="none"/>
+          <w14:ligatures w14:val="none"/>
         </w:rPr>
         <w:t xml:space="preserve"> de </w:t>
       </w:r>
@@ -4049,7 +4019,7 @@
           <w:kern w:val="0"/>
           <w:shd w:val="clear" w:color="auto" w:fill="FFFFFF"/>
           <w:lang w:eastAsia="es-PE"/>
-          <ns2:ligatures ns2:val="none"/>
+          <w14:ligatures w14:val="none"/>
         </w:rPr>
         <w:t xml:space="preserve">la Ley 29571, Código de Protección y Defensa del Consumidor, en tanto </w:t>
       </w:r>
@@ -4059,7 +4029,7 @@
           <w:kern w:val="0"/>
           <w:shd w:val="clear" w:color="auto" w:fill="FFFFFF"/>
           <w:lang w:eastAsia="es-PE"/>
-          <ns2:ligatures ns2:val="none"/>
+          <w14:ligatures w14:val="none"/>
         </w:rPr>
         <w:t xml:space="preserve">los proveedores denunciados habrían negado injustificadamente a la denunciante la cobertura de la </w:t>
       </w:r>
@@ -4069,7 +4039,7 @@
           <w:color w:val="000000"/>
           <w:kern w:val="0"/>
           <w:lang w:val="es-ES" w:eastAsia="es-ES"/>
-          <ns2:ligatures ns2:val="none"/>
+          <w14:ligatures w14:val="none"/>
         </w:rPr>
         <w:t xml:space="preserve">Póliza del Seguro de desgravamen asociado a la </w:t>
       </w:r>
@@ -4079,7 +4049,7 @@
           <w:color w:val="000000"/>
           <w:kern w:val="0"/>
           <w:lang w:eastAsia="es-ES"/>
-          <ns2:ligatures ns2:val="none"/>
+          <w14:ligatures w14:val="none"/>
         </w:rPr>
         <w:t xml:space="preserve">Tarjeta de crédito 8****30-1 </w:t>
       </w:r>
@@ -4089,7 +4059,7 @@
           <w:kern w:val="0"/>
           <w:shd w:val="clear" w:color="auto" w:fill="FFFFFF"/>
           <w:lang w:eastAsia="es-PE"/>
-          <ns2:ligatures ns2:val="none"/>
+          <w14:ligatures w14:val="none"/>
         </w:rPr>
         <w:t>por la invalidez total y definitiva que padece</w:t>
       </w:r>
@@ -4099,12 +4069,12 @@
           <w:kern w:val="0"/>
           <w:shd w:val="clear" w:color="auto" w:fill="FFFFFF"/>
           <w:lang w:eastAsia="es-PE"/>
-          <ns2:ligatures ns2:val="none"/>
+          <w14:ligatures w14:val="none"/>
         </w:rPr>
         <w:t>.</w:t>
       </w:r>
     </w:p>
-    <w:p ns2:paraId="76961626" ns2:textId="77777777">
+    <w:p>
       <w:pPr>
         <w:pStyle w:val="Prrafodelista"/>
         <w:spacing w:after="0" w:line="240" w:lineRule="auto"/>
@@ -4114,11 +4084,11 @@
           <w:rFonts w:ascii="Arial Narrow" w:eastAsia="Calibri" w:hAnsi="Arial Narrow" w:cs="Arial Narrow"/>
           <w:kern w:val="0"/>
           <w:lang w:eastAsia="es-PE"/>
-          <ns2:ligatures ns2:val="none"/>
-        </w:rPr>
-      </w:pPr>
-    </w:p>
-    <w:p ns2:paraId="4EB92830" ns2:textId="734E8B1F">
+          <w14:ligatures w14:val="none"/>
+        </w:rPr>
+      </w:pPr>
+    </w:p>
+    <w:p>
       <w:pPr>
         <w:pStyle w:val="Prrafodelista"/>
         <w:numPr>
@@ -4136,7 +4106,7 @@
           <w:rFonts w:ascii="Arial Narrow" w:eastAsia="Calibri" w:hAnsi="Arial Narrow" w:cs="Arial Narrow"/>
           <w:kern w:val="0"/>
           <w:lang w:eastAsia="es-PE"/>
-          <ns2:ligatures ns2:val="none"/>
+          <w14:ligatures w14:val="none"/>
         </w:rPr>
       </w:pPr>
       <w:r>
@@ -4145,7 +4115,7 @@
           <w:color w:val="000000"/>
           <w:kern w:val="0"/>
           <w:lang w:eastAsia="es-PE"/>
-          <ns2:ligatures ns2:val="none"/>
+          <w14:ligatures w14:val="none"/>
         </w:rPr>
         <w:t>Presunta</w:t>
       </w:r>
@@ -4155,7 +4125,7 @@
           <w:kern w:val="0"/>
           <w:shd w:val="clear" w:color="auto" w:fill="FFFFFF"/>
           <w:lang w:eastAsia="es-PE"/>
-          <ns2:ligatures ns2:val="none"/>
+          <w14:ligatures w14:val="none"/>
         </w:rPr>
         <w:t xml:space="preserve"> infracción a los artículos 18 y 19</w:t>
       </w:r>
@@ -4164,7 +4134,7 @@
           <w:rFonts w:ascii="Arial Narrow" w:eastAsia="Calibri" w:hAnsi="Arial Narrow" w:cs="Arial Narrow"/>
           <w:kern w:val="0"/>
           <w:lang w:eastAsia="es-PE"/>
-          <ns2:ligatures ns2:val="none"/>
+          <w14:ligatures w14:val="none"/>
         </w:rPr>
         <w:t xml:space="preserve"> de </w:t>
       </w:r>
@@ -4174,7 +4144,7 @@
           <w:kern w:val="0"/>
           <w:shd w:val="clear" w:color="auto" w:fill="FFFFFF"/>
           <w:lang w:eastAsia="es-PE"/>
-          <ns2:ligatures ns2:val="none"/>
+          <w14:ligatures w14:val="none"/>
         </w:rPr>
         <w:t xml:space="preserve">la Ley 29571, Código de Protección y Defensa del Consumidor, en tanto </w:t>
       </w:r>
@@ -4184,7 +4154,7 @@
           <w:kern w:val="0"/>
           <w:shd w:val="clear" w:color="auto" w:fill="FFFFFF"/>
           <w:lang w:eastAsia="es-PE"/>
-          <ns2:ligatures ns2:val="none"/>
+          <w14:ligatures w14:val="none"/>
         </w:rPr>
         <w:t xml:space="preserve">los proveedores denunciados habrían negado injustificadamente a la denunciante la cobertura de la </w:t>
       </w:r>
@@ -4194,7 +4164,7 @@
           <w:color w:val="000000"/>
           <w:kern w:val="0"/>
           <w:lang w:val="es-ES" w:eastAsia="es-ES"/>
-          <ns2:ligatures ns2:val="none"/>
+          <w14:ligatures w14:val="none"/>
         </w:rPr>
         <w:t xml:space="preserve">Póliza del Seguro de desgravamen asociada al </w:t>
       </w:r>
@@ -4204,7 +4174,7 @@
           <w:color w:val="000000"/>
           <w:kern w:val="0"/>
           <w:lang w:eastAsia="es-ES"/>
-          <ns2:ligatures ns2:val="none"/>
+          <w14:ligatures w14:val="none"/>
         </w:rPr>
         <w:t xml:space="preserve">Crédito efectivo 0****521 </w:t>
       </w:r>
@@ -4214,7 +4184,7 @@
           <w:kern w:val="0"/>
           <w:shd w:val="clear" w:color="auto" w:fill="FFFFFF"/>
           <w:lang w:eastAsia="es-PE"/>
-          <ns2:ligatures ns2:val="none"/>
+          <w14:ligatures w14:val="none"/>
         </w:rPr>
         <w:t>por la invalidez total y definitiva que padece</w:t>
       </w:r>
@@ -4224,12 +4194,12 @@
           <w:kern w:val="0"/>
           <w:shd w:val="clear" w:color="auto" w:fill="FFFFFF"/>
           <w:lang w:eastAsia="es-PE"/>
-          <ns2:ligatures ns2:val="none"/>
+          <w14:ligatures w14:val="none"/>
         </w:rPr>
         <w:t>.</w:t>
       </w:r>
     </w:p>
-    <w:p ns2:paraId="639E65ED" ns2:textId="77777777">
+    <w:p>
       <w:pPr>
         <w:pStyle w:val="Prrafodelista"/>
         <w:spacing w:after="0" w:line="240" w:lineRule="auto"/>
@@ -4239,11 +4209,11 @@
           <w:rFonts w:ascii="Arial Narrow" w:eastAsia="Calibri" w:hAnsi="Arial Narrow" w:cs="Arial Narrow"/>
           <w:kern w:val="0"/>
           <w:lang w:eastAsia="es-PE"/>
-          <ns2:ligatures ns2:val="none"/>
-        </w:rPr>
-      </w:pPr>
-    </w:p>
-    <w:p ns2:paraId="0E849612" ns2:textId="1238BC35">
+          <w14:ligatures w14:val="none"/>
+        </w:rPr>
+      </w:pPr>
+    </w:p>
+    <w:p>
       <w:pPr>
         <w:pStyle w:val="Prrafodelista"/>
         <w:numPr>
@@ -4261,7 +4231,7 @@
           <w:rFonts w:ascii="Arial Narrow" w:eastAsia="Calibri" w:hAnsi="Arial Narrow" w:cs="Arial Narrow"/>
           <w:kern w:val="0"/>
           <w:lang w:eastAsia="es-PE"/>
-          <ns2:ligatures ns2:val="none"/>
+          <w14:ligatures w14:val="none"/>
         </w:rPr>
       </w:pPr>
       <w:r>
@@ -4270,7 +4240,7 @@
           <w:color w:val="000000"/>
           <w:kern w:val="0"/>
           <w:lang w:eastAsia="es-PE"/>
-          <ns2:ligatures ns2:val="none"/>
+          <w14:ligatures w14:val="none"/>
         </w:rPr>
         <w:t>Presunta</w:t>
       </w:r>
@@ -4280,7 +4250,7 @@
           <w:kern w:val="0"/>
           <w:shd w:val="clear" w:color="auto" w:fill="FFFFFF"/>
           <w:lang w:eastAsia="es-PE"/>
-          <ns2:ligatures ns2:val="none"/>
+          <w14:ligatures w14:val="none"/>
         </w:rPr>
         <w:t xml:space="preserve"> infracción a los artículos 18 y 19</w:t>
       </w:r>
@@ -4289,7 +4259,7 @@
           <w:rFonts w:ascii="Arial Narrow" w:eastAsia="Calibri" w:hAnsi="Arial Narrow" w:cs="Arial Narrow"/>
           <w:kern w:val="0"/>
           <w:lang w:eastAsia="es-PE"/>
-          <ns2:ligatures ns2:val="none"/>
+          <w14:ligatures w14:val="none"/>
         </w:rPr>
         <w:t xml:space="preserve"> de </w:t>
       </w:r>
@@ -4299,7 +4269,7 @@
           <w:kern w:val="0"/>
           <w:shd w:val="clear" w:color="auto" w:fill="FFFFFF"/>
           <w:lang w:eastAsia="es-PE"/>
-          <ns2:ligatures ns2:val="none"/>
+          <w14:ligatures w14:val="none"/>
         </w:rPr>
         <w:t xml:space="preserve">la Ley 29571, Código de Protección y Defensa del Consumidor, en tanto </w:t>
       </w:r>
@@ -4309,7 +4279,7 @@
           <w:kern w:val="0"/>
           <w:shd w:val="clear" w:color="auto" w:fill="FFFFFF"/>
           <w:lang w:eastAsia="es-PE"/>
-          <ns2:ligatures ns2:val="none"/>
+          <w14:ligatures w14:val="none"/>
         </w:rPr>
         <w:t>los proveedores denunciados no</w:t>
       </w:r>
@@ -4319,7 +4289,7 @@
           <w:color w:val="000000"/>
           <w:kern w:val="0"/>
           <w:lang w:eastAsia="es-ES"/>
-          <ns2:ligatures ns2:val="none"/>
+          <w14:ligatures w14:val="none"/>
         </w:rPr>
         <w:t xml:space="preserve"> habría</w:t>
       </w:r>
@@ -4329,7 +4299,7 @@
           <w:color w:val="000000"/>
           <w:kern w:val="0"/>
           <w:lang w:eastAsia="es-ES"/>
-          <ns2:ligatures ns2:val="none"/>
+          <w14:ligatures w14:val="none"/>
         </w:rPr>
         <w:t>n</w:t>
       </w:r>
@@ -4339,7 +4309,7 @@
           <w:color w:val="000000"/>
           <w:kern w:val="0"/>
           <w:lang w:eastAsia="es-ES"/>
-          <ns2:ligatures ns2:val="none"/>
+          <w14:ligatures w14:val="none"/>
         </w:rPr>
         <w:t xml:space="preserve"> cumplido con brindar una respuesta </w:t>
       </w:r>
@@ -4349,7 +4319,7 @@
           <w:color w:val="000000"/>
           <w:kern w:val="0"/>
           <w:lang w:eastAsia="es-ES"/>
-          <ns2:ligatures ns2:val="none"/>
+          <w14:ligatures w14:val="none"/>
         </w:rPr>
         <w:t>al pedido de reconsideración solicitado por la denunciante el 6 de octubre de 2025</w:t>
       </w:r>
@@ -4357,12 +4327,12 @@
         <w:rPr>
           <w:rFonts w:ascii="Arial Narrow" w:eastAsia="Arial Narrow" w:hAnsi="Arial Narrow" w:cs="Arial Narrow"/>
           <w:kern w:val="0"/>
-          <ns2:ligatures ns2:val="none"/>
+          <w14:ligatures w14:val="none"/>
         </w:rPr>
         <w:t>.</w:t>
       </w:r>
     </w:p>
-    <w:p ns2:paraId="52908D2B" ns2:textId="77777777">
+    <w:p>
       <w:pPr>
         <w:pStyle w:val="Prrafodelista"/>
         <w:spacing w:after="0" w:line="240" w:lineRule="auto"/>
@@ -4372,11 +4342,11 @@
           <w:rFonts w:ascii="Arial Narrow" w:eastAsia="Calibri" w:hAnsi="Arial Narrow" w:cs="Arial Narrow"/>
           <w:kern w:val="0"/>
           <w:lang w:eastAsia="es-PE"/>
-          <ns2:ligatures ns2:val="none"/>
-        </w:rPr>
-      </w:pPr>
-    </w:p>
-    <w:p ns2:paraId="6E341340" ns2:textId="1B1B1627">
+          <w14:ligatures w14:val="none"/>
+        </w:rPr>
+      </w:pPr>
+    </w:p>
+    <w:p>
       <w:pPr>
         <w:pStyle w:val="Prrafodelista"/>
         <w:numPr>
@@ -4394,7 +4364,7 @@
           <w:rFonts w:ascii="Arial Narrow" w:eastAsia="Calibri" w:hAnsi="Arial Narrow" w:cs="Arial Narrow"/>
           <w:kern w:val="0"/>
           <w:lang w:eastAsia="es-PE"/>
-          <ns2:ligatures ns2:val="none"/>
+          <w14:ligatures w14:val="none"/>
         </w:rPr>
       </w:pPr>
       <w:r>
@@ -4403,7 +4373,7 @@
           <w:color w:val="000000"/>
           <w:kern w:val="0"/>
           <w:lang w:eastAsia="es-PE"/>
-          <ns2:ligatures ns2:val="none"/>
+          <w14:ligatures w14:val="none"/>
         </w:rPr>
         <w:t>Presunta</w:t>
       </w:r>
@@ -4413,7 +4383,7 @@
           <w:kern w:val="0"/>
           <w:shd w:val="clear" w:color="auto" w:fill="FFFFFF"/>
           <w:lang w:eastAsia="es-PE"/>
-          <ns2:ligatures ns2:val="none"/>
+          <w14:ligatures w14:val="none"/>
         </w:rPr>
         <w:t xml:space="preserve"> infracción a los artículos 18 y 19</w:t>
       </w:r>
@@ -4422,7 +4392,7 @@
           <w:rFonts w:ascii="Arial Narrow" w:eastAsia="Calibri" w:hAnsi="Arial Narrow" w:cs="Arial Narrow"/>
           <w:kern w:val="0"/>
           <w:lang w:eastAsia="es-PE"/>
-          <ns2:ligatures ns2:val="none"/>
+          <w14:ligatures w14:val="none"/>
         </w:rPr>
         <w:t xml:space="preserve"> de </w:t>
       </w:r>
@@ -4432,7 +4402,7 @@
           <w:kern w:val="0"/>
           <w:shd w:val="clear" w:color="auto" w:fill="FFFFFF"/>
           <w:lang w:eastAsia="es-PE"/>
-          <ns2:ligatures ns2:val="none"/>
+          <w14:ligatures w14:val="none"/>
         </w:rPr>
         <w:t xml:space="preserve">la Ley 29571, Código de Protección y Defensa del Consumidor, en tanto </w:t>
       </w:r>
@@ -4442,7 +4412,7 @@
           <w:kern w:val="0"/>
           <w:shd w:val="clear" w:color="auto" w:fill="FFFFFF"/>
           <w:lang w:eastAsia="es-PE"/>
-          <ns2:ligatures ns2:val="none"/>
+          <w14:ligatures w14:val="none"/>
         </w:rPr>
         <w:t xml:space="preserve">el </w:t>
       </w:r>
@@ -4453,7 +4423,7 @@
           <w:kern w:val="0"/>
           <w:shd w:val="clear" w:color="auto" w:fill="FFFFFF"/>
           <w:lang w:eastAsia="es-PE"/>
-          <ns2:ligatures ns2:val="none"/>
+          <w14:ligatures w14:val="none"/>
         </w:rPr>
         <w:t xml:space="preserve">Banco Internacional del Perú S.A.A. - Interbank </w:t>
       </w:r>
@@ -4463,7 +4433,7 @@
           <w:color w:val="000000"/>
           <w:kern w:val="0"/>
           <w:lang w:eastAsia="es-ES"/>
-          <ns2:ligatures ns2:val="none"/>
+          <w14:ligatures w14:val="none"/>
         </w:rPr>
         <w:t>habría continuado cobrando a la denunciante las deudas de la Tarjeta de crédito 6****85-1, la Tarjeta de crédito 8****30-1 y el Crédito efectivo 0****52, generando intereses y afectando su situación económica</w:t>
       </w:r>
@@ -4471,7 +4441,7 @@
         <w:rPr>
           <w:rFonts w:ascii="Arial Narrow" w:eastAsia="Arial Narrow" w:hAnsi="Arial Narrow" w:cs="Arial Narrow"/>
           <w:kern w:val="0"/>
-          <ns2:ligatures ns2:val="none"/>
+          <w14:ligatures w14:val="none"/>
         </w:rPr>
         <w:t>, pese a que se debía activar los Seguros de Desgravamen por la invalidez total y permanente</w:t>
       </w:r>
@@ -4479,12 +4449,12 @@
         <w:rPr>
           <w:rFonts w:ascii="Arial Narrow" w:eastAsia="Arial Narrow" w:hAnsi="Arial Narrow" w:cs="Arial Narrow"/>
           <w:kern w:val="0"/>
-          <ns2:ligatures ns2:val="none"/>
+          <w14:ligatures w14:val="none"/>
         </w:rPr>
         <w:t>.</w:t>
       </w:r>
     </w:p>
-    <w:p ns2:paraId="5EBD0006" ns2:textId="77777777">
+    <w:p>
       <w:pPr>
         <w:spacing w:after="0" w:line="240" w:lineRule="auto"/>
         <w:jc w:val="both"/>
@@ -4492,11 +4462,11 @@
           <w:rFonts w:ascii="Arial Narrow" w:eastAsia="Calibri" w:hAnsi="Arial Narrow" w:cs="Arial Narrow"/>
           <w:kern w:val="0"/>
           <w:lang w:eastAsia="es-PE"/>
-          <ns2:ligatures ns2:val="none"/>
-        </w:rPr>
-      </w:pPr>
-    </w:p>
-    <w:p ns2:paraId="02BDC704" ns2:textId="72B087B9">
+          <w14:ligatures w14:val="none"/>
+        </w:rPr>
+      </w:pPr>
+    </w:p>
+    <w:p>
       <w:pPr>
         <w:pStyle w:val="Prrafodelista"/>
         <w:numPr>
@@ -4514,7 +4484,7 @@
           <w:rFonts w:ascii="Arial Narrow" w:eastAsia="Calibri" w:hAnsi="Arial Narrow" w:cs="Arial Narrow"/>
           <w:kern w:val="0"/>
           <w:lang w:eastAsia="es-PE"/>
-          <ns2:ligatures ns2:val="none"/>
+          <w14:ligatures w14:val="none"/>
         </w:rPr>
       </w:pPr>
       <w:r>
@@ -4523,7 +4493,7 @@
           <w:color w:val="000000"/>
           <w:kern w:val="0"/>
           <w:lang w:eastAsia="es-PE"/>
-          <ns2:ligatures ns2:val="none"/>
+          <w14:ligatures w14:val="none"/>
         </w:rPr>
         <w:t>Presunta</w:t>
       </w:r>
@@ -4533,7 +4503,7 @@
           <w:kern w:val="0"/>
           <w:shd w:val="clear" w:color="auto" w:fill="FFFFFF"/>
           <w:lang w:eastAsia="es-PE"/>
-          <ns2:ligatures ns2:val="none"/>
+          <w14:ligatures w14:val="none"/>
         </w:rPr>
         <w:t xml:space="preserve"> infracción a los artículos 18 y 19</w:t>
       </w:r>
@@ -4542,7 +4512,7 @@
           <w:rFonts w:ascii="Arial Narrow" w:eastAsia="Calibri" w:hAnsi="Arial Narrow" w:cs="Arial Narrow"/>
           <w:kern w:val="0"/>
           <w:lang w:eastAsia="es-PE"/>
-          <ns2:ligatures ns2:val="none"/>
+          <w14:ligatures w14:val="none"/>
         </w:rPr>
         <w:t xml:space="preserve"> de </w:t>
       </w:r>
@@ -4552,7 +4522,7 @@
           <w:kern w:val="0"/>
           <w:shd w:val="clear" w:color="auto" w:fill="FFFFFF"/>
           <w:lang w:eastAsia="es-PE"/>
-          <ns2:ligatures ns2:val="none"/>
+          <w14:ligatures w14:val="none"/>
         </w:rPr>
         <w:t xml:space="preserve">la Ley 29571, Código de Protección y Defensa del Consumidor, en tanto </w:t>
       </w:r>
@@ -4562,7 +4532,7 @@
           <w:kern w:val="0"/>
           <w:shd w:val="clear" w:color="auto" w:fill="FFFFFF"/>
           <w:lang w:eastAsia="es-PE"/>
-          <ns2:ligatures ns2:val="none"/>
+          <w14:ligatures w14:val="none"/>
         </w:rPr>
         <w:t>los proveedores denunciados no</w:t>
       </w:r>
@@ -4572,7 +4542,7 @@
           <w:color w:val="000000"/>
           <w:kern w:val="0"/>
           <w:lang w:eastAsia="es-ES"/>
-          <ns2:ligatures ns2:val="none"/>
+          <w14:ligatures w14:val="none"/>
         </w:rPr>
         <w:t xml:space="preserve"> habrían cumplido con tener un canal formal para que la denunciante pueda presentar su escrito de apelación o reconsideración a su decisión de rechazo de cobertura</w:t>
       </w:r>
@@ -4582,23 +4552,23 @@
           <w:color w:val="000000"/>
           <w:kern w:val="0"/>
           <w:lang w:eastAsia="es-ES"/>
-          <ns2:ligatures ns2:val="none"/>
+          <w14:ligatures w14:val="none"/>
         </w:rPr>
         <w:t>.</w:t>
       </w:r>
     </w:p>
-    <w:p ns2:paraId="1DEB3481" ns2:textId="77777777">
-      <w:pPr>
-        <w:spacing w:after="0" w:line="240" w:lineRule="auto"/>
-        <w:jc w:val="both"/>
-        <w:rPr>
-          <w:rFonts w:ascii="Arial Narrow" w:eastAsia="Arial Narrow" w:hAnsi="Arial Narrow" w:cs="Arial Narrow"/>
-          <w:kern w:val="0"/>
-          <ns2:ligatures ns2:val="none"/>
-        </w:rPr>
-      </w:pPr>
-    </w:p>
-    <w:p ns2:paraId="634A0D61" ns2:textId="6DEDCB2A">
+    <w:p>
+      <w:pPr>
+        <w:spacing w:after="0" w:line="240" w:lineRule="auto"/>
+        <w:jc w:val="both"/>
+        <w:rPr>
+          <w:rFonts w:ascii="Arial Narrow" w:eastAsia="Arial Narrow" w:hAnsi="Arial Narrow" w:cs="Arial Narrow"/>
+          <w:kern w:val="0"/>
+          <w14:ligatures w14:val="none"/>
+        </w:rPr>
+      </w:pPr>
+    </w:p>
+    <w:p>
       <w:pPr>
         <w:spacing w:line="240" w:lineRule="auto"/>
         <w:contextualSpacing/>
@@ -4606,17 +4576,17 @@
         <w:rPr>
           <w:rFonts w:ascii="Arial Narrow" w:eastAsia="Calibri" w:hAnsi="Arial Narrow" w:cs="Arial"/>
           <w:kern w:val="0"/>
-          <ns2:ligatures ns2:val="none"/>
-        </w:rPr>
-      </w:pPr>
-      <w:r>
-        <w:rPr>
-          <w:rFonts w:ascii="Arial Narrow" w:eastAsia="Arial Narrow" w:hAnsi="Arial Narrow" w:cs="Arial Narrow"/>
-          <w:b/>
-          <w:color w:val="000000"/>
-          <w:kern w:val="0"/>
-          <w:lang w:eastAsia="es-PE"/>
-          <ns2:ligatures ns2:val="none"/>
+          <w14:ligatures w14:val="none"/>
+        </w:rPr>
+      </w:pPr>
+      <w:r>
+        <w:rPr>
+          <w:rFonts w:ascii="Arial Narrow" w:eastAsia="Arial Narrow" w:hAnsi="Arial Narrow" w:cs="Arial Narrow"/>
+          <w:b/>
+          <w:color w:val="000000"/>
+          <w:kern w:val="0"/>
+          <w:lang w:eastAsia="es-PE"/>
+          <w14:ligatures w14:val="none"/>
         </w:rPr>
         <w:t>SEGUNDO:</w:t>
       </w:r>
@@ -4626,7 +4596,7 @@
           <w:color w:val="000000"/>
           <w:kern w:val="0"/>
           <w:lang w:eastAsia="es-PE"/>
-          <ns2:ligatures ns2:val="none"/>
+          <w14:ligatures w14:val="none"/>
         </w:rPr>
         <w:t xml:space="preserve"> tener por ofrecidos los medios</w:t>
       </w:r>
@@ -4636,7 +4606,7 @@
           <w:color w:val="000000"/>
           <w:kern w:val="0"/>
           <w:lang w:eastAsia="es-PE"/>
-          <ns2:ligatures ns2:val="none"/>
+          <w14:ligatures w14:val="none"/>
         </w:rPr>
         <w:t xml:space="preserve"> probatorios presentados en el escrito de </w:t>
       </w:r>
@@ -4646,7 +4616,7 @@
           <w:color w:val="000000"/>
           <w:kern w:val="0"/>
           <w:lang w:eastAsia="es-PE"/>
-          <ns2:ligatures ns2:val="none"/>
+          <w14:ligatures w14:val="none"/>
         </w:rPr>
         <w:t xml:space="preserve">denuncia </w:t>
       </w:r>
@@ -4656,7 +4626,7 @@
           <w:color w:val="000000"/>
           <w:kern w:val="0"/>
           <w:lang w:val="es-ES" w:eastAsia="es-ES"/>
-          <ns2:ligatures ns2:val="none"/>
+          <w14:ligatures w14:val="none"/>
         </w:rPr>
         <w:t xml:space="preserve">del </w:t>
       </w:r>
@@ -4666,7 +4636,7 @@
           <w:color w:val="000000"/>
           <w:kern w:val="0"/>
           <w:lang w:val="es-ES" w:eastAsia="es-ES"/>
-          <ns2:ligatures ns2:val="none"/>
+          <w14:ligatures w14:val="none"/>
         </w:rPr>
         <w:t xml:space="preserve">27 de octubre de 2025</w:t>
       </w:r>
@@ -4676,7 +4646,7 @@
           <w:color w:val="000000"/>
           <w:kern w:val="0"/>
           <w:lang w:val="es-ES" w:eastAsia="es-ES"/>
-          <ns2:ligatures ns2:val="none"/>
+          <w14:ligatures w14:val="none"/>
         </w:rPr>
         <w:t xml:space="preserve"/>
       </w:r>
@@ -4684,12 +4654,12 @@
         <w:rPr>
           <w:rFonts w:ascii="Arial Narrow" w:eastAsia="Calibri" w:hAnsi="Arial Narrow" w:cs="Arial"/>
           <w:kern w:val="0"/>
-          <ns2:ligatures ns2:val="none"/>
+          <w14:ligatures w14:val="none"/>
         </w:rPr>
         <w:t>.</w:t>
       </w:r>
     </w:p>
-    <w:p ns2:paraId="2AF03E3F" ns2:textId="77777777">
+    <w:p>
       <w:pPr>
         <w:spacing w:line="240" w:lineRule="auto"/>
         <w:contextualSpacing/>
@@ -4699,30 +4669,30 @@
           <w:color w:val="000000"/>
           <w:kern w:val="0"/>
           <w:lang w:eastAsia="es-PE"/>
-          <ns2:ligatures ns2:val="none"/>
-        </w:rPr>
-      </w:pPr>
-    </w:p>
-    <w:p ns2:paraId="5D90C1F7" ns2:textId="1B54DFBF">
-      <w:pPr>
-        <w:spacing w:after="0" w:line="240" w:lineRule="auto"/>
-        <w:jc w:val="both"/>
-        <w:rPr>
-          <w:rFonts w:ascii="Arial Narrow" w:eastAsia="Arial Narrow" w:hAnsi="Arial Narrow" w:cs="Arial Narrow"/>
-          <w:color w:val="000000"/>
-          <w:kern w:val="0"/>
-          <w:lang w:eastAsia="es-PE"/>
-          <ns2:ligatures ns2:val="none"/>
-        </w:rPr>
-      </w:pPr>
-      <w:r>
-        <w:rPr>
-          <w:rFonts w:ascii="Arial Narrow" w:eastAsia="Arial Narrow" w:hAnsi="Arial Narrow" w:cs="Arial Narrow"/>
-          <w:b/>
-          <w:color w:val="000000"/>
-          <w:kern w:val="0"/>
-          <w:lang w:eastAsia="es-PE"/>
-          <ns2:ligatures ns2:val="none"/>
+          <w14:ligatures w14:val="none"/>
+        </w:rPr>
+      </w:pPr>
+    </w:p>
+    <w:p>
+      <w:pPr>
+        <w:spacing w:after="0" w:line="240" w:lineRule="auto"/>
+        <w:jc w:val="both"/>
+        <w:rPr>
+          <w:rFonts w:ascii="Arial Narrow" w:eastAsia="Arial Narrow" w:hAnsi="Arial Narrow" w:cs="Arial Narrow"/>
+          <w:color w:val="000000"/>
+          <w:kern w:val="0"/>
+          <w:lang w:eastAsia="es-PE"/>
+          <w14:ligatures w14:val="none"/>
+        </w:rPr>
+      </w:pPr>
+      <w:r>
+        <w:rPr>
+          <w:rFonts w:ascii="Arial Narrow" w:eastAsia="Arial Narrow" w:hAnsi="Arial Narrow" w:cs="Arial Narrow"/>
+          <w:b/>
+          <w:color w:val="000000"/>
+          <w:kern w:val="0"/>
+          <w:lang w:eastAsia="es-PE"/>
+          <w14:ligatures w14:val="none"/>
         </w:rPr>
         <w:t xml:space="preserve">TERCERO: </w:t>
       </w:r>
@@ -4732,7 +4702,7 @@
           <w:color w:val="000000"/>
           <w:kern w:val="0"/>
           <w:lang w:eastAsia="es-PE"/>
-          <ns2:ligatures ns2:val="none"/>
+          <w14:ligatures w14:val="none"/>
         </w:rPr>
         <w:t xml:space="preserve">requerir a </w:t>
       </w:r>
@@ -4780,7 +4750,7 @@
           <w:kern w:val="0"/>
           <w:shd w:val="clear" w:color="auto" w:fill="FFFFFF"/>
           <w:lang w:eastAsia="es-PE"/>
-          <ns2:ligatures ns2:val="none"/>
+          <w14:ligatures w14:val="none"/>
         </w:rPr>
         <w:t xml:space="preserve">Banco Internacional del Perú S.A.A. - Interbank </w:t>
       </w:r>
@@ -4790,7 +4760,7 @@
           <w:color w:val="000000"/>
           <w:kern w:val="0"/>
           <w:lang w:eastAsia="es-PE"/>
-          <ns2:ligatures ns2:val="none"/>
+          <w14:ligatures w14:val="none"/>
         </w:rPr>
         <w:t>que cumpla</w:t>
       </w:r>
@@ -4800,7 +4770,7 @@
           <w:color w:val="000000"/>
           <w:kern w:val="0"/>
           <w:lang w:eastAsia="es-PE"/>
-          <ns2:ligatures ns2:val="none"/>
+          <w14:ligatures w14:val="none"/>
         </w:rPr>
         <w:t>n</w:t>
       </w:r>
@@ -4810,12 +4780,12 @@
           <w:color w:val="000000"/>
           <w:kern w:val="0"/>
           <w:lang w:eastAsia="es-PE"/>
-          <ns2:ligatures ns2:val="none"/>
+          <w14:ligatures w14:val="none"/>
         </w:rPr>
         <w:t xml:space="preserve"> con lo siguiente:</w:t>
       </w:r>
     </w:p>
-    <w:p ns2:paraId="156DFAB9" ns2:textId="77777777">
+    <w:p>
       <w:pPr>
         <w:spacing w:after="0" w:line="240" w:lineRule="auto"/>
         <w:jc w:val="both"/>
@@ -4824,11 +4794,11 @@
           <w:color w:val="000000"/>
           <w:kern w:val="0"/>
           <w:lang w:eastAsia="es-PE"/>
-          <ns2:ligatures ns2:val="none"/>
-        </w:rPr>
-      </w:pPr>
-    </w:p>
-    <w:p ns2:paraId="37384474" ns2:textId="77777777">
+          <w14:ligatures w14:val="none"/>
+        </w:rPr>
+      </w:pPr>
+    </w:p>
+    <w:p>
       <w:pPr>
         <w:numPr>
           <w:ilvl w:val="0"/>
@@ -4842,21 +4812,21 @@
           <w:color w:val="000000"/>
           <w:kern w:val="0"/>
           <w:lang w:eastAsia="es-PE"/>
-          <ns2:ligatures ns2:val="none"/>
-        </w:rPr>
-      </w:pPr>
-      <w:r>
-        <w:rPr>
-          <w:rFonts w:ascii="Arial Narrow" w:eastAsia="Arial Narrow" w:hAnsi="Arial Narrow" w:cs="Arial Narrow"/>
-          <w:color w:val="000000"/>
-          <w:kern w:val="0"/>
-          <w:lang w:eastAsia="es-PE"/>
-          <ns2:ligatures ns2:val="none"/>
+          <w14:ligatures w14:val="none"/>
+        </w:rPr>
+      </w:pPr>
+      <w:r>
+        <w:rPr>
+          <w:rFonts w:ascii="Arial Narrow" w:eastAsia="Arial Narrow" w:hAnsi="Arial Narrow" w:cs="Arial Narrow"/>
+          <w:color w:val="000000"/>
+          <w:kern w:val="0"/>
+          <w:lang w:eastAsia="es-PE"/>
+          <w14:ligatures w14:val="none"/>
         </w:rPr>
         <w:t>presentar documentos que acrediten su inscripción en los Registros Públicos o una declaración jurada que indique que cuenta con dicha inscripción;</w:t>
       </w:r>
     </w:p>
-    <w:p ns2:paraId="04A6E74B" ns2:textId="77777777">
+    <w:p>
       <w:pPr>
         <w:numPr>
           <w:ilvl w:val="0"/>
@@ -4870,21 +4840,21 @@
           <w:color w:val="000000"/>
           <w:kern w:val="0"/>
           <w:lang w:eastAsia="es-PE"/>
-          <ns2:ligatures ns2:val="none"/>
-        </w:rPr>
-      </w:pPr>
-      <w:r>
-        <w:rPr>
-          <w:rFonts w:ascii="Arial Narrow" w:eastAsia="Arial Narrow" w:hAnsi="Arial Narrow" w:cs="Arial Narrow"/>
-          <w:color w:val="000000"/>
-          <w:kern w:val="0"/>
-          <w:lang w:eastAsia="es-PE"/>
-          <ns2:ligatures ns2:val="none"/>
+          <w14:ligatures w14:val="none"/>
+        </w:rPr>
+      </w:pPr>
+      <w:r>
+        <w:rPr>
+          <w:rFonts w:ascii="Arial Narrow" w:eastAsia="Arial Narrow" w:hAnsi="Arial Narrow" w:cs="Arial Narrow"/>
+          <w:color w:val="000000"/>
+          <w:kern w:val="0"/>
+          <w:lang w:eastAsia="es-PE"/>
+          <w14:ligatures w14:val="none"/>
         </w:rPr>
         <w:t>presentar copia simple de las facultades de representación de su representante legal en el presente procedimiento o la declaración jurada que indique que cuenta con dichas facultades y que estas se encuentran vigentes;</w:t>
       </w:r>
     </w:p>
-    <w:p ns2:paraId="1203D0DC" ns2:textId="77777777">
+    <w:p>
       <w:pPr>
         <w:numPr>
           <w:ilvl w:val="0"/>
@@ -4898,21 +4868,21 @@
           <w:color w:val="000000"/>
           <w:kern w:val="0"/>
           <w:lang w:eastAsia="es-PE"/>
-          <ns2:ligatures ns2:val="none"/>
-        </w:rPr>
-      </w:pPr>
-      <w:r>
-        <w:rPr>
-          <w:rFonts w:ascii="Arial Narrow" w:eastAsia="Arial Narrow" w:hAnsi="Arial Narrow" w:cs="Arial Narrow"/>
-          <w:color w:val="000000"/>
-          <w:kern w:val="0"/>
-          <w:lang w:eastAsia="es-PE"/>
-          <ns2:ligatures ns2:val="none"/>
+          <w14:ligatures w14:val="none"/>
+        </w:rPr>
+      </w:pPr>
+      <w:r>
+        <w:rPr>
+          <w:rFonts w:ascii="Arial Narrow" w:eastAsia="Arial Narrow" w:hAnsi="Arial Narrow" w:cs="Arial Narrow"/>
+          <w:color w:val="000000"/>
+          <w:kern w:val="0"/>
+          <w:lang w:eastAsia="es-PE"/>
+          <w14:ligatures w14:val="none"/>
         </w:rPr>
         <w:t>consignar el Número de Registro Único de Contribuyentes (RUC); y,</w:t>
       </w:r>
     </w:p>
-    <w:p ns2:paraId="37704CA2" ns2:textId="77777777">
+    <w:p>
       <w:pPr>
         <w:numPr>
           <w:ilvl w:val="0"/>
@@ -4924,16 +4894,16 @@
         <w:rPr>
           <w:rFonts w:ascii="Arial Narrow" w:eastAsia="Calibri" w:hAnsi="Arial Narrow" w:cs="Arial"/>
           <w:kern w:val="0"/>
-          <ns2:ligatures ns2:val="none"/>
-        </w:rPr>
-      </w:pPr>
-      <w:r>
-        <w:rPr>
-          <w:rFonts w:ascii="Arial Narrow" w:eastAsia="Arial Narrow" w:hAnsi="Arial Narrow" w:cs="Arial Narrow"/>
-          <w:color w:val="000000"/>
-          <w:kern w:val="0"/>
-          <w:lang w:eastAsia="es-PE"/>
-          <ns2:ligatures ns2:val="none"/>
+          <w14:ligatures w14:val="none"/>
+        </w:rPr>
+      </w:pPr>
+      <w:r>
+        <w:rPr>
+          <w:rFonts w:ascii="Arial Narrow" w:eastAsia="Arial Narrow" w:hAnsi="Arial Narrow" w:cs="Arial Narrow"/>
+          <w:color w:val="000000"/>
+          <w:kern w:val="0"/>
+          <w:lang w:eastAsia="es-PE"/>
+          <w14:ligatures w14:val="none"/>
         </w:rPr>
         <w:t>fijar domicilio procesal para el procedimiento, de conformidad con el numeral 1 del artículo 442</w:t>
       </w:r>
@@ -4943,7 +4913,7 @@
           <w:color w:val="000000"/>
           <w:kern w:val="0"/>
           <w:lang w:eastAsia="es-PE"/>
-          <ns2:ligatures ns2:val="none"/>
+          <w14:ligatures w14:val="none"/>
         </w:rPr>
         <w:t/>
       </w:r>
@@ -4953,7 +4923,7 @@
           <w:color w:val="000000"/>
           <w:kern w:val="0"/>
           <w:lang w:eastAsia="es-PE"/>
-          <ns2:ligatures ns2:val="none"/>
+          <w14:ligatures w14:val="none"/>
         </w:rPr>
         <w:t xml:space="preserve"> del Código Procesal Civil. </w:t>
       </w:r>
@@ -4961,7 +4931,7 @@
         <w:rPr>
           <w:rFonts w:ascii="Arial Narrow" w:eastAsia="Calibri" w:hAnsi="Arial Narrow" w:cs="Arial"/>
           <w:kern w:val="0"/>
-          <ns2:ligatures ns2:val="none"/>
+          <w14:ligatures w14:val="none"/>
         </w:rPr>
         <w:t>Para ello podrá señalar domicilio físico o una dirección electrónica a la que pueda remitirse las notificaciones</w:t>
       </w:r>
@@ -4970,12 +4940,12 @@
           <w:rFonts w:ascii="Arial Narrow" w:eastAsia="Arial" w:hAnsi="Arial Narrow" w:cs="Arial"/>
           <w:kern w:val="0"/>
           <w:lang w:val="es"/>
-          <ns2:ligatures ns2:val="none"/>
+          <w14:ligatures w14:val="none"/>
         </w:rPr>
         <w:t>;</w:t>
       </w:r>
     </w:p>
-    <w:p ns2:paraId="6A38ABFB" ns2:textId="77777777">
+    <w:p>
       <w:pPr>
         <w:numPr>
           <w:ilvl w:val="0"/>
@@ -4987,14 +4957,14 @@
         <w:rPr>
           <w:rFonts w:ascii="Arial Narrow" w:eastAsia="Calibri" w:hAnsi="Arial Narrow" w:cs="Arial"/>
           <w:kern w:val="0"/>
-          <ns2:ligatures ns2:val="none"/>
+          <w14:ligatures w14:val="none"/>
         </w:rPr>
       </w:pPr>
       <w:r>
         <w:rPr>
           <w:rFonts w:ascii="Arial Narrow" w:eastAsia="Calibri" w:hAnsi="Arial Narrow" w:cs="Arial"/>
           <w:kern w:val="0"/>
-          <ns2:ligatures ns2:val="none"/>
+          <w14:ligatures w14:val="none"/>
         </w:rPr>
         <w:t>en caso califique como micro empresa o pequeña empresa, presentar los documentos que acrediten su volumen de ventas o ingresos brutos percibidos el año anterior relativo a todas sus actividades económicas y el número de trabajadores con el que cuenta</w:t>
       </w:r>
@@ -5004,7 +4974,7 @@
           <w:rFonts w:ascii="Arial Narrow" w:eastAsia="Calibri" w:hAnsi="Arial Narrow" w:cs="Arial"/>
           <w:kern w:val="0"/>
           <w:vertAlign w:val="superscript"/>
-          <ns2:ligatures ns2:val="none"/>
+          <w14:ligatures w14:val="none"/>
         </w:rPr>
         <w:footnoteReference w:id="6"/>
       </w:r>
@@ -5012,7 +4982,7 @@
         <w:rPr>
           <w:rFonts w:ascii="Arial Narrow" w:eastAsia="Calibri" w:hAnsi="Arial Narrow" w:cs="Arial"/>
           <w:kern w:val="0"/>
-          <ns2:ligatures ns2:val="none"/>
+          <w14:ligatures w14:val="none"/>
         </w:rPr>
         <w:t>. Ello, a fin de que la Comisión pueda meritar dicha documentación, conforme lo establece el artículo 110</w:t>
       </w:r>
@@ -5022,7 +4992,7 @@
           <w:color w:val="000000"/>
           <w:kern w:val="0"/>
           <w:lang w:eastAsia="es-PE"/>
-          <ns2:ligatures ns2:val="none"/>
+          <w14:ligatures w14:val="none"/>
         </w:rPr>
         <w:t/>
       </w:r>
@@ -5030,7 +5000,7 @@
         <w:rPr>
           <w:rFonts w:ascii="Arial Narrow" w:eastAsia="Calibri" w:hAnsi="Arial Narrow" w:cs="Arial"/>
           <w:kern w:val="0"/>
-          <ns2:ligatures ns2:val="none"/>
+          <w14:ligatures w14:val="none"/>
         </w:rPr>
         <w:t xml:space="preserve"> del </w:t>
       </w:r>
@@ -5039,7 +5009,7 @@
           <w:rFonts w:ascii="Arial Narrow" w:eastAsia="Calibri" w:hAnsi="Arial Narrow" w:cs="Arial"/>
           <w:spacing w:val="-2"/>
           <w:kern w:val="0"/>
-          <ns2:ligatures ns2:val="none"/>
+          <w14:ligatures w14:val="none"/>
         </w:rPr>
         <w:t>Código</w:t>
       </w:r>
@@ -5050,7 +5020,7 @@
           <w:spacing w:val="-2"/>
           <w:kern w:val="0"/>
           <w:vertAlign w:val="superscript"/>
-          <ns2:ligatures ns2:val="none"/>
+          <w14:ligatures w14:val="none"/>
         </w:rPr>
         <w:footnoteReference w:id="7"/>
       </w:r>
@@ -5059,12 +5029,12 @@
           <w:rFonts w:ascii="Arial Narrow" w:eastAsia="Calibri" w:hAnsi="Arial Narrow" w:cs="Arial"/>
           <w:spacing w:val="-2"/>
           <w:kern w:val="0"/>
-          <ns2:ligatures ns2:val="none"/>
+          <w14:ligatures w14:val="none"/>
         </w:rPr>
         <w:t>.</w:t>
       </w:r>
     </w:p>
-    <w:p ns2:paraId="1B2AA0D1" ns2:textId="77777777">
+    <w:p>
       <w:pPr>
         <w:spacing w:after="0" w:line="240" w:lineRule="auto"/>
         <w:ind w:left="567"/>
@@ -5074,20 +5044,20 @@
           <w:color w:val="000000"/>
           <w:kern w:val="0"/>
           <w:lang w:eastAsia="es-PE"/>
-          <ns2:ligatures ns2:val="none"/>
-        </w:rPr>
-      </w:pPr>
-    </w:p>
-    <w:p>
-      <w:pPr>
-        <w:spacing w:after="0" w:line="240" w:lineRule="auto"/>
-        <w:jc w:val="both"/>
-        <w:rPr>
-          <w:rFonts w:ascii="Arial Narrow" w:eastAsia="Arial Narrow" w:hAnsi="Arial Narrow" w:cs="Arial Narrow"/>
-          <w:color w:val="000000"/>
-          <w:kern w:val="0"/>
-          <w:lang w:eastAsia="es-PE"/>
-          <ns2:ligatures ns2:val="none"/>
+          <w14:ligatures w14:val="none"/>
+        </w:rPr>
+      </w:pPr>
+    </w:p>
+    <w:p>
+      <w:pPr>
+        <w:spacing w:after="0" w:line="240" w:lineRule="auto"/>
+        <w:jc w:val="both"/>
+        <w:rPr>
+          <w:rFonts w:ascii="Arial Narrow" w:eastAsia="Arial Narrow" w:hAnsi="Arial Narrow" w:cs="Arial Narrow"/>
+          <w:color w:val="000000"/>
+          <w:kern w:val="0"/>
+          <w:lang w:eastAsia="es-PE"/>
+          <w14:ligatures w14:val="none"/>
         </w:rPr>
       </w:pPr>
       <w:r>
@@ -5106,42 +5076,82 @@
           <w:sz w:val="20"/>
           <w:szCs w:val="20"/>
         </w:rPr>
-        <w:t xml:space="preserve">correr traslado de la presente resolución a Interseguro Compañía de Seguros S.A. y el Banco Internacional del Perú S.A.A. - Interbank para que, de conformidad con lo dispuesto por el artículo 26 de la Ley sobre Facultades, Normas y Organización del Indecopi, aprobada por Decreto Legislativo 807, presenten sus descargos sobre la imputación de cargos realizada en un plazo no mayor a cinco (5) días hábiles contado a partir del día siguiente de la notificación de la presente resolución, vencido el cual, el Secretario Técnico declarará en rebeldía a los denunciados que no lo hubieran presentado. Debe precisarse que de conformidad con lo establecido por el artículo 223 del Texto Único Ordenado de la Ley 27444, Ley del Procedimiento Administrativo General, las alegaciones y los hechos relevantes de la reclamación, salvo que hayan sido específicamente negadas en la contestación, se tendrán por aceptadas o merituadas como ciertas.</w:t>
-      </w:r>
-    </w:p>
-    <w:p ns2:paraId="2F1C55D7" ns2:textId="77777777">
-      <w:pPr>
-        <w:spacing w:after="0" w:line="240" w:lineRule="auto"/>
-        <w:jc w:val="both"/>
-        <w:rPr>
-          <w:rFonts w:ascii="Arial Narrow" w:eastAsia="Arial Narrow" w:hAnsi="Arial Narrow" w:cs="Arial Narrow"/>
-          <w:color w:val="000000"/>
-          <w:kern w:val="0"/>
-          <w:lang w:eastAsia="es-PE"/>
-          <ns2:ligatures ns2:val="none"/>
-        </w:rPr>
-      </w:pPr>
-    </w:p>
-    <w:p ns2:paraId="6D15F6EA" ns2:textId="6C2E6BD3">
-      <w:pPr>
-        <w:spacing w:after="0" w:line="240" w:lineRule="auto"/>
-        <w:jc w:val="both"/>
-        <w:rPr>
-          <w:rFonts w:ascii="Arial Narrow" w:eastAsia="Times New Roman" w:hAnsi="Arial Narrow" w:cs="Arial"/>
-          <w:color w:val="000000"/>
-          <w:kern w:val="0"/>
-          <w:lang w:val="es-ES" w:eastAsia="es-ES"/>
-          <ns2:ligatures ns2:val="none"/>
-        </w:rPr>
-      </w:pPr>
-      <w:r>
-        <w:rPr>
-          <w:rFonts w:ascii="Arial Narrow" w:eastAsia="Arial Narrow" w:hAnsi="Arial Narrow" w:cs="Arial Narrow"/>
-          <w:b/>
-          <w:color w:val="000000"/>
-          <w:kern w:val="0"/>
-          <w:lang w:eastAsia="es-PE"/>
-          <ns2:ligatures ns2:val="none"/>
+        <w:t xml:space="preserve">correr traslado de la presente resolución a Interseguro Compañía de Seguros S.A. y el Banco Internacional del Perú S.A.A. - Interbank para que, de conformidad con lo dispuesto por el artículo 26 de la Ley sobre Facultades, Normas y Organización del Indecopi, aprobada por Decreto Legislativo 807</w:t>
+      </w:r>
+      <w:r>
+        <w:rPr>
+          <w:rStyle w:val="Refdenotaalpie"/>
+          <w:rFonts w:ascii="Arial Narrow" w:eastAsia="Times New Roman" w:hAnsi="Arial Narrow" w:cs="Times New Roman"/>
+          <w:color w:val="000000"/>
+          <w:kern w:val="0"/>
+          <w:vertAlign w:val="superscript"/>
+          <w:lang w:val="es-ES" w:eastAsia="es-ES"/>
+          <w14:ligatures w14:val="none"/>
+        </w:rPr>
+        <w:footnoteReference w:id="13"/>
+      </w:r>
+      <w:r>
+        <w:rPr>
+          <w:rFonts w:ascii="Arial Narrow" w:hAnsi="Arial Narrow" w:cs="Arial Narrow"/>
+          <w:sz w:val="20"/>
+          <w:szCs w:val="20"/>
+        </w:rPr>
+        <w:t xml:space="preserve">, presenten sus descargos sobre la imputación de cargos realizada en un plazo no mayor a cinco (5) días hábiles contado a partir del día siguiente de la notificación de la presente resolución, vencido el cual, el Secretario Técnico declarará en rebeldía a los denunciados que no lo hubieran presentado. Debe precisarse que de conformidad con lo establecido por el artículo 223 del Texto Único Ordenado de la Ley 27444, Ley del Procedimiento Administrativo General</w:t>
+      </w:r>
+      <w:r>
+        <w:rPr>
+          <w:rStyle w:val="Refdenotaalpie"/>
+          <w:rFonts w:ascii="Arial Narrow" w:eastAsia="Times New Roman" w:hAnsi="Arial Narrow" w:cs="Times New Roman"/>
+          <w:color w:val="000000"/>
+          <w:kern w:val="0"/>
+          <w:vertAlign w:val="superscript"/>
+          <w:lang w:val="es-ES" w:eastAsia="es-ES"/>
+          <w14:ligatures w14:val="none"/>
+        </w:rPr>
+        <w:footnoteReference w:id="14"/>
+      </w:r>
+      <w:r>
+        <w:rPr>
+          <w:rFonts w:ascii="Arial Narrow" w:hAnsi="Arial Narrow" w:cs="Arial Narrow"/>
+          <w:sz w:val="20"/>
+          <w:szCs w:val="20"/>
+        </w:rPr>
+        <w:t xml:space="preserve">, las alegaciones y los hechos relevantes de la reclamación, salvo que hayan sido específicamente negadas en la contestación, se tendrán por aceptadas o merituadas como ciertas.</w:t>
+      </w:r>
+    </w:p>
+    <w:p>
+      <w:pPr>
+        <w:spacing w:after="0" w:line="240" w:lineRule="auto"/>
+        <w:jc w:val="both"/>
+        <w:rPr>
+          <w:rFonts w:ascii="Arial Narrow" w:eastAsia="Arial Narrow" w:hAnsi="Arial Narrow" w:cs="Arial Narrow"/>
+          <w:color w:val="000000"/>
+          <w:kern w:val="0"/>
+          <w:lang w:eastAsia="es-PE"/>
+          <w14:ligatures w14:val="none"/>
+        </w:rPr>
+      </w:pPr>
+    </w:p>
+    <w:p>
+      <w:pPr>
+        <w:spacing w:after="0" w:line="240" w:lineRule="auto"/>
+        <w:jc w:val="both"/>
+        <w:rPr>
+          <w:rFonts w:ascii="Arial Narrow" w:eastAsia="Times New Roman" w:hAnsi="Arial Narrow" w:cs="Arial"/>
+          <w:color w:val="000000"/>
+          <w:kern w:val="0"/>
+          <w:lang w:val="es-ES" w:eastAsia="es-ES"/>
+          <w14:ligatures w14:val="none"/>
+        </w:rPr>
+      </w:pPr>
+      <w:r>
+        <w:rPr>
+          <w:rFonts w:ascii="Arial Narrow" w:eastAsia="Arial Narrow" w:hAnsi="Arial Narrow" w:cs="Arial Narrow"/>
+          <w:b/>
+          <w:color w:val="000000"/>
+          <w:kern w:val="0"/>
+          <w:lang w:eastAsia="es-PE"/>
+          <w14:ligatures w14:val="none"/>
         </w:rPr>
         <w:t xml:space="preserve">QUINTO: </w:t>
       </w:r>
@@ -5152,7 +5162,7 @@
           <w:color w:val="000000"/>
           <w:kern w:val="0"/>
           <w:lang w:eastAsia="es-ES"/>
-          <ns2:ligatures ns2:val="none"/>
+          <w14:ligatures w14:val="none"/>
         </w:rPr>
         <w:t xml:space="preserve">requerir </w:t>
       </w:r>
@@ -5162,7 +5172,7 @@
           <w:color w:val="000000"/>
           <w:kern w:val="0"/>
           <w:lang w:val="es-ES" w:eastAsia="es-ES"/>
-          <ns2:ligatures ns2:val="none"/>
+          <w14:ligatures w14:val="none"/>
         </w:rPr>
         <w:t xml:space="preserve">que, en un </w:t>
       </w:r>
@@ -5172,7 +5182,7 @@
           <w:color w:val="000000"/>
           <w:kern w:val="0"/>
           <w:lang w:eastAsia="es-ES"/>
-          <ns2:ligatures ns2:val="none"/>
+          <w14:ligatures w14:val="none"/>
         </w:rPr>
         <w:t>plazo no mayor de cinco (5) días hábiles contado a partir del día siguiente de la notificación de la presente resolución</w:t>
       </w:r>
@@ -5183,7 +5193,7 @@
           <w:color w:val="000000"/>
           <w:kern w:val="0"/>
           <w:lang w:eastAsia="es-ES"/>
-          <ns2:ligatures ns2:val="none"/>
+          <w14:ligatures w14:val="none"/>
         </w:rPr>
         <w:t xml:space="preserve">, </w:t>
       </w:r>
@@ -5210,7 +5220,7 @@
           <w:color w:val="000000"/>
           <w:kern w:val="0"/>
           <w:lang w:eastAsia="es-ES"/>
-          <ns2:ligatures ns2:val="none"/>
+          <w14:ligatures w14:val="none"/>
         </w:rPr>
         <w:t xml:space="preserve">, </w:t>
       </w:r>
@@ -5221,7 +5231,7 @@
           <w:color w:val="000000"/>
           <w:kern w:val="0"/>
           <w:lang w:val="es-ES" w:eastAsia="es-ES"/>
-          <ns2:ligatures ns2:val="none"/>
+          <w14:ligatures w14:val="none"/>
         </w:rPr>
         <w:t>cumpla</w:t>
       </w:r>
@@ -5231,7 +5241,7 @@
           <w:color w:val="000000"/>
           <w:kern w:val="0"/>
           <w:lang w:val="es-ES" w:eastAsia="es-ES"/>
-          <ns2:ligatures ns2:val="none"/>
+          <w14:ligatures w14:val="none"/>
         </w:rPr>
         <w:t xml:space="preserve"> con: </w:t>
       </w:r>
@@ -5241,7 +5251,7 @@
           <w:color w:val="000000"/>
           <w:kern w:val="0"/>
           <w:lang w:val="es-ES" w:eastAsia="es-ES"/>
-          <ns2:ligatures ns2:val="none"/>
+          <w14:ligatures w14:val="none"/>
         </w:rPr>
         <w:t xml:space="preserve">(i) presentar una copia debidamente suscrita de las Pólizas del Seguro de desgravamen de la </w:t>
       </w:r>
@@ -5251,7 +5261,7 @@
           <w:color w:val="000000"/>
           <w:kern w:val="0"/>
           <w:lang w:eastAsia="es-ES"/>
-          <ns2:ligatures ns2:val="none"/>
+          <w14:ligatures w14:val="none"/>
         </w:rPr>
         <w:t xml:space="preserve">Tarjeta de crédito 6****85-1, la Tarjeta de crédito 8****30-1 y el Crédito efectivo 0****52 </w:t>
       </w:r>
@@ -5261,7 +5271,7 @@
           <w:color w:val="000000"/>
           <w:kern w:val="0"/>
           <w:lang w:val="es-ES" w:eastAsia="es-ES"/>
-          <ns2:ligatures ns2:val="none"/>
+          <w14:ligatures w14:val="none"/>
         </w:rPr>
         <w:t>materias de denuncia, así como el cargo de remisión de cada póliza; (</w:t>
       </w:r>
@@ -5272,7 +5282,7 @@
           <w:color w:val="000000"/>
           <w:kern w:val="0"/>
           <w:lang w:val="es-ES" w:eastAsia="es-ES"/>
-          <ns2:ligatures ns2:val="none"/>
+          <w14:ligatures w14:val="none"/>
         </w:rPr>
         <w:t>ii</w:t>
       </w:r>
@@ -5283,7 +5293,7 @@
           <w:color w:val="000000"/>
           <w:kern w:val="0"/>
           <w:lang w:val="es-ES" w:eastAsia="es-ES"/>
-          <ns2:ligatures ns2:val="none"/>
+          <w14:ligatures w14:val="none"/>
         </w:rPr>
         <w:t xml:space="preserve">) presentar los medios probatorios que acrediten que la negativa de </w:t>
       </w:r>
@@ -5293,7 +5303,7 @@
           <w:color w:val="000000"/>
           <w:kern w:val="0"/>
           <w:lang w:val="es-ES" w:eastAsia="es-ES"/>
-          <ns2:ligatures ns2:val="none"/>
+          <w14:ligatures w14:val="none"/>
         </w:rPr>
         <w:lastRenderedPageBreak/>
         <w:t xml:space="preserve">otorgamiento de cobertura de cada una de las Pólizas del Seguro de desgravamen de la </w:t>
@@ -5304,7 +5314,7 @@
           <w:color w:val="000000"/>
           <w:kern w:val="0"/>
           <w:lang w:eastAsia="es-ES"/>
-          <ns2:ligatures ns2:val="none"/>
+          <w14:ligatures w14:val="none"/>
         </w:rPr>
         <w:t>Tarjeta de crédito 6****85-1, la Tarjeta de crédito 8****30-1 y el Crédito efectivo 0****52 fue justificada</w:t>
       </w:r>
@@ -5314,7 +5324,7 @@
           <w:color w:val="000000"/>
           <w:kern w:val="0"/>
           <w:lang w:val="es-ES" w:eastAsia="es-ES"/>
-          <ns2:ligatures ns2:val="none"/>
+          <w14:ligatures w14:val="none"/>
         </w:rPr>
         <w:t xml:space="preserve">; y, </w:t>
       </w:r>
@@ -5324,7 +5334,7 @@
           <w:color w:val="000000"/>
           <w:kern w:val="0"/>
           <w:lang w:val="es-ES" w:eastAsia="es-ES"/>
-          <ns2:ligatures ns2:val="none"/>
+          <w14:ligatures w14:val="none"/>
         </w:rPr>
         <w:t>(</w:t>
       </w:r>
@@ -5335,7 +5345,7 @@
           <w:color w:val="000000"/>
           <w:kern w:val="0"/>
           <w:lang w:val="es-ES" w:eastAsia="es-ES"/>
-          <ns2:ligatures ns2:val="none"/>
+          <w14:ligatures w14:val="none"/>
         </w:rPr>
         <w:t>iii</w:t>
       </w:r>
@@ -5346,7 +5356,7 @@
           <w:color w:val="000000"/>
           <w:kern w:val="0"/>
           <w:lang w:val="es-ES" w:eastAsia="es-ES"/>
-          <ns2:ligatures ns2:val="none"/>
+          <w14:ligatures w14:val="none"/>
         </w:rPr>
         <w:t>) presentar todas las comunicaciones cursadas con la parte denunciante en virtud de los hechos materia de denuncia</w:t>
       </w:r>
@@ -5356,44 +5366,44 @@
           <w:color w:val="000000"/>
           <w:kern w:val="0"/>
           <w:lang w:val="es-ES" w:eastAsia="es-ES"/>
-          <ns2:ligatures ns2:val="none"/>
+          <w14:ligatures w14:val="none"/>
         </w:rPr>
         <w:t>.</w:t>
       </w:r>
     </w:p>
-    <w:p ns2:paraId="7EAE58BA" ns2:textId="77777777">
-      <w:pPr>
-        <w:spacing w:after="0" w:line="240" w:lineRule="auto"/>
-        <w:jc w:val="both"/>
-        <w:rPr>
-          <w:rFonts w:ascii="Arial Narrow" w:eastAsia="Times New Roman" w:hAnsi="Arial Narrow" w:cs="Arial"/>
-          <w:color w:val="000000"/>
-          <w:kern w:val="0"/>
-          <w:lang w:val="es-ES" w:eastAsia="es-ES"/>
-          <ns2:ligatures ns2:val="none"/>
-        </w:rPr>
-      </w:pPr>
-    </w:p>
-    <w:p ns2:paraId="018EE32A" ns2:textId="17AEEA4B">
-      <w:pPr>
-        <w:spacing w:after="0" w:line="240" w:lineRule="auto"/>
-        <w:jc w:val="both"/>
-        <w:rPr>
-          <w:rFonts w:ascii="Arial Narrow" w:eastAsia="Times New Roman" w:hAnsi="Arial Narrow" w:cs="Arial"/>
-          <w:color w:val="000000"/>
-          <w:kern w:val="0"/>
-          <w:lang w:val="es-ES" w:eastAsia="es-ES"/>
-          <ns2:ligatures ns2:val="none"/>
-        </w:rPr>
-      </w:pPr>
-      <w:r>
-        <w:rPr>
-          <w:rFonts w:ascii="Arial Narrow" w:eastAsia="Arial Narrow" w:hAnsi="Arial Narrow" w:cs="Arial Narrow"/>
-          <w:b/>
-          <w:color w:val="000000"/>
-          <w:kern w:val="0"/>
-          <w:lang w:eastAsia="es-PE"/>
-          <ns2:ligatures ns2:val="none"/>
+    <w:p>
+      <w:pPr>
+        <w:spacing w:after="0" w:line="240" w:lineRule="auto"/>
+        <w:jc w:val="both"/>
+        <w:rPr>
+          <w:rFonts w:ascii="Arial Narrow" w:eastAsia="Times New Roman" w:hAnsi="Arial Narrow" w:cs="Arial"/>
+          <w:color w:val="000000"/>
+          <w:kern w:val="0"/>
+          <w:lang w:val="es-ES" w:eastAsia="es-ES"/>
+          <w14:ligatures w14:val="none"/>
+        </w:rPr>
+      </w:pPr>
+    </w:p>
+    <w:p>
+      <w:pPr>
+        <w:spacing w:after="0" w:line="240" w:lineRule="auto"/>
+        <w:jc w:val="both"/>
+        <w:rPr>
+          <w:rFonts w:ascii="Arial Narrow" w:eastAsia="Times New Roman" w:hAnsi="Arial Narrow" w:cs="Arial"/>
+          <w:color w:val="000000"/>
+          <w:kern w:val="0"/>
+          <w:lang w:val="es-ES" w:eastAsia="es-ES"/>
+          <w14:ligatures w14:val="none"/>
+        </w:rPr>
+      </w:pPr>
+      <w:r>
+        <w:rPr>
+          <w:rFonts w:ascii="Arial Narrow" w:eastAsia="Arial Narrow" w:hAnsi="Arial Narrow" w:cs="Arial Narrow"/>
+          <w:b/>
+          <w:color w:val="000000"/>
+          <w:kern w:val="0"/>
+          <w:lang w:eastAsia="es-PE"/>
+          <w14:ligatures w14:val="none"/>
         </w:rPr>
         <w:t xml:space="preserve">SEXTO: </w:t>
       </w:r>
@@ -5403,7 +5413,7 @@
           <w:color w:val="000000"/>
           <w:kern w:val="0"/>
           <w:lang w:eastAsia="es-ES"/>
-          <ns2:ligatures ns2:val="none"/>
+          <w14:ligatures w14:val="none"/>
         </w:rPr>
         <w:t xml:space="preserve">requerir </w:t>
       </w:r>
@@ -5413,7 +5423,7 @@
           <w:color w:val="000000"/>
           <w:kern w:val="0"/>
           <w:lang w:val="es-ES" w:eastAsia="es-ES"/>
-          <ns2:ligatures ns2:val="none"/>
+          <w14:ligatures w14:val="none"/>
         </w:rPr>
         <w:t xml:space="preserve">que, en un </w:t>
       </w:r>
@@ -5423,7 +5433,7 @@
           <w:color w:val="000000"/>
           <w:kern w:val="0"/>
           <w:lang w:eastAsia="es-ES"/>
-          <ns2:ligatures ns2:val="none"/>
+          <w14:ligatures w14:val="none"/>
         </w:rPr>
         <w:t xml:space="preserve">plazo no mayor de cinco (5) días hábiles contado a partir del día siguiente de la notificación de la presente </w:t>
       </w:r>
@@ -5433,7 +5443,7 @@
           <w:color w:val="000000"/>
           <w:kern w:val="0"/>
           <w:lang w:eastAsia="es-ES"/>
-          <ns2:ligatures ns2:val="none"/>
+          <w14:ligatures w14:val="none"/>
         </w:rPr>
         <w:t xml:space="preserve">resolución, </w:t>
       </w:r>
@@ -5444,7 +5454,7 @@
           <w:kern w:val="0"/>
           <w:shd w:val="clear" w:color="auto" w:fill="FFFFFF"/>
           <w:lang w:eastAsia="es-PE"/>
-          <ns2:ligatures ns2:val="none"/>
+          <w14:ligatures w14:val="none"/>
         </w:rPr>
         <w:t xml:space="preserve">el </w:t>
       </w:r>
@@ -5455,7 +5465,7 @@
           <w:kern w:val="0"/>
           <w:shd w:val="clear" w:color="auto" w:fill="FFFFFF"/>
           <w:lang w:eastAsia="es-PE"/>
-          <ns2:ligatures ns2:val="none"/>
+          <w14:ligatures w14:val="none"/>
         </w:rPr>
         <w:t>Banco Internacional del Perú S.A.A. - Interbank</w:t>
       </w:r>
@@ -5465,7 +5475,7 @@
           <w:color w:val="000000"/>
           <w:kern w:val="0"/>
           <w:lang w:eastAsia="es-ES"/>
-          <ns2:ligatures ns2:val="none"/>
+          <w14:ligatures w14:val="none"/>
         </w:rPr>
         <w:t xml:space="preserve">, </w:t>
       </w:r>
@@ -5475,7 +5485,7 @@
           <w:color w:val="000000"/>
           <w:kern w:val="0"/>
           <w:lang w:val="es-ES" w:eastAsia="es-ES"/>
-          <ns2:ligatures ns2:val="none"/>
+          <w14:ligatures w14:val="none"/>
         </w:rPr>
         <w:t xml:space="preserve">cumpla con: </w:t>
       </w:r>
@@ -5485,7 +5495,7 @@
           <w:color w:val="000000"/>
           <w:kern w:val="0"/>
           <w:lang w:val="es-ES" w:eastAsia="es-ES"/>
-          <ns2:ligatures ns2:val="none"/>
+          <w14:ligatures w14:val="none"/>
         </w:rPr>
         <w:t xml:space="preserve">(i) presentar una copia debidamente suscrita de </w:t>
       </w:r>
@@ -5495,7 +5505,7 @@
           <w:color w:val="000000"/>
           <w:kern w:val="0"/>
           <w:lang w:val="es-ES" w:eastAsia="es-ES"/>
-          <ns2:ligatures ns2:val="none"/>
+          <w14:ligatures w14:val="none"/>
         </w:rPr>
         <w:t>los documentos contractuales</w:t>
       </w:r>
@@ -5505,7 +5515,7 @@
           <w:color w:val="000000"/>
           <w:kern w:val="0"/>
           <w:lang w:val="es-ES" w:eastAsia="es-ES"/>
-          <ns2:ligatures ns2:val="none"/>
+          <w14:ligatures w14:val="none"/>
         </w:rPr>
         <w:t xml:space="preserve"> de la </w:t>
       </w:r>
@@ -5515,7 +5525,7 @@
           <w:color w:val="000000"/>
           <w:kern w:val="0"/>
           <w:lang w:eastAsia="es-ES"/>
-          <ns2:ligatures ns2:val="none"/>
+          <w14:ligatures w14:val="none"/>
         </w:rPr>
         <w:t xml:space="preserve">Tarjeta de crédito 6****85-1, la Tarjeta de crédito 8****30-1 y el Crédito efectivo 0****52 </w:t>
       </w:r>
@@ -5525,7 +5535,7 @@
           <w:color w:val="000000"/>
           <w:kern w:val="0"/>
           <w:lang w:val="es-ES" w:eastAsia="es-ES"/>
-          <ns2:ligatures ns2:val="none"/>
+          <w14:ligatures w14:val="none"/>
         </w:rPr>
         <w:t xml:space="preserve">materias de denuncia, así como el cargo de remisión de </w:t>
       </w:r>
@@ -5535,7 +5545,7 @@
           <w:color w:val="000000"/>
           <w:kern w:val="0"/>
           <w:lang w:val="es-ES" w:eastAsia="es-ES"/>
-          <ns2:ligatures ns2:val="none"/>
+          <w14:ligatures w14:val="none"/>
         </w:rPr>
         <w:t>cada contrato</w:t>
       </w:r>
@@ -5545,7 +5555,7 @@
           <w:color w:val="000000"/>
           <w:kern w:val="0"/>
           <w:lang w:val="es-ES" w:eastAsia="es-ES"/>
-          <ns2:ligatures ns2:val="none"/>
+          <w14:ligatures w14:val="none"/>
         </w:rPr>
         <w:t>;</w:t>
       </w:r>
@@ -5555,7 +5565,7 @@
           <w:color w:val="000000"/>
           <w:kern w:val="0"/>
           <w:lang w:val="es-ES" w:eastAsia="es-ES"/>
-          <ns2:ligatures ns2:val="none"/>
+          <w14:ligatures w14:val="none"/>
         </w:rPr>
         <w:t xml:space="preserve"> y, </w:t>
       </w:r>
@@ -5565,7 +5575,7 @@
           <w:color w:val="000000"/>
           <w:kern w:val="0"/>
           <w:lang w:val="es-ES" w:eastAsia="es-ES"/>
-          <ns2:ligatures ns2:val="none"/>
+          <w14:ligatures w14:val="none"/>
         </w:rPr>
         <w:t>(</w:t>
       </w:r>
@@ -5576,7 +5586,7 @@
           <w:color w:val="000000"/>
           <w:kern w:val="0"/>
           <w:lang w:val="es-ES" w:eastAsia="es-ES"/>
-          <ns2:ligatures ns2:val="none"/>
+          <w14:ligatures w14:val="none"/>
         </w:rPr>
         <w:t>ii</w:t>
       </w:r>
@@ -5587,7 +5597,7 @@
           <w:color w:val="000000"/>
           <w:kern w:val="0"/>
           <w:lang w:val="es-ES" w:eastAsia="es-ES"/>
-          <ns2:ligatures ns2:val="none"/>
+          <w14:ligatures w14:val="none"/>
         </w:rPr>
         <w:t>) presentar todas las comunicaciones cursadas con la parte denunciante en virtud de los hechos materia de denuncia</w:t>
       </w:r>
@@ -5597,12 +5607,12 @@
           <w:color w:val="000000"/>
           <w:kern w:val="0"/>
           <w:lang w:val="es-ES" w:eastAsia="es-ES"/>
-          <ns2:ligatures ns2:val="none"/>
+          <w14:ligatures w14:val="none"/>
         </w:rPr>
         <w:t>.</w:t>
       </w:r>
     </w:p>
-    <w:p ns2:paraId="61AD8504" ns2:textId="77777777">
+    <w:p>
       <w:pPr>
         <w:spacing w:after="0" w:line="240" w:lineRule="auto"/>
         <w:jc w:val="both"/>
@@ -5612,30 +5622,30 @@
           <w:color w:val="000000"/>
           <w:kern w:val="0"/>
           <w:lang w:val="es-ES" w:eastAsia="es-PE"/>
-          <ns2:ligatures ns2:val="none"/>
-        </w:rPr>
-      </w:pPr>
-    </w:p>
-    <w:p ns2:paraId="7A5236A4" ns2:textId="75FDC4B0">
-      <w:pPr>
-        <w:spacing w:after="0" w:line="240" w:lineRule="auto"/>
-        <w:jc w:val="both"/>
-        <w:rPr>
-          <w:rFonts w:ascii="Arial Narrow" w:eastAsia="Arial Narrow" w:hAnsi="Arial Narrow" w:cs="Arial Narrow"/>
-          <w:color w:val="000000"/>
-          <w:kern w:val="0"/>
-          <w:lang w:eastAsia="es-PE"/>
-          <ns2:ligatures ns2:val="none"/>
-        </w:rPr>
-      </w:pPr>
-      <w:r>
-        <w:rPr>
-          <w:rFonts w:ascii="Arial Narrow" w:eastAsia="Arial Narrow" w:hAnsi="Arial Narrow" w:cs="Arial Narrow"/>
-          <w:b/>
-          <w:color w:val="000000"/>
-          <w:kern w:val="0"/>
-          <w:lang w:eastAsia="es-PE"/>
-          <ns2:ligatures ns2:val="none"/>
+          <w14:ligatures w14:val="none"/>
+        </w:rPr>
+      </w:pPr>
+    </w:p>
+    <w:p>
+      <w:pPr>
+        <w:spacing w:after="0" w:line="240" w:lineRule="auto"/>
+        <w:jc w:val="both"/>
+        <w:rPr>
+          <w:rFonts w:ascii="Arial Narrow" w:eastAsia="Arial Narrow" w:hAnsi="Arial Narrow" w:cs="Arial Narrow"/>
+          <w:color w:val="000000"/>
+          <w:kern w:val="0"/>
+          <w:lang w:eastAsia="es-PE"/>
+          <w14:ligatures w14:val="none"/>
+        </w:rPr>
+      </w:pPr>
+      <w:r>
+        <w:rPr>
+          <w:rFonts w:ascii="Arial Narrow" w:eastAsia="Arial Narrow" w:hAnsi="Arial Narrow" w:cs="Arial Narrow"/>
+          <w:b/>
+          <w:color w:val="000000"/>
+          <w:kern w:val="0"/>
+          <w:lang w:eastAsia="es-PE"/>
+          <w14:ligatures w14:val="none"/>
         </w:rPr>
         <w:t>SÉTIMO:</w:t>
       </w:r>
@@ -5645,7 +5655,7 @@
           <w:color w:val="000000"/>
           <w:kern w:val="0"/>
           <w:lang w:eastAsia="es-PE"/>
-          <ns2:ligatures ns2:val="none"/>
+          <w14:ligatures w14:val="none"/>
         </w:rPr>
         <w:t xml:space="preserve"> </w:t>
       </w:r>
@@ -5656,7 +5666,7 @@
           <w:color w:val="000000"/>
           <w:kern w:val="0"/>
           <w:lang w:eastAsia="es-PE"/>
-          <ns2:ligatures ns2:val="none"/>
+          <w14:ligatures w14:val="none"/>
         </w:rPr>
         <w:t>informar a las partes que el artículo 110</w:t>
       </w:r>
@@ -5666,7 +5676,7 @@
           <w:color w:val="000000"/>
           <w:kern w:val="0"/>
           <w:lang w:eastAsia="es-PE"/>
-          <ns2:ligatures ns2:val="none"/>
+          <w14:ligatures w14:val="none"/>
         </w:rPr>
         <w:t/>
       </w:r>
@@ -5676,7 +5686,7 @@
           <w:color w:val="000000"/>
           <w:kern w:val="0"/>
           <w:lang w:eastAsia="es-PE"/>
-          <ns2:ligatures ns2:val="none"/>
+          <w14:ligatures w14:val="none"/>
         </w:rPr>
         <w:t xml:space="preserve"> de la Ley 29571, Código de Protección y Defensa del Consumidor</w:t>
       </w:r>
@@ -5688,7 +5698,7 @@
           <w:kern w:val="0"/>
           <w:vertAlign w:val="superscript"/>
           <w:lang w:eastAsia="es-PE"/>
-          <ns2:ligatures ns2:val="none"/>
+          <w14:ligatures w14:val="none"/>
         </w:rPr>
         <w:footnoteReference w:id="8"/>
       </w:r>
@@ -5698,7 +5708,7 @@
           <w:color w:val="000000"/>
           <w:kern w:val="0"/>
           <w:lang w:eastAsia="es-PE"/>
-          <ns2:ligatures ns2:val="none"/>
+          <w14:ligatures w14:val="none"/>
         </w:rPr>
         <w:t>, faculta a la Comisión a calificar las infracciones de la referida norma como leves, graves o muy graves e imponer sanciones que van desde una amonestación hasta una multa por un máximo de 450 Unidades Impositivas Tributarias, sin perjuicio de las medidas correctivas, reparadoras y complementarias, que puedan ordenarse de acuerdo a lo estipulado en los artículos 114</w:t>
       </w:r>
@@ -5708,7 +5718,7 @@
           <w:color w:val="000000"/>
           <w:kern w:val="0"/>
           <w:lang w:eastAsia="es-PE"/>
-          <ns2:ligatures ns2:val="none"/>
+          <w14:ligatures w14:val="none"/>
         </w:rPr>
         <w:t/>
       </w:r>
@@ -5718,7 +5728,7 @@
           <w:color w:val="000000"/>
           <w:kern w:val="0"/>
           <w:lang w:eastAsia="es-PE"/>
-          <ns2:ligatures ns2:val="none"/>
+          <w14:ligatures w14:val="none"/>
         </w:rPr>
         <w:t>, 115</w:t>
       </w:r>
@@ -5728,7 +5738,7 @@
           <w:color w:val="000000"/>
           <w:kern w:val="0"/>
           <w:lang w:eastAsia="es-PE"/>
-          <ns2:ligatures ns2:val="none"/>
+          <w14:ligatures w14:val="none"/>
         </w:rPr>
         <w:t/>
       </w:r>
@@ -5738,7 +5748,7 @@
           <w:color w:val="000000"/>
           <w:kern w:val="0"/>
           <w:lang w:eastAsia="es-PE"/>
-          <ns2:ligatures ns2:val="none"/>
+          <w14:ligatures w14:val="none"/>
         </w:rPr>
         <w:t xml:space="preserve"> y 116</w:t>
       </w:r>
@@ -5748,7 +5758,7 @@
           <w:color w:val="000000"/>
           <w:kern w:val="0"/>
           <w:lang w:eastAsia="es-PE"/>
-          <ns2:ligatures ns2:val="none"/>
+          <w14:ligatures w14:val="none"/>
         </w:rPr>
         <w:t/>
       </w:r>
@@ -5758,7 +5768,7 @@
           <w:color w:val="000000"/>
           <w:kern w:val="0"/>
           <w:lang w:eastAsia="es-PE"/>
-          <ns2:ligatures ns2:val="none"/>
+          <w14:ligatures w14:val="none"/>
         </w:rPr>
         <w:t xml:space="preserve"> de la referida norma</w:t>
       </w:r>
@@ -5770,7 +5780,7 @@
           <w:kern w:val="0"/>
           <w:vertAlign w:val="superscript"/>
           <w:lang w:eastAsia="es-PE"/>
-          <ns2:ligatures ns2:val="none"/>
+          <w14:ligatures w14:val="none"/>
         </w:rPr>
         <w:footnoteReference w:id="9"/>
       </w:r>
@@ -5780,7 +5790,7 @@
           <w:color w:val="000000"/>
           <w:kern w:val="0"/>
           <w:lang w:eastAsia="es-PE"/>
-          <ns2:ligatures ns2:val="none"/>
+          <w14:ligatures w14:val="none"/>
         </w:rPr>
         <w:t xml:space="preserve">. </w:t>
       </w:r>
@@ -5791,7 +5801,7 @@
           <w:color w:val="000000"/>
           <w:kern w:val="0"/>
           <w:lang w:eastAsia="es-PE"/>
-          <ns2:ligatures ns2:val="none"/>
+          <w14:ligatures w14:val="none"/>
         </w:rPr>
         <w:lastRenderedPageBreak/>
         <w:t>Asimismo, se consideran circunstancias atenuantes para la graduación de la sanción, el allanamiento de la denuncia o el reconocimiento de las pretensiones en ella contenidas, de acuerdo con el artículo 112</w:t>
@@ -5802,7 +5812,7 @@
           <w:color w:val="000000"/>
           <w:kern w:val="0"/>
           <w:lang w:eastAsia="es-PE"/>
-          <ns2:ligatures ns2:val="none"/>
+          <w14:ligatures w14:val="none"/>
         </w:rPr>
         <w:t/>
       </w:r>
@@ -5812,7 +5822,7 @@
           <w:color w:val="000000"/>
           <w:kern w:val="0"/>
           <w:lang w:eastAsia="es-PE"/>
-          <ns2:ligatures ns2:val="none"/>
+          <w14:ligatures w14:val="none"/>
         </w:rPr>
         <w:t xml:space="preserve"> del Código</w:t>
       </w:r>
@@ -5824,7 +5834,7 @@
           <w:kern w:val="0"/>
           <w:vertAlign w:val="superscript"/>
           <w:lang w:eastAsia="es-PE"/>
-          <ns2:ligatures ns2:val="none"/>
+          <w14:ligatures w14:val="none"/>
         </w:rPr>
         <w:footnoteReference w:id="10"/>
       </w:r>
@@ -5834,12 +5844,12 @@
           <w:color w:val="000000"/>
           <w:kern w:val="0"/>
           <w:lang w:eastAsia="es-PE"/>
-          <ns2:ligatures ns2:val="none"/>
+          <w14:ligatures w14:val="none"/>
         </w:rPr>
         <w:t>.</w:t>
       </w:r>
     </w:p>
-    <w:p ns2:paraId="3F071DDA" ns2:textId="77777777">
+    <w:p>
       <w:pPr>
         <w:shd w:val="clear" w:color="auto" w:fill="FFFFFF"/>
         <w:spacing w:after="0" w:line="240" w:lineRule="auto"/>
@@ -5849,7 +5859,7 @@
           <w:color w:val="000000"/>
           <w:kern w:val="0"/>
           <w:lang w:eastAsia="es-PE"/>
-          <ns2:ligatures ns2:val="none"/>
+          <w14:ligatures w14:val="none"/>
         </w:rPr>
       </w:pPr>
       <w:r>
@@ -5858,7 +5868,7 @@
           <w:b/>
           <w:bCs/>
           <w:kern w:val="0"/>
-          <ns2:ligatures ns2:val="none"/>
+          <w14:ligatures w14:val="none"/>
         </w:rPr>
         <w:t>OCTAVO</w:t>
       </w:r>
@@ -5869,7 +5879,7 @@
           <w:color w:val="000000"/>
           <w:kern w:val="0"/>
           <w:lang w:eastAsia="es-PE"/>
-          <ns2:ligatures ns2:val="none"/>
+          <w14:ligatures w14:val="none"/>
         </w:rPr>
         <w:t>:</w:t>
       </w:r>
@@ -5879,7 +5889,7 @@
           <w:color w:val="000000"/>
           <w:kern w:val="0"/>
           <w:lang w:eastAsia="es-PE"/>
-          <ns2:ligatures ns2:val="none"/>
+          <w14:ligatures w14:val="none"/>
         </w:rPr>
         <w:t xml:space="preserve"> informar a las partes que conforme a lo establecido en el artículo 39</w:t>
       </w:r>
@@ -5889,7 +5899,7 @@
           <w:color w:val="000000"/>
           <w:kern w:val="0"/>
           <w:lang w:eastAsia="es-PE"/>
-          <ns2:ligatures ns2:val="none"/>
+          <w14:ligatures w14:val="none"/>
         </w:rPr>
         <w:t/>
       </w:r>
@@ -5899,12 +5909,12 @@
           <w:color w:val="000000"/>
           <w:kern w:val="0"/>
           <w:lang w:eastAsia="es-PE"/>
-          <ns2:ligatures ns2:val="none"/>
+          <w14:ligatures w14:val="none"/>
         </w:rPr>
         <w:t xml:space="preserve"> de la Ley sobre Facultades, Normas y Organización del Indecopi, aprobada por Decreto Legislativo 807, los gastos por los peritajes realizados, actuación de pruebas, inspecciones y otros derivados de la tramitación del proceso serán de cargo de la parte que solicita la prueba, salvo pacto en contrario. En todos los casos, la resolución final determinará si los gastos deben ser asumidos por alguna de las partes, o reembolsados a la otra parte o al Indecopi, según sea el caso, de manera adicional a la sanción que haya podido imponerse. </w:t>
       </w:r>
     </w:p>
-    <w:p ns2:paraId="0F10F9CF" ns2:textId="77777777">
+    <w:p>
       <w:pPr>
         <w:shd w:val="clear" w:color="auto" w:fill="FFFFFF"/>
         <w:spacing w:after="0" w:line="240" w:lineRule="auto"/>
@@ -5914,11 +5924,11 @@
           <w:color w:val="000000"/>
           <w:kern w:val="0"/>
           <w:lang w:eastAsia="es-PE"/>
-          <ns2:ligatures ns2:val="none"/>
-        </w:rPr>
-      </w:pPr>
-    </w:p>
-    <w:p ns2:paraId="194C23DD" ns2:textId="77777777">
+          <w14:ligatures w14:val="none"/>
+        </w:rPr>
+      </w:pPr>
+    </w:p>
+    <w:p>
       <w:pPr>
         <w:suppressAutoHyphens/>
         <w:spacing w:after="0" w:line="240" w:lineRule="auto"/>
@@ -5927,7 +5937,7 @@
           <w:rFonts w:ascii="Arial Narrow" w:eastAsia="Calibri" w:hAnsi="Arial Narrow" w:cs="Arial"/>
           <w:kern w:val="0"/>
           <w:u w:val="single"/>
-          <ns2:ligatures ns2:val="none"/>
+          <w14:ligatures w14:val="none"/>
         </w:rPr>
       </w:pPr>
       <w:r>
@@ -5937,7 +5947,7 @@
           <w:color w:val="000000"/>
           <w:kern w:val="0"/>
           <w:lang w:eastAsia="es-PE"/>
-          <ns2:ligatures ns2:val="none"/>
+          <w14:ligatures w14:val="none"/>
         </w:rPr>
         <w:t>NOVENO</w:t>
       </w:r>
@@ -5946,7 +5956,7 @@
           <w:rFonts w:ascii="Arial Narrow" w:eastAsia="Calibri" w:hAnsi="Arial Narrow" w:cs="Arial"/>
           <w:b/>
           <w:kern w:val="0"/>
-          <ns2:ligatures ns2:val="none"/>
+          <w14:ligatures w14:val="none"/>
         </w:rPr>
         <w:t>:</w:t>
       </w:r>
@@ -5954,7 +5964,7 @@
         <w:rPr>
           <w:rFonts w:ascii="Arial Narrow" w:eastAsia="Calibri" w:hAnsi="Arial Narrow" w:cs="Arial"/>
           <w:kern w:val="0"/>
-          <ns2:ligatures ns2:val="none"/>
+          <w14:ligatures w14:val="none"/>
         </w:rPr>
         <w:t xml:space="preserve"> comunicar a las partes que, de acuerdo a lo señalado por el artículo 29</w:t>
       </w:r>
@@ -5964,7 +5974,7 @@
           <w:color w:val="000000"/>
           <w:kern w:val="0"/>
           <w:lang w:eastAsia="es-PE"/>
-          <ns2:ligatures ns2:val="none"/>
+          <w14:ligatures w14:val="none"/>
         </w:rPr>
         <w:t/>
       </w:r>
@@ -5972,7 +5982,7 @@
         <w:rPr>
           <w:rFonts w:ascii="Arial Narrow" w:eastAsia="Calibri" w:hAnsi="Arial Narrow" w:cs="Arial"/>
           <w:kern w:val="0"/>
-          <ns2:ligatures ns2:val="none"/>
+          <w14:ligatures w14:val="none"/>
         </w:rPr>
         <w:t xml:space="preserve"> del Decreto Legislativo 807</w:t>
       </w:r>
@@ -5982,7 +5992,7 @@
           <w:rFonts w:ascii="Arial Narrow" w:eastAsia="Calibri" w:hAnsi="Arial Narrow" w:cs="Arial"/>
           <w:kern w:val="0"/>
           <w:vertAlign w:val="superscript"/>
-          <ns2:ligatures ns2:val="none"/>
+          <w14:ligatures w14:val="none"/>
         </w:rPr>
         <w:footnoteReference w:id="11"/>
       </w:r>
@@ -5990,7 +6000,7 @@
         <w:rPr>
           <w:rFonts w:ascii="Arial Narrow" w:eastAsia="Calibri" w:hAnsi="Arial Narrow" w:cs="Arial"/>
           <w:kern w:val="0"/>
-          <ns2:ligatures ns2:val="none"/>
+          <w14:ligatures w14:val="none"/>
         </w:rPr>
         <w:t xml:space="preserve">, hasta antes de la emisión de la Resolución Final tienen la posibilidad de solicitar una audiencia de conciliación. En caso deleguen a favor de una tercera persona su actuación en la diligencia programada, esta deberá presentar un poder especial con firma legalizada ante Notario Público, donde conste </w:t>
       </w:r>
@@ -5999,7 +6009,7 @@
           <w:rFonts w:ascii="Arial Narrow" w:eastAsia="Calibri" w:hAnsi="Arial Narrow" w:cs="Arial"/>
           <w:kern w:val="0"/>
           <w:u w:val="single"/>
-          <ns2:ligatures ns2:val="none"/>
+          <w14:ligatures w14:val="none"/>
         </w:rPr>
         <w:t>expresamente su facultad para asistir y conciliar en su representación</w:t>
       </w:r>
@@ -6008,7 +6018,7 @@
           <w:rFonts w:ascii="Arial Narrow" w:eastAsia="Calibri" w:hAnsi="Arial Narrow" w:cs="Arial"/>
           <w:bCs/>
           <w:kern w:val="0"/>
-          <ns2:ligatures ns2:val="none"/>
+          <w14:ligatures w14:val="none"/>
         </w:rPr>
         <w:t>.</w:t>
       </w:r>
@@ -6018,7 +6028,7 @@
           <w:b/>
           <w:bCs/>
           <w:kern w:val="0"/>
-          <ns2:ligatures ns2:val="none"/>
+          <w14:ligatures w14:val="none"/>
         </w:rPr>
         <w:t xml:space="preserve"> </w:t>
       </w:r>
@@ -6027,12 +6037,12 @@
           <w:rFonts w:ascii="Arial Narrow" w:eastAsia="Calibri" w:hAnsi="Arial Narrow" w:cs="Arial"/>
           <w:kern w:val="0"/>
           <w:u w:val="single"/>
-          <ns2:ligatures ns2:val="none"/>
+          <w14:ligatures w14:val="none"/>
         </w:rPr>
         <w:t xml:space="preserve">Ello bajo apercibimiento de no realizar la audiencia de conciliación y levantar el acta de inasistencia correspondiente. </w:t>
       </w:r>
     </w:p>
-    <w:p ns2:paraId="19088877" ns2:textId="77777777">
+    <w:p>
       <w:pPr>
         <w:suppressAutoHyphens/>
         <w:spacing w:after="0" w:line="240" w:lineRule="auto"/>
@@ -6041,11 +6051,11 @@
           <w:rFonts w:ascii="Arial Narrow" w:eastAsia="Calibri" w:hAnsi="Arial Narrow" w:cs="Arial"/>
           <w:kern w:val="0"/>
           <w:u w:val="single"/>
-          <ns2:ligatures ns2:val="none"/>
-        </w:rPr>
-      </w:pPr>
-    </w:p>
-    <w:p ns2:paraId="7767F307" ns2:textId="77777777">
+          <w14:ligatures w14:val="none"/>
+        </w:rPr>
+      </w:pPr>
+    </w:p>
+    <w:p>
       <w:pPr>
         <w:suppressAutoHyphens/>
         <w:spacing w:after="0" w:line="240" w:lineRule="auto"/>
@@ -6062,7 +6072,7 @@
           <w:b/>
           <w:spacing w:val="-3"/>
           <w:kern w:val="0"/>
-          <ns2:ligatures ns2:val="none"/>
+          <w14:ligatures w14:val="none"/>
         </w:rPr>
         <w:t>DÉCIMO</w:t>
       </w:r>
@@ -6073,7 +6083,7 @@
           <w:color w:val="000000"/>
           <w:kern w:val="0"/>
           <w:lang w:eastAsia="es-PE"/>
-          <ns2:ligatures ns2:val="none"/>
+          <w14:ligatures w14:val="none"/>
         </w:rPr>
         <w:t>:</w:t>
       </w:r>
@@ -6083,14 +6093,14 @@
           <w:color w:val="000000"/>
           <w:kern w:val="0"/>
           <w:lang w:eastAsia="es-PE"/>
-          <ns2:ligatures ns2:val="none"/>
+          <w14:ligatures w14:val="none"/>
         </w:rPr>
         <w:t xml:space="preserve"> poner en conocimiento de las partes que, antes de la emisión de la Resolución Final, tienen la posibilidad de formular su desistimiento o presentar el acuerdo arribado mediante la conciliación, mediación, transacción o cualquier otro que, de forma indubitable, deje constancia que se ha solucionado la controversia materia de denuncia.</w:t>
       </w:r>
       <w:bookmarkStart w:id="13" w:name="h.gjdgxs" w:colFirst="0" w:colLast="0"/>
       <w:bookmarkEnd w:id="13"/>
     </w:p>
-    <w:p ns2:paraId="69E33D6A" ns2:textId="77777777">
+    <w:p>
       <w:pPr>
         <w:suppressAutoHyphens/>
         <w:spacing w:after="0" w:line="240" w:lineRule="auto"/>
@@ -6100,11 +6110,11 @@
           <w:color w:val="000000"/>
           <w:kern w:val="0"/>
           <w:lang w:eastAsia="es-PE"/>
-          <ns2:ligatures ns2:val="none"/>
-        </w:rPr>
-      </w:pPr>
-    </w:p>
-    <w:p ns2:paraId="4DB7FEAC" ns2:textId="63E12C8A">
+          <w14:ligatures w14:val="none"/>
+        </w:rPr>
+      </w:pPr>
+    </w:p>
+    <w:p>
       <w:pPr>
         <w:suppressAutoHyphens/>
         <w:spacing w:after="0" w:line="240" w:lineRule="auto"/>
@@ -6136,7 +6146,7 @@
           <w:b/>
           <w:spacing w:val="-3"/>
           <w:kern w:val="0"/>
-          <ns2:ligatures ns2:val="none"/>
+          <w14:ligatures w14:val="none"/>
         </w:rPr>
         <w:t/>
       </w:r>
@@ -6146,7 +6156,7 @@
           <w:bCs/>
           <w:spacing w:val="-3"/>
           <w:kern w:val="0"/>
-          <ns2:ligatures ns2:val="none"/>
+          <w14:ligatures w14:val="none"/>
         </w:rPr>
         <w:t xml:space="preserve"/>
       </w:r>
@@ -6156,7 +6166,7 @@
           <w:bCs/>
           <w:spacing w:val="-3"/>
           <w:kern w:val="0"/>
-          <ns2:ligatures ns2:val="none"/>
+          <w14:ligatures w14:val="none"/>
         </w:rPr>
         <w:t xml:space="preserve"/>
       </w:r>
@@ -6167,7 +6177,7 @@
           <w:kern w:val="0"/>
           <w:shd w:val="clear" w:color="auto" w:fill="FFFFFF"/>
           <w:lang w:eastAsia="es-PE"/>
-          <ns2:ligatures ns2:val="none"/>
+          <w14:ligatures w14:val="none"/>
         </w:rPr>
         <w:t xml:space="preserve"/>
       </w:r>
@@ -6178,7 +6188,7 @@
           <w:kern w:val="0"/>
           <w:shd w:val="clear" w:color="auto" w:fill="FFFFFF"/>
           <w:lang w:eastAsia="es-PE"/>
-          <ns2:ligatures ns2:val="none"/>
+          <w14:ligatures w14:val="none"/>
         </w:rPr>
         <w:t xml:space="preserve"/>
       </w:r>
@@ -6189,7 +6199,7 @@
           <w:kern w:val="0"/>
           <w:shd w:val="clear" w:color="auto" w:fill="FFFFFF"/>
           <w:lang w:eastAsia="es-PE"/>
-          <ns2:ligatures ns2:val="none"/>
+          <w14:ligatures w14:val="none"/>
         </w:rPr>
         <w:t xml:space="preserve"/>
       </w:r>
@@ -6200,7 +6210,7 @@
           <w:kern w:val="0"/>
           <w:shd w:val="clear" w:color="auto" w:fill="FFFFFF"/>
           <w:lang w:eastAsia="es-PE"/>
-          <ns2:ligatures ns2:val="none"/>
+          <w14:ligatures w14:val="none"/>
         </w:rPr>
         <w:t xml:space="preserve"/>
       </w:r>
@@ -6245,7 +6255,7 @@
           <w:color w:val="000000"/>
           <w:kern w:val="0"/>
           <w:lang w:eastAsia="es-PE"/>
-          <ns2:ligatures ns2:val="none"/>
+          <w14:ligatures w14:val="none"/>
         </w:rPr>
         <w:t/>
       </w:r>
@@ -6269,7 +6279,7 @@
           <w:color w:val="000000"/>
           <w:kern w:val="0"/>
           <w:lang w:eastAsia="es-PE"/>
-          <ns2:ligatures ns2:val="none"/>
+          <w14:ligatures w14:val="none"/>
         </w:rPr>
         <w:t/>
       </w:r>
@@ -6295,7 +6305,7 @@
         <w:t/>
       </w:r>
     </w:p>
-    <w:p ns2:paraId="26B1ED4B" ns2:textId="77777777">
+    <w:p>
       <w:pPr>
         <w:suppressAutoHyphens/>
         <w:spacing w:after="0" w:line="240" w:lineRule="auto"/>
@@ -6305,7 +6315,7 @@
         </w:rPr>
       </w:pPr>
     </w:p>
-    <w:p ns2:paraId="12E923CD" ns2:textId="0B764F6B">
+    <w:p>
       <w:pPr>
         <w:suppressAutoHyphens/>
         <w:spacing w:line="240" w:lineRule="auto"/>
@@ -6394,7 +6404,7 @@
         <w:t xml:space="preserve"> la notificación.</w:t>
       </w:r>
     </w:p>
-    <w:p ns2:paraId="00B9B615" ns2:textId="77777777">
+    <w:p>
       <w:pPr>
         <w:suppressAutoHyphens/>
         <w:spacing w:after="0" w:line="240" w:lineRule="auto"/>
@@ -6405,55 +6415,55 @@
           <w:color w:val="000000"/>
           <w:kern w:val="0"/>
           <w:lang w:eastAsia="es-PE"/>
-          <ns2:ligatures ns2:val="none"/>
+          <w14:ligatures w14:val="none"/>
         </w:rPr>
       </w:pPr>
     </w:p>
     <w:bookmarkEnd w:id="0"/>
-    <w:p ns2:paraId="6F8AFAC6" ns2:textId="77777777">
-      <w:pPr>
-        <w:spacing w:after="0" w:line="240" w:lineRule="auto"/>
-        <w:jc w:val="both"/>
-        <w:rPr>
-          <w:rFonts w:ascii="Arial Narrow" w:eastAsia="Arial Narrow" w:hAnsi="Arial Narrow" w:cs="Arial Narrow"/>
-          <w:b/>
-          <w:color w:val="000000"/>
-          <w:kern w:val="0"/>
-          <w:lang w:eastAsia="es-PE"/>
-          <ns2:ligatures ns2:val="none"/>
-        </w:rPr>
-      </w:pPr>
-    </w:p>
-    <w:p ns2:paraId="5BECE2A9" ns2:textId="77777777">
-      <w:pPr>
-        <w:spacing w:after="0" w:line="240" w:lineRule="auto"/>
-        <w:jc w:val="both"/>
-        <w:rPr>
-          <w:rFonts w:ascii="Arial Narrow" w:eastAsia="Arial Narrow" w:hAnsi="Arial Narrow" w:cs="Arial Narrow"/>
-          <w:b/>
-          <w:color w:val="000000"/>
-          <w:kern w:val="0"/>
-          <w:lang w:eastAsia="es-PE"/>
-          <ns2:ligatures ns2:val="none"/>
-        </w:rPr>
-      </w:pPr>
-    </w:p>
-    <w:p ns2:paraId="5290426A" ns2:textId="77777777">
-      <w:pPr>
-        <w:spacing w:after="0" w:line="240" w:lineRule="auto"/>
-        <w:jc w:val="both"/>
-        <w:rPr>
-          <w:rFonts w:ascii="Arial Narrow" w:eastAsia="Arial Narrow" w:hAnsi="Arial Narrow" w:cs="Arial Narrow"/>
-          <w:b/>
-          <w:color w:val="000000"/>
-          <w:kern w:val="0"/>
-          <w:lang w:eastAsia="es-PE"/>
-          <ns2:ligatures ns2:val="none"/>
+    <w:p>
+      <w:pPr>
+        <w:spacing w:after="0" w:line="240" w:lineRule="auto"/>
+        <w:jc w:val="both"/>
+        <w:rPr>
+          <w:rFonts w:ascii="Arial Narrow" w:eastAsia="Arial Narrow" w:hAnsi="Arial Narrow" w:cs="Arial Narrow"/>
+          <w:b/>
+          <w:color w:val="000000"/>
+          <w:kern w:val="0"/>
+          <w:lang w:eastAsia="es-PE"/>
+          <w14:ligatures w14:val="none"/>
+        </w:rPr>
+      </w:pPr>
+    </w:p>
+    <w:p>
+      <w:pPr>
+        <w:spacing w:after="0" w:line="240" w:lineRule="auto"/>
+        <w:jc w:val="both"/>
+        <w:rPr>
+          <w:rFonts w:ascii="Arial Narrow" w:eastAsia="Arial Narrow" w:hAnsi="Arial Narrow" w:cs="Arial Narrow"/>
+          <w:b/>
+          <w:color w:val="000000"/>
+          <w:kern w:val="0"/>
+          <w:lang w:eastAsia="es-PE"/>
+          <w14:ligatures w14:val="none"/>
+        </w:rPr>
+      </w:pPr>
+    </w:p>
+    <w:p>
+      <w:pPr>
+        <w:spacing w:after="0" w:line="240" w:lineRule="auto"/>
+        <w:jc w:val="both"/>
+        <w:rPr>
+          <w:rFonts w:ascii="Arial Narrow" w:eastAsia="Arial Narrow" w:hAnsi="Arial Narrow" w:cs="Arial Narrow"/>
+          <w:b/>
+          <w:color w:val="000000"/>
+          <w:kern w:val="0"/>
+          <w:lang w:eastAsia="es-PE"/>
+          <w14:ligatures w14:val="none"/>
         </w:rPr>
       </w:pPr>
       <w:bookmarkStart w:id="15" w:name="_Hlk218074855"/>
     </w:p>
-    <w:p ns2:paraId="110978A9" ns2:textId="13EC8E21">
+    <w:p>
       <w:pPr>
         <w:spacing w:after="0" w:line="240" w:lineRule="auto"/>
         <w:jc w:val="center"/>
@@ -6461,7 +6471,7 @@
           <w:rFonts w:ascii="Arial Narrow" w:eastAsia="Calibri" w:hAnsi="Arial Narrow" w:cs="Arial"/>
           <w:color w:val="000000"/>
           <w:kern w:val="0"/>
-          <ns2:ligatures ns2:val="none"/>
+          <w14:ligatures w14:val="none"/>
         </w:rPr>
       </w:pPr>
       <w:r>
@@ -6469,12 +6479,12 @@
           <w:rFonts w:ascii="Arial Narrow" w:eastAsia="Calibri" w:hAnsi="Arial Narrow" w:cs="Arial"/>
           <w:color w:val="000000"/>
           <w:kern w:val="0"/>
-          <ns2:ligatures ns2:val="none"/>
+          <w14:ligatures w14:val="none"/>
         </w:rPr>
         <w:t>Firmado digitalmente por</w:t>
       </w:r>
     </w:p>
-    <w:p ns2:paraId="61B83DDD" ns2:textId="3F3FE38D">
+    <w:p>
       <w:pPr>
         <w:spacing w:after="0" w:line="240" w:lineRule="auto"/>
         <w:jc w:val="center"/>
@@ -6484,7 +6494,7 @@
           <w:bCs/>
           <w:color w:val="000000"/>
           <w:kern w:val="0"/>
-          <ns2:ligatures ns2:val="none"/>
+          <w14:ligatures w14:val="none"/>
         </w:rPr>
       </w:pPr>
       <w:r>
@@ -6494,12 +6504,12 @@
           <w:bCs/>
           <w:color w:val="000000"/>
           <w:kern w:val="0"/>
-          <ns2:ligatures ns2:val="none"/>
+          <w14:ligatures w14:val="none"/>
         </w:rPr>
         <w:t xml:space="preserve">EVELING ROA QUISPE</w:t>
       </w:r>
     </w:p>
-    <w:p ns2:paraId="742A30B5" ns2:textId="77777777">
+    <w:p>
       <w:pPr>
         <w:spacing w:after="0" w:line="240" w:lineRule="auto"/>
         <w:jc w:val="center"/>
@@ -6509,7 +6519,7 @@
           <w:bCs/>
           <w:color w:val="000000"/>
           <w:kern w:val="0"/>
-          <ns2:ligatures ns2:val="none"/>
+          <w14:ligatures w14:val="none"/>
         </w:rPr>
       </w:pPr>
       <w:r>
@@ -6519,12 +6529,12 @@
           <w:bCs/>
           <w:color w:val="000000"/>
           <w:kern w:val="0"/>
-          <ns2:ligatures ns2:val="none"/>
+          <w14:ligatures w14:val="none"/>
         </w:rPr>
         <w:t>Secretaria Técnica</w:t>
       </w:r>
     </w:p>
-    <w:p ns2:paraId="119B7F66" ns2:textId="77777777">
+    <w:p>
       <w:pPr>
         <w:spacing w:after="0" w:line="240" w:lineRule="auto"/>
         <w:jc w:val="center"/>
@@ -6534,7 +6544,7 @@
           <w:bCs/>
           <w:color w:val="000000"/>
           <w:kern w:val="0"/>
-          <ns2:ligatures ns2:val="none"/>
+          <w14:ligatures w14:val="none"/>
         </w:rPr>
       </w:pPr>
       <w:r>
@@ -6544,26 +6554,26 @@
           <w:bCs/>
           <w:color w:val="000000"/>
           <w:kern w:val="0"/>
-          <ns2:ligatures ns2:val="none"/>
+          <w14:ligatures w14:val="none"/>
         </w:rPr>
         <w:t>Comisión de Protección al Consumidor 1</w:t>
       </w:r>
     </w:p>
-    <w:p ns2:paraId="15733869" ns2:textId="77777777">
-      <w:pPr>
-        <w:spacing w:after="0" w:line="240" w:lineRule="auto"/>
-        <w:jc w:val="both"/>
-        <w:rPr>
-          <w:rFonts w:ascii="Arial Narrow" w:eastAsia="Arial Narrow" w:hAnsi="Arial Narrow" w:cs="Arial Narrow"/>
-          <w:b/>
-          <w:color w:val="000000"/>
-          <w:kern w:val="0"/>
-          <w:lang w:eastAsia="es-PE"/>
-          <ns2:ligatures ns2:val="none"/>
-        </w:rPr>
-      </w:pPr>
-    </w:p>
-    <w:p ns2:paraId="0047CB25" ns2:textId="77777777">
+    <w:p>
+      <w:pPr>
+        <w:spacing w:after="0" w:line="240" w:lineRule="auto"/>
+        <w:jc w:val="both"/>
+        <w:rPr>
+          <w:rFonts w:ascii="Arial Narrow" w:eastAsia="Arial Narrow" w:hAnsi="Arial Narrow" w:cs="Arial Narrow"/>
+          <w:b/>
+          <w:color w:val="000000"/>
+          <w:kern w:val="0"/>
+          <w:lang w:eastAsia="es-PE"/>
+          <w14:ligatures w14:val="none"/>
+        </w:rPr>
+      </w:pPr>
+    </w:p>
+    <w:p>
       <w:pPr>
         <w:spacing w:after="0" w:line="240" w:lineRule="auto"/>
         <w:jc w:val="both"/>
@@ -6581,13 +6591,13 @@
           <w:sz w:val="16"/>
           <w:szCs w:val="16"/>
           <w:lang w:eastAsia="es-PE"/>
-          <ns2:ligatures ns2:val="none"/>
+          <w14:ligatures w14:val="none"/>
         </w:rPr>
         <w:t>LSM/JCQ</w:t>
       </w:r>
     </w:p>
     <w:bookmarkEnd w:id="15"/>
-    <w:p ns2:paraId="68107EE2" ns2:textId="77777777">
+    <w:p>
       <w:pPr>
         <w:spacing w:line="240" w:lineRule="auto"/>
         <w:rPr>
@@ -6596,8 +6606,8 @@
       </w:pPr>
     </w:p>
     <w:sectPr>
-      <w:headerReference w:type="default" ns3:id="rId8"/>
-      <w:footerReference w:type="default" ns3:id="rId9"/>
+      <w:headerReference w:type="default" r:id="rId8"/>
+      <w:footerReference w:type="default" r:id="rId9"/>
       <w:pgSz w:w="11906" w:h="16838"/>
       <w:pgMar w:top="1417" w:right="1701" w:bottom="1417" w:left="1701" w:header="708" w:footer="708" w:gutter="0"/>
       <w:cols w:space="708"/>
@@ -6608,7 +6618,7 @@
 </file>
 
 <file path=word/endnotes.xml><?xml version="1.0" encoding="utf-8"?>
-<w:endnotes xmlns:wpc="http://schemas.microsoft.com/office/word/2010/wordprocessingCanvas" xmlns:cx="http://schemas.microsoft.com/office/drawing/2014/chartex" xmlns:cx1="http://schemas.microsoft.com/office/drawing/2015/9/8/chartex" xmlns:cx2="http://schemas.microsoft.com/office/drawing/2015/10/21/chartex" xmlns:cx3="http://schemas.microsoft.com/office/drawing/2016/5/9/chartex" xmlns:cx4="http://schemas.microsoft.com/office/drawing/2016/5/10/chartex" xmlns:cx5="http://schemas.microsoft.com/office/drawing/2016/5/11/chartex" xmlns:cx6="http://schemas.microsoft.com/office/drawing/2016/5/12/chartex" xmlns:cx7="http://schemas.microsoft.com/office/drawing/2016/5/13/chartex" xmlns:cx8="http://schemas.microsoft.com/office/drawing/2016/5/14/chartex" xmlns:mc="http://schemas.openxmlformats.org/markup-compatibility/2006" xmlns:aink="http://schemas.microsoft.com/office/drawing/2016/ink" xmlns:am3d="http://schemas.microsoft.com/office/drawing/2017/model3d" xmlns:o="urn:schemas-microsoft-com:office:office" xmlns:oel="http://schemas.microsoft.com/office/2019/extlst" xmlns:r="http://schemas.openxmlformats.org/officeDocument/2006/relationships" xmlns:m="http://schemas.openxmlformats.org/officeDocument/2006/math" xmlns:v="urn:schemas-microsoft-com:vml" xmlns:wp14="http://schemas.microsoft.com/office/word/2010/wordprocessingDrawing" xmlns:wp="http://schemas.openxmlformats.org/drawingml/2006/wordprocessingDrawing" xmlns:w10="urn:schemas-microsoft-com:office:word" xmlns:w="http://schemas.openxmlformats.org/wordprocessingml/2006/main" xmlns:w14="http://schemas.microsoft.com/office/word/2010/wordml" xmlns:w15="http://schemas.microsoft.com/office/word/2012/wordml" xmlns:w16cex="http://schemas.microsoft.com/office/word/2018/wordml/cex" xmlns:w16cid="http://schemas.microsoft.com/office/word/2016/wordml/cid" xmlns:w16="http://schemas.microsoft.com/office/word/2018/wordml" xmlns:w16du="http://schemas.microsoft.com/office/word/2023/wordml/word16du" xmlns:w16sdtdh="http://schemas.microsoft.com/office/word/2020/wordml/sdtdatahash" xmlns:w16sdtfl="http://schemas.microsoft.com/office/word/2024/wordml/sdtformatlock" xmlns:w16se="http://schemas.microsoft.com/office/word/2015/wordml/symex" xmlns:wpg="http://schemas.microsoft.com/office/word/2010/wordprocessingGroup" xmlns:wpi="http://schemas.microsoft.com/office/word/2010/wordprocessingInk" xmlns:wne="http://schemas.microsoft.com/office/word/2006/wordml" xmlns:wps="http://schemas.microsoft.com/office/word/2010/wordprocessingShape" mc:Ignorable="w14 w15 w16se w16cid w16 w16cex w16sdtdh w16sdtfl w16du wp14">
+<w:endnotes xmlns:mc="http://schemas.openxmlformats.org/markup-compatibility/2006" xmlns:r="http://schemas.openxmlformats.org/officeDocument/2006/relationships" xmlns:w="http://schemas.openxmlformats.org/wordprocessingml/2006/main" xmlns:w14="http://schemas.microsoft.com/office/word/2010/wordml" xmlns:w15="http://schemas.microsoft.com/office/word/2012/wordml" xmlns:w16="http://schemas.microsoft.com/office/word/2018/wordml" xmlns:w16cex="http://schemas.microsoft.com/office/word/2018/wordml/cex" xmlns:w16cid="http://schemas.microsoft.com/office/word/2016/wordml/cid" xmlns:w16du="http://schemas.microsoft.com/office/word/2023/wordml/word16du" xmlns:w16sdtdh="http://schemas.microsoft.com/office/word/2020/wordml/sdtdatahash" xmlns:w16se="http://schemas.microsoft.com/office/word/2015/wordml/symex" xmlns:wp14="http://schemas.microsoft.com/office/word/2010/wordprocessingDrawing" mc:Ignorable="w14 w15 w16se w16cid w16 w16cex w16sdtdh w16du wp14">
   <w:endnote w:type="separator" w:id="-1">
     <w:p>
       <w:pPr>
@@ -6633,7 +6643,7 @@
 </file>
 
 <file path=word/footer1.xml><?xml version="1.0" encoding="utf-8"?>
-<w:ftr xmlns:wpc="http://schemas.microsoft.com/office/word/2010/wordprocessingCanvas" xmlns:cx="http://schemas.microsoft.com/office/drawing/2014/chartex" xmlns:cx1="http://schemas.microsoft.com/office/drawing/2015/9/8/chartex" xmlns:cx2="http://schemas.microsoft.com/office/drawing/2015/10/21/chartex" xmlns:cx3="http://schemas.microsoft.com/office/drawing/2016/5/9/chartex" xmlns:cx4="http://schemas.microsoft.com/office/drawing/2016/5/10/chartex" xmlns:cx5="http://schemas.microsoft.com/office/drawing/2016/5/11/chartex" xmlns:cx6="http://schemas.microsoft.com/office/drawing/2016/5/12/chartex" xmlns:cx7="http://schemas.microsoft.com/office/drawing/2016/5/13/chartex" xmlns:cx8="http://schemas.microsoft.com/office/drawing/2016/5/14/chartex" xmlns:mc="http://schemas.openxmlformats.org/markup-compatibility/2006" xmlns:aink="http://schemas.microsoft.com/office/drawing/2016/ink" xmlns:am3d="http://schemas.microsoft.com/office/drawing/2017/model3d" xmlns:o="urn:schemas-microsoft-com:office:office" xmlns:oel="http://schemas.microsoft.com/office/2019/extlst" xmlns:r="http://schemas.openxmlformats.org/officeDocument/2006/relationships" xmlns:m="http://schemas.openxmlformats.org/officeDocument/2006/math" xmlns:v="urn:schemas-microsoft-com:vml" xmlns:wp14="http://schemas.microsoft.com/office/word/2010/wordprocessingDrawing" xmlns:wp="http://schemas.openxmlformats.org/drawingml/2006/wordprocessingDrawing" xmlns:w10="urn:schemas-microsoft-com:office:word" xmlns:w="http://schemas.openxmlformats.org/wordprocessingml/2006/main" xmlns:w14="http://schemas.microsoft.com/office/word/2010/wordml" xmlns:w15="http://schemas.microsoft.com/office/word/2012/wordml" xmlns:w16cex="http://schemas.microsoft.com/office/word/2018/wordml/cex" xmlns:w16cid="http://schemas.microsoft.com/office/word/2016/wordml/cid" xmlns:w16="http://schemas.microsoft.com/office/word/2018/wordml" xmlns:w16du="http://schemas.microsoft.com/office/word/2023/wordml/word16du" xmlns:w16sdtdh="http://schemas.microsoft.com/office/word/2020/wordml/sdtdatahash" xmlns:w16sdtfl="http://schemas.microsoft.com/office/word/2024/wordml/sdtformatlock" xmlns:w16se="http://schemas.microsoft.com/office/word/2015/wordml/symex" xmlns:wpg="http://schemas.microsoft.com/office/word/2010/wordprocessingGroup" xmlns:wpi="http://schemas.microsoft.com/office/word/2010/wordprocessingInk" xmlns:wne="http://schemas.microsoft.com/office/word/2006/wordml" xmlns:wps="http://schemas.microsoft.com/office/word/2010/wordprocessingShape" mc:Ignorable="w14 w15 w16se w16cid w16 w16cex w16sdtdh w16sdtfl w16du wp14">
+<w:ftr xmlns:mc="http://schemas.openxmlformats.org/markup-compatibility/2006" xmlns:r="http://schemas.openxmlformats.org/officeDocument/2006/relationships" xmlns:w="http://schemas.openxmlformats.org/wordprocessingml/2006/main" xmlns:w14="http://schemas.microsoft.com/office/word/2010/wordml" xmlns:w15="http://schemas.microsoft.com/office/word/2012/wordml" xmlns:w16="http://schemas.microsoft.com/office/word/2018/wordml" xmlns:w16cex="http://schemas.microsoft.com/office/word/2018/wordml/cex" xmlns:w16cid="http://schemas.microsoft.com/office/word/2016/wordml/cid" xmlns:w16du="http://schemas.microsoft.com/office/word/2023/wordml/word16du" xmlns:w16sdtdh="http://schemas.microsoft.com/office/word/2020/wordml/sdtdatahash" xmlns:w16se="http://schemas.microsoft.com/office/word/2015/wordml/symex" xmlns:wp14="http://schemas.microsoft.com/office/word/2010/wordprocessingDrawing" mc:Ignorable="w14 w15 w16se w16cid w16 w16cex w16sdtdh w16du wp14">
   <w:p>
     <w:pPr>
       <w:pBdr>
@@ -6712,7 +6722,7 @@
 </file>
 
 <file path=word/footnotes.xml><?xml version="1.0" encoding="utf-8"?>
-<w:footnotes xmlns:wpc="http://schemas.microsoft.com/office/word/2010/wordprocessingCanvas" xmlns:cx="http://schemas.microsoft.com/office/drawing/2014/chartex" xmlns:cx1="http://schemas.microsoft.com/office/drawing/2015/9/8/chartex" xmlns:cx2="http://schemas.microsoft.com/office/drawing/2015/10/21/chartex" xmlns:cx3="http://schemas.microsoft.com/office/drawing/2016/5/9/chartex" xmlns:cx4="http://schemas.microsoft.com/office/drawing/2016/5/10/chartex" xmlns:cx5="http://schemas.microsoft.com/office/drawing/2016/5/11/chartex" xmlns:cx6="http://schemas.microsoft.com/office/drawing/2016/5/12/chartex" xmlns:cx7="http://schemas.microsoft.com/office/drawing/2016/5/13/chartex" xmlns:cx8="http://schemas.microsoft.com/office/drawing/2016/5/14/chartex" xmlns:mc="http://schemas.openxmlformats.org/markup-compatibility/2006" xmlns:aink="http://schemas.microsoft.com/office/drawing/2016/ink" xmlns:am3d="http://schemas.microsoft.com/office/drawing/2017/model3d" xmlns:o="urn:schemas-microsoft-com:office:office" xmlns:oel="http://schemas.microsoft.com/office/2019/extlst" xmlns:r="http://schemas.openxmlformats.org/officeDocument/2006/relationships" xmlns:m="http://schemas.openxmlformats.org/officeDocument/2006/math" xmlns:v="urn:schemas-microsoft-com:vml" xmlns:wp14="http://schemas.microsoft.com/office/word/2010/wordprocessingDrawing" xmlns:wp="http://schemas.openxmlformats.org/drawingml/2006/wordprocessingDrawing" xmlns:w10="urn:schemas-microsoft-com:office:word" xmlns:w="http://schemas.openxmlformats.org/wordprocessingml/2006/main" xmlns:w14="http://schemas.microsoft.com/office/word/2010/wordml" xmlns:w15="http://schemas.microsoft.com/office/word/2012/wordml" xmlns:w16cex="http://schemas.microsoft.com/office/word/2018/wordml/cex" xmlns:w16cid="http://schemas.microsoft.com/office/word/2016/wordml/cid" xmlns:w16="http://schemas.microsoft.com/office/word/2018/wordml" xmlns:w16du="http://schemas.microsoft.com/office/word/2023/wordml/word16du" xmlns:w16sdtdh="http://schemas.microsoft.com/office/word/2020/wordml/sdtdatahash" xmlns:w16sdtfl="http://schemas.microsoft.com/office/word/2024/wordml/sdtformatlock" xmlns:w16se="http://schemas.microsoft.com/office/word/2015/wordml/symex" xmlns:wpg="http://schemas.microsoft.com/office/word/2010/wordprocessingGroup" xmlns:wpi="http://schemas.microsoft.com/office/word/2010/wordprocessingInk" xmlns:wne="http://schemas.microsoft.com/office/word/2006/wordml" xmlns:wps="http://schemas.microsoft.com/office/word/2010/wordprocessingShape" mc:Ignorable="w14 w15 w16se w16cid w16 w16cex w16sdtdh w16sdtfl w16du wp14">
+<w:footnotes xmlns:mc="http://schemas.openxmlformats.org/markup-compatibility/2006" xmlns:r="http://schemas.openxmlformats.org/officeDocument/2006/relationships" xmlns:w="http://schemas.openxmlformats.org/wordprocessingml/2006/main" xmlns:w14="http://schemas.microsoft.com/office/word/2010/wordml" xmlns:w15="http://schemas.microsoft.com/office/word/2012/wordml" xmlns:w16="http://schemas.microsoft.com/office/word/2018/wordml" xmlns:w16cex="http://schemas.microsoft.com/office/word/2018/wordml/cex" xmlns:w16cid="http://schemas.microsoft.com/office/word/2016/wordml/cid" xmlns:w16du="http://schemas.microsoft.com/office/word/2023/wordml/word16du" xmlns:w16sdtdh="http://schemas.microsoft.com/office/word/2020/wordml/sdtdatahash" xmlns:w16se="http://schemas.microsoft.com/office/word/2015/wordml/symex" xmlns:wp14="http://schemas.microsoft.com/office/word/2010/wordprocessingDrawing" mc:Ignorable="w14 w15 w16se w16cid w16 w16cex w16sdtdh w16du wp14">
   <w:footnote w:type="separator" w:id="-1">
     <w:p>
       <w:pPr>
@@ -7792,6 +7802,161 @@
       </w:pPr>
     </w:p>
   </w:footnote>
+  <w:footnote w:id="13">
+    <w:p>
+      <w:pPr>
+        <w:pStyle w:val="Textonotapie"/>
+        <w:ind w:left="567" w:hanging="567"/>
+        <w:jc w:val="both"/>
+      </w:pPr>
+      <w:r>
+        <w:rPr>
+          <w:rStyle w:val="Refdenotaalpie"/>
+          <w:rFonts w:ascii="Arial Narrow" w:hAnsi="Arial Narrow" w:cs="Arial"/>
+          <w:sz w:val="16"/>
+          <w:szCs w:val="14"/>
+          <w:vertAlign w:val="superscript"/>
+        </w:rPr>
+        <w:footnoteRef/>
+      </w:r>
+      <w:r>
+        <w:rPr>
+          <w:rFonts w:ascii="Arial Narrow" w:hAnsi="Arial Narrow" w:cs="Arial"/>
+          <w:sz w:val="14"/>
+          <w:szCs w:val="14"/>
+        </w:rPr>
+        <w:tab/>
+      </w:r>
+      <w:r>
+        <w:rPr>
+          <w:rFonts w:ascii="Arial Narrow" w:hAnsi="Arial Narrow" w:cs="Arial"/>
+          <w:b/>
+          <w:bCs/>
+          <w:sz w:val="14"/>
+          <w:szCs w:val="14"/>
+        </w:rPr>
+        <w:t xml:space="preserve">DECRETO LEGISLATIVO 807, LEY SOBRE FACULTADES, NORMAS Y ORGANIZACIÓN DEL INDECOPI, publicado el 18 de abril de 1996</w:t>
+      </w:r>
+    </w:p>
+    <w:p>
+      <w:pPr>
+        <w:pStyle w:val="Textonotapie"/>
+        <w:ind w:left="567" w:hanging="567"/>
+        <w:jc w:val="both"/>
+      </w:pPr>
+      <w:r>
+        <w:rPr>
+          <w:rFonts w:ascii="Arial Narrow" w:hAnsi="Arial Narrow" w:cs="Arial"/>
+          <w:sz w:val="14"/>
+          <w:szCs w:val="14"/>
+        </w:rPr>
+        <w:tab/>
+      </w:r>
+      <w:r>
+        <w:rPr>
+          <w:rFonts w:ascii="Arial Narrow" w:hAnsi="Arial Narrow" w:cs="Arial"/>
+          <w:b/>
+          <w:bCs/>
+          <w:sz w:val="14"/>
+          <w:szCs w:val="14"/>
+        </w:rPr>
+        <w:t xml:space="preserve">Artículo 26.-</w:t>
+      </w:r>
+      <w:r>
+        <w:rPr>
+          <w:rFonts w:ascii="Arial Narrow" w:hAnsi="Arial Narrow" w:cs="Arial"/>
+          <w:sz w:val="14"/>
+          <w:szCs w:val="14"/>
+        </w:rPr>
+        <w:t xml:space="preserve"> Una vez admitida a trámite la denuncia, se correrá traslado de la misma al denunciado, a fin de que éste presente su descargo. El plazo para la presentación del descargo será de cinco (5) días contados desde la notificación, vencido el cual, el Secretario Técnico declarará en rebeldía al denunciado que no lo hubiera presentado.</w:t>
+      </w:r>
+    </w:p>
+  </w:footnote>
+  <w:footnote w:id="14">
+    <w:p>
+      <w:pPr>
+        <w:pStyle w:val="Textonotapie"/>
+        <w:ind w:left="567" w:hanging="567"/>
+        <w:jc w:val="both"/>
+      </w:pPr>
+      <w:r>
+        <w:rPr>
+          <w:rStyle w:val="Refdenotaalpie"/>
+          <w:rFonts w:ascii="Arial Narrow" w:hAnsi="Arial Narrow" w:cs="Arial"/>
+          <w:sz w:val="16"/>
+          <w:szCs w:val="14"/>
+          <w:vertAlign w:val="superscript"/>
+        </w:rPr>
+        <w:footnoteRef/>
+      </w:r>
+      <w:r>
+        <w:rPr>
+          <w:rFonts w:ascii="Arial Narrow" w:hAnsi="Arial Narrow" w:cs="Arial"/>
+          <w:sz w:val="14"/>
+          <w:szCs w:val="14"/>
+        </w:rPr>
+        <w:tab/>
+      </w:r>
+      <w:r>
+        <w:rPr>
+          <w:rFonts w:ascii="Arial Narrow" w:hAnsi="Arial Narrow" w:cs="Arial"/>
+          <w:b/>
+          <w:bCs/>
+          <w:sz w:val="14"/>
+          <w:szCs w:val="14"/>
+        </w:rPr>
+        <w:t xml:space="preserve">DECRETO SUPREMO 006-2026-JUS, TEXTO ÚNICO ORDENADO DE LA LEY 27444, LEY DEL PROCEDIMIENTO ADMINISTRATIVO GENERAL, publicado el 30 de abril de 2026</w:t>
+      </w:r>
+    </w:p>
+    <w:p>
+      <w:pPr>
+        <w:pStyle w:val="Textonotapie"/>
+        <w:ind w:left="567" w:hanging="567"/>
+        <w:jc w:val="both"/>
+      </w:pPr>
+      <w:r>
+        <w:rPr>
+          <w:rFonts w:ascii="Arial Narrow" w:hAnsi="Arial Narrow" w:cs="Arial"/>
+          <w:sz w:val="14"/>
+          <w:szCs w:val="14"/>
+        </w:rPr>
+        <w:tab/>
+      </w:r>
+      <w:r>
+        <w:rPr>
+          <w:rFonts w:ascii="Arial Narrow" w:hAnsi="Arial Narrow" w:cs="Arial"/>
+          <w:b/>
+          <w:bCs/>
+          <w:sz w:val="14"/>
+          <w:szCs w:val="14"/>
+        </w:rPr>
+        <w:t xml:space="preserve">Artículo 223.- Contestación de la reclamación</w:t>
+      </w:r>
+    </w:p>
+    <w:p>
+      <w:pPr>
+        <w:pStyle w:val="Textonotapie"/>
+        <w:ind w:left="567" w:hanging="567"/>
+        <w:jc w:val="both"/>
+      </w:pPr>
+      <w:r>
+        <w:rPr>
+          <w:rFonts w:ascii="Arial Narrow" w:hAnsi="Arial Narrow" w:cs="Arial"/>
+          <w:sz w:val="14"/>
+          <w:szCs w:val="14"/>
+        </w:rPr>
+        <w:tab/>
+      </w:r>
+      <w:r>
+        <w:rPr>
+          <w:rFonts w:ascii="Arial Narrow" w:hAnsi="Arial Narrow" w:cs="Arial"/>
+          <w:sz w:val="14"/>
+          <w:szCs w:val="14"/>
+        </w:rPr>
+        <w:t xml:space="preserve">223.1 El reclamado deberá presentar la contestación de la reclamación dentro de los quince (15) días posteriores a la notificación de ésta; vencido este plazo, la Administración declarará en rebeldía al reclamado que no la hubiera presentado. La contestación deberá contener los requisitos de los escritos previstos en el artículo 113 de la presente Ley, así como la absolución de todos los asuntos controvertidos de hecho y de derecho, Las alegaciones y los hechos relevantes de la reclamación, salvo que hayan sido específicamente negadas en la contestación, se tendrán por aceptadas o merituadas como ciertas.</w:t>
+      </w:r>
+    </w:p>
+  </w:footnote>
   <w:footnote w:id="8">
     <w:p>
       <w:pPr>
@@ -9280,7 +9445,7 @@
 </file>
 
 <file path=word/header1.xml><?xml version="1.0" encoding="utf-8"?>
-<w:hdr xmlns:wpc="http://schemas.microsoft.com/office/word/2010/wordprocessingCanvas" xmlns:cx="http://schemas.microsoft.com/office/drawing/2014/chartex" xmlns:cx1="http://schemas.microsoft.com/office/drawing/2015/9/8/chartex" xmlns:cx2="http://schemas.microsoft.com/office/drawing/2015/10/21/chartex" xmlns:cx3="http://schemas.microsoft.com/office/drawing/2016/5/9/chartex" xmlns:cx4="http://schemas.microsoft.com/office/drawing/2016/5/10/chartex" xmlns:cx5="http://schemas.microsoft.com/office/drawing/2016/5/11/chartex" xmlns:cx6="http://schemas.microsoft.com/office/drawing/2016/5/12/chartex" xmlns:cx7="http://schemas.microsoft.com/office/drawing/2016/5/13/chartex" xmlns:cx8="http://schemas.microsoft.com/office/drawing/2016/5/14/chartex" xmlns:mc="http://schemas.openxmlformats.org/markup-compatibility/2006" xmlns:aink="http://schemas.microsoft.com/office/drawing/2016/ink" xmlns:am3d="http://schemas.microsoft.com/office/drawing/2017/model3d" xmlns:o="urn:schemas-microsoft-com:office:office" xmlns:oel="http://schemas.microsoft.com/office/2019/extlst" xmlns:r="http://schemas.openxmlformats.org/officeDocument/2006/relationships" xmlns:m="http://schemas.openxmlformats.org/officeDocument/2006/math" xmlns:v="urn:schemas-microsoft-com:vml" xmlns:wp14="http://schemas.microsoft.com/office/word/2010/wordprocessingDrawing" xmlns:wp="http://schemas.openxmlformats.org/drawingml/2006/wordprocessingDrawing" xmlns:w10="urn:schemas-microsoft-com:office:word" xmlns:w="http://schemas.openxmlformats.org/wordprocessingml/2006/main" xmlns:w14="http://schemas.microsoft.com/office/word/2010/wordml" xmlns:w15="http://schemas.microsoft.com/office/word/2012/wordml" xmlns:w16cex="http://schemas.microsoft.com/office/word/2018/wordml/cex" xmlns:w16cid="http://schemas.microsoft.com/office/word/2016/wordml/cid" xmlns:w16="http://schemas.microsoft.com/office/word/2018/wordml" xmlns:w16du="http://schemas.microsoft.com/office/word/2023/wordml/word16du" xmlns:w16sdtdh="http://schemas.microsoft.com/office/word/2020/wordml/sdtdatahash" xmlns:w16sdtfl="http://schemas.microsoft.com/office/word/2024/wordml/sdtformatlock" xmlns:w16se="http://schemas.microsoft.com/office/word/2015/wordml/symex" xmlns:wpg="http://schemas.microsoft.com/office/word/2010/wordprocessingGroup" xmlns:wpi="http://schemas.microsoft.com/office/word/2010/wordprocessingInk" xmlns:wne="http://schemas.microsoft.com/office/word/2006/wordml" xmlns:wps="http://schemas.microsoft.com/office/word/2010/wordprocessingShape" mc:Ignorable="w14 w15 w16se w16cid w16 w16cex w16sdtdh w16sdtfl w16du wp14">
+<w:hdr xmlns:a="http://schemas.openxmlformats.org/drawingml/2006/main" xmlns:a14="http://schemas.microsoft.com/office/drawing/2010/main" xmlns:mc="http://schemas.openxmlformats.org/markup-compatibility/2006" xmlns:pic="http://schemas.openxmlformats.org/drawingml/2006/picture" xmlns:r="http://schemas.openxmlformats.org/officeDocument/2006/relationships" xmlns:w="http://schemas.openxmlformats.org/wordprocessingml/2006/main" xmlns:w14="http://schemas.microsoft.com/office/word/2010/wordml" xmlns:w15="http://schemas.microsoft.com/office/word/2012/wordml" xmlns:w16="http://schemas.microsoft.com/office/word/2018/wordml" xmlns:w16cex="http://schemas.microsoft.com/office/word/2018/wordml/cex" xmlns:w16cid="http://schemas.microsoft.com/office/word/2016/wordml/cid" xmlns:w16du="http://schemas.microsoft.com/office/word/2023/wordml/word16du" xmlns:w16sdtdh="http://schemas.microsoft.com/office/word/2020/wordml/sdtdatahash" xmlns:w16se="http://schemas.microsoft.com/office/word/2015/wordml/symex" xmlns:wp="http://schemas.openxmlformats.org/drawingml/2006/wordprocessingDrawing" xmlns:wp14="http://schemas.microsoft.com/office/word/2010/wordprocessingDrawing" mc:Ignorable="w14 w15 w16se w16cid w16 w16cex w16sdtdh w16du wp14">
   <w:tbl>
     <w:tblPr>
       <w:tblW w:w="8645" w:type="dxa"/>

--- a/plantillas_maestras/03_seguro_desgravamen/negativa_cobertura/1_ddo_banco_o_financiera/mujer/TPL_3523_2025_SEGURO_DESGRAVAMEN_NEGATIVA_COBERTURA_BANCO_MUJER_R1.docx
+++ b/plantillas_maestras/03_seguro_desgravamen/negativa_cobertura/1_ddo_banco_o_financiera/mujer/TPL_3523_2025_SEGURO_DESGRAVAMEN_NEGATIVA_COBERTURA_BANCO_MUJER_R1.docx
@@ -721,31 +721,7 @@
           <w:lang w:val="es-ES" w:eastAsia="es-ES"/>
           <w14:ligatures w14:val="none"/>
         </w:rPr>
-        <w:t xml:space="preserve">Mediante denuncia del 27 de octubre de 2025, la señora [APELLIDO] denunció al Banco e Interseguro por presuntas infracciones a la Ley 29571, Código de Protección y Defensa del Consumidor (en adelante, Código), señalando lo siguiente:</w:t>
-      </w:r>
-      <w:r>
-        <w:rPr>
-          <w:rFonts w:ascii="Arial Narrow" w:eastAsia="Arial Narrow" w:hAnsi="Arial Narrow" w:cs="Arial Narrow"/>
-          <w:color w:val="000000"/>
-          <w:kern w:val="0"/>
-          <w:sz w:val="22"/>
-          <w:szCs w:val="22"/>
-          <w:lang w:val="es-ES" w:eastAsia="es-ES"/>
-          <w14:ligatures w14:val="none"/>
-        </w:rPr>
-        <w:t/>
-      </w:r>
-      <w:r>
-        <w:rPr>
-          <w:rFonts w:ascii="Arial Narrow" w:eastAsia="Arial Narrow" w:hAnsi="Arial Narrow" w:cs="Arial Narrow"/>
-          <w:color w:val="000000"/>
-          <w:kern w:val="0"/>
-          <w:sz w:val="22"/>
-          <w:szCs w:val="22"/>
-          <w:lang w:val="es-ES" w:eastAsia="es-ES"/>
-          <w14:ligatures w14:val="none"/>
-        </w:rPr>
-        <w:t xml:space="preserve"/>
+        <w:t xml:space="preserve">Mediante denuncia del 27 de octubre de 2025, la señora [APELLIDO] denunció al Banco e Interseguro por presuntas infracciones a la Ley 29571, Código de Protección y Defensa del Consumidor</w:t>
       </w:r>
       <w:r>
         <w:rPr>
@@ -764,162 +740,38 @@
       <w:r>
         <w:rPr>
           <w:rFonts w:ascii="Arial Narrow" w:eastAsia="Arial Narrow" w:hAnsi="Arial Narrow" w:cs="Arial Narrow"/>
-          <w:kern w:val="0"/>
-          <w14:ligatures w14:val="none"/>
-          <w:sz w:val="22"/>
-          <w:szCs w:val="22"/>
+          <w:color w:val="000000"/>
+          <w:kern w:val="0"/>
+          <w:sz w:val="22"/>
+          <w:szCs w:val="22"/>
+          <w:lang w:val="es-ES" w:eastAsia="es-ES"/>
+          <w14:ligatures w14:val="none"/>
+        </w:rPr>
+        <w:t xml:space="preserve"> (en adelante, Código), señalando lo siguiente:</w:t>
+      </w:r>
+      <w:r>
+        <w:rPr>
+          <w:rFonts w:ascii="Arial Narrow" w:eastAsia="Arial Narrow" w:hAnsi="Arial Narrow" w:cs="Arial Narrow"/>
+          <w:color w:val="000000"/>
+          <w:kern w:val="0"/>
+          <w:sz w:val="22"/>
+          <w:szCs w:val="22"/>
+          <w:lang w:val="es-ES" w:eastAsia="es-ES"/>
+          <w14:ligatures w14:val="none"/>
+        </w:rPr>
+        <w:t/>
+      </w:r>
+      <w:r>
+        <w:rPr>
+          <w:rFonts w:ascii="Arial Narrow" w:eastAsia="Arial Narrow" w:hAnsi="Arial Narrow" w:cs="Arial Narrow"/>
+          <w:color w:val="000000"/>
+          <w:kern w:val="0"/>
+          <w:sz w:val="22"/>
+          <w:szCs w:val="22"/>
+          <w:lang w:val="es-ES" w:eastAsia="es-ES"/>
+          <w14:ligatures w14:val="none"/>
         </w:rPr>
         <w:t xml:space="preserve"/>
-      </w:r>
-      <w:r>
-        <w:rPr>
-          <w:rFonts w:ascii="Arial Narrow" w:eastAsia="Arial Narrow" w:hAnsi="Arial Narrow" w:cs="Arial Narrow"/>
-          <w:kern w:val="0"/>
-          <w14:ligatures w14:val="none"/>
-          <w:sz w:val="22"/>
-          <w:szCs w:val="22"/>
-        </w:rPr>
-        <w:t/>
-      </w:r>
-      <w:r>
-        <w:rPr>
-          <w:rFonts w:ascii="Arial Narrow" w:eastAsia="Arial Narrow" w:hAnsi="Arial Narrow" w:cs="Arial Narrow"/>
-          <w:kern w:val="0"/>
-          <w14:ligatures w14:val="none"/>
-          <w:sz w:val="22"/>
-          <w:szCs w:val="22"/>
-        </w:rPr>
-        <w:t xml:space="preserve"/>
-      </w:r>
-      <w:r>
-        <w:rPr>
-          <w:rFonts w:ascii="Arial Narrow" w:eastAsia="Arial Narrow" w:hAnsi="Arial Narrow" w:cs="Arial Narrow"/>
-          <w:kern w:val="0"/>
-          <w14:ligatures w14:val="none"/>
-          <w:sz w:val="22"/>
-          <w:szCs w:val="22"/>
-        </w:rPr>
-        <w:t xml:space="preserve"/>
-      </w:r>
-      <w:r>
-        <w:rPr>
-          <w:rFonts w:ascii="Arial Narrow" w:eastAsia="Arial Narrow" w:hAnsi="Arial Narrow" w:cs="Arial Narrow"/>
-          <w:kern w:val="0"/>
-          <w14:ligatures w14:val="none"/>
-          <w:sz w:val="22"/>
-          <w:szCs w:val="22"/>
-        </w:rPr>
-        <w:t/>
-      </w:r>
-      <w:r>
-        <w:rPr>
-          <w:rFonts w:ascii="Arial Narrow" w:eastAsia="Arial Narrow" w:hAnsi="Arial Narrow" w:cs="Arial Narrow"/>
-          <w:color w:val="000000"/>
-          <w:kern w:val="0"/>
-          <w:sz w:val="22"/>
-          <w:szCs w:val="22"/>
-          <w:lang w:val="es-ES" w:eastAsia="es-ES"/>
-          <w14:ligatures w14:val="none"/>
-        </w:rPr>
-        <w:t/>
-      </w:r>
-      <w:r>
-        <w:rPr>
-          <w:rFonts w:ascii="Arial Narrow" w:eastAsia="Arial Narrow" w:hAnsi="Arial Narrow" w:cs="Arial Narrow"/>
-          <w:color w:val="000000"/>
-          <w:kern w:val="0"/>
-          <w:sz w:val="22"/>
-          <w:szCs w:val="22"/>
-          <w:lang w:val="es-ES" w:eastAsia="es-ES"/>
-          <w14:ligatures w14:val="none"/>
-        </w:rPr>
-        <w:t/>
-      </w:r>
-      <w:r>
-        <w:rPr>
-          <w:rFonts w:ascii="Arial Narrow" w:eastAsia="Arial Narrow" w:hAnsi="Arial Narrow" w:cs="Arial Narrow"/>
-          <w:color w:val="000000"/>
-          <w:kern w:val="0"/>
-          <w:sz w:val="22"/>
-          <w:szCs w:val="22"/>
-          <w:lang w:val="es-ES" w:eastAsia="es-ES"/>
-          <w14:ligatures w14:val="none"/>
-        </w:rPr>
-        <w:t xml:space="preserve"/>
-      </w:r>
-      <w:r>
-        <w:rPr>
-          <w:rFonts w:ascii="Arial Narrow" w:eastAsia="Arial Narrow" w:hAnsi="Arial Narrow" w:cs="Arial Narrow"/>
-          <w:color w:val="000000"/>
-          <w:kern w:val="0"/>
-          <w:sz w:val="22"/>
-          <w:szCs w:val="22"/>
-          <w:lang w:val="es-ES" w:eastAsia="es-ES"/>
-          <w14:ligatures w14:val="none"/>
-        </w:rPr>
-        <w:t xml:space="preserve"/>
-      </w:r>
-      <w:r>
-        <w:rPr>
-          <w:rFonts w:ascii="Arial Narrow" w:eastAsia="Arial Narrow" w:hAnsi="Arial Narrow" w:cs="Arial Narrow"/>
-          <w:color w:val="000000"/>
-          <w:kern w:val="0"/>
-          <w:sz w:val="22"/>
-          <w:szCs w:val="22"/>
-          <w:lang w:val="es-ES" w:eastAsia="es-ES"/>
-          <w14:ligatures w14:val="none"/>
-        </w:rPr>
-        <w:t xml:space="preserve"/>
-      </w:r>
-      <w:proofErr w:type="spellStart"/>
-      <w:r>
-        <w:rPr>
-          <w:rFonts w:ascii="Arial Narrow" w:eastAsia="Arial Narrow" w:hAnsi="Arial Narrow" w:cs="Arial Narrow"/>
-          <w:color w:val="000000"/>
-          <w:kern w:val="0"/>
-          <w:sz w:val="22"/>
-          <w:szCs w:val="22"/>
-          <w:lang w:val="es-ES" w:eastAsia="es-ES"/>
-          <w14:ligatures w14:val="none"/>
-        </w:rPr>
-        <w:t/>
-      </w:r>
-      <w:proofErr w:type="spellEnd"/>
-      <w:r>
-        <w:rPr>
-          <w:rFonts w:ascii="Arial Narrow" w:eastAsia="Arial Narrow" w:hAnsi="Arial Narrow" w:cs="Arial Narrow"/>
-          <w:color w:val="000000"/>
-          <w:kern w:val="0"/>
-          <w:sz w:val="22"/>
-          <w:szCs w:val="22"/>
-          <w:lang w:val="es-ES" w:eastAsia="es-ES"/>
-          <w14:ligatures w14:val="none"/>
-        </w:rPr>
-        <w:t xml:space="preserve"/>
-      </w:r>
-      <w:r>
-        <w:rPr>
-          <w:rFonts w:ascii="Arial Narrow" w:eastAsia="Arial Narrow" w:hAnsi="Arial Narrow" w:cs="Arial Narrow"/>
-          <w:color w:val="000000"/>
-          <w:kern w:val="0"/>
-          <w:sz w:val="22"/>
-          <w:szCs w:val="22"/>
-          <w:lang w:val="es-ES" w:eastAsia="es-ES"/>
-          <w14:ligatures w14:val="none"/>
-        </w:rPr>
-        <w:t xml:space="preserve"/>
-      </w:r>
-      <w:r>
-        <w:rPr>
-          <w:rFonts w:ascii="Arial Narrow" w:eastAsia="Arial Narrow" w:hAnsi="Arial Narrow" w:cs="Arial Narrow"/>
-          <w:color w:val="000000"/>
-          <w:kern w:val="0"/>
-          <w:sz w:val="22"/>
-          <w:szCs w:val="22"/>
-          <w:lang w:val="es-ES" w:eastAsia="es-ES"/>
-          <w14:ligatures w14:val="none"/>
-        </w:rPr>
-        <w:t/>
       </w:r>
       <w:r>
         <w:rPr>
@@ -934,6 +786,166 @@
           <w14:ligatures w14:val="none"/>
         </w:rPr>
         <w:footnoteReference w:id="2"/>
+      </w:r>
+      <w:r>
+        <w:rPr>
+          <w:rFonts w:ascii="Arial Narrow" w:eastAsia="Arial Narrow" w:hAnsi="Arial Narrow" w:cs="Arial Narrow"/>
+          <w:kern w:val="0"/>
+          <w14:ligatures w14:val="none"/>
+          <w:sz w:val="22"/>
+          <w:szCs w:val="22"/>
+        </w:rPr>
+        <w:t xml:space="preserve"/>
+      </w:r>
+      <w:r>
+        <w:rPr>
+          <w:rFonts w:ascii="Arial Narrow" w:eastAsia="Arial Narrow" w:hAnsi="Arial Narrow" w:cs="Arial Narrow"/>
+          <w:kern w:val="0"/>
+          <w14:ligatures w14:val="none"/>
+          <w:sz w:val="22"/>
+          <w:szCs w:val="22"/>
+        </w:rPr>
+        <w:t/>
+      </w:r>
+      <w:r>
+        <w:rPr>
+          <w:rFonts w:ascii="Arial Narrow" w:eastAsia="Arial Narrow" w:hAnsi="Arial Narrow" w:cs="Arial Narrow"/>
+          <w:kern w:val="0"/>
+          <w14:ligatures w14:val="none"/>
+          <w:sz w:val="22"/>
+          <w:szCs w:val="22"/>
+        </w:rPr>
+        <w:t xml:space="preserve"/>
+      </w:r>
+      <w:r>
+        <w:rPr>
+          <w:rFonts w:ascii="Arial Narrow" w:eastAsia="Arial Narrow" w:hAnsi="Arial Narrow" w:cs="Arial Narrow"/>
+          <w:kern w:val="0"/>
+          <w14:ligatures w14:val="none"/>
+          <w:sz w:val="22"/>
+          <w:szCs w:val="22"/>
+        </w:rPr>
+        <w:t xml:space="preserve"/>
+      </w:r>
+      <w:r>
+        <w:rPr>
+          <w:rFonts w:ascii="Arial Narrow" w:eastAsia="Arial Narrow" w:hAnsi="Arial Narrow" w:cs="Arial Narrow"/>
+          <w:kern w:val="0"/>
+          <w14:ligatures w14:val="none"/>
+          <w:sz w:val="22"/>
+          <w:szCs w:val="22"/>
+        </w:rPr>
+        <w:t/>
+      </w:r>
+      <w:r>
+        <w:rPr>
+          <w:rFonts w:ascii="Arial Narrow" w:eastAsia="Arial Narrow" w:hAnsi="Arial Narrow" w:cs="Arial Narrow"/>
+          <w:color w:val="000000"/>
+          <w:kern w:val="0"/>
+          <w:sz w:val="22"/>
+          <w:szCs w:val="22"/>
+          <w:lang w:val="es-ES" w:eastAsia="es-ES"/>
+          <w14:ligatures w14:val="none"/>
+        </w:rPr>
+        <w:t/>
+      </w:r>
+      <w:r>
+        <w:rPr>
+          <w:rFonts w:ascii="Arial Narrow" w:eastAsia="Arial Narrow" w:hAnsi="Arial Narrow" w:cs="Arial Narrow"/>
+          <w:color w:val="000000"/>
+          <w:kern w:val="0"/>
+          <w:sz w:val="22"/>
+          <w:szCs w:val="22"/>
+          <w:lang w:val="es-ES" w:eastAsia="es-ES"/>
+          <w14:ligatures w14:val="none"/>
+        </w:rPr>
+        <w:t/>
+      </w:r>
+      <w:r>
+        <w:rPr>
+          <w:rFonts w:ascii="Arial Narrow" w:eastAsia="Arial Narrow" w:hAnsi="Arial Narrow" w:cs="Arial Narrow"/>
+          <w:color w:val="000000"/>
+          <w:kern w:val="0"/>
+          <w:sz w:val="22"/>
+          <w:szCs w:val="22"/>
+          <w:lang w:val="es-ES" w:eastAsia="es-ES"/>
+          <w14:ligatures w14:val="none"/>
+        </w:rPr>
+        <w:t xml:space="preserve"/>
+      </w:r>
+      <w:r>
+        <w:rPr>
+          <w:rFonts w:ascii="Arial Narrow" w:eastAsia="Arial Narrow" w:hAnsi="Arial Narrow" w:cs="Arial Narrow"/>
+          <w:color w:val="000000"/>
+          <w:kern w:val="0"/>
+          <w:sz w:val="22"/>
+          <w:szCs w:val="22"/>
+          <w:lang w:val="es-ES" w:eastAsia="es-ES"/>
+          <w14:ligatures w14:val="none"/>
+        </w:rPr>
+        <w:t xml:space="preserve"/>
+      </w:r>
+      <w:r>
+        <w:rPr>
+          <w:rFonts w:ascii="Arial Narrow" w:eastAsia="Arial Narrow" w:hAnsi="Arial Narrow" w:cs="Arial Narrow"/>
+          <w:color w:val="000000"/>
+          <w:kern w:val="0"/>
+          <w:sz w:val="22"/>
+          <w:szCs w:val="22"/>
+          <w:lang w:val="es-ES" w:eastAsia="es-ES"/>
+          <w14:ligatures w14:val="none"/>
+        </w:rPr>
+        <w:t xml:space="preserve"/>
+      </w:r>
+      <w:proofErr w:type="spellStart"/>
+      <w:r>
+        <w:rPr>
+          <w:rFonts w:ascii="Arial Narrow" w:eastAsia="Arial Narrow" w:hAnsi="Arial Narrow" w:cs="Arial Narrow"/>
+          <w:color w:val="000000"/>
+          <w:kern w:val="0"/>
+          <w:sz w:val="22"/>
+          <w:szCs w:val="22"/>
+          <w:lang w:val="es-ES" w:eastAsia="es-ES"/>
+          <w14:ligatures w14:val="none"/>
+        </w:rPr>
+        <w:t/>
+      </w:r>
+      <w:proofErr w:type="spellEnd"/>
+      <w:r>
+        <w:rPr>
+          <w:rFonts w:ascii="Arial Narrow" w:eastAsia="Arial Narrow" w:hAnsi="Arial Narrow" w:cs="Arial Narrow"/>
+          <w:color w:val="000000"/>
+          <w:kern w:val="0"/>
+          <w:sz w:val="22"/>
+          <w:szCs w:val="22"/>
+          <w:lang w:val="es-ES" w:eastAsia="es-ES"/>
+          <w14:ligatures w14:val="none"/>
+        </w:rPr>
+        <w:t xml:space="preserve"/>
+      </w:r>
+      <w:r>
+        <w:rPr>
+          <w:rFonts w:ascii="Arial Narrow" w:eastAsia="Arial Narrow" w:hAnsi="Arial Narrow" w:cs="Arial Narrow"/>
+          <w:color w:val="000000"/>
+          <w:kern w:val="0"/>
+          <w:sz w:val="22"/>
+          <w:szCs w:val="22"/>
+          <w:lang w:val="es-ES" w:eastAsia="es-ES"/>
+          <w14:ligatures w14:val="none"/>
+        </w:rPr>
+        <w:t xml:space="preserve"/>
+      </w:r>
+      <w:r>
+        <w:rPr>
+          <w:rFonts w:ascii="Arial Narrow" w:eastAsia="Arial Narrow" w:hAnsi="Arial Narrow" w:cs="Arial Narrow"/>
+          <w:color w:val="000000"/>
+          <w:kern w:val="0"/>
+          <w:sz w:val="22"/>
+          <w:szCs w:val="22"/>
+          <w:lang w:val="es-ES" w:eastAsia="es-ES"/>
+          <w14:ligatures w14:val="none"/>
+        </w:rPr>
+        <w:t/>
       </w:r>
       <w:r>
         <w:rPr>
@@ -4098,23 +4110,6 @@
     <w:p>
       <w:pPr>
         <w:pStyle w:val="Prrafodelista"/>
-        <w:spacing w:after="0" w:line="240" w:lineRule="auto"/>
-        <w:ind w:left="567"/>
-        <w:jc w:val="both"/>
-        <w:rPr>
-          <w:rFonts w:ascii="Arial Narrow" w:eastAsia="Arial Narrow" w:hAnsi="Arial Narrow" w:cs="Arial Narrow"/>
-          <w:color w:val="000000"/>
-          <w:kern w:val="0"/>
-          <w:sz w:val="22"/>
-          <w:szCs w:val="22"/>
-          <w:lang w:val="es-ES" w:eastAsia="es-ES"/>
-          <w14:ligatures w14:val="none"/>
-        </w:rPr>
-      </w:pPr>
-    </w:p>
-    <w:p>
-      <w:pPr>
-        <w:pStyle w:val="Prrafodelista"/>
         <w:numPr>
           <w:ilvl w:val="0"/>
           <w:numId w:val="5"/>
@@ -4192,7 +4187,19 @@
           <w:lang w:eastAsia="es-PE"/>
           <w14:ligatures w14:val="none"/>
         </w:rPr>
-        <w:t xml:space="preserve">PRIMERO: admitir a trámite la denuncia del 27 de octubre de 2025, interpuesta por la señora [DENUNCIANTE] contra Interseguro Compañía de Seguros S.A. y al Banco Internacional del Perú S.A.A. - Interbank, por lo siguiente:</w:t>
+        <w:t xml:space="preserve">PRIMERO:</w:t>
+      </w:r>
+      <w:r>
+        <w:rPr>
+          <w:rFonts w:ascii="Arial Narrow" w:eastAsia="Arial Narrow" w:hAnsi="Arial Narrow" w:cs="Arial Narrow"/>
+          <w:color w:val="000000"/>
+          <w:kern w:val="0"/>
+          <w:sz w:val="22"/>
+          <w:szCs w:val="22"/>
+          <w:lang w:eastAsia="es-PE"/>
+          <w14:ligatures w14:val="none"/>
+        </w:rPr>
+        <w:t xml:space="preserve"> admitir a trámite la denuncia del 27 de octubre de 2025, interpuesta por la señora [DENUNCIANTE] contra Interseguro Compañía de Seguros S.A. y al Banco Internacional del Perú S.A.A. - Interbank, por lo siguiente:</w:t>
       </w:r>
       <w:r>
         <w:rPr>
@@ -4325,7 +4332,6 @@
       <w:r>
         <w:rPr>
           <w:rFonts w:ascii="Arial Narrow" w:eastAsia="Arial Narrow" w:hAnsi="Arial Narrow" w:cs="Arial Narrow"/>
-          <w:bCs/>
           <w:sz w:val="22"/>
           <w:szCs w:val="22"/>
         </w:rPr>
@@ -4335,7 +4341,6 @@
       <w:r>
         <w:rPr>
           <w:rFonts w:ascii="Arial Narrow" w:eastAsia="Arial Narrow" w:hAnsi="Arial Narrow" w:cs="Arial Narrow"/>
-          <w:bCs/>
           <w:sz w:val="22"/>
           <w:szCs w:val="22"/>
         </w:rPr>
@@ -5526,7 +5531,19 @@
           <w:lang w:eastAsia="es-PE"/>
           <w14:ligatures w14:val="none"/>
         </w:rPr>
-        <w:t xml:space="preserve">TERCERO: </w:t>
+        <w:t xml:space="preserve">TERCERO:</w:t>
+      </w:r>
+      <w:r>
+        <w:rPr>
+          <w:rFonts w:ascii="Arial Narrow" w:eastAsia="Arial Narrow" w:hAnsi="Arial Narrow" w:cs="Arial Narrow"/>
+          <w:color w:val="000000"/>
+          <w:kern w:val="0"/>
+          <w:sz w:val="22"/>
+          <w:szCs w:val="22"/>
+          <w:lang w:eastAsia="es-PE"/>
+          <w14:ligatures w14:val="none"/>
+        </w:rPr>
+        <w:t xml:space="preserve"> </w:t>
       </w:r>
       <w:r>
         <w:rPr>
@@ -5544,7 +5561,6 @@
       <w:r>
         <w:rPr>
           <w:rFonts w:ascii="Arial Narrow" w:eastAsia="Arial Narrow" w:hAnsi="Arial Narrow" w:cs="Arial Narrow"/>
-          <w:bCs/>
           <w:sz w:val="22"/>
           <w:szCs w:val="22"/>
         </w:rPr>
@@ -5554,7 +5570,6 @@
       <w:r>
         <w:rPr>
           <w:rFonts w:ascii="Arial Narrow" w:eastAsia="Arial Narrow" w:hAnsi="Arial Narrow" w:cs="Arial Narrow"/>
-          <w:bCs/>
           <w:sz w:val="22"/>
           <w:szCs w:val="22"/>
         </w:rPr>
@@ -5563,7 +5578,6 @@
       <w:r>
         <w:rPr>
           <w:rFonts w:ascii="Arial Narrow" w:eastAsia="Arial Narrow" w:hAnsi="Arial Narrow" w:cs="Arial Narrow"/>
-          <w:bCs/>
           <w:sz w:val="22"/>
           <w:szCs w:val="22"/>
         </w:rPr>
@@ -5572,7 +5586,6 @@
       <w:r>
         <w:rPr>
           <w:rFonts w:ascii="Arial Narrow" w:eastAsia="Arial Narrow" w:hAnsi="Arial Narrow" w:cs="Arial Narrow"/>
-          <w:bCs/>
           <w:sz w:val="22"/>
           <w:szCs w:val="22"/>
         </w:rPr>
@@ -5581,7 +5594,6 @@
       <w:r>
         <w:rPr>
           <w:rFonts w:ascii="Arial Narrow" w:eastAsia="Arial Narrow" w:hAnsi="Arial Narrow" w:cs="Arial Narrow"/>
-          <w:bCs/>
           <w:sz w:val="22"/>
           <w:szCs w:val="22"/>
         </w:rPr>
@@ -5968,7 +5980,15 @@
           <w:sz w:val="22"/>
           <w:szCs w:val="22"/>
         </w:rPr>
-        <w:t xml:space="preserve">CUARTO: </w:t>
+        <w:t xml:space="preserve">CUARTO:</w:t>
+      </w:r>
+      <w:r>
+        <w:rPr>
+          <w:rFonts w:ascii="Arial Narrow" w:eastAsia="Arial Narrow" w:hAnsi="Arial Narrow" w:cs="Arial Narrow"/>
+          <w:sz w:val="22"/>
+          <w:szCs w:val="22"/>
+        </w:rPr>
+        <w:t xml:space="preserve"> </w:t>
       </w:r>
       <w:r>
         <w:rPr>
@@ -5990,7 +6010,7 @@
           <w:lang w:val="es-ES" w:eastAsia="es-ES"/>
           <w14:ligatures w14:val="none"/>
         </w:rPr>
-        <w:footnoteReference w:id="13"/>
+        <w:footnoteReference w:id="8"/>
       </w:r>
       <w:r>
         <w:rPr>
@@ -6012,7 +6032,7 @@
           <w:lang w:val="es-ES" w:eastAsia="es-ES"/>
           <w14:ligatures w14:val="none"/>
         </w:rPr>
-        <w:footnoteReference w:id="14"/>
+        <w:footnoteReference w:id="9"/>
       </w:r>
       <w:r>
         <w:rPr>
@@ -6063,7 +6083,19 @@
           <w:lang w:eastAsia="es-PE"/>
           <w14:ligatures w14:val="none"/>
         </w:rPr>
-        <w:t xml:space="preserve">QUINTO: </w:t>
+        <w:t xml:space="preserve">QUINTO:</w:t>
+      </w:r>
+      <w:r>
+        <w:rPr>
+          <w:rFonts w:ascii="Arial Narrow" w:eastAsia="Arial Narrow" w:hAnsi="Arial Narrow" w:cs="Arial Narrow"/>
+          <w:color w:val="000000"/>
+          <w:kern w:val="0"/>
+          <w:sz w:val="22"/>
+          <w:szCs w:val="22"/>
+          <w:lang w:eastAsia="es-PE"/>
+          <w14:ligatures w14:val="none"/>
+        </w:rPr>
+        <w:t xml:space="preserve"> </w:t>
       </w:r>
       <w:bookmarkStart w:id="10" w:name="_Hlk188286813"/>
       <w:r>
@@ -6120,7 +6152,6 @@
       <w:r>
         <w:rPr>
           <w:rFonts w:ascii="Arial Narrow" w:eastAsia="Arial Narrow" w:hAnsi="Arial Narrow" w:cs="Arial Narrow"/>
-          <w:bCs/>
           <w:sz w:val="22"/>
           <w:szCs w:val="22"/>
         </w:rPr>
@@ -6130,7 +6161,6 @@
       <w:r>
         <w:rPr>
           <w:rFonts w:ascii="Arial Narrow" w:eastAsia="Arial Narrow" w:hAnsi="Arial Narrow" w:cs="Arial Narrow"/>
-          <w:bCs/>
           <w:sz w:val="22"/>
           <w:szCs w:val="22"/>
         </w:rPr>
@@ -6363,7 +6393,19 @@
           <w:lang w:eastAsia="es-PE"/>
           <w14:ligatures w14:val="none"/>
         </w:rPr>
-        <w:t xml:space="preserve">SEXTO: </w:t>
+        <w:t xml:space="preserve">SEXTO:</w:t>
+      </w:r>
+      <w:r>
+        <w:rPr>
+          <w:rFonts w:ascii="Arial Narrow" w:eastAsia="Arial Narrow" w:hAnsi="Arial Narrow" w:cs="Arial Narrow"/>
+          <w:color w:val="000000"/>
+          <w:kern w:val="0"/>
+          <w:sz w:val="22"/>
+          <w:szCs w:val="22"/>
+          <w:lang w:eastAsia="es-PE"/>
+          <w14:ligatures w14:val="none"/>
+        </w:rPr>
+        <w:t xml:space="preserve"> </w:t>
       </w:r>
       <w:r>
         <w:rPr>
@@ -6714,7 +6756,7 @@
           <w:lang w:eastAsia="es-PE"/>
           <w14:ligatures w14:val="none"/>
         </w:rPr>
-        <w:footnoteReference w:id="8"/>
+        <w:footnoteReference w:id="10"/>
       </w:r>
       <w:r>
         <w:rPr>
@@ -6812,7 +6854,7 @@
           <w:lang w:eastAsia="es-PE"/>
           <w14:ligatures w14:val="none"/>
         </w:rPr>
-        <w:footnoteReference w:id="9"/>
+        <w:footnoteReference w:id="11"/>
       </w:r>
       <w:r>
         <w:rPr>
@@ -6876,7 +6918,7 @@
           <w:lang w:eastAsia="es-PE"/>
           <w14:ligatures w14:val="none"/>
         </w:rPr>
-        <w:footnoteReference w:id="10"/>
+        <w:footnoteReference w:id="12"/>
       </w:r>
       <w:r>
         <w:rPr>
@@ -7064,7 +7106,7 @@
           <w:vertAlign w:val="superscript"/>
           <w14:ligatures w14:val="none"/>
         </w:rPr>
-        <w:footnoteReference w:id="11"/>
+        <w:footnoteReference w:id="13"/>
       </w:r>
       <w:r>
         <w:rPr>
@@ -7082,45 +7124,120 @@
           <w:kern w:val="0"/>
           <w:sz w:val="22"/>
           <w:szCs w:val="22"/>
+          <w14:ligatures w14:val="none"/>
+        </w:rPr>
+        <w:t>expresamente su facultad para asistir y conciliar en su representación</w:t>
+      </w:r>
+      <w:r>
+        <w:rPr>
+          <w:rFonts w:ascii="Arial Narrow" w:eastAsia="Arial Narrow" w:hAnsi="Arial Narrow" w:cs="Arial Narrow"/>
+          <w:kern w:val="0"/>
+          <w14:ligatures w14:val="none"/>
+          <w:sz w:val="22"/>
+          <w:szCs w:val="22"/>
+        </w:rPr>
+        <w:t>.</w:t>
+      </w:r>
+      <w:r>
+        <w:rPr>
+          <w:rFonts w:ascii="Arial Narrow" w:eastAsia="Arial Narrow" w:hAnsi="Arial Narrow" w:cs="Arial Narrow"/>
+          <w:kern w:val="0"/>
+          <w14:ligatures w14:val="none"/>
+          <w:sz w:val="22"/>
+          <w:szCs w:val="22"/>
+        </w:rPr>
+        <w:t xml:space="preserve"> </w:t>
+      </w:r>
+      <w:r>
+        <w:rPr>
+          <w:rFonts w:ascii="Arial Narrow" w:eastAsia="Arial Narrow" w:hAnsi="Arial Narrow" w:cs="Arial Narrow"/>
+          <w:kern w:val="0"/>
+          <w:sz w:val="22"/>
+          <w:szCs w:val="22"/>
+          <w14:ligatures w14:val="none"/>
+        </w:rPr>
+        <w:t xml:space="preserve">Ello bajo apercibimiento de no realizar la audiencia de conciliación y levantar el acta de inasistencia correspondiente. </w:t>
+      </w:r>
+    </w:p>
+    <w:p>
+      <w:pPr>
+        <w:suppressAutoHyphens/>
+        <w:spacing w:after="0" w:line="240" w:lineRule="auto"/>
+        <w:jc w:val="both"/>
+        <w:rPr>
+          <w:rFonts w:ascii="Arial Narrow" w:eastAsia="Arial Narrow" w:hAnsi="Arial Narrow" w:cs="Arial Narrow"/>
+          <w:kern w:val="0"/>
+          <w:sz w:val="22"/>
+          <w:szCs w:val="22"/>
           <w:u w:val="single"/>
           <w14:ligatures w14:val="none"/>
         </w:rPr>
-        <w:t>expresamente su facultad para asistir y conciliar en su representación</w:t>
-      </w:r>
-      <w:r>
-        <w:rPr>
-          <w:rFonts w:ascii="Arial Narrow" w:eastAsia="Arial Narrow" w:hAnsi="Arial Narrow" w:cs="Arial Narrow"/>
-          <w:bCs/>
-          <w:kern w:val="0"/>
-          <w14:ligatures w14:val="none"/>
-          <w:sz w:val="22"/>
-          <w:szCs w:val="22"/>
-        </w:rPr>
-        <w:t>.</w:t>
-      </w:r>
-      <w:r>
+      </w:pPr>
+    </w:p>
+    <w:p>
+      <w:pPr>
+        <w:suppressAutoHyphens/>
+        <w:spacing w:after="0" w:line="240" w:lineRule="auto"/>
+        <w:jc w:val="both"/>
         <w:rPr>
           <w:rFonts w:ascii="Arial Narrow" w:eastAsia="Arial Narrow" w:hAnsi="Arial Narrow" w:cs="Arial Narrow"/>
           <w:b/>
           <w:bCs/>
-          <w:kern w:val="0"/>
-          <w14:ligatures w14:val="none"/>
-          <w:sz w:val="22"/>
-          <w:szCs w:val="22"/>
+          <w:sz w:val="22"/>
+          <w:szCs w:val="22"/>
+        </w:rPr>
+      </w:pPr>
+      <w:r>
+        <w:rPr>
+          <w:rFonts w:ascii="Arial Narrow" w:eastAsia="Arial Narrow" w:hAnsi="Arial Narrow" w:cs="Arial Narrow"/>
+          <w:b/>
+          <w:spacing w:val="-3"/>
+          <w:kern w:val="0"/>
+          <w14:ligatures w14:val="none"/>
+          <w:sz w:val="22"/>
+          <w:szCs w:val="22"/>
+        </w:rPr>
+        <w:t>DÉCIMO</w:t>
+      </w:r>
+      <w:r>
+        <w:rPr>
+          <w:rFonts w:ascii="Arial Narrow" w:eastAsia="Arial Narrow" w:hAnsi="Arial Narrow" w:cs="Arial Narrow"/>
+          <w:b/>
+          <w:color w:val="000000"/>
+          <w:kern w:val="0"/>
+          <w:sz w:val="22"/>
+          <w:szCs w:val="22"/>
+          <w:lang w:eastAsia="es-PE"/>
+          <w14:ligatures w14:val="none"/>
+        </w:rPr>
+        <w:t>:</w:t>
+      </w:r>
+      <w:r>
+        <w:rPr>
+          <w:rFonts w:ascii="Arial Narrow" w:eastAsia="Arial Narrow" w:hAnsi="Arial Narrow" w:cs="Arial Narrow"/>
+          <w:color w:val="000000"/>
+          <w:kern w:val="0"/>
+          <w:sz w:val="22"/>
+          <w:szCs w:val="22"/>
+          <w:lang w:eastAsia="es-PE"/>
+          <w14:ligatures w14:val="none"/>
         </w:rPr>
         <w:t xml:space="preserve"> </w:t>
       </w:r>
       <w:r>
         <w:rPr>
           <w:rFonts w:ascii="Arial Narrow" w:eastAsia="Arial Narrow" w:hAnsi="Arial Narrow" w:cs="Arial Narrow"/>
-          <w:kern w:val="0"/>
-          <w:sz w:val="22"/>
-          <w:szCs w:val="22"/>
-          <w:u w:val="single"/>
-          <w14:ligatures w14:val="none"/>
-        </w:rPr>
-        <w:t xml:space="preserve">Ello bajo apercibimiento de no realizar la audiencia de conciliación y levantar el acta de inasistencia correspondiente. </w:t>
-      </w:r>
+          <w:color w:val="000000"/>
+          <w:kern w:val="0"/>
+          <w:sz w:val="22"/>
+          <w:szCs w:val="22"/>
+          <w:lang w:eastAsia="es-PE"/>
+          <w14:ligatures w14:val="none"/>
+        </w:rPr>
+        <w:t xml:space="preserve">poner en conocimiento de las partes que, antes de la emisión de la Resolución Final, tienen la posibilidad de formular su desistimiento o presentar el acuerdo arribado mediante la conciliación, mediación, transacción o cualquier otro que, de forma indubitable, deje constancia que se ha solucionado la controversia materia de denuncia.</w:t>
+      </w:r>
+      <w:bookmarkStart w:id="13" w:name="h.gjdgxs" w:colFirst="0" w:colLast="0"/>
+      <w:bookmarkEnd w:id="13"/>
     </w:p>
     <w:p>
       <w:pPr>
@@ -7129,10 +7246,11 @@
         <w:jc w:val="both"/>
         <w:rPr>
           <w:rFonts w:ascii="Arial Narrow" w:eastAsia="Arial Narrow" w:hAnsi="Arial Narrow" w:cs="Arial Narrow"/>
-          <w:kern w:val="0"/>
-          <w:sz w:val="22"/>
-          <w:szCs w:val="22"/>
-          <w:u w:val="single"/>
+          <w:color w:val="000000"/>
+          <w:kern w:val="0"/>
+          <w:sz w:val="22"/>
+          <w:szCs w:val="22"/>
+          <w:lang w:eastAsia="es-PE"/>
           <w14:ligatures w14:val="none"/>
         </w:rPr>
       </w:pPr>
@@ -7142,6 +7260,13 @@
         <w:suppressAutoHyphens/>
         <w:spacing w:after="0" w:line="240" w:lineRule="auto"/>
         <w:jc w:val="both"/>
+        <w:rPr>
+          <w:rFonts w:ascii="Arial Narrow" w:eastAsia="Arial Narrow" w:hAnsi="Arial Narrow" w:cs="Arial Narrow"/>
+          <w:sz w:val="22"/>
+          <w:szCs w:val="22"/>
+        </w:rPr>
+      </w:pPr>
+      <w:r>
         <w:rPr>
           <w:rFonts w:ascii="Arial Narrow" w:eastAsia="Arial Narrow" w:hAnsi="Arial Narrow" w:cs="Arial Narrow"/>
           <w:b/>
@@ -7149,108 +7274,50 @@
           <w:sz w:val="22"/>
           <w:szCs w:val="22"/>
         </w:rPr>
-      </w:pPr>
-      <w:r>
-        <w:rPr>
-          <w:rFonts w:ascii="Arial Narrow" w:eastAsia="Arial Narrow" w:hAnsi="Arial Narrow" w:cs="Arial Narrow"/>
-          <w:b/>
+        <w:lastRenderedPageBreak/>
+        <w:t xml:space="preserve">DÉCIMO PRIMERO:</w:t>
+      </w:r>
+      <w:r>
+        <w:rPr>
+          <w:rFonts w:ascii="Arial Narrow" w:eastAsia="Arial Narrow" w:hAnsi="Arial Narrow" w:cs="Arial Narrow"/>
+          <w:sz w:val="22"/>
+          <w:szCs w:val="22"/>
+        </w:rPr>
+        <w:t xml:space="preserve"> </w:t>
+      </w:r>
+      <w:r>
+        <w:rPr>
+          <w:rFonts w:ascii="Arial Narrow" w:eastAsia="Arial Narrow" w:hAnsi="Arial Narrow" w:cs="Arial Narrow"/>
+          <w:sz w:val="22"/>
+          <w:szCs w:val="22"/>
+        </w:rPr>
+        <w:t xml:space="preserve">requerir a la señora [DENUNCIANTE] y al Banco Internacional del Perú S.A.A. - Interbank para que, dentro del plazo de dos (2) días hábiles siguientes a la fecha en que reciban la notificación en su bandeja de correo electrónico, efectúen la confirmación de recepción de la notificación remitida por este despacho a su correo electrónico, de conformidad con el segundo párrafo del numeral 4 del artículo 20 del Texto Único Ordenado de la Ley del Procedimiento Administrativo General, aprobado mediante Decreto Supremo 006-2026-JUS, bajo apercibimiento de rehacer el acto de notificación y notificarles conforme al numeral 1 del artículo 20 del citado cuerpo normativo.</w:t>
+      </w:r>
+      <w:r>
+        <w:rPr>
+          <w:rFonts w:ascii="Arial Narrow" w:eastAsia="Arial Narrow" w:hAnsi="Arial Narrow" w:cs="Arial Narrow"/>
+          <w:sz w:val="22"/>
+          <w:szCs w:val="22"/>
+        </w:rPr>
+        <w:t xml:space="preserve"/>
+      </w:r>
+      <w:r>
+        <w:rPr>
+          <w:rFonts w:ascii="Arial Narrow" w:eastAsia="Arial Narrow" w:hAnsi="Arial Narrow" w:cs="Arial Narrow"/>
           <w:spacing w:val="-3"/>
           <w:kern w:val="0"/>
           <w14:ligatures w14:val="none"/>
           <w:sz w:val="22"/>
           <w:szCs w:val="22"/>
         </w:rPr>
-        <w:t>DÉCIMO</w:t>
-      </w:r>
-      <w:r>
-        <w:rPr>
-          <w:rFonts w:ascii="Arial Narrow" w:eastAsia="Arial Narrow" w:hAnsi="Arial Narrow" w:cs="Arial Narrow"/>
-          <w:b/>
-          <w:color w:val="000000"/>
-          <w:kern w:val="0"/>
-          <w:sz w:val="22"/>
-          <w:szCs w:val="22"/>
-          <w:lang w:eastAsia="es-PE"/>
-          <w14:ligatures w14:val="none"/>
-        </w:rPr>
-        <w:t>:</w:t>
-      </w:r>
-      <w:r>
-        <w:rPr>
-          <w:rFonts w:ascii="Arial Narrow" w:eastAsia="Arial Narrow" w:hAnsi="Arial Narrow" w:cs="Arial Narrow"/>
-          <w:color w:val="000000"/>
-          <w:kern w:val="0"/>
-          <w:sz w:val="22"/>
-          <w:szCs w:val="22"/>
-          <w:lang w:eastAsia="es-PE"/>
-          <w14:ligatures w14:val="none"/>
-        </w:rPr>
-        <w:t xml:space="preserve"> </w:t>
-      </w:r>
-      <w:r>
-        <w:rPr>
-          <w:rFonts w:ascii="Arial Narrow" w:eastAsia="Arial Narrow" w:hAnsi="Arial Narrow" w:cs="Arial Narrow"/>
-          <w:color w:val="000000"/>
-          <w:kern w:val="0"/>
-          <w:sz w:val="22"/>
-          <w:szCs w:val="22"/>
-          <w:lang w:eastAsia="es-PE"/>
-          <w14:ligatures w14:val="none"/>
-        </w:rPr>
-        <w:t xml:space="preserve">poner en conocimiento de las partes que, antes de la emisión de la Resolución Final, tienen la posibilidad de formular su desistimiento o presentar el acuerdo arribado mediante la conciliación, mediación, transacción o cualquier otro que, de forma indubitable, deje constancia que se ha solucionado la controversia materia de denuncia.</w:t>
-      </w:r>
-      <w:bookmarkStart w:id="13" w:name="h.gjdgxs" w:colFirst="0" w:colLast="0"/>
-      <w:bookmarkEnd w:id="13"/>
-    </w:p>
-    <w:p>
-      <w:pPr>
-        <w:suppressAutoHyphens/>
-        <w:spacing w:after="0" w:line="240" w:lineRule="auto"/>
-        <w:jc w:val="both"/>
-        <w:rPr>
-          <w:rFonts w:ascii="Arial Narrow" w:eastAsia="Arial Narrow" w:hAnsi="Arial Narrow" w:cs="Arial Narrow"/>
-          <w:color w:val="000000"/>
-          <w:kern w:val="0"/>
-          <w:sz w:val="22"/>
-          <w:szCs w:val="22"/>
-          <w:lang w:eastAsia="es-PE"/>
-          <w14:ligatures w14:val="none"/>
-        </w:rPr>
-      </w:pPr>
-    </w:p>
-    <w:p>
-      <w:pPr>
-        <w:suppressAutoHyphens/>
-        <w:spacing w:after="0" w:line="240" w:lineRule="auto"/>
-        <w:jc w:val="both"/>
-        <w:rPr>
-          <w:rFonts w:ascii="Arial Narrow" w:eastAsia="Arial Narrow" w:hAnsi="Arial Narrow" w:cs="Arial Narrow"/>
-          <w:sz w:val="22"/>
-          <w:szCs w:val="22"/>
-        </w:rPr>
-      </w:pPr>
-      <w:r>
-        <w:rPr>
-          <w:rFonts w:ascii="Arial Narrow" w:eastAsia="Arial Narrow" w:hAnsi="Arial Narrow" w:cs="Arial Narrow"/>
-          <w:b/>
-          <w:bCs/>
-          <w:sz w:val="22"/>
-          <w:szCs w:val="22"/>
-        </w:rPr>
-        <w:lastRenderedPageBreak/>
-        <w:t xml:space="preserve">DÉCIMO PRIMERO: </w:t>
-      </w:r>
-      <w:r>
-        <w:rPr>
-          <w:rFonts w:ascii="Arial Narrow" w:eastAsia="Arial Narrow" w:hAnsi="Arial Narrow" w:cs="Arial Narrow"/>
-          <w:sz w:val="22"/>
-          <w:szCs w:val="22"/>
-        </w:rPr>
-        <w:t xml:space="preserve">requerir a la señora [DENUNCIANTE] y al Banco Internacional del Perú S.A.A. - Interbank para que, dentro del plazo de dos (2) días hábiles siguientes a la fecha en que reciban la notificación en su bandeja de correo electrónico, efectúen la confirmación de recepción de la notificación remitida por este despacho a su correo electrónico, de conformidad con el segundo párrafo del numeral 4 del artículo 20 del Texto Único Ordenado de la Ley del Procedimiento Administrativo General, aprobado mediante Decreto Supremo 006-2026-JUS, bajo apercibimiento de rehacer el acto de notificación y notificarle conforme al numeral 1 del artículo 20 del citado cuerpo normativo.</w:t>
-      </w:r>
-      <w:r>
-        <w:rPr>
-          <w:rFonts w:ascii="Arial Narrow" w:eastAsia="Arial Narrow" w:hAnsi="Arial Narrow" w:cs="Arial Narrow"/>
+        <w:t/>
+      </w:r>
+      <w:r>
+        <w:rPr>
+          <w:rFonts w:ascii="Arial Narrow" w:eastAsia="Arial Narrow" w:hAnsi="Arial Narrow" w:cs="Arial Narrow"/>
+          <w:spacing w:val="-3"/>
+          <w:kern w:val="0"/>
+          <w14:ligatures w14:val="none"/>
           <w:sz w:val="22"/>
           <w:szCs w:val="22"/>
         </w:rPr>
@@ -7265,14 +7332,82 @@
           <w:sz w:val="22"/>
           <w:szCs w:val="22"/>
         </w:rPr>
+        <w:t xml:space="preserve"/>
+      </w:r>
+      <w:r>
+        <w:rPr>
+          <w:rFonts w:ascii="Arial Narrow" w:eastAsia="Arial Narrow" w:hAnsi="Arial Narrow" w:cs="Arial Narrow"/>
+          <w:color w:val="000000"/>
+          <w:kern w:val="0"/>
+          <w:sz w:val="22"/>
+          <w:szCs w:val="22"/>
+          <w:shd w:val="clear" w:color="auto" w:fill="FFFFFF"/>
+          <w:lang w:eastAsia="es-PE"/>
+          <w14:ligatures w14:val="none"/>
+        </w:rPr>
+        <w:t xml:space="preserve"/>
+      </w:r>
+      <w:r>
+        <w:rPr>
+          <w:rFonts w:ascii="Arial Narrow" w:eastAsia="Arial Narrow" w:hAnsi="Arial Narrow" w:cs="Arial Narrow"/>
+          <w:color w:val="000000"/>
+          <w:kern w:val="0"/>
+          <w:sz w:val="22"/>
+          <w:szCs w:val="22"/>
+          <w:shd w:val="clear" w:color="auto" w:fill="FFFFFF"/>
+          <w:lang w:eastAsia="es-PE"/>
+          <w14:ligatures w14:val="none"/>
+        </w:rPr>
+        <w:t xml:space="preserve"/>
+      </w:r>
+      <w:r>
+        <w:rPr>
+          <w:rFonts w:ascii="Arial Narrow" w:eastAsia="Arial Narrow" w:hAnsi="Arial Narrow" w:cs="Arial Narrow"/>
+          <w:color w:val="000000"/>
+          <w:kern w:val="0"/>
+          <w:sz w:val="22"/>
+          <w:szCs w:val="22"/>
+          <w:shd w:val="clear" w:color="auto" w:fill="FFFFFF"/>
+          <w:lang w:eastAsia="es-PE"/>
+          <w14:ligatures w14:val="none"/>
+        </w:rPr>
+        <w:t xml:space="preserve"/>
+      </w:r>
+      <w:r>
+        <w:rPr>
+          <w:rFonts w:ascii="Arial Narrow" w:eastAsia="Arial Narrow" w:hAnsi="Arial Narrow" w:cs="Arial Narrow"/>
+          <w:color w:val="000000"/>
+          <w:kern w:val="0"/>
+          <w:sz w:val="22"/>
+          <w:szCs w:val="22"/>
+          <w:shd w:val="clear" w:color="auto" w:fill="FFFFFF"/>
+          <w:lang w:eastAsia="es-PE"/>
+          <w14:ligatures w14:val="none"/>
+        </w:rPr>
+        <w:t xml:space="preserve"/>
+      </w:r>
+      <w:r>
+        <w:rPr>
+          <w:rFonts w:ascii="Arial Narrow" w:eastAsia="Arial Narrow" w:hAnsi="Arial Narrow" w:cs="Arial Narrow"/>
+          <w:color w:val="000000"/>
+          <w:sz w:val="22"/>
+          <w:szCs w:val="22"/>
+        </w:rPr>
         <w:t/>
       </w:r>
       <w:r>
         <w:rPr>
           <w:rFonts w:ascii="Arial Narrow" w:eastAsia="Arial Narrow" w:hAnsi="Arial Narrow" w:cs="Arial Narrow"/>
-          <w:spacing w:val="-3"/>
-          <w:kern w:val="0"/>
-          <w14:ligatures w14:val="none"/>
+          <w:color w:val="000000"/>
+          <w:sz w:val="22"/>
+          <w:szCs w:val="22"/>
+        </w:rPr>
+        <w:t/>
+      </w:r>
+      <w:r>
+        <w:rPr>
+          <w:rFonts w:ascii="Arial Narrow" w:eastAsia="Arial Narrow" w:hAnsi="Arial Narrow" w:cs="Arial Narrow"/>
+          <w:color w:val="000000"/>
           <w:sz w:val="22"/>
           <w:szCs w:val="22"/>
         </w:rPr>
@@ -7281,9 +7416,16 @@
       <w:r>
         <w:rPr>
           <w:rFonts w:ascii="Arial Narrow" w:eastAsia="Arial Narrow" w:hAnsi="Arial Narrow" w:cs="Arial Narrow"/>
-          <w:spacing w:val="-3"/>
-          <w:kern w:val="0"/>
-          <w14:ligatures w14:val="none"/>
+          <w:color w:val="000000"/>
+          <w:sz w:val="22"/>
+          <w:szCs w:val="22"/>
+        </w:rPr>
+        <w:t/>
+      </w:r>
+      <w:r>
+        <w:rPr>
+          <w:rFonts w:ascii="Arial Narrow" w:eastAsia="Arial Narrow" w:hAnsi="Arial Narrow" w:cs="Arial Narrow"/>
+          <w:color w:val="000000"/>
           <w:sz w:val="22"/>
           <w:szCs w:val="22"/>
         </w:rPr>
@@ -7296,9 +7438,17 @@
           <w:kern w:val="0"/>
           <w:sz w:val="22"/>
           <w:szCs w:val="22"/>
-          <w:shd w:val="clear" w:color="auto" w:fill="FFFFFF"/>
-          <w:lang w:eastAsia="es-PE"/>
-          <w14:ligatures w14:val="none"/>
+          <w:lang w:eastAsia="es-PE"/>
+          <w14:ligatures w14:val="none"/>
+        </w:rPr>
+        <w:t/>
+      </w:r>
+      <w:r>
+        <w:rPr>
+          <w:rFonts w:ascii="Arial Narrow" w:eastAsia="Arial Narrow" w:hAnsi="Arial Narrow" w:cs="Arial Narrow"/>
+          <w:color w:val="000000"/>
+          <w:sz w:val="22"/>
+          <w:szCs w:val="22"/>
         </w:rPr>
         <w:t xml:space="preserve"/>
       </w:r>
@@ -7306,12 +7456,8 @@
         <w:rPr>
           <w:rFonts w:ascii="Arial Narrow" w:eastAsia="Arial Narrow" w:hAnsi="Arial Narrow" w:cs="Arial Narrow"/>
           <w:color w:val="000000"/>
-          <w:kern w:val="0"/>
-          <w:sz w:val="22"/>
-          <w:szCs w:val="22"/>
-          <w:shd w:val="clear" w:color="auto" w:fill="FFFFFF"/>
-          <w:lang w:eastAsia="es-PE"/>
-          <w14:ligatures w14:val="none"/>
+          <w:sz w:val="22"/>
+          <w:szCs w:val="22"/>
         </w:rPr>
         <w:t xml:space="preserve"/>
       </w:r>
@@ -7322,130 +7468,29 @@
           <w:kern w:val="0"/>
           <w:sz w:val="22"/>
           <w:szCs w:val="22"/>
-          <w:shd w:val="clear" w:color="auto" w:fill="FFFFFF"/>
-          <w:lang w:eastAsia="es-PE"/>
-          <w14:ligatures w14:val="none"/>
+          <w:lang w:eastAsia="es-PE"/>
+          <w14:ligatures w14:val="none"/>
+        </w:rPr>
+        <w:t/>
+      </w:r>
+      <w:r>
+        <w:rPr>
+          <w:rFonts w:ascii="Arial Narrow" w:eastAsia="Arial Narrow" w:hAnsi="Arial Narrow" w:cs="Arial Narrow"/>
+          <w:color w:val="000000"/>
+          <w:sz w:val="22"/>
+          <w:szCs w:val="22"/>
         </w:rPr>
         <w:t xml:space="preserve"/>
       </w:r>
       <w:r>
         <w:rPr>
-          <w:rFonts w:ascii="Arial Narrow" w:eastAsia="Arial Narrow" w:hAnsi="Arial Narrow" w:cs="Arial Narrow"/>
-          <w:color w:val="000000"/>
-          <w:kern w:val="0"/>
-          <w:sz w:val="22"/>
-          <w:szCs w:val="22"/>
-          <w:shd w:val="clear" w:color="auto" w:fill="FFFFFF"/>
-          <w:lang w:eastAsia="es-PE"/>
-          <w14:ligatures w14:val="none"/>
-        </w:rPr>
-        <w:t xml:space="preserve"/>
-      </w:r>
-      <w:r>
-        <w:rPr>
-          <w:rFonts w:ascii="Arial Narrow" w:eastAsia="Arial Narrow" w:hAnsi="Arial Narrow" w:cs="Arial Narrow"/>
-          <w:color w:val="000000"/>
-          <w:sz w:val="22"/>
-          <w:szCs w:val="22"/>
-        </w:rPr>
-        <w:t/>
-      </w:r>
-      <w:r>
-        <w:rPr>
-          <w:rFonts w:ascii="Arial Narrow" w:eastAsia="Arial Narrow" w:hAnsi="Arial Narrow" w:cs="Arial Narrow"/>
-          <w:color w:val="000000"/>
-          <w:sz w:val="22"/>
-          <w:szCs w:val="22"/>
-        </w:rPr>
-        <w:t/>
-      </w:r>
-      <w:r>
-        <w:rPr>
-          <w:rFonts w:ascii="Arial Narrow" w:eastAsia="Arial Narrow" w:hAnsi="Arial Narrow" w:cs="Arial Narrow"/>
-          <w:color w:val="000000"/>
-          <w:sz w:val="22"/>
-          <w:szCs w:val="22"/>
-        </w:rPr>
-        <w:t xml:space="preserve"/>
-      </w:r>
-      <w:r>
-        <w:rPr>
-          <w:rFonts w:ascii="Arial Narrow" w:eastAsia="Arial Narrow" w:hAnsi="Arial Narrow" w:cs="Arial Narrow"/>
-          <w:color w:val="000000"/>
-          <w:sz w:val="22"/>
-          <w:szCs w:val="22"/>
-        </w:rPr>
-        <w:t/>
-      </w:r>
-      <w:r>
-        <w:rPr>
-          <w:rFonts w:ascii="Arial Narrow" w:eastAsia="Arial Narrow" w:hAnsi="Arial Narrow" w:cs="Arial Narrow"/>
-          <w:color w:val="000000"/>
-          <w:sz w:val="22"/>
-          <w:szCs w:val="22"/>
-        </w:rPr>
-        <w:t xml:space="preserve"/>
-      </w:r>
-      <w:r>
-        <w:rPr>
-          <w:rFonts w:ascii="Arial Narrow" w:eastAsia="Arial Narrow" w:hAnsi="Arial Narrow" w:cs="Arial Narrow"/>
-          <w:color w:val="000000"/>
-          <w:kern w:val="0"/>
-          <w:sz w:val="22"/>
-          <w:szCs w:val="22"/>
-          <w:lang w:eastAsia="es-PE"/>
-          <w14:ligatures w14:val="none"/>
-        </w:rPr>
-        <w:t/>
-      </w:r>
-      <w:r>
-        <w:rPr>
-          <w:rFonts w:ascii="Arial Narrow" w:eastAsia="Arial Narrow" w:hAnsi="Arial Narrow" w:cs="Arial Narrow"/>
-          <w:color w:val="000000"/>
-          <w:sz w:val="22"/>
-          <w:szCs w:val="22"/>
-        </w:rPr>
-        <w:t xml:space="preserve"/>
-      </w:r>
-      <w:r>
-        <w:rPr>
-          <w:rFonts w:ascii="Arial Narrow" w:eastAsia="Arial Narrow" w:hAnsi="Arial Narrow" w:cs="Arial Narrow"/>
-          <w:color w:val="000000"/>
-          <w:sz w:val="22"/>
-          <w:szCs w:val="22"/>
-        </w:rPr>
-        <w:t xml:space="preserve"/>
-      </w:r>
-      <w:r>
-        <w:rPr>
-          <w:rFonts w:ascii="Arial Narrow" w:eastAsia="Arial Narrow" w:hAnsi="Arial Narrow" w:cs="Arial Narrow"/>
-          <w:color w:val="000000"/>
-          <w:kern w:val="0"/>
-          <w:sz w:val="22"/>
-          <w:szCs w:val="22"/>
-          <w:lang w:eastAsia="es-PE"/>
-          <w14:ligatures w14:val="none"/>
-        </w:rPr>
-        <w:t/>
-      </w:r>
-      <w:r>
-        <w:rPr>
-          <w:rFonts w:ascii="Arial Narrow" w:eastAsia="Arial Narrow" w:hAnsi="Arial Narrow" w:cs="Arial Narrow"/>
-          <w:color w:val="000000"/>
-          <w:sz w:val="22"/>
-          <w:szCs w:val="22"/>
-        </w:rPr>
-        <w:t xml:space="preserve"/>
-      </w:r>
-      <w:r>
-        <w:rPr>
           <w:rStyle w:val="Refdenotaalpie"/>
           <w:rFonts w:ascii="Arial Narrow" w:eastAsia="Arial Narrow" w:hAnsi="Arial Narrow" w:cs="Arial Narrow"/>
           <w:sz w:val="22"/>
           <w:szCs w:val="22"/>
           <w:vertAlign w:val="superscript"/>
         </w:rPr>
-        <w:footnoteReference w:id="12"/>
+        <w:footnoteReference w:id="14"/>
       </w:r>
       <w:r>
         <w:rPr>
@@ -7950,6 +7995,9 @@
     <w:p>
       <w:pPr>
         <w:pStyle w:val="Textonotapie"/>
+        <w:tabs>
+          <w:tab w:val="left" w:pos="567"/>
+        </w:tabs>
         <w:ind w:left="567" w:hanging="567"/>
         <w:jc w:val="both"/>
         <w:rPr>
@@ -7974,7 +8022,82 @@
           <w:sz w:val="16"/>
           <w:szCs w:val="16"/>
         </w:rPr>
+        <w:tab/>
+        <w:t xml:space="preserve"/>
+      </w:r>
+      <w:r>
+        <w:rPr>
+          <w:rFonts w:ascii="Arial Narrow" w:eastAsia="Arial Narrow" w:hAnsi="Arial Narrow" w:cs="Arial Narrow"/>
+          <w:sz w:val="16"/>
+          <w:szCs w:val="16"/>
+        </w:rPr>
+        <w:tab/>
+        <w:t>Publicado</w:t>
+      </w:r>
+      <w:r>
+        <w:rPr>
+          <w:rFonts w:ascii="Arial Narrow" w:eastAsia="Arial Narrow" w:hAnsi="Arial Narrow" w:cs="Arial Narrow"/>
+          <w:b/>
+          <w:sz w:val="16"/>
+          <w:szCs w:val="16"/>
+        </w:rPr>
         <w:t xml:space="preserve"> </w:t>
+      </w:r>
+      <w:r>
+        <w:rPr>
+          <w:rFonts w:ascii="Arial Narrow" w:eastAsia="Arial Narrow" w:hAnsi="Arial Narrow" w:cs="Arial Narrow"/>
+          <w:sz w:val="16"/>
+          <w:szCs w:val="16"/>
+        </w:rPr>
+        <w:t xml:space="preserve">el 2 de setiembre de 2010 en el Diario Oficial El Peruano, vigente desde el 2 de octubre de 2010 y modificado por Decreto Legislativo 1308.</w:t>
+      </w:r>
+    </w:p>
+    <w:p>
+      <w:pPr>
+        <w:pStyle w:val="Textonotapie"/>
+        <w:ind w:left="567" w:hanging="567"/>
+        <w:jc w:val="both"/>
+        <w:rPr>
+          <w:rFonts w:ascii="Arial Narrow" w:eastAsia="Arial Narrow" w:hAnsi="Arial Narrow" w:cs="Arial Narrow"/>
+          <w:sz w:val="16"/>
+          <w:szCs w:val="16"/>
+        </w:rPr>
+      </w:pPr>
+    </w:p>
+  </w:footnote>
+  <w:footnote w:id="2">
+    <w:p>
+      <w:pPr>
+        <w:pStyle w:val="Textonotapie"/>
+        <w:tabs>
+          <w:tab w:val="left" w:pos="567"/>
+        </w:tabs>
+        <w:ind w:left="567" w:hanging="567"/>
+        <w:jc w:val="both"/>
+        <w:rPr>
+          <w:rFonts w:ascii="Arial Narrow" w:eastAsia="Arial Narrow" w:hAnsi="Arial Narrow" w:cs="Arial Narrow"/>
+          <w:sz w:val="16"/>
+          <w:szCs w:val="16"/>
+        </w:rPr>
+      </w:pPr>
+      <w:r>
+        <w:rPr>
+          <w:rStyle w:val="Refdenotaalpie"/>
+          <w:rFonts w:ascii="Arial Narrow" w:eastAsia="Arial Narrow" w:hAnsi="Arial Narrow" w:cs="Arial Narrow"/>
+          <w:sz w:val="16"/>
+          <w:szCs w:val="16"/>
+          <w:vertAlign w:val="superscript"/>
+        </w:rPr>
+        <w:footnoteRef/>
+      </w:r>
+      <w:r>
+        <w:rPr>
+          <w:rFonts w:ascii="Arial Narrow" w:eastAsia="Arial Narrow" w:hAnsi="Arial Narrow" w:cs="Arial Narrow"/>
+          <w:sz w:val="16"/>
+          <w:szCs w:val="16"/>
+        </w:rPr>
+        <w:tab/>
+        <w:t xml:space="preserve"/>
       </w:r>
       <w:r>
         <w:rPr>
@@ -8048,76 +8171,6 @@
           <w:szCs w:val="16"/>
         </w:rPr>
         <w:t>.</w:t>
-      </w:r>
-    </w:p>
-    <w:p>
-      <w:pPr>
-        <w:pStyle w:val="Textonotapie"/>
-        <w:ind w:left="567" w:hanging="567"/>
-        <w:jc w:val="both"/>
-        <w:rPr>
-          <w:rFonts w:ascii="Arial Narrow" w:eastAsia="Arial Narrow" w:hAnsi="Arial Narrow" w:cs="Arial Narrow"/>
-          <w:sz w:val="16"/>
-          <w:szCs w:val="16"/>
-        </w:rPr>
-      </w:pPr>
-    </w:p>
-  </w:footnote>
-  <w:footnote w:id="2">
-    <w:p>
-      <w:pPr>
-        <w:pStyle w:val="Textonotapie"/>
-        <w:ind w:left="567" w:hanging="567"/>
-        <w:jc w:val="both"/>
-        <w:rPr>
-          <w:rFonts w:ascii="Arial Narrow" w:eastAsia="Arial Narrow" w:hAnsi="Arial Narrow" w:cs="Arial Narrow"/>
-          <w:sz w:val="16"/>
-          <w:szCs w:val="16"/>
-        </w:rPr>
-      </w:pPr>
-      <w:r>
-        <w:rPr>
-          <w:rStyle w:val="Refdenotaalpie"/>
-          <w:rFonts w:ascii="Arial Narrow" w:eastAsia="Arial Narrow" w:hAnsi="Arial Narrow" w:cs="Arial Narrow"/>
-          <w:sz w:val="16"/>
-          <w:szCs w:val="16"/>
-          <w:vertAlign w:val="superscript"/>
-        </w:rPr>
-        <w:footnoteRef/>
-      </w:r>
-      <w:r>
-        <w:rPr>
-          <w:rFonts w:ascii="Arial Narrow" w:eastAsia="Arial Narrow" w:hAnsi="Arial Narrow" w:cs="Arial Narrow"/>
-          <w:sz w:val="16"/>
-          <w:szCs w:val="16"/>
-        </w:rPr>
-        <w:t xml:space="preserve"> </w:t>
-      </w:r>
-      <w:r>
-        <w:rPr>
-          <w:rFonts w:ascii="Arial Narrow" w:eastAsia="Arial Narrow" w:hAnsi="Arial Narrow" w:cs="Arial Narrow"/>
-          <w:sz w:val="16"/>
-          <w:szCs w:val="16"/>
-        </w:rPr>
-        <w:tab/>
-        <w:t>Publicado</w:t>
-      </w:r>
-      <w:r>
-        <w:rPr>
-          <w:rFonts w:ascii="Arial Narrow" w:eastAsia="Arial Narrow" w:hAnsi="Arial Narrow" w:cs="Arial Narrow"/>
-          <w:b/>
-          <w:sz w:val="16"/>
-          <w:szCs w:val="16"/>
-        </w:rPr>
-        <w:t xml:space="preserve"> </w:t>
-      </w:r>
-      <w:r>
-        <w:rPr>
-          <w:rFonts w:ascii="Arial Narrow" w:eastAsia="Arial Narrow" w:hAnsi="Arial Narrow" w:cs="Arial Narrow"/>
-          <w:sz w:val="16"/>
-          <w:szCs w:val="16"/>
-        </w:rPr>
-        <w:t xml:space="preserve">el 2 de setiembre de 2010 en el Diario Oficial El Peruano, vigente desde el 2 de octubre de 2010 y modificado por Decreto Legislativo 1308.</w:t>
       </w:r>
     </w:p>
     <w:p>
@@ -8166,7 +8219,8 @@
           <w:sz w:val="16"/>
           <w:szCs w:val="16"/>
         </w:rPr>
-        <w:t xml:space="preserve"> </w:t>
+        <w:tab/>
+        <w:t xml:space="preserve"/>
       </w:r>
       <w:r>
         <w:rPr>
@@ -8273,10 +8327,30 @@
         <w:jc w:val="both"/>
         <w:rPr>
           <w:rFonts w:ascii="Arial Narrow" w:eastAsia="Arial Narrow" w:hAnsi="Arial Narrow" w:cs="Arial Narrow"/>
-          <w:sz w:val="16"/>
-          <w:szCs w:val="16"/>
-        </w:rPr>
-      </w:pPr>
+          <w:b/>
+          <w:bCs/>
+          <w:sz w:val="16"/>
+          <w:szCs w:val="16"/>
+        </w:rPr>
+      </w:pPr>
+      <w:r>
+        <w:rPr>
+          <w:rFonts w:ascii="Arial Narrow" w:eastAsia="Arial Narrow" w:hAnsi="Arial Narrow" w:cs="Arial Narrow"/>
+          <w:sz w:val="16"/>
+          <w:szCs w:val="16"/>
+        </w:rPr>
+        <w:tab/>
+      </w:r>
+      <w:r>
+        <w:rPr>
+          <w:rFonts w:ascii="Arial Narrow" w:eastAsia="Arial Narrow" w:hAnsi="Arial Narrow" w:cs="Arial Narrow"/>
+          <w:b/>
+          <w:bCs/>
+          <w:sz w:val="16"/>
+          <w:szCs w:val="16"/>
+        </w:rPr>
+        <w:t xml:space="preserve">LEY DE ORGANIZACIÓN Y FUNCIONES DEL INDECOPI, APROBADA POR DECRETO LEGISLATIVO 1033 </w:t>
+      </w:r>
     </w:p>
     <w:p>
       <w:pPr>
@@ -8288,29 +8362,28 @@
         <w:jc w:val="both"/>
         <w:rPr>
           <w:rFonts w:ascii="Arial Narrow" w:eastAsia="Arial Narrow" w:hAnsi="Arial Narrow" w:cs="Arial Narrow"/>
+          <w:sz w:val="16"/>
+          <w:szCs w:val="16"/>
+        </w:rPr>
+      </w:pPr>
+      <w:r>
+        <w:rPr>
+          <w:rFonts w:ascii="Arial Narrow" w:eastAsia="Arial Narrow" w:hAnsi="Arial Narrow" w:cs="Arial Narrow"/>
           <w:b/>
           <w:bCs/>
           <w:sz w:val="16"/>
           <w:szCs w:val="16"/>
         </w:rPr>
-      </w:pPr>
-      <w:r>
-        <w:rPr>
-          <w:rFonts w:ascii="Arial Narrow" w:eastAsia="Arial Narrow" w:hAnsi="Arial Narrow" w:cs="Arial Narrow"/>
-          <w:sz w:val="16"/>
-          <w:szCs w:val="16"/>
-        </w:rPr>
         <w:tab/>
-      </w:r>
-      <w:r>
-        <w:rPr>
-          <w:rFonts w:ascii="Arial Narrow" w:eastAsia="Arial Narrow" w:hAnsi="Arial Narrow" w:cs="Arial Narrow"/>
-          <w:b/>
-          <w:bCs/>
-          <w:sz w:val="16"/>
-          <w:szCs w:val="16"/>
-        </w:rPr>
-        <w:t xml:space="preserve">LEY DE ORGANIZACIÓN Y FUNCIONES DEL INDECOPI, APROBADA POR DECRETO LEGISLATIVO 1033 </w:t>
+        <w:t>Artículo 27.-</w:t>
+      </w:r>
+      <w:r>
+        <w:rPr>
+          <w:rFonts w:ascii="Arial Narrow" w:eastAsia="Arial Narrow" w:hAnsi="Arial Narrow" w:cs="Arial Narrow"/>
+          <w:sz w:val="16"/>
+          <w:szCs w:val="16"/>
+        </w:rPr>
+        <w:t xml:space="preserve"> De la Comisión de Protección al Consumidor.- </w:t>
       </w:r>
     </w:p>
     <w:p>
@@ -8330,21 +8403,11 @@
       <w:r>
         <w:rPr>
           <w:rFonts w:ascii="Arial Narrow" w:eastAsia="Arial Narrow" w:hAnsi="Arial Narrow" w:cs="Arial Narrow"/>
-          <w:b/>
-          <w:bCs/>
           <w:sz w:val="16"/>
           <w:szCs w:val="16"/>
         </w:rPr>
         <w:tab/>
-        <w:t>Artículo 27.-</w:t>
-      </w:r>
-      <w:r>
-        <w:rPr>
-          <w:rFonts w:ascii="Arial Narrow" w:eastAsia="Arial Narrow" w:hAnsi="Arial Narrow" w:cs="Arial Narrow"/>
-          <w:sz w:val="16"/>
-          <w:szCs w:val="16"/>
-        </w:rPr>
-        <w:t xml:space="preserve"> De la Comisión de Protección al Consumidor.- </w:t>
+        <w:t>Corresponde a la Comisión de Protección al Consumidor velar por el cumplimiento de la Ley de Protección al Consumidor y de las leyes que, en general, protegen a los consumidores de la falta de idoneidad de los bienes y servicios en función de la información brindada, de las omisiones de información y de la discriminación en el consumo, así como de aquellas que complementen o sustituyan a las anteriores.</w:t>
       </w:r>
     </w:p>
     <w:p>
@@ -8357,20 +8420,15 @@
         <w:jc w:val="both"/>
         <w:rPr>
           <w:rFonts w:ascii="Arial Narrow" w:eastAsia="Arial Narrow" w:hAnsi="Arial Narrow" w:cs="Arial Narrow"/>
-          <w:sz w:val="16"/>
-          <w:szCs w:val="16"/>
-        </w:rPr>
-      </w:pPr>
-      <w:r>
-        <w:rPr>
-          <w:rFonts w:ascii="Arial Narrow" w:eastAsia="Arial Narrow" w:hAnsi="Arial Narrow" w:cs="Arial Narrow"/>
-          <w:sz w:val="16"/>
-          <w:szCs w:val="16"/>
-        </w:rPr>
-        <w:tab/>
-        <w:t>Corresponde a la Comisión de Protección al Consumidor velar por el cumplimiento de la Ley de Protección al Consumidor y de las leyes que, en general, protegen a los consumidores de la falta de idoneidad de los bienes y servicios en función de la información brindada, de las omisiones de información y de la discriminación en el consumo, así como de aquellas que complementen o sustituyan a las anteriores.</w:t>
-      </w:r>
-    </w:p>
+          <w:b/>
+          <w:bCs/>
+          <w:sz w:val="16"/>
+          <w:szCs w:val="16"/>
+        </w:rPr>
+      </w:pPr>
+    </w:p>
+  </w:footnote>
+  <w:footnote w:id="4">
     <w:p>
       <w:pPr>
         <w:pStyle w:val="Textonotapie"/>
@@ -8387,9 +8445,150 @@
           <w:szCs w:val="16"/>
         </w:rPr>
       </w:pPr>
-    </w:p>
-  </w:footnote>
-  <w:footnote w:id="4">
+      <w:r>
+        <w:rPr>
+          <w:rStyle w:val="Refdenotaalpie"/>
+          <w:rFonts w:ascii="Arial Narrow" w:eastAsia="Arial Narrow" w:hAnsi="Arial Narrow" w:cs="Arial Narrow"/>
+          <w:sz w:val="16"/>
+          <w:szCs w:val="16"/>
+          <w:vertAlign w:val="superscript"/>
+        </w:rPr>
+        <w:footnoteRef/>
+      </w:r>
+      <w:r>
+        <w:rPr>
+          <w:rFonts w:ascii="Arial Narrow" w:eastAsia="Arial Narrow" w:hAnsi="Arial Narrow" w:cs="Arial Narrow"/>
+          <w:sz w:val="16"/>
+          <w:szCs w:val="16"/>
+        </w:rPr>
+        <w:tab/>
+        <w:t xml:space="preserve"/>
+      </w:r>
+      <w:r>
+        <w:rPr>
+          <w:rFonts w:ascii="Arial Narrow" w:eastAsia="Arial Narrow" w:hAnsi="Arial Narrow" w:cs="Arial Narrow"/>
+          <w:sz w:val="16"/>
+          <w:szCs w:val="16"/>
+        </w:rPr>
+        <w:tab/>
+      </w:r>
+      <w:r>
+        <w:rPr>
+          <w:rFonts w:ascii="Arial Narrow" w:eastAsia="Arial Narrow" w:hAnsi="Arial Narrow" w:cs="Arial Narrow"/>
+          <w:b/>
+          <w:bCs/>
+          <w:sz w:val="16"/>
+          <w:szCs w:val="16"/>
+        </w:rPr>
+        <w:t xml:space="preserve">LEY 29571, CÓDIGO DE PROTECCIÓN Y DEFENSA DEL CONSUMIDOR, publicado el 2 de setiembre de 2010 y modificado por Decreto Legislativo 1308 </w:t>
+      </w:r>
+    </w:p>
+    <w:p>
+      <w:pPr>
+        <w:pStyle w:val="Textonotapie"/>
+        <w:ind w:left="567" w:right="-1"/>
+        <w:jc w:val="both"/>
+        <w:rPr>
+          <w:rFonts w:ascii="Arial Narrow" w:eastAsia="Arial Narrow" w:hAnsi="Arial Narrow" w:cs="Arial Narrow"/>
+          <w:b/>
+          <w:bCs/>
+          <w:sz w:val="16"/>
+          <w:szCs w:val="16"/>
+        </w:rPr>
+      </w:pPr>
+      <w:r>
+        <w:rPr>
+          <w:rFonts w:ascii="Arial Narrow" w:eastAsia="Arial Narrow" w:hAnsi="Arial Narrow" w:cs="Arial Narrow"/>
+          <w:b/>
+          <w:bCs/>
+          <w:sz w:val="16"/>
+          <w:szCs w:val="16"/>
+        </w:rPr>
+        <w:t xml:space="preserve">Artículo 18.- Idoneidad </w:t>
+      </w:r>
+    </w:p>
+    <w:p>
+      <w:pPr>
+        <w:pStyle w:val="Textonotapie"/>
+        <w:ind w:left="567" w:right="-1"/>
+        <w:jc w:val="both"/>
+        <w:rPr>
+          <w:rFonts w:ascii="Arial Narrow" w:eastAsia="Arial Narrow" w:hAnsi="Arial Narrow" w:cs="Arial Narrow"/>
+          <w:sz w:val="16"/>
+          <w:szCs w:val="16"/>
+        </w:rPr>
+      </w:pPr>
+      <w:r>
+        <w:rPr>
+          <w:rFonts w:ascii="Arial Narrow" w:eastAsia="Arial Narrow" w:hAnsi="Arial Narrow" w:cs="Arial Narrow"/>
+          <w:sz w:val="16"/>
+          <w:szCs w:val="16"/>
+        </w:rPr>
+        <w:t xml:space="preserve">Se entiende por idoneidad la correspondencia entre lo que un consumidor espera y lo que efectivamente recibe, en función a lo que se le hubiera ofrecido, la publicidad e información transmitida, las condiciones y circunstancias de la transacción, las características y naturaleza del producto o servicio, el precio, entre otros factores, atendiendo a las circunstancias del caso. </w:t>
+      </w:r>
+    </w:p>
+    <w:p>
+      <w:pPr>
+        <w:pStyle w:val="Textonotapie"/>
+        <w:ind w:left="567" w:right="-1"/>
+        <w:jc w:val="both"/>
+        <w:rPr>
+          <w:rFonts w:ascii="Arial Narrow" w:eastAsia="Arial Narrow" w:hAnsi="Arial Narrow" w:cs="Arial Narrow"/>
+          <w:sz w:val="16"/>
+          <w:szCs w:val="16"/>
+        </w:rPr>
+      </w:pPr>
+      <w:r>
+        <w:rPr>
+          <w:rFonts w:ascii="Arial Narrow" w:eastAsia="Arial Narrow" w:hAnsi="Arial Narrow" w:cs="Arial Narrow"/>
+          <w:sz w:val="16"/>
+          <w:szCs w:val="16"/>
+        </w:rPr>
+        <w:t xml:space="preserve">La idoneidad es evaluada en función a la propia naturaleza del producto o servicio y a su aptitud para satisfacer la finalidad para la cual ha sido puesto en el mercado. Las autorizaciones por parte de los organismos del Estado para la fabricación de un producto o la prestación de un servicio, en los casos que sea necesario, no eximen de responsabilidad al proveedor frente al consumidor. </w:t>
+      </w:r>
+    </w:p>
+    <w:p>
+      <w:pPr>
+        <w:pStyle w:val="Textonotapie"/>
+        <w:ind w:left="567" w:right="-1"/>
+        <w:jc w:val="both"/>
+        <w:rPr>
+          <w:rFonts w:ascii="Arial Narrow" w:eastAsia="Arial Narrow" w:hAnsi="Arial Narrow" w:cs="Arial Narrow"/>
+          <w:sz w:val="16"/>
+          <w:szCs w:val="16"/>
+        </w:rPr>
+      </w:pPr>
+      <w:r>
+        <w:rPr>
+          <w:rFonts w:ascii="Arial Narrow" w:eastAsia="Arial Narrow" w:hAnsi="Arial Narrow" w:cs="Arial Narrow"/>
+          <w:b/>
+          <w:bCs/>
+          <w:sz w:val="16"/>
+          <w:szCs w:val="16"/>
+        </w:rPr>
+        <w:t xml:space="preserve">Artículo 19.- Obligación de los proveedores </w:t>
+      </w:r>
+    </w:p>
+    <w:p>
+      <w:pPr>
+        <w:pStyle w:val="Textonotapie"/>
+        <w:ind w:left="567" w:right="-1"/>
+        <w:jc w:val="both"/>
+        <w:rPr>
+          <w:rFonts w:ascii="Arial Narrow" w:eastAsia="Arial Narrow" w:hAnsi="Arial Narrow" w:cs="Arial Narrow"/>
+          <w:sz w:val="16"/>
+          <w:szCs w:val="16"/>
+        </w:rPr>
+      </w:pPr>
+      <w:r>
+        <w:rPr>
+          <w:rFonts w:ascii="Arial Narrow" w:eastAsia="Arial Narrow" w:hAnsi="Arial Narrow" w:cs="Arial Narrow"/>
+          <w:sz w:val="16"/>
+          <w:szCs w:val="16"/>
+        </w:rPr>
+        <w:t>El proveedor responde por la idoneidad y calidad de los productos y servicios ofrecidos; por la autenticidad de las marcas y leyendas que exhiben sus productos o del signo que respalda al prestador del servicio, por la falta de conformidad entre la publicidad comercial de los productos y servicios y estos, así como por el contenido y la vida útil del producto indicado en el envase, en lo que corresponda.</w:t>
+      </w:r>
+    </w:p>
     <w:p>
       <w:pPr>
         <w:pStyle w:val="Textonotapie"/>
@@ -8406,161 +8605,9 @@
           <w:szCs w:val="16"/>
         </w:rPr>
       </w:pPr>
-      <w:r>
-        <w:rPr>
-          <w:rStyle w:val="Refdenotaalpie"/>
-          <w:rFonts w:ascii="Arial Narrow" w:eastAsia="Arial Narrow" w:hAnsi="Arial Narrow" w:cs="Arial Narrow"/>
-          <w:sz w:val="16"/>
-          <w:szCs w:val="16"/>
-          <w:vertAlign w:val="superscript"/>
-        </w:rPr>
-        <w:footnoteRef/>
-      </w:r>
-      <w:r>
-        <w:rPr>
-          <w:rFonts w:ascii="Arial Narrow" w:eastAsia="Arial Narrow" w:hAnsi="Arial Narrow" w:cs="Arial Narrow"/>
-          <w:sz w:val="16"/>
-          <w:szCs w:val="16"/>
-        </w:rPr>
-        <w:t xml:space="preserve"> </w:t>
-      </w:r>
-      <w:r>
-        <w:rPr>
-          <w:rFonts w:ascii="Arial Narrow" w:eastAsia="Arial Narrow" w:hAnsi="Arial Narrow" w:cs="Arial Narrow"/>
-          <w:sz w:val="16"/>
-          <w:szCs w:val="16"/>
-        </w:rPr>
-        <w:tab/>
-      </w:r>
-      <w:r>
-        <w:rPr>
-          <w:rFonts w:ascii="Arial Narrow" w:eastAsia="Arial Narrow" w:hAnsi="Arial Narrow" w:cs="Arial Narrow"/>
-          <w:b/>
-          <w:bCs/>
-          <w:sz w:val="16"/>
-          <w:szCs w:val="16"/>
-        </w:rPr>
-        <w:t xml:space="preserve">LEY 29571, CÓDIGO DE PROTECCIÓN Y DEFENSA DEL CONSUMIDOR, publicado el 2 de setiembre de 2010 y modificado por Decreto Legislativo 1308 </w:t>
-      </w:r>
-    </w:p>
-    <w:p>
-      <w:pPr>
-        <w:pStyle w:val="Textonotapie"/>
-        <w:ind w:left="567" w:right="-1"/>
-        <w:jc w:val="both"/>
-        <w:rPr>
-          <w:rFonts w:ascii="Arial Narrow" w:eastAsia="Arial Narrow" w:hAnsi="Arial Narrow" w:cs="Arial Narrow"/>
-          <w:b/>
-          <w:bCs/>
-          <w:sz w:val="16"/>
-          <w:szCs w:val="16"/>
-        </w:rPr>
-      </w:pPr>
-      <w:r>
-        <w:rPr>
-          <w:rFonts w:ascii="Arial Narrow" w:eastAsia="Arial Narrow" w:hAnsi="Arial Narrow" w:cs="Arial Narrow"/>
-          <w:b/>
-          <w:bCs/>
-          <w:sz w:val="16"/>
-          <w:szCs w:val="16"/>
-        </w:rPr>
-        <w:t xml:space="preserve">Artículo 18.- Idoneidad </w:t>
-      </w:r>
-    </w:p>
-    <w:p>
-      <w:pPr>
-        <w:pStyle w:val="Textonotapie"/>
-        <w:ind w:left="567" w:right="-1"/>
-        <w:jc w:val="both"/>
-        <w:rPr>
-          <w:rFonts w:ascii="Arial Narrow" w:eastAsia="Arial Narrow" w:hAnsi="Arial Narrow" w:cs="Arial Narrow"/>
-          <w:sz w:val="16"/>
-          <w:szCs w:val="16"/>
-        </w:rPr>
-      </w:pPr>
-      <w:r>
-        <w:rPr>
-          <w:rFonts w:ascii="Arial Narrow" w:eastAsia="Arial Narrow" w:hAnsi="Arial Narrow" w:cs="Arial Narrow"/>
-          <w:sz w:val="16"/>
-          <w:szCs w:val="16"/>
-        </w:rPr>
-        <w:t xml:space="preserve">Se entiende por idoneidad la correspondencia entre lo que un consumidor espera y lo que efectivamente recibe, en función a lo que se le hubiera ofrecido, la publicidad e información transmitida, las condiciones y circunstancias de la transacción, las características y naturaleza del producto o servicio, el precio, entre otros factores, atendiendo a las circunstancias del caso. </w:t>
-      </w:r>
-    </w:p>
-    <w:p>
-      <w:pPr>
-        <w:pStyle w:val="Textonotapie"/>
-        <w:ind w:left="567" w:right="-1"/>
-        <w:jc w:val="both"/>
-        <w:rPr>
-          <w:rFonts w:ascii="Arial Narrow" w:eastAsia="Arial Narrow" w:hAnsi="Arial Narrow" w:cs="Arial Narrow"/>
-          <w:sz w:val="16"/>
-          <w:szCs w:val="16"/>
-        </w:rPr>
-      </w:pPr>
-      <w:r>
-        <w:rPr>
-          <w:rFonts w:ascii="Arial Narrow" w:eastAsia="Arial Narrow" w:hAnsi="Arial Narrow" w:cs="Arial Narrow"/>
-          <w:sz w:val="16"/>
-          <w:szCs w:val="16"/>
-        </w:rPr>
-        <w:t xml:space="preserve">La idoneidad es evaluada en función a la propia naturaleza del producto o servicio y a su aptitud para satisfacer la finalidad para la cual ha sido puesto en el mercado. Las autorizaciones por parte de los organismos del Estado para la fabricación de un producto o la prestación de un servicio, en los casos que sea necesario, no eximen de responsabilidad al proveedor frente al consumidor. </w:t>
-      </w:r>
-    </w:p>
-    <w:p>
-      <w:pPr>
-        <w:pStyle w:val="Textonotapie"/>
-        <w:ind w:left="567" w:right="-1"/>
-        <w:jc w:val="both"/>
-        <w:rPr>
-          <w:rFonts w:ascii="Arial Narrow" w:eastAsia="Arial Narrow" w:hAnsi="Arial Narrow" w:cs="Arial Narrow"/>
-          <w:sz w:val="16"/>
-          <w:szCs w:val="16"/>
-        </w:rPr>
-      </w:pPr>
-    </w:p>
-    <w:p>
-      <w:pPr>
-        <w:pStyle w:val="Textonotapie"/>
-        <w:ind w:left="567" w:right="-1"/>
-        <w:jc w:val="both"/>
-        <w:rPr>
-          <w:rFonts w:ascii="Arial Narrow" w:eastAsia="Arial Narrow" w:hAnsi="Arial Narrow" w:cs="Arial Narrow"/>
-          <w:sz w:val="16"/>
-          <w:szCs w:val="16"/>
-        </w:rPr>
-      </w:pPr>
-      <w:r>
-        <w:rPr>
-          <w:rFonts w:ascii="Arial Narrow" w:eastAsia="Arial Narrow" w:hAnsi="Arial Narrow" w:cs="Arial Narrow"/>
-          <w:b/>
-          <w:bCs/>
-          <w:sz w:val="16"/>
-          <w:szCs w:val="16"/>
-        </w:rPr>
-        <w:t xml:space="preserve">Artículo 19.- Obligación de los proveedores </w:t>
-      </w:r>
-    </w:p>
-    <w:p>
-      <w:pPr>
-        <w:pStyle w:val="Textonotapie"/>
-        <w:ind w:left="567" w:right="-1"/>
-        <w:jc w:val="both"/>
-        <w:rPr>
-          <w:rFonts w:ascii="Arial Narrow" w:eastAsia="Arial Narrow" w:hAnsi="Arial Narrow" w:cs="Arial Narrow"/>
-          <w:sz w:val="16"/>
-          <w:szCs w:val="16"/>
-        </w:rPr>
-      </w:pPr>
-      <w:r>
-        <w:rPr>
-          <w:rFonts w:ascii="Arial Narrow" w:eastAsia="Arial Narrow" w:hAnsi="Arial Narrow" w:cs="Arial Narrow"/>
-          <w:sz w:val="16"/>
-          <w:szCs w:val="16"/>
-        </w:rPr>
-        <w:t>El proveedor responde por la idoneidad y calidad de los productos y servicios ofrecidos; por la autenticidad de las marcas y leyendas que exhiben sus productos o del signo que respalda al prestador del servicio, por la falta de conformidad entre la publicidad comercial de los productos y servicios y estos, así como por el contenido y la vida útil del producto indicado en el envase, en lo que corresponda.</w:t>
-      </w:r>
-    </w:p>
+    </w:p>
+  </w:footnote>
+  <w:footnote w:id="5">
     <w:p>
       <w:pPr>
         <w:pStyle w:val="Textonotapie"/>
@@ -8571,15 +8618,56 @@
         <w:jc w:val="both"/>
         <w:rPr>
           <w:rFonts w:ascii="Arial Narrow" w:eastAsia="Arial Narrow" w:hAnsi="Arial Narrow" w:cs="Arial Narrow"/>
+          <w:sz w:val="16"/>
+          <w:szCs w:val="16"/>
+        </w:rPr>
+      </w:pPr>
+      <w:r>
+        <w:rPr>
+          <w:rStyle w:val="Refdenotaalpie"/>
+          <w:rFonts w:ascii="Arial Narrow" w:eastAsia="Arial Narrow" w:hAnsi="Arial Narrow" w:cs="Arial Narrow"/>
+          <w:sz w:val="16"/>
+          <w:szCs w:val="16"/>
+          <w:vertAlign w:val="superscript"/>
+        </w:rPr>
+        <w:footnoteRef/>
+      </w:r>
+      <w:r>
+        <w:rPr>
+          <w:rFonts w:ascii="Arial Narrow" w:eastAsia="Arial Narrow" w:hAnsi="Arial Narrow" w:cs="Arial Narrow"/>
+          <w:sz w:val="16"/>
+          <w:szCs w:val="16"/>
+        </w:rPr>
+        <w:tab/>
+        <w:t xml:space="preserve"/>
+      </w:r>
+      <w:r>
+        <w:rPr>
+          <w:rFonts w:ascii="Arial Narrow" w:eastAsia="Arial Narrow" w:hAnsi="Arial Narrow" w:cs="Arial Narrow"/>
+          <w:sz w:val="16"/>
+          <w:szCs w:val="16"/>
+        </w:rPr>
+        <w:tab/>
+      </w:r>
+      <w:r>
+        <w:rPr>
+          <w:rFonts w:ascii="Arial Narrow" w:eastAsia="Arial Narrow" w:hAnsi="Arial Narrow" w:cs="Arial Narrow"/>
           <w:b/>
           <w:bCs/>
           <w:sz w:val="16"/>
           <w:szCs w:val="16"/>
         </w:rPr>
-      </w:pPr>
-    </w:p>
-  </w:footnote>
-  <w:footnote w:id="5">
+        <w:t>LEY SOBRE FACULTADES, NORMAS Y ORGANIZACIÓN DEL INDECOPI, APROBADA POR DECRETO LEGISLATIVO 807 Artículo 24.-</w:t>
+      </w:r>
+      <w:r>
+        <w:rPr>
+          <w:rFonts w:ascii="Arial Narrow" w:eastAsia="Arial Narrow" w:hAnsi="Arial Narrow" w:cs="Arial Narrow"/>
+          <w:sz w:val="16"/>
+          <w:szCs w:val="16"/>
+        </w:rPr>
+        <w:t xml:space="preserve"> El Secretario Técnico se encargará de la tramitación del procedimiento. Para ello, cuenta con las siguientes facultades:</w:t>
+      </w:r>
+    </w:p>
     <w:p>
       <w:pPr>
         <w:pStyle w:val="Textonotapie"/>
@@ -8596,47 +8684,12 @@
       </w:pPr>
       <w:r>
         <w:rPr>
-          <w:rStyle w:val="Refdenotaalpie"/>
-          <w:rFonts w:ascii="Arial Narrow" w:eastAsia="Arial Narrow" w:hAnsi="Arial Narrow" w:cs="Arial Narrow"/>
-          <w:sz w:val="16"/>
-          <w:szCs w:val="16"/>
-          <w:vertAlign w:val="superscript"/>
-        </w:rPr>
-        <w:footnoteRef/>
-      </w:r>
-      <w:r>
-        <w:rPr>
-          <w:rFonts w:ascii="Arial Narrow" w:eastAsia="Arial Narrow" w:hAnsi="Arial Narrow" w:cs="Arial Narrow"/>
-          <w:sz w:val="16"/>
-          <w:szCs w:val="16"/>
-        </w:rPr>
-        <w:t xml:space="preserve"> </w:t>
-      </w:r>
-      <w:r>
-        <w:rPr>
           <w:rFonts w:ascii="Arial Narrow" w:eastAsia="Arial Narrow" w:hAnsi="Arial Narrow" w:cs="Arial Narrow"/>
           <w:sz w:val="16"/>
           <w:szCs w:val="16"/>
         </w:rPr>
         <w:tab/>
-      </w:r>
-      <w:r>
-        <w:rPr>
-          <w:rFonts w:ascii="Arial Narrow" w:eastAsia="Arial Narrow" w:hAnsi="Arial Narrow" w:cs="Arial Narrow"/>
-          <w:b/>
-          <w:bCs/>
-          <w:sz w:val="16"/>
-          <w:szCs w:val="16"/>
-        </w:rPr>
-        <w:t>LEY SOBRE FACULTADES, NORMAS Y ORGANIZACIÓN DEL INDECOPI, APROBADA POR DECRETO LEGISLATIVO 807 Artículo 24.-</w:t>
-      </w:r>
-      <w:r>
-        <w:rPr>
-          <w:rFonts w:ascii="Arial Narrow" w:eastAsia="Arial Narrow" w:hAnsi="Arial Narrow" w:cs="Arial Narrow"/>
-          <w:sz w:val="16"/>
-          <w:szCs w:val="16"/>
-        </w:rPr>
-        <w:t xml:space="preserve"> El Secretario Técnico se encargará de la tramitación del procedimiento. Para ello, cuenta con las siguientes facultades:</w:t>
+        <w:t xml:space="preserve">(...) </w:t>
       </w:r>
     </w:p>
     <w:p>
@@ -8660,7 +8713,7 @@
           <w:szCs w:val="16"/>
         </w:rPr>
         <w:tab/>
-        <w:t xml:space="preserve">(...) </w:t>
+        <w:t xml:space="preserve">c) Admitir denuncias a trámite, en aquellos casos en que la Comisión le haya delegado esta facultad. </w:t>
       </w:r>
     </w:p>
     <w:p>
@@ -8684,7 +8737,7 @@
           <w:szCs w:val="16"/>
         </w:rPr>
         <w:tab/>
-        <w:t xml:space="preserve">c) Admitir denuncias a trámite, en aquellos casos en que la Comisión le haya delegado esta facultad. </w:t>
+        <w:t>(...).</w:t>
       </w:r>
     </w:p>
     <w:p>
@@ -8701,6 +8754,33 @@
           <w:szCs w:val="16"/>
         </w:rPr>
       </w:pPr>
+    </w:p>
+  </w:footnote>
+  <w:footnote w:id="6">
+    <w:p>
+      <w:pPr>
+        <w:pStyle w:val="Textonotapie"/>
+        <w:tabs>
+          <w:tab w:val="left" w:pos="567"/>
+        </w:tabs>
+        <w:ind w:left="567" w:hanging="567"/>
+        <w:jc w:val="both"/>
+        <w:rPr>
+          <w:rFonts w:ascii="Arial Narrow" w:eastAsia="Arial Narrow" w:hAnsi="Arial Narrow" w:cs="Arial Narrow"/>
+          <w:sz w:val="16"/>
+          <w:szCs w:val="16"/>
+        </w:rPr>
+      </w:pPr>
+      <w:r>
+        <w:rPr>
+          <w:rStyle w:val="Refdenotaalpie"/>
+          <w:rFonts w:ascii="Arial Narrow" w:eastAsia="Arial Narrow" w:hAnsi="Arial Narrow" w:cs="Arial Narrow"/>
+          <w:sz w:val="16"/>
+          <w:szCs w:val="16"/>
+          <w:vertAlign w:val="superscript"/>
+        </w:rPr>
+        <w:footnoteRef/>
+      </w:r>
       <w:r>
         <w:rPr>
           <w:rFonts w:ascii="Arial Narrow" w:eastAsia="Arial Narrow" w:hAnsi="Arial Narrow" w:cs="Arial Narrow"/>
@@ -8708,9 +8788,679 @@
           <w:szCs w:val="16"/>
         </w:rPr>
         <w:tab/>
-        <w:t>(...).</w:t>
-      </w:r>
-    </w:p>
+        <w:t xml:space="preserve"/>
+      </w:r>
+      <w:r>
+        <w:rPr>
+          <w:rFonts w:ascii="Arial Narrow" w:eastAsia="Arial Narrow" w:hAnsi="Arial Narrow" w:cs="Arial Narrow"/>
+          <w:sz w:val="16"/>
+          <w:szCs w:val="16"/>
+        </w:rPr>
+        <w:tab/>
+        <w:t xml:space="preserve">El número de trabajadores se atenderá siempre que la empresa haya sido constituida antes de la vigencia de la Ley </w:t>
+      </w:r>
+      <w:proofErr w:type="spellStart"/>
+      <w:r>
+        <w:rPr>
+          <w:rFonts w:ascii="Arial Narrow" w:eastAsia="Arial Narrow" w:hAnsi="Arial Narrow" w:cs="Arial Narrow"/>
+          <w:sz w:val="16"/>
+          <w:szCs w:val="16"/>
+        </w:rPr>
+        <w:t/>
+      </w:r>
+      <w:proofErr w:type="spellEnd"/>
+      <w:r>
+        <w:rPr>
+          <w:rFonts w:ascii="Arial Narrow" w:eastAsia="Arial Narrow" w:hAnsi="Arial Narrow" w:cs="Arial Narrow"/>
+          <w:sz w:val="16"/>
+          <w:szCs w:val="16"/>
+        </w:rPr>
+        <w:t xml:space="preserve">30056, publicada el 2 de julio de 2013, que modificó el artículo 5 del Texto Único Ordenado de la Ley de Promoción de la Competitividad, Formalización y Desarrollo de la Micro y Pequeña Empresa y de Acceso al Empleo Decente (LEY MYPE). Ello, en la medida que la Tercera Disposición Complementaria Transitoria de la norma modificatoria precisa que las empresas constituidas antes de la entrada en vigencia de dicha Ley se rigen por los requisitos de acogimiento al régimen de las micro y pequeñas empresas regulados en el Decreto Legislativo 1086.</w:t>
+      </w:r>
+    </w:p>
+    <w:p>
+      <w:pPr>
+        <w:pStyle w:val="Textonotapie"/>
+        <w:ind w:left="567" w:hanging="567"/>
+        <w:jc w:val="both"/>
+        <w:rPr>
+          <w:rFonts w:ascii="Arial Narrow" w:eastAsia="Arial Narrow" w:hAnsi="Arial Narrow" w:cs="Arial Narrow"/>
+          <w:sz w:val="16"/>
+          <w:szCs w:val="16"/>
+        </w:rPr>
+      </w:pPr>
+    </w:p>
+  </w:footnote>
+  <w:footnote w:id="7">
+    <w:p>
+      <w:pPr>
+        <w:pStyle w:val="Textonotapie"/>
+        <w:tabs>
+          <w:tab w:val="left" w:pos="567"/>
+        </w:tabs>
+        <w:ind w:left="567" w:hanging="567"/>
+        <w:jc w:val="both"/>
+        <w:rPr>
+          <w:rFonts w:ascii="Arial Narrow" w:eastAsia="Arial Narrow" w:hAnsi="Arial Narrow" w:cs="Arial Narrow"/>
+          <w:sz w:val="16"/>
+          <w:szCs w:val="16"/>
+        </w:rPr>
+      </w:pPr>
+      <w:r>
+        <w:rPr>
+          <w:rStyle w:val="Refdenotaalpie"/>
+          <w:rFonts w:ascii="Arial Narrow" w:eastAsia="Arial Narrow" w:hAnsi="Arial Narrow" w:cs="Arial Narrow"/>
+          <w:sz w:val="16"/>
+          <w:szCs w:val="16"/>
+          <w:vertAlign w:val="superscript"/>
+        </w:rPr>
+        <w:footnoteRef/>
+      </w:r>
+      <w:r>
+        <w:rPr>
+          <w:rFonts w:ascii="Arial Narrow" w:eastAsia="Arial Narrow" w:hAnsi="Arial Narrow" w:cs="Arial Narrow"/>
+          <w:sz w:val="16"/>
+          <w:szCs w:val="16"/>
+        </w:rPr>
+        <w:tab/>
+        <w:t xml:space="preserve"/>
+      </w:r>
+      <w:r>
+        <w:rPr>
+          <w:rFonts w:ascii="Arial Narrow" w:eastAsia="Arial Narrow" w:hAnsi="Arial Narrow" w:cs="Arial Narrow"/>
+          <w:sz w:val="16"/>
+          <w:szCs w:val="16"/>
+        </w:rPr>
+        <w:tab/>
+      </w:r>
+      <w:r>
+        <w:rPr>
+          <w:rFonts w:ascii="Arial Narrow" w:eastAsia="Arial Narrow" w:hAnsi="Arial Narrow" w:cs="Arial Narrow"/>
+          <w:b/>
+          <w:sz w:val="16"/>
+          <w:szCs w:val="16"/>
+        </w:rPr>
+        <w:t>LEY 29571, CÓDIGO DE PROTECCIÓN Y DEFENSA DEL CONSUMIDOR</w:t>
+      </w:r>
+      <w:r>
+        <w:rPr>
+          <w:rFonts w:ascii="Arial Narrow" w:eastAsia="Arial Narrow" w:hAnsi="Arial Narrow" w:cs="Arial Narrow"/>
+          <w:b/>
+          <w:bCs/>
+          <w:sz w:val="16"/>
+          <w:szCs w:val="16"/>
+        </w:rPr>
+        <w:t xml:space="preserve">, </w:t>
+      </w:r>
+      <w:r>
+        <w:rPr>
+          <w:rFonts w:ascii="Arial Narrow" w:eastAsia="Arial Narrow" w:hAnsi="Arial Narrow" w:cs="Arial Narrow"/>
+          <w:b/>
+          <w:sz w:val="16"/>
+          <w:szCs w:val="16"/>
+        </w:rPr>
+        <w:t>publicado el 2 de setiembre de 2010 y modificado por Decreto Legislativo 1308</w:t>
+      </w:r>
+    </w:p>
+    <w:p>
+      <w:pPr>
+        <w:pStyle w:val="Textonotapie"/>
+        <w:ind w:left="567" w:hanging="567"/>
+        <w:jc w:val="both"/>
+        <w:rPr>
+          <w:rFonts w:ascii="Arial Narrow" w:eastAsia="Arial Narrow" w:hAnsi="Arial Narrow" w:cs="Arial Narrow"/>
+          <w:b/>
+          <w:bCs/>
+          <w:sz w:val="16"/>
+          <w:szCs w:val="16"/>
+        </w:rPr>
+      </w:pPr>
+      <w:r>
+        <w:rPr>
+          <w:rFonts w:ascii="Arial Narrow" w:eastAsia="Arial Narrow" w:hAnsi="Arial Narrow" w:cs="Arial Narrow"/>
+          <w:sz w:val="16"/>
+          <w:szCs w:val="16"/>
+        </w:rPr>
+        <w:tab/>
+      </w:r>
+      <w:r>
+        <w:rPr>
+          <w:rFonts w:ascii="Arial Narrow" w:eastAsia="Arial Narrow" w:hAnsi="Arial Narrow" w:cs="Arial Narrow"/>
+          <w:b/>
+          <w:bCs/>
+          <w:sz w:val="16"/>
+          <w:szCs w:val="16"/>
+        </w:rPr>
+        <w:t>Artículo 110.- Sanciones Administrativas</w:t>
+      </w:r>
+    </w:p>
+    <w:p>
+      <w:pPr>
+        <w:autoSpaceDE w:val="0"/>
+        <w:autoSpaceDN w:val="0"/>
+        <w:adjustRightInd w:val="0"/>
+        <w:spacing w:after="0" w:line="240" w:lineRule="auto"/>
+        <w:ind w:left="567"/>
+        <w:jc w:val="both"/>
+        <w:rPr>
+          <w:rFonts w:ascii="Arial Narrow" w:eastAsia="Arial Narrow" w:hAnsi="Arial Narrow" w:cs="Arial Narrow"/>
+          <w:sz w:val="16"/>
+          <w:szCs w:val="16"/>
+          <w:lang w:eastAsia="es-PE"/>
+        </w:rPr>
+      </w:pPr>
+      <w:r>
+        <w:rPr>
+          <w:rFonts w:ascii="Arial Narrow" w:eastAsia="Arial Narrow" w:hAnsi="Arial Narrow" w:cs="Arial Narrow"/>
+          <w:sz w:val="16"/>
+          <w:szCs w:val="16"/>
+          <w:lang w:eastAsia="es-PE"/>
+        </w:rPr>
+        <w:t>(…)</w:t>
+      </w:r>
+    </w:p>
+    <w:p>
+      <w:pPr>
+        <w:autoSpaceDE w:val="0"/>
+        <w:autoSpaceDN w:val="0"/>
+        <w:adjustRightInd w:val="0"/>
+        <w:spacing w:after="0" w:line="240" w:lineRule="auto"/>
+        <w:ind w:left="567"/>
+        <w:jc w:val="both"/>
+        <w:rPr>
+          <w:rFonts w:ascii="Arial Narrow" w:eastAsia="Arial Narrow" w:hAnsi="Arial Narrow" w:cs="Arial Narrow"/>
+          <w:sz w:val="16"/>
+          <w:szCs w:val="16"/>
+          <w:lang w:eastAsia="es-PE"/>
+        </w:rPr>
+      </w:pPr>
+      <w:r>
+        <w:rPr>
+          <w:rFonts w:ascii="Arial Narrow" w:eastAsia="Arial Narrow" w:hAnsi="Arial Narrow" w:cs="Arial Narrow"/>
+          <w:sz w:val="16"/>
+          <w:szCs w:val="16"/>
+          <w:lang w:eastAsia="es-PE"/>
+        </w:rPr>
+        <w:t>En el caso de las microempresas, la multa no puede superar el diez por ciento (10%) de las ventas o ingresos brutos percibidos por el infractor, relativos a todas sus actividades económicas, correspondientes al ejercicio inmediato anterior al de la expedición de la resolución de primera instancia, siempre que se haya acreditado dichos ingresos, no se encuentre en una situación de reincidencia y el caso no verse sobre la vida, salud o integridad de los consumidores. Para el caso de las pequeñas empresas, la multa no puede superar el veinte por ciento (20%) de las ventas o ingresos brutos percibidos por el infractor, conforme a los requisitos señalados anteriormente.</w:t>
+      </w:r>
+    </w:p>
+    <w:p>
+      <w:pPr>
+        <w:autoSpaceDE w:val="0"/>
+        <w:autoSpaceDN w:val="0"/>
+        <w:adjustRightInd w:val="0"/>
+        <w:spacing w:after="0" w:line="240" w:lineRule="auto"/>
+        <w:ind w:left="567"/>
+        <w:jc w:val="both"/>
+        <w:rPr>
+          <w:rFonts w:ascii="Arial Narrow" w:eastAsia="Arial Narrow" w:hAnsi="Arial Narrow" w:cs="Arial Narrow"/>
+          <w:sz w:val="16"/>
+          <w:szCs w:val="16"/>
+          <w:lang w:eastAsia="es-PE"/>
+        </w:rPr>
+      </w:pPr>
+      <w:r>
+        <w:rPr>
+          <w:rFonts w:ascii="Arial Narrow" w:eastAsia="Arial Narrow" w:hAnsi="Arial Narrow" w:cs="Arial Narrow"/>
+          <w:sz w:val="16"/>
+          <w:szCs w:val="16"/>
+          <w:lang w:eastAsia="es-PE"/>
+        </w:rPr>
+        <w:t>(…).</w:t>
+      </w:r>
+    </w:p>
+    <w:p>
+      <w:pPr>
+        <w:pStyle w:val="Textonotapie"/>
+        <w:ind w:left="567" w:hanging="567"/>
+        <w:jc w:val="both"/>
+        <w:rPr>
+          <w:rFonts w:ascii="Arial Narrow" w:eastAsia="Arial Narrow" w:hAnsi="Arial Narrow" w:cs="Arial Narrow"/>
+          <w:sz w:val="16"/>
+          <w:szCs w:val="16"/>
+        </w:rPr>
+      </w:pPr>
+    </w:p>
+  </w:footnote>
+  <w:footnote w:id="8">
+    <w:p>
+      <w:pPr>
+        <w:pStyle w:val="Textonotapie"/>
+        <w:tabs>
+          <w:tab w:val="left" w:pos="567"/>
+        </w:tabs>
+        <w:ind w:left="567" w:hanging="567"/>
+        <w:jc w:val="both"/>
+        <w:rPr>
+          <w:rFonts w:ascii="Arial Narrow" w:eastAsia="Arial Narrow" w:hAnsi="Arial Narrow" w:cs="Arial Narrow"/>
+          <w:sz w:val="16"/>
+          <w:szCs w:val="16"/>
+        </w:rPr>
+      </w:pPr>
+      <w:r>
+        <w:rPr>
+          <w:rStyle w:val="Refdenotaalpie"/>
+          <w:rFonts w:ascii="Arial Narrow" w:eastAsia="Arial Narrow" w:hAnsi="Arial Narrow" w:cs="Arial Narrow"/>
+          <w:sz w:val="16"/>
+          <w:szCs w:val="16"/>
+          <w:vertAlign w:val="superscript"/>
+        </w:rPr>
+        <w:footnoteRef/>
+      </w:r>
+      <w:r>
+        <w:rPr>
+          <w:rFonts w:ascii="Arial Narrow" w:eastAsia="Arial Narrow" w:hAnsi="Arial Narrow" w:cs="Arial Narrow"/>
+          <w:sz w:val="16"/>
+          <w:szCs w:val="16"/>
+        </w:rPr>
+        <w:tab/>
+      </w:r>
+      <w:r>
+        <w:rPr>
+          <w:rFonts w:ascii="Arial Narrow" w:eastAsia="Arial Narrow" w:hAnsi="Arial Narrow" w:cs="Arial Narrow"/>
+          <w:b/>
+          <w:bCs/>
+          <w:sz w:val="16"/>
+          <w:szCs w:val="16"/>
+        </w:rPr>
+        <w:t xml:space="preserve">DECRETO LEGISLATIVO 807, LEY SOBRE FACULTADES, NORMAS Y ORGANIZACIÓN DEL INDECOPI, publicado el 18 de abril de 1996</w:t>
+      </w:r>
+    </w:p>
+    <w:p>
+      <w:pPr>
+        <w:pStyle w:val="Textonotapie"/>
+        <w:ind w:left="567" w:hanging="567"/>
+        <w:jc w:val="both"/>
+        <w:rPr>
+          <w:rFonts w:ascii="Arial Narrow" w:eastAsia="Arial Narrow" w:hAnsi="Arial Narrow" w:cs="Arial Narrow"/>
+          <w:sz w:val="16"/>
+          <w:szCs w:val="16"/>
+        </w:rPr>
+      </w:pPr>
+      <w:r>
+        <w:rPr>
+          <w:rFonts w:ascii="Arial Narrow" w:eastAsia="Arial Narrow" w:hAnsi="Arial Narrow" w:cs="Arial Narrow"/>
+          <w:sz w:val="16"/>
+          <w:szCs w:val="16"/>
+        </w:rPr>
+        <w:tab/>
+      </w:r>
+      <w:r>
+        <w:rPr>
+          <w:rFonts w:ascii="Arial Narrow" w:eastAsia="Arial Narrow" w:hAnsi="Arial Narrow" w:cs="Arial Narrow"/>
+          <w:b/>
+          <w:bCs/>
+          <w:sz w:val="16"/>
+          <w:szCs w:val="16"/>
+        </w:rPr>
+        <w:t xml:space="preserve">Artículo 26.-</w:t>
+      </w:r>
+      <w:r>
+        <w:rPr>
+          <w:rFonts w:ascii="Arial Narrow" w:eastAsia="Arial Narrow" w:hAnsi="Arial Narrow" w:cs="Arial Narrow"/>
+          <w:sz w:val="16"/>
+          <w:szCs w:val="16"/>
+        </w:rPr>
+        <w:t xml:space="preserve"> Una vez admitida a trámite la denuncia, se correrá traslado de la misma al denunciado, a fin de que éste presente su descargo. El plazo para la presentación del descargo será de cinco (5) días contados desde la notificación, vencido el cual, el Secretario Técnico declarará en rebeldía al denunciado que no lo hubiera presentado.</w:t>
+      </w:r>
+    </w:p>
+    <w:p>
+      <w:pPr>
+        <w:pStyle w:val="Textonotapie"/>
+        <w:ind w:left="567" w:hanging="567"/>
+        <w:jc w:val="both"/>
+        <w:rPr>
+          <w:rFonts w:ascii="Arial Narrow" w:eastAsia="Arial Narrow" w:hAnsi="Arial Narrow" w:cs="Arial Narrow"/>
+          <w:sz w:val="16"/>
+          <w:szCs w:val="16"/>
+        </w:rPr>
+      </w:pPr>
+    </w:p>
+  </w:footnote>
+  <w:footnote w:id="9">
+    <w:p>
+      <w:pPr>
+        <w:pStyle w:val="Textonotapie"/>
+        <w:tabs>
+          <w:tab w:val="left" w:pos="567"/>
+        </w:tabs>
+        <w:ind w:left="567" w:hanging="567"/>
+        <w:jc w:val="both"/>
+        <w:rPr>
+          <w:rFonts w:ascii="Arial Narrow" w:eastAsia="Arial Narrow" w:hAnsi="Arial Narrow" w:cs="Arial Narrow"/>
+          <w:sz w:val="16"/>
+          <w:szCs w:val="16"/>
+        </w:rPr>
+      </w:pPr>
+      <w:r>
+        <w:rPr>
+          <w:rStyle w:val="Refdenotaalpie"/>
+          <w:rFonts w:ascii="Arial Narrow" w:eastAsia="Arial Narrow" w:hAnsi="Arial Narrow" w:cs="Arial Narrow"/>
+          <w:sz w:val="16"/>
+          <w:szCs w:val="16"/>
+          <w:vertAlign w:val="superscript"/>
+        </w:rPr>
+        <w:footnoteRef/>
+      </w:r>
+      <w:r>
+        <w:rPr>
+          <w:rFonts w:ascii="Arial Narrow" w:eastAsia="Arial Narrow" w:hAnsi="Arial Narrow" w:cs="Arial Narrow"/>
+          <w:sz w:val="16"/>
+          <w:szCs w:val="16"/>
+        </w:rPr>
+        <w:tab/>
+      </w:r>
+      <w:r>
+        <w:rPr>
+          <w:rFonts w:ascii="Arial Narrow" w:eastAsia="Arial Narrow" w:hAnsi="Arial Narrow" w:cs="Arial Narrow"/>
+          <w:b/>
+          <w:bCs/>
+          <w:sz w:val="16"/>
+          <w:szCs w:val="16"/>
+        </w:rPr>
+        <w:t xml:space="preserve">DECRETO SUPREMO 006-2026-JUS, TEXTO ÚNICO ORDENADO DE LA LEY 27444, LEY DEL PROCEDIMIENTO ADMINISTRATIVO GENERAL, publicado el 30 de abril de 2026</w:t>
+      </w:r>
+    </w:p>
+    <w:p>
+      <w:pPr>
+        <w:pStyle w:val="Textonotapie"/>
+        <w:ind w:left="567" w:hanging="567"/>
+        <w:jc w:val="both"/>
+        <w:rPr>
+          <w:rFonts w:ascii="Arial Narrow" w:eastAsia="Arial Narrow" w:hAnsi="Arial Narrow" w:cs="Arial Narrow"/>
+          <w:sz w:val="16"/>
+          <w:szCs w:val="16"/>
+        </w:rPr>
+      </w:pPr>
+      <w:r>
+        <w:rPr>
+          <w:rFonts w:ascii="Arial Narrow" w:eastAsia="Arial Narrow" w:hAnsi="Arial Narrow" w:cs="Arial Narrow"/>
+          <w:sz w:val="16"/>
+          <w:szCs w:val="16"/>
+        </w:rPr>
+        <w:tab/>
+      </w:r>
+      <w:r>
+        <w:rPr>
+          <w:rFonts w:ascii="Arial Narrow" w:eastAsia="Arial Narrow" w:hAnsi="Arial Narrow" w:cs="Arial Narrow"/>
+          <w:b/>
+          <w:bCs/>
+          <w:sz w:val="16"/>
+          <w:szCs w:val="16"/>
+        </w:rPr>
+        <w:t xml:space="preserve">Artículo 223.- Contestación de la reclamación</w:t>
+      </w:r>
+    </w:p>
+    <w:p>
+      <w:pPr>
+        <w:pStyle w:val="Textonotapie"/>
+        <w:ind w:left="567" w:hanging="567"/>
+        <w:jc w:val="both"/>
+        <w:rPr>
+          <w:rFonts w:ascii="Arial Narrow" w:eastAsia="Arial Narrow" w:hAnsi="Arial Narrow" w:cs="Arial Narrow"/>
+          <w:sz w:val="16"/>
+          <w:szCs w:val="16"/>
+        </w:rPr>
+      </w:pPr>
+      <w:r>
+        <w:rPr>
+          <w:rFonts w:ascii="Arial Narrow" w:eastAsia="Arial Narrow" w:hAnsi="Arial Narrow" w:cs="Arial Narrow"/>
+          <w:sz w:val="16"/>
+          <w:szCs w:val="16"/>
+        </w:rPr>
+        <w:tab/>
+      </w:r>
+      <w:r>
+        <w:rPr>
+          <w:rFonts w:ascii="Arial Narrow" w:eastAsia="Arial Narrow" w:hAnsi="Arial Narrow" w:cs="Arial Narrow"/>
+          <w:sz w:val="16"/>
+          <w:szCs w:val="16"/>
+        </w:rPr>
+        <w:t xml:space="preserve">223.1 El reclamado deberá presentar la contestación de la reclamación dentro de los quince (15) días posteriores a la notificación de ésta; vencido este plazo, la Administración declarará en rebeldía al reclamado que no la hubiera presentado. La contestación deberá contener los requisitos de los escritos previstos en el artículo 113 de la presente Ley, así como la absolución de todos los asuntos controvertidos de hecho y de derecho, Las alegaciones y los hechos relevantes de la reclamación, salvo que hayan sido específicamente negadas en la contestación, se tendrán por aceptadas o merituadas como ciertas.</w:t>
+      </w:r>
+    </w:p>
+    <w:p>
+      <w:pPr>
+        <w:pStyle w:val="Textonotapie"/>
+        <w:ind w:left="567" w:hanging="567"/>
+        <w:jc w:val="both"/>
+        <w:rPr>
+          <w:rFonts w:ascii="Arial Narrow" w:eastAsia="Arial Narrow" w:hAnsi="Arial Narrow" w:cs="Arial Narrow"/>
+          <w:sz w:val="16"/>
+          <w:szCs w:val="16"/>
+        </w:rPr>
+      </w:pPr>
+    </w:p>
+  </w:footnote>
+  <w:footnote w:id="10">
+    <w:p>
+      <w:pPr>
+        <w:tabs>
+          <w:tab w:val="left" w:pos="567"/>
+        </w:tabs>
+        <w:spacing w:after="0" w:line="240" w:lineRule="auto"/>
+        <w:ind w:left="567" w:hanging="567"/>
+        <w:jc w:val="both"/>
+        <w:rPr>
+          <w:rFonts w:ascii="Arial Narrow" w:eastAsia="Arial Narrow" w:hAnsi="Arial Narrow" w:cs="Arial Narrow"/>
+          <w:sz w:val="16"/>
+          <w:szCs w:val="16"/>
+        </w:rPr>
+      </w:pPr>
+      <w:r>
+        <w:rPr>
+          <w:rStyle w:val="Refdenotaalpie"/>
+          <w:rFonts w:ascii="Arial Narrow" w:eastAsia="Arial Narrow" w:hAnsi="Arial Narrow" w:cs="Arial Narrow"/>
+          <w:sz w:val="16"/>
+          <w:szCs w:val="16"/>
+          <w:vertAlign w:val="superscript"/>
+        </w:rPr>
+        <w:footnoteRef/>
+      </w:r>
+      <w:r>
+        <w:rPr>
+          <w:rFonts w:ascii="Arial Narrow" w:eastAsia="Arial Narrow" w:hAnsi="Arial Narrow" w:cs="Arial Narrow"/>
+          <w:sz w:val="16"/>
+          <w:szCs w:val="16"/>
+          <w:vertAlign w:val="superscript"/>
+        </w:rPr>
+        <w:tab/>
+        <w:t xml:space="preserve"/>
+      </w:r>
+      <w:r>
+        <w:rPr>
+          <w:rFonts w:ascii="Arial Narrow" w:eastAsia="Arial Narrow" w:hAnsi="Arial Narrow" w:cs="Arial Narrow"/>
+          <w:sz w:val="16"/>
+          <w:szCs w:val="16"/>
+        </w:rPr>
+        <w:t xml:space="preserve"> </w:t>
+      </w:r>
+      <w:r>
+        <w:rPr>
+          <w:rFonts w:ascii="Arial Narrow" w:eastAsia="Arial Narrow" w:hAnsi="Arial Narrow" w:cs="Arial Narrow"/>
+          <w:sz w:val="16"/>
+          <w:szCs w:val="16"/>
+        </w:rPr>
+        <w:tab/>
+      </w:r>
+      <w:r>
+        <w:rPr>
+          <w:rFonts w:ascii="Arial Narrow" w:eastAsia="Arial Narrow" w:hAnsi="Arial Narrow" w:cs="Arial Narrow"/>
+          <w:b/>
+          <w:sz w:val="16"/>
+          <w:szCs w:val="16"/>
+        </w:rPr>
+        <w:t>LEY 29571, CÓDIGO DE PROTECCIÓN Y DEFENSA DEL CONSUMIDOR</w:t>
+      </w:r>
+      <w:r>
+        <w:rPr>
+          <w:rFonts w:ascii="Arial Narrow" w:eastAsia="Arial Narrow" w:hAnsi="Arial Narrow" w:cs="Arial Narrow"/>
+          <w:b/>
+          <w:bCs/>
+          <w:sz w:val="16"/>
+          <w:szCs w:val="16"/>
+        </w:rPr>
+        <w:t xml:space="preserve">, </w:t>
+      </w:r>
+      <w:r>
+        <w:rPr>
+          <w:rFonts w:ascii="Arial Narrow" w:eastAsia="Arial Narrow" w:hAnsi="Arial Narrow" w:cs="Arial Narrow"/>
+          <w:b/>
+          <w:sz w:val="16"/>
+          <w:szCs w:val="16"/>
+        </w:rPr>
+        <w:t>publicado el 2 de setiembre de 2010 y modificado por Decreto Legislativo 1308</w:t>
+      </w:r>
+    </w:p>
+    <w:p>
+      <w:pPr>
+        <w:spacing w:after="0" w:line="240" w:lineRule="auto"/>
+        <w:ind w:left="567" w:hanging="567"/>
+        <w:jc w:val="both"/>
+        <w:rPr>
+          <w:rFonts w:ascii="Arial Narrow" w:eastAsia="Arial Narrow" w:hAnsi="Arial Narrow" w:cs="Arial Narrow"/>
+          <w:b/>
+          <w:sz w:val="16"/>
+          <w:szCs w:val="16"/>
+        </w:rPr>
+      </w:pPr>
+      <w:r>
+        <w:rPr>
+          <w:rFonts w:ascii="Arial Narrow" w:eastAsia="Arial Narrow" w:hAnsi="Arial Narrow" w:cs="Arial Narrow"/>
+          <w:b/>
+          <w:sz w:val="16"/>
+          <w:szCs w:val="16"/>
+        </w:rPr>
+        <w:tab/>
+        <w:t>Artículo 110.- Sanciones administrativas</w:t>
+      </w:r>
+    </w:p>
+    <w:p>
+      <w:pPr>
+        <w:spacing w:after="0" w:line="240" w:lineRule="auto"/>
+        <w:ind w:left="567"/>
+        <w:jc w:val="both"/>
+        <w:rPr>
+          <w:rFonts w:ascii="Arial Narrow" w:eastAsia="Arial Narrow" w:hAnsi="Arial Narrow" w:cs="Arial Narrow"/>
+          <w:sz w:val="16"/>
+          <w:szCs w:val="16"/>
+        </w:rPr>
+      </w:pPr>
+      <w:r>
+        <w:rPr>
+          <w:rFonts w:ascii="Arial Narrow" w:eastAsia="Arial Narrow" w:hAnsi="Arial Narrow" w:cs="Arial Narrow"/>
+          <w:sz w:val="16"/>
+          <w:szCs w:val="16"/>
+        </w:rPr>
+        <w:t>El órgano resolutivo puede sancionar las infracciones administrativas a que se refiere el artículo 108 con amonestación y multas de hasta cuatrocientos cincuenta (450) Unidades Impositivas Tributarias (UIT), las cuales son calificadas de la siguiente manera:</w:t>
+      </w:r>
+    </w:p>
+    <w:p>
+      <w:pPr>
+        <w:numPr>
+          <w:ilvl w:val="0"/>
+          <w:numId w:val="2"/>
+        </w:numPr>
+        <w:spacing w:after="0" w:line="240" w:lineRule="auto"/>
+        <w:ind w:left="426" w:firstLine="141"/>
+        <w:jc w:val="both"/>
+        <w:rPr>
+          <w:rFonts w:ascii="Arial Narrow" w:eastAsia="Arial Narrow" w:hAnsi="Arial Narrow" w:cs="Arial Narrow"/>
+          <w:sz w:val="16"/>
+          <w:szCs w:val="16"/>
+        </w:rPr>
+      </w:pPr>
+      <w:r>
+        <w:rPr>
+          <w:rFonts w:ascii="Arial Narrow" w:eastAsia="Arial Narrow" w:hAnsi="Arial Narrow" w:cs="Arial Narrow"/>
+          <w:sz w:val="16"/>
+          <w:szCs w:val="16"/>
+        </w:rPr>
+        <w:t>Infracciones leves, con una amonestación o con una multa de hasta cincuenta (50) UIT.</w:t>
+      </w:r>
+    </w:p>
+    <w:p>
+      <w:pPr>
+        <w:numPr>
+          <w:ilvl w:val="0"/>
+          <w:numId w:val="2"/>
+        </w:numPr>
+        <w:spacing w:after="0" w:line="240" w:lineRule="auto"/>
+        <w:ind w:left="426" w:firstLine="141"/>
+        <w:jc w:val="both"/>
+        <w:rPr>
+          <w:rFonts w:ascii="Arial Narrow" w:eastAsia="Arial Narrow" w:hAnsi="Arial Narrow" w:cs="Arial Narrow"/>
+          <w:sz w:val="16"/>
+          <w:szCs w:val="16"/>
+        </w:rPr>
+      </w:pPr>
+      <w:r>
+        <w:rPr>
+          <w:rFonts w:ascii="Arial Narrow" w:eastAsia="Arial Narrow" w:hAnsi="Arial Narrow" w:cs="Arial Narrow"/>
+          <w:sz w:val="16"/>
+          <w:szCs w:val="16"/>
+        </w:rPr>
+        <w:t>Infracciones graves, con una multa de hasta ciento cincuenta (150) UIT.</w:t>
+      </w:r>
+    </w:p>
+    <w:p>
+      <w:pPr>
+        <w:numPr>
+          <w:ilvl w:val="0"/>
+          <w:numId w:val="2"/>
+        </w:numPr>
+        <w:spacing w:after="0" w:line="240" w:lineRule="auto"/>
+        <w:ind w:left="426" w:firstLine="141"/>
+        <w:jc w:val="both"/>
+        <w:rPr>
+          <w:rFonts w:ascii="Arial Narrow" w:eastAsia="Arial Narrow" w:hAnsi="Arial Narrow" w:cs="Arial Narrow"/>
+          <w:sz w:val="16"/>
+          <w:szCs w:val="16"/>
+        </w:rPr>
+      </w:pPr>
+      <w:r>
+        <w:rPr>
+          <w:rFonts w:ascii="Arial Narrow" w:eastAsia="Arial Narrow" w:hAnsi="Arial Narrow" w:cs="Arial Narrow"/>
+          <w:sz w:val="16"/>
+          <w:szCs w:val="16"/>
+        </w:rPr>
+        <w:t>Infracciones muy graves, con una multa de hasta cuatrocientos cincuenta (450) UIT.</w:t>
+      </w:r>
+    </w:p>
+    <w:p>
+      <w:pPr>
+        <w:spacing w:after="0" w:line="240" w:lineRule="auto"/>
+        <w:ind w:left="567"/>
+        <w:jc w:val="both"/>
+        <w:rPr>
+          <w:rFonts w:ascii="Arial Narrow" w:eastAsia="Arial Narrow" w:hAnsi="Arial Narrow" w:cs="Arial Narrow"/>
+          <w:sz w:val="16"/>
+          <w:szCs w:val="16"/>
+        </w:rPr>
+      </w:pPr>
+      <w:r>
+        <w:rPr>
+          <w:rFonts w:ascii="Arial Narrow" w:eastAsia="Arial Narrow" w:hAnsi="Arial Narrow" w:cs="Arial Narrow"/>
+          <w:sz w:val="16"/>
+          <w:szCs w:val="16"/>
+        </w:rPr>
+        <w:t>(…).</w:t>
+      </w:r>
+    </w:p>
+    <w:p>
+      <w:pPr>
+        <w:spacing w:after="0" w:line="240" w:lineRule="auto"/>
+        <w:ind w:left="567" w:hanging="567"/>
+        <w:jc w:val="both"/>
+        <w:rPr>
+          <w:rFonts w:ascii="Arial Narrow" w:eastAsia="Arial Narrow" w:hAnsi="Arial Narrow" w:cs="Arial Narrow"/>
+          <w:sz w:val="16"/>
+          <w:szCs w:val="16"/>
+        </w:rPr>
+      </w:pPr>
+    </w:p>
+  </w:footnote>
+  <w:footnote w:id="11">
     <w:p>
       <w:pPr>
         <w:pStyle w:val="Textonotapie"/>
@@ -8721,39 +9471,56 @@
         <w:jc w:val="both"/>
         <w:rPr>
           <w:rFonts w:ascii="Arial Narrow" w:eastAsia="Arial Narrow" w:hAnsi="Arial Narrow" w:cs="Arial Narrow"/>
-          <w:sz w:val="16"/>
-          <w:szCs w:val="16"/>
-        </w:rPr>
-      </w:pPr>
-      <w:r>
-        <w:rPr>
-          <w:rFonts w:ascii="Arial Narrow" w:eastAsia="Arial Narrow" w:hAnsi="Arial Narrow" w:cs="Arial Narrow"/>
-          <w:sz w:val="16"/>
-          <w:szCs w:val="16"/>
-        </w:rPr>
-        <w:t xml:space="preserve">. </w:t>
-      </w:r>
-    </w:p>
-    <w:p>
-      <w:pPr>
-        <w:pStyle w:val="Textonotapie"/>
+          <w:b/>
+          <w:bCs/>
+          <w:sz w:val="16"/>
+          <w:szCs w:val="16"/>
+        </w:rPr>
+      </w:pPr>
+      <w:r>
+        <w:rPr>
+          <w:rStyle w:val="Refdenotaalpie"/>
+          <w:rFonts w:ascii="Arial Narrow" w:eastAsia="Arial Narrow" w:hAnsi="Arial Narrow" w:cs="Arial Narrow"/>
+          <w:sz w:val="16"/>
+          <w:szCs w:val="16"/>
+          <w:vertAlign w:val="superscript"/>
+        </w:rPr>
+        <w:footnoteRef/>
+      </w:r>
+      <w:r>
+        <w:rPr>
+          <w:rFonts w:ascii="Arial Narrow" w:eastAsia="Arial Narrow" w:hAnsi="Arial Narrow" w:cs="Arial Narrow"/>
+          <w:sz w:val="16"/>
+          <w:szCs w:val="16"/>
+        </w:rPr>
+        <w:tab/>
+        <w:t xml:space="preserve"/>
+      </w:r>
+      <w:r>
+        <w:rPr>
+          <w:rFonts w:ascii="Arial Narrow" w:eastAsia="Arial Narrow" w:hAnsi="Arial Narrow" w:cs="Arial Narrow"/>
+          <w:sz w:val="16"/>
+          <w:szCs w:val="16"/>
+        </w:rPr>
+        <w:tab/>
+      </w:r>
+      <w:r>
+        <w:rPr>
+          <w:rFonts w:ascii="Arial Narrow" w:eastAsia="Arial Narrow" w:hAnsi="Arial Narrow" w:cs="Arial Narrow"/>
+          <w:b/>
+          <w:bCs/>
+          <w:sz w:val="16"/>
+          <w:szCs w:val="16"/>
+        </w:rPr>
+        <w:t xml:space="preserve">LEY 29571, CÓDIGO DE PROTECCIÓN Y DEFENSA DEL CONSUMIDOR, publicado el 2 de setiembre de 2010 y modificado por Decreto Legislativo 1308 </w:t>
+      </w:r>
+    </w:p>
+    <w:p>
+      <w:pPr>
         <w:tabs>
           <w:tab w:val="left" w:pos="567"/>
         </w:tabs>
-        <w:ind w:left="567" w:right="-1" w:hanging="567"/>
-        <w:jc w:val="both"/>
-        <w:rPr>
-          <w:rFonts w:ascii="Arial Narrow" w:eastAsia="Arial Narrow" w:hAnsi="Arial Narrow" w:cs="Arial Narrow"/>
-          <w:sz w:val="16"/>
-          <w:szCs w:val="16"/>
-        </w:rPr>
-      </w:pPr>
-    </w:p>
-  </w:footnote>
-  <w:footnote w:id="6">
-    <w:p>
-      <w:pPr>
-        <w:pStyle w:val="Textonotapie"/>
+        <w:spacing w:after="0" w:line="240" w:lineRule="auto"/>
         <w:ind w:left="567" w:hanging="567"/>
         <w:jc w:val="both"/>
         <w:rPr>
@@ -8764,715 +9531,12 @@
       </w:pPr>
       <w:r>
         <w:rPr>
-          <w:rStyle w:val="Refdenotaalpie"/>
-          <w:rFonts w:ascii="Arial Narrow" w:eastAsia="Arial Narrow" w:hAnsi="Arial Narrow" w:cs="Arial Narrow"/>
-          <w:sz w:val="16"/>
-          <w:szCs w:val="16"/>
-          <w:vertAlign w:val="superscript"/>
-        </w:rPr>
-        <w:footnoteRef/>
-      </w:r>
-      <w:r>
-        <w:rPr>
-          <w:rFonts w:ascii="Arial Narrow" w:eastAsia="Arial Narrow" w:hAnsi="Arial Narrow" w:cs="Arial Narrow"/>
-          <w:sz w:val="16"/>
-          <w:szCs w:val="16"/>
-        </w:rPr>
-        <w:t xml:space="preserve"> </w:t>
-      </w:r>
-      <w:r>
-        <w:rPr>
           <w:rFonts w:ascii="Arial Narrow" w:eastAsia="Arial Narrow" w:hAnsi="Arial Narrow" w:cs="Arial Narrow"/>
           <w:sz w:val="16"/>
           <w:szCs w:val="16"/>
         </w:rPr>
         <w:tab/>
-        <w:t xml:space="preserve">El número de trabajadores se atenderá siempre que la empresa haya sido constituida antes de la vigencia de la Ley </w:t>
-      </w:r>
-      <w:proofErr w:type="spellStart"/>
-      <w:r>
-        <w:rPr>
-          <w:rFonts w:ascii="Arial Narrow" w:eastAsia="Arial Narrow" w:hAnsi="Arial Narrow" w:cs="Arial Narrow"/>
-          <w:sz w:val="16"/>
-          <w:szCs w:val="16"/>
-        </w:rPr>
-        <w:t/>
-      </w:r>
-      <w:proofErr w:type="spellEnd"/>
-      <w:r>
-        <w:rPr>
-          <w:rFonts w:ascii="Arial Narrow" w:eastAsia="Arial Narrow" w:hAnsi="Arial Narrow" w:cs="Arial Narrow"/>
-          <w:sz w:val="16"/>
-          <w:szCs w:val="16"/>
-        </w:rPr>
-        <w:t xml:space="preserve"> 30056, publicada el 2 de julio de 2013, que modificó el artículo 5 del Texto Único Ordenado de la Ley de Promoción de la Competitividad, Formalización y Desarrollo de la Micro y Pequeña Empresa y de Acceso al Empleo Decente (LEY MYPE). Ello, en la medida que la Tercera Disposición Complementaria Transitoria de la norma modificatoria precisa que las empresas constituidas antes de la entrada en vigencia de dicha Ley se rigen por los requisitos de acogimiento al régimen de las micro y pequeñas empresas regulados en el Decreto Legislativo 1086.</w:t>
-      </w:r>
-    </w:p>
-    <w:p>
-      <w:pPr>
-        <w:pStyle w:val="Textonotapie"/>
-        <w:ind w:left="567" w:hanging="567"/>
-        <w:jc w:val="both"/>
-        <w:rPr>
-          <w:rFonts w:ascii="Arial Narrow" w:eastAsia="Arial Narrow" w:hAnsi="Arial Narrow" w:cs="Arial Narrow"/>
-          <w:sz w:val="16"/>
-          <w:szCs w:val="16"/>
-        </w:rPr>
-      </w:pPr>
-    </w:p>
-  </w:footnote>
-  <w:footnote w:id="7">
-    <w:p>
-      <w:pPr>
-        <w:pStyle w:val="Textonotapie"/>
-        <w:ind w:left="567" w:hanging="567"/>
-        <w:jc w:val="both"/>
-        <w:rPr>
-          <w:rFonts w:ascii="Arial Narrow" w:eastAsia="Arial Narrow" w:hAnsi="Arial Narrow" w:cs="Arial Narrow"/>
-          <w:sz w:val="16"/>
-          <w:szCs w:val="16"/>
-        </w:rPr>
-      </w:pPr>
-      <w:r>
-        <w:rPr>
-          <w:rStyle w:val="Refdenotaalpie"/>
-          <w:rFonts w:ascii="Arial Narrow" w:eastAsia="Arial Narrow" w:hAnsi="Arial Narrow" w:cs="Arial Narrow"/>
-          <w:sz w:val="16"/>
-          <w:szCs w:val="16"/>
-          <w:vertAlign w:val="superscript"/>
-        </w:rPr>
-        <w:footnoteRef/>
-      </w:r>
-      <w:r>
-        <w:rPr>
-          <w:rFonts w:ascii="Arial Narrow" w:eastAsia="Arial Narrow" w:hAnsi="Arial Narrow" w:cs="Arial Narrow"/>
-          <w:sz w:val="16"/>
-          <w:szCs w:val="16"/>
-        </w:rPr>
-        <w:t xml:space="preserve"> </w:t>
-      </w:r>
-      <w:r>
-        <w:rPr>
-          <w:rFonts w:ascii="Arial Narrow" w:eastAsia="Arial Narrow" w:hAnsi="Arial Narrow" w:cs="Arial Narrow"/>
-          <w:sz w:val="16"/>
-          <w:szCs w:val="16"/>
-        </w:rPr>
-        <w:tab/>
-      </w:r>
-      <w:r>
-        <w:rPr>
-          <w:rFonts w:ascii="Arial Narrow" w:eastAsia="Arial Narrow" w:hAnsi="Arial Narrow" w:cs="Arial Narrow"/>
-          <w:b/>
-          <w:sz w:val="16"/>
-          <w:szCs w:val="16"/>
-        </w:rPr>
-        <w:t>LEY 29571, CÓDIGO DE PROTECCIÓN Y DEFENSA DEL CONSUMIDOR</w:t>
-      </w:r>
-      <w:r>
-        <w:rPr>
-          <w:rFonts w:ascii="Arial Narrow" w:eastAsia="Arial Narrow" w:hAnsi="Arial Narrow" w:cs="Arial Narrow"/>
-          <w:b/>
-          <w:bCs/>
-          <w:sz w:val="16"/>
-          <w:szCs w:val="16"/>
-        </w:rPr>
-        <w:t xml:space="preserve">, </w:t>
-      </w:r>
-      <w:r>
-        <w:rPr>
-          <w:rFonts w:ascii="Arial Narrow" w:eastAsia="Arial Narrow" w:hAnsi="Arial Narrow" w:cs="Arial Narrow"/>
-          <w:b/>
-          <w:sz w:val="16"/>
-          <w:szCs w:val="16"/>
-        </w:rPr>
-        <w:t>publicado el 2 de setiembre de 2010 y modificado por Decreto Legislativo 1308</w:t>
-      </w:r>
-    </w:p>
-    <w:p>
-      <w:pPr>
-        <w:pStyle w:val="Textonotapie"/>
-        <w:ind w:left="567" w:hanging="567"/>
-        <w:jc w:val="both"/>
-        <w:rPr>
-          <w:rFonts w:ascii="Arial Narrow" w:eastAsia="Arial Narrow" w:hAnsi="Arial Narrow" w:cs="Arial Narrow"/>
-          <w:b/>
-          <w:bCs/>
-          <w:sz w:val="16"/>
-          <w:szCs w:val="16"/>
-        </w:rPr>
-      </w:pPr>
-      <w:r>
-        <w:rPr>
-          <w:rFonts w:ascii="Arial Narrow" w:eastAsia="Arial Narrow" w:hAnsi="Arial Narrow" w:cs="Arial Narrow"/>
-          <w:sz w:val="16"/>
-          <w:szCs w:val="16"/>
-        </w:rPr>
-        <w:tab/>
-      </w:r>
-      <w:r>
-        <w:rPr>
-          <w:rFonts w:ascii="Arial Narrow" w:eastAsia="Arial Narrow" w:hAnsi="Arial Narrow" w:cs="Arial Narrow"/>
-          <w:b/>
-          <w:bCs/>
-          <w:sz w:val="16"/>
-          <w:szCs w:val="16"/>
-        </w:rPr>
-        <w:t>Artículo 110.- Sanciones Administrativas</w:t>
-      </w:r>
-    </w:p>
-    <w:p>
-      <w:pPr>
-        <w:autoSpaceDE w:val="0"/>
-        <w:autoSpaceDN w:val="0"/>
-        <w:adjustRightInd w:val="0"/>
-        <w:spacing w:after="0" w:line="240" w:lineRule="auto"/>
-        <w:ind w:left="567"/>
-        <w:jc w:val="both"/>
-        <w:rPr>
-          <w:rFonts w:ascii="Arial Narrow" w:eastAsia="Arial Narrow" w:hAnsi="Arial Narrow" w:cs="Arial Narrow"/>
-          <w:sz w:val="16"/>
-          <w:szCs w:val="16"/>
-          <w:lang w:eastAsia="es-PE"/>
-        </w:rPr>
-      </w:pPr>
-      <w:r>
-        <w:rPr>
-          <w:rFonts w:ascii="Arial Narrow" w:eastAsia="Arial Narrow" w:hAnsi="Arial Narrow" w:cs="Arial Narrow"/>
-          <w:sz w:val="16"/>
-          <w:szCs w:val="16"/>
-          <w:lang w:eastAsia="es-PE"/>
-        </w:rPr>
-        <w:t>(…)</w:t>
-      </w:r>
-    </w:p>
-    <w:p>
-      <w:pPr>
-        <w:autoSpaceDE w:val="0"/>
-        <w:autoSpaceDN w:val="0"/>
-        <w:adjustRightInd w:val="0"/>
-        <w:spacing w:after="0" w:line="240" w:lineRule="auto"/>
-        <w:ind w:left="567"/>
-        <w:jc w:val="both"/>
-        <w:rPr>
-          <w:rFonts w:ascii="Arial Narrow" w:eastAsia="Arial Narrow" w:hAnsi="Arial Narrow" w:cs="Arial Narrow"/>
-          <w:sz w:val="16"/>
-          <w:szCs w:val="16"/>
-          <w:lang w:eastAsia="es-PE"/>
-        </w:rPr>
-      </w:pPr>
-      <w:r>
-        <w:rPr>
-          <w:rFonts w:ascii="Arial Narrow" w:eastAsia="Arial Narrow" w:hAnsi="Arial Narrow" w:cs="Arial Narrow"/>
-          <w:sz w:val="16"/>
-          <w:szCs w:val="16"/>
-          <w:lang w:eastAsia="es-PE"/>
-        </w:rPr>
-        <w:t>En el caso de las microempresas, la multa no puede superar el diez por ciento (10%) de las ventas o ingresos brutos percibidos por el infractor, relativos a todas sus actividades económicas, correspondientes al ejercicio inmediato anterior al de la expedición de la resolución de primera instancia, siempre que se haya acreditado dichos ingresos, no se encuentre en una situación de reincidencia y el caso no verse sobre la vida, salud o integridad de los consumidores. Para el caso de las pequeñas empresas, la multa no puede superar el veinte por ciento (20%) de las ventas o ingresos brutos percibidos por el infractor, conforme a los requisitos señalados anteriormente.</w:t>
-      </w:r>
-    </w:p>
-    <w:p>
-      <w:pPr>
-        <w:autoSpaceDE w:val="0"/>
-        <w:autoSpaceDN w:val="0"/>
-        <w:adjustRightInd w:val="0"/>
-        <w:spacing w:after="0" w:line="240" w:lineRule="auto"/>
-        <w:ind w:left="567"/>
-        <w:jc w:val="both"/>
-        <w:rPr>
-          <w:rFonts w:ascii="Arial Narrow" w:eastAsia="Arial Narrow" w:hAnsi="Arial Narrow" w:cs="Arial Narrow"/>
-          <w:sz w:val="16"/>
-          <w:szCs w:val="16"/>
-          <w:lang w:eastAsia="es-PE"/>
-        </w:rPr>
-      </w:pPr>
-      <w:r>
-        <w:rPr>
-          <w:rFonts w:ascii="Arial Narrow" w:eastAsia="Arial Narrow" w:hAnsi="Arial Narrow" w:cs="Arial Narrow"/>
-          <w:sz w:val="16"/>
-          <w:szCs w:val="16"/>
-          <w:lang w:eastAsia="es-PE"/>
-        </w:rPr>
-        <w:t>(…).</w:t>
-      </w:r>
-    </w:p>
-    <w:p>
-      <w:pPr>
-        <w:pStyle w:val="Textonotapie"/>
-        <w:ind w:left="567" w:hanging="567"/>
-        <w:jc w:val="both"/>
-        <w:rPr>
-          <w:rFonts w:ascii="Arial Narrow" w:eastAsia="Arial Narrow" w:hAnsi="Arial Narrow" w:cs="Arial Narrow"/>
-          <w:sz w:val="16"/>
-          <w:szCs w:val="16"/>
-        </w:rPr>
-      </w:pPr>
-    </w:p>
-  </w:footnote>
-  <w:footnote w:id="13">
-    <w:p>
-      <w:pPr>
-        <w:pStyle w:val="Textonotapie"/>
-        <w:ind w:left="567" w:hanging="567"/>
-        <w:jc w:val="both"/>
-        <w:rPr>
-          <w:rFonts w:ascii="Arial Narrow" w:eastAsia="Arial Narrow" w:hAnsi="Arial Narrow" w:cs="Arial Narrow"/>
-          <w:sz w:val="16"/>
-          <w:szCs w:val="16"/>
-        </w:rPr>
-      </w:pPr>
-      <w:r>
-        <w:rPr>
-          <w:rStyle w:val="Refdenotaalpie"/>
-          <w:rFonts w:ascii="Arial Narrow" w:eastAsia="Arial Narrow" w:hAnsi="Arial Narrow" w:cs="Arial Narrow"/>
-          <w:sz w:val="16"/>
-          <w:szCs w:val="16"/>
-          <w:vertAlign w:val="superscript"/>
-        </w:rPr>
-        <w:footnoteRef/>
-      </w:r>
-      <w:r>
-        <w:rPr>
-          <w:rFonts w:ascii="Arial Narrow" w:eastAsia="Arial Narrow" w:hAnsi="Arial Narrow" w:cs="Arial Narrow"/>
-          <w:sz w:val="16"/>
-          <w:szCs w:val="16"/>
-        </w:rPr>
-        <w:tab/>
-      </w:r>
-      <w:r>
-        <w:rPr>
-          <w:rFonts w:ascii="Arial Narrow" w:eastAsia="Arial Narrow" w:hAnsi="Arial Narrow" w:cs="Arial Narrow"/>
-          <w:b/>
-          <w:bCs/>
-          <w:sz w:val="16"/>
-          <w:szCs w:val="16"/>
-        </w:rPr>
-        <w:t xml:space="preserve">DECRETO LEGISLATIVO 807, LEY SOBRE FACULTADES, NORMAS Y ORGANIZACIÓN DEL INDECOPI, publicado el 18 de abril de 1996</w:t>
-      </w:r>
-    </w:p>
-    <w:p>
-      <w:pPr>
-        <w:pStyle w:val="Textonotapie"/>
-        <w:ind w:left="567" w:hanging="567"/>
-        <w:jc w:val="both"/>
-        <w:rPr>
-          <w:rFonts w:ascii="Arial Narrow" w:eastAsia="Arial Narrow" w:hAnsi="Arial Narrow" w:cs="Arial Narrow"/>
-          <w:sz w:val="16"/>
-          <w:szCs w:val="16"/>
-        </w:rPr>
-      </w:pPr>
-      <w:r>
-        <w:rPr>
-          <w:rFonts w:ascii="Arial Narrow" w:eastAsia="Arial Narrow" w:hAnsi="Arial Narrow" w:cs="Arial Narrow"/>
-          <w:sz w:val="16"/>
-          <w:szCs w:val="16"/>
-        </w:rPr>
-        <w:tab/>
-      </w:r>
-      <w:r>
-        <w:rPr>
-          <w:rFonts w:ascii="Arial Narrow" w:eastAsia="Arial Narrow" w:hAnsi="Arial Narrow" w:cs="Arial Narrow"/>
-          <w:b/>
-          <w:bCs/>
-          <w:sz w:val="16"/>
-          <w:szCs w:val="16"/>
-        </w:rPr>
-        <w:t xml:space="preserve">Artículo 26.-</w:t>
-      </w:r>
-      <w:r>
-        <w:rPr>
-          <w:rFonts w:ascii="Arial Narrow" w:eastAsia="Arial Narrow" w:hAnsi="Arial Narrow" w:cs="Arial Narrow"/>
-          <w:sz w:val="16"/>
-          <w:szCs w:val="16"/>
-        </w:rPr>
-        <w:t xml:space="preserve"> Una vez admitida a trámite la denuncia, se correrá traslado de la misma al denunciado, a fin de que éste presente su descargo. El plazo para la presentación del descargo será de cinco (5) días contados desde la notificación, vencido el cual, el Secretario Técnico declarará en rebeldía al denunciado que no lo hubiera presentado.</w:t>
-      </w:r>
-    </w:p>
-    <w:p>
-      <w:pPr>
-        <w:pStyle w:val="Textonotapie"/>
-        <w:ind w:left="567" w:hanging="567"/>
-        <w:jc w:val="both"/>
-        <w:rPr>
-          <w:rFonts w:ascii="Arial Narrow" w:eastAsia="Arial Narrow" w:hAnsi="Arial Narrow" w:cs="Arial Narrow"/>
-          <w:sz w:val="16"/>
-          <w:szCs w:val="16"/>
-        </w:rPr>
-      </w:pPr>
-    </w:p>
-  </w:footnote>
-  <w:footnote w:id="14">
-    <w:p>
-      <w:pPr>
-        <w:pStyle w:val="Textonotapie"/>
-        <w:ind w:left="567" w:hanging="567"/>
-        <w:jc w:val="both"/>
-        <w:rPr>
-          <w:rFonts w:ascii="Arial Narrow" w:eastAsia="Arial Narrow" w:hAnsi="Arial Narrow" w:cs="Arial Narrow"/>
-          <w:sz w:val="16"/>
-          <w:szCs w:val="16"/>
-        </w:rPr>
-      </w:pPr>
-      <w:r>
-        <w:rPr>
-          <w:rStyle w:val="Refdenotaalpie"/>
-          <w:rFonts w:ascii="Arial Narrow" w:eastAsia="Arial Narrow" w:hAnsi="Arial Narrow" w:cs="Arial Narrow"/>
-          <w:sz w:val="16"/>
-          <w:szCs w:val="16"/>
-          <w:vertAlign w:val="superscript"/>
-        </w:rPr>
-        <w:footnoteRef/>
-      </w:r>
-      <w:r>
-        <w:rPr>
-          <w:rFonts w:ascii="Arial Narrow" w:eastAsia="Arial Narrow" w:hAnsi="Arial Narrow" w:cs="Arial Narrow"/>
-          <w:sz w:val="16"/>
-          <w:szCs w:val="16"/>
-        </w:rPr>
-        <w:tab/>
-      </w:r>
-      <w:r>
-        <w:rPr>
-          <w:rFonts w:ascii="Arial Narrow" w:eastAsia="Arial Narrow" w:hAnsi="Arial Narrow" w:cs="Arial Narrow"/>
-          <w:b/>
-          <w:bCs/>
-          <w:sz w:val="16"/>
-          <w:szCs w:val="16"/>
-        </w:rPr>
-        <w:t xml:space="preserve">DECRETO SUPREMO 006-2026-JUS, TEXTO ÚNICO ORDENADO DE LA LEY 27444, LEY DEL PROCEDIMIENTO ADMINISTRATIVO GENERAL, publicado el 30 de abril de 2026</w:t>
-      </w:r>
-    </w:p>
-    <w:p>
-      <w:pPr>
-        <w:pStyle w:val="Textonotapie"/>
-        <w:ind w:left="567" w:hanging="567"/>
-        <w:jc w:val="both"/>
-        <w:rPr>
-          <w:rFonts w:ascii="Arial Narrow" w:eastAsia="Arial Narrow" w:hAnsi="Arial Narrow" w:cs="Arial Narrow"/>
-          <w:sz w:val="16"/>
-          <w:szCs w:val="16"/>
-        </w:rPr>
-      </w:pPr>
-      <w:r>
-        <w:rPr>
-          <w:rFonts w:ascii="Arial Narrow" w:eastAsia="Arial Narrow" w:hAnsi="Arial Narrow" w:cs="Arial Narrow"/>
-          <w:sz w:val="16"/>
-          <w:szCs w:val="16"/>
-        </w:rPr>
-        <w:tab/>
-      </w:r>
-      <w:r>
-        <w:rPr>
-          <w:rFonts w:ascii="Arial Narrow" w:eastAsia="Arial Narrow" w:hAnsi="Arial Narrow" w:cs="Arial Narrow"/>
-          <w:b/>
-          <w:bCs/>
-          <w:sz w:val="16"/>
-          <w:szCs w:val="16"/>
-        </w:rPr>
-        <w:t xml:space="preserve">Artículo 223.- Contestación de la reclamación</w:t>
-      </w:r>
-    </w:p>
-    <w:p>
-      <w:pPr>
-        <w:pStyle w:val="Textonotapie"/>
-        <w:ind w:left="567" w:hanging="567"/>
-        <w:jc w:val="both"/>
-        <w:rPr>
-          <w:rFonts w:ascii="Arial Narrow" w:eastAsia="Arial Narrow" w:hAnsi="Arial Narrow" w:cs="Arial Narrow"/>
-          <w:sz w:val="16"/>
-          <w:szCs w:val="16"/>
-        </w:rPr>
-      </w:pPr>
-      <w:r>
-        <w:rPr>
-          <w:rFonts w:ascii="Arial Narrow" w:eastAsia="Arial Narrow" w:hAnsi="Arial Narrow" w:cs="Arial Narrow"/>
-          <w:sz w:val="16"/>
-          <w:szCs w:val="16"/>
-        </w:rPr>
-        <w:tab/>
-      </w:r>
-      <w:r>
-        <w:rPr>
-          <w:rFonts w:ascii="Arial Narrow" w:eastAsia="Arial Narrow" w:hAnsi="Arial Narrow" w:cs="Arial Narrow"/>
-          <w:sz w:val="16"/>
-          <w:szCs w:val="16"/>
-        </w:rPr>
-        <w:t xml:space="preserve">223.1 El reclamado deberá presentar la contestación de la reclamación dentro de los quince (15) días posteriores a la notificación de ésta; vencido este plazo, la Administración declarará en rebeldía al reclamado que no la hubiera presentado. La contestación deberá contener los requisitos de los escritos previstos en el artículo 113 de la presente Ley, así como la absolución de todos los asuntos controvertidos de hecho y de derecho, Las alegaciones y los hechos relevantes de la reclamación, salvo que hayan sido específicamente negadas en la contestación, se tendrán por aceptadas o merituadas como ciertas.</w:t>
-      </w:r>
-    </w:p>
-    <w:p>
-      <w:pPr>
-        <w:pStyle w:val="Textonotapie"/>
-        <w:ind w:left="567" w:hanging="567"/>
-        <w:jc w:val="both"/>
-        <w:rPr>
-          <w:rFonts w:ascii="Arial Narrow" w:eastAsia="Arial Narrow" w:hAnsi="Arial Narrow" w:cs="Arial Narrow"/>
-          <w:sz w:val="16"/>
-          <w:szCs w:val="16"/>
-        </w:rPr>
-      </w:pPr>
-    </w:p>
-  </w:footnote>
-  <w:footnote w:id="8">
-    <w:p>
-      <w:pPr>
-        <w:spacing w:after="0" w:line="240" w:lineRule="auto"/>
-        <w:ind w:left="567" w:hanging="567"/>
-        <w:jc w:val="both"/>
-        <w:rPr>
-          <w:rFonts w:ascii="Arial Narrow" w:eastAsia="Arial Narrow" w:hAnsi="Arial Narrow" w:cs="Arial Narrow"/>
-          <w:sz w:val="16"/>
-          <w:szCs w:val="16"/>
-        </w:rPr>
-      </w:pPr>
-      <w:r>
-        <w:rPr>
-          <w:rStyle w:val="Refdenotaalpie"/>
-          <w:rFonts w:ascii="Arial Narrow" w:eastAsia="Arial Narrow" w:hAnsi="Arial Narrow" w:cs="Arial Narrow"/>
-          <w:sz w:val="16"/>
-          <w:szCs w:val="16"/>
-          <w:vertAlign w:val="superscript"/>
-        </w:rPr>
-        <w:footnoteRef/>
-      </w:r>
-      <w:r>
-        <w:rPr>
-          <w:rFonts w:ascii="Arial Narrow" w:eastAsia="Arial Narrow" w:hAnsi="Arial Narrow" w:cs="Arial Narrow"/>
-          <w:sz w:val="16"/>
-          <w:szCs w:val="16"/>
-          <w:vertAlign w:val="superscript"/>
-        </w:rPr>
-        <w:t xml:space="preserve"> </w:t>
-      </w:r>
-      <w:r>
-        <w:rPr>
-          <w:rFonts w:ascii="Arial Narrow" w:eastAsia="Arial Narrow" w:hAnsi="Arial Narrow" w:cs="Arial Narrow"/>
-          <w:sz w:val="16"/>
-          <w:szCs w:val="16"/>
-        </w:rPr>
-        <w:t xml:space="preserve"> </w:t>
-      </w:r>
-      <w:r>
-        <w:rPr>
-          <w:rFonts w:ascii="Arial Narrow" w:eastAsia="Arial Narrow" w:hAnsi="Arial Narrow" w:cs="Arial Narrow"/>
-          <w:sz w:val="16"/>
-          <w:szCs w:val="16"/>
-        </w:rPr>
-        <w:tab/>
-      </w:r>
-      <w:r>
-        <w:rPr>
-          <w:rFonts w:ascii="Arial Narrow" w:eastAsia="Arial Narrow" w:hAnsi="Arial Narrow" w:cs="Arial Narrow"/>
-          <w:b/>
-          <w:sz w:val="16"/>
-          <w:szCs w:val="16"/>
-        </w:rPr>
-        <w:t>LEY 29571, CÓDIGO DE PROTECCIÓN Y DEFENSA DEL CONSUMIDOR</w:t>
-      </w:r>
-      <w:r>
-        <w:rPr>
-          <w:rFonts w:ascii="Arial Narrow" w:eastAsia="Arial Narrow" w:hAnsi="Arial Narrow" w:cs="Arial Narrow"/>
-          <w:b/>
-          <w:bCs/>
-          <w:sz w:val="16"/>
-          <w:szCs w:val="16"/>
-        </w:rPr>
-        <w:t xml:space="preserve">, </w:t>
-      </w:r>
-      <w:r>
-        <w:rPr>
-          <w:rFonts w:ascii="Arial Narrow" w:eastAsia="Arial Narrow" w:hAnsi="Arial Narrow" w:cs="Arial Narrow"/>
-          <w:b/>
-          <w:sz w:val="16"/>
-          <w:szCs w:val="16"/>
-        </w:rPr>
-        <w:t>publicado el 2 de setiembre de 2010 y modificado por Decreto Legislativo 1308</w:t>
-      </w:r>
-    </w:p>
-    <w:p>
-      <w:pPr>
-        <w:spacing w:after="0" w:line="240" w:lineRule="auto"/>
-        <w:ind w:left="567" w:hanging="567"/>
-        <w:jc w:val="both"/>
-        <w:rPr>
-          <w:rFonts w:ascii="Arial Narrow" w:eastAsia="Arial Narrow" w:hAnsi="Arial Narrow" w:cs="Arial Narrow"/>
-          <w:b/>
-          <w:sz w:val="16"/>
-          <w:szCs w:val="16"/>
-        </w:rPr>
-      </w:pPr>
-      <w:r>
-        <w:rPr>
-          <w:rFonts w:ascii="Arial Narrow" w:eastAsia="Arial Narrow" w:hAnsi="Arial Narrow" w:cs="Arial Narrow"/>
-          <w:b/>
-          <w:sz w:val="16"/>
-          <w:szCs w:val="16"/>
-        </w:rPr>
-        <w:tab/>
-        <w:t>Artículo 110.- Sanciones administrativas</w:t>
-      </w:r>
-    </w:p>
-    <w:p>
-      <w:pPr>
-        <w:spacing w:after="0" w:line="240" w:lineRule="auto"/>
-        <w:ind w:left="567"/>
-        <w:jc w:val="both"/>
-        <w:rPr>
-          <w:rFonts w:ascii="Arial Narrow" w:eastAsia="Arial Narrow" w:hAnsi="Arial Narrow" w:cs="Arial Narrow"/>
-          <w:sz w:val="16"/>
-          <w:szCs w:val="16"/>
-        </w:rPr>
-      </w:pPr>
-      <w:r>
-        <w:rPr>
-          <w:rFonts w:ascii="Arial Narrow" w:eastAsia="Arial Narrow" w:hAnsi="Arial Narrow" w:cs="Arial Narrow"/>
-          <w:sz w:val="16"/>
-          <w:szCs w:val="16"/>
-        </w:rPr>
-        <w:t>El órgano resolutivo puede sancionar las infracciones administrativas a que se refiere el artículo 108 con amonestación y multas de hasta cuatrocientos cincuenta (450) Unidades Impositivas Tributarias (UIT), las cuales son calificadas de la siguiente manera:</w:t>
-      </w:r>
-    </w:p>
-    <w:p>
-      <w:pPr>
-        <w:numPr>
-          <w:ilvl w:val="0"/>
-          <w:numId w:val="2"/>
-        </w:numPr>
-        <w:spacing w:after="0" w:line="240" w:lineRule="auto"/>
-        <w:ind w:left="426" w:firstLine="141"/>
-        <w:jc w:val="both"/>
-        <w:rPr>
-          <w:rFonts w:ascii="Arial Narrow" w:eastAsia="Arial Narrow" w:hAnsi="Arial Narrow" w:cs="Arial Narrow"/>
-          <w:sz w:val="16"/>
-          <w:szCs w:val="16"/>
-        </w:rPr>
-      </w:pPr>
-      <w:r>
-        <w:rPr>
-          <w:rFonts w:ascii="Arial Narrow" w:eastAsia="Arial Narrow" w:hAnsi="Arial Narrow" w:cs="Arial Narrow"/>
-          <w:sz w:val="16"/>
-          <w:szCs w:val="16"/>
-        </w:rPr>
-        <w:t>Infracciones leves, con una amonestación o con una multa de hasta cincuenta (50) UIT.</w:t>
-      </w:r>
-    </w:p>
-    <w:p>
-      <w:pPr>
-        <w:numPr>
-          <w:ilvl w:val="0"/>
-          <w:numId w:val="2"/>
-        </w:numPr>
-        <w:spacing w:after="0" w:line="240" w:lineRule="auto"/>
-        <w:ind w:left="426" w:firstLine="141"/>
-        <w:jc w:val="both"/>
-        <w:rPr>
-          <w:rFonts w:ascii="Arial Narrow" w:eastAsia="Arial Narrow" w:hAnsi="Arial Narrow" w:cs="Arial Narrow"/>
-          <w:sz w:val="16"/>
-          <w:szCs w:val="16"/>
-        </w:rPr>
-      </w:pPr>
-      <w:r>
-        <w:rPr>
-          <w:rFonts w:ascii="Arial Narrow" w:eastAsia="Arial Narrow" w:hAnsi="Arial Narrow" w:cs="Arial Narrow"/>
-          <w:sz w:val="16"/>
-          <w:szCs w:val="16"/>
-        </w:rPr>
-        <w:t>Infracciones graves, con una multa de hasta ciento cincuenta (150) UIT.</w:t>
-      </w:r>
-    </w:p>
-    <w:p>
-      <w:pPr>
-        <w:numPr>
-          <w:ilvl w:val="0"/>
-          <w:numId w:val="2"/>
-        </w:numPr>
-        <w:spacing w:after="0" w:line="240" w:lineRule="auto"/>
-        <w:ind w:left="426" w:firstLine="141"/>
-        <w:jc w:val="both"/>
-        <w:rPr>
-          <w:rFonts w:ascii="Arial Narrow" w:eastAsia="Arial Narrow" w:hAnsi="Arial Narrow" w:cs="Arial Narrow"/>
-          <w:sz w:val="16"/>
-          <w:szCs w:val="16"/>
-        </w:rPr>
-      </w:pPr>
-      <w:r>
-        <w:rPr>
-          <w:rFonts w:ascii="Arial Narrow" w:eastAsia="Arial Narrow" w:hAnsi="Arial Narrow" w:cs="Arial Narrow"/>
-          <w:sz w:val="16"/>
-          <w:szCs w:val="16"/>
-        </w:rPr>
-        <w:t>Infracciones muy graves, con una multa de hasta cuatrocientos cincuenta (450) UIT.</w:t>
-      </w:r>
-    </w:p>
-    <w:p>
-      <w:pPr>
-        <w:spacing w:after="0" w:line="240" w:lineRule="auto"/>
-        <w:ind w:left="567"/>
-        <w:jc w:val="both"/>
-        <w:rPr>
-          <w:rFonts w:ascii="Arial Narrow" w:eastAsia="Arial Narrow" w:hAnsi="Arial Narrow" w:cs="Arial Narrow"/>
-          <w:sz w:val="16"/>
-          <w:szCs w:val="16"/>
-        </w:rPr>
-      </w:pPr>
-      <w:r>
-        <w:rPr>
-          <w:rFonts w:ascii="Arial Narrow" w:eastAsia="Arial Narrow" w:hAnsi="Arial Narrow" w:cs="Arial Narrow"/>
-          <w:sz w:val="16"/>
-          <w:szCs w:val="16"/>
-        </w:rPr>
-        <w:t>(…).</w:t>
-      </w:r>
-    </w:p>
-    <w:p>
-      <w:pPr>
-        <w:spacing w:after="0" w:line="240" w:lineRule="auto"/>
-        <w:ind w:left="567" w:hanging="567"/>
-        <w:jc w:val="both"/>
-        <w:rPr>
-          <w:rFonts w:ascii="Arial Narrow" w:eastAsia="Arial Narrow" w:hAnsi="Arial Narrow" w:cs="Arial Narrow"/>
-          <w:sz w:val="16"/>
-          <w:szCs w:val="16"/>
-        </w:rPr>
-      </w:pPr>
-    </w:p>
-  </w:footnote>
-  <w:footnote w:id="9">
-    <w:p>
-      <w:pPr>
-        <w:spacing w:after="0" w:line="240" w:lineRule="auto"/>
-        <w:ind w:left="567" w:hanging="567"/>
-        <w:jc w:val="both"/>
-        <w:rPr>
-          <w:rFonts w:ascii="Arial Narrow" w:eastAsia="Arial Narrow" w:hAnsi="Arial Narrow" w:cs="Arial Narrow"/>
-          <w:sz w:val="16"/>
-          <w:szCs w:val="16"/>
-        </w:rPr>
-      </w:pPr>
-      <w:r>
-        <w:rPr>
-          <w:rStyle w:val="Refdenotaalpie"/>
-          <w:rFonts w:ascii="Arial Narrow" w:eastAsia="Arial Narrow" w:hAnsi="Arial Narrow" w:cs="Arial Narrow"/>
-          <w:sz w:val="16"/>
-          <w:szCs w:val="16"/>
-          <w:vertAlign w:val="superscript"/>
-        </w:rPr>
-        <w:footnoteRef/>
-      </w:r>
-      <w:r>
-        <w:rPr>
-          <w:rFonts w:ascii="Arial Narrow" w:eastAsia="Arial Narrow" w:hAnsi="Arial Narrow" w:cs="Arial Narrow"/>
-          <w:sz w:val="16"/>
-          <w:szCs w:val="16"/>
-        </w:rPr>
-        <w:t xml:space="preserve"> </w:t>
-      </w:r>
-      <w:r>
-        <w:rPr>
-          <w:rFonts w:ascii="Arial Narrow" w:eastAsia="Arial Narrow" w:hAnsi="Arial Narrow" w:cs="Arial Narrow"/>
-          <w:sz w:val="16"/>
-          <w:szCs w:val="16"/>
-        </w:rPr>
-        <w:tab/>
+        <w:t xml:space="preserve"/>
       </w:r>
       <w:r>
         <w:rPr>
@@ -9545,18 +9609,6 @@
         <w:tab/>
         <w:t>Las medidas correctivas complementarias pueden dictarse de oficio o a pedido de parte.</w:t>
       </w:r>
-    </w:p>
-    <w:p>
-      <w:pPr>
-        <w:spacing w:after="0" w:line="240" w:lineRule="auto"/>
-        <w:ind w:left="567" w:hanging="567"/>
-        <w:jc w:val="both"/>
-        <w:rPr>
-          <w:rFonts w:ascii="Arial Narrow" w:eastAsia="Arial Narrow" w:hAnsi="Arial Narrow" w:cs="Arial Narrow"/>
-          <w:sz w:val="16"/>
-          <w:szCs w:val="16"/>
-        </w:rPr>
-      </w:pPr>
     </w:p>
     <w:p>
       <w:pPr>
@@ -9771,8 +9823,12 @@
     </w:p>
     <w:p>
       <w:pPr>
-        <w:pStyle w:val="Sinespaciado"/>
-        <w:ind w:firstLine="567"/>
+        <w:numPr>
+          <w:ilvl w:val="0"/>
+          <w:numId w:val="1"/>
+        </w:numPr>
+        <w:spacing w:after="0" w:line="240" w:lineRule="auto"/>
+        <w:ind w:left="567" w:firstLine="0"/>
         <w:jc w:val="both"/>
         <w:rPr>
           <w:rFonts w:ascii="Arial Narrow" w:eastAsia="Arial Narrow" w:hAnsi="Arial Narrow" w:cs="Arial Narrow"/>
@@ -9791,8 +9847,12 @@
     </w:p>
     <w:p>
       <w:pPr>
-        <w:pStyle w:val="Sinespaciado"/>
-        <w:ind w:firstLine="567"/>
+        <w:numPr>
+          <w:ilvl w:val="0"/>
+          <w:numId w:val="1"/>
+        </w:numPr>
+        <w:spacing w:after="0" w:line="240" w:lineRule="auto"/>
+        <w:ind w:left="567" w:firstLine="0"/>
         <w:jc w:val="both"/>
         <w:rPr>
           <w:rFonts w:ascii="Arial Narrow" w:eastAsia="Arial Narrow" w:hAnsi="Arial Narrow" w:cs="Arial Narrow"/>
@@ -9936,18 +9996,6 @@
         <w:jc w:val="both"/>
         <w:rPr>
           <w:rFonts w:ascii="Arial Narrow" w:eastAsia="Arial Narrow" w:hAnsi="Arial Narrow" w:cs="Arial Narrow"/>
-          <w:sz w:val="16"/>
-          <w:szCs w:val="16"/>
-        </w:rPr>
-      </w:pPr>
-    </w:p>
-    <w:p>
-      <w:pPr>
-        <w:spacing w:after="0" w:line="240" w:lineRule="auto"/>
-        <w:ind w:left="567"/>
-        <w:jc w:val="both"/>
-        <w:rPr>
-          <w:rFonts w:ascii="Arial Narrow" w:eastAsia="Arial Narrow" w:hAnsi="Arial Narrow" w:cs="Arial Narrow"/>
           <w:b/>
           <w:bCs/>
           <w:sz w:val="16"/>
@@ -10232,7 +10280,7 @@
       </w:pPr>
     </w:p>
   </w:footnote>
-  <w:footnote w:id="10">
+  <w:footnote w:id="12">
     <w:p>
       <w:pPr>
         <w:pStyle w:val="Textonotapie"/>
@@ -10264,7 +10312,8 @@
           <w:sz w:val="16"/>
           <w:szCs w:val="16"/>
         </w:rPr>
-        <w:t xml:space="preserve"> </w:t>
+        <w:tab/>
+        <w:t xml:space="preserve"/>
       </w:r>
       <w:r>
         <w:rPr>
@@ -10455,12 +10504,15 @@
       </w:pPr>
     </w:p>
   </w:footnote>
-  <w:footnote w:id="11">
+  <w:footnote w:id="13">
     <w:p>
       <w:pPr>
         <w:autoSpaceDE w:val="0"/>
         <w:autoSpaceDN w:val="0"/>
         <w:adjustRightInd w:val="0"/>
+        <w:tabs>
+          <w:tab w:val="left" w:pos="567"/>
+        </w:tabs>
         <w:spacing w:after="0" w:line="240" w:lineRule="auto"/>
         <w:ind w:left="567" w:hanging="567"/>
         <w:jc w:val="both"/>
@@ -10492,7 +10544,8 @@
           <w:sz w:val="16"/>
           <w:szCs w:val="16"/>
         </w:rPr>
-        <w:t xml:space="preserve"> </w:t>
+        <w:tab/>
+        <w:t xml:space="preserve"/>
       </w:r>
       <w:r>
         <w:rPr>
@@ -10525,7 +10578,7 @@
           <w:sz w:val="16"/>
           <w:szCs w:val="16"/>
         </w:rPr>
-        <w:t xml:space="preserve"> 807, LEY SOBRE FACULTADES, NORMAS Y ORGANIZACIÓN DEL INDECOPI FACULTADES DE LAS COMISIONES Y OFICINAS DEL INDECOPI</w:t>
+        <w:t xml:space="preserve">807, LEY SOBRE FACULTADES, NORMAS Y ORGANIZACIÓN DEL INDECOPI FACULTADES DE LAS COMISIONES Y OFICINAS DEL INDECOPI</w:t>
       </w:r>
     </w:p>
     <w:p>
@@ -10578,10 +10631,13 @@
       </w:pPr>
     </w:p>
   </w:footnote>
-  <w:footnote w:id="12">
+  <w:footnote w:id="14">
     <w:p>
       <w:pPr>
         <w:pStyle w:val="Textonotapie"/>
+        <w:tabs>
+          <w:tab w:val="left" w:pos="567"/>
+        </w:tabs>
         <w:ind w:left="567" w:hanging="567"/>
         <w:jc w:val="both"/>
         <w:rPr>
@@ -10606,7 +10662,8 @@
           <w:sz w:val="16"/>
           <w:szCs w:val="16"/>
         </w:rPr>
-        <w:t xml:space="preserve"> </w:t>
+        <w:tab/>
+        <w:t xml:space="preserve"/>
       </w:r>
       <w:r>
         <w:rPr>

--- a/plantillas_maestras/03_seguro_desgravamen/negativa_cobertura/1_ddo_banco_o_financiera/mujer/TPL_3523_2025_SEGURO_DESGRAVAMEN_NEGATIVA_COBERTURA_BANCO_MUJER_R1.docx
+++ b/plantillas_maestras/03_seguro_desgravamen/negativa_cobertura/1_ddo_banco_o_financiera/mujer/TPL_3523_2025_SEGURO_DESGRAVAMEN_NEGATIVA_COBERTURA_BANCO_MUJER_R1.docx
@@ -679,7 +679,7 @@
     </w:p>
     <w:p>
       <w:pPr>
-        <w:spacing w:after="0" w:line="240" w:lineRule="auto"/>
+        <w:spacing w:before="0" w:after="0" w:line="240" w:lineRule="auto"/>
         <w:jc w:val="both"/>
         <w:rPr>
           <w:rFonts w:ascii="Arial Narrow" w:eastAsia="Arial Narrow" w:hAnsi="Arial Narrow" w:cs="Arial Narrow"/>
@@ -721,7 +721,7 @@
           <w:lang w:val="es-ES" w:eastAsia="es-ES"/>
           <w14:ligatures w14:val="none"/>
         </w:rPr>
-        <w:t xml:space="preserve">Mediante denuncia del 27 de octubre de 2025, la señora [APELLIDO] denunció al Banco e Interseguro por presuntas infracciones a la Ley 29571, Código de Protección y Defensa del Consumidor</w:t>
+        <w:t xml:space="preserve">Mediante denuncia del 27 de octubre de 2025</w:t>
       </w:r>
       <w:r>
         <w:rPr>
@@ -747,31 +747,7 @@
           <w:lang w:val="es-ES" w:eastAsia="es-ES"/>
           <w14:ligatures w14:val="none"/>
         </w:rPr>
-        <w:t xml:space="preserve"> (en adelante, Código), señalando lo siguiente:</w:t>
-      </w:r>
-      <w:r>
-        <w:rPr>
-          <w:rFonts w:ascii="Arial Narrow" w:eastAsia="Arial Narrow" w:hAnsi="Arial Narrow" w:cs="Arial Narrow"/>
-          <w:color w:val="000000"/>
-          <w:kern w:val="0"/>
-          <w:sz w:val="22"/>
-          <w:szCs w:val="22"/>
-          <w:lang w:val="es-ES" w:eastAsia="es-ES"/>
-          <w14:ligatures w14:val="none"/>
-        </w:rPr>
-        <w:t/>
-      </w:r>
-      <w:r>
-        <w:rPr>
-          <w:rFonts w:ascii="Arial Narrow" w:eastAsia="Arial Narrow" w:hAnsi="Arial Narrow" w:cs="Arial Narrow"/>
-          <w:color w:val="000000"/>
-          <w:kern w:val="0"/>
-          <w:sz w:val="22"/>
-          <w:szCs w:val="22"/>
-          <w:lang w:val="es-ES" w:eastAsia="es-ES"/>
-          <w14:ligatures w14:val="none"/>
-        </w:rPr>
-        <w:t xml:space="preserve"/>
+        <w:t xml:space="preserve">, la señora [APELLIDO] denunció al Banco e Interseguro por presuntas infracciones a la Ley 29571, Código de Protección y Defensa del Consumidor</w:t>
       </w:r>
       <w:r>
         <w:rPr>
@@ -790,10 +766,36 @@
       <w:r>
         <w:rPr>
           <w:rFonts w:ascii="Arial Narrow" w:eastAsia="Arial Narrow" w:hAnsi="Arial Narrow" w:cs="Arial Narrow"/>
-          <w:kern w:val="0"/>
-          <w14:ligatures w14:val="none"/>
-          <w:sz w:val="22"/>
-          <w:szCs w:val="22"/>
+          <w:color w:val="000000"/>
+          <w:kern w:val="0"/>
+          <w:sz w:val="22"/>
+          <w:szCs w:val="22"/>
+          <w:lang w:val="es-ES" w:eastAsia="es-ES"/>
+          <w14:ligatures w14:val="none"/>
+        </w:rPr>
+        <w:t xml:space="preserve"> (en adelante, Código), señalando lo siguiente:</w:t>
+      </w:r>
+      <w:r>
+        <w:rPr>
+          <w:rFonts w:ascii="Arial Narrow" w:eastAsia="Arial Narrow" w:hAnsi="Arial Narrow" w:cs="Arial Narrow"/>
+          <w:color w:val="000000"/>
+          <w:kern w:val="0"/>
+          <w:sz w:val="22"/>
+          <w:szCs w:val="22"/>
+          <w:lang w:val="es-ES" w:eastAsia="es-ES"/>
+          <w14:ligatures w14:val="none"/>
+        </w:rPr>
+        <w:t/>
+      </w:r>
+      <w:r>
+        <w:rPr>
+          <w:rFonts w:ascii="Arial Narrow" w:eastAsia="Arial Narrow" w:hAnsi="Arial Narrow" w:cs="Arial Narrow"/>
+          <w:color w:val="000000"/>
+          <w:kern w:val="0"/>
+          <w:sz w:val="22"/>
+          <w:szCs w:val="22"/>
+          <w:lang w:val="es-ES" w:eastAsia="es-ES"/>
+          <w14:ligatures w14:val="none"/>
         </w:rPr>
         <w:t xml:space="preserve"/>
       </w:r>
@@ -805,6 +807,16 @@
           <w:sz w:val="22"/>
           <w:szCs w:val="22"/>
         </w:rPr>
+        <w:t xml:space="preserve"/>
+      </w:r>
+      <w:r>
+        <w:rPr>
+          <w:rFonts w:ascii="Arial Narrow" w:eastAsia="Arial Narrow" w:hAnsi="Arial Narrow" w:cs="Arial Narrow"/>
+          <w:kern w:val="0"/>
+          <w14:ligatures w14:val="none"/>
+          <w:sz w:val="22"/>
+          <w:szCs w:val="22"/>
+        </w:rPr>
         <w:t/>
       </w:r>
       <w:r>
@@ -975,7 +987,7 @@
     </w:p>
     <w:p>
       <w:pPr>
-        <w:spacing w:after="0" w:line="240" w:lineRule="auto"/>
+        <w:spacing w:before="0" w:after="0" w:line="240" w:lineRule="auto"/>
         <w:jc w:val="both"/>
         <w:rPr>
           <w:rFonts w:ascii="Arial Narrow" w:eastAsia="Arial Narrow" w:hAnsi="Arial Narrow" w:cs="Arial Narrow"/>
@@ -1084,7 +1096,7 @@
     <w:p>
       <w:pPr>
         <w:pStyle w:val="Prrafodelista"/>
-        <w:spacing w:after="0" w:line="240" w:lineRule="auto"/>
+        <w:spacing w:before="0" w:after="0" w:line="240" w:lineRule="auto"/>
         <w:ind w:left="1430"/>
         <w:jc w:val="both"/>
         <w:rPr>
@@ -1208,7 +1220,7 @@
     <w:p>
       <w:pPr>
         <w:pStyle w:val="Prrafodelista"/>
-        <w:spacing w:after="0" w:line="240" w:lineRule="auto"/>
+        <w:spacing w:before="0" w:after="0" w:line="240" w:lineRule="auto"/>
         <w:ind w:left="1430"/>
         <w:jc w:val="both"/>
         <w:rPr>
@@ -1270,7 +1282,7 @@
     <w:p>
       <w:pPr>
         <w:pStyle w:val="Prrafodelista"/>
-        <w:spacing w:after="0" w:line="240" w:lineRule="auto"/>
+        <w:spacing w:before="0" w:after="0" w:line="240" w:lineRule="auto"/>
         <w:ind w:left="1430"/>
         <w:jc w:val="both"/>
         <w:rPr>
@@ -1478,7 +1490,7 @@
     <w:p>
       <w:pPr>
         <w:pStyle w:val="Prrafodelista"/>
-        <w:spacing w:after="0" w:line="240" w:lineRule="auto"/>
+        <w:spacing w:before="0" w:after="0" w:line="240" w:lineRule="auto"/>
         <w:ind w:left="1430"/>
         <w:jc w:val="both"/>
         <w:rPr>
@@ -1552,7 +1564,7 @@
     <w:p>
       <w:pPr>
         <w:pStyle w:val="Prrafodelista"/>
-        <w:spacing w:after="0" w:line="240" w:lineRule="auto"/>
+        <w:spacing w:before="0" w:after="0" w:line="240" w:lineRule="auto"/>
         <w:ind w:left="1430"/>
         <w:jc w:val="both"/>
         <w:rPr>
@@ -1638,10 +1650,10 @@
     </w:p>
     <w:p>
       <w:pPr>
+        <w:spacing w:before="0" w:after="0" w:line="240" w:lineRule="auto"/>
         <w:tabs>
           <w:tab w:val="left" w:pos="1134"/>
         </w:tabs>
-        <w:spacing w:after="0" w:line="240" w:lineRule="auto"/>
         <w:jc w:val="both"/>
         <w:rPr>
           <w:rFonts w:ascii="Arial Narrow" w:eastAsia="Arial Narrow" w:hAnsi="Arial Narrow" w:cs="Arial Narrow"/>
@@ -2010,7 +2022,7 @@
     <w:bookmarkEnd w:id="2"/>
     <w:p>
       <w:pPr>
-        <w:spacing w:after="0" w:line="240" w:lineRule="auto"/>
+        <w:spacing w:before="0" w:after="0" w:line="240" w:lineRule="auto"/>
         <w:contextualSpacing/>
         <w:jc w:val="both"/>
         <w:rPr>
@@ -2066,7 +2078,7 @@
     </w:p>
     <w:p>
       <w:pPr>
-        <w:spacing w:after="0" w:line="240" w:lineRule="auto"/>
+        <w:spacing w:before="0" w:after="0" w:line="240" w:lineRule="auto"/>
         <w:ind w:left="567"/>
         <w:contextualSpacing/>
         <w:jc w:val="both"/>
@@ -2297,7 +2309,7 @@
     <w:p>
       <w:pPr>
         <w:pStyle w:val="Prrafodelista"/>
-        <w:spacing w:after="0" w:line="240" w:lineRule="auto"/>
+        <w:spacing w:before="0" w:after="0" w:line="240" w:lineRule="auto"/>
         <w:ind w:left="567"/>
         <w:jc w:val="both"/>
         <w:rPr>
@@ -2483,7 +2495,7 @@
     <w:bookmarkEnd w:id="7"/>
     <w:p>
       <w:pPr>
-        <w:spacing w:after="0" w:line="240" w:lineRule="auto"/>
+        <w:spacing w:before="0" w:after="0" w:line="240" w:lineRule="auto"/>
         <w:jc w:val="both"/>
         <w:rPr>
           <w:rFonts w:ascii="Arial Narrow" w:eastAsia="Arial Narrow" w:hAnsi="Arial Narrow" w:cs="Arial Narrow"/>
@@ -2652,7 +2664,7 @@
     </w:p>
     <w:p>
       <w:pPr>
-        <w:spacing w:after="0" w:line="240" w:lineRule="auto"/>
+        <w:spacing w:before="0" w:after="0" w:line="240" w:lineRule="auto"/>
         <w:jc w:val="both"/>
         <w:rPr>
           <w:rFonts w:ascii="Arial Narrow" w:eastAsia="Arial Narrow" w:hAnsi="Arial Narrow" w:cs="Arial Narrow"/>
@@ -2787,7 +2799,7 @@
     <w:p>
       <w:pPr>
         <w:pStyle w:val="Prrafodelista"/>
-        <w:spacing w:line="240" w:lineRule="auto"/>
+        <w:spacing w:before="0" w:after="0" w:line="240" w:lineRule="auto"/>
         <w:rPr>
           <w:rFonts w:ascii="Arial Narrow" w:eastAsia="Arial Narrow" w:hAnsi="Arial Narrow" w:cs="Arial Narrow"/>
           <w:bCs/>
@@ -3037,7 +3049,7 @@
     <w:p>
       <w:pPr>
         <w:pStyle w:val="Prrafodelista"/>
-        <w:spacing w:line="240" w:lineRule="auto"/>
+        <w:spacing w:before="0" w:after="0" w:line="240" w:lineRule="auto"/>
         <w:rPr>
           <w:rFonts w:ascii="Arial Narrow" w:eastAsia="Arial Narrow" w:hAnsi="Arial Narrow" w:cs="Arial Narrow"/>
           <w:kern w:val="0"/>
@@ -3189,7 +3201,7 @@
     </w:p>
     <w:p>
       <w:pPr>
-        <w:spacing w:after="0" w:line="240" w:lineRule="auto"/>
+        <w:spacing w:before="0" w:after="0" w:line="240" w:lineRule="auto"/>
         <w:jc w:val="both"/>
         <w:rPr>
           <w:rFonts w:ascii="Arial Narrow" w:eastAsia="Arial Narrow" w:hAnsi="Arial Narrow" w:cs="Arial Narrow"/>
@@ -3259,7 +3271,7 @@
     </w:p>
     <w:p>
       <w:pPr>
-        <w:spacing w:after="0" w:line="240" w:lineRule="auto"/>
+        <w:spacing w:before="0" w:after="0" w:line="240" w:lineRule="auto"/>
         <w:ind w:left="567"/>
         <w:contextualSpacing/>
         <w:jc w:val="both"/>
@@ -3315,7 +3327,7 @@
     </w:p>
     <w:p>
       <w:pPr>
-        <w:spacing w:after="0" w:line="240" w:lineRule="auto"/>
+        <w:spacing w:before="0" w:after="0" w:line="240" w:lineRule="auto"/>
         <w:jc w:val="both"/>
         <w:rPr>
           <w:rFonts w:ascii="Arial Narrow" w:eastAsia="Arial Narrow" w:hAnsi="Arial Narrow" w:cs="Arial Narrow"/>
@@ -3488,7 +3500,7 @@
     <w:p>
       <w:pPr>
         <w:pStyle w:val="Prrafodelista"/>
-        <w:spacing w:after="0" w:line="240" w:lineRule="auto"/>
+        <w:spacing w:before="0" w:after="0" w:line="240" w:lineRule="auto"/>
         <w:ind w:left="567"/>
         <w:jc w:val="both"/>
         <w:rPr>
@@ -3556,7 +3568,7 @@
           <w:lang w:val="es-ES" w:eastAsia="es-ES"/>
           <w14:ligatures w14:val="none"/>
         </w:rPr>
-        <w:t xml:space="preserve">: </w:t>
+        <w:t xml:space="preserve">:</w:t>
       </w:r>
       <w:r>
         <w:rPr>
@@ -3568,6 +3580,18 @@
           <w:lang w:val="es-ES" w:eastAsia="es-ES"/>
           <w14:ligatures w14:val="none"/>
         </w:rPr>
+        <w:t xml:space="preserve"> </w:t>
+      </w:r>
+      <w:r>
+        <w:rPr>
+          <w:rFonts w:ascii="Arial Narrow" w:eastAsia="Arial Narrow" w:hAnsi="Arial Narrow" w:cs="Arial Narrow"/>
+          <w:color w:val="000000"/>
+          <w:kern w:val="0"/>
+          <w:sz w:val="22"/>
+          <w:szCs w:val="22"/>
+          <w:lang w:val="es-ES" w:eastAsia="es-ES"/>
+          <w14:ligatures w14:val="none"/>
+        </w:rPr>
         <w:t xml:space="preserve">(i) presentar una copia debidamente suscrita de las Pólizas del Seguro de desgravamen de la </w:t>
       </w:r>
       <w:r>
@@ -3850,6 +3874,24 @@
         </w:rPr>
         <w:t>.</w:t>
       </w:r>
+    </w:p>
+    <w:p>
+      <w:pPr>
+        <w:pStyle w:val="Prrafodelista"/>
+        <w:spacing w:before="0" w:after="0" w:line="240" w:lineRule="auto"/>
+        <w:ind w:left="567"/>
+        <w:jc w:val="both"/>
+        <w:rPr>
+          <w:rFonts w:ascii="Arial Narrow" w:eastAsia="Arial Narrow" w:hAnsi="Arial Narrow" w:cs="Arial Narrow"/>
+          <w:color w:val="000000"/>
+          <w:kern w:val="0"/>
+          <w:sz w:val="22"/>
+          <w:szCs w:val="22"/>
+          <w:u w:val="single"/>
+          <w:lang w:val="es-ES" w:eastAsia="es-ES"/>
+          <w14:ligatures w14:val="none"/>
+        </w:rPr>
+      </w:pPr>
     </w:p>
     <w:p>
       <w:pPr>
@@ -3868,13 +3910,7 @@
           <w14:ligatures w14:val="none"/>
         </w:rPr>
       </w:pPr>
-    </w:p>
-    <w:p>
-      <w:pPr>
-        <w:pStyle w:val="Prrafodelista"/>
-        <w:spacing w:after="0" w:line="240" w:lineRule="auto"/>
-        <w:ind w:left="567"/>
-        <w:jc w:val="both"/>
+      <w:r>
         <w:rPr>
           <w:rFonts w:ascii="Arial Narrow" w:eastAsia="Arial Narrow" w:hAnsi="Arial Narrow" w:cs="Arial Narrow"/>
           <w:color w:val="000000"/>
@@ -3885,7 +3921,8 @@
           <w:lang w:val="es-ES" w:eastAsia="es-ES"/>
           <w14:ligatures w14:val="none"/>
         </w:rPr>
-      </w:pPr>
+        <w:t>A</w:t>
+      </w:r>
       <w:r>
         <w:rPr>
           <w:rFonts w:ascii="Arial Narrow" w:eastAsia="Arial Narrow" w:hAnsi="Arial Narrow" w:cs="Arial Narrow"/>
@@ -3897,7 +3934,7 @@
           <w:lang w:val="es-ES" w:eastAsia="es-ES"/>
           <w14:ligatures w14:val="none"/>
         </w:rPr>
-        <w:t>A</w:t>
+        <w:t>l</w:t>
       </w:r>
       <w:r>
         <w:rPr>
@@ -3910,7 +3947,7 @@
           <w:lang w:val="es-ES" w:eastAsia="es-ES"/>
           <w14:ligatures w14:val="none"/>
         </w:rPr>
-        <w:t>l</w:t>
+        <w:t xml:space="preserve"> </w:t>
       </w:r>
       <w:r>
         <w:rPr>
@@ -3923,6 +3960,30 @@
           <w:lang w:val="es-ES" w:eastAsia="es-ES"/>
           <w14:ligatures w14:val="none"/>
         </w:rPr>
+        <w:t>Banco</w:t>
+      </w:r>
+      <w:r>
+        <w:rPr>
+          <w:rFonts w:ascii="Arial Narrow" w:eastAsia="Arial Narrow" w:hAnsi="Arial Narrow" w:cs="Arial Narrow"/>
+          <w:color w:val="000000"/>
+          <w:kern w:val="0"/>
+          <w:sz w:val="22"/>
+          <w:szCs w:val="22"/>
+          <w:lang w:val="es-ES" w:eastAsia="es-ES"/>
+          <w14:ligatures w14:val="none"/>
+        </w:rPr>
+        <w:t>:</w:t>
+      </w:r>
+      <w:r>
+        <w:rPr>
+          <w:rFonts w:ascii="Arial Narrow" w:eastAsia="Arial Narrow" w:hAnsi="Arial Narrow" w:cs="Arial Narrow"/>
+          <w:color w:val="000000"/>
+          <w:kern w:val="0"/>
+          <w:sz w:val="22"/>
+          <w:szCs w:val="22"/>
+          <w:lang w:eastAsia="es-ES"/>
+          <w14:ligatures w14:val="none"/>
+        </w:rPr>
         <w:t xml:space="preserve"> </w:t>
       </w:r>
       <w:r>
@@ -3932,12 +3993,12 @@
           <w:kern w:val="0"/>
           <w:sz w:val="22"/>
           <w:szCs w:val="22"/>
-          <w:u w:val="single"/>
           <w:lang w:val="es-ES" w:eastAsia="es-ES"/>
           <w14:ligatures w14:val="none"/>
         </w:rPr>
-        <w:t>Banco</w:t>
-      </w:r>
+        <w:t xml:space="preserve">(i) presentar una copia debidamente suscrita de los documentos contractuales de la Tarjeta de crédito </w:t>
+      </w:r>
+      <w:proofErr w:type="spellStart"/>
       <w:r>
         <w:rPr>
           <w:rFonts w:ascii="Arial Narrow" w:eastAsia="Arial Narrow" w:hAnsi="Arial Narrow" w:cs="Arial Narrow"/>
@@ -3948,20 +4009,9 @@
           <w:lang w:val="es-ES" w:eastAsia="es-ES"/>
           <w14:ligatures w14:val="none"/>
         </w:rPr>
-        <w:t>:</w:t>
-      </w:r>
-      <w:r>
-        <w:rPr>
-          <w:rFonts w:ascii="Arial Narrow" w:eastAsia="Arial Narrow" w:hAnsi="Arial Narrow" w:cs="Arial Narrow"/>
-          <w:color w:val="000000"/>
-          <w:kern w:val="0"/>
-          <w:sz w:val="22"/>
-          <w:szCs w:val="22"/>
-          <w:lang w:eastAsia="es-ES"/>
-          <w14:ligatures w14:val="none"/>
-        </w:rPr>
-        <w:t xml:space="preserve"> </w:t>
-      </w:r>
+        <w:t/>
+      </w:r>
+      <w:proofErr w:type="spellEnd"/>
       <w:r>
         <w:rPr>
           <w:rFonts w:ascii="Arial Narrow" w:eastAsia="Arial Narrow" w:hAnsi="Arial Narrow" w:cs="Arial Narrow"/>
@@ -3972,7 +4022,7 @@
           <w:lang w:val="es-ES" w:eastAsia="es-ES"/>
           <w14:ligatures w14:val="none"/>
         </w:rPr>
-        <w:t xml:space="preserve">(i) presentar una copia debidamente suscrita de los documentos contractuales de la Tarjeta de crédito </w:t>
+        <w:t xml:space="preserve"> 6****85-1, la Tarjeta de crédito </w:t>
       </w:r>
       <w:proofErr w:type="spellStart"/>
       <w:r>
@@ -3998,7 +4048,7 @@
           <w:lang w:val="es-ES" w:eastAsia="es-ES"/>
           <w14:ligatures w14:val="none"/>
         </w:rPr>
-        <w:t xml:space="preserve"> 6****85-1, la Tarjeta de crédito </w:t>
+        <w:t xml:space="preserve"> 8****30-1 y el Crédito efectivo </w:t>
       </w:r>
       <w:proofErr w:type="spellStart"/>
       <w:r>
@@ -4024,7 +4074,7 @@
           <w:lang w:val="es-ES" w:eastAsia="es-ES"/>
           <w14:ligatures w14:val="none"/>
         </w:rPr>
-        <w:t xml:space="preserve"> 8****30-1 y el Crédito efectivo </w:t>
+        <w:t xml:space="preserve"> 0****52 materias de denuncia, así como el cargo de remisión de cada contrato; y, (</w:t>
       </w:r>
       <w:proofErr w:type="spellStart"/>
       <w:r>
@@ -4037,7 +4087,7 @@
           <w:lang w:val="es-ES" w:eastAsia="es-ES"/>
           <w14:ligatures w14:val="none"/>
         </w:rPr>
-        <w:t/>
+        <w:t>ii</w:t>
       </w:r>
       <w:proofErr w:type="spellEnd"/>
       <w:r>
@@ -4050,9 +4100,8 @@
           <w:lang w:val="es-ES" w:eastAsia="es-ES"/>
           <w14:ligatures w14:val="none"/>
         </w:rPr>
-        <w:t xml:space="preserve"> 0****52 materias de denuncia, así como el cargo de remisión de cada contrato; y, (</w:t>
-      </w:r>
-      <w:proofErr w:type="spellStart"/>
+        <w:t>) presentar todas las comunicaciones cursadas con la parte denunciante en virtud de los hechos materia de denuncia</w:t>
+      </w:r>
       <w:r>
         <w:rPr>
           <w:rFonts w:ascii="Arial Narrow" w:eastAsia="Arial Narrow" w:hAnsi="Arial Narrow" w:cs="Arial Narrow"/>
@@ -4063,38 +4112,13 @@
           <w:lang w:val="es-ES" w:eastAsia="es-ES"/>
           <w14:ligatures w14:val="none"/>
         </w:rPr>
-        <w:t>ii</w:t>
-      </w:r>
-      <w:proofErr w:type="spellEnd"/>
-      <w:r>
-        <w:rPr>
-          <w:rFonts w:ascii="Arial Narrow" w:eastAsia="Arial Narrow" w:hAnsi="Arial Narrow" w:cs="Arial Narrow"/>
-          <w:color w:val="000000"/>
-          <w:kern w:val="0"/>
-          <w:sz w:val="22"/>
-          <w:szCs w:val="22"/>
-          <w:lang w:val="es-ES" w:eastAsia="es-ES"/>
-          <w14:ligatures w14:val="none"/>
-        </w:rPr>
-        <w:t>) presentar todas las comunicaciones cursadas con la parte denunciante en virtud de los hechos materia de denuncia</w:t>
-      </w:r>
-      <w:r>
-        <w:rPr>
-          <w:rFonts w:ascii="Arial Narrow" w:eastAsia="Arial Narrow" w:hAnsi="Arial Narrow" w:cs="Arial Narrow"/>
-          <w:color w:val="000000"/>
-          <w:kern w:val="0"/>
-          <w:sz w:val="22"/>
-          <w:szCs w:val="22"/>
-          <w:lang w:val="es-ES" w:eastAsia="es-ES"/>
-          <w14:ligatures w14:val="none"/>
-        </w:rPr>
         <w:t>.</w:t>
       </w:r>
     </w:p>
     <w:bookmarkEnd w:id="9"/>
     <w:p>
       <w:pPr>
-        <w:spacing w:after="0" w:line="240" w:lineRule="auto"/>
+        <w:spacing w:before="0" w:after="0" w:line="240" w:lineRule="auto"/>
         <w:jc w:val="both"/>
         <w:rPr>
           <w:rFonts w:ascii="Arial Narrow" w:eastAsia="Arial Narrow" w:hAnsi="Arial Narrow" w:cs="Arial Narrow"/>
@@ -4148,10 +4172,37 @@
     </w:p>
     <w:p>
       <w:pPr>
+        <w:spacing w:before="0" w:after="0" w:line="240" w:lineRule="auto"/>
+        <w:jc w:val="both"/>
+        <w:rPr>
+          <w:rFonts w:ascii="Arial Narrow" w:eastAsia="Arial Narrow" w:hAnsi="Arial Narrow" w:cs="Arial Narrow"/>
+          <w:b/>
+          <w:color w:val="000000"/>
+          <w:kern w:val="0"/>
+          <w:sz w:val="22"/>
+          <w:szCs w:val="22"/>
+          <w:lang w:eastAsia="es-PE"/>
+          <w14:ligatures w14:val="none"/>
+        </w:rPr>
+      </w:pPr>
+    </w:p>
+    <w:p>
+      <w:pPr>
         <w:spacing w:after="0" w:line="240" w:lineRule="auto"/>
         <w:jc w:val="both"/>
         <w:rPr>
           <w:rFonts w:ascii="Arial Narrow" w:eastAsia="Arial Narrow" w:hAnsi="Arial Narrow" w:cs="Arial Narrow"/>
+          <w:color w:val="000000"/>
+          <w:kern w:val="0"/>
+          <w:sz w:val="22"/>
+          <w:szCs w:val="22"/>
+          <w:lang w:eastAsia="es-PE"/>
+          <w14:ligatures w14:val="none"/>
+        </w:rPr>
+      </w:pPr>
+      <w:r>
+        <w:rPr>
+          <w:rFonts w:ascii="Arial Narrow" w:eastAsia="Arial Narrow" w:hAnsi="Arial Narrow" w:cs="Arial Narrow"/>
           <w:b/>
           <w:color w:val="000000"/>
           <w:kern w:val="0"/>
@@ -4160,33 +4211,6 @@
           <w:lang w:eastAsia="es-PE"/>
           <w14:ligatures w14:val="none"/>
         </w:rPr>
-      </w:pPr>
-    </w:p>
-    <w:p>
-      <w:pPr>
-        <w:spacing w:after="0" w:line="240" w:lineRule="auto"/>
-        <w:jc w:val="both"/>
-        <w:rPr>
-          <w:rFonts w:ascii="Arial Narrow" w:eastAsia="Arial Narrow" w:hAnsi="Arial Narrow" w:cs="Arial Narrow"/>
-          <w:color w:val="000000"/>
-          <w:kern w:val="0"/>
-          <w:sz w:val="22"/>
-          <w:szCs w:val="22"/>
-          <w:lang w:eastAsia="es-PE"/>
-          <w14:ligatures w14:val="none"/>
-        </w:rPr>
-      </w:pPr>
-      <w:r>
-        <w:rPr>
-          <w:rFonts w:ascii="Arial Narrow" w:eastAsia="Arial Narrow" w:hAnsi="Arial Narrow" w:cs="Arial Narrow"/>
-          <w:b/>
-          <w:color w:val="000000"/>
-          <w:kern w:val="0"/>
-          <w:sz w:val="22"/>
-          <w:szCs w:val="22"/>
-          <w:lang w:eastAsia="es-PE"/>
-          <w14:ligatures w14:val="none"/>
-        </w:rPr>
         <w:t xml:space="preserve">PRIMERO:</w:t>
       </w:r>
       <w:r>
@@ -4388,7 +4412,7 @@
     </w:p>
     <w:p>
       <w:pPr>
-        <w:spacing w:after="0" w:line="240" w:lineRule="auto"/>
+        <w:spacing w:before="0" w:after="0" w:line="240" w:lineRule="auto"/>
         <w:jc w:val="both"/>
         <w:rPr>
           <w:rFonts w:ascii="Arial Narrow" w:eastAsia="Arial Narrow" w:hAnsi="Arial Narrow" w:cs="Arial Narrow"/>
@@ -4655,7 +4679,7 @@
     <w:p>
       <w:pPr>
         <w:pStyle w:val="Prrafodelista"/>
-        <w:spacing w:after="0" w:line="240" w:lineRule="auto"/>
+        <w:spacing w:before="0" w:after="0" w:line="240" w:lineRule="auto"/>
         <w:ind w:left="567"/>
         <w:jc w:val="both"/>
         <w:rPr>
@@ -4802,7 +4826,7 @@
     <w:p>
       <w:pPr>
         <w:pStyle w:val="Prrafodelista"/>
-        <w:spacing w:after="0" w:line="240" w:lineRule="auto"/>
+        <w:spacing w:before="0" w:after="0" w:line="240" w:lineRule="auto"/>
         <w:ind w:left="567"/>
         <w:jc w:val="both"/>
         <w:rPr>
@@ -4949,7 +4973,7 @@
     <w:p>
       <w:pPr>
         <w:pStyle w:val="Prrafodelista"/>
-        <w:spacing w:after="0" w:line="240" w:lineRule="auto"/>
+        <w:spacing w:before="0" w:after="0" w:line="240" w:lineRule="auto"/>
         <w:ind w:left="567"/>
         <w:jc w:val="both"/>
         <w:rPr>
@@ -5106,7 +5130,7 @@
     <w:p>
       <w:pPr>
         <w:pStyle w:val="Prrafodelista"/>
-        <w:spacing w:after="0" w:line="240" w:lineRule="auto"/>
+        <w:spacing w:before="0" w:after="0" w:line="240" w:lineRule="auto"/>
         <w:ind w:left="567"/>
         <w:jc w:val="both"/>
         <w:rPr>
@@ -5249,7 +5273,7 @@
     </w:p>
     <w:p>
       <w:pPr>
-        <w:spacing w:after="0" w:line="240" w:lineRule="auto"/>
+        <w:spacing w:before="0" w:after="0" w:line="240" w:lineRule="auto"/>
         <w:jc w:val="both"/>
         <w:rPr>
           <w:rFonts w:ascii="Arial Narrow" w:eastAsia="Arial Narrow" w:hAnsi="Arial Narrow" w:cs="Arial Narrow"/>
@@ -5370,7 +5394,7 @@
     </w:p>
     <w:p>
       <w:pPr>
-        <w:spacing w:after="0" w:line="240" w:lineRule="auto"/>
+        <w:spacing w:before="0" w:after="0" w:line="240" w:lineRule="auto"/>
         <w:jc w:val="both"/>
         <w:rPr>
           <w:rFonts w:ascii="Arial Narrow" w:eastAsia="Arial Narrow" w:hAnsi="Arial Narrow" w:cs="Arial Narrow"/>
@@ -5492,7 +5516,7 @@
     </w:p>
     <w:p>
       <w:pPr>
-        <w:spacing w:line="240" w:lineRule="auto"/>
+        <w:spacing w:before="0" w:after="0" w:line="240" w:lineRule="auto"/>
         <w:contextualSpacing/>
         <w:jc w:val="both"/>
         <w:rPr>
@@ -5651,7 +5675,7 @@
     </w:p>
     <w:p>
       <w:pPr>
-        <w:spacing w:after="0" w:line="240" w:lineRule="auto"/>
+        <w:spacing w:before="0" w:after="0" w:line="240" w:lineRule="auto"/>
         <w:jc w:val="both"/>
         <w:rPr>
           <w:rFonts w:ascii="Arial Narrow" w:eastAsia="Arial Narrow" w:hAnsi="Arial Narrow" w:cs="Arial Narrow"/>
@@ -5944,7 +5968,7 @@
     </w:p>
     <w:p>
       <w:pPr>
-        <w:spacing w:after="0" w:line="240" w:lineRule="auto"/>
+        <w:spacing w:before="0" w:after="0" w:line="240" w:lineRule="auto"/>
         <w:ind w:left="567"/>
         <w:jc w:val="both"/>
         <w:rPr>
@@ -6045,7 +6069,7 @@
     </w:p>
     <w:p>
       <w:pPr>
-        <w:spacing w:after="0" w:line="240" w:lineRule="auto"/>
+        <w:spacing w:before="0" w:after="0" w:line="240" w:lineRule="auto"/>
         <w:jc w:val="both"/>
         <w:rPr>
           <w:rFonts w:ascii="Arial Narrow" w:eastAsia="Arial Narrow" w:hAnsi="Arial Narrow" w:cs="Arial Narrow"/>
@@ -6355,6 +6379,21 @@
     </w:p>
     <w:p>
       <w:pPr>
+        <w:spacing w:before="0" w:after="0" w:line="240" w:lineRule="auto"/>
+        <w:jc w:val="both"/>
+        <w:rPr>
+          <w:rFonts w:ascii="Arial Narrow" w:eastAsia="Arial Narrow" w:hAnsi="Arial Narrow" w:cs="Arial Narrow"/>
+          <w:color w:val="000000"/>
+          <w:kern w:val="0"/>
+          <w:sz w:val="22"/>
+          <w:szCs w:val="22"/>
+          <w:lang w:val="es-ES" w:eastAsia="es-ES"/>
+          <w14:ligatures w14:val="none"/>
+        </w:rPr>
+      </w:pPr>
+    </w:p>
+    <w:p>
+      <w:pPr>
         <w:spacing w:after="0" w:line="240" w:lineRule="auto"/>
         <w:jc w:val="both"/>
         <w:rPr>
@@ -6367,11 +6406,44 @@
           <w14:ligatures w14:val="none"/>
         </w:rPr>
       </w:pPr>
-    </w:p>
-    <w:p>
-      <w:pPr>
-        <w:spacing w:after="0" w:line="240" w:lineRule="auto"/>
-        <w:jc w:val="both"/>
+      <w:r>
+        <w:rPr>
+          <w:rFonts w:ascii="Arial Narrow" w:eastAsia="Arial Narrow" w:hAnsi="Arial Narrow" w:cs="Arial Narrow"/>
+          <w:b/>
+          <w:color w:val="000000"/>
+          <w:kern w:val="0"/>
+          <w:sz w:val="22"/>
+          <w:szCs w:val="22"/>
+          <w:lang w:eastAsia="es-PE"/>
+          <w14:ligatures w14:val="none"/>
+        </w:rPr>
+        <w:t xml:space="preserve">SEXTO:</w:t>
+      </w:r>
+      <w:r>
+        <w:rPr>
+          <w:rFonts w:ascii="Arial Narrow" w:eastAsia="Arial Narrow" w:hAnsi="Arial Narrow" w:cs="Arial Narrow"/>
+          <w:color w:val="000000"/>
+          <w:kern w:val="0"/>
+          <w:sz w:val="22"/>
+          <w:szCs w:val="22"/>
+          <w:lang w:eastAsia="es-PE"/>
+          <w14:ligatures w14:val="none"/>
+        </w:rPr>
+        <w:t xml:space="preserve"> </w:t>
+      </w:r>
+      <w:r>
+        <w:rPr>
+          <w:rFonts w:ascii="Arial Narrow" w:eastAsia="Arial Narrow" w:hAnsi="Arial Narrow" w:cs="Arial Narrow"/>
+          <w:color w:val="000000"/>
+          <w:kern w:val="0"/>
+          <w:sz w:val="22"/>
+          <w:szCs w:val="22"/>
+          <w:lang w:eastAsia="es-ES"/>
+          <w14:ligatures w14:val="none"/>
+        </w:rPr>
+        <w:t xml:space="preserve">requerir </w:t>
+      </w:r>
+      <w:r>
         <w:rPr>
           <w:rFonts w:ascii="Arial Narrow" w:eastAsia="Arial Narrow" w:hAnsi="Arial Narrow" w:cs="Arial Narrow"/>
           <w:color w:val="000000"/>
@@ -6381,31 +6453,7 @@
           <w:lang w:val="es-ES" w:eastAsia="es-ES"/>
           <w14:ligatures w14:val="none"/>
         </w:rPr>
-      </w:pPr>
-      <w:r>
-        <w:rPr>
-          <w:rFonts w:ascii="Arial Narrow" w:eastAsia="Arial Narrow" w:hAnsi="Arial Narrow" w:cs="Arial Narrow"/>
-          <w:b/>
-          <w:color w:val="000000"/>
-          <w:kern w:val="0"/>
-          <w:sz w:val="22"/>
-          <w:szCs w:val="22"/>
-          <w:lang w:eastAsia="es-PE"/>
-          <w14:ligatures w14:val="none"/>
-        </w:rPr>
-        <w:t xml:space="preserve">SEXTO:</w:t>
-      </w:r>
-      <w:r>
-        <w:rPr>
-          <w:rFonts w:ascii="Arial Narrow" w:eastAsia="Arial Narrow" w:hAnsi="Arial Narrow" w:cs="Arial Narrow"/>
-          <w:color w:val="000000"/>
-          <w:kern w:val="0"/>
-          <w:sz w:val="22"/>
-          <w:szCs w:val="22"/>
-          <w:lang w:eastAsia="es-PE"/>
-          <w14:ligatures w14:val="none"/>
-        </w:rPr>
-        <w:t xml:space="preserve"> </w:t>
+        <w:t xml:space="preserve">que, en un </w:t>
       </w:r>
       <w:r>
         <w:rPr>
@@ -6417,7 +6465,57 @@
           <w:lang w:eastAsia="es-ES"/>
           <w14:ligatures w14:val="none"/>
         </w:rPr>
-        <w:t xml:space="preserve">requerir </w:t>
+        <w:t xml:space="preserve">plazo no mayor de cinco (5) días hábiles contado a partir del día siguiente de la notificación de la presente </w:t>
+      </w:r>
+      <w:r>
+        <w:rPr>
+          <w:rFonts w:ascii="Arial Narrow" w:eastAsia="Arial Narrow" w:hAnsi="Arial Narrow" w:cs="Arial Narrow"/>
+          <w:color w:val="000000"/>
+          <w:kern w:val="0"/>
+          <w:sz w:val="22"/>
+          <w:szCs w:val="22"/>
+          <w:lang w:eastAsia="es-ES"/>
+          <w14:ligatures w14:val="none"/>
+        </w:rPr>
+        <w:t xml:space="preserve">resolución, </w:t>
+      </w:r>
+      <w:r>
+        <w:rPr>
+          <w:rFonts w:ascii="Arial Narrow" w:eastAsia="Arial Narrow" w:hAnsi="Arial Narrow" w:cs="Arial Narrow"/>
+          <w:color w:val="000000"/>
+          <w:kern w:val="0"/>
+          <w:sz w:val="22"/>
+          <w:szCs w:val="22"/>
+          <w:shd w:val="clear" w:color="auto" w:fill="FFFFFF"/>
+          <w:lang w:eastAsia="es-PE"/>
+          <w14:ligatures w14:val="none"/>
+        </w:rPr>
+        <w:t xml:space="preserve">el </w:t>
+      </w:r>
+      <w:r>
+        <w:rPr>
+          <w:rFonts w:ascii="Arial Narrow" w:eastAsia="Arial Narrow" w:hAnsi="Arial Narrow" w:cs="Arial Narrow"/>
+          <w:color w:val="000000"/>
+          <w:kern w:val="0"/>
+          <w:sz w:val="22"/>
+          <w:szCs w:val="22"/>
+          <w:shd w:val="clear" w:color="auto" w:fill="FFFFFF"/>
+          <w:lang w:eastAsia="es-PE"/>
+          <w14:ligatures w14:val="none"/>
+        </w:rPr>
+        <w:t>Banco Internacional del Perú S.A.A. - Interbank</w:t>
+      </w:r>
+      <w:r>
+        <w:rPr>
+          <w:rFonts w:ascii="Arial Narrow" w:eastAsia="Arial Narrow" w:hAnsi="Arial Narrow" w:cs="Arial Narrow"/>
+          <w:color w:val="000000"/>
+          <w:kern w:val="0"/>
+          <w:sz w:val="22"/>
+          <w:szCs w:val="22"/>
+          <w:lang w:eastAsia="es-ES"/>
+          <w14:ligatures w14:val="none"/>
+        </w:rPr>
+        <w:t xml:space="preserve">, </w:t>
       </w:r>
       <w:r>
         <w:rPr>
@@ -6429,7 +6527,43 @@
           <w:lang w:val="es-ES" w:eastAsia="es-ES"/>
           <w14:ligatures w14:val="none"/>
         </w:rPr>
-        <w:t xml:space="preserve">que, en un </w:t>
+        <w:t xml:space="preserve">cumpla con: </w:t>
+      </w:r>
+      <w:r>
+        <w:rPr>
+          <w:rFonts w:ascii="Arial Narrow" w:eastAsia="Arial Narrow" w:hAnsi="Arial Narrow" w:cs="Arial Narrow"/>
+          <w:color w:val="000000"/>
+          <w:kern w:val="0"/>
+          <w:sz w:val="22"/>
+          <w:szCs w:val="22"/>
+          <w:lang w:val="es-ES" w:eastAsia="es-ES"/>
+          <w14:ligatures w14:val="none"/>
+        </w:rPr>
+        <w:t xml:space="preserve">(i) presentar una copia debidamente suscrita de </w:t>
+      </w:r>
+      <w:r>
+        <w:rPr>
+          <w:rFonts w:ascii="Arial Narrow" w:eastAsia="Arial Narrow" w:hAnsi="Arial Narrow" w:cs="Arial Narrow"/>
+          <w:color w:val="000000"/>
+          <w:kern w:val="0"/>
+          <w:sz w:val="22"/>
+          <w:szCs w:val="22"/>
+          <w:lang w:val="es-ES" w:eastAsia="es-ES"/>
+          <w14:ligatures w14:val="none"/>
+        </w:rPr>
+        <w:t>los documentos contractuales</w:t>
+      </w:r>
+      <w:r>
+        <w:rPr>
+          <w:rFonts w:ascii="Arial Narrow" w:eastAsia="Arial Narrow" w:hAnsi="Arial Narrow" w:cs="Arial Narrow"/>
+          <w:color w:val="000000"/>
+          <w:kern w:val="0"/>
+          <w:sz w:val="22"/>
+          <w:szCs w:val="22"/>
+          <w:lang w:val="es-ES" w:eastAsia="es-ES"/>
+          <w14:ligatures w14:val="none"/>
+        </w:rPr>
+        <w:t xml:space="preserve"> de la </w:t>
       </w:r>
       <w:r>
         <w:rPr>
@@ -6441,57 +6575,7 @@
           <w:lang w:eastAsia="es-ES"/>
           <w14:ligatures w14:val="none"/>
         </w:rPr>
-        <w:t xml:space="preserve">plazo no mayor de cinco (5) días hábiles contado a partir del día siguiente de la notificación de la presente </w:t>
-      </w:r>
-      <w:r>
-        <w:rPr>
-          <w:rFonts w:ascii="Arial Narrow" w:eastAsia="Arial Narrow" w:hAnsi="Arial Narrow" w:cs="Arial Narrow"/>
-          <w:color w:val="000000"/>
-          <w:kern w:val="0"/>
-          <w:sz w:val="22"/>
-          <w:szCs w:val="22"/>
-          <w:lang w:eastAsia="es-ES"/>
-          <w14:ligatures w14:val="none"/>
-        </w:rPr>
-        <w:t xml:space="preserve">resolución, </w:t>
-      </w:r>
-      <w:r>
-        <w:rPr>
-          <w:rFonts w:ascii="Arial Narrow" w:eastAsia="Arial Narrow" w:hAnsi="Arial Narrow" w:cs="Arial Narrow"/>
-          <w:color w:val="000000"/>
-          <w:kern w:val="0"/>
-          <w:sz w:val="22"/>
-          <w:szCs w:val="22"/>
-          <w:shd w:val="clear" w:color="auto" w:fill="FFFFFF"/>
-          <w:lang w:eastAsia="es-PE"/>
-          <w14:ligatures w14:val="none"/>
-        </w:rPr>
-        <w:t xml:space="preserve">el </w:t>
-      </w:r>
-      <w:r>
-        <w:rPr>
-          <w:rFonts w:ascii="Arial Narrow" w:eastAsia="Arial Narrow" w:hAnsi="Arial Narrow" w:cs="Arial Narrow"/>
-          <w:color w:val="000000"/>
-          <w:kern w:val="0"/>
-          <w:sz w:val="22"/>
-          <w:szCs w:val="22"/>
-          <w:shd w:val="clear" w:color="auto" w:fill="FFFFFF"/>
-          <w:lang w:eastAsia="es-PE"/>
-          <w14:ligatures w14:val="none"/>
-        </w:rPr>
-        <w:t>Banco Internacional del Perú S.A.A. - Interbank</w:t>
-      </w:r>
-      <w:r>
-        <w:rPr>
-          <w:rFonts w:ascii="Arial Narrow" w:eastAsia="Arial Narrow" w:hAnsi="Arial Narrow" w:cs="Arial Narrow"/>
-          <w:color w:val="000000"/>
-          <w:kern w:val="0"/>
-          <w:sz w:val="22"/>
-          <w:szCs w:val="22"/>
-          <w:lang w:eastAsia="es-ES"/>
-          <w14:ligatures w14:val="none"/>
-        </w:rPr>
-        <w:t xml:space="preserve">, </w:t>
+        <w:t xml:space="preserve">Tarjeta de crédito 6****85-1, la Tarjeta de crédito 8****30-1 y el Crédito efectivo 0****52 </w:t>
       </w:r>
       <w:r>
         <w:rPr>
@@ -6503,7 +6587,7 @@
           <w:lang w:val="es-ES" w:eastAsia="es-ES"/>
           <w14:ligatures w14:val="none"/>
         </w:rPr>
-        <w:t xml:space="preserve">cumpla con: </w:t>
+        <w:t xml:space="preserve">materias de denuncia, así como el cargo de remisión de </w:t>
       </w:r>
       <w:r>
         <w:rPr>
@@ -6515,7 +6599,7 @@
           <w:lang w:val="es-ES" w:eastAsia="es-ES"/>
           <w14:ligatures w14:val="none"/>
         </w:rPr>
-        <w:t xml:space="preserve">(i) presentar una copia debidamente suscrita de </w:t>
+        <w:t>cada contrato</w:t>
       </w:r>
       <w:r>
         <w:rPr>
@@ -6527,7 +6611,7 @@
           <w:lang w:val="es-ES" w:eastAsia="es-ES"/>
           <w14:ligatures w14:val="none"/>
         </w:rPr>
-        <w:t>los documentos contractuales</w:t>
+        <w:t>;</w:t>
       </w:r>
       <w:r>
         <w:rPr>
@@ -6539,19 +6623,7 @@
           <w:lang w:val="es-ES" w:eastAsia="es-ES"/>
           <w14:ligatures w14:val="none"/>
         </w:rPr>
-        <w:t xml:space="preserve"> de la </w:t>
-      </w:r>
-      <w:r>
-        <w:rPr>
-          <w:rFonts w:ascii="Arial Narrow" w:eastAsia="Arial Narrow" w:hAnsi="Arial Narrow" w:cs="Arial Narrow"/>
-          <w:color w:val="000000"/>
-          <w:kern w:val="0"/>
-          <w:sz w:val="22"/>
-          <w:szCs w:val="22"/>
-          <w:lang w:eastAsia="es-ES"/>
-          <w14:ligatures w14:val="none"/>
-        </w:rPr>
-        <w:t xml:space="preserve">Tarjeta de crédito 6****85-1, la Tarjeta de crédito 8****30-1 y el Crédito efectivo 0****52 </w:t>
+        <w:t xml:space="preserve"> y, </w:t>
       </w:r>
       <w:r>
         <w:rPr>
@@ -6563,8 +6635,9 @@
           <w:lang w:val="es-ES" w:eastAsia="es-ES"/>
           <w14:ligatures w14:val="none"/>
         </w:rPr>
-        <w:t xml:space="preserve">materias de denuncia, así como el cargo de remisión de </w:t>
-      </w:r>
+        <w:t>(</w:t>
+      </w:r>
+      <w:proofErr w:type="spellStart"/>
       <w:r>
         <w:rPr>
           <w:rFonts w:ascii="Arial Narrow" w:eastAsia="Arial Narrow" w:hAnsi="Arial Narrow" w:cs="Arial Narrow"/>
@@ -6575,8 +6648,9 @@
           <w:lang w:val="es-ES" w:eastAsia="es-ES"/>
           <w14:ligatures w14:val="none"/>
         </w:rPr>
-        <w:t>cada contrato</w:t>
-      </w:r>
+        <w:t>ii</w:t>
+      </w:r>
+      <w:proofErr w:type="spellEnd"/>
       <w:r>
         <w:rPr>
           <w:rFonts w:ascii="Arial Narrow" w:eastAsia="Arial Narrow" w:hAnsi="Arial Narrow" w:cs="Arial Narrow"/>
@@ -6587,7 +6661,7 @@
           <w:lang w:val="es-ES" w:eastAsia="es-ES"/>
           <w14:ligatures w14:val="none"/>
         </w:rPr>
-        <w:t>;</w:t>
+        <w:t>) presentar todas las comunicaciones cursadas con la parte denunciante en virtud de los hechos materia de denuncia</w:t>
       </w:r>
       <w:r>
         <w:rPr>
@@ -6599,62 +6673,12 @@
           <w:lang w:val="es-ES" w:eastAsia="es-ES"/>
           <w14:ligatures w14:val="none"/>
         </w:rPr>
-        <w:t xml:space="preserve"> y, </w:t>
-      </w:r>
-      <w:r>
-        <w:rPr>
-          <w:rFonts w:ascii="Arial Narrow" w:eastAsia="Arial Narrow" w:hAnsi="Arial Narrow" w:cs="Arial Narrow"/>
-          <w:color w:val="000000"/>
-          <w:kern w:val="0"/>
-          <w:sz w:val="22"/>
-          <w:szCs w:val="22"/>
-          <w:lang w:val="es-ES" w:eastAsia="es-ES"/>
-          <w14:ligatures w14:val="none"/>
-        </w:rPr>
-        <w:t>(</w:t>
-      </w:r>
-      <w:proofErr w:type="spellStart"/>
-      <w:r>
-        <w:rPr>
-          <w:rFonts w:ascii="Arial Narrow" w:eastAsia="Arial Narrow" w:hAnsi="Arial Narrow" w:cs="Arial Narrow"/>
-          <w:color w:val="000000"/>
-          <w:kern w:val="0"/>
-          <w:sz w:val="22"/>
-          <w:szCs w:val="22"/>
-          <w:lang w:val="es-ES" w:eastAsia="es-ES"/>
-          <w14:ligatures w14:val="none"/>
-        </w:rPr>
-        <w:t>ii</w:t>
-      </w:r>
-      <w:proofErr w:type="spellEnd"/>
-      <w:r>
-        <w:rPr>
-          <w:rFonts w:ascii="Arial Narrow" w:eastAsia="Arial Narrow" w:hAnsi="Arial Narrow" w:cs="Arial Narrow"/>
-          <w:color w:val="000000"/>
-          <w:kern w:val="0"/>
-          <w:sz w:val="22"/>
-          <w:szCs w:val="22"/>
-          <w:lang w:val="es-ES" w:eastAsia="es-ES"/>
-          <w14:ligatures w14:val="none"/>
-        </w:rPr>
-        <w:t>) presentar todas las comunicaciones cursadas con la parte denunciante en virtud de los hechos materia de denuncia</w:t>
-      </w:r>
-      <w:r>
-        <w:rPr>
-          <w:rFonts w:ascii="Arial Narrow" w:eastAsia="Arial Narrow" w:hAnsi="Arial Narrow" w:cs="Arial Narrow"/>
-          <w:color w:val="000000"/>
-          <w:kern w:val="0"/>
-          <w:sz w:val="22"/>
-          <w:szCs w:val="22"/>
-          <w:lang w:val="es-ES" w:eastAsia="es-ES"/>
-          <w14:ligatures w14:val="none"/>
-        </w:rPr>
         <w:t>.</w:t>
       </w:r>
     </w:p>
     <w:p>
       <w:pPr>
-        <w:spacing w:after="0" w:line="240" w:lineRule="auto"/>
+        <w:spacing w:before="0" w:after="0" w:line="240" w:lineRule="auto"/>
         <w:jc w:val="both"/>
         <w:rPr>
           <w:rFonts w:ascii="Arial Narrow" w:eastAsia="Arial Narrow" w:hAnsi="Arial Narrow" w:cs="Arial Narrow"/>
@@ -7012,8 +7036,8 @@
     </w:p>
     <w:p>
       <w:pPr>
+        <w:spacing w:before="0" w:after="0" w:line="240" w:lineRule="auto"/>
         <w:shd w:val="clear" w:color="auto" w:fill="FFFFFF"/>
-        <w:spacing w:after="0" w:line="240" w:lineRule="auto"/>
         <w:jc w:val="both"/>
         <w:rPr>
           <w:rFonts w:ascii="Arial Narrow" w:eastAsia="Arial Narrow" w:hAnsi="Arial Narrow" w:cs="Arial Narrow"/>
@@ -7161,15 +7185,96 @@
     </w:p>
     <w:p>
       <w:pPr>
+        <w:spacing w:before="0" w:after="0" w:line="240" w:lineRule="auto"/>
+        <w:suppressAutoHyphens/>
+        <w:jc w:val="both"/>
+        <w:rPr>
+          <w:rFonts w:ascii="Arial Narrow" w:eastAsia="Arial Narrow" w:hAnsi="Arial Narrow" w:cs="Arial Narrow"/>
+          <w:kern w:val="0"/>
+          <w:sz w:val="22"/>
+          <w:szCs w:val="22"/>
+          <w:u w:val="single"/>
+          <w14:ligatures w14:val="none"/>
+        </w:rPr>
+      </w:pPr>
+    </w:p>
+    <w:p>
+      <w:pPr>
         <w:suppressAutoHyphens/>
         <w:spacing w:after="0" w:line="240" w:lineRule="auto"/>
         <w:jc w:val="both"/>
         <w:rPr>
           <w:rFonts w:ascii="Arial Narrow" w:eastAsia="Arial Narrow" w:hAnsi="Arial Narrow" w:cs="Arial Narrow"/>
-          <w:kern w:val="0"/>
-          <w:sz w:val="22"/>
-          <w:szCs w:val="22"/>
-          <w:u w:val="single"/>
+          <w:b/>
+          <w:bCs/>
+          <w:sz w:val="22"/>
+          <w:szCs w:val="22"/>
+        </w:rPr>
+      </w:pPr>
+      <w:r>
+        <w:rPr>
+          <w:rFonts w:ascii="Arial Narrow" w:eastAsia="Arial Narrow" w:hAnsi="Arial Narrow" w:cs="Arial Narrow"/>
+          <w:b/>
+          <w:spacing w:val="-3"/>
+          <w:kern w:val="0"/>
+          <w14:ligatures w14:val="none"/>
+          <w:sz w:val="22"/>
+          <w:szCs w:val="22"/>
+        </w:rPr>
+        <w:t>DÉCIMO</w:t>
+      </w:r>
+      <w:r>
+        <w:rPr>
+          <w:rFonts w:ascii="Arial Narrow" w:eastAsia="Arial Narrow" w:hAnsi="Arial Narrow" w:cs="Arial Narrow"/>
+          <w:b/>
+          <w:color w:val="000000"/>
+          <w:kern w:val="0"/>
+          <w:sz w:val="22"/>
+          <w:szCs w:val="22"/>
+          <w:lang w:eastAsia="es-PE"/>
+          <w14:ligatures w14:val="none"/>
+        </w:rPr>
+        <w:t>:</w:t>
+      </w:r>
+      <w:r>
+        <w:rPr>
+          <w:rFonts w:ascii="Arial Narrow" w:eastAsia="Arial Narrow" w:hAnsi="Arial Narrow" w:cs="Arial Narrow"/>
+          <w:color w:val="000000"/>
+          <w:kern w:val="0"/>
+          <w:sz w:val="22"/>
+          <w:szCs w:val="22"/>
+          <w:lang w:eastAsia="es-PE"/>
+          <w14:ligatures w14:val="none"/>
+        </w:rPr>
+        <w:t xml:space="preserve"> </w:t>
+      </w:r>
+      <w:r>
+        <w:rPr>
+          <w:rFonts w:ascii="Arial Narrow" w:eastAsia="Arial Narrow" w:hAnsi="Arial Narrow" w:cs="Arial Narrow"/>
+          <w:color w:val="000000"/>
+          <w:kern w:val="0"/>
+          <w:sz w:val="22"/>
+          <w:szCs w:val="22"/>
+          <w:lang w:eastAsia="es-PE"/>
+          <w14:ligatures w14:val="none"/>
+        </w:rPr>
+        <w:t xml:space="preserve">poner en conocimiento de las partes que, antes de la emisión de la Resolución Final, tienen la posibilidad de formular su desistimiento o presentar el acuerdo arribado mediante la conciliación, mediación, transacción o cualquier otro que, de forma indubitable, deje constancia que se ha solucionado la controversia materia de denuncia.</w:t>
+      </w:r>
+      <w:bookmarkStart w:id="13" w:name="h.gjdgxs" w:colFirst="0" w:colLast="0"/>
+      <w:bookmarkEnd w:id="13"/>
+    </w:p>
+    <w:p>
+      <w:pPr>
+        <w:spacing w:before="0" w:after="0" w:line="240" w:lineRule="auto"/>
+        <w:suppressAutoHyphens/>
+        <w:jc w:val="both"/>
+        <w:rPr>
+          <w:rFonts w:ascii="Arial Narrow" w:eastAsia="Arial Narrow" w:hAnsi="Arial Narrow" w:cs="Arial Narrow"/>
+          <w:color w:val="000000"/>
+          <w:kern w:val="0"/>
+          <w:sz w:val="22"/>
+          <w:szCs w:val="22"/>
+          <w:lang w:eastAsia="es-PE"/>
           <w14:ligatures w14:val="none"/>
         </w:rPr>
       </w:pPr>
@@ -7181,99 +7286,18 @@
         <w:jc w:val="both"/>
         <w:rPr>
           <w:rFonts w:ascii="Arial Narrow" w:eastAsia="Arial Narrow" w:hAnsi="Arial Narrow" w:cs="Arial Narrow"/>
+          <w:sz w:val="22"/>
+          <w:szCs w:val="22"/>
+        </w:rPr>
+      </w:pPr>
+      <w:r>
+        <w:rPr>
+          <w:rFonts w:ascii="Arial Narrow" w:eastAsia="Arial Narrow" w:hAnsi="Arial Narrow" w:cs="Arial Narrow"/>
           <w:b/>
           <w:bCs/>
           <w:sz w:val="22"/>
           <w:szCs w:val="22"/>
         </w:rPr>
-      </w:pPr>
-      <w:r>
-        <w:rPr>
-          <w:rFonts w:ascii="Arial Narrow" w:eastAsia="Arial Narrow" w:hAnsi="Arial Narrow" w:cs="Arial Narrow"/>
-          <w:b/>
-          <w:spacing w:val="-3"/>
-          <w:kern w:val="0"/>
-          <w14:ligatures w14:val="none"/>
-          <w:sz w:val="22"/>
-          <w:szCs w:val="22"/>
-        </w:rPr>
-        <w:t>DÉCIMO</w:t>
-      </w:r>
-      <w:r>
-        <w:rPr>
-          <w:rFonts w:ascii="Arial Narrow" w:eastAsia="Arial Narrow" w:hAnsi="Arial Narrow" w:cs="Arial Narrow"/>
-          <w:b/>
-          <w:color w:val="000000"/>
-          <w:kern w:val="0"/>
-          <w:sz w:val="22"/>
-          <w:szCs w:val="22"/>
-          <w:lang w:eastAsia="es-PE"/>
-          <w14:ligatures w14:val="none"/>
-        </w:rPr>
-        <w:t>:</w:t>
-      </w:r>
-      <w:r>
-        <w:rPr>
-          <w:rFonts w:ascii="Arial Narrow" w:eastAsia="Arial Narrow" w:hAnsi="Arial Narrow" w:cs="Arial Narrow"/>
-          <w:color w:val="000000"/>
-          <w:kern w:val="0"/>
-          <w:sz w:val="22"/>
-          <w:szCs w:val="22"/>
-          <w:lang w:eastAsia="es-PE"/>
-          <w14:ligatures w14:val="none"/>
-        </w:rPr>
-        <w:t xml:space="preserve"> </w:t>
-      </w:r>
-      <w:r>
-        <w:rPr>
-          <w:rFonts w:ascii="Arial Narrow" w:eastAsia="Arial Narrow" w:hAnsi="Arial Narrow" w:cs="Arial Narrow"/>
-          <w:color w:val="000000"/>
-          <w:kern w:val="0"/>
-          <w:sz w:val="22"/>
-          <w:szCs w:val="22"/>
-          <w:lang w:eastAsia="es-PE"/>
-          <w14:ligatures w14:val="none"/>
-        </w:rPr>
-        <w:t xml:space="preserve">poner en conocimiento de las partes que, antes de la emisión de la Resolución Final, tienen la posibilidad de formular su desistimiento o presentar el acuerdo arribado mediante la conciliación, mediación, transacción o cualquier otro que, de forma indubitable, deje constancia que se ha solucionado la controversia materia de denuncia.</w:t>
-      </w:r>
-      <w:bookmarkStart w:id="13" w:name="h.gjdgxs" w:colFirst="0" w:colLast="0"/>
-      <w:bookmarkEnd w:id="13"/>
-    </w:p>
-    <w:p>
-      <w:pPr>
-        <w:suppressAutoHyphens/>
-        <w:spacing w:after="0" w:line="240" w:lineRule="auto"/>
-        <w:jc w:val="both"/>
-        <w:rPr>
-          <w:rFonts w:ascii="Arial Narrow" w:eastAsia="Arial Narrow" w:hAnsi="Arial Narrow" w:cs="Arial Narrow"/>
-          <w:color w:val="000000"/>
-          <w:kern w:val="0"/>
-          <w:sz w:val="22"/>
-          <w:szCs w:val="22"/>
-          <w:lang w:eastAsia="es-PE"/>
-          <w14:ligatures w14:val="none"/>
-        </w:rPr>
-      </w:pPr>
-    </w:p>
-    <w:p>
-      <w:pPr>
-        <w:suppressAutoHyphens/>
-        <w:spacing w:after="0" w:line="240" w:lineRule="auto"/>
-        <w:jc w:val="both"/>
-        <w:rPr>
-          <w:rFonts w:ascii="Arial Narrow" w:eastAsia="Arial Narrow" w:hAnsi="Arial Narrow" w:cs="Arial Narrow"/>
-          <w:sz w:val="22"/>
-          <w:szCs w:val="22"/>
-        </w:rPr>
-      </w:pPr>
-      <w:r>
-        <w:rPr>
-          <w:rFonts w:ascii="Arial Narrow" w:eastAsia="Arial Narrow" w:hAnsi="Arial Narrow" w:cs="Arial Narrow"/>
-          <w:b/>
-          <w:bCs/>
-          <w:sz w:val="22"/>
-          <w:szCs w:val="22"/>
-        </w:rPr>
         <w:lastRenderedPageBreak/>
         <w:t xml:space="preserve">DÉCIMO PRIMERO:</w:t>
       </w:r>
@@ -7503,8 +7527,8 @@
     </w:p>
     <w:p>
       <w:pPr>
+        <w:spacing w:before="0" w:after="0" w:line="240" w:lineRule="auto"/>
         <w:suppressAutoHyphens/>
-        <w:spacing w:after="0" w:line="240" w:lineRule="auto"/>
         <w:jc w:val="both"/>
         <w:rPr>
           <w:rFonts w:ascii="Arial Narrow" w:eastAsia="Arial Narrow" w:hAnsi="Arial Narrow" w:cs="Arial Narrow"/>
@@ -8022,34 +8046,80 @@
           <w:sz w:val="16"/>
           <w:szCs w:val="16"/>
         </w:rPr>
+        <w:t xml:space="preserve"/>
+      </w:r>
+      <w:r>
+        <w:rPr>
+          <w:rFonts w:ascii="Arial Narrow" w:eastAsia="Arial Narrow" w:hAnsi="Arial Narrow" w:cs="Arial Narrow"/>
+          <w:sz w:val="16"/>
+          <w:szCs w:val="16"/>
+        </w:rPr>
         <w:tab/>
-        <w:t xml:space="preserve"/>
-      </w:r>
-      <w:r>
-        <w:rPr>
-          <w:rFonts w:ascii="Arial Narrow" w:eastAsia="Arial Narrow" w:hAnsi="Arial Narrow" w:cs="Arial Narrow"/>
-          <w:sz w:val="16"/>
-          <w:szCs w:val="16"/>
-        </w:rPr>
-        <w:tab/>
-        <w:t>Publicado</w:t>
-      </w:r>
-      <w:r>
-        <w:rPr>
-          <w:rFonts w:ascii="Arial Narrow" w:eastAsia="Arial Narrow" w:hAnsi="Arial Narrow" w:cs="Arial Narrow"/>
-          <w:b/>
-          <w:sz w:val="16"/>
-          <w:szCs w:val="16"/>
-        </w:rPr>
-        <w:t xml:space="preserve"> </w:t>
-      </w:r>
-      <w:r>
-        <w:rPr>
-          <w:rFonts w:ascii="Arial Narrow" w:eastAsia="Arial Narrow" w:hAnsi="Arial Narrow" w:cs="Arial Narrow"/>
-          <w:sz w:val="16"/>
-          <w:szCs w:val="16"/>
-        </w:rPr>
-        <w:t xml:space="preserve">el 2 de setiembre de 2010 en el Diario Oficial El Peruano, vigente desde el 2 de octubre de 2010 y modificado por Decreto Legislativo 1308.</w:t>
+        <w:t xml:space="preserve">Denuncia remitida a esta Comisión mediante </w:t>
+      </w:r>
+      <w:r>
+        <w:rPr>
+          <w:rFonts w:ascii="Arial Narrow" w:eastAsia="Arial Narrow" w:hAnsi="Arial Narrow" w:cs="Arial Narrow"/>
+          <w:sz w:val="16"/>
+          <w:szCs w:val="16"/>
+        </w:rPr>
+        <w:t>DOCUMENTO DE TRASLADO 008-2025-CPC-TAC/INDECOPI</w:t>
+      </w:r>
+      <w:r>
+        <w:rPr>
+          <w:rFonts w:ascii="Arial Narrow" w:eastAsia="Arial Narrow" w:hAnsi="Arial Narrow" w:cs="Arial Narrow"/>
+          <w:sz w:val="16"/>
+          <w:szCs w:val="16"/>
+        </w:rPr>
+        <w:t xml:space="preserve"> de fecha </w:t>
+      </w:r>
+      <w:r>
+        <w:rPr>
+          <w:rFonts w:ascii="Arial Narrow" w:eastAsia="Arial Narrow" w:hAnsi="Arial Narrow" w:cs="Arial Narrow"/>
+          <w:sz w:val="16"/>
+          <w:szCs w:val="16"/>
+        </w:rPr>
+        <w:t>22 de diciembre de 2025</w:t>
+      </w:r>
+      <w:r>
+        <w:rPr>
+          <w:rFonts w:ascii="Arial Narrow" w:eastAsia="Arial Narrow" w:hAnsi="Arial Narrow" w:cs="Arial Narrow"/>
+          <w:sz w:val="16"/>
+          <w:szCs w:val="16"/>
+        </w:rPr>
+        <w:t xml:space="preserve">, </w:t>
+      </w:r>
+      <w:r>
+        <w:rPr>
+          <w:rFonts w:ascii="Arial Narrow" w:eastAsia="Arial Narrow" w:hAnsi="Arial Narrow" w:cs="Arial Narrow"/>
+          <w:sz w:val="16"/>
+          <w:szCs w:val="16"/>
+        </w:rPr>
+        <w:t xml:space="preserve">recibida </w:t>
+      </w:r>
+      <w:r>
+        <w:rPr>
+          <w:rFonts w:ascii="Arial Narrow" w:eastAsia="Arial Narrow" w:hAnsi="Arial Narrow" w:cs="Arial Narrow"/>
+          <w:sz w:val="16"/>
+          <w:szCs w:val="16"/>
+        </w:rPr>
+        <w:t xml:space="preserve">el </w:t>
+      </w:r>
+      <w:r>
+        <w:rPr>
+          <w:rFonts w:ascii="Arial Narrow" w:eastAsia="Arial Narrow" w:hAnsi="Arial Narrow" w:cs="Arial Narrow"/>
+          <w:sz w:val="16"/>
+          <w:szCs w:val="16"/>
+        </w:rPr>
+        <w:t>29 de diciembre de 2025</w:t>
+      </w:r>
+      <w:r>
+        <w:rPr>
+          <w:rFonts w:ascii="Arial Narrow" w:eastAsia="Arial Narrow" w:hAnsi="Arial Narrow" w:cs="Arial Narrow"/>
+          <w:sz w:val="16"/>
+          <w:szCs w:val="16"/>
+        </w:rPr>
+        <w:t>.</w:t>
       </w:r>
     </w:p>
     <w:p>
@@ -8096,81 +8166,33 @@
           <w:sz w:val="16"/>
           <w:szCs w:val="16"/>
         </w:rPr>
+        <w:t xml:space="preserve"/>
+      </w:r>
+      <w:r>
+        <w:rPr>
+          <w:rFonts w:ascii="Arial Narrow" w:eastAsia="Arial Narrow" w:hAnsi="Arial Narrow" w:cs="Arial Narrow"/>
+          <w:sz w:val="16"/>
+          <w:szCs w:val="16"/>
+        </w:rPr>
         <w:tab/>
-        <w:t xml:space="preserve"/>
-      </w:r>
-      <w:r>
-        <w:rPr>
-          <w:rFonts w:ascii="Arial Narrow" w:eastAsia="Arial Narrow" w:hAnsi="Arial Narrow" w:cs="Arial Narrow"/>
-          <w:sz w:val="16"/>
-          <w:szCs w:val="16"/>
-        </w:rPr>
-        <w:tab/>
-        <w:t xml:space="preserve">Denuncia remitida a esta Comisión mediante </w:t>
-      </w:r>
-      <w:r>
-        <w:rPr>
-          <w:rFonts w:ascii="Arial Narrow" w:eastAsia="Arial Narrow" w:hAnsi="Arial Narrow" w:cs="Arial Narrow"/>
-          <w:sz w:val="16"/>
-          <w:szCs w:val="16"/>
-        </w:rPr>
-        <w:t>DOCUMENTO DE TRASLADO 008-2025-CPC-TAC/INDECOPI</w:t>
-      </w:r>
-      <w:r>
-        <w:rPr>
-          <w:rFonts w:ascii="Arial Narrow" w:eastAsia="Arial Narrow" w:hAnsi="Arial Narrow" w:cs="Arial Narrow"/>
-          <w:sz w:val="16"/>
-          <w:szCs w:val="16"/>
-        </w:rPr>
-        <w:t xml:space="preserve"> de fecha </w:t>
-      </w:r>
-      <w:r>
-        <w:rPr>
-          <w:rFonts w:ascii="Arial Narrow" w:eastAsia="Arial Narrow" w:hAnsi="Arial Narrow" w:cs="Arial Narrow"/>
-          <w:sz w:val="16"/>
-          <w:szCs w:val="16"/>
-        </w:rPr>
-        <w:t>22 de diciembre de 2025</w:t>
-      </w:r>
-      <w:r>
-        <w:rPr>
-          <w:rFonts w:ascii="Arial Narrow" w:eastAsia="Arial Narrow" w:hAnsi="Arial Narrow" w:cs="Arial Narrow"/>
-          <w:sz w:val="16"/>
-          <w:szCs w:val="16"/>
-        </w:rPr>
-        <w:t xml:space="preserve">, </w:t>
-      </w:r>
-      <w:r>
-        <w:rPr>
-          <w:rFonts w:ascii="Arial Narrow" w:eastAsia="Arial Narrow" w:hAnsi="Arial Narrow" w:cs="Arial Narrow"/>
-          <w:sz w:val="16"/>
-          <w:szCs w:val="16"/>
-        </w:rPr>
-        <w:t xml:space="preserve">recibida </w:t>
-      </w:r>
-      <w:r>
-        <w:rPr>
-          <w:rFonts w:ascii="Arial Narrow" w:eastAsia="Arial Narrow" w:hAnsi="Arial Narrow" w:cs="Arial Narrow"/>
-          <w:sz w:val="16"/>
-          <w:szCs w:val="16"/>
-        </w:rPr>
-        <w:t xml:space="preserve">el </w:t>
-      </w:r>
-      <w:r>
-        <w:rPr>
-          <w:rFonts w:ascii="Arial Narrow" w:eastAsia="Arial Narrow" w:hAnsi="Arial Narrow" w:cs="Arial Narrow"/>
-          <w:sz w:val="16"/>
-          <w:szCs w:val="16"/>
-        </w:rPr>
-        <w:t>29 de diciembre de 2025</w:t>
-      </w:r>
-      <w:r>
-        <w:rPr>
-          <w:rFonts w:ascii="Arial Narrow" w:eastAsia="Arial Narrow" w:hAnsi="Arial Narrow" w:cs="Arial Narrow"/>
-          <w:sz w:val="16"/>
-          <w:szCs w:val="16"/>
-        </w:rPr>
-        <w:t>.</w:t>
+        <w:t>Publicado</w:t>
+      </w:r>
+      <w:r>
+        <w:rPr>
+          <w:rFonts w:ascii="Arial Narrow" w:eastAsia="Arial Narrow" w:hAnsi="Arial Narrow" w:cs="Arial Narrow"/>
+          <w:b/>
+          <w:sz w:val="16"/>
+          <w:szCs w:val="16"/>
+        </w:rPr>
+        <w:t xml:space="preserve"> </w:t>
+      </w:r>
+      <w:r>
+        <w:rPr>
+          <w:rFonts w:ascii="Arial Narrow" w:eastAsia="Arial Narrow" w:hAnsi="Arial Narrow" w:cs="Arial Narrow"/>
+          <w:sz w:val="16"/>
+          <w:szCs w:val="16"/>
+        </w:rPr>
+        <w:t xml:space="preserve">el 2 de setiembre de 2010 en el Diario Oficial El Peruano, vigente desde el 2 de octubre de 2010 y modificado por Decreto Legislativo 1308.</w:t>
       </w:r>
     </w:p>
     <w:p>
@@ -8219,7 +8241,6 @@
           <w:sz w:val="16"/>
           <w:szCs w:val="16"/>
         </w:rPr>
-        <w:tab/>
         <w:t xml:space="preserve"/>
       </w:r>
       <w:r>
@@ -8228,7 +8249,6 @@
           <w:sz w:val="16"/>
           <w:szCs w:val="16"/>
         </w:rPr>
-        <w:tab/>
       </w:r>
       <w:r>
         <w:rPr>
@@ -8238,6 +8258,7 @@
           <w:sz w:val="16"/>
           <w:szCs w:val="16"/>
         </w:rPr>
+        <w:tab/>
         <w:t xml:space="preserve">LEY 29571, CÓDIGO DE PROTECCIÓN Y DEFENSA DEL CONSUMIDOR, publicado el 2 de setiembre de 2010 y modificado por Decreto Legislativo 1308 </w:t>
       </w:r>
     </w:p>
@@ -8461,7 +8482,6 @@
           <w:sz w:val="16"/>
           <w:szCs w:val="16"/>
         </w:rPr>
-        <w:tab/>
         <w:t xml:space="preserve"/>
       </w:r>
       <w:r>
@@ -8470,7 +8490,6 @@
           <w:sz w:val="16"/>
           <w:szCs w:val="16"/>
         </w:rPr>
-        <w:tab/>
       </w:r>
       <w:r>
         <w:rPr>
@@ -8480,6 +8499,7 @@
           <w:sz w:val="16"/>
           <w:szCs w:val="16"/>
         </w:rPr>
+        <w:tab/>
         <w:t xml:space="preserve">LEY 29571, CÓDIGO DE PROTECCIÓN Y DEFENSA DEL CONSUMIDOR, publicado el 2 de setiembre de 2010 y modificado por Decreto Legislativo 1308 </w:t>
       </w:r>
     </w:p>
@@ -8638,7 +8658,6 @@
           <w:sz w:val="16"/>
           <w:szCs w:val="16"/>
         </w:rPr>
-        <w:tab/>
         <w:t xml:space="preserve"/>
       </w:r>
       <w:r>
@@ -8647,7 +8666,6 @@
           <w:sz w:val="16"/>
           <w:szCs w:val="16"/>
         </w:rPr>
-        <w:tab/>
       </w:r>
       <w:r>
         <w:rPr>
@@ -8657,6 +8675,7 @@
           <w:sz w:val="16"/>
           <w:szCs w:val="16"/>
         </w:rPr>
+        <w:tab/>
         <w:t>LEY SOBRE FACULTADES, NORMAS Y ORGANIZACIÓN DEL INDECOPI, APROBADA POR DECRETO LEGISLATIVO 807 Artículo 24.-</w:t>
       </w:r>
       <w:r>
@@ -8787,7 +8806,6 @@
           <w:sz w:val="16"/>
           <w:szCs w:val="16"/>
         </w:rPr>
-        <w:tab/>
         <w:t xml:space="preserve"/>
       </w:r>
       <w:r>
@@ -8862,24 +8880,23 @@
           <w:sz w:val="16"/>
           <w:szCs w:val="16"/>
         </w:rPr>
+        <w:t xml:space="preserve"/>
+      </w:r>
+      <w:r>
+        <w:rPr>
+          <w:rFonts w:ascii="Arial Narrow" w:eastAsia="Arial Narrow" w:hAnsi="Arial Narrow" w:cs="Arial Narrow"/>
+          <w:sz w:val="16"/>
+          <w:szCs w:val="16"/>
+        </w:rPr>
+      </w:r>
+      <w:r>
+        <w:rPr>
+          <w:rFonts w:ascii="Arial Narrow" w:eastAsia="Arial Narrow" w:hAnsi="Arial Narrow" w:cs="Arial Narrow"/>
+          <w:b/>
+          <w:sz w:val="16"/>
+          <w:szCs w:val="16"/>
+        </w:rPr>
         <w:tab/>
-        <w:t xml:space="preserve"/>
-      </w:r>
-      <w:r>
-        <w:rPr>
-          <w:rFonts w:ascii="Arial Narrow" w:eastAsia="Arial Narrow" w:hAnsi="Arial Narrow" w:cs="Arial Narrow"/>
-          <w:sz w:val="16"/>
-          <w:szCs w:val="16"/>
-        </w:rPr>
-        <w:tab/>
-      </w:r>
-      <w:r>
-        <w:rPr>
-          <w:rFonts w:ascii="Arial Narrow" w:eastAsia="Arial Narrow" w:hAnsi="Arial Narrow" w:cs="Arial Narrow"/>
-          <w:b/>
-          <w:sz w:val="16"/>
-          <w:szCs w:val="16"/>
-        </w:rPr>
         <w:t>LEY 29571, CÓDIGO DE PROTECCIÓN Y DEFENSA DEL CONSUMIDOR</w:t>
       </w:r>
       <w:r>
@@ -9264,32 +9281,31 @@
           <w:szCs w:val="16"/>
           <w:vertAlign w:val="superscript"/>
         </w:rPr>
+        <w:t xml:space="preserve"/>
+      </w:r>
+      <w:r>
+        <w:rPr>
+          <w:rFonts w:ascii="Arial Narrow" w:eastAsia="Arial Narrow" w:hAnsi="Arial Narrow" w:cs="Arial Narrow"/>
+          <w:sz w:val="16"/>
+          <w:szCs w:val="16"/>
+        </w:rPr>
+        <w:t xml:space="preserve"/>
+      </w:r>
+      <w:r>
+        <w:rPr>
+          <w:rFonts w:ascii="Arial Narrow" w:eastAsia="Arial Narrow" w:hAnsi="Arial Narrow" w:cs="Arial Narrow"/>
+          <w:sz w:val="16"/>
+          <w:szCs w:val="16"/>
+        </w:rPr>
+      </w:r>
+      <w:r>
+        <w:rPr>
+          <w:rFonts w:ascii="Arial Narrow" w:eastAsia="Arial Narrow" w:hAnsi="Arial Narrow" w:cs="Arial Narrow"/>
+          <w:b/>
+          <w:sz w:val="16"/>
+          <w:szCs w:val="16"/>
+        </w:rPr>
         <w:tab/>
-        <w:t xml:space="preserve"/>
-      </w:r>
-      <w:r>
-        <w:rPr>
-          <w:rFonts w:ascii="Arial Narrow" w:eastAsia="Arial Narrow" w:hAnsi="Arial Narrow" w:cs="Arial Narrow"/>
-          <w:sz w:val="16"/>
-          <w:szCs w:val="16"/>
-        </w:rPr>
-        <w:t xml:space="preserve"> </w:t>
-      </w:r>
-      <w:r>
-        <w:rPr>
-          <w:rFonts w:ascii="Arial Narrow" w:eastAsia="Arial Narrow" w:hAnsi="Arial Narrow" w:cs="Arial Narrow"/>
-          <w:sz w:val="16"/>
-          <w:szCs w:val="16"/>
-        </w:rPr>
-        <w:tab/>
-      </w:r>
-      <w:r>
-        <w:rPr>
-          <w:rFonts w:ascii="Arial Narrow" w:eastAsia="Arial Narrow" w:hAnsi="Arial Narrow" w:cs="Arial Narrow"/>
-          <w:b/>
-          <w:sz w:val="16"/>
-          <w:szCs w:val="16"/>
-        </w:rPr>
         <w:t>LEY 29571, CÓDIGO DE PROTECCIÓN Y DEFENSA DEL CONSUMIDOR</w:t>
       </w:r>
       <w:r>
@@ -9493,7 +9509,6 @@
           <w:sz w:val="16"/>
           <w:szCs w:val="16"/>
         </w:rPr>
-        <w:tab/>
         <w:t xml:space="preserve"/>
       </w:r>
       <w:r>
@@ -9502,7 +9517,6 @@
           <w:sz w:val="16"/>
           <w:szCs w:val="16"/>
         </w:rPr>
-        <w:tab/>
       </w:r>
       <w:r>
         <w:rPr>
@@ -9512,6 +9526,7 @@
           <w:sz w:val="16"/>
           <w:szCs w:val="16"/>
         </w:rPr>
+        <w:tab/>
         <w:t xml:space="preserve">LEY 29571, CÓDIGO DE PROTECCIÓN Y DEFENSA DEL CONSUMIDOR, publicado el 2 de setiembre de 2010 y modificado por Decreto Legislativo 1308 </w:t>
       </w:r>
     </w:p>
@@ -10312,24 +10327,23 @@
           <w:sz w:val="16"/>
           <w:szCs w:val="16"/>
         </w:rPr>
+        <w:t xml:space="preserve"/>
+      </w:r>
+      <w:r>
+        <w:rPr>
+          <w:rFonts w:ascii="Arial Narrow" w:eastAsia="Arial Narrow" w:hAnsi="Arial Narrow" w:cs="Arial Narrow"/>
+          <w:sz w:val="16"/>
+          <w:szCs w:val="16"/>
+        </w:rPr>
+      </w:r>
+      <w:r>
+        <w:rPr>
+          <w:rFonts w:ascii="Arial Narrow" w:eastAsia="Arial Narrow" w:hAnsi="Arial Narrow" w:cs="Arial Narrow"/>
+          <w:b/>
+          <w:sz w:val="16"/>
+          <w:szCs w:val="16"/>
+        </w:rPr>
         <w:tab/>
-        <w:t xml:space="preserve"/>
-      </w:r>
-      <w:r>
-        <w:rPr>
-          <w:rFonts w:ascii="Arial Narrow" w:eastAsia="Arial Narrow" w:hAnsi="Arial Narrow" w:cs="Arial Narrow"/>
-          <w:sz w:val="16"/>
-          <w:szCs w:val="16"/>
-        </w:rPr>
-        <w:tab/>
-      </w:r>
-      <w:r>
-        <w:rPr>
-          <w:rFonts w:ascii="Arial Narrow" w:eastAsia="Arial Narrow" w:hAnsi="Arial Narrow" w:cs="Arial Narrow"/>
-          <w:b/>
-          <w:sz w:val="16"/>
-          <w:szCs w:val="16"/>
-        </w:rPr>
         <w:t>LEY 29571, CÓDIGO DE PROTECCIÓN Y DEFENSA DEL CONSUMIDOR</w:t>
       </w:r>
       <w:r>
@@ -10544,7 +10558,6 @@
           <w:sz w:val="16"/>
           <w:szCs w:val="16"/>
         </w:rPr>
-        <w:tab/>
         <w:t xml:space="preserve"/>
       </w:r>
       <w:r>
@@ -10662,31 +10675,30 @@
           <w:sz w:val="16"/>
           <w:szCs w:val="16"/>
         </w:rPr>
+        <w:t xml:space="preserve"/>
+      </w:r>
+      <w:r>
+        <w:rPr>
+          <w:rFonts w:ascii="Arial Narrow" w:eastAsia="Arial Narrow" w:hAnsi="Arial Narrow" w:cs="Arial Narrow"/>
+          <w:sz w:val="16"/>
+          <w:szCs w:val="16"/>
+        </w:rPr>
+      </w:r>
+      <w:r>
+        <w:rPr>
+          <w:rFonts w:ascii="Arial Narrow" w:eastAsia="Arial Narrow" w:hAnsi="Arial Narrow" w:cs="Arial Narrow"/>
+          <w:b/>
+          <w:sz w:val="16"/>
+          <w:szCs w:val="16"/>
+        </w:rPr>
         <w:tab/>
-        <w:t xml:space="preserve"/>
-      </w:r>
-      <w:r>
-        <w:rPr>
-          <w:rFonts w:ascii="Arial Narrow" w:eastAsia="Arial Narrow" w:hAnsi="Arial Narrow" w:cs="Arial Narrow"/>
-          <w:sz w:val="16"/>
-          <w:szCs w:val="16"/>
-        </w:rPr>
-        <w:tab/>
-      </w:r>
-      <w:r>
-        <w:rPr>
-          <w:rFonts w:ascii="Arial Narrow" w:eastAsia="Arial Narrow" w:hAnsi="Arial Narrow" w:cs="Arial Narrow"/>
-          <w:b/>
-          <w:sz w:val="16"/>
-          <w:szCs w:val="16"/>
-        </w:rPr>
         <w:t>TEXTO ÚNICO ORDENADO DE LA LEY DEL PROCEDIMIENTO ADMINISTRATIVO GENERAL, aprobado mediante Decreto Supremo 006-2026-JUS y publicado el 30 de abril de 2026</w:t>
       </w:r>
     </w:p>
     <w:p>
       <w:pPr>
         <w:pStyle w:val="Textonotapie"/>
-        <w:ind w:left="1134" w:hanging="567"/>
+        <w:ind w:left="1134"/>
         <w:jc w:val="both"/>
         <w:rPr>
           <w:rFonts w:ascii="Arial Narrow" w:eastAsia="Arial Narrow" w:hAnsi="Arial Narrow" w:cs="Arial Narrow"/>

--- a/plantillas_maestras/03_seguro_desgravamen/negativa_cobertura/1_ddo_banco_o_financiera/mujer/TPL_3523_2025_SEGURO_DESGRAVAMEN_NEGATIVA_COBERTURA_BANCO_MUJER_R1.docx
+++ b/plantillas_maestras/03_seguro_desgravamen/negativa_cobertura/1_ddo_banco_o_financiera/mujer/TPL_3523_2025_SEGURO_DESGRAVAMEN_NEGATIVA_COBERTURA_BANCO_MUJER_R1.docx
@@ -6020,7 +6020,7 @@
           <w:sz w:val="22"/>
           <w:szCs w:val="22"/>
         </w:rPr>
-        <w:t xml:space="preserve">correr traslado de la presente resolución a Interseguro Compañía de Seguros S.A. y el Banco Internacional del Perú S.A.A. - Interbank para que, de conformidad con lo dispuesto por el artículo 26 de la Ley sobre Facultades, Normas y Organización del Indecopi, aprobada por Decreto Legislativo 807</w:t>
+        <w:t xml:space="preserve">correr traslado de la denuncia del 27 de octubre de 2025 a Interseguro Compañía de Seguros S.A. y el Banco Internacional del Perú S.A.A. - Interbank para que, de conformidad con lo dispuesto por el artículo 26 de la Ley sobre Facultades, Normas y Organización del Indecopi, aprobada por Decreto Legislativo 807</w:t>
       </w:r>
       <w:r>
         <w:rPr>
